--- a/research/manuscripts/aso/fusion-junction-aso-journal-article-manuscript.docx
+++ b/research/manuscripts/aso/fusion-junction-aso-journal-article-manuscript.docx
@@ -2534,7 +2534,7 @@
       </w:r>
       <w:r>
         <w:rPr/>
-        <w:t xml:space="preserve"> The author declares no financial competing interests: he holds no patent, patent application, equity or consultancy relating to any sequence or method described here. A non-financial interest is disclosed to the editor in the accompanying cover letter.</w:t>
+        <w:t xml:space="preserve"> The author declares no financial competing interests: he holds no patent, patent application, equity or consultancy relating to any sequence or method described here. One non-financial interest is declared: the author is a survivor of extraskeletal myxoid chondrosarcoma, the disease this work addresses.</w:t>
       </w:r>
     </w:p>
     <w:p>
@@ -2568,7 +2568,7 @@
       </w:r>
       <w:r>
         <w:rPr/>
-        <w:t xml:space="preserve"> A large language model (Claude, Anthropic) was used throughout this work: to write and review the analysis code, to run the screens, to retrieve and check literature, and to draft and revise this manuscript. The author directed all work reported here and is responsible for its content.</w:t>
+        <w:t xml:space="preserve"> A large language model (Claude, Anthropic) was used throughout this work: to write and review the analysis code, to run the screens, to retrieve and check literature, and to draft and revise this manuscript. Every reference's bibliographic record was retrieved from PubMed rather than written from model output, and each citation was checked against the retrieved record. The author directed all work reported here and is responsible for its content.</w:t>
       </w:r>
     </w:p>
     <w:p>
@@ -2620,19 +2620,6 @@
       <w:r>
         <w:rPr/>
         <w:t>References</w:t>
-      </w:r>
-    </w:p>
-    <w:p>
-      <w:pPr>
-        <w:pStyle w:val="BodyText"/>
-        <w:bidi w:val="0"/>
-        <w:rPr/>
-      </w:pPr>
-      <w:r>
-        <w:rPr>
-          <w:rStyle w:val="Emphasis"/>
-        </w:rPr>
-        <w:t>Numbered contiguously by order of first citation in this article. A reference cited in both this article and the extended report may therefore carry a different number in each, and a superscript here resolves only against this list. Metadata is read from retrieved bibliographic records.</w:t>
       </w:r>
     </w:p>
     <w:p>
@@ -2655,7 +2642,7 @@
       <w:bookmarkEnd w:id="0"/>
       <w:r>
         <w:rPr/>
-        <w:t xml:space="preserve">Labelle Y, J Zucman, G Stenman, LG Kindblom, J Knight, C Turc-Carel, et al. (1995). Oncogenic conversion of a novel orphan nuclear receptor by chromosome translocation. Human molecular genetics 4:2219–2226. </w:t>
+        <w:t xml:space="preserve">Labelle Y, J Zucman, G Stenman, LG Kindblom, J Knight, C Turc-Carel, et al. (1995). Oncogenic conversion of a novel orphan nuclear receptor by chromosome translocation. Hum Mol Genet 4:2219–2226. </w:t>
       </w:r>
       <w:hyperlink r:id="rId7">
         <w:r>
@@ -2745,7 +2732,7 @@
       </w:pPr>
       <w:r>
         <w:rPr/>
-        <w:t xml:space="preserve">Remiszewski P, S Falkowski, A Szumera-Ciećkiewicz, MJ Spałek, P Rutkowski and AM Czarnecka. (2025). From pathogenesis to the patient's bedside: a comprehensive review of extraskeletal myxoid chondrosarcoma. Journal of cancer research and clinical oncology 151:283. </w:t>
+        <w:t xml:space="preserve">Remiszewski P, S Falkowski, A Szumera-Ciećkiewicz, MJ Spałek, P Rutkowski and AM Czarnecka. (2025). From pathogenesis to the patient's bedside: a comprehensive review of extraskeletal myxoid chondrosarcoma. J Cancer Res Clin Oncol 151:283. </w:t>
       </w:r>
       <w:hyperlink r:id="rId11">
         <w:r>
@@ -2790,7 +2777,7 @@
       </w:pPr>
       <w:r>
         <w:rPr/>
-        <w:t xml:space="preserve">Stacchiotti S, GP Dagrada, R Sanfilippo, T Negri, I Vittimberga, S Ferrari, et al. (2013). Anthracycline-based chemotherapy in extraskeletal myxoid chondrosarcoma: a retrospective study. Clinical Sarcoma Research 3:16. </w:t>
+        <w:t xml:space="preserve">Stacchiotti S, GP Dagrada, R Sanfilippo, T Negri, I Vittimberga, S Ferrari, et al. (2013). Anthracycline-based chemotherapy in extraskeletal myxoid chondrosarcoma: a retrospective study. Clin Sarcoma Res 3:16. </w:t>
       </w:r>
       <w:hyperlink r:id="rId13">
         <w:r>
@@ -2835,7 +2822,7 @@
       </w:pPr>
       <w:r>
         <w:rPr/>
-        <w:t xml:space="preserve">Stacchiotti S, S Ferrari, A Redondo, N Hindi, E Palmerini, MA Vaz Salgado, et al. (2019). Pazopanib for treatment of advanced extraskeletal myxoid chondrosarcoma: a multicentre, single-arm, phase 2 trial. The Lancet Oncology 20:1252–1262. </w:t>
+        <w:t xml:space="preserve">Stacchiotti S, S Ferrari, A Redondo, N Hindi, E Palmerini, MA Vaz Salgado, et al. (2019). Pazopanib for treatment of advanced extraskeletal myxoid chondrosarcoma: a multicentre, single-arm, phase 2 trial. Lancet Oncol 20:1252–1262. </w:t>
       </w:r>
       <w:hyperlink r:id="rId15">
         <w:r>
@@ -2880,7 +2867,7 @@
       </w:pPr>
       <w:r>
         <w:rPr/>
-        <w:t xml:space="preserve">Skórski T, C Szczylik, L Malaguarnera and B Calabretta. (1991). Gene-targeted specific inhibition of chronic myeloid leukemia cell growth by BCR-ABL antisense oligodeoxynucleotides. Folia histochemica et cytobiologica 29:85–89. </w:t>
+        <w:t xml:space="preserve">Skórski T, C Szczylik, L Malaguarnera and B Calabretta. (1991). Gene-targeted specific inhibition of chronic myeloid leukemia cell growth by BCR-ABL antisense oligodeoxynucleotides. Folia Histochem Cytobiol 29:85–89. </w:t>
       </w:r>
       <w:hyperlink r:id="rId17">
         <w:r>
@@ -2913,7 +2900,7 @@
       </w:pPr>
       <w:r>
         <w:rPr/>
-        <w:t xml:space="preserve">Toretsky JA, Y Connell, L Neckers and NK Bhat. (1997). Inhibition of EWS-FLI-1 fusion protein with antisense oligodeoxynucleotides. Journal of neuro-oncology 31:9–16. </w:t>
+        <w:t xml:space="preserve">Toretsky JA, Y Connell, L Neckers and NK Bhat. (1997). Inhibition of EWS-FLI-1 fusion protein with antisense oligodeoxynucleotides. J Neurooncol 31:9–16. </w:t>
       </w:r>
       <w:hyperlink r:id="rId18">
         <w:r>
@@ -2958,7 +2945,7 @@
       </w:pPr>
       <w:r>
         <w:rPr/>
-        <w:t xml:space="preserve">Parker Kerrigan BC, D Ledbetter, M Kronowitz, L Phillips, J Gumin, A Hossain, et al. (2020). RNAi technology targeting the FGFR3-TACC3 fusion breakpoint: an opportunity for precision medicine. Neuro-oncology advances 2:vdaa132. </w:t>
+        <w:t xml:space="preserve">Parker Kerrigan BC, D Ledbetter, M Kronowitz, L Phillips, J Gumin, A Hossain, et al. (2020). RNAi technology targeting the FGFR3-TACC3 fusion breakpoint: an opportunity for precision medicine. Neurooncol Adv 2:vdaa132. </w:t>
       </w:r>
       <w:hyperlink r:id="rId20">
         <w:r>
@@ -3003,7 +2990,7 @@
       </w:pPr>
       <w:r>
         <w:rPr/>
-        <w:t xml:space="preserve">Ward SV, T Sternsdorf and NB Woods. (2011). Targeting expression of the leukemogenic PML-RARα fusion protein by lentiviral vector-mediated small interfering RNA results in leukemic cell differentiation and apoptosis. Human gene therapy 22:1593–1598. </w:t>
+        <w:t xml:space="preserve">Ward SV, T Sternsdorf and NB Woods. (2011). Targeting expression of the leukemogenic PML-RARα fusion protein by lentiviral vector-mediated small interfering RNA results in leukemic cell differentiation and apoptosis. Hum Gene Ther 22:1593–1598. </w:t>
       </w:r>
       <w:hyperlink r:id="rId22">
         <w:r>
@@ -3048,7 +3035,7 @@
       </w:pPr>
       <w:r>
         <w:rPr/>
-        <w:t xml:space="preserve">Shao L, I Tekedereli, J Wang, E Yuca, S Tsang, A Sood, et al. (2012). Highly specific targeting of the TMPRSS2/ERG fusion gene using liposomal nanovectors. Clinical cancer research 18:6648–6657. </w:t>
+        <w:t xml:space="preserve">Shao L, I Tekedereli, J Wang, E Yuca, S Tsang, A Sood, et al. (2012). Highly specific targeting of the TMPRSS2/ERG fusion gene using liposomal nanovectors. Clin Cancer Res 18:6648–6657. </w:t>
       </w:r>
       <w:hyperlink r:id="rId24">
         <w:r>
@@ -3093,7 +3080,7 @@
       </w:pPr>
       <w:r>
         <w:rPr/>
-        <w:t xml:space="preserve">Neumayer C, D Ng, D Requena, CS Jiang, A Qureshi, R Vaughan, et al. (2024). GalNAc-conjugated siRNA targeting the DNAJB1-PRKACA fusion junction in fibrolamellar hepatocellular carcinoma. Molecular therapy 32:140–151. </w:t>
+        <w:t xml:space="preserve">Neumayer C, D Ng, D Requena, CS Jiang, A Qureshi, R Vaughan, et al. (2024). GalNAc-conjugated siRNA targeting the DNAJB1-PRKACA fusion junction in fibrolamellar hepatocellular carcinoma. Mol Ther 32:140–151. </w:t>
       </w:r>
       <w:hyperlink r:id="rId26">
         <w:r>
@@ -3138,7 +3125,7 @@
       </w:pPr>
       <w:r>
         <w:rPr/>
-        <w:t xml:space="preserve">Panagopoulos I, F Mertens, M Isaksson, HA Domanski, O Brosjö, S Heim, et al. (2002). Molecular genetic characterization of the EWS/CHN and RBP56/CHN fusion genes in extraskeletal myxoid chondrosarcoma. Genes, chromosomes &amp; cancer 35:340–352. </w:t>
+        <w:t xml:space="preserve">Panagopoulos I, F Mertens, M Isaksson, HA Domanski, O Brosjö, S Heim, et al. (2002). Molecular genetic characterization of the EWS/CHN and RBP56/CHN fusion genes in extraskeletal myxoid chondrosarcoma. Genes Chromosomes Cancer 35:340–352. </w:t>
       </w:r>
       <w:hyperlink r:id="rId28">
         <w:r>
@@ -3183,7 +3170,7 @@
       </w:pPr>
       <w:r>
         <w:rPr/>
-        <w:t xml:space="preserve">Huang SC, JC Lee, YC Hsu, JW Tsai, YC Kao, TH Hsieh, et al. (2023). Extraskeletal Myxoid Chondrosarcomas: The Uncommon Clinicopathologic Manifestations and Significance of TAF15::NR4A3 Fusion. Modern pathology 36:100161. </w:t>
+        <w:t xml:space="preserve">Huang SC, JC Lee, YC Hsu, JW Tsai, YC Kao, TH Hsieh, et al. (2023). Extraskeletal Myxoid Chondrosarcomas: The Uncommon Clinicopathologic Manifestations and Significance of TAF15::NR4A3 Fusion. Mod Pathol 36:100161. </w:t>
       </w:r>
       <w:hyperlink r:id="rId30">
         <w:r>
@@ -3273,7 +3260,7 @@
       </w:pPr>
       <w:r>
         <w:rPr/>
-        <w:t xml:space="preserve">Bangerter JL, KJ Harnisch, Y Chen, C Hagedorn, L Planas-Paz and C Pauli. (2023). Establishment, characterization and functional testing of two novel ex vivo extraskeletal myxoid chondrosarcoma (EMC) cell models. Human cell 36:446–455. </w:t>
+        <w:t xml:space="preserve">Bangerter JL, KJ Harnisch, Y Chen, C Hagedorn, L Planas-Paz and C Pauli. (2023). Establishment, characterization and functional testing of two novel ex vivo extraskeletal myxoid chondrosarcoma (EMC) cell models. Hum Cell 36:446–455. </w:t>
       </w:r>
       <w:hyperlink r:id="rId34">
         <w:r>
@@ -3318,7 +3305,7 @@
       </w:pPr>
       <w:r>
         <w:rPr/>
-        <w:t xml:space="preserve">Li Y, JT Nguyen, M Ammanamanchi, Z Zhou, EF Harbut, JL Mondaza-Hernandez, et al. (2023). Reduction of Tumor Growth with RNA-Targeting Treatment of the NAB2-STAT6 Fusion Transcript in Solitary Fibrous Tumor Models. Cancers 15:3127. </w:t>
+        <w:t xml:space="preserve">Li Y, JT Nguyen, M Ammanamanchi, Z Zhou, EF Harbut, JL Mondaza-Hernandez, et al. (2023). Reduction of Tumor Growth with RNA-Targeting Treatment of the NAB2-STAT6 Fusion Transcript in Solitary Fibrous Tumor Models. Cancers (Basel) 15:3127. </w:t>
       </w:r>
       <w:hyperlink r:id="rId36">
         <w:r>
@@ -3363,7 +3350,7 @@
       </w:pPr>
       <w:r>
         <w:rPr/>
-        <w:t xml:space="preserve">Lee MS, S An, JY Song, M Sung, K Jung, ES Chang, et al. (2023). Cancer-Specific Sequences in the Diagnosis and Treatment of NUT Carcinoma. Cancer research and treatment 55:452–467. </w:t>
+        <w:t xml:space="preserve">Lee MS, S An, JY Song, M Sung, K Jung, ES Chang, et al. (2023). Cancer-Specific Sequences in the Diagnosis and Treatment of NUT Carcinoma. Cancer Res Treat 55:452–467. </w:t>
       </w:r>
       <w:hyperlink r:id="rId38">
         <w:r>
@@ -3453,7 +3440,7 @@
       </w:pPr>
       <w:r>
         <w:rPr/>
-        <w:t xml:space="preserve">Beard JA, A Tenga and T Chen. (2015). The interplay of NR4A receptors and the oncogene-tumor suppressor networks in cancer. Cellular signalling 27:257–266. </w:t>
+        <w:t xml:space="preserve">Beard JA, A Tenga and T Chen. (2015). The interplay of NR4A receptors and the oncogene-tumor suppressor networks in cancer. Cell Signal 27:257–266. </w:t>
       </w:r>
       <w:hyperlink r:id="rId42">
         <w:r>
@@ -3543,7 +3530,7 @@
       </w:pPr>
       <w:r>
         <w:rPr/>
-        <w:t xml:space="preserve">Hamers AA, RN Hanna, H Nowyhed, CC Hedrick and CJ de Vries. (2013). NR4A nuclear receptors in immunity and atherosclerosis. Current opinion in lipidology 24:381–385. </w:t>
+        <w:t xml:space="preserve">Hamers AA, RN Hanna, H Nowyhed, CC Hedrick and CJ de Vries. (2013). NR4A nuclear receptors in immunity and atherosclerosis. Curr Opin Lipidol 24:381–385. </w:t>
       </w:r>
       <w:hyperlink r:id="rId46">
         <w:r>
@@ -3588,7 +3575,7 @@
       </w:pPr>
       <w:r>
         <w:rPr/>
-        <w:t xml:space="preserve">Dyer SC, O Austine-Orimoloye, AG Azov, et al. (2025). Ensembl 2025. Nucleic acids research 53:D948–D957. </w:t>
+        <w:t xml:space="preserve">Dyer SC, O Austine-Orimoloye, AG Azov, et al. (2025). Ensembl 2025. Nucleic Acids Res 53:D948–D957. </w:t>
       </w:r>
       <w:hyperlink r:id="rId48">
         <w:r>
@@ -3633,7 +3620,7 @@
       </w:pPr>
       <w:r>
         <w:rPr/>
-        <w:t xml:space="preserve">Kauppinen S, B Vester and J Wengel. (2005). Locked nucleic acid (LNA): High affinity targeting of RNA for diagnostics and therapeutics. Drug discovery today. Technologies 2:287–290. </w:t>
+        <w:t xml:space="preserve">Kauppinen S, B Vester and J Wengel. (2005). Locked nucleic acid (LNA): High affinity targeting of RNA for diagnostics and therapeutics. Drug Discov Today Technol 2:287–290. </w:t>
       </w:r>
       <w:hyperlink r:id="rId50">
         <w:r>
@@ -4127,6 +4114,17 @@
     <w:rPr>
       <w:rFonts w:cs="FreeSans"/>
     </w:rPr>
+  </w:style>
+  <w:style w:type="paragraph" w:styleId="BlockQuotation">
+    <w:name w:val="Block Quotation"/>
+    <w:basedOn w:val="Normal"/>
+    <w:qFormat/>
+    <w:pPr>
+      <w:spacing w:before="120" w:after="160"/>
+      <w:ind w:hanging="0" w:left="120" w:right="120"/>
+      <w:jc w:val="center"/>
+    </w:pPr>
+    <w:rPr/>
   </w:style>
   <w:style w:type="paragraph" w:styleId="PreformattedText">
     <w:name w:val="Preformatted Text"/>

--- a/research/manuscripts/aso/fusion-junction-aso-journal-article-manuscript.docx
+++ b/research/manuscripts/aso/fusion-junction-aso-journal-article-manuscript.docx
@@ -18,7 +18,7 @@
       </w:r>
       <w:r>
         <w:rPr/>
-        <w:t xml:space="preserve"> gapmers in extraskeletal myxoid chondrosarcoma: 87 of 190 pair a wild-type parent through the gap at 10 bp</w:t>
+        <w:t xml:space="preserve"> fusion-junction antisense gapmers for extraskeletal myxoid chondrosarcoma: reagents, test articles and a pre-registrable knockdown experiment</w:t>
       </w:r>
     </w:p>
     <w:p>
@@ -77,7 +77,7 @@
       </w:r>
       <w:r>
         <w:rPr/>
-        <w:t xml:space="preserve"> Parent pairing in NR4A3 junction gapmers</w:t>
+        <w:t xml:space="preserve"> NR4A3 junction gapmers for EMC</w:t>
       </w:r>
     </w:p>
     <w:p>
@@ -121,7 +121,7 @@
       </w:r>
       <w:r>
         <w:rPr/>
-        <w:t xml:space="preserve">. That junction is in no normal transcript, so an antisense gapmer could in principle cleave the fusion and spare its parents. This work is computational; every sequence named is a research reagent not for administration. Of 190 junction-spanning 16-mers tiled at 5-6-5 across the 38 in-frame junctions of five modelled partners, 87 let a mature wild-type parent transcript pair their whole catalytic gap over ten or more contiguous base pairs, 61 of those against wild-type </w:t>
+        <w:t xml:space="preserve">. That junction is in no normal transcript, so an antisense gapmer could in principle cleave the fusion and spare its parents, and no such design is reported for any </w:t>
       </w:r>
       <w:r>
         <w:rPr>
@@ -131,7 +131,7 @@
       </w:r>
       <w:r>
         <w:rPr/>
-        <w:t xml:space="preserve"> itself. Ten is a convention, not a measurement: exon-terminus chimeras of these transcripts meet the same screen at 40.6% against the panel's 45.8%, so most of that liability follows from joining exon termini, not this disease. Two reagents are named at the most reported breakpoints, 5′-GGGCATATCATCAAAC-3′ at </w:t>
+        <w:t xml:space="preserve"> fusion. This work is computational; every sequence named is a research reagent not for administration. It sets out what a laboratory needs: two reagents at the most reported breakpoints, 5′-GGGCATATCATCAAAC-3′ at </w:t>
       </w:r>
       <w:r>
         <w:rPr>
@@ -151,7 +151,7 @@
       </w:r>
       <w:r>
         <w:rPr/>
-        <w:t xml:space="preserve"> exon 6 to </w:t>
+        <w:t xml:space="preserve"> exon 6, both to </w:t>
       </w:r>
       <w:r>
         <w:rPr>
@@ -161,7 +161,7 @@
       </w:r>
       <w:r>
         <w:rPr/>
-        <w:t xml:space="preserve"> exon 3, both at the panel's top gap-level margin of three, longest wild-type parent gap duplexes eight and nine base pairs. Five test articles are named; the two fusion-positive EMC cell models are reported at an </w:t>
+        <w:t xml:space="preserve"> exon 3, longest wild-type parent gap duplexes eight and nine base pairs; the controls; and a pre-registrable selectivity threshold. Both come from a panel of 190 junction-spanning 16-mers tiled at 5-6-5 across 38 in-frame junctions: 87 let a mature wild-type parent pair their whole catalytic gap over ten or more contiguous base pairs, 61 against wild-type </w:t>
       </w:r>
       <w:r>
         <w:rPr>
@@ -171,7 +171,17 @@
       </w:r>
       <w:r>
         <w:rPr/>
-        <w:t xml:space="preserve"> exon-2 acceptor and match different designs. The design pipeline is released.</w:t>
+        <w:t xml:space="preserve"> itself. Ten is a convention, not a measurement: exon-terminus chimeras meet the same screen at 40.6% against the panel's 45.8%. Five test articles are named; the two fusion-positive EMC cell models are reported at an </w:t>
+      </w:r>
+      <w:r>
+        <w:rPr>
+          <w:rStyle w:val="Emphasis"/>
+        </w:rPr>
+        <w:t>NR4A3</w:t>
+      </w:r>
+      <w:r>
+        <w:rPr/>
+        <w:t xml:space="preserve"> exon-2 acceptor, not this panel's acceptor renumbered. Also released is the procedure that produced the 190 designs.</w:t>
       </w:r>
     </w:p>
     <w:p>
@@ -803,7 +813,17 @@
       </w:r>
       <w:r>
         <w:rPr/>
-        <w:t xml:space="preserve"> exon 3; the two cell models are reported at exon 2, so they carry a panel junction only under the exon-3 reading their acceptor index leaves open.</w:t>
+        <w:t xml:space="preserve"> exon 3, its first coding exon; the two cell models are reported at exon 2, and annotation does not reconcile the two. On all four annotated </w:t>
+      </w:r>
+      <w:r>
+        <w:rPr>
+          <w:rStyle w:val="Emphasis"/>
+        </w:rPr>
+        <w:t>NR4A3</w:t>
+      </w:r>
+      <w:r>
+        <w:rPr/>
+        <w:t xml:space="preserve"> transcripts, the three with a RefSeq accession included, exon 3 is the first coding exon and exon 2 is non-coding, so a reported exon-2 acceptor is not this panel's acceptor renumbered.</w:t>
       </w:r>
     </w:p>
     <w:p>
@@ -878,7 +898,7 @@
       </w:r>
       <w:r>
         <w:rPr/>
-        <w:t xml:space="preserve"> exon 2 rather than exon 3, but that acceptor index is not settled: the report carries no sequenced exon-exon boundary, no transcript accession and no junction sequence, and this work's own withdrawn version arose from an error of exactly this class. Reagents exist at both acceptors, and in neither case is it the same molecule as the reagent named above: 5′-AGTGGGCTCTCCACGG-3′ at </w:t>
+        <w:t xml:space="preserve"> exon 2 rather than exon 3, and the report carries no sequenced exon-exon boundary, no transcript accession and no junction sequence, so whether that names a non-coding acceptor or an unsupported numbering is not decidable from what is published. This work's own withdrawn version arose from an error of exactly this class. The released builder will not emit an exon-2 acceptor unaided: a non-coding acceptor needs its published-breakpoint list extended first. Reagents exist at both acceptors, neither of them a molecule named above: 5′-AGTGGGCTCTCCACGG-3′ at </w:t>
       </w:r>
       <w:r>
         <w:rPr>
@@ -1033,51 +1053,7 @@
       </w:pPr>
       <w:r>
         <w:rPr/>
-        <w:t>6 · Beyond the panel</w:t>
-      </w:r>
-    </w:p>
-    <w:p>
-      <w:pPr>
-        <w:pStyle w:val="BodyText"/>
-        <w:bidi w:val="0"/>
-        <w:rPr/>
-      </w:pPr>
-      <w:r>
-        <w:rPr/>
-        <w:t>The panel is bounded by what has been sequenced rather than by what can be designed, and the procedure that produced the 190 designs is released unchanged with the artefacts. It is not a turnkey service for an arbitrary breakpoint: the builder's published-breakpoint list is a waiver list rather than a gate, admitting seams that would otherwise be refused for a non-coding acceptor or an out-of-frame join. A seam needing such a waiver requires the list to be extended first; a seam needing none is emitted without any check that a patient has been reported to carry it.</w:t>
-      </w:r>
-    </w:p>
-    <w:p>
-      <w:pPr>
-        <w:pStyle w:val="BodyText"/>
-        <w:bidi w:val="0"/>
-        <w:rPr/>
-      </w:pPr>
-      <w:r>
-        <w:rPr/>
-        <w:t xml:space="preserve">A design is certifiable where all five screens could be run on it and it cleared all five; one that a screen cannot address is uncertifiable whatever the others return. The reagent for the third engineered construct of §4 is uncertifiable on that definition, its seam lying outside the compartment three of the five screens reach. The two that reach it — the precursor-RNA and genome arms — agree design by design, clearing the seam's top-margin design and condemning a lower-margin one at a wild-type </w:t>
-      </w:r>
-      <w:r>
-        <w:rPr>
-          <w:rStyle w:val="Emphasis"/>
-        </w:rPr>
-        <w:t>NR4A3</w:t>
-      </w:r>
-      <w:r>
-        <w:rPr/>
-        <w:t xml:space="preserve"> site each records as pairing the whole catalytic gap; two screens agreeing is not the clearance the other three would supply.</w:t>
-      </w:r>
-    </w:p>
-    <w:p>
-      <w:pPr>
-        <w:pStyle w:val="Heading2"/>
-        <w:bidi w:val="0"/>
-        <w:jc w:val="left"/>
-        <w:rPr/>
-      </w:pPr>
-      <w:r>
-        <w:rPr/>
-        <w:t>7 · Discussion</w:t>
+        <w:t>6 · Discussion</w:t>
       </w:r>
     </w:p>
     <w:p>
@@ -1277,7 +1253,7 @@
       </w:pPr>
       <w:r>
         <w:rPr/>
-        <w:t>8 · Methods</w:t>
+        <w:t>7 · Methods</w:t>
       </w:r>
     </w:p>
     <w:p>
@@ -1342,7 +1318,18 @@
       </w:pPr>
       <w:r>
         <w:rPr/>
-        <w:t>Five specificity screens were applied: an alignment screen against human RefSeq RNA, classifying each near-match by whether the catalytic gap is paired; an exhaustive transcript scan complete for substitutions within a one-mismatch budget; a screen of the parents' unspliced sequence; a mature-parent screen recording the longest contiguous duplex any of six wild-type parent transcripts forms through the catalytic gap; and a genome-wide screen over every position of GRCh38. A near-match is a transcript window pairing a design at 14 or more of its 16 positions. A design is liable where a wild-type parent pairs its whole catalytic gap over a contiguous run of ten base pairs or more, ten being adopted rather than measured. Null ensembles were built as scrambles of each design and as chimeras joining the same two parent transcripts at real exon termini, screened identically.</w:t>
+        <w:t>Five specificity screens were applied: an alignment screen against human RefSeq RNA, classifying each near-match by whether the catalytic gap is paired; an exhaustive transcript scan complete for substitutions within a one-mismatch budget; a screen of the parents' unspliced sequence; a mature-parent screen recording the longest contiguous duplex any of six wild-type parent transcripts forms through the catalytic gap; and a genome-wide screen over every position of GRCh38. A near-match is a transcript window pairing a design at 14 or more of its 16 positions. A design is liable where a wild-type parent pairs its whole catalytic gap over a contiguous run of ten base pairs or more, ten being adopted rather than measured. Null ensembles were built as scrambles of each design and as chimeras joining the same two parent transcripts at real exon termini, screened identically. Melting temperatures are nearest-neighbour values for an unmodified DNA:RNA hybrid at 250 nM strand;</w:t>
+      </w:r>
+      <w:r>
+        <w:rPr>
+          <w:position w:val="7"/>
+          <w:sz w:val="17"/>
+        </w:rPr>
+        <w:t>24</w:t>
+      </w:r>
+      <w:r>
+        <w:rPr/>
+        <w:t xml:space="preserve"> the locked residues are not modelled, and the fusion duplex pairs all ten where each parent pairs five, so the reported separation is a floor.</w:t>
       </w:r>
     </w:p>
     <w:p>
@@ -1420,7 +1407,7 @@
       </w:hyperlink>
       <w:r>
         <w:rPr/>
-        <w:t>) are REPORTED at an NR4A3 exon-2 acceptor and match different designs, not these two. Nothing here has been synthesised or tested, and no sequence may be administered to any person or animal.</w:t>
+        <w:t>) are REPORTED at an NR4A3 exon-2 acceptor and match different designs, not these two. Tm is against the fusion target and against the closest wild-type parent, by the method and with the caveat given in Methods. Nothing here has been synthesised or tested, and no sequence may be administered to any person or animal.</w:t>
       </w:r>
     </w:p>
     <w:tbl>
@@ -1437,11 +1424,12 @@
         </w:tblCellMar>
       </w:tblPr>
       <w:tblGrid>
-        <w:gridCol w:w="2013"/>
-        <w:gridCol w:w="2833"/>
+        <w:gridCol w:w="1463"/>
+        <w:gridCol w:w="2703"/>
         <w:gridCol w:w="751"/>
-        <w:gridCol w:w="1849"/>
-        <w:gridCol w:w="2420"/>
+        <w:gridCol w:w="1351"/>
+        <w:gridCol w:w="1721"/>
+        <w:gridCol w:w="1877"/>
       </w:tblGrid>
       <w:tr>
         <w:trPr>
@@ -1450,7 +1438,7 @@
         <w:tc>
           <w:tcPr>
             <w:tcW w:w="9866" w:type="dxa"/>
-            <w:gridSpan w:val="5"/>
+            <w:gridSpan w:val="6"/>
             <w:tcBorders/>
             <w:vAlign w:val="center"/>
           </w:tcPr>
@@ -1476,7 +1464,7 @@
         </w:trPr>
         <w:tc>
           <w:tcPr>
-            <w:tcW w:w="2013" w:type="dxa"/>
+            <w:tcW w:w="1463" w:type="dxa"/>
             <w:tcBorders/>
             <w:vAlign w:val="center"/>
           </w:tcPr>
@@ -1497,7 +1485,7 @@
         </w:tc>
         <w:tc>
           <w:tcPr>
-            <w:tcW w:w="2833" w:type="dxa"/>
+            <w:tcW w:w="2703" w:type="dxa"/>
             <w:tcBorders/>
             <w:vAlign w:val="center"/>
           </w:tcPr>
@@ -1539,7 +1527,7 @@
         </w:tc>
         <w:tc>
           <w:tcPr>
-            <w:tcW w:w="1849" w:type="dxa"/>
+            <w:tcW w:w="1351" w:type="dxa"/>
             <w:tcBorders/>
             <w:vAlign w:val="center"/>
           </w:tcPr>
@@ -1560,7 +1548,7 @@
         </w:tc>
         <w:tc>
           <w:tcPr>
-            <w:tcW w:w="2420" w:type="dxa"/>
+            <w:tcW w:w="1721" w:type="dxa"/>
             <w:tcBorders/>
             <w:vAlign w:val="center"/>
           </w:tcPr>
@@ -1575,6 +1563,27 @@
             </w:pPr>
             <w:r>
               <w:rPr/>
+              <w:t>Tm fusion / WT parent (°C)</w:t>
+            </w:r>
+          </w:p>
+        </w:tc>
+        <w:tc>
+          <w:tcPr>
+            <w:tcW w:w="1877" w:type="dxa"/>
+            <w:tcBorders/>
+            <w:vAlign w:val="center"/>
+          </w:tcPr>
+          <w:p>
+            <w:pPr>
+              <w:pStyle w:val="TableHeading"/>
+              <w:suppressLineNumbers/>
+              <w:shd w:fill="EAEEF2" w:val="clear"/>
+              <w:bidi w:val="0"/>
+              <w:jc w:val="left"/>
+              <w:rPr/>
+            </w:pPr>
+            <w:r>
+              <w:rPr/>
               <w:t>test article</w:t>
             </w:r>
           </w:p>
@@ -1584,7 +1593,7 @@
         <w:trPr/>
         <w:tc>
           <w:tcPr>
-            <w:tcW w:w="2013" w:type="dxa"/>
+            <w:tcW w:w="1463" w:type="dxa"/>
             <w:tcBorders/>
             <w:vAlign w:val="center"/>
           </w:tcPr>
@@ -1621,7 +1630,7 @@
         </w:tc>
         <w:tc>
           <w:tcPr>
-            <w:tcW w:w="2833" w:type="dxa"/>
+            <w:tcW w:w="2703" w:type="dxa"/>
             <w:tcBorders/>
             <w:vAlign w:val="center"/>
           </w:tcPr>
@@ -1663,7 +1672,7 @@
         </w:tc>
         <w:tc>
           <w:tcPr>
-            <w:tcW w:w="1849" w:type="dxa"/>
+            <w:tcW w:w="1351" w:type="dxa"/>
             <w:tcBorders/>
             <w:vAlign w:val="center"/>
           </w:tcPr>
@@ -1690,7 +1699,7 @@
         </w:tc>
         <w:tc>
           <w:tcPr>
-            <w:tcW w:w="2420" w:type="dxa"/>
+            <w:tcW w:w="1721" w:type="dxa"/>
             <w:tcBorders/>
             <w:vAlign w:val="center"/>
           </w:tcPr>
@@ -1705,16 +1714,13 @@
             </w:pPr>
             <w:r>
               <w:rPr/>
-              <w:t>E-N, engineered construct</w:t>
+              <w:t>51.3 / 24.7</w:t>
             </w:r>
           </w:p>
         </w:tc>
-      </w:tr>
-      <w:tr>
-        <w:trPr/>
         <w:tc>
           <w:tcPr>
-            <w:tcW w:w="2013" w:type="dxa"/>
+            <w:tcW w:w="1877" w:type="dxa"/>
             <w:tcBorders/>
             <w:vAlign w:val="center"/>
           </w:tcPr>
@@ -1728,6 +1734,30 @@
               <w:rPr/>
             </w:pPr>
             <w:r>
+              <w:rPr/>
+              <w:t>E-N, engineered construct</w:t>
+            </w:r>
+          </w:p>
+        </w:tc>
+      </w:tr>
+      <w:tr>
+        <w:trPr/>
+        <w:tc>
+          <w:tcPr>
+            <w:tcW w:w="1463" w:type="dxa"/>
+            <w:tcBorders/>
+            <w:vAlign w:val="center"/>
+          </w:tcPr>
+          <w:p>
+            <w:pPr>
+              <w:pStyle w:val="TableContents"/>
+              <w:widowControl w:val="false"/>
+              <w:suppressLineNumbers/>
+              <w:bidi w:val="0"/>
+              <w:jc w:val="left"/>
+              <w:rPr/>
+            </w:pPr>
+            <w:r>
               <w:rPr>
                 <w:rStyle w:val="Emphasis"/>
               </w:rPr>
@@ -1751,7 +1781,7 @@
         </w:tc>
         <w:tc>
           <w:tcPr>
-            <w:tcW w:w="2833" w:type="dxa"/>
+            <w:tcW w:w="2703" w:type="dxa"/>
             <w:tcBorders/>
             <w:vAlign w:val="center"/>
           </w:tcPr>
@@ -1793,7 +1823,7 @@
         </w:tc>
         <w:tc>
           <w:tcPr>
-            <w:tcW w:w="1849" w:type="dxa"/>
+            <w:tcW w:w="1351" w:type="dxa"/>
             <w:tcBorders/>
             <w:vAlign w:val="center"/>
           </w:tcPr>
@@ -1820,7 +1850,28 @@
         </w:tc>
         <w:tc>
           <w:tcPr>
-            <w:tcW w:w="2420" w:type="dxa"/>
+            <w:tcW w:w="1721" w:type="dxa"/>
+            <w:tcBorders/>
+            <w:vAlign w:val="center"/>
+          </w:tcPr>
+          <w:p>
+            <w:pPr>
+              <w:pStyle w:val="TableContents"/>
+              <w:widowControl w:val="false"/>
+              <w:suppressLineNumbers/>
+              <w:bidi w:val="0"/>
+              <w:jc w:val="left"/>
+              <w:rPr/>
+            </w:pPr>
+            <w:r>
+              <w:rPr/>
+              <w:t>60.7 / 24.7</w:t>
+            </w:r>
+          </w:p>
+        </w:tc>
+        <w:tc>
+          <w:tcPr>
+            <w:tcW w:w="1877" w:type="dxa"/>
             <w:tcBorders/>
             <w:vAlign w:val="center"/>
           </w:tcPr>
@@ -2496,11 +2547,11 @@
         <w:rPr>
           <w:rStyle w:val="Strong"/>
         </w:rPr>
-        <w:t>Consent to participate.</w:t>
-      </w:r>
-      <w:r>
-        <w:rPr/>
-        <w:t xml:space="preserve"> Not applicable. No participants were enrolled.</w:t>
+        <w:t>Consent to participate and for publication.</w:t>
+      </w:r>
+      <w:r>
+        <w:rPr/>
+        <w:t xml:space="preserve"> Not applicable. No participants were enrolled and the manuscript contains no data from any individual person.</w:t>
       </w:r>
     </w:p>
     <w:p>
@@ -2513,28 +2564,11 @@
         <w:rPr>
           <w:rStyle w:val="Strong"/>
         </w:rPr>
-        <w:t>Consent for publication.</w:t>
-      </w:r>
-      <w:r>
-        <w:rPr/>
-        <w:t xml:space="preserve"> Not applicable. The manuscript contains no data from any individual person.</w:t>
-      </w:r>
-    </w:p>
-    <w:p>
-      <w:pPr>
-        <w:pStyle w:val="BodyText"/>
-        <w:bidi w:val="0"/>
-        <w:rPr/>
-      </w:pPr>
-      <w:r>
-        <w:rPr>
-          <w:rStyle w:val="Strong"/>
-        </w:rPr>
         <w:t>Declaration of conflicting interest.</w:t>
       </w:r>
       <w:r>
         <w:rPr/>
-        <w:t xml:space="preserve"> The author declares no financial competing interests: he holds no patent, patent application, equity or consultancy relating to any sequence or method described here. One non-financial interest is declared: the author is a survivor of extraskeletal myxoid chondrosarcoma, the disease this work addresses.</w:t>
+        <w:t xml:space="preserve"> The author declares no financial competing interests: he holds no patent, patent application, equity or consultancy relating to any sequence or method described here. A non-financial interest is disclosed to the editor in the accompanying cover letter.</w:t>
       </w:r>
     </w:p>
     <w:p>
@@ -2649,18 +2683,6 @@
           <w:rPr>
             <w:rStyle w:val="Hyperlink"/>
           </w:rPr>
-          <w:t>PMID: 8634690</w:t>
-        </w:r>
-      </w:hyperlink>
-      <w:r>
-        <w:rPr/>
-        <w:t xml:space="preserve">. </w:t>
-      </w:r>
-      <w:hyperlink r:id="rId8">
-        <w:r>
-          <w:rPr>
-            <w:rStyle w:val="Hyperlink"/>
-          </w:rPr>
           <w:t>doi:10.1093/hmg/4.12.2219</w:t>
         </w:r>
       </w:hyperlink>
@@ -2689,19 +2711,7 @@
         <w:rPr/>
         <w:t xml:space="preserve">Paioli A, S Stacchiotti, D Campanacci, E Palmerini, AM Frezza, A Longhi, et al. (2021). Extraskeletal Myxoid Chondrosarcoma with Molecularly Confirmed Diagnosis: A Multicenter Retrospective Study Within the Italian Sarcoma Group. Ann Surg Oncol 28:1142–1150. </w:t>
       </w:r>
-      <w:hyperlink r:id="rId9">
-        <w:r>
-          <w:rPr>
-            <w:rStyle w:val="Hyperlink"/>
-          </w:rPr>
-          <w:t>PMID: 32572850</w:t>
-        </w:r>
-      </w:hyperlink>
-      <w:r>
-        <w:rPr/>
-        <w:t xml:space="preserve">. </w:t>
-      </w:r>
-      <w:hyperlink r:id="rId10">
+      <w:hyperlink r:id="rId8">
         <w:r>
           <w:rPr>
             <w:rStyle w:val="Hyperlink"/>
@@ -2734,19 +2744,7 @@
         <w:rPr/>
         <w:t xml:space="preserve">Remiszewski P, S Falkowski, A Szumera-Ciećkiewicz, MJ Spałek, P Rutkowski and AM Czarnecka. (2025). From pathogenesis to the patient's bedside: a comprehensive review of extraskeletal myxoid chondrosarcoma. J Cancer Res Clin Oncol 151:283. </w:t>
       </w:r>
-      <w:hyperlink r:id="rId11">
-        <w:r>
-          <w:rPr>
-            <w:rStyle w:val="Hyperlink"/>
-          </w:rPr>
-          <w:t>PMID: 41055792</w:t>
-        </w:r>
-      </w:hyperlink>
-      <w:r>
-        <w:rPr/>
-        <w:t xml:space="preserve">. </w:t>
-      </w:r>
-      <w:hyperlink r:id="rId12">
+      <w:hyperlink r:id="rId9">
         <w:r>
           <w:rPr>
             <w:rStyle w:val="Hyperlink"/>
@@ -2779,19 +2777,7 @@
         <w:rPr/>
         <w:t xml:space="preserve">Stacchiotti S, GP Dagrada, R Sanfilippo, T Negri, I Vittimberga, S Ferrari, et al. (2013). Anthracycline-based chemotherapy in extraskeletal myxoid chondrosarcoma: a retrospective study. Clin Sarcoma Res 3:16. </w:t>
       </w:r>
-      <w:hyperlink r:id="rId13">
-        <w:r>
-          <w:rPr>
-            <w:rStyle w:val="Hyperlink"/>
-          </w:rPr>
-          <w:t>PMID: 24345066</w:t>
-        </w:r>
-      </w:hyperlink>
-      <w:r>
-        <w:rPr/>
-        <w:t xml:space="preserve">. </w:t>
-      </w:r>
-      <w:hyperlink r:id="rId14">
+      <w:hyperlink r:id="rId10">
         <w:r>
           <w:rPr>
             <w:rStyle w:val="Hyperlink"/>
@@ -2824,19 +2810,7 @@
         <w:rPr/>
         <w:t xml:space="preserve">Stacchiotti S, S Ferrari, A Redondo, N Hindi, E Palmerini, MA Vaz Salgado, et al. (2019). Pazopanib for treatment of advanced extraskeletal myxoid chondrosarcoma: a multicentre, single-arm, phase 2 trial. Lancet Oncol 20:1252–1262. </w:t>
       </w:r>
-      <w:hyperlink r:id="rId15">
-        <w:r>
-          <w:rPr>
-            <w:rStyle w:val="Hyperlink"/>
-          </w:rPr>
-          <w:t>PMID: 31331701</w:t>
-        </w:r>
-      </w:hyperlink>
-      <w:r>
-        <w:rPr/>
-        <w:t xml:space="preserve">. </w:t>
-      </w:r>
-      <w:hyperlink r:id="rId16">
+      <w:hyperlink r:id="rId11">
         <w:r>
           <w:rPr>
             <w:rStyle w:val="Hyperlink"/>
@@ -2869,18 +2843,6 @@
         <w:rPr/>
         <w:t xml:space="preserve">Skórski T, C Szczylik, L Malaguarnera and B Calabretta. (1991). Gene-targeted specific inhibition of chronic myeloid leukemia cell growth by BCR-ABL antisense oligodeoxynucleotides. Folia Histochem Cytobiol 29:85–89. </w:t>
       </w:r>
-      <w:hyperlink r:id="rId17">
-        <w:r>
-          <w:rPr>
-            <w:rStyle w:val="Hyperlink"/>
-          </w:rPr>
-          <w:t>PMID: 1794439</w:t>
-        </w:r>
-      </w:hyperlink>
-      <w:r>
-        <w:rPr/>
-        <w:t xml:space="preserve">. </w:t>
-      </w:r>
     </w:p>
     <w:p>
       <w:pPr>
@@ -2902,19 +2864,7 @@
         <w:rPr/>
         <w:t xml:space="preserve">Toretsky JA, Y Connell, L Neckers and NK Bhat. (1997). Inhibition of EWS-FLI-1 fusion protein with antisense oligodeoxynucleotides. J Neurooncol 31:9–16. </w:t>
       </w:r>
-      <w:hyperlink r:id="rId18">
-        <w:r>
-          <w:rPr>
-            <w:rStyle w:val="Hyperlink"/>
-          </w:rPr>
-          <w:t>PMID: 9049825</w:t>
-        </w:r>
-      </w:hyperlink>
-      <w:r>
-        <w:rPr/>
-        <w:t xml:space="preserve">. </w:t>
-      </w:r>
-      <w:hyperlink r:id="rId19">
+      <w:hyperlink r:id="rId12">
         <w:r>
           <w:rPr>
             <w:rStyle w:val="Hyperlink"/>
@@ -2947,19 +2897,7 @@
         <w:rPr/>
         <w:t xml:space="preserve">Parker Kerrigan BC, D Ledbetter, M Kronowitz, L Phillips, J Gumin, A Hossain, et al. (2020). RNAi technology targeting the FGFR3-TACC3 fusion breakpoint: an opportunity for precision medicine. Neurooncol Adv 2:vdaa132. </w:t>
       </w:r>
-      <w:hyperlink r:id="rId20">
-        <w:r>
-          <w:rPr>
-            <w:rStyle w:val="Hyperlink"/>
-          </w:rPr>
-          <w:t>PMID: 33241214</w:t>
-        </w:r>
-      </w:hyperlink>
-      <w:r>
-        <w:rPr/>
-        <w:t xml:space="preserve">. </w:t>
-      </w:r>
-      <w:hyperlink r:id="rId21">
+      <w:hyperlink r:id="rId13">
         <w:r>
           <w:rPr>
             <w:rStyle w:val="Hyperlink"/>
@@ -2992,19 +2930,7 @@
         <w:rPr/>
         <w:t xml:space="preserve">Ward SV, T Sternsdorf and NB Woods. (2011). Targeting expression of the leukemogenic PML-RARα fusion protein by lentiviral vector-mediated small interfering RNA results in leukemic cell differentiation and apoptosis. Hum Gene Ther 22:1593–1598. </w:t>
       </w:r>
-      <w:hyperlink r:id="rId22">
-        <w:r>
-          <w:rPr>
-            <w:rStyle w:val="Hyperlink"/>
-          </w:rPr>
-          <w:t>PMID: 21846246</w:t>
-        </w:r>
-      </w:hyperlink>
-      <w:r>
-        <w:rPr/>
-        <w:t xml:space="preserve">. </w:t>
-      </w:r>
-      <w:hyperlink r:id="rId23">
+      <w:hyperlink r:id="rId14">
         <w:r>
           <w:rPr>
             <w:rStyle w:val="Hyperlink"/>
@@ -3037,19 +2963,7 @@
         <w:rPr/>
         <w:t xml:space="preserve">Shao L, I Tekedereli, J Wang, E Yuca, S Tsang, A Sood, et al. (2012). Highly specific targeting of the TMPRSS2/ERG fusion gene using liposomal nanovectors. Clin Cancer Res 18:6648–6657. </w:t>
       </w:r>
-      <w:hyperlink r:id="rId24">
-        <w:r>
-          <w:rPr>
-            <w:rStyle w:val="Hyperlink"/>
-          </w:rPr>
-          <w:t>PMID: 23052253</w:t>
-        </w:r>
-      </w:hyperlink>
-      <w:r>
-        <w:rPr/>
-        <w:t xml:space="preserve">. </w:t>
-      </w:r>
-      <w:hyperlink r:id="rId25">
+      <w:hyperlink r:id="rId15">
         <w:r>
           <w:rPr>
             <w:rStyle w:val="Hyperlink"/>
@@ -3082,19 +2996,7 @@
         <w:rPr/>
         <w:t xml:space="preserve">Neumayer C, D Ng, D Requena, CS Jiang, A Qureshi, R Vaughan, et al. (2024). GalNAc-conjugated siRNA targeting the DNAJB1-PRKACA fusion junction in fibrolamellar hepatocellular carcinoma. Mol Ther 32:140–151. </w:t>
       </w:r>
-      <w:hyperlink r:id="rId26">
-        <w:r>
-          <w:rPr>
-            <w:rStyle w:val="Hyperlink"/>
-          </w:rPr>
-          <w:t>PMID: 37980543</w:t>
-        </w:r>
-      </w:hyperlink>
-      <w:r>
-        <w:rPr/>
-        <w:t xml:space="preserve">. </w:t>
-      </w:r>
-      <w:hyperlink r:id="rId27">
+      <w:hyperlink r:id="rId16">
         <w:r>
           <w:rPr>
             <w:rStyle w:val="Hyperlink"/>
@@ -3127,19 +3029,7 @@
         <w:rPr/>
         <w:t xml:space="preserve">Panagopoulos I, F Mertens, M Isaksson, HA Domanski, O Brosjö, S Heim, et al. (2002). Molecular genetic characterization of the EWS/CHN and RBP56/CHN fusion genes in extraskeletal myxoid chondrosarcoma. Genes Chromosomes Cancer 35:340–352. </w:t>
       </w:r>
-      <w:hyperlink r:id="rId28">
-        <w:r>
-          <w:rPr>
-            <w:rStyle w:val="Hyperlink"/>
-          </w:rPr>
-          <w:t>PMID: 12378528</w:t>
-        </w:r>
-      </w:hyperlink>
-      <w:r>
-        <w:rPr/>
-        <w:t xml:space="preserve">. </w:t>
-      </w:r>
-      <w:hyperlink r:id="rId29">
+      <w:hyperlink r:id="rId17">
         <w:r>
           <w:rPr>
             <w:rStyle w:val="Hyperlink"/>
@@ -3172,19 +3062,7 @@
         <w:rPr/>
         <w:t xml:space="preserve">Huang SC, JC Lee, YC Hsu, JW Tsai, YC Kao, TH Hsieh, et al. (2023). Extraskeletal Myxoid Chondrosarcomas: The Uncommon Clinicopathologic Manifestations and Significance of TAF15::NR4A3 Fusion. Mod Pathol 36:100161. </w:t>
       </w:r>
-      <w:hyperlink r:id="rId30">
-        <w:r>
-          <w:rPr>
-            <w:rStyle w:val="Hyperlink"/>
-          </w:rPr>
-          <w:t>PMID: 36948401</w:t>
-        </w:r>
-      </w:hyperlink>
-      <w:r>
-        <w:rPr/>
-        <w:t xml:space="preserve">. </w:t>
-      </w:r>
-      <w:hyperlink r:id="rId31">
+      <w:hyperlink r:id="rId18">
         <w:r>
           <w:rPr>
             <w:rStyle w:val="Hyperlink"/>
@@ -3217,19 +3095,7 @@
         <w:rPr/>
         <w:t xml:space="preserve">Brenca M, S Stacchiotti, K Fassetta, M Sbaraglia, M Janjusevic, D Racanelli, et al. (2019). NR4A3 fusion proteins trigger an axon guidance switch that marks the difference between EWSR1 and TAF15 translocated extraskeletal myxoid chondrosarcomas. J Pathol 249:90–101. </w:t>
       </w:r>
-      <w:hyperlink r:id="rId32">
-        <w:r>
-          <w:rPr>
-            <w:rStyle w:val="Hyperlink"/>
-          </w:rPr>
-          <w:t>PMID: 31020999</w:t>
-        </w:r>
-      </w:hyperlink>
-      <w:r>
-        <w:rPr/>
-        <w:t xml:space="preserve">. </w:t>
-      </w:r>
-      <w:hyperlink r:id="rId33">
+      <w:hyperlink r:id="rId19">
         <w:r>
           <w:rPr>
             <w:rStyle w:val="Hyperlink"/>
@@ -3262,19 +3128,7 @@
         <w:rPr/>
         <w:t xml:space="preserve">Bangerter JL, KJ Harnisch, Y Chen, C Hagedorn, L Planas-Paz and C Pauli. (2023). Establishment, characterization and functional testing of two novel ex vivo extraskeletal myxoid chondrosarcoma (EMC) cell models. Hum Cell 36:446–455. </w:t>
       </w:r>
-      <w:hyperlink r:id="rId34">
-        <w:r>
-          <w:rPr>
-            <w:rStyle w:val="Hyperlink"/>
-          </w:rPr>
-          <w:t>PMID: 36316541</w:t>
-        </w:r>
-      </w:hyperlink>
-      <w:r>
-        <w:rPr/>
-        <w:t xml:space="preserve">. </w:t>
-      </w:r>
-      <w:hyperlink r:id="rId35">
+      <w:hyperlink r:id="rId20">
         <w:r>
           <w:rPr>
             <w:rStyle w:val="Hyperlink"/>
@@ -3307,19 +3161,7 @@
         <w:rPr/>
         <w:t xml:space="preserve">Li Y, JT Nguyen, M Ammanamanchi, Z Zhou, EF Harbut, JL Mondaza-Hernandez, et al. (2023). Reduction of Tumor Growth with RNA-Targeting Treatment of the NAB2-STAT6 Fusion Transcript in Solitary Fibrous Tumor Models. Cancers (Basel) 15:3127. </w:t>
       </w:r>
-      <w:hyperlink r:id="rId36">
-        <w:r>
-          <w:rPr>
-            <w:rStyle w:val="Hyperlink"/>
-          </w:rPr>
-          <w:t>PMID: 37370737</w:t>
-        </w:r>
-      </w:hyperlink>
-      <w:r>
-        <w:rPr/>
-        <w:t xml:space="preserve">. </w:t>
-      </w:r>
-      <w:hyperlink r:id="rId37">
+      <w:hyperlink r:id="rId21">
         <w:r>
           <w:rPr>
             <w:rStyle w:val="Hyperlink"/>
@@ -3352,19 +3194,7 @@
         <w:rPr/>
         <w:t xml:space="preserve">Lee MS, S An, JY Song, M Sung, K Jung, ES Chang, et al. (2023). Cancer-Specific Sequences in the Diagnosis and Treatment of NUT Carcinoma. Cancer Res Treat 55:452–467. </w:t>
       </w:r>
-      <w:hyperlink r:id="rId38">
-        <w:r>
-          <w:rPr>
-            <w:rStyle w:val="Hyperlink"/>
-          </w:rPr>
-          <w:t>PMID: 36265509</w:t>
-        </w:r>
-      </w:hyperlink>
-      <w:r>
-        <w:rPr/>
-        <w:t xml:space="preserve">. </w:t>
-      </w:r>
-      <w:hyperlink r:id="rId39">
+      <w:hyperlink r:id="rId22">
         <w:r>
           <w:rPr>
             <w:rStyle w:val="Hyperlink"/>
@@ -3397,19 +3227,7 @@
         <w:rPr/>
         <w:t xml:space="preserve">Freire PR and OM Conneely. (2018). NR4A1 and NR4A3 restrict HSC proliferation via reciprocal regulation of C/EBPα and inflammatory signaling. Blood 131:1081–1093. </w:t>
       </w:r>
-      <w:hyperlink r:id="rId40">
-        <w:r>
-          <w:rPr>
-            <w:rStyle w:val="Hyperlink"/>
-          </w:rPr>
-          <w:t>PMID: 29343483</w:t>
-        </w:r>
-      </w:hyperlink>
-      <w:r>
-        <w:rPr/>
-        <w:t xml:space="preserve">. </w:t>
-      </w:r>
-      <w:hyperlink r:id="rId41">
+      <w:hyperlink r:id="rId23">
         <w:r>
           <w:rPr>
             <w:rStyle w:val="Hyperlink"/>
@@ -3442,19 +3260,7 @@
         <w:rPr/>
         <w:t xml:space="preserve">Beard JA, A Tenga and T Chen. (2015). The interplay of NR4A receptors and the oncogene-tumor suppressor networks in cancer. Cell Signal 27:257–266. </w:t>
       </w:r>
-      <w:hyperlink r:id="rId42">
-        <w:r>
-          <w:rPr>
-            <w:rStyle w:val="Hyperlink"/>
-          </w:rPr>
-          <w:t>PMID: 25446259</w:t>
-        </w:r>
-      </w:hyperlink>
-      <w:r>
-        <w:rPr/>
-        <w:t xml:space="preserve">. </w:t>
-      </w:r>
-      <w:hyperlink r:id="rId43">
+      <w:hyperlink r:id="rId24">
         <w:r>
           <w:rPr>
             <w:rStyle w:val="Hyperlink"/>
@@ -3487,19 +3293,7 @@
         <w:rPr/>
         <w:t xml:space="preserve">Ramirez-Herrick AM, SE Mullican, AM Sheehan and OM Conneely. (2011). Reduced NR4A gene dosage leads to mixed myelodysplastic/myeloproliferative neoplasms in mice. Blood 117:2681–2690. </w:t>
       </w:r>
-      <w:hyperlink r:id="rId44">
-        <w:r>
-          <w:rPr>
-            <w:rStyle w:val="Hyperlink"/>
-          </w:rPr>
-          <w:t>PMID: 21205929</w:t>
-        </w:r>
-      </w:hyperlink>
-      <w:r>
-        <w:rPr/>
-        <w:t xml:space="preserve">. </w:t>
-      </w:r>
-      <w:hyperlink r:id="rId45">
+      <w:hyperlink r:id="rId25">
         <w:r>
           <w:rPr>
             <w:rStyle w:val="Hyperlink"/>
@@ -3532,19 +3326,7 @@
         <w:rPr/>
         <w:t xml:space="preserve">Hamers AA, RN Hanna, H Nowyhed, CC Hedrick and CJ de Vries. (2013). NR4A nuclear receptors in immunity and atherosclerosis. Curr Opin Lipidol 24:381–385. </w:t>
       </w:r>
-      <w:hyperlink r:id="rId46">
-        <w:r>
-          <w:rPr>
-            <w:rStyle w:val="Hyperlink"/>
-          </w:rPr>
-          <w:t>PMID: 24005216</w:t>
-        </w:r>
-      </w:hyperlink>
-      <w:r>
-        <w:rPr/>
-        <w:t xml:space="preserve">. </w:t>
-      </w:r>
-      <w:hyperlink r:id="rId47">
+      <w:hyperlink r:id="rId26">
         <w:r>
           <w:rPr>
             <w:rStyle w:val="Hyperlink"/>
@@ -3577,19 +3359,7 @@
         <w:rPr/>
         <w:t xml:space="preserve">Dyer SC, O Austine-Orimoloye, AG Azov, et al. (2025). Ensembl 2025. Nucleic Acids Res 53:D948–D957. </w:t>
       </w:r>
-      <w:hyperlink r:id="rId48">
-        <w:r>
-          <w:rPr>
-            <w:rStyle w:val="Hyperlink"/>
-          </w:rPr>
-          <w:t>PMID: 39656687</w:t>
-        </w:r>
-      </w:hyperlink>
-      <w:r>
-        <w:rPr/>
-        <w:t xml:space="preserve">. </w:t>
-      </w:r>
-      <w:hyperlink r:id="rId49">
+      <w:hyperlink r:id="rId27">
         <w:r>
           <w:rPr>
             <w:rStyle w:val="Hyperlink"/>
@@ -3614,7 +3384,7 @@
           <w:tab w:val="left" w:pos="709" w:leader="none"/>
         </w:tabs>
         <w:bidi w:val="0"/>
-        <w:spacing w:before="0" w:after="160"/>
+        <w:spacing w:before="0" w:after="0"/>
         <w:ind w:hanging="283" w:left="709"/>
         <w:rPr/>
       </w:pPr>
@@ -3622,19 +3392,7 @@
         <w:rPr/>
         <w:t xml:space="preserve">Kauppinen S, B Vester and J Wengel. (2005). Locked nucleic acid (LNA): High affinity targeting of RNA for diagnostics and therapeutics. Drug Discov Today Technol 2:287–290. </w:t>
       </w:r>
-      <w:hyperlink r:id="rId50">
-        <w:r>
-          <w:rPr>
-            <w:rStyle w:val="Hyperlink"/>
-          </w:rPr>
-          <w:t>PMID: 24981949</w:t>
-        </w:r>
-      </w:hyperlink>
-      <w:r>
-        <w:rPr/>
-        <w:t xml:space="preserve">. </w:t>
-      </w:r>
-      <w:hyperlink r:id="rId51">
+      <w:hyperlink r:id="rId28">
         <w:r>
           <w:rPr>
             <w:rStyle w:val="Hyperlink"/>
@@ -3645,6 +3403,27 @@
       <w:r>
         <w:rPr/>
         <w:t xml:space="preserve"> </w:t>
+      </w:r>
+    </w:p>
+    <w:p>
+      <w:pPr>
+        <w:pStyle w:val="BodyText"/>
+        <w:numPr>
+          <w:ilvl w:val="0"/>
+          <w:numId w:val="1"/>
+        </w:numPr>
+        <w:tabs>
+          <w:tab w:val="clear" w:pos="709"/>
+          <w:tab w:val="left" w:pos="709" w:leader="none"/>
+        </w:tabs>
+        <w:bidi w:val="0"/>
+        <w:spacing w:before="0" w:after="160"/>
+        <w:ind w:hanging="283" w:left="709"/>
+        <w:rPr/>
+      </w:pPr>
+      <w:r>
+        <w:rPr/>
+        <w:t xml:space="preserve">Sugimoto N, S Nakano, M Katoh, et al. (1995). Thermodynamic parameters to predict stability of RNA/DNA hybrid duplexes. Biochemistry 34:11211–11216. </w:t>
       </w:r>
     </w:p>
     <w:sectPr>

--- a/research/manuscripts/aso/fusion-junction-aso-journal-article-manuscript.docx
+++ b/research/manuscripts/aso/fusion-junction-aso-journal-article-manuscript.docx
@@ -2568,7 +2568,7 @@
       </w:r>
       <w:r>
         <w:rPr/>
-        <w:t xml:space="preserve"> The author declares no financial competing interests: he holds no patent, patent application, equity or consultancy relating to any sequence or method described here. A non-financial interest is disclosed to the editor in the accompanying cover letter.</w:t>
+        <w:t xml:space="preserve"> The author declares no financial competing interests: he holds no patent, patent application, equity or consultancy relating to any sequence or method described here.</w:t>
       </w:r>
     </w:p>
     <w:p>

--- a/research/manuscripts/aso/fusion-junction-aso-journal-article-manuscript.docx
+++ b/research/manuscripts/aso/fusion-junction-aso-journal-article-manuscript.docx
@@ -111,7 +111,7 @@
       </w:pPr>
       <w:r>
         <w:rPr/>
-        <w:t xml:space="preserve">Extraskeletal myxoid chondrosarcoma (EMC) is an ultra-rare sarcoma usually defined by an in-frame partner-gene fusion to </w:t>
+        <w:t xml:space="preserve">Extraskeletal myxoid chondrosarcoma (EMC) is an ultra-rare sarcoma usually defined by an in-frame fusion to </w:t>
       </w:r>
       <w:r>
         <w:rPr>
@@ -121,7 +121,7 @@
       </w:r>
       <w:r>
         <w:rPr/>
-        <w:t xml:space="preserve">. That junction is in no normal transcript, so an antisense gapmer could in principle cleave the fusion and spare its parents, and no such design is reported for any </w:t>
+        <w:t xml:space="preserve">. That junction is in no normal transcript, so an antisense gapmer could in principle cleave the fusion and spare its parents; none is reported for any </w:t>
       </w:r>
       <w:r>
         <w:rPr>
@@ -161,7 +161,7 @@
       </w:r>
       <w:r>
         <w:rPr/>
-        <w:t xml:space="preserve"> exon 3, longest wild-type parent gap duplexes eight and nine base pairs; the controls; and a pre-registrable selectivity threshold. Both come from a panel of 190 junction-spanning 16-mers tiled at 5-6-5 across 38 in-frame junctions: 87 let a mature wild-type parent pair their whole catalytic gap over ten or more contiguous base pairs, 61 against wild-type </w:t>
+        <w:t xml:space="preserve"> exon 3, longest wild-type parent gap duplexes eight and nine base pairs; two screened controls; and a pre-registrable selectivity threshold. Both come from a panel of 190 junction-spanning 16-mers tiled at 5-6-5 across 38 in-frame junctions: 87 let a mature wild-type parent pair their whole catalytic gap over ten or more contiguous base pairs, 61 against wild-type </w:t>
       </w:r>
       <w:r>
         <w:rPr>
@@ -517,7 +517,27 @@
       </w:r>
       <w:r>
         <w:rPr/>
-        <w:t xml:space="preserve"> exon-2/exon-3 seam their acceptor halves share, neither in full; those partial duplexes are not counted here and have not been measured. Consecutive registers of one seam differ by a single-base slide and can carry opposite verdicts (Table 2).</w:t>
+        <w:t xml:space="preserve"> exon-2/exon-3 seam their acceptor halves share, neither in full; those partial duplexes are not counted here and have not been measured. Consecutive registers of one seam differ by a single-base slide and can carry opposite verdicts, and the condemned class reaches these reagents: 5′-AGGGCATATCTTGTGT-3′ is one slide from the </w:t>
+      </w:r>
+      <w:r>
+        <w:rPr>
+          <w:rStyle w:val="Emphasis"/>
+        </w:rPr>
+        <w:t>TAF15</w:t>
+      </w:r>
+      <w:r>
+        <w:rPr/>
+        <w:t xml:space="preserve"> reagent and pairs 11 base pairs of wild-type </w:t>
+      </w:r>
+      <w:r>
+        <w:rPr>
+          <w:rStyle w:val="Emphasis"/>
+        </w:rPr>
+        <w:t>NR4A3</w:t>
+      </w:r>
+      <w:r>
+        <w:rPr/>
+        <w:t xml:space="preserve"> through its whole catalytic gap. Neither may be substituted for the other.</w:t>
       </w:r>
     </w:p>
     <w:p>
@@ -737,18 +757,18 @@
       </w:pPr>
       <w:r>
         <w:rPr/>
-        <w:t>Lengthening the catalytic gap does not remove this liability, for a reason that is arithmetic rather than empirical: every base inside the gap comes from the donor or the acceptor exon, so a longer gap buys margin only by conceding parent-paired gap DNA at the design's own seam. Screened across three geometries the liable count does not fall, and at 5-10-5 the criterion is not independent of the geometry at all; the extended report gives the series.</w:t>
-      </w:r>
-    </w:p>
-    <w:p>
-      <w:pPr>
-        <w:pStyle w:val="BodyText"/>
-        <w:bidi w:val="0"/>
-        <w:rPr/>
-      </w:pPr>
-      <w:r>
-        <w:rPr/>
-        <w:t xml:space="preserve">Three designs clear every screen applied here, none at a junction any patient is reported to carry, which makes them mechanism controls rather than candidates. Selecting within each junction rather than across the panel is what makes the two named reagents available: 35 of the 38 junctions have a design that clears the parent screen, and all five junctions with a published exon-resolved breakpoint have one. Both readings are properties of the cut. At nine base pairs 31 of the 38 still clear and three of the five published ones do; at eight, 23 and two; at seven, 9 and none; at six, 6 and none. Those cuts are whole-duplex run lengths, not the enzyme's own unit, so no cut on this ladder is the enzymology restated, and the availability the two named reagents rest on fails at a run cut of nine, where the </w:t>
+        <w:t>Lengthening the catalytic gap does not remove this liability, for an arithmetic reason: every base inside the gap comes from the donor or the acceptor exon, so a longer gap buys margin only by conceding parent-paired gap DNA at the design's own seam. Across three geometries the liable count does not fall; the extended report gives the series.</w:t>
+      </w:r>
+    </w:p>
+    <w:p>
+      <w:pPr>
+        <w:pStyle w:val="BodyText"/>
+        <w:bidi w:val="0"/>
+        <w:rPr/>
+      </w:pPr>
+      <w:r>
+        <w:rPr/>
+        <w:t xml:space="preserve">Three designs clear every screen applied here, none at a junction any patient is reported to carry, which makes them mechanism controls rather than candidates. Selecting within each junction rather than across the panel is what makes the two named reagents available: 35 of the 38 junctions have a design that clears the parent screen, and all five junctions with a published exon-resolved breakpoint have one. Both readings are properties of the cut. At nine base pairs 31 of the 38 still clear and three of the five published ones do; at eight, 23 and two; at seven, 9 and none; at six, 6 and none. These are whole-duplex run lengths rather than the enzyme's own unit, and the availability the named reagents rest on fails at nine, where the </w:t>
       </w:r>
       <w:r>
         <w:rPr>
@@ -758,7 +778,7 @@
       </w:r>
       <w:r>
         <w:rPr/>
-        <w:t xml:space="preserve"> junction's best design is itself liable. Read as design counts the loose cuts condemn almost everything: 175 of 190 at seven and 181 at six.</w:t>
+        <w:t xml:space="preserve"> junction's best design is itself liable. As design counts the loose cuts condemn almost everything: 175 of 190 at seven and 181 at six.</w:t>
       </w:r>
     </w:p>
     <w:p>
@@ -780,7 +800,7 @@
       </w:pPr>
       <w:r>
         <w:rPr/>
-        <w:t>The ten-base-pair criterion is adopted rather than measured, and the comparison against null models does not resolve an excess specific to this disease. Mononucleotide scrambles — the weakest of the ten nulls screened, and not the dinucleotide-preserving control §5 prescribes — meet the parent screen at 6.2% against 45.8% for the panel, but chimeras built at real exon termini of the same two transcripts, at junctions almost never reported in a patient, meet it at 40.6%. The adopted cut does not escape that comparison: at ten the strongest null's 40.6% falls inside the panel's own 95% interval on 45.8%, as at every cut from seven to thirteen but eleven, and the strongest null reaches 91.4% at seven against the panel's 92.1%. The comparison is narrower than it reads, the panel arm being itself mostly unreported junctions — the property the chimeric null is discounted for. Most of the liability is therefore what joining two exon termini of these genes gives, and across cuts of six to thirteen base pairs the excess over the strongest null changes sign four times.</w:t>
+        <w:t>The ten-base-pair criterion is adopted rather than measured, and the comparison against null models does not resolve an excess specific to this disease. What the screen does establish is structural rather than statistical, and it does not depend on the cut: each parent supplies about half of any junction design, which is far outside the mismatch budget of a conventional off-target search, so that search cannot return a parent as a near-match at any threshold it is normally run at. The liability is therefore invisible to the instrument a designer would ordinarily use, which is the case for screening it directly whatever cut is adopted. Mononucleotide scrambles — the weakest of the ten nulls screened, and not the dinucleotide-preserving control §5 prescribes — meet the parent screen at 6.2% against 45.8% for the panel, but chimeras built at real exon termini of the same two transcripts, at junctions almost never reported in a patient, meet it at 40.6%. The adopted cut does not escape that comparison: at ten the strongest null's 40.6% falls inside the panel's own 95% interval on 45.8%, as at every cut from seven to thirteen but eleven, and the strongest null reaches 91.4% at seven against the panel's 92.1%. The comparison is narrower than it reads, the panel arm being itself mostly unreported junctions — the property the chimeric null is discounted for. Most of the liability is therefore what joining two exon termini of these genes gives, and across cuts of six to thirteen base pairs the excess over the strongest null changes sign four times.</w:t>
       </w:r>
     </w:p>
     <w:p>
@@ -898,108 +918,59 @@
       </w:r>
       <w:r>
         <w:rPr/>
-        <w:t xml:space="preserve"> exon 2 rather than exon 3, and the report carries no sequenced exon-exon boundary, no transcript accession and no junction sequence, so whether that names a non-coding acceptor or an unsupported numbering is not decidable from what is published. This work's own withdrawn version arose from an error of exactly this class. The released builder will not emit an exon-2 acceptor unaided: a non-coding acceptor needs its published-breakpoint list extended first. Reagents exist at both acceptors, neither of them a molecule named above: 5′-AGTGGGCTCTCCACGG-3′ at </w:t>
-      </w:r>
-      <w:r>
-        <w:rPr>
-          <w:rStyle w:val="Emphasis"/>
-        </w:rPr>
-        <w:t>EWSR1</w:t>
-      </w:r>
-      <w:r>
-        <w:rPr/>
-        <w:t xml:space="preserve"> exon 13 to exon 2 and 5′-AGTGGGCTCTTGTGTG-3′ at </w:t>
-      </w:r>
-      <w:r>
-        <w:rPr>
-          <w:rStyle w:val="Emphasis"/>
-        </w:rPr>
-        <w:t>TAF15</w:t>
-      </w:r>
-      <w:r>
-        <w:rPr/>
-        <w:t xml:space="preserve"> exon 6 to exon 2, both at the panel's top margin. Neither reaches the ten-base-pair criterion, and their longest wild-type parent duplexes through the whole gap are eight base pairs against wild-type </w:t>
-      </w:r>
-      <w:r>
-        <w:rPr>
-          <w:rStyle w:val="Emphasis"/>
-        </w:rPr>
-        <w:t>EWSR1</w:t>
-      </w:r>
-      <w:r>
-        <w:rPr/>
-        <w:t xml:space="preserve"> and nine against wild-type </w:t>
-      </w:r>
-      <w:r>
-        <w:rPr>
-          <w:rStyle w:val="Emphasis"/>
-        </w:rPr>
-        <w:t>NR4A3</w:t>
-      </w:r>
-      <w:r>
-        <w:rPr/>
-        <w:t xml:space="preserve"> — the second against the acceptor parent on which §5's selectivity ratio is defined, a closer call than either exon-3 reagent presents. A reagent selected for one acceptor is not valid for the other.</w:t>
-      </w:r>
-    </w:p>
-    <w:p>
-      <w:pPr>
-        <w:pStyle w:val="BodyText"/>
-        <w:bidi w:val="0"/>
-        <w:rPr/>
-      </w:pPr>
-      <w:r>
-        <w:rPr/>
-        <w:t xml:space="preserve">One requirement is upstream of all of them: the breakpoint of the test article must be established at nucleotide resolution by RNA sequencing before any oligonucleotide is ordered, every design here being specific to the exon pair it was tiled at. Routine diagnosis does not supply the seam, since break-apart </w:t>
-      </w:r>
-      <w:r>
-        <w:rPr>
-          <w:rStyle w:val="Emphasis"/>
-        </w:rPr>
-        <w:t>NR4A3</w:t>
-      </w:r>
-      <w:r>
-        <w:rPr/>
-        <w:t xml:space="preserve"> fluorescence in situ hybridisation detects a rearrangement irrespective of partner.</w:t>
+        <w:t xml:space="preserve"> exon 2 rather than exon 3, and the report carries no sequenced exon-exon boundary, no transcript accession and no junction sequence, so whether that names a non-coding acceptor or an unsupported numbering is not decidable from what is published. This work's own withdrawn version arose from an error of exactly this class.</w:t>
+      </w:r>
+    </w:p>
+    <w:p>
+      <w:pPr>
+        <w:pStyle w:val="BodyText"/>
+        <w:bidi w:val="0"/>
+        <w:rPr/>
+      </w:pPr>
+      <w:r>
+        <w:rPr/>
+        <w:t>One reading is nonetheless more parsimonious, and it favours the reagents named here. EMC's defining lesion produces a chimeric transcription factor.</w:t>
       </w:r>
       <w:r>
         <w:rPr>
           <w:position w:val="7"/>
           <w:sz w:val="17"/>
         </w:rPr>
-        <w:t>3</w:t>
-      </w:r>
-    </w:p>
-    <w:p>
-      <w:pPr>
-        <w:pStyle w:val="Heading2"/>
-        <w:bidi w:val="0"/>
-        <w:jc w:val="left"/>
-        <w:rPr/>
-      </w:pPr>
-      <w:r>
-        <w:rPr/>
-        <w:t>5 · The falsification experiment</w:t>
-      </w:r>
-    </w:p>
-    <w:p>
-      <w:pPr>
-        <w:pStyle w:val="BodyText"/>
-        <w:bidi w:val="0"/>
-        <w:rPr/>
-      </w:pPr>
-      <w:r>
-        <w:rPr/>
-        <w:t xml:space="preserve">An isogenic fusion-positive against fusion-negative comparison has been run in an analogous fusion sarcoma, against </w:t>
-      </w:r>
-      <w:r>
-        <w:rPr>
-          <w:rStyle w:val="Emphasis"/>
-        </w:rPr>
-        <w:t>NAB2::STAT6</w:t>
-      </w:r>
-      <w:r>
-        <w:rPr/>
-        <w:t xml:space="preserve"> in solitary fibrous tumour.</w:t>
+        <w:t>1,14</w:t>
+      </w:r>
+      <w:r>
+        <w:rPr/>
+        <w:t xml:space="preserve"> A donor joined to </w:t>
+      </w:r>
+      <w:r>
+        <w:rPr>
+          <w:rStyle w:val="Emphasis"/>
+        </w:rPr>
+        <w:t>NR4A3</w:t>
+      </w:r>
+      <w:r>
+        <w:rPr/>
+        <w:t xml:space="preserve">'s non-coding exon 2 would sit upstream of that gene's own initiation codon and so would not yield one; a donor joined to its first coding exon does, and that exon is transcript exon 3, the acceptor this panel is tiled at. On the coding-exon reading, therefore, the two cell models carry the junctions the reagents above span. This is an inference and not a determination: a 5′-untranslated acceptor is reported in this disease at least once, in a </w:t>
+      </w:r>
+      <w:r>
+        <w:rPr>
+          <w:rStyle w:val="Emphasis"/>
+        </w:rPr>
+        <w:t>PGR</w:t>
+      </w:r>
+      <w:r>
+        <w:rPr/>
+        <w:t>::</w:t>
+      </w:r>
+      <w:r>
+        <w:rPr>
+          <w:rStyle w:val="Emphasis"/>
+        </w:rPr>
+        <w:t>NR4A3</w:t>
+      </w:r>
+      <w:r>
+        <w:rPr/>
+        <w:t xml:space="preserve"> case,</w:t>
       </w:r>
       <w:r>
         <w:rPr>
@@ -1010,7 +981,37 @@
       </w:r>
       <w:r>
         <w:rPr/>
-        <w:t xml:space="preserve"> The extended report specifies it for these reagents, with three controls a knockdown assay alone cannot distinguish. One belongs here because it constrains what may be ordered: the dinucleotide-preserving scramble must itself pass the mature-parent screen before synthesis, because 10.0% of dinucleotide-preserving scrambles pair a parent's whole catalytic gap at the ten-base-pair criterion and 3.9% do so against wild-type </w:t>
+        <w:t xml:space="preserve"> and the requirement below is unchanged. The released builder will not emit an exon-2 acceptor unaided: a non-coding acceptor needs its published-breakpoint list extended first. Reagents exist at both acceptors, neither of them a molecule named above: 5′-AGTGGGCTCTCCACGG-3′ at </w:t>
+      </w:r>
+      <w:r>
+        <w:rPr>
+          <w:rStyle w:val="Emphasis"/>
+        </w:rPr>
+        <w:t>EWSR1</w:t>
+      </w:r>
+      <w:r>
+        <w:rPr/>
+        <w:t xml:space="preserve"> exon 13 to exon 2 and 5′-AGTGGGCTCTTGTGTG-3′ at </w:t>
+      </w:r>
+      <w:r>
+        <w:rPr>
+          <w:rStyle w:val="Emphasis"/>
+        </w:rPr>
+        <w:t>TAF15</w:t>
+      </w:r>
+      <w:r>
+        <w:rPr/>
+        <w:t xml:space="preserve"> exon 6 to exon 2, both at the panel's top margin. Neither reaches the ten-base-pair criterion, and their longest wild-type parent duplexes through the whole gap are eight base pairs against wild-type </w:t>
+      </w:r>
+      <w:r>
+        <w:rPr>
+          <w:rStyle w:val="Emphasis"/>
+        </w:rPr>
+        <w:t>EWSR1</w:t>
+      </w:r>
+      <w:r>
+        <w:rPr/>
+        <w:t xml:space="preserve"> and nine against wild-type </w:t>
       </w:r>
       <w:r>
         <w:rPr>
@@ -1020,18 +1021,18 @@
       </w:r>
       <w:r>
         <w:rPr/>
-        <w:t>.</w:t>
-      </w:r>
-    </w:p>
-    <w:p>
-      <w:pPr>
-        <w:pStyle w:val="BodyText"/>
-        <w:bidi w:val="0"/>
-        <w:rPr/>
-      </w:pPr>
-      <w:r>
-        <w:rPr/>
-        <w:t xml:space="preserve">Selectivity is the wild-type </w:t>
+        <w:t xml:space="preserve"> — the second against the acceptor parent on which §5's selectivity ratio is defined, a closer call than either exon-3 reagent presents. A reagent selected for one acceptor is not valid for the other.</w:t>
+      </w:r>
+    </w:p>
+    <w:p>
+      <w:pPr>
+        <w:pStyle w:val="BodyText"/>
+        <w:bidi w:val="0"/>
+        <w:rPr/>
+      </w:pPr>
+      <w:r>
+        <w:rPr/>
+        <w:t xml:space="preserve">One requirement is upstream of all of them: the breakpoint of the test article must be established at nucleotide resolution by RNA sequencing before any oligonucleotide is ordered, every design here being specific to the exon pair it was tiled at. Routine diagnosis does not supply the seam, since break-apart </w:t>
       </w:r>
       <w:r>
         <w:rPr>
@@ -1041,154 +1042,58 @@
       </w:r>
       <w:r>
         <w:rPr/>
-        <w:t xml:space="preserve"> half-maximal knockdown concentration divided by the fusion's, from a matched dose-response in the same wells, at a cut of 5.0 adopted as a convention. At a replicate standard deviation of 0.35 on the natural-log scale, six independent biological replicates give about 80% power to falsify a true selectivity of 3 and three give about 30%. Above a realised standard deviation of about 0.65 at three replicates — 1.53 at six, 2.25 at ten — no observed ratio at or above one can put the upper limit of a two-sided 95% interval below 5, so the test can fail only on an anti-selective reading. Those figures are computed on that interval; a normal-approximation interval would move them. Such a test is void, and voidness is a property of the realised variance rather than of the design, so a pilot-based gate on the population variance bounds it from one side only: where a one-sided 95% chi-square bound on the pilot's standard deviation lies at or above the void figure for the count proposed, the decision is a larger replicate count, or no falsification test at all, and never three. The threshold is defined on the acceptor parent alone, so a reagent can clear it while pairing a donor transcript through its whole gap.</w:t>
-      </w:r>
-    </w:p>
-    <w:p>
-      <w:pPr>
-        <w:pStyle w:val="Heading2"/>
-        <w:bidi w:val="0"/>
-        <w:jc w:val="left"/>
-        <w:rPr/>
-      </w:pPr>
-      <w:r>
-        <w:rPr/>
-        <w:t>6 · Discussion</w:t>
-      </w:r>
-    </w:p>
-    <w:p>
-      <w:pPr>
-        <w:pStyle w:val="BodyText"/>
-        <w:bidi w:val="0"/>
-        <w:rPr/>
-      </w:pPr>
-      <w:r>
-        <w:rPr/>
-        <w:t xml:space="preserve">Designability is not the constraint: junction-spanning designs exist at every in-frame </w:t>
-      </w:r>
-      <w:r>
-        <w:rPr>
-          <w:rStyle w:val="Emphasis"/>
-        </w:rPr>
-        <w:t>NR4A3</w:t>
-      </w:r>
-      <w:r>
-        <w:rPr/>
-        <w:t xml:space="preserve"> fusion junction modelled here, and 35 of the 38 have one clearing the parent screen.</w:t>
-      </w:r>
-    </w:p>
-    <w:p>
-      <w:pPr>
-        <w:pStyle w:val="BodyText"/>
-        <w:bidi w:val="0"/>
-        <w:rPr/>
-      </w:pPr>
-      <w:r>
-        <w:rPr/>
-        <w:t xml:space="preserve">The constraint is discrimination between the fusion and its parents, and it is not resolved here. A junction design's most plausible wild-type liability is its own parent, in the mature transcript or across a splice junction in precursor RNA. Both are searched before any molecule exists, but not on comparable terms: the mature-transcript screen condemns on a ten-base-pair duplex through the gap and the precursor arm on a hit at up to two mismatches with the gap fully paired, so neither restates the other, and their counts may not be added because a design condemned in both is one design. A third compartment is searched only in the extended report: the patient's own un-rearranged </w:t>
-      </w:r>
-      <w:r>
-        <w:rPr>
-          <w:rStyle w:val="Emphasis"/>
-        </w:rPr>
-        <w:t>NR4A3</w:t>
-      </w:r>
-      <w:r>
-        <w:rPr/>
-        <w:t xml:space="preserve"> allele, at a two-mismatch ceiling that bounds its class from below. No design this panel selects is condemned by it, but it excludes two registers of §4's </w:t>
-      </w:r>
-      <w:r>
-        <w:rPr>
-          <w:rStyle w:val="Emphasis"/>
-        </w:rPr>
-        <w:t>EWSR1</w:t>
-      </w:r>
-      <w:r>
-        <w:rPr/>
-        <w:t xml:space="preserve"> exon 13 to </w:t>
-      </w:r>
-      <w:r>
-        <w:rPr>
-          <w:rStyle w:val="Emphasis"/>
-        </w:rPr>
-        <w:t>NR4A3</w:t>
-      </w:r>
-      <w:r>
-        <w:rPr/>
-        <w:t xml:space="preserve"> exon-2 seam while clearing that reagent — the register hazard of §2 arriving from a compartment the panel's selection never has to consider.</w:t>
-      </w:r>
-    </w:p>
-    <w:p>
-      <w:pPr>
-        <w:pStyle w:val="BodyText"/>
-        <w:bidi w:val="0"/>
-        <w:rPr/>
-      </w:pPr>
-      <w:r>
-        <w:rPr/>
-        <w:t>The four junction-specificity reports cited here</w:t>
+        <w:t xml:space="preserve"> fluorescence in situ hybridisation detects a rearrangement irrespective of partner.</w:t>
       </w:r>
       <w:r>
         <w:rPr>
           <w:position w:val="7"/>
           <w:sz w:val="17"/>
         </w:rPr>
-        <w:t>8,9,10,17</w:t>
-      </w:r>
-      <w:r>
-        <w:rPr/>
-        <w:t xml:space="preserve"> were all made on molecules already synthesised; no survey of design pipelines was performed, so the screen-before-synthesis claim is about this literature as retrieved and not a priority claim. Whether sparing wild-type </w:t>
-      </w:r>
-      <w:r>
-        <w:rPr>
-          <w:rStyle w:val="Emphasis"/>
-        </w:rPr>
-        <w:t>NR4A3</w:t>
-      </w:r>
-      <w:r>
-        <w:rPr/>
-        <w:t xml:space="preserve"> is worth a specificity cost is itself unsettled. </w:t>
-      </w:r>
-      <w:r>
-        <w:rPr>
-          <w:rStyle w:val="Emphasis"/>
-        </w:rPr>
-        <w:t>NR4A1</w:t>
-      </w:r>
-      <w:r>
-        <w:rPr/>
-        <w:t xml:space="preserve"> and </w:t>
-      </w:r>
-      <w:r>
-        <w:rPr>
-          <w:rStyle w:val="Emphasis"/>
-        </w:rPr>
-        <w:t>NR4A3</w:t>
-      </w:r>
-      <w:r>
-        <w:rPr/>
-        <w:t xml:space="preserve"> are functionally redundant where tested,</w:t>
+        <w:t>3</w:t>
+      </w:r>
+    </w:p>
+    <w:p>
+      <w:pPr>
+        <w:pStyle w:val="Heading2"/>
+        <w:bidi w:val="0"/>
+        <w:jc w:val="left"/>
+        <w:rPr/>
+      </w:pPr>
+      <w:r>
+        <w:rPr/>
+        <w:t>5 · The falsification experiment</w:t>
+      </w:r>
+    </w:p>
+    <w:p>
+      <w:pPr>
+        <w:pStyle w:val="BodyText"/>
+        <w:bidi w:val="0"/>
+        <w:rPr/>
+      </w:pPr>
+      <w:r>
+        <w:rPr/>
+        <w:t xml:space="preserve">An isogenic fusion-positive against fusion-negative comparison has been run in an analogous fusion sarcoma, against </w:t>
+      </w:r>
+      <w:r>
+        <w:rPr>
+          <w:rStyle w:val="Emphasis"/>
+        </w:rPr>
+        <w:t>NAB2::STAT6</w:t>
+      </w:r>
+      <w:r>
+        <w:rPr/>
+        <w:t xml:space="preserve"> in solitary fibrous tumour.</w:t>
       </w:r>
       <w:r>
         <w:rPr>
           <w:position w:val="7"/>
           <w:sz w:val="17"/>
         </w:rPr>
-        <w:t>18,19</w:t>
-      </w:r>
-      <w:r>
-        <w:rPr/>
-        <w:t xml:space="preserve"> which cuts against the premise; against that, reduced </w:t>
-      </w:r>
-      <w:r>
-        <w:rPr>
-          <w:rStyle w:val="Emphasis"/>
-        </w:rPr>
-        <w:t>NR4A1</w:t>
-      </w:r>
-      <w:r>
-        <w:rPr/>
-        <w:t>/</w:t>
+        <w:t>17</w:t>
+      </w:r>
+      <w:r>
+        <w:rPr/>
+        <w:t xml:space="preserve"> The extended report specifies it for these reagents, with three controls a knockdown assay alone cannot distinguish. Two are named as sequences (Table 2): a dinucleotide-preserving scramble of each reagent, drawn and then put through the same mature-parent screen the reagent passed. That screening is what makes a scramble a control — 10.0% of such scrambles pair a parent's whole catalytic gap at the ten-base-pair criterion and 3.9% do so against wild-type </w:t>
       </w:r>
       <w:r>
         <w:rPr>
@@ -1198,18 +1103,124 @@
       </w:r>
       <w:r>
         <w:rPr/>
-        <w:t xml:space="preserve"> dosage is consequential in mice,</w:t>
+        <w:t>, so an unscreened one carries a one-in-ten chance of being a second active molecule offered as a negative control. Clearing the screen is not a claim of inertness; it is the property a negative control has to have.</w:t>
+      </w:r>
+    </w:p>
+    <w:p>
+      <w:pPr>
+        <w:pStyle w:val="BodyText"/>
+        <w:bidi w:val="0"/>
+        <w:rPr/>
+      </w:pPr>
+      <w:r>
+        <w:rPr/>
+        <w:t xml:space="preserve">Selectivity is the wild-type </w:t>
+      </w:r>
+      <w:r>
+        <w:rPr>
+          <w:rStyle w:val="Emphasis"/>
+        </w:rPr>
+        <w:t>NR4A3</w:t>
+      </w:r>
+      <w:r>
+        <w:rPr/>
+        <w:t xml:space="preserve"> half-maximal knockdown concentration divided by the fusion's, from a matched dose-response in the same wells, at a cut of 5.0 adopted as a convention. At a replicate standard deviation of 0.35 on the natural-log scale, six independent biological replicates give about 80% power to falsify a true selectivity of 3 and three give about 30%. Above a realised standard deviation of about 0.65 at three replicates — 1.53 at six, 2.25 at ten — no observed ratio at or above one can put the upper limit of a two-sided 95% interval below 5, so the test can fail only on an anti-selective reading. Those figures are computed on that interval; a normal-approximation interval would move them. Such a test is void, and voidness is a property of the realised variance rather than of the design, so a pilot-based gate on the population variance bounds it from one side only: where a one-sided 95% chi-square bound on the pilot's standard deviation lies at or above the void figure for the count proposed, the decision is a larger replicate count, or no falsification test at all, and never three. The threshold is defined on the acceptor parent alone, so a reagent can clear it while pairing a donor transcript through its whole gap.</w:t>
+      </w:r>
+    </w:p>
+    <w:p>
+      <w:pPr>
+        <w:pStyle w:val="Heading2"/>
+        <w:bidi w:val="0"/>
+        <w:jc w:val="left"/>
+        <w:rPr/>
+      </w:pPr>
+      <w:r>
+        <w:rPr/>
+        <w:t>6 · Discussion</w:t>
+      </w:r>
+    </w:p>
+    <w:p>
+      <w:pPr>
+        <w:pStyle w:val="BodyText"/>
+        <w:bidi w:val="0"/>
+        <w:rPr/>
+      </w:pPr>
+      <w:r>
+        <w:rPr/>
+        <w:t xml:space="preserve">Designability is not the constraint: junction-spanning designs exist at every in-frame </w:t>
+      </w:r>
+      <w:r>
+        <w:rPr>
+          <w:rStyle w:val="Emphasis"/>
+        </w:rPr>
+        <w:t>NR4A3</w:t>
+      </w:r>
+      <w:r>
+        <w:rPr/>
+        <w:t xml:space="preserve"> fusion junction modelled here, and 35 of the 38 have one clearing the parent screen.</w:t>
+      </w:r>
+    </w:p>
+    <w:p>
+      <w:pPr>
+        <w:pStyle w:val="BodyText"/>
+        <w:bidi w:val="0"/>
+        <w:rPr/>
+      </w:pPr>
+      <w:r>
+        <w:rPr/>
+        <w:t xml:space="preserve">The constraint is discrimination between the fusion and its parents, and it is not resolved here. A junction design's most plausible wild-type liability is its own parent, in the mature transcript or across a splice junction in precursor RNA. Both are searched before any molecule exists, but not on comparable terms: the mature-transcript screen condemns on a ten-base-pair duplex through the gap and the precursor arm on a hit at up to two mismatches with the gap fully paired, so neither restates the other, and their counts may not be added because a design condemned in both is one design. A third compartment is searched only in the extended report: the patient's own un-rearranged </w:t>
+      </w:r>
+      <w:r>
+        <w:rPr>
+          <w:rStyle w:val="Emphasis"/>
+        </w:rPr>
+        <w:t>NR4A3</w:t>
+      </w:r>
+      <w:r>
+        <w:rPr/>
+        <w:t xml:space="preserve"> allele, at a two-mismatch ceiling that bounds its class from below. No design this panel selects is condemned by it, but it excludes two registers of §4's </w:t>
+      </w:r>
+      <w:r>
+        <w:rPr>
+          <w:rStyle w:val="Emphasis"/>
+        </w:rPr>
+        <w:t>EWSR1</w:t>
+      </w:r>
+      <w:r>
+        <w:rPr/>
+        <w:t xml:space="preserve"> exon 13 to </w:t>
+      </w:r>
+      <w:r>
+        <w:rPr>
+          <w:rStyle w:val="Emphasis"/>
+        </w:rPr>
+        <w:t>NR4A3</w:t>
+      </w:r>
+      <w:r>
+        <w:rPr/>
+        <w:t xml:space="preserve"> exon-2 seam while clearing that reagent — the register hazard of §2 arriving from a compartment the panel's selection never has to consider.</w:t>
+      </w:r>
+    </w:p>
+    <w:p>
+      <w:pPr>
+        <w:pStyle w:val="BodyText"/>
+        <w:bidi w:val="0"/>
+        <w:rPr/>
+      </w:pPr>
+      <w:r>
+        <w:rPr/>
+        <w:t>The four junction-specificity reports cited here</w:t>
       </w:r>
       <w:r>
         <w:rPr>
           <w:position w:val="7"/>
           <w:sz w:val="17"/>
         </w:rPr>
-        <w:t>20</w:t>
-      </w:r>
-      <w:r>
-        <w:rPr/>
-        <w:t xml:space="preserve"> and the family is not uniform in direction, </w:t>
+        <w:t>8,9,10,18</w:t>
+      </w:r>
+      <w:r>
+        <w:rPr/>
+        <w:t xml:space="preserve"> were all made on molecules already synthesised; no survey of design pipelines was performed, so the screen-before-synthesis claim is about this literature as retrieved and not a priority claim. Whether sparing wild-type </w:t>
       </w:r>
       <w:r>
         <w:rPr>
@@ -1219,117 +1230,106 @@
       </w:r>
       <w:r>
         <w:rPr/>
-        <w:t xml:space="preserve"> aggravating murine atherosclerotic lesions where its paralogues attenuate them.</w:t>
+        <w:t xml:space="preserve"> is worth a specificity cost is itself unsettled, the reported paralogue redundancy and dosage effects pointing in opposite directions; the extended report gives that literature and does not resolve it either.</w:t>
+      </w:r>
+    </w:p>
+    <w:p>
+      <w:pPr>
+        <w:pStyle w:val="BodyText"/>
+        <w:bidi w:val="0"/>
+        <w:rPr/>
+      </w:pPr>
+      <w:r>
+        <w:rPr/>
+        <w:t>Three limits bound what any test of these reagents could show. All five screens address hybridisation rather than cleavage, and none establishes that a predicted duplex forms or is cut. The method-level novelty is nil, junction-directed oligonucleotides being long established; what is new is the indication and the screen applied before synthesis. And systemic delivery to a solid tumour remains unsolved, the gate this modality faces after any result reported here. Every source of a test article named here ends at someone culturing cells.</w:t>
+      </w:r>
+    </w:p>
+    <w:p>
+      <w:pPr>
+        <w:pStyle w:val="Heading2"/>
+        <w:bidi w:val="0"/>
+        <w:jc w:val="left"/>
+        <w:rPr/>
+      </w:pPr>
+      <w:r>
+        <w:rPr/>
+        <w:t>7 · Methods</w:t>
+      </w:r>
+    </w:p>
+    <w:p>
+      <w:pPr>
+        <w:pStyle w:val="BodyText"/>
+        <w:bidi w:val="0"/>
+        <w:rPr/>
+      </w:pPr>
+      <w:r>
+        <w:rPr/>
+        <w:t>All analyses are computational and use public data; no laboratory work was performed. Full parameters, the complete bounds on each claim and the per-design tables are in the extended report named under Data availability.</w:t>
+      </w:r>
+    </w:p>
+    <w:p>
+      <w:pPr>
+        <w:pStyle w:val="BodyText"/>
+        <w:bidi w:val="0"/>
+        <w:rPr/>
+      </w:pPr>
+      <w:r>
+        <w:rPr/>
+        <w:t xml:space="preserve">Canonical transcripts for the five partner genes and for </w:t>
+      </w:r>
+      <w:r>
+        <w:rPr>
+          <w:rStyle w:val="Emphasis"/>
+        </w:rPr>
+        <w:t>NR4A3</w:t>
+      </w:r>
+      <w:r>
+        <w:rPr/>
+        <w:t xml:space="preserve"> were obtained from Ensembl.</w:t>
       </w:r>
       <w:r>
         <w:rPr>
           <w:position w:val="7"/>
           <w:sz w:val="17"/>
         </w:rPr>
-        <w:t>21</w:t>
-      </w:r>
-      <w:r>
-        <w:rPr/>
-        <w:t xml:space="preserve"> The evidence is not decisive either way.</w:t>
-      </w:r>
-    </w:p>
-    <w:p>
-      <w:pPr>
-        <w:pStyle w:val="BodyText"/>
-        <w:bidi w:val="0"/>
-        <w:rPr/>
-      </w:pPr>
-      <w:r>
-        <w:rPr/>
-        <w:t>Three limits bound what any test of these reagents could show. All five screens address hybridisation rather than cleavage, and none establishes that a predicted duplex forms or is cut. The method-level novelty is nil, junction-directed oligonucleotides being long established; what is new is the indication and the screen applied before synthesis. And systemic delivery to a solid tumour remains unsolved, the gate this modality faces after any result reported here. Every source of a test article named here ends at someone culturing cells.</w:t>
-      </w:r>
-    </w:p>
-    <w:p>
-      <w:pPr>
-        <w:pStyle w:val="Heading2"/>
-        <w:bidi w:val="0"/>
-        <w:jc w:val="left"/>
-        <w:rPr/>
-      </w:pPr>
-      <w:r>
-        <w:rPr/>
-        <w:t>7 · Methods</w:t>
-      </w:r>
-    </w:p>
-    <w:p>
-      <w:pPr>
-        <w:pStyle w:val="BodyText"/>
-        <w:bidi w:val="0"/>
-        <w:rPr/>
-      </w:pPr>
-      <w:r>
-        <w:rPr/>
-        <w:t>All analyses are computational and use public data; no laboratory work was performed. Full parameters, the complete bounds on each claim and the per-design tables are in the extended report named under Data availability.</w:t>
-      </w:r>
-    </w:p>
-    <w:p>
-      <w:pPr>
-        <w:pStyle w:val="BodyText"/>
-        <w:bidi w:val="0"/>
-        <w:rPr/>
-      </w:pPr>
-      <w:r>
-        <w:rPr/>
-        <w:t xml:space="preserve">Canonical transcripts for the five partner genes and for </w:t>
-      </w:r>
-      <w:r>
-        <w:rPr>
-          <w:rStyle w:val="Emphasis"/>
-        </w:rPr>
-        <w:t>NR4A3</w:t>
-      </w:r>
-      <w:r>
-        <w:rPr/>
-        <w:t xml:space="preserve"> were obtained from Ensembl.</w:t>
+        <w:t>19</w:t>
+      </w:r>
+      <w:r>
+        <w:rPr/>
+        <w:t xml:space="preserve"> Junction-spanning 16-mer gapmers were tiled in a 5-6-5 β-D-oxy-locked-nucleic-acid/DNA/β-D-oxy-locked-nucleic-acid geometry,</w:t>
       </w:r>
       <w:r>
         <w:rPr>
           <w:position w:val="7"/>
           <w:sz w:val="17"/>
         </w:rPr>
-        <w:t>22</w:t>
-      </w:r>
-      <w:r>
-        <w:rPr/>
-        <w:t xml:space="preserve"> Junction-spanning 16-mer gapmers were tiled in a 5-6-5 β-D-oxy-locked-nucleic-acid/DNA/β-D-oxy-locked-nucleic-acid geometry,</w:t>
+        <w:t>20</w:t>
+      </w:r>
+      <w:r>
+        <w:rPr/>
+        <w:t xml:space="preserve"> one design per register at which the breakpoint falls inside the six-nucleotide DNA gap, which admits five per junction. That gap is the shortest length the cited source credits rather than its preferred one, and six is used because the genome-wide arm is not available above a 16-mer. A design's gap-level margin is the count of junction-unique bases inside the gap on the shorter side of the breakpoint.</w:t>
+      </w:r>
+    </w:p>
+    <w:p>
+      <w:pPr>
+        <w:pStyle w:val="BodyText"/>
+        <w:bidi w:val="0"/>
+        <w:rPr/>
+      </w:pPr>
+      <w:r>
+        <w:rPr/>
+        <w:t>Five specificity screens were applied: an alignment screen against human RefSeq RNA, classifying each near-match by whether the catalytic gap is paired; an exhaustive transcript scan complete for substitutions within a one-mismatch budget; a screen of the parents' unspliced sequence; a mature-parent screen recording the longest contiguous duplex any of six wild-type parent transcripts forms through the catalytic gap; and a genome-wide screen over every position of GRCh38. A near-match is a transcript window pairing a design at 14 or more of its 16 positions. A design is liable where a wild-type parent pairs its whole catalytic gap over a contiguous run of ten base pairs or more, ten being adopted rather than measured. Null ensembles were built as scrambles of each design and as chimeras joining the same two parent transcripts at real exon termini, screened identically. Melting temperatures are nearest-neighbour values for an unmodified DNA:RNA hybrid at 250 nM strand.</w:t>
       </w:r>
       <w:r>
         <w:rPr>
           <w:position w:val="7"/>
           <w:sz w:val="17"/>
         </w:rPr>
-        <w:t>23</w:t>
-      </w:r>
-      <w:r>
-        <w:rPr/>
-        <w:t xml:space="preserve"> one design per register at which the breakpoint falls inside the six-nucleotide DNA gap, which admits five per junction. That gap is the shortest length the cited source credits rather than its preferred one, and six is used because the genome-wide arm is not available above a 16-mer. A design's gap-level margin is the count of junction-unique bases inside the gap on the shorter side of the breakpoint.</w:t>
-      </w:r>
-    </w:p>
-    <w:p>
-      <w:pPr>
-        <w:pStyle w:val="BodyText"/>
-        <w:bidi w:val="0"/>
-        <w:rPr/>
-      </w:pPr>
-      <w:r>
-        <w:rPr/>
-        <w:t>Five specificity screens were applied: an alignment screen against human RefSeq RNA, classifying each near-match by whether the catalytic gap is paired; an exhaustive transcript scan complete for substitutions within a one-mismatch budget; a screen of the parents' unspliced sequence; a mature-parent screen recording the longest contiguous duplex any of six wild-type parent transcripts forms through the catalytic gap; and a genome-wide screen over every position of GRCh38. A near-match is a transcript window pairing a design at 14 or more of its 16 positions. A design is liable where a wild-type parent pairs its whole catalytic gap over a contiguous run of ten base pairs or more, ten being adopted rather than measured. Null ensembles were built as scrambles of each design and as chimeras joining the same two parent transcripts at real exon termini, screened identically. Melting temperatures are nearest-neighbour values for an unmodified DNA:RNA hybrid at 250 nM strand;</w:t>
-      </w:r>
-      <w:r>
-        <w:rPr>
-          <w:position w:val="7"/>
-          <w:sz w:val="17"/>
-        </w:rPr>
-        <w:t>24</w:t>
-      </w:r>
-      <w:r>
-        <w:rPr/>
-        <w:t xml:space="preserve"> the locked residues are not modelled, and the fusion duplex pairs all ten where each parent pairs five, so the reported separation is a floor.</w:t>
+        <w:t>21</w:t>
+      </w:r>
+      <w:r>
+        <w:rPr/>
+        <w:t xml:space="preserve"> Those parameters do not describe a locked, phosphorothioate oligonucleotide, so no absolute melting point is reported for these reagents; only the fusion-versus-parent separation is, and as a floor, because the fusion duplex pairs all ten locked residues where each parent half-duplex pairs five, by construction for every design here.</w:t>
       </w:r>
     </w:p>
     <w:p>
@@ -1407,7 +1407,7 @@
       </w:hyperlink>
       <w:r>
         <w:rPr/>
-        <w:t>) are REPORTED at an NR4A3 exon-2 acceptor and match different designs, not these two. Tm is against the fusion target and against the closest wild-type parent, by the method and with the caveat given in Methods. Nothing here has been synthesised or tested, and no sequence may be administered to any person or animal.</w:t>
+        <w:t>) are REPORTED at an NR4A3 exon-2 acceptor and match different designs, not these two. ΔTm separates the fusion duplex from the more stable half of the design's own target window, which is a different parent from the duplex column's searched wild-type TFG. It is a floor, by the method and for the reason given in Methods; absolute melting points are not reported for a locked, phosphorothioate oligonucleotide. Nothing here has been synthesised or tested, and no sequence may be administered to any person or animal.</w:t>
       </w:r>
     </w:p>
     <w:tbl>
@@ -1424,12 +1424,12 @@
         </w:tblCellMar>
       </w:tblPr>
       <w:tblGrid>
-        <w:gridCol w:w="1463"/>
-        <w:gridCol w:w="2703"/>
+        <w:gridCol w:w="1638"/>
+        <w:gridCol w:w="2744"/>
         <w:gridCol w:w="751"/>
-        <w:gridCol w:w="1351"/>
-        <w:gridCol w:w="1721"/>
-        <w:gridCol w:w="1877"/>
+        <w:gridCol w:w="1509"/>
+        <w:gridCol w:w="1173"/>
+        <w:gridCol w:w="2051"/>
       </w:tblGrid>
       <w:tr>
         <w:trPr>
@@ -1464,7 +1464,7 @@
         </w:trPr>
         <w:tc>
           <w:tcPr>
-            <w:tcW w:w="1463" w:type="dxa"/>
+            <w:tcW w:w="1638" w:type="dxa"/>
             <w:tcBorders/>
             <w:vAlign w:val="center"/>
           </w:tcPr>
@@ -1485,7 +1485,7 @@
         </w:tc>
         <w:tc>
           <w:tcPr>
-            <w:tcW w:w="2703" w:type="dxa"/>
+            <w:tcW w:w="2744" w:type="dxa"/>
             <w:tcBorders/>
             <w:vAlign w:val="center"/>
           </w:tcPr>
@@ -1527,7 +1527,7 @@
         </w:tc>
         <w:tc>
           <w:tcPr>
-            <w:tcW w:w="1351" w:type="dxa"/>
+            <w:tcW w:w="1509" w:type="dxa"/>
             <w:tcBorders/>
             <w:vAlign w:val="center"/>
           </w:tcPr>
@@ -1548,7 +1548,7 @@
         </w:tc>
         <w:tc>
           <w:tcPr>
-            <w:tcW w:w="1721" w:type="dxa"/>
+            <w:tcW w:w="1173" w:type="dxa"/>
             <w:tcBorders/>
             <w:vAlign w:val="center"/>
           </w:tcPr>
@@ -1563,13 +1563,13 @@
             </w:pPr>
             <w:r>
               <w:rPr/>
-              <w:t>Tm fusion / WT parent (°C)</w:t>
+              <w:t>ΔTm floor (°C)</w:t>
             </w:r>
           </w:p>
         </w:tc>
         <w:tc>
           <w:tcPr>
-            <w:tcW w:w="1877" w:type="dxa"/>
+            <w:tcW w:w="2051" w:type="dxa"/>
             <w:tcBorders/>
             <w:vAlign w:val="center"/>
           </w:tcPr>
@@ -1593,7 +1593,7 @@
         <w:trPr/>
         <w:tc>
           <w:tcPr>
-            <w:tcW w:w="1463" w:type="dxa"/>
+            <w:tcW w:w="1638" w:type="dxa"/>
             <w:tcBorders/>
             <w:vAlign w:val="center"/>
           </w:tcPr>
@@ -1630,7 +1630,7 @@
         </w:tc>
         <w:tc>
           <w:tcPr>
-            <w:tcW w:w="2703" w:type="dxa"/>
+            <w:tcW w:w="2744" w:type="dxa"/>
             <w:tcBorders/>
             <w:vAlign w:val="center"/>
           </w:tcPr>
@@ -1672,7 +1672,7 @@
         </w:tc>
         <w:tc>
           <w:tcPr>
-            <w:tcW w:w="1351" w:type="dxa"/>
+            <w:tcW w:w="1509" w:type="dxa"/>
             <w:tcBorders/>
             <w:vAlign w:val="center"/>
           </w:tcPr>
@@ -1699,7 +1699,7 @@
         </w:tc>
         <w:tc>
           <w:tcPr>
-            <w:tcW w:w="1721" w:type="dxa"/>
+            <w:tcW w:w="1173" w:type="dxa"/>
             <w:tcBorders/>
             <w:vAlign w:val="center"/>
           </w:tcPr>
@@ -1714,13 +1714,17 @@
             </w:pPr>
             <w:r>
               <w:rPr/>
-              <w:t>51.3 / 24.7</w:t>
+              <w:t xml:space="preserve">≥ </w:t>
+            </w:r>
+            <w:r>
+              <w:rPr/>
+              <w:t>26.6</w:t>
             </w:r>
           </w:p>
         </w:tc>
         <w:tc>
           <w:tcPr>
-            <w:tcW w:w="1877" w:type="dxa"/>
+            <w:tcW w:w="2051" w:type="dxa"/>
             <w:tcBorders/>
             <w:vAlign w:val="center"/>
           </w:tcPr>
@@ -1744,7 +1748,7 @@
         <w:trPr/>
         <w:tc>
           <w:tcPr>
-            <w:tcW w:w="1463" w:type="dxa"/>
+            <w:tcW w:w="1638" w:type="dxa"/>
             <w:tcBorders/>
             <w:vAlign w:val="center"/>
           </w:tcPr>
@@ -1781,7 +1785,7 @@
         </w:tc>
         <w:tc>
           <w:tcPr>
-            <w:tcW w:w="2703" w:type="dxa"/>
+            <w:tcW w:w="2744" w:type="dxa"/>
             <w:tcBorders/>
             <w:vAlign w:val="center"/>
           </w:tcPr>
@@ -1823,7 +1827,7 @@
         </w:tc>
         <w:tc>
           <w:tcPr>
-            <w:tcW w:w="1351" w:type="dxa"/>
+            <w:tcW w:w="1509" w:type="dxa"/>
             <w:tcBorders/>
             <w:vAlign w:val="center"/>
           </w:tcPr>
@@ -1850,7 +1854,7 @@
         </w:tc>
         <w:tc>
           <w:tcPr>
-            <w:tcW w:w="1721" w:type="dxa"/>
+            <w:tcW w:w="1173" w:type="dxa"/>
             <w:tcBorders/>
             <w:vAlign w:val="center"/>
           </w:tcPr>
@@ -1865,13 +1869,17 @@
             </w:pPr>
             <w:r>
               <w:rPr/>
-              <w:t>60.7 / 24.7</w:t>
+              <w:t xml:space="preserve">≥ </w:t>
+            </w:r>
+            <w:r>
+              <w:rPr/>
+              <w:t>36.0</w:t>
             </w:r>
           </w:p>
         </w:tc>
         <w:tc>
           <w:tcPr>
-            <w:tcW w:w="1877" w:type="dxa"/>
+            <w:tcW w:w="2051" w:type="dxa"/>
             <w:tcBorders/>
             <w:vAlign w:val="center"/>
           </w:tcPr>
@@ -1902,26 +1910,16 @@
         <w:rPr>
           <w:rStyle w:val="Strong"/>
         </w:rPr>
-        <w:t>Table 2. Two near-identical designs at one seam, one orderable and one not.</w:t>
-      </w:r>
-      <w:r>
-        <w:rPr/>
-        <w:t xml:space="preserve"> Each pair is two consecutive registers of one seam differing by a single-base slide, and the two members carry opposite verdicts: the condemned member pairs its whole catalytic gap against a wild-type parent at the ten-base-pair criterion and the orderable member does not. The condemned class reaches the reagents this paper names for synthesis: 5′-AGGGCATATCTTGTGT-3′ is one single-base slide from 5′-GGGCATATCTTGTGTG-3′ and pairs 11 bp of wild-type </w:t>
-      </w:r>
-      <w:r>
-        <w:rPr>
-          <w:rStyle w:val="Emphasis"/>
-        </w:rPr>
-        <w:t>NR4A3</w:t>
-      </w:r>
-      <w:r>
-        <w:rPr/>
-        <w:t xml:space="preserve"> through its whole catalytic gap. Neither may be substituted for the other, and neither is named for synthesis. The pairing is read from the canonical file's own cross-reference column.</w:t>
+        <w:t>Table 2. The two control oligonucleotides, each screened as its reagent was.</w:t>
+      </w:r>
+      <w:r>
+        <w:rPr/>
+        <w:t xml:space="preserve"> Each is a dinucleotide-preserving scramble of the reagent it controls, matching it in length, first and last base, base composition and dinucleotide counts while spanning no junction, and each cleared the same mature-parent screen the reagent did. Section 5 gives why that screening step is what makes a scramble a control.</w:t>
       </w:r>
     </w:p>
     <w:tbl>
       <w:tblPr>
-        <w:tblW w:w="9866" w:type="dxa"/>
+        <w:tblW w:w="8974" w:type="dxa"/>
         <w:jc w:val="left"/>
         <w:tblInd w:w="0" w:type="dxa"/>
         <w:tblLayout w:type="fixed"/>
@@ -1933,11 +1931,10 @@
         </w:tblCellMar>
       </w:tblPr>
       <w:tblGrid>
-        <w:gridCol w:w="1891"/>
-        <w:gridCol w:w="2819"/>
-        <w:gridCol w:w="2391"/>
-        <w:gridCol w:w="751"/>
-        <w:gridCol w:w="2014"/>
+        <w:gridCol w:w="871"/>
+        <w:gridCol w:w="2836"/>
+        <w:gridCol w:w="3181"/>
+        <w:gridCol w:w="2086"/>
       </w:tblGrid>
       <w:tr>
         <w:trPr>
@@ -1945,8 +1942,8 @@
         </w:trPr>
         <w:tc>
           <w:tcPr>
-            <w:tcW w:w="9866" w:type="dxa"/>
-            <w:gridSpan w:val="5"/>
+            <w:tcW w:w="8974" w:type="dxa"/>
+            <w:gridSpan w:val="4"/>
             <w:tcBorders/>
             <w:vAlign w:val="center"/>
           </w:tcPr>
@@ -1961,7 +1958,7 @@
             </w:pPr>
             <w:r>
               <w:rPr/>
-              <w:t>Table 2. Two near-identical designs at one seam, one orderable and one not</w:t>
+              <w:t>Table 2. The two control oligonucleotides, each screened as its reagent was</w:t>
             </w:r>
           </w:p>
         </w:tc>
@@ -1972,7 +1969,7 @@
         </w:trPr>
         <w:tc>
           <w:tcPr>
-            <w:tcW w:w="1891" w:type="dxa"/>
+            <w:tcW w:w="871" w:type="dxa"/>
             <w:tcBorders/>
             <w:vAlign w:val="center"/>
           </w:tcPr>
@@ -1987,13 +1984,13 @@
             </w:pPr>
             <w:r>
               <w:rPr/>
-              <w:t>seam</w:t>
+              <w:t>control</w:t>
             </w:r>
           </w:p>
         </w:tc>
         <w:tc>
           <w:tcPr>
-            <w:tcW w:w="2819" w:type="dxa"/>
+            <w:tcW w:w="2836" w:type="dxa"/>
             <w:tcBorders/>
             <w:vAlign w:val="center"/>
           </w:tcPr>
@@ -2008,13 +2005,13 @@
             </w:pPr>
             <w:r>
               <w:rPr/>
-              <w:t>design</w:t>
+              <w:t>sequence</w:t>
             </w:r>
           </w:p>
         </w:tc>
         <w:tc>
           <w:tcPr>
-            <w:tcW w:w="2391" w:type="dxa"/>
+            <w:tcW w:w="3181" w:type="dxa"/>
             <w:tcBorders/>
             <w:vAlign w:val="center"/>
           </w:tcPr>
@@ -2029,13 +2026,13 @@
             </w:pPr>
             <w:r>
               <w:rPr/>
-              <w:t>verdict</w:t>
+              <w:t>scramble of</w:t>
             </w:r>
           </w:p>
         </w:tc>
         <w:tc>
           <w:tcPr>
-            <w:tcW w:w="751" w:type="dxa"/>
+            <w:tcW w:w="2086" w:type="dxa"/>
             <w:tcBorders/>
             <w:vAlign w:val="center"/>
           </w:tcPr>
@@ -2050,27 +2047,6 @@
             </w:pPr>
             <w:r>
               <w:rPr/>
-              <w:t>margin</w:t>
-            </w:r>
-          </w:p>
-        </w:tc>
-        <w:tc>
-          <w:tcPr>
-            <w:tcW w:w="2014" w:type="dxa"/>
-            <w:tcBorders/>
-            <w:vAlign w:val="center"/>
-          </w:tcPr>
-          <w:p>
-            <w:pPr>
-              <w:pStyle w:val="TableHeading"/>
-              <w:suppressLineNumbers/>
-              <w:shd w:fill="EAEEF2" w:val="clear"/>
-              <w:bidi w:val="0"/>
-              <w:jc w:val="left"/>
-              <w:rPr/>
-            </w:pPr>
-            <w:r>
-              <w:rPr/>
               <w:t>WT gap duplex (bp)</w:t>
             </w:r>
           </w:p>
@@ -2080,7 +2056,7 @@
         <w:trPr/>
         <w:tc>
           <w:tcPr>
-            <w:tcW w:w="1891" w:type="dxa"/>
+            <w:tcW w:w="871" w:type="dxa"/>
             <w:tcBorders/>
             <w:vAlign w:val="center"/>
           </w:tcPr>
@@ -2094,30 +2070,14 @@
               <w:rPr/>
             </w:pPr>
             <w:r>
-              <w:rPr>
-                <w:rStyle w:val="Emphasis"/>
-              </w:rPr>
-              <w:t>EWSR1</w:t>
-            </w:r>
-            <w:r>
-              <w:rPr/>
-              <w:t xml:space="preserve"> e12::</w:t>
-            </w:r>
-            <w:r>
-              <w:rPr>
-                <w:rStyle w:val="Emphasis"/>
-              </w:rPr>
-              <w:t>NR4A3</w:t>
-            </w:r>
-            <w:r>
-              <w:rPr/>
-              <w:t xml:space="preserve"> e3</w:t>
+              <w:rPr/>
+              <w:t>control-1</w:t>
             </w:r>
           </w:p>
         </w:tc>
         <w:tc>
           <w:tcPr>
-            <w:tcW w:w="2819" w:type="dxa"/>
+            <w:tcW w:w="2836" w:type="dxa"/>
             <w:tcBorders/>
             <w:vAlign w:val="center"/>
           </w:tcPr>
@@ -2132,13 +2092,13 @@
             </w:pPr>
             <w:r>
               <w:rPr/>
-              <w:t>5′-CAGGGCATATCATCAA-3′</w:t>
+              <w:t>5′-GGGCATCAACATAATC-3′</w:t>
             </w:r>
           </w:p>
         </w:tc>
         <w:tc>
           <w:tcPr>
-            <w:tcW w:w="2391" w:type="dxa"/>
+            <w:tcW w:w="3181" w:type="dxa"/>
             <w:tcBorders/>
             <w:vAlign w:val="center"/>
           </w:tcPr>
@@ -2153,13 +2113,13 @@
             </w:pPr>
             <w:r>
               <w:rPr/>
-              <w:t>DO NOT ORDER</w:t>
+              <w:t>the EWSR1 e12 :: NR4A3 e3 reagent</w:t>
             </w:r>
           </w:p>
         </w:tc>
         <w:tc>
           <w:tcPr>
-            <w:tcW w:w="751" w:type="dxa"/>
+            <w:tcW w:w="2086" w:type="dxa"/>
             <w:tcBorders/>
             <w:vAlign w:val="center"/>
           </w:tcPr>
@@ -2174,13 +2134,22 @@
             </w:pPr>
             <w:r>
               <w:rPr/>
-              <w:t>1</w:t>
+              <w:t xml:space="preserve">6 bp, wild-type </w:t>
+            </w:r>
+            <w:r>
+              <w:rPr>
+                <w:rStyle w:val="Emphasis"/>
+              </w:rPr>
+              <w:t>TAF15</w:t>
             </w:r>
           </w:p>
         </w:tc>
+      </w:tr>
+      <w:tr>
+        <w:trPr/>
         <w:tc>
           <w:tcPr>
-            <w:tcW w:w="2014" w:type="dxa"/>
+            <w:tcW w:w="871" w:type="dxa"/>
             <w:tcBorders/>
             <w:vAlign w:val="center"/>
           </w:tcPr>
@@ -2195,22 +2164,13 @@
             </w:pPr>
             <w:r>
               <w:rPr/>
-              <w:t xml:space="preserve">11 bp, wild-type </w:t>
-            </w:r>
-            <w:r>
-              <w:rPr>
-                <w:rStyle w:val="Emphasis"/>
-              </w:rPr>
-              <w:t>NR4A3</w:t>
+              <w:t>control-2</w:t>
             </w:r>
           </w:p>
         </w:tc>
-      </w:tr>
-      <w:tr>
-        <w:trPr/>
         <w:tc>
           <w:tcPr>
-            <w:tcW w:w="1891" w:type="dxa"/>
+            <w:tcW w:w="2836" w:type="dxa"/>
             <w:tcBorders/>
             <w:vAlign w:val="center"/>
           </w:tcPr>
@@ -2224,30 +2184,14 @@
               <w:rPr/>
             </w:pPr>
             <w:r>
-              <w:rPr>
-                <w:rStyle w:val="Emphasis"/>
-              </w:rPr>
-              <w:t>EWSR1</w:t>
-            </w:r>
-            <w:r>
-              <w:rPr/>
-              <w:t xml:space="preserve"> e12::</w:t>
-            </w:r>
-            <w:r>
-              <w:rPr>
-                <w:rStyle w:val="Emphasis"/>
-              </w:rPr>
-              <w:t>NR4A3</w:t>
-            </w:r>
-            <w:r>
-              <w:rPr/>
-              <w:t xml:space="preserve"> e3</w:t>
+              <w:rPr/>
+              <w:t>5′-GTATGTCATTGGCTGG-3′</w:t>
             </w:r>
           </w:p>
         </w:tc>
         <w:tc>
           <w:tcPr>
-            <w:tcW w:w="2819" w:type="dxa"/>
+            <w:tcW w:w="3181" w:type="dxa"/>
             <w:tcBorders/>
             <w:vAlign w:val="center"/>
           </w:tcPr>
@@ -2262,13 +2206,13 @@
             </w:pPr>
             <w:r>
               <w:rPr/>
-              <w:t>5′-AGGGCATATCATCAAA-3′</w:t>
+              <w:t>the TAF15 e6 :: NR4A3 e3 reagent</w:t>
             </w:r>
           </w:p>
         </w:tc>
         <w:tc>
           <w:tcPr>
-            <w:tcW w:w="2391" w:type="dxa"/>
+            <w:tcW w:w="2086" w:type="dxa"/>
             <w:tcBorders/>
             <w:vAlign w:val="center"/>
           </w:tcPr>
@@ -2283,55 +2227,13 @@
             </w:pPr>
             <w:r>
               <w:rPr/>
-              <w:t>orderable (a single-base slide)</w:t>
-            </w:r>
-          </w:p>
-        </w:tc>
-        <w:tc>
-          <w:tcPr>
-            <w:tcW w:w="751" w:type="dxa"/>
-            <w:tcBorders/>
-            <w:vAlign w:val="center"/>
-          </w:tcPr>
-          <w:p>
-            <w:pPr>
-              <w:pStyle w:val="TableContents"/>
-              <w:widowControl w:val="false"/>
-              <w:suppressLineNumbers/>
-              <w:bidi w:val="0"/>
-              <w:jc w:val="left"/>
-              <w:rPr/>
-            </w:pPr>
-            <w:r>
-              <w:rPr/>
-              <w:t>2</w:t>
-            </w:r>
-          </w:p>
-        </w:tc>
-        <w:tc>
-          <w:tcPr>
-            <w:tcW w:w="2014" w:type="dxa"/>
-            <w:tcBorders/>
-            <w:vAlign w:val="center"/>
-          </w:tcPr>
-          <w:p>
-            <w:pPr>
-              <w:pStyle w:val="TableContents"/>
-              <w:widowControl w:val="false"/>
-              <w:suppressLineNumbers/>
-              <w:bidi w:val="0"/>
-              <w:jc w:val="left"/>
-              <w:rPr/>
-            </w:pPr>
-            <w:r>
-              <w:rPr/>
               <w:t xml:space="preserve">7 bp, wild-type </w:t>
             </w:r>
             <w:r>
               <w:rPr>
                 <w:rStyle w:val="Emphasis"/>
               </w:rPr>
-              <w:t>TFG</w:t>
+              <w:t>EWSR1</w:t>
             </w:r>
           </w:p>
         </w:tc>
@@ -2547,11 +2449,28 @@
         <w:rPr>
           <w:rStyle w:val="Strong"/>
         </w:rPr>
-        <w:t>Consent to participate and for publication.</w:t>
-      </w:r>
-      <w:r>
-        <w:rPr/>
-        <w:t xml:space="preserve"> Not applicable. No participants were enrolled and the manuscript contains no data from any individual person.</w:t>
+        <w:t>Consent to participate.</w:t>
+      </w:r>
+      <w:r>
+        <w:rPr/>
+        <w:t xml:space="preserve"> Not applicable. No participants were enrolled.</w:t>
+      </w:r>
+    </w:p>
+    <w:p>
+      <w:pPr>
+        <w:pStyle w:val="BodyText"/>
+        <w:bidi w:val="0"/>
+        <w:rPr/>
+      </w:pPr>
+      <w:r>
+        <w:rPr>
+          <w:rStyle w:val="Strong"/>
+        </w:rPr>
+        <w:t>Consent for publication.</w:t>
+      </w:r>
+      <w:r>
+        <w:rPr/>
+        <w:t xml:space="preserve"> Not applicable. The manuscript contains no data from any individual person.</w:t>
       </w:r>
     </w:p>
     <w:p>
@@ -2676,7 +2595,7 @@
       <w:bookmarkEnd w:id="0"/>
       <w:r>
         <w:rPr/>
-        <w:t xml:space="preserve">Labelle Y, J Zucman, G Stenman, LG Kindblom, J Knight, C Turc-Carel, et al. (1995). Oncogenic conversion of a novel orphan nuclear receptor by chromosome translocation. Hum Mol Genet 4:2219–2226. </w:t>
+        <w:t xml:space="preserve">Labelle Y, J Zucman, G Stenman, et al. (1995). Oncogenic conversion of a novel orphan nuclear receptor by chromosome translocation. Hum Mol Genet 4:2219–2226. </w:t>
       </w:r>
       <w:hyperlink r:id="rId7">
         <w:r>
@@ -2709,7 +2628,7 @@
       </w:pPr>
       <w:r>
         <w:rPr/>
-        <w:t xml:space="preserve">Paioli A, S Stacchiotti, D Campanacci, E Palmerini, AM Frezza, A Longhi, et al. (2021). Extraskeletal Myxoid Chondrosarcoma with Molecularly Confirmed Diagnosis: A Multicenter Retrospective Study Within the Italian Sarcoma Group. Ann Surg Oncol 28:1142–1150. </w:t>
+        <w:t xml:space="preserve">Paioli A, S Stacchiotti, D Campanacci, et al. (2021). Extraskeletal Myxoid Chondrosarcoma with Molecularly Confirmed Diagnosis: A Multicenter Retrospective Study Within the Italian Sarcoma Group. Ann Surg Oncol 28:1142–1150. </w:t>
       </w:r>
       <w:hyperlink r:id="rId8">
         <w:r>
@@ -2742,7 +2661,7 @@
       </w:pPr>
       <w:r>
         <w:rPr/>
-        <w:t xml:space="preserve">Remiszewski P, S Falkowski, A Szumera-Ciećkiewicz, MJ Spałek, P Rutkowski and AM Czarnecka. (2025). From pathogenesis to the patient's bedside: a comprehensive review of extraskeletal myxoid chondrosarcoma. J Cancer Res Clin Oncol 151:283. </w:t>
+        <w:t xml:space="preserve">Remiszewski P, S Falkowski, A Szumera-Ciećkiewicz, et al. (2025). From pathogenesis to the patient's bedside: a comprehensive review of extraskeletal myxoid chondrosarcoma. J Cancer Res Clin Oncol 151:283. </w:t>
       </w:r>
       <w:hyperlink r:id="rId9">
         <w:r>
@@ -2775,7 +2694,7 @@
       </w:pPr>
       <w:r>
         <w:rPr/>
-        <w:t xml:space="preserve">Stacchiotti S, GP Dagrada, R Sanfilippo, T Negri, I Vittimberga, S Ferrari, et al. (2013). Anthracycline-based chemotherapy in extraskeletal myxoid chondrosarcoma: a retrospective study. Clin Sarcoma Res 3:16. </w:t>
+        <w:t xml:space="preserve">Stacchiotti S, GP Dagrada, R Sanfilippo, et al. (2013). Anthracycline-based chemotherapy in extraskeletal myxoid chondrosarcoma: a retrospective study. Clin Sarcoma Res 3:16. </w:t>
       </w:r>
       <w:hyperlink r:id="rId10">
         <w:r>
@@ -2808,7 +2727,7 @@
       </w:pPr>
       <w:r>
         <w:rPr/>
-        <w:t xml:space="preserve">Stacchiotti S, S Ferrari, A Redondo, N Hindi, E Palmerini, MA Vaz Salgado, et al. (2019). Pazopanib for treatment of advanced extraskeletal myxoid chondrosarcoma: a multicentre, single-arm, phase 2 trial. Lancet Oncol 20:1252–1262. </w:t>
+        <w:t xml:space="preserve">Stacchiotti S, S Ferrari, A Redondo, et al. (2019). Pazopanib for treatment of advanced extraskeletal myxoid chondrosarcoma: a multicentre, single-arm, phase 2 trial. Lancet Oncol 20:1252–1262. </w:t>
       </w:r>
       <w:hyperlink r:id="rId11">
         <w:r>
@@ -2841,7 +2760,7 @@
       </w:pPr>
       <w:r>
         <w:rPr/>
-        <w:t xml:space="preserve">Skórski T, C Szczylik, L Malaguarnera and B Calabretta. (1991). Gene-targeted specific inhibition of chronic myeloid leukemia cell growth by BCR-ABL antisense oligodeoxynucleotides. Folia Histochem Cytobiol 29:85–89. </w:t>
+        <w:t xml:space="preserve">Skórski T, C Szczylik, L Malaguarnera, et al. (1991). Gene-targeted specific inhibition of chronic myeloid leukemia cell growth by BCR-ABL antisense oligodeoxynucleotides. Folia Histochem Cytobiol 29:85–89. </w:t>
       </w:r>
     </w:p>
     <w:p>
@@ -2862,7 +2781,7 @@
       </w:pPr>
       <w:r>
         <w:rPr/>
-        <w:t xml:space="preserve">Toretsky JA, Y Connell, L Neckers and NK Bhat. (1997). Inhibition of EWS-FLI-1 fusion protein with antisense oligodeoxynucleotides. J Neurooncol 31:9–16. </w:t>
+        <w:t xml:space="preserve">Toretsky JA, Y Connell, L Neckers, et al. (1997). Inhibition of EWS-FLI-1 fusion protein with antisense oligodeoxynucleotides. J Neurooncol 31:9–16. </w:t>
       </w:r>
       <w:hyperlink r:id="rId12">
         <w:r>
@@ -2895,7 +2814,7 @@
       </w:pPr>
       <w:r>
         <w:rPr/>
-        <w:t xml:space="preserve">Parker Kerrigan BC, D Ledbetter, M Kronowitz, L Phillips, J Gumin, A Hossain, et al. (2020). RNAi technology targeting the FGFR3-TACC3 fusion breakpoint: an opportunity for precision medicine. Neurooncol Adv 2:vdaa132. </w:t>
+        <w:t xml:space="preserve">Parker Kerrigan BC, D Ledbetter, M Kronowitz, et al. (2020). RNAi technology targeting the FGFR3-TACC3 fusion breakpoint: an opportunity for precision medicine. Neurooncol Adv 2:vdaa132. </w:t>
       </w:r>
       <w:hyperlink r:id="rId13">
         <w:r>
@@ -2961,7 +2880,7 @@
       </w:pPr>
       <w:r>
         <w:rPr/>
-        <w:t xml:space="preserve">Shao L, I Tekedereli, J Wang, E Yuca, S Tsang, A Sood, et al. (2012). Highly specific targeting of the TMPRSS2/ERG fusion gene using liposomal nanovectors. Clin Cancer Res 18:6648–6657. </w:t>
+        <w:t xml:space="preserve">Shao L, I Tekedereli, J Wang, et al. (2012). Highly specific targeting of the TMPRSS2/ERG fusion gene using liposomal nanovectors. Clin Cancer Res 18:6648–6657. </w:t>
       </w:r>
       <w:hyperlink r:id="rId15">
         <w:r>
@@ -2994,7 +2913,7 @@
       </w:pPr>
       <w:r>
         <w:rPr/>
-        <w:t xml:space="preserve">Neumayer C, D Ng, D Requena, CS Jiang, A Qureshi, R Vaughan, et al. (2024). GalNAc-conjugated siRNA targeting the DNAJB1-PRKACA fusion junction in fibrolamellar hepatocellular carcinoma. Mol Ther 32:140–151. </w:t>
+        <w:t xml:space="preserve">Neumayer C, D Ng, D Requena, et al. (2024). GalNAc-conjugated siRNA targeting the DNAJB1-PRKACA fusion junction in fibrolamellar hepatocellular carcinoma. Mol Ther 32:140–151. </w:t>
       </w:r>
       <w:hyperlink r:id="rId16">
         <w:r>
@@ -3027,7 +2946,7 @@
       </w:pPr>
       <w:r>
         <w:rPr/>
-        <w:t xml:space="preserve">Panagopoulos I, F Mertens, M Isaksson, HA Domanski, O Brosjö, S Heim, et al. (2002). Molecular genetic characterization of the EWS/CHN and RBP56/CHN fusion genes in extraskeletal myxoid chondrosarcoma. Genes Chromosomes Cancer 35:340–352. </w:t>
+        <w:t xml:space="preserve">Panagopoulos I, F Mertens, M Isaksson, et al. (2002). Molecular genetic characterization of the EWS/CHN and RBP56/CHN fusion genes in extraskeletal myxoid chondrosarcoma. Genes Chromosomes Cancer 35:340–352. </w:t>
       </w:r>
       <w:hyperlink r:id="rId17">
         <w:r>
@@ -3060,7 +2979,7 @@
       </w:pPr>
       <w:r>
         <w:rPr/>
-        <w:t xml:space="preserve">Huang SC, JC Lee, YC Hsu, JW Tsai, YC Kao, TH Hsieh, et al. (2023). Extraskeletal Myxoid Chondrosarcomas: The Uncommon Clinicopathologic Manifestations and Significance of TAF15::NR4A3 Fusion. Mod Pathol 36:100161. </w:t>
+        <w:t xml:space="preserve">Huang SC, JC Lee, YC Hsu, et al. (2023). Extraskeletal Myxoid Chondrosarcomas: The Uncommon Clinicopathologic Manifestations and Significance of TAF15::NR4A3 Fusion. Mod Pathol 36:100161. </w:t>
       </w:r>
       <w:hyperlink r:id="rId18">
         <w:r>
@@ -3093,7 +3012,7 @@
       </w:pPr>
       <w:r>
         <w:rPr/>
-        <w:t xml:space="preserve">Brenca M, S Stacchiotti, K Fassetta, M Sbaraglia, M Janjusevic, D Racanelli, et al. (2019). NR4A3 fusion proteins trigger an axon guidance switch that marks the difference between EWSR1 and TAF15 translocated extraskeletal myxoid chondrosarcomas. J Pathol 249:90–101. </w:t>
+        <w:t xml:space="preserve">Brenca M, S Stacchiotti, K Fassetta, et al. (2019). NR4A3 fusion proteins trigger an axon guidance switch that marks the difference between EWSR1 and TAF15 translocated extraskeletal myxoid chondrosarcomas. J Pathol 249:90–101. </w:t>
       </w:r>
       <w:hyperlink r:id="rId19">
         <w:r>
@@ -3126,7 +3045,7 @@
       </w:pPr>
       <w:r>
         <w:rPr/>
-        <w:t xml:space="preserve">Bangerter JL, KJ Harnisch, Y Chen, C Hagedorn, L Planas-Paz and C Pauli. (2023). Establishment, characterization and functional testing of two novel ex vivo extraskeletal myxoid chondrosarcoma (EMC) cell models. Hum Cell 36:446–455. </w:t>
+        <w:t xml:space="preserve">Bangerter JL, KJ Harnisch, Y Chen, et al. (2023). Establishment, characterization and functional testing of two novel ex vivo extraskeletal myxoid chondrosarcoma (EMC) cell models. Hum Cell 36:446–455. </w:t>
       </w:r>
       <w:hyperlink r:id="rId20">
         <w:r>
@@ -3159,14 +3078,14 @@
       </w:pPr>
       <w:r>
         <w:rPr/>
-        <w:t xml:space="preserve">Li Y, JT Nguyen, M Ammanamanchi, Z Zhou, EF Harbut, JL Mondaza-Hernandez, et al. (2023). Reduction of Tumor Growth with RNA-Targeting Treatment of the NAB2-STAT6 Fusion Transcript in Solitary Fibrous Tumor Models. Cancers (Basel) 15:3127. </w:t>
+        <w:t xml:space="preserve">Wilbur HC, DR Robinson, YM Wu, et al. (2022). Identification of Novel PGR-NR4A3 Fusion in Extraskeletal Myxoid Chondrosarcoma and Resultant Patient Benefit From Tamoxifen Therapy. JCO Precis Oncol 6:e2200039. </w:t>
       </w:r>
       <w:hyperlink r:id="rId21">
         <w:r>
           <w:rPr>
             <w:rStyle w:val="Hyperlink"/>
           </w:rPr>
-          <w:t>doi:10.3390/cancers15123127</w:t>
+          <w:t>doi:10.1200/po.22.00039</w:t>
         </w:r>
       </w:hyperlink>
       <w:r>
@@ -3192,14 +3111,14 @@
       </w:pPr>
       <w:r>
         <w:rPr/>
-        <w:t xml:space="preserve">Lee MS, S An, JY Song, M Sung, K Jung, ES Chang, et al. (2023). Cancer-Specific Sequences in the Diagnosis and Treatment of NUT Carcinoma. Cancer Res Treat 55:452–467. </w:t>
+        <w:t xml:space="preserve">Li Y, JT Nguyen, M Ammanamanchi, et al. (2023). Reduction of Tumor Growth with RNA-Targeting Treatment of the NAB2-STAT6 Fusion Transcript in Solitary Fibrous Tumor Models. Cancers (Basel) 15:3127. </w:t>
       </w:r>
       <w:hyperlink r:id="rId22">
         <w:r>
           <w:rPr>
             <w:rStyle w:val="Hyperlink"/>
           </w:rPr>
-          <w:t>doi:10.4143/crt.2022.910</w:t>
+          <w:t>doi:10.3390/cancers15123127</w:t>
         </w:r>
       </w:hyperlink>
       <w:r>
@@ -3225,14 +3144,14 @@
       </w:pPr>
       <w:r>
         <w:rPr/>
-        <w:t xml:space="preserve">Freire PR and OM Conneely. (2018). NR4A1 and NR4A3 restrict HSC proliferation via reciprocal regulation of C/EBPα and inflammatory signaling. Blood 131:1081–1093. </w:t>
+        <w:t xml:space="preserve">Lee MS, S An, JY Song, et al. (2023). Cancer-Specific Sequences in the Diagnosis and Treatment of NUT Carcinoma. Cancer Res Treat 55:452–467. </w:t>
       </w:r>
       <w:hyperlink r:id="rId23">
         <w:r>
           <w:rPr>
             <w:rStyle w:val="Hyperlink"/>
           </w:rPr>
-          <w:t>doi:10.1182/blood-2017-07-795757</w:t>
+          <w:t>doi:10.4143/crt.2022.910</w:t>
         </w:r>
       </w:hyperlink>
       <w:r>
@@ -3258,14 +3177,14 @@
       </w:pPr>
       <w:r>
         <w:rPr/>
-        <w:t xml:space="preserve">Beard JA, A Tenga and T Chen. (2015). The interplay of NR4A receptors and the oncogene-tumor suppressor networks in cancer. Cell Signal 27:257–266. </w:t>
+        <w:t xml:space="preserve">Dyer SC, O Austine-Orimoloye, AG Azov, et al. (2025). Ensembl 2025. Nucleic Acids Res 53:D948–D957. </w:t>
       </w:r>
       <w:hyperlink r:id="rId24">
         <w:r>
           <w:rPr>
             <w:rStyle w:val="Hyperlink"/>
           </w:rPr>
-          <w:t>doi:10.1016/j.cellsig.2014.11.009</w:t>
+          <w:t>doi:10.1093/nar/gkae1071</w:t>
         </w:r>
       </w:hyperlink>
       <w:r>
@@ -3291,14 +3210,14 @@
       </w:pPr>
       <w:r>
         <w:rPr/>
-        <w:t xml:space="preserve">Ramirez-Herrick AM, SE Mullican, AM Sheehan and OM Conneely. (2011). Reduced NR4A gene dosage leads to mixed myelodysplastic/myeloproliferative neoplasms in mice. Blood 117:2681–2690. </w:t>
+        <w:t xml:space="preserve">Kauppinen S, B Vester and J Wengel. (2005). Locked nucleic acid (LNA): High affinity targeting of RNA for diagnostics and therapeutics. Drug Discov Today Technol 2:287–290. </w:t>
       </w:r>
       <w:hyperlink r:id="rId25">
         <w:r>
           <w:rPr>
             <w:rStyle w:val="Hyperlink"/>
           </w:rPr>
-          <w:t>doi:10.1182/blood-2010-02-267906</w:t>
+          <w:t>doi:10.1016/j.ddtec.2005.08.012</w:t>
         </w:r>
       </w:hyperlink>
       <w:r>
@@ -3318,112 +3237,25 @@
           <w:tab w:val="left" w:pos="709" w:leader="none"/>
         </w:tabs>
         <w:bidi w:val="0"/>
-        <w:spacing w:before="0" w:after="0"/>
+        <w:spacing w:before="0" w:after="160"/>
         <w:ind w:hanging="283" w:left="709"/>
         <w:rPr/>
       </w:pPr>
       <w:r>
         <w:rPr/>
-        <w:t xml:space="preserve">Hamers AA, RN Hanna, H Nowyhed, CC Hedrick and CJ de Vries. (2013). NR4A nuclear receptors in immunity and atherosclerosis. Curr Opin Lipidol 24:381–385. </w:t>
+        <w:t xml:space="preserve">Sugimoto N, S Nakano, M Katoh, et al. (1995). Thermodynamic parameters to predict stability of RNA/DNA hybrid duplexes. Biochemistry 34:11211–11216. </w:t>
       </w:r>
       <w:hyperlink r:id="rId26">
         <w:r>
           <w:rPr>
             <w:rStyle w:val="Hyperlink"/>
           </w:rPr>
-          <w:t>doi:10.1097/mol.0b013e3283643eac</w:t>
+          <w:t>doi:10.1021/bi00035a029</w:t>
         </w:r>
       </w:hyperlink>
       <w:r>
         <w:rPr/>
         <w:t xml:space="preserve"> </w:t>
-      </w:r>
-    </w:p>
-    <w:p>
-      <w:pPr>
-        <w:pStyle w:val="BodyText"/>
-        <w:numPr>
-          <w:ilvl w:val="0"/>
-          <w:numId w:val="1"/>
-        </w:numPr>
-        <w:tabs>
-          <w:tab w:val="clear" w:pos="709"/>
-          <w:tab w:val="left" w:pos="709" w:leader="none"/>
-        </w:tabs>
-        <w:bidi w:val="0"/>
-        <w:spacing w:before="0" w:after="0"/>
-        <w:ind w:hanging="283" w:left="709"/>
-        <w:rPr/>
-      </w:pPr>
-      <w:r>
-        <w:rPr/>
-        <w:t xml:space="preserve">Dyer SC, O Austine-Orimoloye, AG Azov, et al. (2025). Ensembl 2025. Nucleic Acids Res 53:D948–D957. </w:t>
-      </w:r>
-      <w:hyperlink r:id="rId27">
-        <w:r>
-          <w:rPr>
-            <w:rStyle w:val="Hyperlink"/>
-          </w:rPr>
-          <w:t>doi:10.1093/nar/gkae1071</w:t>
-        </w:r>
-      </w:hyperlink>
-      <w:r>
-        <w:rPr/>
-        <w:t xml:space="preserve"> </w:t>
-      </w:r>
-    </w:p>
-    <w:p>
-      <w:pPr>
-        <w:pStyle w:val="BodyText"/>
-        <w:numPr>
-          <w:ilvl w:val="0"/>
-          <w:numId w:val="1"/>
-        </w:numPr>
-        <w:tabs>
-          <w:tab w:val="clear" w:pos="709"/>
-          <w:tab w:val="left" w:pos="709" w:leader="none"/>
-        </w:tabs>
-        <w:bidi w:val="0"/>
-        <w:spacing w:before="0" w:after="0"/>
-        <w:ind w:hanging="283" w:left="709"/>
-        <w:rPr/>
-      </w:pPr>
-      <w:r>
-        <w:rPr/>
-        <w:t xml:space="preserve">Kauppinen S, B Vester and J Wengel. (2005). Locked nucleic acid (LNA): High affinity targeting of RNA for diagnostics and therapeutics. Drug Discov Today Technol 2:287–290. </w:t>
-      </w:r>
-      <w:hyperlink r:id="rId28">
-        <w:r>
-          <w:rPr>
-            <w:rStyle w:val="Hyperlink"/>
-          </w:rPr>
-          <w:t>doi:10.1016/j.ddtec.2005.08.012</w:t>
-        </w:r>
-      </w:hyperlink>
-      <w:r>
-        <w:rPr/>
-        <w:t xml:space="preserve"> </w:t>
-      </w:r>
-    </w:p>
-    <w:p>
-      <w:pPr>
-        <w:pStyle w:val="BodyText"/>
-        <w:numPr>
-          <w:ilvl w:val="0"/>
-          <w:numId w:val="1"/>
-        </w:numPr>
-        <w:tabs>
-          <w:tab w:val="clear" w:pos="709"/>
-          <w:tab w:val="left" w:pos="709" w:leader="none"/>
-        </w:tabs>
-        <w:bidi w:val="0"/>
-        <w:spacing w:before="0" w:after="160"/>
-        <w:ind w:hanging="283" w:left="709"/>
-        <w:rPr/>
-      </w:pPr>
-      <w:r>
-        <w:rPr/>
-        <w:t xml:space="preserve">Sugimoto N, S Nakano, M Katoh, et al. (1995). Thermodynamic parameters to predict stability of RNA/DNA hybrid duplexes. Biochemistry 34:11211–11216. </w:t>
       </w:r>
     </w:p>
     <w:sectPr>

--- a/research/manuscripts/aso/fusion-junction-aso-journal-article-manuscript.docx
+++ b/research/manuscripts/aso/fusion-junction-aso-journal-article-manuscript.docx
@@ -111,7 +111,7 @@
       </w:pPr>
       <w:r>
         <w:rPr/>
-        <w:t xml:space="preserve">Extraskeletal myxoid chondrosarcoma (EMC) is an ultra-rare sarcoma usually defined by an in-frame fusion to </w:t>
+        <w:t xml:space="preserve">Extraskeletal myxoid chondrosarcoma (EMC) is an ultra-rare sarcoma usually defined by an in-frame </w:t>
       </w:r>
       <w:r>
         <w:rPr>
@@ -121,7 +121,7 @@
       </w:r>
       <w:r>
         <w:rPr/>
-        <w:t xml:space="preserve">. That junction is in no normal transcript, so an antisense gapmer could in principle cleave the fusion and spare its parents; none is reported for any </w:t>
+        <w:t xml:space="preserve"> fusion. That junction is in no normal transcript, so an antisense gapmer could in principle cleave the fusion, sparing its parents; none is reported for any </w:t>
       </w:r>
       <w:r>
         <w:rPr>
@@ -131,7 +131,7 @@
       </w:r>
       <w:r>
         <w:rPr/>
-        <w:t xml:space="preserve"> fusion. This work is computational; every sequence named is a research reagent not for administration. It sets out what a laboratory needs: two reagents at the most reported breakpoints, 5′-GGGCATATCATCAAAC-3′ at </w:t>
+        <w:t xml:space="preserve"> fusion. This work is computational, executing an industry off-target framework's in-silico step; every sequence named is a research reagent not for administration. It sets out what a laboratory needs: two reagents at the most reported breakpoints, 5′-GGGCATATCATCAAAC-3′ at </w:t>
       </w:r>
       <w:r>
         <w:rPr>
@@ -181,7 +181,7 @@
       </w:r>
       <w:r>
         <w:rPr/>
-        <w:t xml:space="preserve"> exon-2 acceptor, not this panel's acceptor renumbered. Also released is the procedure that produced the 190 designs.</w:t>
+        <w:t xml:space="preserve"> exon-2 acceptor, not this panel's. Also released is the procedure that produced the 190 designs.</w:t>
       </w:r>
     </w:p>
     <w:p>
@@ -393,502 +393,329 @@
       </w:pPr>
       <w:r>
         <w:rPr/>
-        <w:t>What a junction design must survive follows from its construction. Both halves are parent-gene sequence, so each parent matches roughly half the oligonucleotide — far outside the mismatch budget of a conventional off-target search, which therefore never returns a parent as a near-match. RNase-H1 does not require the whole duplex, only that the gap be paired — a premise adopted here rather than established, and one whose length requirement is stated in a different unit from the criterion this paper screens on. The requirement is reported as a DNA gap of at least six nucleotides, with seven to ten the working range; the screen below counts a liability only at ten contiguous base pairs of duplex through that gap, a length of hybrid rather than a count of gap nucleotides. Whether a wild-type parent pairs the catalytic gap contiguously is therefore a separate question from overall similarity, and it is the one this work puts to all 190 designs before recommending any.</w:t>
-      </w:r>
-    </w:p>
-    <w:p>
-      <w:pPr>
-        <w:pStyle w:val="Heading2"/>
-        <w:bidi w:val="0"/>
-        <w:jc w:val="left"/>
-        <w:rPr/>
-      </w:pPr>
-      <w:r>
-        <w:rPr/>
-        <w:t>2 · The reagents</w:t>
-      </w:r>
-    </w:p>
-    <w:p>
-      <w:pPr>
-        <w:pStyle w:val="BodyText"/>
-        <w:bidi w:val="0"/>
-        <w:rPr/>
-      </w:pPr>
-      <w:r>
-        <w:rPr/>
-        <w:t xml:space="preserve">The two reagents named for synthesis are the best available designs at the two junctions with a published exon-resolved breakpoint and the highest reported prevalence: 5′-GGGCATATCATCAAAC-3′ at </w:t>
-      </w:r>
-      <w:r>
-        <w:rPr>
-          <w:rStyle w:val="Emphasis"/>
-        </w:rPr>
-        <w:t>EWSR1</w:t>
-      </w:r>
-      <w:r>
-        <w:rPr/>
-        <w:t xml:space="preserve"> exon 12 joined to </w:t>
-      </w:r>
-      <w:r>
-        <w:rPr>
-          <w:rStyle w:val="Emphasis"/>
-        </w:rPr>
-        <w:t>NR4A3</w:t>
-      </w:r>
-      <w:r>
-        <w:rPr/>
-        <w:t xml:space="preserve"> exon 3, and 5′-GGGCATATCTTGTGTG-3′ at </w:t>
-      </w:r>
-      <w:r>
-        <w:rPr>
-          <w:rStyle w:val="Emphasis"/>
-        </w:rPr>
-        <w:t>TAF15</w:t>
-      </w:r>
-      <w:r>
-        <w:rPr/>
-        <w:t xml:space="preserve"> exon 6 joined to </w:t>
-      </w:r>
-      <w:r>
-        <w:rPr>
-          <w:rStyle w:val="Emphasis"/>
-        </w:rPr>
-        <w:t>NR4A3</w:t>
-      </w:r>
-      <w:r>
-        <w:rPr/>
-        <w:t xml:space="preserve"> exon 3 (Table 1). Exon numbers throughout are transcript exon indices counted from the transcript 5′ end, including non-coding exons; an acceptor exon number read under the coding-exon convention instead selects a different reagent. Both hold the panel's top gap-level margin of three: three junction-unique bases inside the catalytic gap on the shorter side of the breakpoint, and neither pairs a wild-type parent through the gap at §3's ten-base-pair criterion.</w:t>
-      </w:r>
-    </w:p>
-    <w:p>
-      <w:pPr>
-        <w:pStyle w:val="BodyText"/>
-        <w:bidi w:val="0"/>
-        <w:rPr/>
-      </w:pPr>
-      <w:r>
-        <w:rPr/>
-        <w:t xml:space="preserve">Both sit close to it. The </w:t>
-      </w:r>
-      <w:r>
-        <w:rPr>
-          <w:rStyle w:val="Emphasis"/>
-        </w:rPr>
-        <w:t>EWSR1</w:t>
-      </w:r>
-      <w:r>
-        <w:rPr/>
-        <w:t xml:space="preserve"> reagent's longest wild-type parent duplex through the whole gap is eight base pairs and the </w:t>
-      </w:r>
-      <w:r>
-        <w:rPr>
-          <w:rStyle w:val="Emphasis"/>
-        </w:rPr>
-        <w:t>TAF15</w:t>
-      </w:r>
-      <w:r>
-        <w:rPr/>
-        <w:t xml:space="preserve"> reagent's is nine, both against wild-type </w:t>
-      </w:r>
-      <w:r>
-        <w:rPr>
-          <w:rStyle w:val="Emphasis"/>
-        </w:rPr>
-        <w:t>TFG</w:t>
-      </w:r>
-      <w:r>
-        <w:rPr/>
-        <w:t xml:space="preserve">, so the cut decides how they read: at eight both fall inside the class this work marks as not to be ordered, at nine the </w:t>
-      </w:r>
-      <w:r>
-        <w:rPr>
-          <w:rStyle w:val="Emphasis"/>
-        </w:rPr>
-        <w:t>TAF15</w:t>
-      </w:r>
-      <w:r>
-        <w:rPr/>
-        <w:t xml:space="preserve"> reagent alone does, and only at ten does neither. Both also pair a wild-type parent through part of the gap at the </w:t>
-      </w:r>
-      <w:r>
-        <w:rPr>
-          <w:rStyle w:val="Emphasis"/>
-        </w:rPr>
-        <w:t>NR4A3</w:t>
-      </w:r>
-      <w:r>
-        <w:rPr/>
-        <w:t xml:space="preserve"> exon-2/exon-3 seam their acceptor halves share, neither in full; those partial duplexes are not counted here and have not been measured. Consecutive registers of one seam differ by a single-base slide and can carry opposite verdicts, and the condemned class reaches these reagents: 5′-AGGGCATATCTTGTGT-3′ is one slide from the </w:t>
-      </w:r>
-      <w:r>
-        <w:rPr>
-          <w:rStyle w:val="Emphasis"/>
-        </w:rPr>
-        <w:t>TAF15</w:t>
-      </w:r>
-      <w:r>
-        <w:rPr/>
-        <w:t xml:space="preserve"> reagent and pairs 11 base pairs of wild-type </w:t>
-      </w:r>
-      <w:r>
-        <w:rPr>
-          <w:rStyle w:val="Emphasis"/>
-        </w:rPr>
-        <w:t>NR4A3</w:t>
-      </w:r>
-      <w:r>
-        <w:rPr/>
-        <w:t xml:space="preserve"> through its whole catalytic gap. Neither may be substituted for the other.</w:t>
-      </w:r>
-    </w:p>
-    <w:p>
-      <w:pPr>
-        <w:pStyle w:val="BodyText"/>
-        <w:bidi w:val="0"/>
-        <w:rPr/>
-      </w:pPr>
-      <w:r>
-        <w:rPr/>
-        <w:t xml:space="preserve">Predicted transcriptome load separates the two: 123 gap-paired sense-strand near-matches for the </w:t>
-      </w:r>
-      <w:r>
-        <w:rPr>
-          <w:rStyle w:val="Emphasis"/>
-        </w:rPr>
-        <w:t>EWSR1</w:t>
-      </w:r>
-      <w:r>
-        <w:rPr/>
-        <w:t xml:space="preserve"> reagent at a deeper search ceiling than the default, against eight for the </w:t>
-      </w:r>
-      <w:r>
-        <w:rPr>
-          <w:rStyle w:val="Emphasis"/>
-        </w:rPr>
-        <w:t>TAF15</w:t>
-      </w:r>
-      <w:r>
-        <w:rPr/>
-        <w:t xml:space="preserve"> one. Most of the 123 are predicted transcript models rather than curated records, so the count is a search result over a database that includes predictions, not a census of expressed transcripts. The </w:t>
-      </w:r>
-      <w:r>
-        <w:rPr>
-          <w:rStyle w:val="Emphasis"/>
-        </w:rPr>
-        <w:t>EWSR1</w:t>
-      </w:r>
-      <w:r>
-        <w:rPr/>
-        <w:t xml:space="preserve"> reagent also carries a sense-strand near-match in wild-type </w:t>
-      </w:r>
-      <w:r>
-        <w:rPr>
-          <w:rStyle w:val="Emphasis"/>
-        </w:rPr>
-        <w:t>TAF15</w:t>
-      </w:r>
-      <w:r>
-        <w:rPr/>
-        <w:t xml:space="preserve"> precursor RNA at two mismatches, one inside the catalytic gap, spanning an intron-exon boundary: the cost of the same ten shared donor bases that let one oligonucleotide span the </w:t>
-      </w:r>
-      <w:r>
-        <w:rPr>
-          <w:rStyle w:val="Emphasis"/>
-        </w:rPr>
-        <w:t>EWSR1</w:t>
-      </w:r>
-      <w:r>
-        <w:rPr/>
-        <w:t xml:space="preserve">, </w:t>
-      </w:r>
-      <w:r>
-        <w:rPr>
-          <w:rStyle w:val="Emphasis"/>
-        </w:rPr>
-        <w:t>TAF15</w:t>
-      </w:r>
-      <w:r>
-        <w:rPr/>
-        <w:t xml:space="preserve"> and </w:t>
-      </w:r>
-      <w:r>
-        <w:rPr>
-          <w:rStyle w:val="Emphasis"/>
-        </w:rPr>
-        <w:t>FUS</w:t>
-      </w:r>
-      <w:r>
-        <w:rPr/>
-        <w:t xml:space="preserve"> breakpoints at once (Figure 1). The </w:t>
-      </w:r>
-      <w:r>
-        <w:rPr>
-          <w:rStyle w:val="Emphasis"/>
-        </w:rPr>
-        <w:t>TAF15</w:t>
-      </w:r>
-      <w:r>
-        <w:rPr/>
-        <w:t xml:space="preserve"> reagent carries no sense-strand precursor site. Both loads are predictions from sequence search rather than measured activity.</w:t>
-      </w:r>
-    </w:p>
-    <w:p>
-      <w:pPr>
-        <w:pStyle w:val="BodyText"/>
-        <w:bidi w:val="0"/>
-        <w:rPr/>
-      </w:pPr>
-      <w:r>
-        <w:rPr/>
-        <w:t>Both reagents are phosphorothioate throughout, with wings of five contiguous β-D-oxy-locked residues — a high locked content against the two to four per wing taken here as usual, so these are not conventional locked-nucleic-acid reagents and their matched-duplex melting temperatures are correspondingly high. Both begin 5′-GGG, a contiguous locked G-tract. High affinity is taken to carry a risk of sequence-dependent hepatotoxicity; that is a premise adopted here rather than a retrieved finding, and nothing here measures it.</w:t>
-      </w:r>
-    </w:p>
-    <w:p>
-      <w:pPr>
-        <w:pStyle w:val="BodyText"/>
-        <w:bidi w:val="0"/>
-        <w:rPr/>
-      </w:pPr>
-      <w:r>
-        <w:rPr/>
-        <w:t>Discounted by the breakpoint distribution of an 18-case series,</w:t>
+        <w:t>What a junction design must survive follows from its construction. Both halves are parent-gene sequence, so each parent matches roughly half the oligonucleotide — far outside the mismatch budget of a conventional off-target search, which therefore never returns a parent as a near-match. RNase-H1 does not require the whole duplex, only that the gap be paired — a premise adopted here rather than established, and one whose length requirement is stated in a different unit from the criterion this paper screens on. The requirement is reported as a DNA gap of at least six nucleotides, with seven to ten the working range; the screen below counts a liability only at ten contiguous base pairs of duplex through that gap, a length of hybrid rather than a count of gap nucleotides. Whether a wild-type parent pairs the catalytic gap contiguously is therefore a separate question from overall similarity, and it is the one this work puts to all 190 designs before recommending any. That direction is the one an industry working group's 2025 off-target recommendations report: off-target effects are seen more often where an oligonucleotide's mismatches fall in its wings than where they fall in its central gap, on which reading a flanking mismatch is suggested as the more important one to avoid.</w:t>
       </w:r>
       <w:r>
         <w:rPr>
           <w:position w:val="7"/>
           <w:sz w:val="17"/>
         </w:rPr>
-        <w:t>12</w:t>
-      </w:r>
-      <w:r>
-        <w:rPr/>
-        <w:t xml:space="preserve"> the two junctions account for 68.4% of molecularly confirmed cases in a 58-case cohort.</w:t>
+        <w:t>22</w:t>
+      </w:r>
+      <w:r>
+        <w:rPr/>
+        <w:t xml:space="preserve"> Those recommendations set five steps: in-silico identification with transcriptomics, a focus on cell types showing activity, in-vitro verification and margin assessment, risk assessment of what is confirmed, and management of what remains. This work performs the in-silico half of the first step and stops there; the margin measurement of the third is what §5 specifies, against the wild-type parent §3 identifies as the liability.</w:t>
+      </w:r>
+    </w:p>
+    <w:p>
+      <w:pPr>
+        <w:pStyle w:val="Heading2"/>
+        <w:bidi w:val="0"/>
+        <w:jc w:val="left"/>
+        <w:rPr/>
+      </w:pPr>
+      <w:r>
+        <w:rPr/>
+        <w:t>2 · The reagents</w:t>
+      </w:r>
+    </w:p>
+    <w:p>
+      <w:pPr>
+        <w:pStyle w:val="BodyText"/>
+        <w:bidi w:val="0"/>
+        <w:rPr/>
+      </w:pPr>
+      <w:r>
+        <w:rPr/>
+        <w:t xml:space="preserve">The two reagents named for synthesis are the best available designs at the two junctions with a published exon-resolved breakpoint and the highest reported prevalence: 5′-GGGCATATCATCAAAC-3′ at </w:t>
+      </w:r>
+      <w:r>
+        <w:rPr>
+          <w:rStyle w:val="Emphasis"/>
+        </w:rPr>
+        <w:t>EWSR1</w:t>
+      </w:r>
+      <w:r>
+        <w:rPr/>
+        <w:t xml:space="preserve"> exon 12 joined to </w:t>
+      </w:r>
+      <w:r>
+        <w:rPr>
+          <w:rStyle w:val="Emphasis"/>
+        </w:rPr>
+        <w:t>NR4A3</w:t>
+      </w:r>
+      <w:r>
+        <w:rPr/>
+        <w:t xml:space="preserve"> exon 3, and 5′-GGGCATATCTTGTGTG-3′ at </w:t>
+      </w:r>
+      <w:r>
+        <w:rPr>
+          <w:rStyle w:val="Emphasis"/>
+        </w:rPr>
+        <w:t>TAF15</w:t>
+      </w:r>
+      <w:r>
+        <w:rPr/>
+        <w:t xml:space="preserve"> exon 6 joined to </w:t>
+      </w:r>
+      <w:r>
+        <w:rPr>
+          <w:rStyle w:val="Emphasis"/>
+        </w:rPr>
+        <w:t>NR4A3</w:t>
+      </w:r>
+      <w:r>
+        <w:rPr/>
+        <w:t xml:space="preserve"> exon 3 (Table 1). Exon numbers throughout are transcript exon indices counted from the transcript 5′ end, including non-coding exons; an acceptor exon number read under the coding-exon convention instead selects a different reagent. Both hold the panel's top gap-level margin of three: three junction-unique bases inside the catalytic gap on the shorter side of the breakpoint, and neither pairs a wild-type parent through the gap at §3's ten-base-pair criterion.</w:t>
+      </w:r>
+    </w:p>
+    <w:p>
+      <w:pPr>
+        <w:pStyle w:val="BodyText"/>
+        <w:bidi w:val="0"/>
+        <w:rPr/>
+      </w:pPr>
+      <w:r>
+        <w:rPr/>
+        <w:t xml:space="preserve">Both sit close to it. The </w:t>
+      </w:r>
+      <w:r>
+        <w:rPr>
+          <w:rStyle w:val="Emphasis"/>
+        </w:rPr>
+        <w:t>EWSR1</w:t>
+      </w:r>
+      <w:r>
+        <w:rPr/>
+        <w:t xml:space="preserve"> reagent's longest wild-type parent duplex through the whole gap is eight base pairs and the </w:t>
+      </w:r>
+      <w:r>
+        <w:rPr>
+          <w:rStyle w:val="Emphasis"/>
+        </w:rPr>
+        <w:t>TAF15</w:t>
+      </w:r>
+      <w:r>
+        <w:rPr/>
+        <w:t xml:space="preserve"> reagent's is nine, both against wild-type </w:t>
+      </w:r>
+      <w:r>
+        <w:rPr>
+          <w:rStyle w:val="Emphasis"/>
+        </w:rPr>
+        <w:t>TFG</w:t>
+      </w:r>
+      <w:r>
+        <w:rPr/>
+        <w:t xml:space="preserve">, so the cut decides how they read: at eight both fall inside the class this work marks as not to be ordered, at nine the </w:t>
+      </w:r>
+      <w:r>
+        <w:rPr>
+          <w:rStyle w:val="Emphasis"/>
+        </w:rPr>
+        <w:t>TAF15</w:t>
+      </w:r>
+      <w:r>
+        <w:rPr/>
+        <w:t xml:space="preserve"> reagent alone does, and only at ten does neither. Both also pair a wild-type parent through part of the gap at the </w:t>
+      </w:r>
+      <w:r>
+        <w:rPr>
+          <w:rStyle w:val="Emphasis"/>
+        </w:rPr>
+        <w:t>NR4A3</w:t>
+      </w:r>
+      <w:r>
+        <w:rPr/>
+        <w:t xml:space="preserve"> exon-2/exon-3 seam their acceptor halves share, neither in full; those partial duplexes are not counted here and have not been measured. Consecutive registers of one seam differ by a single-base slide and can carry opposite verdicts, and the condemned class reaches these reagents: 5′-AGGGCATATCTTGTGT-3′ is one slide from the </w:t>
+      </w:r>
+      <w:r>
+        <w:rPr>
+          <w:rStyle w:val="Emphasis"/>
+        </w:rPr>
+        <w:t>TAF15</w:t>
+      </w:r>
+      <w:r>
+        <w:rPr/>
+        <w:t xml:space="preserve"> reagent and pairs 11 base pairs of wild-type </w:t>
+      </w:r>
+      <w:r>
+        <w:rPr>
+          <w:rStyle w:val="Emphasis"/>
+        </w:rPr>
+        <w:t>NR4A3</w:t>
+      </w:r>
+      <w:r>
+        <w:rPr/>
+        <w:t xml:space="preserve"> through its whole catalytic gap. Neither may be substituted for the other.</w:t>
+      </w:r>
+    </w:p>
+    <w:p>
+      <w:pPr>
+        <w:pStyle w:val="BodyText"/>
+        <w:bidi w:val="0"/>
+        <w:rPr/>
+      </w:pPr>
+      <w:r>
+        <w:rPr/>
+        <w:t xml:space="preserve">Predicted transcriptome load separates the two: 123 gap-paired sense-strand near-matches for the </w:t>
+      </w:r>
+      <w:r>
+        <w:rPr>
+          <w:rStyle w:val="Emphasis"/>
+        </w:rPr>
+        <w:t>EWSR1</w:t>
+      </w:r>
+      <w:r>
+        <w:rPr/>
+        <w:t xml:space="preserve"> reagent at a deeper search ceiling than the default, against eight for the </w:t>
+      </w:r>
+      <w:r>
+        <w:rPr>
+          <w:rStyle w:val="Emphasis"/>
+        </w:rPr>
+        <w:t>TAF15</w:t>
+      </w:r>
+      <w:r>
+        <w:rPr/>
+        <w:t xml:space="preserve"> one. Most of the 123 are predicted transcript models rather than curated records, so the count is a search result over a database that includes predictions, not a census of expressed transcripts. The </w:t>
+      </w:r>
+      <w:r>
+        <w:rPr>
+          <w:rStyle w:val="Emphasis"/>
+        </w:rPr>
+        <w:t>EWSR1</w:t>
+      </w:r>
+      <w:r>
+        <w:rPr/>
+        <w:t xml:space="preserve"> reagent also carries a sense-strand near-match in wild-type </w:t>
+      </w:r>
+      <w:r>
+        <w:rPr>
+          <w:rStyle w:val="Emphasis"/>
+        </w:rPr>
+        <w:t>TAF15</w:t>
+      </w:r>
+      <w:r>
+        <w:rPr/>
+        <w:t xml:space="preserve"> precursor RNA at two mismatches, one inside the catalytic gap, spanning an intron-exon boundary: the cost of the same ten shared donor bases that let one oligonucleotide span the </w:t>
+      </w:r>
+      <w:r>
+        <w:rPr>
+          <w:rStyle w:val="Emphasis"/>
+        </w:rPr>
+        <w:t>EWSR1</w:t>
+      </w:r>
+      <w:r>
+        <w:rPr/>
+        <w:t xml:space="preserve">, </w:t>
+      </w:r>
+      <w:r>
+        <w:rPr>
+          <w:rStyle w:val="Emphasis"/>
+        </w:rPr>
+        <w:t>TAF15</w:t>
+      </w:r>
+      <w:r>
+        <w:rPr/>
+        <w:t xml:space="preserve"> and </w:t>
+      </w:r>
+      <w:r>
+        <w:rPr>
+          <w:rStyle w:val="Emphasis"/>
+        </w:rPr>
+        <w:t>FUS</w:t>
+      </w:r>
+      <w:r>
+        <w:rPr/>
+        <w:t xml:space="preserve"> breakpoints at once (Figure 1). The </w:t>
+      </w:r>
+      <w:r>
+        <w:rPr>
+          <w:rStyle w:val="Emphasis"/>
+        </w:rPr>
+        <w:t>TAF15</w:t>
+      </w:r>
+      <w:r>
+        <w:rPr/>
+        <w:t xml:space="preserve"> reagent carries no sense-strand precursor site. Both loads are predictions from sequence search rather than measured activity.</w:t>
+      </w:r>
+    </w:p>
+    <w:p>
+      <w:pPr>
+        <w:pStyle w:val="BodyText"/>
+        <w:bidi w:val="0"/>
+        <w:rPr/>
+      </w:pPr>
+      <w:r>
+        <w:rPr/>
+        <w:t>Both reagents are phosphorothioate throughout, with wings of five contiguous β-D-oxy-locked residues — a high locked content against the two to four per wing taken here as usual, so these are not conventional locked-nucleic-acid reagents and their matched-duplex melting temperatures are correspondingly high. That cuts against the screens: a high-affinity chemistry is reported to retain knockdown at more extensively mismatched sites than a conventional design does,</w:t>
       </w:r>
       <w:r>
         <w:rPr>
           <w:position w:val="7"/>
           <w:sz w:val="17"/>
         </w:rPr>
-        <w:t>13</w:t>
-      </w:r>
-      <w:r>
-        <w:rPr/>
-        <w:t xml:space="preserve"> That prices which published junctions the two reagents address; it is not a coverage measurement, no patient having been screened with either sequence. The range 39.9% to 82.8% quoted with it is not a confidence interval and carries no nominal level: two of its four inputs do not vary, and it assumes a breakpoint distribution reported in one cohort transfers to a second collected twenty-one years later. The </w:t>
-      </w:r>
-      <w:r>
-        <w:rPr>
-          <w:rStyle w:val="Emphasis"/>
-        </w:rPr>
-        <w:t>TAF15</w:t>
-      </w:r>
-      <w:r>
-        <w:rPr/>
-        <w:t xml:space="preserve"> arm is priced at three of three reported breakpoints, an upper bound rather than an estimate.</w:t>
-      </w:r>
-    </w:p>
-    <w:p>
-      <w:pPr>
-        <w:pStyle w:val="BodyText"/>
-        <w:bidi w:val="0"/>
-        <w:rPr/>
-      </w:pPr>
-      <w:r>
-        <w:rPr/>
-        <w:t xml:space="preserve">That figure is not a ceiling: a third design at </w:t>
-      </w:r>
-      <w:r>
-        <w:rPr>
-          <w:rStyle w:val="Emphasis"/>
-        </w:rPr>
-        <w:t>EWSR1</w:t>
-      </w:r>
-      <w:r>
-        <w:rPr/>
-        <w:t xml:space="preserve"> exon 13 joined to </w:t>
-      </w:r>
-      <w:r>
-        <w:rPr>
-          <w:rStyle w:val="Emphasis"/>
-        </w:rPr>
-        <w:t>NR4A3</w:t>
-      </w:r>
-      <w:r>
-        <w:rPr/>
-        <w:t xml:space="preserve"> exon 3, already tiled and screened at the same top margin, would take the figure above to 79.0%. It is not named for synthesis, on grounds the extended report sets out.</w:t>
-      </w:r>
-    </w:p>
-    <w:p>
-      <w:pPr>
-        <w:pStyle w:val="Heading2"/>
-        <w:bidi w:val="0"/>
-        <w:jc w:val="left"/>
-        <w:rPr/>
-      </w:pPr>
-      <w:r>
-        <w:rPr/>
-        <w:t>3 · Selection from a panel of 190 designs</w:t>
-      </w:r>
-    </w:p>
-    <w:p>
-      <w:pPr>
-        <w:pStyle w:val="BodyText"/>
-        <w:bidi w:val="0"/>
-        <w:rPr/>
-      </w:pPr>
-      <w:r>
-        <w:rPr/>
-        <w:t xml:space="preserve">The two reagents above are what survived a screen applied uniformly to the whole panel. Across the 38 in-frame junctions of five modelled partners, 190 junction-spanning designs were tiled and put through five specificity screens. Of those, 87 let one of six mature wild-type parent transcripts pair their entire catalytic gap over a contiguous duplex of at least ten base pairs, and 61 of the 87 do so against wild-type </w:t>
-      </w:r>
-      <w:r>
-        <w:rPr>
-          <w:rStyle w:val="Emphasis"/>
-        </w:rPr>
-        <w:t>NR4A3</w:t>
-      </w:r>
-      <w:r>
-        <w:rPr/>
-        <w:t>; 85 are paired by one of the design's own two parent genes. A second class is invisible to any screen over mature transcripts: 19 designs carry a sense-strand near-match in parent precursor RNA pairing the gap in full. As a union rather than a sum the two screens condemn 93 of the 190. A design whose gap carries a mismatch is scored zero rather than short, so the 87 bound the fully-paired class, not the whole parent liability.</w:t>
-      </w:r>
-    </w:p>
-    <w:p>
-      <w:pPr>
-        <w:pStyle w:val="BodyText"/>
-        <w:bidi w:val="0"/>
-        <w:rPr/>
-      </w:pPr>
-      <w:r>
-        <w:rPr/>
-        <w:t>Lengthening the catalytic gap does not remove this liability, for an arithmetic reason: every base inside the gap comes from the donor or the acceptor exon, so a longer gap buys margin only by conceding parent-paired gap DNA at the design's own seam. Across three geometries the liable count does not fall; the extended report gives the series.</w:t>
-      </w:r>
-    </w:p>
-    <w:p>
-      <w:pPr>
-        <w:pStyle w:val="BodyText"/>
-        <w:bidi w:val="0"/>
-        <w:rPr/>
-      </w:pPr>
-      <w:r>
-        <w:rPr/>
-        <w:t xml:space="preserve">Three designs clear every screen applied here, none at a junction any patient is reported to carry, which makes them mechanism controls rather than candidates. Selecting within each junction rather than across the panel is what makes the two named reagents available: 35 of the 38 junctions have a design that clears the parent screen, and all five junctions with a published exon-resolved breakpoint have one. Both readings are properties of the cut. At nine base pairs 31 of the 38 still clear and three of the five published ones do; at eight, 23 and two; at seven, 9 and none; at six, 6 and none. These are whole-duplex run lengths rather than the enzyme's own unit, and the availability the named reagents rest on fails at nine, where the </w:t>
-      </w:r>
-      <w:r>
-        <w:rPr>
-          <w:rStyle w:val="Emphasis"/>
-        </w:rPr>
-        <w:t>TAF15</w:t>
-      </w:r>
-      <w:r>
-        <w:rPr/>
-        <w:t xml:space="preserve"> junction's best design is itself liable. As design counts the loose cuts condemn almost everything: 175 of 190 at seven and 181 at six.</w:t>
-      </w:r>
-    </w:p>
-    <w:p>
-      <w:pPr>
-        <w:pStyle w:val="BodyText"/>
-        <w:bidi w:val="0"/>
-        <w:rPr/>
-      </w:pPr>
-      <w:r>
-        <w:rPr/>
-        <w:t>Two bounds on the cleanliness claim: seven of the 190 screens never returned, and the alignment screen censors the rest, leaving 47 of 183 assessable at all, so a count of clean designs is a floor over that subset and not a total over the panel; and most designs clean at the default search ceiling are not clean at a deeper one.</w:t>
-      </w:r>
-    </w:p>
-    <w:p>
-      <w:pPr>
-        <w:pStyle w:val="BodyText"/>
-        <w:bidi w:val="0"/>
-        <w:rPr/>
-      </w:pPr>
-      <w:r>
-        <w:rPr/>
-        <w:t>The ten-base-pair criterion is adopted rather than measured, and the comparison against null models does not resolve an excess specific to this disease. What the screen does establish is structural rather than statistical, and it does not depend on the cut: each parent supplies about half of any junction design, which is far outside the mismatch budget of a conventional off-target search, so that search cannot return a parent as a near-match at any threshold it is normally run at. The liability is therefore invisible to the instrument a designer would ordinarily use, which is the case for screening it directly whatever cut is adopted. Mononucleotide scrambles — the weakest of the ten nulls screened, and not the dinucleotide-preserving control §5 prescribes — meet the parent screen at 6.2% against 45.8% for the panel, but chimeras built at real exon termini of the same two transcripts, at junctions almost never reported in a patient, meet it at 40.6%. The adopted cut does not escape that comparison: at ten the strongest null's 40.6% falls inside the panel's own 95% interval on 45.8%, as at every cut from seven to thirteen but eleven, and the strongest null reaches 91.4% at seven against the panel's 92.1%. The comparison is narrower than it reads, the panel arm being itself mostly unreported junctions — the property the chimeric null is discounted for. Most of the liability is therefore what joining two exon termini of these genes gives, and across cuts of six to thirteen base pairs the excess over the strongest null changes sign four times.</w:t>
-      </w:r>
-    </w:p>
-    <w:p>
-      <w:pPr>
-        <w:pStyle w:val="Heading2"/>
-        <w:bidi w:val="0"/>
-        <w:jc w:val="left"/>
-        <w:rPr/>
-      </w:pPr>
-      <w:r>
-        <w:rPr/>
-        <w:t>4 · Test articles</w:t>
-      </w:r>
-    </w:p>
-    <w:p>
-      <w:pPr>
-        <w:pStyle w:val="BodyText"/>
-        <w:bidi w:val="0"/>
-        <w:rPr/>
-      </w:pPr>
-      <w:r>
-        <w:rPr/>
-        <w:t xml:space="preserve">Five test articles bear on the junctions this panel designs against, and they divide into two sources with opposite limits. Every design in the panel joins its donor to </w:t>
-      </w:r>
-      <w:r>
-        <w:rPr>
-          <w:rStyle w:val="Emphasis"/>
-        </w:rPr>
-        <w:t>NR4A3</w:t>
-      </w:r>
-      <w:r>
-        <w:rPr/>
-        <w:t xml:space="preserve"> exon 3, its first coding exon; the two cell models are reported at exon 2, and annotation does not reconcile the two. On all four annotated </w:t>
-      </w:r>
-      <w:r>
-        <w:rPr>
-          <w:rStyle w:val="Emphasis"/>
-        </w:rPr>
-        <w:t>NR4A3</w:t>
-      </w:r>
-      <w:r>
-        <w:rPr/>
-        <w:t xml:space="preserve"> transcripts, the three with a RefSeq accession included, exon 3 is the first coding exon and exon 2 is non-coding, so a reported exon-2 acceptor is not this panel's acceptor renumbered.</w:t>
-      </w:r>
-    </w:p>
-    <w:p>
-      <w:pPr>
-        <w:pStyle w:val="BodyText"/>
-        <w:bidi w:val="0"/>
-        <w:rPr/>
-      </w:pPr>
-      <w:r>
-        <w:rPr/>
-        <w:t>Three are engineered constructs from a published functional study,</w:t>
+        <w:t>22</w:t>
+      </w:r>
+      <w:r>
+        <w:rPr/>
+        <w:t xml:space="preserve"> so the two-mismatch ceiling the near-match screens run at may under-call for reagents of this locked content. Both begin 5′-GGG, a contiguous locked G-tract. High affinity is taken to carry a risk of sequence-dependent hepatotoxicity; that is a premise adopted here rather than a retrieved finding, and nothing here measures it.</w:t>
+      </w:r>
+    </w:p>
+    <w:p>
+      <w:pPr>
+        <w:pStyle w:val="BodyText"/>
+        <w:bidi w:val="0"/>
+        <w:rPr/>
+      </w:pPr>
+      <w:r>
+        <w:rPr/>
+        <w:t>Discounted by the breakpoint distribution of an 18-case series,</w:t>
       </w:r>
       <w:r>
         <w:rPr>
           <w:position w:val="7"/>
           <w:sz w:val="17"/>
         </w:rPr>
-        <w:t>14</w:t>
-      </w:r>
-      <w:r>
-        <w:rPr/>
-        <w:t xml:space="preserve"> whose exon spans that paper states verbatim; two of them, E-N and T-N*, carry exactly the junctions the reagents above span, so both named reagents have a stated test article. Rebuilding them is the faster route, but a complementary DNA over-expressed in a heterologous background speaks to junction-selective knockdown of the intended transcript, not to activity at an endogenous locus.</w:t>
-      </w:r>
-    </w:p>
-    <w:p>
-      <w:pPr>
-        <w:pStyle w:val="BodyText"/>
-        <w:bidi w:val="0"/>
-        <w:ind w:hanging="0" w:left="0" w:right="0"/>
-        <w:rPr/>
-      </w:pPr>
-      <w:r>
-        <w:rPr/>
-        <w:t>The other two are patient-derived, identity-clean models reported with two EMC tumours,</w:t>
+        <w:t>12</w:t>
+      </w:r>
+      <w:r>
+        <w:rPr/>
+        <w:t xml:space="preserve"> the two junctions account for 68.4% of molecularly confirmed cases in a 58-case cohort.</w:t>
       </w:r>
       <w:r>
         <w:rPr>
           <w:position w:val="7"/>
           <w:sz w:val="17"/>
         </w:rPr>
-        <w:t>15</w:t>
-      </w:r>
-      <w:r>
-        <w:rPr/>
-        <w:t xml:space="preserve"> USZ20-EMC1 (RRID:CVCL_C6MX) and USZ22-EMC2 (RRID:CVCL_C6MY) — the only source of a fusion-positive EMC cell identified here. They are available on request with no repository deposit, and are slow, at reported doubling times of five to six days. Their fusions are reported as </w:t>
+        <w:t>13</w:t>
+      </w:r>
+      <w:r>
+        <w:rPr/>
+        <w:t xml:space="preserve"> That prices which published junctions the two reagents address; it is not a coverage measurement, no patient having been screened with either sequence. The range 39.9% to 82.8% quoted with it is not a confidence interval and carries no nominal level: two of its four inputs do not vary, and it assumes a breakpoint distribution reported in one cohort transfers to a second collected twenty-one years later. The </w:t>
+      </w:r>
+      <w:r>
+        <w:rPr>
+          <w:rStyle w:val="Emphasis"/>
+        </w:rPr>
+        <w:t>TAF15</w:t>
+      </w:r>
+      <w:r>
+        <w:rPr/>
+        <w:t xml:space="preserve"> arm is priced at three of three reported breakpoints, an upper bound rather than an estimate.</w:t>
+      </w:r>
+    </w:p>
+    <w:p>
+      <w:pPr>
+        <w:pStyle w:val="BodyText"/>
+        <w:bidi w:val="0"/>
+        <w:rPr/>
+      </w:pPr>
+      <w:r>
+        <w:rPr/>
+        <w:t xml:space="preserve">That figure is not a ceiling: a third design at </w:t>
       </w:r>
       <w:r>
         <w:rPr>
@@ -898,7 +725,72 @@
       </w:r>
       <w:r>
         <w:rPr/>
-        <w:t xml:space="preserve"> exon 13 and </w:t>
+        <w:t xml:space="preserve"> exon 13 joined to </w:t>
+      </w:r>
+      <w:r>
+        <w:rPr>
+          <w:rStyle w:val="Emphasis"/>
+        </w:rPr>
+        <w:t>NR4A3</w:t>
+      </w:r>
+      <w:r>
+        <w:rPr/>
+        <w:t xml:space="preserve"> exon 3, already tiled and screened at the same top margin, would take the figure above to 79.0%. It is not named for synthesis, on grounds the extended report sets out.</w:t>
+      </w:r>
+    </w:p>
+    <w:p>
+      <w:pPr>
+        <w:pStyle w:val="Heading2"/>
+        <w:bidi w:val="0"/>
+        <w:jc w:val="left"/>
+        <w:rPr/>
+      </w:pPr>
+      <w:r>
+        <w:rPr/>
+        <w:t>3 · Selection from a panel of 190 designs</w:t>
+      </w:r>
+    </w:p>
+    <w:p>
+      <w:pPr>
+        <w:pStyle w:val="BodyText"/>
+        <w:bidi w:val="0"/>
+        <w:rPr/>
+      </w:pPr>
+      <w:r>
+        <w:rPr/>
+        <w:t xml:space="preserve">The two reagents above are what survived a screen applied uniformly to the whole panel. Across the 38 in-frame junctions of five modelled partners, 190 junction-spanning designs were tiled and put through five specificity screens. Of those, 87 let one of six mature wild-type parent transcripts pair their entire catalytic gap over a contiguous duplex of at least ten base pairs, and 61 of the 87 do so against wild-type </w:t>
+      </w:r>
+      <w:r>
+        <w:rPr>
+          <w:rStyle w:val="Emphasis"/>
+        </w:rPr>
+        <w:t>NR4A3</w:t>
+      </w:r>
+      <w:r>
+        <w:rPr/>
+        <w:t>; 85 are paired by one of the design's own two parent genes. A second class is invisible to any screen over mature transcripts: 19 designs carry a sense-strand near-match in parent precursor RNA pairing the gap in full. As a union rather than a sum the two screens condemn 93 of the 190. A design whose gap carries a mismatch is scored zero rather than short, so the 87 bound the fully-paired class, not the whole parent liability.</w:t>
+      </w:r>
+    </w:p>
+    <w:p>
+      <w:pPr>
+        <w:pStyle w:val="BodyText"/>
+        <w:bidi w:val="0"/>
+        <w:rPr/>
+      </w:pPr>
+      <w:r>
+        <w:rPr/>
+        <w:t>Lengthening the catalytic gap does not remove this liability, for an arithmetic reason: every base inside the gap comes from the donor or the acceptor exon, so a longer gap buys margin only by conceding parent-paired gap DNA at the design's own seam. Across three geometries the liable count does not fall; the extended report gives the series.</w:t>
+      </w:r>
+    </w:p>
+    <w:p>
+      <w:pPr>
+        <w:pStyle w:val="BodyText"/>
+        <w:bidi w:val="0"/>
+        <w:rPr/>
+      </w:pPr>
+      <w:r>
+        <w:rPr/>
+        <w:t xml:space="preserve">Three designs clear every screen applied here, none at a junction any patient is reported to carry, which makes them mechanism controls rather than candidates. Selecting within each junction rather than across the panel is what makes the two named reagents available: 35 of the 38 junctions have a design that clears the parent screen, and all five junctions with a published exon-resolved breakpoint have one. Both readings are properties of the cut. At nine base pairs 31 of the 38 still clear and three of the five published ones do; at eight, 23 and two; at seven, 9 and none; at six, 6 and none. These are whole-duplex run lengths rather than the enzyme's own unit, and the availability the named reagents rest on fails at nine, where the </w:t>
       </w:r>
       <w:r>
         <w:rPr>
@@ -908,7 +800,52 @@
       </w:r>
       <w:r>
         <w:rPr/>
-        <w:t xml:space="preserve"> exon 6 joined to </w:t>
+        <w:t xml:space="preserve"> junction's best design is itself liable. As design counts the loose cuts condemn almost everything: 175 of 190 at seven and 181 at six.</w:t>
+      </w:r>
+    </w:p>
+    <w:p>
+      <w:pPr>
+        <w:pStyle w:val="BodyText"/>
+        <w:bidi w:val="0"/>
+        <w:rPr/>
+      </w:pPr>
+      <w:r>
+        <w:rPr/>
+        <w:t>Two bounds on the cleanliness claim: seven of the 190 screens never returned, and the alignment screen censors the rest, leaving 47 of 183 assessable at all, so a count of clean designs is a floor over that subset and not a total over the panel; and most designs clean at the default search ceiling are not clean at a deeper one.</w:t>
+      </w:r>
+    </w:p>
+    <w:p>
+      <w:pPr>
+        <w:pStyle w:val="BodyText"/>
+        <w:bidi w:val="0"/>
+        <w:rPr/>
+      </w:pPr>
+      <w:r>
+        <w:rPr/>
+        <w:t>The ten-base-pair criterion is adopted rather than measured, and the comparison against null models does not resolve an excess specific to this disease. What the screen does establish is structural rather than statistical, and it does not depend on the cut: each parent supplies about half of any junction design, which is far outside the mismatch budget of a conventional off-target search, so that search cannot return a parent as a near-match at any threshold it is normally run at. The liability is therefore invisible to the instrument a designer would ordinarily use, which is the case for screening it directly whatever cut is adopted. Mononucleotide scrambles — the weakest of the ten nulls screened, and not the dinucleotide-preserving control §5 prescribes — meet the parent screen at 6.2% against 45.8% for the panel, but chimeras built at real exon termini of the same two transcripts, at junctions almost never reported in a patient, meet it at 40.6%. The adopted cut does not escape that comparison: at ten the strongest null's 40.6% falls inside the panel's own 95% interval on 45.8%, as at every cut from seven to thirteen but eleven, and the strongest null reaches 91.4% at seven against the panel's 92.1%. The comparison is narrower than it reads, the panel arm being itself mostly unreported junctions — the property the chimeric null is discounted for. Most of the liability is therefore what joining two exon termini of these genes gives, and across cuts of six to thirteen base pairs the excess over the strongest null changes sign four times.</w:t>
+      </w:r>
+    </w:p>
+    <w:p>
+      <w:pPr>
+        <w:pStyle w:val="Heading2"/>
+        <w:bidi w:val="0"/>
+        <w:jc w:val="left"/>
+        <w:rPr/>
+      </w:pPr>
+      <w:r>
+        <w:rPr/>
+        <w:t>4 · Test articles</w:t>
+      </w:r>
+    </w:p>
+    <w:p>
+      <w:pPr>
+        <w:pStyle w:val="BodyText"/>
+        <w:bidi w:val="0"/>
+        <w:rPr/>
+      </w:pPr>
+      <w:r>
+        <w:rPr/>
+        <w:t xml:space="preserve">Five test articles bear on the junctions this panel designs against, and they divide into two sources with opposite limits. Every design in the panel joins its donor to </w:t>
       </w:r>
       <w:r>
         <w:rPr>
@@ -918,70 +855,62 @@
       </w:r>
       <w:r>
         <w:rPr/>
-        <w:t xml:space="preserve"> exon 2 rather than exon 3, and the report carries no sequenced exon-exon boundary, no transcript accession and no junction sequence, so whether that names a non-coding acceptor or an unsupported numbering is not decidable from what is published. This work's own withdrawn version arose from an error of exactly this class.</w:t>
-      </w:r>
-    </w:p>
-    <w:p>
-      <w:pPr>
-        <w:pStyle w:val="BodyText"/>
-        <w:bidi w:val="0"/>
-        <w:rPr/>
-      </w:pPr>
-      <w:r>
-        <w:rPr/>
-        <w:t>One reading is nonetheless more parsimonious, and it favours the reagents named here. EMC's defining lesion produces a chimeric transcription factor.</w:t>
+        <w:t xml:space="preserve"> exon 3, its first coding exon; the two cell models are reported at exon 2, and annotation does not reconcile the two. On all four annotated </w:t>
+      </w:r>
+      <w:r>
+        <w:rPr>
+          <w:rStyle w:val="Emphasis"/>
+        </w:rPr>
+        <w:t>NR4A3</w:t>
+      </w:r>
+      <w:r>
+        <w:rPr/>
+        <w:t xml:space="preserve"> transcripts, the three with a RefSeq accession included, exon 3 is the first coding exon and exon 2 is non-coding, so a reported exon-2 acceptor is not this panel's acceptor renumbered.</w:t>
+      </w:r>
+    </w:p>
+    <w:p>
+      <w:pPr>
+        <w:pStyle w:val="BodyText"/>
+        <w:bidi w:val="0"/>
+        <w:rPr/>
+      </w:pPr>
+      <w:r>
+        <w:rPr/>
+        <w:t>Three are engineered constructs from a published functional study,</w:t>
       </w:r>
       <w:r>
         <w:rPr>
           <w:position w:val="7"/>
           <w:sz w:val="17"/>
         </w:rPr>
-        <w:t>1,14</w:t>
-      </w:r>
-      <w:r>
-        <w:rPr/>
-        <w:t xml:space="preserve"> A donor joined to </w:t>
-      </w:r>
-      <w:r>
-        <w:rPr>
-          <w:rStyle w:val="Emphasis"/>
-        </w:rPr>
-        <w:t>NR4A3</w:t>
-      </w:r>
-      <w:r>
-        <w:rPr/>
-        <w:t xml:space="preserve">'s non-coding exon 2 would sit upstream of that gene's own initiation codon and so would not yield one; a donor joined to its first coding exon does, and that exon is transcript exon 3, the acceptor this panel is tiled at. On the coding-exon reading, therefore, the two cell models carry the junctions the reagents above span. This is an inference and not a determination: a 5′-untranslated acceptor is reported in this disease at least once, in a </w:t>
-      </w:r>
-      <w:r>
-        <w:rPr>
-          <w:rStyle w:val="Emphasis"/>
-        </w:rPr>
-        <w:t>PGR</w:t>
-      </w:r>
-      <w:r>
-        <w:rPr/>
-        <w:t>::</w:t>
-      </w:r>
-      <w:r>
-        <w:rPr>
-          <w:rStyle w:val="Emphasis"/>
-        </w:rPr>
-        <w:t>NR4A3</w:t>
-      </w:r>
-      <w:r>
-        <w:rPr/>
-        <w:t xml:space="preserve"> case,</w:t>
+        <w:t>14</w:t>
+      </w:r>
+      <w:r>
+        <w:rPr/>
+        <w:t xml:space="preserve"> whose exon spans that paper states verbatim; two of them, E-N and T-N*, carry exactly the junctions the reagents above span, so both named reagents have a stated test article. Rebuilding them is the faster route, but a complementary DNA over-expressed in a heterologous background speaks to junction-selective knockdown of the intended transcript, not to activity at an endogenous locus.</w:t>
+      </w:r>
+    </w:p>
+    <w:p>
+      <w:pPr>
+        <w:pStyle w:val="BodyText"/>
+        <w:bidi w:val="0"/>
+        <w:ind w:hanging="0" w:left="0" w:right="0"/>
+        <w:rPr/>
+      </w:pPr>
+      <w:r>
+        <w:rPr/>
+        <w:t>The other two are patient-derived, identity-clean models reported with two EMC tumours,</w:t>
       </w:r>
       <w:r>
         <w:rPr>
           <w:position w:val="7"/>
           <w:sz w:val="17"/>
         </w:rPr>
-        <w:t>16</w:t>
-      </w:r>
-      <w:r>
-        <w:rPr/>
-        <w:t xml:space="preserve"> and the requirement below is unchanged. The released builder will not emit an exon-2 acceptor unaided: a non-coding acceptor needs its published-breakpoint list extended first. Reagents exist at both acceptors, neither of them a molecule named above: 5′-AGTGGGCTCTCCACGG-3′ at </w:t>
+        <w:t>15</w:t>
+      </w:r>
+      <w:r>
+        <w:rPr/>
+        <w:t xml:space="preserve"> USZ20-EMC1 (RRID:CVCL_C6MX) and USZ22-EMC2 (RRID:CVCL_C6MY) — the only source of a fusion-positive EMC cell identified here. They are available on request with no repository deposit, and are slow, at reported doubling times of five to six days. Their fusions are reported as </w:t>
       </w:r>
       <w:r>
         <w:rPr>
@@ -991,7 +920,7 @@
       </w:r>
       <w:r>
         <w:rPr/>
-        <w:t xml:space="preserve"> exon 13 to exon 2 and 5′-AGTGGGCTCTTGTGTG-3′ at </w:t>
+        <w:t xml:space="preserve"> exon 13 and </w:t>
       </w:r>
       <w:r>
         <w:rPr>
@@ -1001,17 +930,7 @@
       </w:r>
       <w:r>
         <w:rPr/>
-        <w:t xml:space="preserve"> exon 6 to exon 2, both at the panel's top margin. Neither reaches the ten-base-pair criterion, and their longest wild-type parent duplexes through the whole gap are eight base pairs against wild-type </w:t>
-      </w:r>
-      <w:r>
-        <w:rPr>
-          <w:rStyle w:val="Emphasis"/>
-        </w:rPr>
-        <w:t>EWSR1</w:t>
-      </w:r>
-      <w:r>
-        <w:rPr/>
-        <w:t xml:space="preserve"> and nine against wild-type </w:t>
+        <w:t xml:space="preserve"> exon 6 joined to </w:t>
       </w:r>
       <w:r>
         <w:rPr>
@@ -1021,79 +940,100 @@
       </w:r>
       <w:r>
         <w:rPr/>
-        <w:t xml:space="preserve"> — the second against the acceptor parent on which §5's selectivity ratio is defined, a closer call than either exon-3 reagent presents. A reagent selected for one acceptor is not valid for the other.</w:t>
-      </w:r>
-    </w:p>
-    <w:p>
-      <w:pPr>
-        <w:pStyle w:val="BodyText"/>
-        <w:bidi w:val="0"/>
-        <w:rPr/>
-      </w:pPr>
-      <w:r>
-        <w:rPr/>
-        <w:t xml:space="preserve">One requirement is upstream of all of them: the breakpoint of the test article must be established at nucleotide resolution by RNA sequencing before any oligonucleotide is ordered, every design here being specific to the exon pair it was tiled at. Routine diagnosis does not supply the seam, since break-apart </w:t>
-      </w:r>
-      <w:r>
-        <w:rPr>
-          <w:rStyle w:val="Emphasis"/>
-        </w:rPr>
-        <w:t>NR4A3</w:t>
-      </w:r>
-      <w:r>
-        <w:rPr/>
-        <w:t xml:space="preserve"> fluorescence in situ hybridisation detects a rearrangement irrespective of partner.</w:t>
+        <w:t xml:space="preserve"> exon 2 rather than exon 3, and the report carries no sequenced exon-exon boundary, no transcript accession and no junction sequence, so whether that names a non-coding acceptor or an unsupported numbering is not decidable from what is published. This work's own withdrawn version arose from an error of exactly this class.</w:t>
+      </w:r>
+    </w:p>
+    <w:p>
+      <w:pPr>
+        <w:pStyle w:val="BodyText"/>
+        <w:bidi w:val="0"/>
+        <w:rPr/>
+      </w:pPr>
+      <w:r>
+        <w:rPr/>
+        <w:t>One reading is nonetheless more parsimonious, and it favours the reagents named here. EMC's defining lesion produces a chimeric transcription factor.</w:t>
       </w:r>
       <w:r>
         <w:rPr>
           <w:position w:val="7"/>
           <w:sz w:val="17"/>
         </w:rPr>
-        <w:t>3</w:t>
-      </w:r>
-    </w:p>
-    <w:p>
-      <w:pPr>
-        <w:pStyle w:val="Heading2"/>
-        <w:bidi w:val="0"/>
-        <w:jc w:val="left"/>
-        <w:rPr/>
-      </w:pPr>
-      <w:r>
-        <w:rPr/>
-        <w:t>5 · The falsification experiment</w:t>
-      </w:r>
-    </w:p>
-    <w:p>
-      <w:pPr>
-        <w:pStyle w:val="BodyText"/>
-        <w:bidi w:val="0"/>
-        <w:rPr/>
-      </w:pPr>
-      <w:r>
-        <w:rPr/>
-        <w:t xml:space="preserve">An isogenic fusion-positive against fusion-negative comparison has been run in an analogous fusion sarcoma, against </w:t>
-      </w:r>
-      <w:r>
-        <w:rPr>
-          <w:rStyle w:val="Emphasis"/>
-        </w:rPr>
-        <w:t>NAB2::STAT6</w:t>
-      </w:r>
-      <w:r>
-        <w:rPr/>
-        <w:t xml:space="preserve"> in solitary fibrous tumour.</w:t>
+        <w:t>1,14</w:t>
+      </w:r>
+      <w:r>
+        <w:rPr/>
+        <w:t xml:space="preserve"> A donor joined to </w:t>
+      </w:r>
+      <w:r>
+        <w:rPr>
+          <w:rStyle w:val="Emphasis"/>
+        </w:rPr>
+        <w:t>NR4A3</w:t>
+      </w:r>
+      <w:r>
+        <w:rPr/>
+        <w:t xml:space="preserve">'s non-coding exon 2 would sit upstream of that gene's own initiation codon and so would not yield one; a donor joined to its first coding exon does, and that exon is transcript exon 3, the acceptor this panel is tiled at. On the coding-exon reading, therefore, the two cell models carry the junctions the reagents above span. This is an inference and not a determination: a 5′-untranslated acceptor is reported in this disease at least once, in a </w:t>
+      </w:r>
+      <w:r>
+        <w:rPr>
+          <w:rStyle w:val="Emphasis"/>
+        </w:rPr>
+        <w:t>PGR</w:t>
+      </w:r>
+      <w:r>
+        <w:rPr/>
+        <w:t>::</w:t>
+      </w:r>
+      <w:r>
+        <w:rPr>
+          <w:rStyle w:val="Emphasis"/>
+        </w:rPr>
+        <w:t>NR4A3</w:t>
+      </w:r>
+      <w:r>
+        <w:rPr/>
+        <w:t xml:space="preserve"> case,</w:t>
       </w:r>
       <w:r>
         <w:rPr>
           <w:position w:val="7"/>
           <w:sz w:val="17"/>
         </w:rPr>
-        <w:t>17</w:t>
-      </w:r>
-      <w:r>
-        <w:rPr/>
-        <w:t xml:space="preserve"> The extended report specifies it for these reagents, with three controls a knockdown assay alone cannot distinguish. Two are named as sequences (Table 2): a dinucleotide-preserving scramble of each reagent, drawn and then put through the same mature-parent screen the reagent passed. That screening is what makes a scramble a control — 10.0% of such scrambles pair a parent's whole catalytic gap at the ten-base-pair criterion and 3.9% do so against wild-type </w:t>
+        <w:t>16</w:t>
+      </w:r>
+      <w:r>
+        <w:rPr/>
+        <w:t xml:space="preserve"> and the requirement below is unchanged. The released builder will not emit an exon-2 acceptor unaided: a non-coding acceptor needs its published-breakpoint list extended first. Reagents exist at both acceptors, neither of them a molecule named above: 5′-AGTGGGCTCTCCACGG-3′ at </w:t>
+      </w:r>
+      <w:r>
+        <w:rPr>
+          <w:rStyle w:val="Emphasis"/>
+        </w:rPr>
+        <w:t>EWSR1</w:t>
+      </w:r>
+      <w:r>
+        <w:rPr/>
+        <w:t xml:space="preserve"> exon 13 to exon 2 and 5′-AGTGGGCTCTTGTGTG-3′ at </w:t>
+      </w:r>
+      <w:r>
+        <w:rPr>
+          <w:rStyle w:val="Emphasis"/>
+        </w:rPr>
+        <w:t>TAF15</w:t>
+      </w:r>
+      <w:r>
+        <w:rPr/>
+        <w:t xml:space="preserve"> exon 6 to exon 2, both at the panel's top margin. Neither reaches the ten-base-pair criterion, and their longest wild-type parent duplexes through the whole gap are eight base pairs against wild-type </w:t>
+      </w:r>
+      <w:r>
+        <w:rPr>
+          <w:rStyle w:val="Emphasis"/>
+        </w:rPr>
+        <w:t>EWSR1</w:t>
+      </w:r>
+      <w:r>
+        <w:rPr/>
+        <w:t xml:space="preserve"> and nine against wild-type </w:t>
       </w:r>
       <w:r>
         <w:rPr>
@@ -1103,18 +1043,18 @@
       </w:r>
       <w:r>
         <w:rPr/>
-        <w:t>, so an unscreened one carries a one-in-ten chance of being a second active molecule offered as a negative control. Clearing the screen is not a claim of inertness; it is the property a negative control has to have.</w:t>
-      </w:r>
-    </w:p>
-    <w:p>
-      <w:pPr>
-        <w:pStyle w:val="BodyText"/>
-        <w:bidi w:val="0"/>
-        <w:rPr/>
-      </w:pPr>
-      <w:r>
-        <w:rPr/>
-        <w:t xml:space="preserve">Selectivity is the wild-type </w:t>
+        <w:t xml:space="preserve"> — the second against the acceptor parent on which §5's selectivity ratio is defined, a closer call than either exon-3 reagent presents. A reagent selected for one acceptor is not valid for the other.</w:t>
+      </w:r>
+    </w:p>
+    <w:p>
+      <w:pPr>
+        <w:pStyle w:val="BodyText"/>
+        <w:bidi w:val="0"/>
+        <w:rPr/>
+      </w:pPr>
+      <w:r>
+        <w:rPr/>
+        <w:t xml:space="preserve">One requirement is upstream of all of them: the breakpoint of the test article must be established at nucleotide resolution by RNA sequencing before any oligonucleotide is ordered, every design here being specific to the exon pair it was tiled at. Routine diagnosis does not supply the seam, since break-apart </w:t>
       </w:r>
       <w:r>
         <w:rPr>
@@ -1124,124 +1064,14 @@
       </w:r>
       <w:r>
         <w:rPr/>
-        <w:t xml:space="preserve"> half-maximal knockdown concentration divided by the fusion's, from a matched dose-response in the same wells, at a cut of 5.0 adopted as a convention. At a replicate standard deviation of 0.35 on the natural-log scale, six independent biological replicates give about 80% power to falsify a true selectivity of 3 and three give about 30%. Above a realised standard deviation of about 0.65 at three replicates — 1.53 at six, 2.25 at ten — no observed ratio at or above one can put the upper limit of a two-sided 95% interval below 5, so the test can fail only on an anti-selective reading. Those figures are computed on that interval; a normal-approximation interval would move them. Such a test is void, and voidness is a property of the realised variance rather than of the design, so a pilot-based gate on the population variance bounds it from one side only: where a one-sided 95% chi-square bound on the pilot's standard deviation lies at or above the void figure for the count proposed, the decision is a larger replicate count, or no falsification test at all, and never three. The threshold is defined on the acceptor parent alone, so a reagent can clear it while pairing a donor transcript through its whole gap.</w:t>
-      </w:r>
-    </w:p>
-    <w:p>
-      <w:pPr>
-        <w:pStyle w:val="Heading2"/>
-        <w:bidi w:val="0"/>
-        <w:jc w:val="left"/>
-        <w:rPr/>
-      </w:pPr>
-      <w:r>
-        <w:rPr/>
-        <w:t>6 · Discussion</w:t>
-      </w:r>
-    </w:p>
-    <w:p>
-      <w:pPr>
-        <w:pStyle w:val="BodyText"/>
-        <w:bidi w:val="0"/>
-        <w:rPr/>
-      </w:pPr>
-      <w:r>
-        <w:rPr/>
-        <w:t xml:space="preserve">Designability is not the constraint: junction-spanning designs exist at every in-frame </w:t>
-      </w:r>
-      <w:r>
-        <w:rPr>
-          <w:rStyle w:val="Emphasis"/>
-        </w:rPr>
-        <w:t>NR4A3</w:t>
-      </w:r>
-      <w:r>
-        <w:rPr/>
-        <w:t xml:space="preserve"> fusion junction modelled here, and 35 of the 38 have one clearing the parent screen.</w:t>
-      </w:r>
-    </w:p>
-    <w:p>
-      <w:pPr>
-        <w:pStyle w:val="BodyText"/>
-        <w:bidi w:val="0"/>
-        <w:rPr/>
-      </w:pPr>
-      <w:r>
-        <w:rPr/>
-        <w:t xml:space="preserve">The constraint is discrimination between the fusion and its parents, and it is not resolved here. A junction design's most plausible wild-type liability is its own parent, in the mature transcript or across a splice junction in precursor RNA. Both are searched before any molecule exists, but not on comparable terms: the mature-transcript screen condemns on a ten-base-pair duplex through the gap and the precursor arm on a hit at up to two mismatches with the gap fully paired, so neither restates the other, and their counts may not be added because a design condemned in both is one design. A third compartment is searched only in the extended report: the patient's own un-rearranged </w:t>
-      </w:r>
-      <w:r>
-        <w:rPr>
-          <w:rStyle w:val="Emphasis"/>
-        </w:rPr>
-        <w:t>NR4A3</w:t>
-      </w:r>
-      <w:r>
-        <w:rPr/>
-        <w:t xml:space="preserve"> allele, at a two-mismatch ceiling that bounds its class from below. No design this panel selects is condemned by it, but it excludes two registers of §4's </w:t>
-      </w:r>
-      <w:r>
-        <w:rPr>
-          <w:rStyle w:val="Emphasis"/>
-        </w:rPr>
-        <w:t>EWSR1</w:t>
-      </w:r>
-      <w:r>
-        <w:rPr/>
-        <w:t xml:space="preserve"> exon 13 to </w:t>
-      </w:r>
-      <w:r>
-        <w:rPr>
-          <w:rStyle w:val="Emphasis"/>
-        </w:rPr>
-        <w:t>NR4A3</w:t>
-      </w:r>
-      <w:r>
-        <w:rPr/>
-        <w:t xml:space="preserve"> exon-2 seam while clearing that reagent — the register hazard of §2 arriving from a compartment the panel's selection never has to consider.</w:t>
-      </w:r>
-    </w:p>
-    <w:p>
-      <w:pPr>
-        <w:pStyle w:val="BodyText"/>
-        <w:bidi w:val="0"/>
-        <w:rPr/>
-      </w:pPr>
-      <w:r>
-        <w:rPr/>
-        <w:t>The four junction-specificity reports cited here</w:t>
+        <w:t xml:space="preserve"> fluorescence in situ hybridisation detects a rearrangement irrespective of partner.</w:t>
       </w:r>
       <w:r>
         <w:rPr>
           <w:position w:val="7"/>
           <w:sz w:val="17"/>
         </w:rPr>
-        <w:t>8,9,10,18</w:t>
-      </w:r>
-      <w:r>
-        <w:rPr/>
-        <w:t xml:space="preserve"> were all made on molecules already synthesised; no survey of design pipelines was performed, so the screen-before-synthesis claim is about this literature as retrieved and not a priority claim. Whether sparing wild-type </w:t>
-      </w:r>
-      <w:r>
-        <w:rPr>
-          <w:rStyle w:val="Emphasis"/>
-        </w:rPr>
-        <w:t>NR4A3</w:t>
-      </w:r>
-      <w:r>
-        <w:rPr/>
-        <w:t xml:space="preserve"> is worth a specificity cost is itself unsettled, the reported paralogue redundancy and dosage effects pointing in opposite directions; the extended report gives that literature and does not resolve it either.</w:t>
-      </w:r>
-    </w:p>
-    <w:p>
-      <w:pPr>
-        <w:pStyle w:val="BodyText"/>
-        <w:bidi w:val="0"/>
-        <w:rPr/>
-      </w:pPr>
-      <w:r>
-        <w:rPr/>
-        <w:t>Three limits bound what any test of these reagents could show. All five screens address hybridisation rather than cleavage, and none establishes that a predicted duplex forms or is cut. The method-level novelty is nil, junction-directed oligonucleotides being long established; what is new is the indication and the screen applied before synthesis. And systemic delivery to a solid tumour remains unsolved, the gate this modality faces after any result reported here. Every source of a test article named here ends at someone culturing cells.</w:t>
+        <w:t>3</w:t>
       </w:r>
     </w:p>
     <w:p>
@@ -1253,56 +1083,248 @@
       </w:pPr>
       <w:r>
         <w:rPr/>
-        <w:t>7 · Methods</w:t>
-      </w:r>
-    </w:p>
-    <w:p>
-      <w:pPr>
-        <w:pStyle w:val="BodyText"/>
-        <w:bidi w:val="0"/>
-        <w:rPr/>
-      </w:pPr>
-      <w:r>
-        <w:rPr/>
-        <w:t>All analyses are computational and use public data; no laboratory work was performed. Full parameters, the complete bounds on each claim and the per-design tables are in the extended report named under Data availability.</w:t>
-      </w:r>
-    </w:p>
-    <w:p>
-      <w:pPr>
-        <w:pStyle w:val="BodyText"/>
-        <w:bidi w:val="0"/>
-        <w:rPr/>
-      </w:pPr>
-      <w:r>
-        <w:rPr/>
-        <w:t xml:space="preserve">Canonical transcripts for the five partner genes and for </w:t>
-      </w:r>
-      <w:r>
-        <w:rPr>
-          <w:rStyle w:val="Emphasis"/>
-        </w:rPr>
-        <w:t>NR4A3</w:t>
-      </w:r>
-      <w:r>
-        <w:rPr/>
-        <w:t xml:space="preserve"> were obtained from Ensembl.</w:t>
+        <w:t>5 · The falsification experiment</w:t>
+      </w:r>
+    </w:p>
+    <w:p>
+      <w:pPr>
+        <w:pStyle w:val="BodyText"/>
+        <w:bidi w:val="0"/>
+        <w:rPr/>
+      </w:pPr>
+      <w:r>
+        <w:rPr/>
+        <w:t xml:space="preserve">An isogenic fusion-positive against fusion-negative comparison has been run in an analogous fusion sarcoma, against </w:t>
+      </w:r>
+      <w:r>
+        <w:rPr>
+          <w:rStyle w:val="Emphasis"/>
+        </w:rPr>
+        <w:t>NAB2::STAT6</w:t>
+      </w:r>
+      <w:r>
+        <w:rPr/>
+        <w:t xml:space="preserve"> in solitary fibrous tumour.</w:t>
       </w:r>
       <w:r>
         <w:rPr>
           <w:position w:val="7"/>
           <w:sz w:val="17"/>
         </w:rPr>
-        <w:t>19</w:t>
-      </w:r>
-      <w:r>
-        <w:rPr/>
-        <w:t xml:space="preserve"> Junction-spanning 16-mer gapmers were tiled in a 5-6-5 β-D-oxy-locked-nucleic-acid/DNA/β-D-oxy-locked-nucleic-acid geometry,</w:t>
+        <w:t>17</w:t>
+      </w:r>
+      <w:r>
+        <w:rPr/>
+        <w:t xml:space="preserve"> The extended report specifies it for these reagents, with three controls a knockdown assay alone cannot distinguish. Two are named as sequences (Table 2): a dinucleotide-preserving scramble of each reagent, drawn and then put through the same mature-parent screen the reagent passed. That screening is what makes a scramble a control — 10.0% of such scrambles pair a parent's whole catalytic gap at the ten-base-pair criterion and 3.9% do so against wild-type </w:t>
+      </w:r>
+      <w:r>
+        <w:rPr>
+          <w:rStyle w:val="Emphasis"/>
+        </w:rPr>
+        <w:t>NR4A3</w:t>
+      </w:r>
+      <w:r>
+        <w:rPr/>
+        <w:t>, so an unscreened one carries a one-in-ten chance of being a second active molecule offered as a negative control. Clearing the screen is not a claim of inertness; it is the property a negative control has to have.</w:t>
+      </w:r>
+    </w:p>
+    <w:p>
+      <w:pPr>
+        <w:pStyle w:val="BodyText"/>
+        <w:bidi w:val="0"/>
+        <w:rPr/>
+      </w:pPr>
+      <w:r>
+        <w:rPr/>
+        <w:t xml:space="preserve">Selectivity is the wild-type </w:t>
+      </w:r>
+      <w:r>
+        <w:rPr>
+          <w:rStyle w:val="Emphasis"/>
+        </w:rPr>
+        <w:t>NR4A3</w:t>
+      </w:r>
+      <w:r>
+        <w:rPr/>
+        <w:t xml:space="preserve"> half-maximal knockdown concentration divided by the fusion's, from a matched dose-response in the same wells, at a cut of 5.0 adopted as a convention. At a replicate standard deviation of 0.35 on the natural-log scale, six independent biological replicates give about 80% power to falsify a true selectivity of 3 and three give about 30%. Above a realised standard deviation of about 0.65 at three replicates — 1.53 at six, 2.25 at ten — no observed ratio at or above one can put the upper limit of a two-sided 95% interval below 5, so the test can fail only on an anti-selective reading. Those figures are computed on that interval; a normal-approximation interval would move them. Such a test is void, and voidness is a property of the realised variance rather than of the design, so a pilot-based gate on the population variance bounds it from one side only: where a one-sided 95% chi-square bound on the pilot's standard deviation lies at or above the void figure for the count proposed, the decision is a larger replicate count, or no falsification test at all, and never three. The threshold is defined on the acceptor parent alone, so a reagent can clear it while pairing a donor transcript through its whole gap.</w:t>
+      </w:r>
+    </w:p>
+    <w:p>
+      <w:pPr>
+        <w:pStyle w:val="Heading2"/>
+        <w:bidi w:val="0"/>
+        <w:jc w:val="left"/>
+        <w:rPr/>
+      </w:pPr>
+      <w:r>
+        <w:rPr/>
+        <w:t>6 · Discussion</w:t>
+      </w:r>
+    </w:p>
+    <w:p>
+      <w:pPr>
+        <w:pStyle w:val="BodyText"/>
+        <w:bidi w:val="0"/>
+        <w:rPr/>
+      </w:pPr>
+      <w:r>
+        <w:rPr/>
+        <w:t xml:space="preserve">Designability is not the constraint: junction-spanning designs exist at every in-frame </w:t>
+      </w:r>
+      <w:r>
+        <w:rPr>
+          <w:rStyle w:val="Emphasis"/>
+        </w:rPr>
+        <w:t>NR4A3</w:t>
+      </w:r>
+      <w:r>
+        <w:rPr/>
+        <w:t xml:space="preserve"> fusion junction modelled here, and 35 of the 38 have one clearing the parent screen.</w:t>
+      </w:r>
+    </w:p>
+    <w:p>
+      <w:pPr>
+        <w:pStyle w:val="BodyText"/>
+        <w:bidi w:val="0"/>
+        <w:rPr/>
+      </w:pPr>
+      <w:r>
+        <w:rPr/>
+        <w:t xml:space="preserve">The constraint is discrimination between the fusion and its parents, and it is not resolved here. A junction design's most plausible wild-type liability is its own parent, in the mature transcript or across a splice junction in precursor RNA. Both are searched before any molecule exists, but not on comparable terms: the mature-transcript screen condemns on a ten-base-pair duplex through the gap and the precursor arm on a hit at up to two mismatches with the gap fully paired, so neither restates the other, and their counts may not be added because a design condemned in both is one design. A third compartment is searched only in the extended report: the patient's own un-rearranged </w:t>
+      </w:r>
+      <w:r>
+        <w:rPr>
+          <w:rStyle w:val="Emphasis"/>
+        </w:rPr>
+        <w:t>NR4A3</w:t>
+      </w:r>
+      <w:r>
+        <w:rPr/>
+        <w:t xml:space="preserve"> allele, at a two-mismatch ceiling that bounds its class from below. No design this panel selects is condemned by it, but it excludes two registers of §4's </w:t>
+      </w:r>
+      <w:r>
+        <w:rPr>
+          <w:rStyle w:val="Emphasis"/>
+        </w:rPr>
+        <w:t>EWSR1</w:t>
+      </w:r>
+      <w:r>
+        <w:rPr/>
+        <w:t xml:space="preserve"> exon 13 to </w:t>
+      </w:r>
+      <w:r>
+        <w:rPr>
+          <w:rStyle w:val="Emphasis"/>
+        </w:rPr>
+        <w:t>NR4A3</w:t>
+      </w:r>
+      <w:r>
+        <w:rPr/>
+        <w:t xml:space="preserve"> exon-2 seam while clearing that reagent — the register hazard of §2 arriving from a compartment the panel's selection never has to consider.</w:t>
+      </w:r>
+    </w:p>
+    <w:p>
+      <w:pPr>
+        <w:pStyle w:val="BodyText"/>
+        <w:bidi w:val="0"/>
+        <w:rPr/>
+      </w:pPr>
+      <w:r>
+        <w:rPr/>
+        <w:t>The four junction-specificity reports cited here</w:t>
       </w:r>
       <w:r>
         <w:rPr>
           <w:position w:val="7"/>
           <w:sz w:val="17"/>
         </w:rPr>
+        <w:t>8,9,10,18</w:t>
+      </w:r>
+      <w:r>
+        <w:rPr/>
+        <w:t xml:space="preserve"> were all made on molecules already synthesised; no survey of design pipelines was performed, so the screen-before-synthesis claim is about this literature as retrieved and not a priority claim. Whether sparing wild-type </w:t>
+      </w:r>
+      <w:r>
+        <w:rPr>
+          <w:rStyle w:val="Emphasis"/>
+        </w:rPr>
+        <w:t>NR4A3</w:t>
+      </w:r>
+      <w:r>
+        <w:rPr/>
+        <w:t xml:space="preserve"> is worth a specificity cost is itself unsettled, the reported paralogue redundancy and dosage effects pointing in opposite directions; the extended report gives that literature and does not resolve it either.</w:t>
+      </w:r>
+    </w:p>
+    <w:p>
+      <w:pPr>
+        <w:pStyle w:val="BodyText"/>
+        <w:bidi w:val="0"/>
+        <w:rPr/>
+      </w:pPr>
+      <w:r>
+        <w:rPr/>
+        <w:t>Three limits bound what any test of these reagents could show. All five screens address hybridisation rather than cleavage, and none establishes that a predicted duplex forms or is cut. The method-level novelty is nil, junction-directed oligonucleotides being long established; what is new is the indication and the screen applied before synthesis. And systemic delivery to a solid tumour remains unsolved, the gate this modality faces after any result reported here. Every source of a test article named here ends at someone culturing cells.</w:t>
+      </w:r>
+    </w:p>
+    <w:p>
+      <w:pPr>
+        <w:pStyle w:val="Heading2"/>
+        <w:bidi w:val="0"/>
+        <w:jc w:val="left"/>
+        <w:rPr/>
+      </w:pPr>
+      <w:r>
+        <w:rPr/>
+        <w:t>7 · Methods</w:t>
+      </w:r>
+    </w:p>
+    <w:p>
+      <w:pPr>
+        <w:pStyle w:val="BodyText"/>
+        <w:bidi w:val="0"/>
+        <w:rPr/>
+      </w:pPr>
+      <w:r>
+        <w:rPr/>
+        <w:t>All analyses are computational and use public data; no laboratory work was performed. Full parameters, the complete bounds on each claim and the per-design tables are in the extended report named under Data availability.</w:t>
+      </w:r>
+    </w:p>
+    <w:p>
+      <w:pPr>
+        <w:pStyle w:val="BodyText"/>
+        <w:bidi w:val="0"/>
+        <w:rPr/>
+      </w:pPr>
+      <w:r>
+        <w:rPr/>
+        <w:t xml:space="preserve">Canonical transcripts for the five partner genes and for </w:t>
+      </w:r>
+      <w:r>
+        <w:rPr>
+          <w:rStyle w:val="Emphasis"/>
+        </w:rPr>
+        <w:t>NR4A3</w:t>
+      </w:r>
+      <w:r>
+        <w:rPr/>
+        <w:t xml:space="preserve"> were obtained from Ensembl.</w:t>
+      </w:r>
+      <w:r>
+        <w:rPr>
+          <w:position w:val="7"/>
+          <w:sz w:val="17"/>
+        </w:rPr>
+        <w:t>19</w:t>
+      </w:r>
+      <w:r>
+        <w:rPr/>
+        <w:t xml:space="preserve"> Junction-spanning 16-mer gapmers were tiled in a 5-6-5 β-D-oxy-locked-nucleic-acid/DNA/β-D-oxy-locked-nucleic-acid geometry,</w:t>
+      </w:r>
+      <w:r>
+        <w:rPr>
+          <w:position w:val="7"/>
+          <w:sz w:val="17"/>
+        </w:rPr>
         <w:t>20</w:t>
       </w:r>
       <w:r>
@@ -1318,7 +1340,18 @@
       </w:pPr>
       <w:r>
         <w:rPr/>
-        <w:t>Five specificity screens were applied: an alignment screen against human RefSeq RNA, classifying each near-match by whether the catalytic gap is paired; an exhaustive transcript scan complete for substitutions within a one-mismatch budget; a screen of the parents' unspliced sequence; a mature-parent screen recording the longest contiguous duplex any of six wild-type parent transcripts forms through the catalytic gap; and a genome-wide screen over every position of GRCh38. A near-match is a transcript window pairing a design at 14 or more of its 16 positions. A design is liable where a wild-type parent pairs its whole catalytic gap over a contiguous run of ten base pairs or more, ten being adopted rather than measured. Null ensembles were built as scrambles of each design and as chimeras joining the same two parent transcripts at real exon termini, screened identically. Melting temperatures are nearest-neighbour values for an unmodified DNA:RNA hybrid at 250 nM strand.</w:t>
+        <w:t>Five specificity screens were applied: an alignment screen against human RefSeq RNA, classifying each near-match by whether the catalytic gap is paired; an exhaustive transcript scan complete for substitutions within a one-mismatch budget; a screen of the parents' unspliced sequence; a mature-parent screen recording the longest contiguous duplex any of six wild-type parent transcripts forms through the catalytic gap; and a genome-wide screen over every position of GRCh38, mitochondrial sequence included. Between them they cover mature transcript, unspliced precursor, exon-exon junction, non-coding and mitochondrial sequence, which is the search scope the 2025 recommendations ask for.</w:t>
+      </w:r>
+      <w:r>
+        <w:rPr>
+          <w:position w:val="7"/>
+          <w:sz w:val="17"/>
+        </w:rPr>
+        <w:t>22</w:t>
+      </w:r>
+      <w:r>
+        <w:rPr/>
+        <w:t xml:space="preserve"> A near-match is a transcript window pairing a design at 14 or more of its 16 positions. A design is liable where a wild-type parent pairs its whole catalytic gap over a contiguous run of ten base pairs or more, ten being adopted rather than measured. Null ensembles were built as scrambles of each design and as chimeras joining the same two parent transcripts at real exon termini, screened identically. Melting temperatures are nearest-neighbour values for an unmodified DNA:RNA hybrid at 250 nM strand.</w:t>
       </w:r>
       <w:r>
         <w:rPr>
@@ -3237,7 +3270,7 @@
           <w:tab w:val="left" w:pos="709" w:leader="none"/>
         </w:tabs>
         <w:bidi w:val="0"/>
-        <w:spacing w:before="0" w:after="160"/>
+        <w:spacing w:before="0" w:after="0"/>
         <w:ind w:hanging="283" w:left="709"/>
         <w:rPr/>
       </w:pPr>
@@ -3251,6 +3284,39 @@
             <w:rStyle w:val="Hyperlink"/>
           </w:rPr>
           <w:t>doi:10.1021/bi00035a029</w:t>
+        </w:r>
+      </w:hyperlink>
+      <w:r>
+        <w:rPr/>
+        <w:t xml:space="preserve"> </w:t>
+      </w:r>
+    </w:p>
+    <w:p>
+      <w:pPr>
+        <w:pStyle w:val="BodyText"/>
+        <w:numPr>
+          <w:ilvl w:val="0"/>
+          <w:numId w:val="1"/>
+        </w:numPr>
+        <w:tabs>
+          <w:tab w:val="clear" w:pos="709"/>
+          <w:tab w:val="left" w:pos="709" w:leader="none"/>
+        </w:tabs>
+        <w:bidi w:val="0"/>
+        <w:spacing w:before="0" w:after="160"/>
+        <w:ind w:hanging="283" w:left="709"/>
+        <w:rPr/>
+      </w:pPr>
+      <w:r>
+        <w:rPr/>
+        <w:t xml:space="preserve">Andersson P, SA Burel, H Estrella, et al. (2025). Assessing Hybridization-Dependent Off-Target Risk for Therapeutic Oligonucleotides: Updated Industry Recommendations. Nucleic Acid Ther 35:16–33. </w:t>
+      </w:r>
+      <w:hyperlink r:id="rId27">
+        <w:r>
+          <w:rPr>
+            <w:rStyle w:val="Hyperlink"/>
+          </w:rPr>
+          <w:t>doi:10.1089/nat.2024.0072</w:t>
         </w:r>
       </w:hyperlink>
       <w:r>

--- a/research/manuscripts/aso/fusion-junction-aso-journal-article-manuscript.docx
+++ b/research/manuscripts/aso/fusion-junction-aso-journal-article-manuscript.docx
@@ -768,7 +768,7 @@
       </w:r>
       <w:r>
         <w:rPr/>
-        <w:t>; 85 are paired by one of the design's own two parent genes. A second class is invisible to any screen over mature transcripts: 19 designs carry a sense-strand near-match in parent precursor RNA pairing the gap in full. As a union rather than a sum the two screens condemn 93 of the 190. A design whose gap carries a mismatch is scored zero rather than short, so the 87 bound the fully-paired class, not the whole parent liability.</w:t>
+        <w:t>; 85 are paired by one of the design's own two parent genes. A second class is invisible to any screen over mature transcripts: 19 designs carry a sense-strand near-match in parent precursor RNA pairing the gap in full. As a union rather than a sum the two screens condemn 93 of the 190. A design whose gap carries a mismatch is scored zero rather than short, so the 87 bound the fully-paired class, not the whole parent liability. Re-scored on duplex stability rather than on mismatch count, 8 designs carry a fully paired sixteen-base-pair off-target duplex and 45 one inside 2 kcal/mol of their own; neither named reagent is in either class, the closest to each being 3.2 and 3.0 kcal/mol weaker.</w:t>
       </w:r>
     </w:p>
     <w:p>
@@ -1351,7 +1351,7 @@
       </w:r>
       <w:r>
         <w:rPr/>
-        <w:t xml:space="preserve"> A near-match is a transcript window pairing a design at 14 or more of its 16 positions. A design is liable where a wild-type parent pairs its whole catalytic gap over a contiguous run of ten base pairs or more, ten being adopted rather than measured. Null ensembles were built as scrambles of each design and as chimeras joining the same two parent transcripts at real exon termini, screened identically. Melting temperatures are nearest-neighbour values for an unmodified DNA:RNA hybrid at 250 nM strand.</w:t>
+        <w:t xml:space="preserve"> A near-match is a transcript window pairing a design at 14 or more of its 16 positions. Each alignment was then re-scored on the nearest-neighbour stability of its longest contiguous paired run, the energy-based second stage those recommendations prescribe; only separations are reported. A design is liable where a wild-type parent pairs its whole catalytic gap over a contiguous run of ten base pairs or more, ten being adopted rather than measured. Null ensembles were built as scrambles of each design and as chimeras joining the same two parent transcripts at real exon termini, screened identically. Melting temperatures are nearest-neighbour values for an unmodified DNA:RNA hybrid at 250 nM strand.</w:t>
       </w:r>
       <w:r>
         <w:rPr>

--- a/research/manuscripts/aso/fusion-junction-aso-journal-article-manuscript.docx
+++ b/research/manuscripts/aso/fusion-junction-aso-journal-article-manuscript.docx
@@ -1146,7 +1146,18 @@
       </w:r>
       <w:r>
         <w:rPr/>
-        <w:t xml:space="preserve"> half-maximal knockdown concentration divided by the fusion's, from a matched dose-response in the same wells, at a cut of 5.0 adopted as a convention. At a replicate standard deviation of 0.35 on the natural-log scale, six independent biological replicates give about 80% power to falsify a true selectivity of 3 and three give about 30%. Above a realised standard deviation of about 0.65 at three replicates — 1.53 at six, 2.25 at ten — no observed ratio at or above one can put the upper limit of a two-sided 95% interval below 5, so the test can fail only on an anti-selective reading. Those figures are computed on that interval; a normal-approximation interval would move them. Such a test is void, and voidness is a property of the realised variance rather than of the design, so a pilot-based gate on the population variance bounds it from one side only: where a one-sided 95% chi-square bound on the pilot's standard deviation lies at or above the void figure for the count proposed, the decision is a larger replicate count, or no falsification test at all, and never three. The threshold is defined on the acceptor parent alone, so a reagent can clear it while pairing a donor transcript through its whole gap.</w:t>
+        <w:t xml:space="preserve"> half-maximal knockdown concentration divided by the fusion's, from a matched dose-response in the same wells, at a cut of 5.0 adopted as a convention — a comparison of the two half-maximal concentrations is the margin assessment the recommendations specify at this step, and they decline to set a default value for it.</w:t>
+      </w:r>
+      <w:r>
+        <w:rPr>
+          <w:position w:val="7"/>
+          <w:sz w:val="17"/>
+        </w:rPr>
+        <w:t>22</w:t>
+      </w:r>
+      <w:r>
+        <w:rPr/>
+        <w:t xml:space="preserve"> At a replicate standard deviation of 0.35 on the natural-log scale, six independent biological replicates give about 80% power to falsify a true selectivity of 3 and three give about 30%. Above a realised standard deviation of about 0.65 at three replicates — 1.53 at six, 2.25 at ten — no observed ratio at or above one can put the upper limit of a two-sided 95% interval below 5, so the test can fail only on an anti-selective reading. Those figures are computed on that interval; a normal-approximation interval would move them. Such a test is void, and voidness is a property of the realised variance rather than of the design, so a pilot-based gate on the population variance bounds it from one side only: where a one-sided 95% chi-square bound on the pilot's standard deviation lies at or above the void figure for the count proposed, the decision is a larger replicate count, or no falsification test at all, and never three. The threshold is defined on the acceptor parent alone, so a reagent can clear it while pairing a donor transcript through its whole gap.</w:t>
       </w:r>
     </w:p>
     <w:p>

--- a/research/manuscripts/aso/fusion-junction-aso-journal-article-manuscript.docx
+++ b/research/manuscripts/aso/fusion-junction-aso-journal-article-manuscript.docx
@@ -382,18 +382,18 @@
       </w:r>
       <w:r>
         <w:rPr/>
-        <w:t xml:space="preserve"> fusion in the literature retrieved here, and that absence is why this work exists.</w:t>
-      </w:r>
-    </w:p>
-    <w:p>
-      <w:pPr>
-        <w:pStyle w:val="BodyText"/>
-        <w:bidi w:val="0"/>
-        <w:rPr/>
-      </w:pPr>
-      <w:r>
-        <w:rPr/>
-        <w:t>What a junction design must survive follows from its construction. Both halves are parent-gene sequence, so each parent matches roughly half the oligonucleotide — far outside the mismatch budget of a conventional off-target search, which therefore never returns a parent as a near-match. RNase-H1 does not require the whole duplex, only that the gap be paired — a premise adopted here rather than established, and one whose length requirement is stated in a different unit from the criterion this paper screens on. The requirement is reported as a DNA gap of at least six nucleotides, with seven to ten the working range; the screen below counts a liability only at ten contiguous base pairs of duplex through that gap, a length of hybrid rather than a count of gap nucleotides. Whether a wild-type parent pairs the catalytic gap contiguously is therefore a separate question from overall similarity, and it is the one this work puts to all 190 designs before recommending any. That direction is the one an industry working group's 2025 off-target recommendations report: off-target effects are seen more often where an oligonucleotide's mismatches fall in its wings than where they fall in its central gap, on which reading a flanking mismatch is suggested as the more important one to avoid.</w:t>
+        <w:t xml:space="preserve"> fusion in the literature retrieved here.</w:t>
+      </w:r>
+    </w:p>
+    <w:p>
+      <w:pPr>
+        <w:pStyle w:val="BodyText"/>
+        <w:bidi w:val="0"/>
+        <w:rPr/>
+      </w:pPr>
+      <w:r>
+        <w:rPr/>
+        <w:t>What a junction design must survive follows from its construction. Both halves are parent-gene sequence, so each parent matches roughly half the oligonucleotide — far outside the mismatch budget of a conventional off-target search, which therefore never returns a parent as a near-match. RNase-H1 does not require the whole duplex, only that the gap be paired — a premise adopted here rather than established, and one whose length requirement is stated in a different unit from the criterion this paper screens on. The requirement is reported as a DNA gap of at least six nucleotides, with seven to ten the working range; the screen below counts a liability only at ten contiguous base pairs of duplex through that gap, a length of hybrid rather than a count of gap nucleotides. Whether a wild-type parent pairs the catalytic gap contiguously is therefore a separate question from overall similarity, and it is the one this work puts to all 190 designs. That direction is the one an industry working group's 2025 off-target recommendations report: off-target effects are seen more often where an oligonucleotide's mismatches fall in its wings than where they fall in its central gap, on which reading a flanking mismatch is suggested as the more important one to avoid.</w:t>
       </w:r>
       <w:r>
         <w:rPr>
@@ -715,7 +715,7 @@
       </w:pPr>
       <w:r>
         <w:rPr/>
-        <w:t xml:space="preserve">That figure is not a ceiling: a third design at </w:t>
+        <w:t xml:space="preserve">That figure is not a ceiling: a third design, 5′-GGGCATATCTCCACGG-3′ at </w:t>
       </w:r>
       <w:r>
         <w:rPr>
@@ -876,61 +876,99 @@
       </w:pPr>
       <w:r>
         <w:rPr/>
-        <w:t>Three are engineered constructs from a published functional study,</w:t>
+        <w:t xml:space="preserve">That mismatch is a property of how the panel was selected, not of the disease. Its 38 junctions were graded for a fusion protein, so an acceptor upstream of the </w:t>
+      </w:r>
+      <w:r>
+        <w:rPr>
+          <w:rStyle w:val="Emphasis"/>
+        </w:rPr>
+        <w:t>NR4A3</w:t>
+      </w:r>
+      <w:r>
+        <w:rPr/>
+        <w:t xml:space="preserve"> initiation codon was dropped as non-coding. That is the right filter for a degrader or a neoantigen and the wrong one for an RNase-H1 gapmer, which cleaves a transcript whether or not its reading frame survives. Exon 2 is a sequenced acceptor in this disease: </w:t>
+      </w:r>
+      <w:r>
+        <w:rPr>
+          <w:rStyle w:val="Emphasis"/>
+        </w:rPr>
+        <w:t>EWSR1</w:t>
+      </w:r>
+      <w:r>
+        <w:rPr/>
+        <w:t xml:space="preserve"> exon 7 joined to </w:t>
+      </w:r>
+      <w:r>
+        <w:rPr>
+          <w:rStyle w:val="Emphasis"/>
+        </w:rPr>
+        <w:t>NR4A3</w:t>
+      </w:r>
+      <w:r>
+        <w:rPr/>
+        <w:t xml:space="preserve"> exon 2 was resolved in one of five </w:t>
+      </w:r>
+      <w:r>
+        <w:rPr>
+          <w:rStyle w:val="Emphasis"/>
+        </w:rPr>
+        <w:t>EWSR1</w:t>
+      </w:r>
+      <w:r>
+        <w:rPr/>
+        <w:t>-rearranged tumours of a whole-transcriptome series,</w:t>
       </w:r>
       <w:r>
         <w:rPr>
           <w:position w:val="7"/>
           <w:sz w:val="17"/>
         </w:rPr>
-        <w:t>14</w:t>
-      </w:r>
-      <w:r>
-        <w:rPr/>
-        <w:t xml:space="preserve"> whose exon spans that paper states verbatim; two of them, E-N and T-N*, carry exactly the junctions the reagents above span, so both named reagents have a stated test article. Rebuilding them is the faster route, but a complementary DNA over-expressed in a heterologous background speaks to junction-selective knockdown of the intended transcript, not to activity at an endogenous locus.</w:t>
-      </w:r>
-    </w:p>
-    <w:p>
-      <w:pPr>
-        <w:pStyle w:val="BodyText"/>
-        <w:bidi w:val="0"/>
-        <w:ind w:hanging="0" w:left="0" w:right="0"/>
-        <w:rPr/>
-      </w:pPr>
-      <w:r>
-        <w:rPr/>
-        <w:t>The other two are patient-derived, identity-clean models reported with two EMC tumours,</w:t>
+        <w:t>23</w:t>
+      </w:r>
+      <w:r>
+        <w:rPr/>
+        <w:t xml:space="preserve"> and a </w:t>
+      </w:r>
+      <w:r>
+        <w:rPr>
+          <w:rStyle w:val="Emphasis"/>
+        </w:rPr>
+        <w:t>PGR</w:t>
+      </w:r>
+      <w:r>
+        <w:rPr/>
+        <w:t>::</w:t>
+      </w:r>
+      <w:r>
+        <w:rPr>
+          <w:rStyle w:val="Emphasis"/>
+        </w:rPr>
+        <w:t>NR4A3</w:t>
+      </w:r>
+      <w:r>
+        <w:rPr/>
+        <w:t xml:space="preserve"> case joins exon 2 to the </w:t>
+      </w:r>
+      <w:r>
+        <w:rPr>
+          <w:rStyle w:val="Emphasis"/>
+        </w:rPr>
+        <w:t>NR4A3</w:t>
+      </w:r>
+      <w:r>
+        <w:rPr/>
+        <w:t xml:space="preserve"> 5′ untranslated region.</w:t>
       </w:r>
       <w:r>
         <w:rPr>
           <w:position w:val="7"/>
           <w:sz w:val="17"/>
         </w:rPr>
-        <w:t>15</w:t>
-      </w:r>
-      <w:r>
-        <w:rPr/>
-        <w:t xml:space="preserve"> USZ20-EMC1 (RRID:CVCL_C6MX) and USZ22-EMC2 (RRID:CVCL_C6MY) — the only source of a fusion-positive EMC cell identified here. They are available on request with no repository deposit, and are slow, at reported doubling times of five to six days. Their fusions are reported as </w:t>
-      </w:r>
-      <w:r>
-        <w:rPr>
-          <w:rStyle w:val="Emphasis"/>
-        </w:rPr>
-        <w:t>EWSR1</w:t>
-      </w:r>
-      <w:r>
-        <w:rPr/>
-        <w:t xml:space="preserve"> exon 13 and </w:t>
-      </w:r>
-      <w:r>
-        <w:rPr>
-          <w:rStyle w:val="Emphasis"/>
-        </w:rPr>
-        <w:t>TAF15</w:t>
-      </w:r>
-      <w:r>
-        <w:rPr/>
-        <w:t xml:space="preserve"> exon 6 joined to </w:t>
+        <w:t>16</w:t>
+      </w:r>
+      <w:r>
+        <w:rPr/>
+        <w:t xml:space="preserve"> Beyond exon 3 the position is the reverse: across the exon-resolved </w:t>
       </w:r>
       <w:r>
         <w:rPr>
@@ -940,182 +978,115 @@
       </w:r>
       <w:r>
         <w:rPr/>
-        <w:t xml:space="preserve"> exon 2 rather than exon 3, and the report carries no sequenced exon-exon boundary, no transcript accession and no junction sequence, so whether that names a non-coding acceptor or an unsupported numbering is not decidable from what is published. This work's own withdrawn version arose from an error of exactly this class.</w:t>
-      </w:r>
-    </w:p>
-    <w:p>
-      <w:pPr>
-        <w:pStyle w:val="BodyText"/>
-        <w:bidi w:val="0"/>
-        <w:rPr/>
-      </w:pPr>
-      <w:r>
-        <w:rPr/>
-        <w:t>One reading is nonetheless more parsimonious, and it favours the reagents named here. EMC's defining lesion produces a chimeric transcription factor.</w:t>
+        <w:t xml:space="preserve"> junctions retrieved here every acceptor is exon 2, exon 3, or a cryptic exon in intron 2,</w:t>
       </w:r>
       <w:r>
         <w:rPr>
           <w:position w:val="7"/>
           <w:sz w:val="17"/>
         </w:rPr>
-        <w:t>1,14</w:t>
-      </w:r>
-      <w:r>
-        <w:rPr/>
-        <w:t xml:space="preserve"> A donor joined to </w:t>
-      </w:r>
-      <w:r>
-        <w:rPr>
-          <w:rStyle w:val="Emphasis"/>
-        </w:rPr>
-        <w:t>NR4A3</w:t>
-      </w:r>
-      <w:r>
-        <w:rPr/>
-        <w:t xml:space="preserve">'s non-coding exon 2 would sit upstream of that gene's own initiation codon and so would not yield one; a donor joined to its first coding exon does, and that exon is transcript exon 3, the acceptor this panel is tiled at. On the coding-exon reading, therefore, the two cell models carry the junctions the reagents above span. This is an inference and not a determination: a 5′-untranslated acceptor is reported in this disease at least once, in a </w:t>
-      </w:r>
-      <w:r>
-        <w:rPr>
-          <w:rStyle w:val="Emphasis"/>
-        </w:rPr>
-        <w:t>PGR</w:t>
-      </w:r>
-      <w:r>
-        <w:rPr/>
-        <w:t>::</w:t>
-      </w:r>
-      <w:r>
-        <w:rPr>
-          <w:rStyle w:val="Emphasis"/>
-        </w:rPr>
-        <w:t>NR4A3</w:t>
-      </w:r>
-      <w:r>
-        <w:rPr/>
-        <w:t xml:space="preserve"> case,</w:t>
+        <w:t>14</w:t>
+      </w:r>
+      <w:r>
+        <w:rPr/>
+        <w:t xml:space="preserve"> none 3′ of exon 3, so nothing is designed there because no patient is reported there.</w:t>
+      </w:r>
+    </w:p>
+    <w:p>
+      <w:pPr>
+        <w:pStyle w:val="BodyText"/>
+        <w:bidi w:val="0"/>
+        <w:rPr/>
+      </w:pPr>
+      <w:r>
+        <w:rPr/>
+        <w:t>Three are engineered constructs from a published functional study,</w:t>
       </w:r>
       <w:r>
         <w:rPr>
           <w:position w:val="7"/>
           <w:sz w:val="17"/>
         </w:rPr>
-        <w:t>16</w:t>
-      </w:r>
-      <w:r>
-        <w:rPr/>
-        <w:t xml:space="preserve"> and the requirement below is unchanged. The released builder will not emit an exon-2 acceptor unaided: a non-coding acceptor needs its published-breakpoint list extended first. Reagents exist at both acceptors, neither of them a molecule named above: 5′-AGTGGGCTCTCCACGG-3′ at </w:t>
-      </w:r>
-      <w:r>
-        <w:rPr>
-          <w:rStyle w:val="Emphasis"/>
-        </w:rPr>
-        <w:t>EWSR1</w:t>
-      </w:r>
-      <w:r>
-        <w:rPr/>
-        <w:t xml:space="preserve"> exon 13 to exon 2 and 5′-AGTGGGCTCTTGTGTG-3′ at </w:t>
-      </w:r>
-      <w:r>
-        <w:rPr>
-          <w:rStyle w:val="Emphasis"/>
-        </w:rPr>
-        <w:t>TAF15</w:t>
-      </w:r>
-      <w:r>
-        <w:rPr/>
-        <w:t xml:space="preserve"> exon 6 to exon 2, both at the panel's top margin. Neither reaches the ten-base-pair criterion, and their longest wild-type parent duplexes through the whole gap are eight base pairs against wild-type </w:t>
-      </w:r>
-      <w:r>
-        <w:rPr>
-          <w:rStyle w:val="Emphasis"/>
-        </w:rPr>
-        <w:t>EWSR1</w:t>
-      </w:r>
-      <w:r>
-        <w:rPr/>
-        <w:t xml:space="preserve"> and nine against wild-type </w:t>
-      </w:r>
-      <w:r>
-        <w:rPr>
-          <w:rStyle w:val="Emphasis"/>
-        </w:rPr>
-        <w:t>NR4A3</w:t>
-      </w:r>
-      <w:r>
-        <w:rPr/>
-        <w:t xml:space="preserve"> — the second against the acceptor parent on which §5's selectivity ratio is defined, a closer call than either exon-3 reagent presents. A reagent selected for one acceptor is not valid for the other.</w:t>
-      </w:r>
-    </w:p>
-    <w:p>
-      <w:pPr>
-        <w:pStyle w:val="BodyText"/>
-        <w:bidi w:val="0"/>
-        <w:rPr/>
-      </w:pPr>
-      <w:r>
-        <w:rPr/>
-        <w:t xml:space="preserve">One requirement is upstream of all of them: the breakpoint of the test article must be established at nucleotide resolution by RNA sequencing before any oligonucleotide is ordered, every design here being specific to the exon pair it was tiled at. Routine diagnosis does not supply the seam, since break-apart </w:t>
-      </w:r>
-      <w:r>
-        <w:rPr>
-          <w:rStyle w:val="Emphasis"/>
-        </w:rPr>
-        <w:t>NR4A3</w:t>
-      </w:r>
-      <w:r>
-        <w:rPr/>
-        <w:t xml:space="preserve"> fluorescence in situ hybridisation detects a rearrangement irrespective of partner.</w:t>
+        <w:t>14</w:t>
+      </w:r>
+      <w:r>
+        <w:rPr/>
+        <w:t xml:space="preserve"> whose exon spans that paper states verbatim; two of them, E-N and T-N*, carry exactly the junctions the reagents above span, so both named reagents have a stated test article. Rebuilding them is the faster route, but a complementary DNA over-expressed in a heterologous background speaks to junction-selective knockdown of the intended transcript, not to activity at an endogenous locus.</w:t>
+      </w:r>
+    </w:p>
+    <w:p>
+      <w:pPr>
+        <w:pStyle w:val="BodyText"/>
+        <w:bidi w:val="0"/>
+        <w:ind w:hanging="0" w:left="0" w:right="0"/>
+        <w:rPr/>
+      </w:pPr>
+      <w:r>
+        <w:rPr/>
+        <w:t>The other two are patient-derived, identity-clean models reported with two EMC tumours,</w:t>
       </w:r>
       <w:r>
         <w:rPr>
           <w:position w:val="7"/>
           <w:sz w:val="17"/>
         </w:rPr>
-        <w:t>3</w:t>
-      </w:r>
-    </w:p>
-    <w:p>
-      <w:pPr>
-        <w:pStyle w:val="Heading2"/>
-        <w:bidi w:val="0"/>
-        <w:jc w:val="left"/>
-        <w:rPr/>
-      </w:pPr>
-      <w:r>
-        <w:rPr/>
-        <w:t>5 · The falsification experiment</w:t>
-      </w:r>
-    </w:p>
-    <w:p>
-      <w:pPr>
-        <w:pStyle w:val="BodyText"/>
-        <w:bidi w:val="0"/>
-        <w:rPr/>
-      </w:pPr>
-      <w:r>
-        <w:rPr/>
-        <w:t xml:space="preserve">An isogenic fusion-positive against fusion-negative comparison has been run in an analogous fusion sarcoma, against </w:t>
-      </w:r>
-      <w:r>
-        <w:rPr>
-          <w:rStyle w:val="Emphasis"/>
-        </w:rPr>
-        <w:t>NAB2::STAT6</w:t>
-      </w:r>
-      <w:r>
-        <w:rPr/>
-        <w:t xml:space="preserve"> in solitary fibrous tumour.</w:t>
+        <w:t>15</w:t>
+      </w:r>
+      <w:r>
+        <w:rPr/>
+        <w:t xml:space="preserve"> USZ20-EMC1 (RRID:CVCL_C6MX) and USZ22-EMC2 (RRID:CVCL_C6MY) — the only source of a fusion-positive EMC cell identified here. They are available on request with no repository deposit, and are slow, at reported doubling times of five to six days. Their fusions are reported as </w:t>
+      </w:r>
+      <w:r>
+        <w:rPr>
+          <w:rStyle w:val="Emphasis"/>
+        </w:rPr>
+        <w:t>EWSR1</w:t>
+      </w:r>
+      <w:r>
+        <w:rPr/>
+        <w:t xml:space="preserve"> exon 13 and </w:t>
+      </w:r>
+      <w:r>
+        <w:rPr>
+          <w:rStyle w:val="Emphasis"/>
+        </w:rPr>
+        <w:t>TAF15</w:t>
+      </w:r>
+      <w:r>
+        <w:rPr/>
+        <w:t xml:space="preserve"> exon 6 joined to </w:t>
+      </w:r>
+      <w:r>
+        <w:rPr>
+          <w:rStyle w:val="Emphasis"/>
+        </w:rPr>
+        <w:t>NR4A3</w:t>
+      </w:r>
+      <w:r>
+        <w:rPr/>
+        <w:t xml:space="preserve"> exon 2 rather than exon 3, and the report carries no sequenced exon-exon boundary, no transcript accession and no junction sequence, so whether that names a non-coding acceptor or an unsupported numbering is not decidable from what is published. This work's own withdrawn version arose from an error of exactly this class.</w:t>
+      </w:r>
+    </w:p>
+    <w:p>
+      <w:pPr>
+        <w:pStyle w:val="BodyText"/>
+        <w:bidi w:val="0"/>
+        <w:rPr/>
+      </w:pPr>
+      <w:r>
+        <w:rPr/>
+        <w:t>One reading is nonetheless more parsimonious. EMC's defining lesion produces a chimeric transcription factor.</w:t>
       </w:r>
       <w:r>
         <w:rPr>
           <w:position w:val="7"/>
           <w:sz w:val="17"/>
         </w:rPr>
-        <w:t>17</w:t>
-      </w:r>
-      <w:r>
-        <w:rPr/>
-        <w:t xml:space="preserve"> The extended report specifies it for these reagents, with three controls a knockdown assay alone cannot distinguish. Two are named as sequences (Table 2): a dinucleotide-preserving scramble of each reagent, drawn and then put through the same mature-parent screen the reagent passed. That screening is what makes a scramble a control — 10.0% of such scrambles pair a parent's whole catalytic gap at the ten-base-pair criterion and 3.9% do so against wild-type </w:t>
+        <w:t>1,14</w:t>
+      </w:r>
+      <w:r>
+        <w:rPr/>
+        <w:t xml:space="preserve"> A donor joined to </w:t>
       </w:r>
       <w:r>
         <w:rPr>
@@ -1125,18 +1096,7 @@
       </w:r>
       <w:r>
         <w:rPr/>
-        <w:t>, so an unscreened one carries a one-in-ten chance of being a second active molecule offered as a negative control. Clearing the screen is not a claim of inertness; it is the property a negative control has to have.</w:t>
-      </w:r>
-    </w:p>
-    <w:p>
-      <w:pPr>
-        <w:pStyle w:val="BodyText"/>
-        <w:bidi w:val="0"/>
-        <w:rPr/>
-      </w:pPr>
-      <w:r>
-        <w:rPr/>
-        <w:t xml:space="preserve">Selectivity is the wild-type </w:t>
+        <w:t xml:space="preserve">'s non-coding exon 2 would sit upstream of that gene's own initiation codon and so would not yield one — though it would leave that codon intact and place </w:t>
       </w:r>
       <w:r>
         <w:rPr>
@@ -1146,18 +1106,95 @@
       </w:r>
       <w:r>
         <w:rPr/>
-        <w:t xml:space="preserve"> half-maximal knockdown concentration divided by the fusion's, from a matched dose-response in the same wells, at a cut of 5.0 adopted as a convention — a comparison of the two half-maximal concentrations is the margin assessment the recommendations specify at this step, and they decline to set a default value for it.</w:t>
+        <w:t xml:space="preserve"> under the donor's promoter, a lesion of another kind rather than none. A donor joined to the first coding exon — transcript exon 3 — does yield a chimera. On that reading USZ22-EMC2 carries the junction the </w:t>
+      </w:r>
+      <w:r>
+        <w:rPr>
+          <w:rStyle w:val="Emphasis"/>
+        </w:rPr>
+        <w:t>TAF15</w:t>
+      </w:r>
+      <w:r>
+        <w:rPr/>
+        <w:t xml:space="preserve"> reagent spans, and USZ20-EMC1 carries </w:t>
+      </w:r>
+      <w:r>
+        <w:rPr>
+          <w:rStyle w:val="Emphasis"/>
+        </w:rPr>
+        <w:t>EWSR1</w:t>
+      </w:r>
+      <w:r>
+        <w:rPr/>
+        <w:t xml:space="preserve"> exon 13 joined to exon 3 — the third design of §2, not a reagent named for synthesis. This is an inference and not a determination, and the requirement below is unchanged. The released builder emits an exon-2 acceptor in two cases only: a seam a published report places a patient at, and one the user supplies from their own sequencing, checked against the builder's transcript models. Reagents exist at both acceptors: 5′-AGTGGGCTCTCCACGG-3′ at </w:t>
+      </w:r>
+      <w:r>
+        <w:rPr>
+          <w:rStyle w:val="Emphasis"/>
+        </w:rPr>
+        <w:t>EWSR1</w:t>
+      </w:r>
+      <w:r>
+        <w:rPr/>
+        <w:t xml:space="preserve"> exon 13 to exon 2 and 5′-AGTGGGCTCTTGTGTG-3′ at </w:t>
+      </w:r>
+      <w:r>
+        <w:rPr>
+          <w:rStyle w:val="Emphasis"/>
+        </w:rPr>
+        <w:t>TAF15</w:t>
+      </w:r>
+      <w:r>
+        <w:rPr/>
+        <w:t xml:space="preserve"> exon 6 to exon 2, both at the panel's top margin. Neither reaches the ten-base-pair criterion, and their longest wild-type parent duplexes through the whole gap are eight base pairs against wild-type </w:t>
+      </w:r>
+      <w:r>
+        <w:rPr>
+          <w:rStyle w:val="Emphasis"/>
+        </w:rPr>
+        <w:t>EWSR1</w:t>
+      </w:r>
+      <w:r>
+        <w:rPr/>
+        <w:t xml:space="preserve"> and nine against wild-type </w:t>
+      </w:r>
+      <w:r>
+        <w:rPr>
+          <w:rStyle w:val="Emphasis"/>
+        </w:rPr>
+        <w:t>NR4A3</w:t>
+      </w:r>
+      <w:r>
+        <w:rPr/>
+        <w:t xml:space="preserve"> — the second against the acceptor parent on which §5's selectivity ratio is defined, a closer call than either exon-3 reagent presents. A reagent selected for one acceptor is not valid for the other.</w:t>
+      </w:r>
+    </w:p>
+    <w:p>
+      <w:pPr>
+        <w:pStyle w:val="BodyText"/>
+        <w:bidi w:val="0"/>
+        <w:rPr/>
+      </w:pPr>
+      <w:r>
+        <w:rPr/>
+        <w:t xml:space="preserve">One requirement is upstream of all of them: the breakpoint of the test article must be established at nucleotide resolution by RNA sequencing before any oligonucleotide is ordered, every design here being specific to the exon pair it was tiled at. Routine diagnosis does not supply the seam, since break-apart </w:t>
+      </w:r>
+      <w:r>
+        <w:rPr>
+          <w:rStyle w:val="Emphasis"/>
+        </w:rPr>
+        <w:t>NR4A3</w:t>
+      </w:r>
+      <w:r>
+        <w:rPr/>
+        <w:t xml:space="preserve"> fluorescence in situ hybridisation detects a rearrangement irrespective of partner.</w:t>
       </w:r>
       <w:r>
         <w:rPr>
           <w:position w:val="7"/>
           <w:sz w:val="17"/>
         </w:rPr>
-        <w:t>22</w:t>
-      </w:r>
-      <w:r>
-        <w:rPr/>
-        <w:t xml:space="preserve"> At a replicate standard deviation of 0.35 on the natural-log scale, six independent biological replicates give about 80% power to falsify a true selectivity of 3 and three give about 30%. Above a realised standard deviation of about 0.65 at three replicates — 1.53 at six, 2.25 at ten — no observed ratio at or above one can put the upper limit of a two-sided 95% interval below 5, so the test can fail only on an anti-selective reading. Those figures are computed on that interval; a normal-approximation interval would move them. Such a test is void, and voidness is a property of the realised variance rather than of the design, so a pilot-based gate on the population variance bounds it from one side only: where a one-sided 95% chi-square bound on the pilot's standard deviation lies at or above the void figure for the count proposed, the decision is a larger replicate count, or no falsification test at all, and never three. The threshold is defined on the acceptor parent alone, so a reagent can clear it while pairing a donor transcript through its whole gap.</w:t>
+        <w:t>3</w:t>
       </w:r>
     </w:p>
     <w:p>
@@ -1169,91 +1206,39 @@
       </w:pPr>
       <w:r>
         <w:rPr/>
-        <w:t>6 · Discussion</w:t>
-      </w:r>
-    </w:p>
-    <w:p>
-      <w:pPr>
-        <w:pStyle w:val="BodyText"/>
-        <w:bidi w:val="0"/>
-        <w:rPr/>
-      </w:pPr>
-      <w:r>
-        <w:rPr/>
-        <w:t xml:space="preserve">Designability is not the constraint: junction-spanning designs exist at every in-frame </w:t>
-      </w:r>
-      <w:r>
-        <w:rPr>
-          <w:rStyle w:val="Emphasis"/>
-        </w:rPr>
-        <w:t>NR4A3</w:t>
-      </w:r>
-      <w:r>
-        <w:rPr/>
-        <w:t xml:space="preserve"> fusion junction modelled here, and 35 of the 38 have one clearing the parent screen.</w:t>
-      </w:r>
-    </w:p>
-    <w:p>
-      <w:pPr>
-        <w:pStyle w:val="BodyText"/>
-        <w:bidi w:val="0"/>
-        <w:rPr/>
-      </w:pPr>
-      <w:r>
-        <w:rPr/>
-        <w:t xml:space="preserve">The constraint is discrimination between the fusion and its parents, and it is not resolved here. A junction design's most plausible wild-type liability is its own parent, in the mature transcript or across a splice junction in precursor RNA. Both are searched before any molecule exists, but not on comparable terms: the mature-transcript screen condemns on a ten-base-pair duplex through the gap and the precursor arm on a hit at up to two mismatches with the gap fully paired, so neither restates the other, and their counts may not be added because a design condemned in both is one design. A third compartment is searched only in the extended report: the patient's own un-rearranged </w:t>
-      </w:r>
-      <w:r>
-        <w:rPr>
-          <w:rStyle w:val="Emphasis"/>
-        </w:rPr>
-        <w:t>NR4A3</w:t>
-      </w:r>
-      <w:r>
-        <w:rPr/>
-        <w:t xml:space="preserve"> allele, at a two-mismatch ceiling that bounds its class from below. No design this panel selects is condemned by it, but it excludes two registers of §4's </w:t>
-      </w:r>
-      <w:r>
-        <w:rPr>
-          <w:rStyle w:val="Emphasis"/>
-        </w:rPr>
-        <w:t>EWSR1</w:t>
-      </w:r>
-      <w:r>
-        <w:rPr/>
-        <w:t xml:space="preserve"> exon 13 to </w:t>
-      </w:r>
-      <w:r>
-        <w:rPr>
-          <w:rStyle w:val="Emphasis"/>
-        </w:rPr>
-        <w:t>NR4A3</w:t>
-      </w:r>
-      <w:r>
-        <w:rPr/>
-        <w:t xml:space="preserve"> exon-2 seam while clearing that reagent — the register hazard of §2 arriving from a compartment the panel's selection never has to consider.</w:t>
-      </w:r>
-    </w:p>
-    <w:p>
-      <w:pPr>
-        <w:pStyle w:val="BodyText"/>
-        <w:bidi w:val="0"/>
-        <w:rPr/>
-      </w:pPr>
-      <w:r>
-        <w:rPr/>
-        <w:t>The four junction-specificity reports cited here</w:t>
+        <w:t>5 · The falsification experiment</w:t>
+      </w:r>
+    </w:p>
+    <w:p>
+      <w:pPr>
+        <w:pStyle w:val="BodyText"/>
+        <w:bidi w:val="0"/>
+        <w:rPr/>
+      </w:pPr>
+      <w:r>
+        <w:rPr/>
+        <w:t xml:space="preserve">An isogenic fusion-positive against fusion-negative comparison has been run in an analogous fusion sarcoma, against </w:t>
+      </w:r>
+      <w:r>
+        <w:rPr>
+          <w:rStyle w:val="Emphasis"/>
+        </w:rPr>
+        <w:t>NAB2::STAT6</w:t>
+      </w:r>
+      <w:r>
+        <w:rPr/>
+        <w:t xml:space="preserve"> in solitary fibrous tumour.</w:t>
       </w:r>
       <w:r>
         <w:rPr>
           <w:position w:val="7"/>
           <w:sz w:val="17"/>
         </w:rPr>
-        <w:t>8,9,10,18</w:t>
-      </w:r>
-      <w:r>
-        <w:rPr/>
-        <w:t xml:space="preserve"> were all made on molecules already synthesised; no survey of design pipelines was performed, so the screen-before-synthesis claim is about this literature as retrieved and not a priority claim. Whether sparing wild-type </w:t>
+        <w:t>17</w:t>
+      </w:r>
+      <w:r>
+        <w:rPr/>
+        <w:t xml:space="preserve"> The extended report specifies it for these reagents, with three controls a knockdown assay alone cannot distinguish. Two are named as sequences (Table 2): a dinucleotide-preserving scramble of each reagent, drawn and then put through the same mature-parent screen the reagent passed. That screening is what makes a scramble a control — 10.0% of such scrambles pair a parent's whole catalytic gap at the ten-base-pair criterion and 3.9% do so against wild-type </w:t>
       </w:r>
       <w:r>
         <w:rPr>
@@ -1263,52 +1248,18 @@
       </w:r>
       <w:r>
         <w:rPr/>
-        <w:t xml:space="preserve"> is worth a specificity cost is itself unsettled, the reported paralogue redundancy and dosage effects pointing in opposite directions; the extended report gives that literature and does not resolve it either.</w:t>
-      </w:r>
-    </w:p>
-    <w:p>
-      <w:pPr>
-        <w:pStyle w:val="BodyText"/>
-        <w:bidi w:val="0"/>
-        <w:rPr/>
-      </w:pPr>
-      <w:r>
-        <w:rPr/>
-        <w:t>Three limits bound what any test of these reagents could show. All five screens address hybridisation rather than cleavage, and none establishes that a predicted duplex forms or is cut. The method-level novelty is nil, junction-directed oligonucleotides being long established; what is new is the indication and the screen applied before synthesis. And systemic delivery to a solid tumour remains unsolved, the gate this modality faces after any result reported here. Every source of a test article named here ends at someone culturing cells.</w:t>
-      </w:r>
-    </w:p>
-    <w:p>
-      <w:pPr>
-        <w:pStyle w:val="Heading2"/>
-        <w:bidi w:val="0"/>
-        <w:jc w:val="left"/>
-        <w:rPr/>
-      </w:pPr>
-      <w:r>
-        <w:rPr/>
-        <w:t>7 · Methods</w:t>
-      </w:r>
-    </w:p>
-    <w:p>
-      <w:pPr>
-        <w:pStyle w:val="BodyText"/>
-        <w:bidi w:val="0"/>
-        <w:rPr/>
-      </w:pPr>
-      <w:r>
-        <w:rPr/>
-        <w:t>All analyses are computational and use public data; no laboratory work was performed. Full parameters, the complete bounds on each claim and the per-design tables are in the extended report named under Data availability.</w:t>
-      </w:r>
-    </w:p>
-    <w:p>
-      <w:pPr>
-        <w:pStyle w:val="BodyText"/>
-        <w:bidi w:val="0"/>
-        <w:rPr/>
-      </w:pPr>
-      <w:r>
-        <w:rPr/>
-        <w:t xml:space="preserve">Canonical transcripts for the five partner genes and for </w:t>
+        <w:t>, so an unscreened one carries a one-in-ten chance of being a second active molecule offered as a negative control. Clearing the screen is not a claim of inertness; it is the property a negative control has to have.</w:t>
+      </w:r>
+    </w:p>
+    <w:p>
+      <w:pPr>
+        <w:pStyle w:val="BodyText"/>
+        <w:bidi w:val="0"/>
+        <w:rPr/>
+      </w:pPr>
+      <w:r>
+        <w:rPr/>
+        <w:t xml:space="preserve">Selectivity is the wild-type </w:t>
       </w:r>
       <w:r>
         <w:rPr>
@@ -1318,62 +1269,234 @@
       </w:r>
       <w:r>
         <w:rPr/>
-        <w:t xml:space="preserve"> were obtained from Ensembl.</w:t>
+        <w:t xml:space="preserve"> half-maximal knockdown concentration divided by the fusion's, from a matched dose-response in the same wells, at a cut of 5.0 adopted as a convention — a comparison of the two half-maximal concentrations is the margin assessment the recommendations specify at this step, and they decline to set a default value for it.</w:t>
       </w:r>
       <w:r>
         <w:rPr>
           <w:position w:val="7"/>
           <w:sz w:val="17"/>
         </w:rPr>
-        <w:t>19</w:t>
-      </w:r>
-      <w:r>
-        <w:rPr/>
-        <w:t xml:space="preserve"> Junction-spanning 16-mer gapmers were tiled in a 5-6-5 β-D-oxy-locked-nucleic-acid/DNA/β-D-oxy-locked-nucleic-acid geometry,</w:t>
+        <w:t>22</w:t>
+      </w:r>
+      <w:r>
+        <w:rPr/>
+        <w:t xml:space="preserve"> At a replicate standard deviation of 0.35 on the natural-log scale, six independent biological replicates give about 80% power to falsify a true selectivity of 3 and three give about 30%. Above a realised standard deviation of about 0.65 at three replicates — 1.53 at six, 2.25 at ten — no observed ratio at or above one can put the upper limit of a two-sided 95% interval below 5, so the test can fail only on an anti-selective reading. Those figures are computed on that interval; a normal-approximation interval would move them. Such a test is void, and voidness is a property of the realised variance rather than of the design, so a pilot-based gate on the population variance bounds it from one side only: where a one-sided 95% chi-square bound on the pilot's standard deviation lies at or above the void figure for the count proposed, the decision is a larger replicate count, or no falsification test at all, and never three. The threshold is defined on the acceptor parent alone, so a reagent can clear it while pairing a donor transcript through its whole gap.</w:t>
+      </w:r>
+    </w:p>
+    <w:p>
+      <w:pPr>
+        <w:pStyle w:val="Heading2"/>
+        <w:bidi w:val="0"/>
+        <w:jc w:val="left"/>
+        <w:rPr/>
+      </w:pPr>
+      <w:r>
+        <w:rPr/>
+        <w:t>6 · Discussion</w:t>
+      </w:r>
+    </w:p>
+    <w:p>
+      <w:pPr>
+        <w:pStyle w:val="BodyText"/>
+        <w:bidi w:val="0"/>
+        <w:rPr/>
+      </w:pPr>
+      <w:r>
+        <w:rPr/>
+        <w:t xml:space="preserve">Designability is not the constraint: junction-spanning designs exist at every in-frame </w:t>
+      </w:r>
+      <w:r>
+        <w:rPr>
+          <w:rStyle w:val="Emphasis"/>
+        </w:rPr>
+        <w:t>NR4A3</w:t>
+      </w:r>
+      <w:r>
+        <w:rPr/>
+        <w:t xml:space="preserve"> fusion junction modelled here, and 35 of the 38 have one clearing the parent screen.</w:t>
+      </w:r>
+    </w:p>
+    <w:p>
+      <w:pPr>
+        <w:pStyle w:val="BodyText"/>
+        <w:bidi w:val="0"/>
+        <w:rPr/>
+      </w:pPr>
+      <w:r>
+        <w:rPr/>
+        <w:t xml:space="preserve">The constraint is discrimination between the fusion and its parents, and it is not resolved here. A junction design's most plausible wild-type liability is its own parent, in the mature transcript or across a splice junction in precursor RNA. Both are searched before any molecule exists, but not on comparable terms: the mature-transcript screen condemns on a ten-base-pair duplex through the gap and the precursor arm on a hit at up to two mismatches with the gap fully paired, so neither restates the other, and their counts may not be added because a design condemned in both is one design. A third compartment is searched only in the extended report: the patient's own un-rearranged </w:t>
+      </w:r>
+      <w:r>
+        <w:rPr>
+          <w:rStyle w:val="Emphasis"/>
+        </w:rPr>
+        <w:t>NR4A3</w:t>
+      </w:r>
+      <w:r>
+        <w:rPr/>
+        <w:t xml:space="preserve"> allele, at a two-mismatch ceiling that bounds its class from below. No design this panel selects is condemned by it, but it excludes two registers of §4's </w:t>
+      </w:r>
+      <w:r>
+        <w:rPr>
+          <w:rStyle w:val="Emphasis"/>
+        </w:rPr>
+        <w:t>EWSR1</w:t>
+      </w:r>
+      <w:r>
+        <w:rPr/>
+        <w:t xml:space="preserve"> exon 13 to </w:t>
+      </w:r>
+      <w:r>
+        <w:rPr>
+          <w:rStyle w:val="Emphasis"/>
+        </w:rPr>
+        <w:t>NR4A3</w:t>
+      </w:r>
+      <w:r>
+        <w:rPr/>
+        <w:t xml:space="preserve"> exon-2 seam while clearing that reagent — the register hazard of §2 arriving from a compartment the panel's selection never has to consider.</w:t>
+      </w:r>
+    </w:p>
+    <w:p>
+      <w:pPr>
+        <w:pStyle w:val="BodyText"/>
+        <w:bidi w:val="0"/>
+        <w:rPr/>
+      </w:pPr>
+      <w:r>
+        <w:rPr/>
+        <w:t>The four junction-specificity reports cited here</w:t>
       </w:r>
       <w:r>
         <w:rPr>
           <w:position w:val="7"/>
           <w:sz w:val="17"/>
         </w:rPr>
-        <w:t>20</w:t>
-      </w:r>
-      <w:r>
-        <w:rPr/>
-        <w:t xml:space="preserve"> one design per register at which the breakpoint falls inside the six-nucleotide DNA gap, which admits five per junction. That gap is the shortest length the cited source credits rather than its preferred one, and six is used because the genome-wide arm is not available above a 16-mer. A design's gap-level margin is the count of junction-unique bases inside the gap on the shorter side of the breakpoint.</w:t>
-      </w:r>
-    </w:p>
-    <w:p>
-      <w:pPr>
-        <w:pStyle w:val="BodyText"/>
-        <w:bidi w:val="0"/>
-        <w:rPr/>
-      </w:pPr>
-      <w:r>
-        <w:rPr/>
-        <w:t>Five specificity screens were applied: an alignment screen against human RefSeq RNA, classifying each near-match by whether the catalytic gap is paired; an exhaustive transcript scan complete for substitutions within a one-mismatch budget; a screen of the parents' unspliced sequence; a mature-parent screen recording the longest contiguous duplex any of six wild-type parent transcripts forms through the catalytic gap; and a genome-wide screen over every position of GRCh38, mitochondrial sequence included. Between them they cover mature transcript, unspliced precursor, exon-exon junction, non-coding and mitochondrial sequence, which is the search scope the 2025 recommendations ask for.</w:t>
+        <w:t>8,9,10,18</w:t>
+      </w:r>
+      <w:r>
+        <w:rPr/>
+        <w:t xml:space="preserve"> were all made on molecules already synthesised; no survey of design pipelines was performed, so the screen-before-synthesis claim is about this literature as retrieved and not a priority claim. Whether sparing wild-type </w:t>
+      </w:r>
+      <w:r>
+        <w:rPr>
+          <w:rStyle w:val="Emphasis"/>
+        </w:rPr>
+        <w:t>NR4A3</w:t>
+      </w:r>
+      <w:r>
+        <w:rPr/>
+        <w:t xml:space="preserve"> is worth a specificity cost is itself unsettled, the reported paralogue redundancy and dosage effects pointing in opposite directions; the extended report gives that literature and does not resolve it either.</w:t>
+      </w:r>
+    </w:p>
+    <w:p>
+      <w:pPr>
+        <w:pStyle w:val="BodyText"/>
+        <w:bidi w:val="0"/>
+        <w:rPr/>
+      </w:pPr>
+      <w:r>
+        <w:rPr/>
+        <w:t>Three limits bound what any test of these reagents could show. All five screens address hybridisation rather than cleavage, and none establishes that a predicted duplex forms or is cut. The method-level novelty is nil, junction-directed oligonucleotides being long established; what is new is the indication and the screen applied before synthesis. And systemic delivery to a solid tumour remains unsolved, the gate this modality faces after any result reported here. Every source of a test article named here ends at someone culturing cells.</w:t>
+      </w:r>
+    </w:p>
+    <w:p>
+      <w:pPr>
+        <w:pStyle w:val="Heading2"/>
+        <w:bidi w:val="0"/>
+        <w:jc w:val="left"/>
+        <w:rPr/>
+      </w:pPr>
+      <w:r>
+        <w:rPr/>
+        <w:t>7 · Methods</w:t>
+      </w:r>
+    </w:p>
+    <w:p>
+      <w:pPr>
+        <w:pStyle w:val="BodyText"/>
+        <w:bidi w:val="0"/>
+        <w:rPr/>
+      </w:pPr>
+      <w:r>
+        <w:rPr/>
+        <w:t>All analyses are computational and use public data; no laboratory work was performed. Full parameters, the complete bounds on each claim and the per-design tables are in the extended report named under Data availability.</w:t>
+      </w:r>
+    </w:p>
+    <w:p>
+      <w:pPr>
+        <w:pStyle w:val="BodyText"/>
+        <w:bidi w:val="0"/>
+        <w:rPr/>
+      </w:pPr>
+      <w:r>
+        <w:rPr/>
+        <w:t xml:space="preserve">Canonical transcripts for the five partner genes and for </w:t>
+      </w:r>
+      <w:r>
+        <w:rPr>
+          <w:rStyle w:val="Emphasis"/>
+        </w:rPr>
+        <w:t>NR4A3</w:t>
+      </w:r>
+      <w:r>
+        <w:rPr/>
+        <w:t xml:space="preserve"> were obtained from Ensembl.</w:t>
       </w:r>
       <w:r>
         <w:rPr>
           <w:position w:val="7"/>
           <w:sz w:val="17"/>
         </w:rPr>
-        <w:t>22</w:t>
-      </w:r>
-      <w:r>
-        <w:rPr/>
-        <w:t xml:space="preserve"> A near-match is a transcript window pairing a design at 14 or more of its 16 positions. Each alignment was then re-scored on the nearest-neighbour stability of its longest contiguous paired run, the energy-based second stage those recommendations prescribe; only separations are reported. A design is liable where a wild-type parent pairs its whole catalytic gap over a contiguous run of ten base pairs or more, ten being adopted rather than measured. Null ensembles were built as scrambles of each design and as chimeras joining the same two parent transcripts at real exon termini, screened identically. Melting temperatures are nearest-neighbour values for an unmodified DNA:RNA hybrid at 250 nM strand.</w:t>
+        <w:t>19</w:t>
+      </w:r>
+      <w:r>
+        <w:rPr/>
+        <w:t xml:space="preserve"> Junction-spanning 16-mer gapmers were tiled in a 5-6-5 β-D-oxy-locked-nucleic-acid/DNA/β-D-oxy-locked-nucleic-acid geometry,</w:t>
       </w:r>
       <w:r>
         <w:rPr>
           <w:position w:val="7"/>
           <w:sz w:val="17"/>
         </w:rPr>
+        <w:t>20</w:t>
+      </w:r>
+      <w:r>
+        <w:rPr/>
+        <w:t xml:space="preserve"> one design per register at which the breakpoint falls inside the six-nucleotide DNA gap, which admits five per junction. That gap is the shortest length the cited source credits rather than its preferred one, and six is used because the genome-wide arm is not available above a 16-mer. A design's gap-level margin is the count of junction-unique bases inside the gap on the shorter side of the breakpoint.</w:t>
+      </w:r>
+    </w:p>
+    <w:p>
+      <w:pPr>
+        <w:pStyle w:val="BodyText"/>
+        <w:bidi w:val="0"/>
+        <w:rPr/>
+      </w:pPr>
+      <w:r>
+        <w:rPr/>
+        <w:t>Five specificity screens were applied: an alignment screen against human RefSeq RNA, classifying each near-match by whether the catalytic gap is paired; an exhaustive transcript scan complete for substitutions within a one-mismatch budget; a screen of the parents' unspliced sequence; a mature-parent screen recording the longest contiguous duplex any of six wild-type parent transcripts forms through the catalytic gap; and a genome-wide screen over every position of GRCh38, mitochondrial sequence included. Between them they cover mature transcript, unspliced precursor, exon-exon junction, non-coding and mitochondrial sequence, which is the search scope the 2025 recommendations ask for.</w:t>
+      </w:r>
+      <w:r>
+        <w:rPr>
+          <w:position w:val="7"/>
+          <w:sz w:val="17"/>
+        </w:rPr>
+        <w:t>22</w:t>
+      </w:r>
+      <w:r>
+        <w:rPr/>
+        <w:t xml:space="preserve"> A near-match is a transcript window pairing a design at 14 or more of its 16 positions. Each alignment was then re-scored on the nearest-neighbour stability of its longest contiguous paired run, the energy-based second stage those recommendations prescribe; only separations are reported. A design is liable where a wild-type parent pairs its whole catalytic gap over a contiguous run of ten base pairs or more, ten being adopted rather than measured. Null ensembles were built as scrambles of each design and as chimeras joining the same two parent transcripts at real exon termini, screened identically. Melting temperatures are nearest-neighbour values for an unmodified DNA:RNA hybrid at 250 nM strand.</w:t>
+      </w:r>
+      <w:r>
+        <w:rPr>
+          <w:position w:val="7"/>
+          <w:sz w:val="17"/>
+        </w:rPr>
         <w:t>21</w:t>
       </w:r>
       <w:r>
         <w:rPr/>
-        <w:t xml:space="preserve"> Those parameters do not describe a locked, phosphorothioate oligonucleotide, so no absolute melting point is reported for these reagents; only the fusion-versus-parent separation is, and as a floor, because the fusion duplex pairs all ten locked residues where each parent half-duplex pairs five, by construction for every design here.</w:t>
+        <w:t xml:space="preserve"> Those parameters do not describe a locked, phosphorothioate oligonucleotide, so no absolute melting point is reported; only the fusion-versus-parent separation, and as a floor, the fusion duplex pairing all ten locked residues to each parent half-duplex's five, by construction throughout.</w:t>
       </w:r>
     </w:p>
     <w:p>
@@ -3314,7 +3437,7 @@
           <w:tab w:val="left" w:pos="709" w:leader="none"/>
         </w:tabs>
         <w:bidi w:val="0"/>
-        <w:spacing w:before="0" w:after="160"/>
+        <w:spacing w:before="0" w:after="0"/>
         <w:ind w:hanging="283" w:left="709"/>
         <w:rPr/>
       </w:pPr>
@@ -3328,6 +3451,39 @@
             <w:rStyle w:val="Hyperlink"/>
           </w:rPr>
           <w:t>doi:10.1089/nat.2024.0072</w:t>
+        </w:r>
+      </w:hyperlink>
+      <w:r>
+        <w:rPr/>
+        <w:t xml:space="preserve"> </w:t>
+      </w:r>
+    </w:p>
+    <w:p>
+      <w:pPr>
+        <w:pStyle w:val="BodyText"/>
+        <w:numPr>
+          <w:ilvl w:val="0"/>
+          <w:numId w:val="1"/>
+        </w:numPr>
+        <w:tabs>
+          <w:tab w:val="clear" w:pos="709"/>
+          <w:tab w:val="left" w:pos="709" w:leader="none"/>
+        </w:tabs>
+        <w:bidi w:val="0"/>
+        <w:spacing w:before="0" w:after="160"/>
+        <w:ind w:hanging="283" w:left="709"/>
+        <w:rPr/>
+      </w:pPr>
+      <w:r>
+        <w:rPr/>
+        <w:t xml:space="preserve">Urbini M, V Indio, A Astolfi, et al. (2018). Identification of an Actionable Mutation of KIT in a Case of Extraskeletal Myxoid Chondrosarcoma. International journal of molecular sciences 19:E1855. </w:t>
+      </w:r>
+      <w:hyperlink r:id="rId28">
+        <w:r>
+          <w:rPr>
+            <w:rStyle w:val="Hyperlink"/>
+          </w:rPr>
+          <w:t>doi:10.3390/ijms19071855</w:t>
         </w:r>
       </w:hyperlink>
       <w:r>

--- a/research/manuscripts/aso/fusion-junction-aso-journal-article-manuscript.docx
+++ b/research/manuscripts/aso/fusion-junction-aso-journal-article-manuscript.docx
@@ -735,7 +735,7 @@
       </w:r>
       <w:r>
         <w:rPr/>
-        <w:t xml:space="preserve"> exon 3, already tiled and screened at the same top margin, would take the figure above to 79.0%. It is not named for synthesis, on grounds the extended report sets out.</w:t>
+        <w:t xml:space="preserve"> exon 3, already tiled and screened at the same top margin, would take the figure above to 79.0%. It is not named for synthesis: this junction is third by reported prevalence and the selection above takes the first two.</w:t>
       </w:r>
     </w:p>
     <w:p>
@@ -822,7 +822,7 @@
       </w:pPr>
       <w:r>
         <w:rPr/>
-        <w:t>The ten-base-pair criterion is adopted rather than measured, and the comparison against null models does not resolve an excess specific to this disease. What the screen does establish is structural rather than statistical, and it does not depend on the cut: each parent supplies about half of any junction design, which is far outside the mismatch budget of a conventional off-target search, so that search cannot return a parent as a near-match at any threshold it is normally run at. The liability is therefore invisible to the instrument a designer would ordinarily use, which is the case for screening it directly whatever cut is adopted. Mononucleotide scrambles — the weakest of the ten nulls screened, and not the dinucleotide-preserving control §5 prescribes — meet the parent screen at 6.2% against 45.8% for the panel, but chimeras built at real exon termini of the same two transcripts, at junctions almost never reported in a patient, meet it at 40.6%. The adopted cut does not escape that comparison: at ten the strongest null's 40.6% falls inside the panel's own 95% interval on 45.8%, as at every cut from seven to thirteen but eleven, and the strongest null reaches 91.4% at seven against the panel's 92.1%. The comparison is narrower than it reads, the panel arm being itself mostly unreported junctions — the property the chimeric null is discounted for. Most of the liability is therefore what joining two exon termini of these genes gives, and across cuts of six to thirteen base pairs the excess over the strongest null changes sign four times.</w:t>
+        <w:t>The ten-base-pair criterion is adopted rather than measured, and the comparison against null models does not resolve an excess specific to this disease. What the screen does establish is structural rather than statistical, and it does not depend on the cut: the parent liability §1 describes is invisible to the instrument a designer would ordinarily use at any threshold it is normally run at, which is the case for screening it directly whatever cut is adopted. Mononucleotide scrambles — the weakest of the ten nulls screened, and not the dinucleotide-preserving control §5 prescribes — meet the parent screen at 6.2% against 45.8% for the panel, but chimeras built at real exon termini of the same two transcripts, at junctions almost never reported in a patient, meet it at 40.6%. The adopted cut does not escape that comparison: at ten the strongest null's 40.6% falls inside the panel's own 95% interval on 45.8%, as at every cut from seven to thirteen but eleven, and the strongest null reaches 91.4% at seven against the panel's 92.1%. The comparison is narrower than it reads, the panel arm being itself mostly unreported junctions — the property the chimeric null is discounted for. Most of the liability is therefore what joining two exon termini of these genes gives, and across cuts of six to thirteen base pairs the excess over the strongest null changes sign four times.</w:t>
       </w:r>
     </w:p>
     <w:p>
@@ -1238,7 +1238,7 @@
       </w:r>
       <w:r>
         <w:rPr/>
-        <w:t xml:space="preserve"> The extended report specifies it for these reagents, with three controls a knockdown assay alone cannot distinguish. Two are named as sequences (Table 2): a dinucleotide-preserving scramble of each reagent, drawn and then put through the same mature-parent screen the reagent passed. That screening is what makes a scramble a control — 10.0% of such scrambles pair a parent's whole catalytic gap at the ten-base-pair criterion and 3.9% do so against wild-type </w:t>
+        <w:t xml:space="preserve"> It is specified here for these reagents, with three controls a knockdown assay alone cannot distinguish. Two are named as sequences (Table 2): a dinucleotide-preserving scramble of each reagent, drawn and then put through the same mature-parent screen the reagent passed. That screening is what makes a scramble a control — 10.0% of such scrambles pair a parent's whole catalytic gap at the ten-base-pair criterion and 3.9% do so against wild-type </w:t>
       </w:r>
       <w:r>
         <w:rPr>
@@ -3476,7 +3476,7 @@
       </w:pPr>
       <w:r>
         <w:rPr/>
-        <w:t xml:space="preserve">Urbini M, V Indio, A Astolfi, et al. (2018). Identification of an Actionable Mutation of KIT in a Case of Extraskeletal Myxoid Chondrosarcoma. International journal of molecular sciences 19:E1855. </w:t>
+        <w:t xml:space="preserve">Urbini M, V Indio, A Astolfi, et al. (2018). Identification of an Actionable Mutation of KIT in a Case of Extraskeletal Myxoid Chondrosarcoma. Int J Mol Sci 19:E1855. </w:t>
       </w:r>
       <w:hyperlink r:id="rId28">
         <w:r>

--- a/research/manuscripts/aso/fusion-junction-aso-journal-article-manuscript.docx
+++ b/research/manuscripts/aso/fusion-junction-aso-journal-article-manuscript.docx
@@ -227,7 +227,7 @@
       </w:pPr>
       <w:r>
         <w:rPr/>
-        <w:t>1 · Background</w:t>
+        <w:t>Introduction</w:t>
       </w:r>
     </w:p>
     <w:p>
@@ -258,18 +258,7 @@
       </w:r>
       <w:r>
         <w:rPr/>
-        <w:t>,</w:t>
-      </w:r>
-      <w:r>
-        <w:rPr>
-          <w:position w:val="7"/>
-          <w:sz w:val="17"/>
-        </w:rPr>
-        <w:t>1</w:t>
-      </w:r>
-      <w:r>
-        <w:rPr/>
-        <w:t xml:space="preserve"> with </w:t>
+        <w:t xml:space="preserve">[1], with </w:t>
       </w:r>
       <w:r>
         <w:rPr>
@@ -299,80 +288,18 @@
       </w:r>
       <w:r>
         <w:rPr/>
-        <w:t xml:space="preserve"> rare.</w:t>
-      </w:r>
-      <w:r>
-        <w:rPr>
-          <w:position w:val="7"/>
-          <w:sz w:val="17"/>
-        </w:rPr>
-        <w:t>2</w:t>
-      </w:r>
-      <w:r>
-        <w:rPr/>
-        <w:t xml:space="preserve"> The disease responds poorly to conventional cytotoxic chemotherapy,</w:t>
-      </w:r>
-      <w:r>
-        <w:rPr>
-          <w:position w:val="7"/>
-          <w:sz w:val="17"/>
-        </w:rPr>
-        <w:t>3</w:t>
-      </w:r>
-      <w:r>
-        <w:rPr/>
-        <w:t xml:space="preserve"> though responses do occur,</w:t>
-      </w:r>
-      <w:r>
-        <w:rPr>
-          <w:position w:val="7"/>
-          <w:sz w:val="17"/>
-        </w:rPr>
-        <w:t>4</w:t>
-      </w:r>
-      <w:r>
-        <w:rPr/>
-        <w:t xml:space="preserve"> and a tyrosine-kinase inhibitor trialled in it gave disease control more often than response — a reading composed from the review's response categories</w:t>
-      </w:r>
-      <w:r>
-        <w:rPr>
-          <w:position w:val="7"/>
-          <w:sz w:val="17"/>
-        </w:rPr>
-        <w:t>3</w:t>
-      </w:r>
-      <w:r>
-        <w:rPr/>
-        <w:t xml:space="preserve"> rather than from a figure stated in the trial report.</w:t>
-      </w:r>
-      <w:r>
-        <w:rPr>
-          <w:position w:val="7"/>
-          <w:sz w:val="17"/>
-        </w:rPr>
-        <w:t>5</w:t>
-      </w:r>
-    </w:p>
-    <w:p>
-      <w:pPr>
-        <w:pStyle w:val="BodyText"/>
-        <w:bidi w:val="0"/>
-        <w:rPr/>
-      </w:pPr>
-      <w:r>
-        <w:rPr/>
-        <w:t>The fusion junction is the one feature of an EMC tumour that exists at the RNA level and in no normal cell. An antisense gapmer tiled across it recruits RNase-H1 to cleave the transcript it pairs, at the six-nucleotide DNA gap at the centre of a 5-6-5 architecture. Junction-directed nucleic-acid agents are a thirty-five-year lineage, reported against at least six fusion oncogenes: two as antisense oligonucleotides, the rest as RNA-interference agents, one of those from a lentiviral vector rather than an administered oligonucleotide.</w:t>
-      </w:r>
-      <w:r>
-        <w:rPr>
-          <w:position w:val="7"/>
-          <w:sz w:val="17"/>
-        </w:rPr>
-        <w:t>6,7,8,9,10,11</w:t>
-      </w:r>
-      <w:r>
-        <w:rPr/>
-        <w:t xml:space="preserve"> No such design is reported for any </w:t>
+        <w:t xml:space="preserve"> rare[2]. The disease responds poorly to conventional cytotoxic chemotherapy[3], though responses do occur[4], and a tyrosine-kinase inhibitor trialled in it gave disease control more often than response — a reading composed from the review's response categories[3] rather than from a figure stated in the trial report[5].</w:t>
+      </w:r>
+    </w:p>
+    <w:p>
+      <w:pPr>
+        <w:pStyle w:val="BodyText"/>
+        <w:bidi w:val="0"/>
+        <w:rPr/>
+      </w:pPr>
+      <w:r>
+        <w:rPr/>
+        <w:t xml:space="preserve">The fusion junction is the one feature of an EMC tumour that exists at the RNA level and in no normal cell. An antisense gapmer tiled across it recruits RNase-H1 to cleave the transcript it pairs, at the six-nucleotide DNA gap at the centre of a 5-6-5 architecture. Junction-directed nucleic-acid agents are a thirty-five-year lineage, reported against at least six fusion oncogenes: two as antisense oligonucleotides, the rest as RNA-interference agents, one of those from a lentiviral vector rather than an administered oligonucleotide[6-11]. No such design is reported for any </w:t>
       </w:r>
       <w:r>
         <w:rPr>
@@ -393,18 +320,7 @@
       </w:pPr>
       <w:r>
         <w:rPr/>
-        <w:t>What a junction design must survive follows from its construction. Both halves are parent-gene sequence, so each parent matches roughly half the oligonucleotide — far outside the mismatch budget of a conventional off-target search, which therefore never returns a parent as a near-match. RNase-H1 does not require the whole duplex, only that the gap be paired — a premise adopted here rather than established, and one whose length requirement is stated in a different unit from the criterion this paper screens on. The requirement is reported as a DNA gap of at least six nucleotides, with seven to ten the working range; the screen below counts a liability only at ten contiguous base pairs of duplex through that gap, a length of hybrid rather than a count of gap nucleotides. Whether a wild-type parent pairs the catalytic gap contiguously is therefore a separate question from overall similarity, and it is the one this work puts to all 190 designs. That direction is the one an industry working group's 2025 off-target recommendations report: off-target effects are seen more often where an oligonucleotide's mismatches fall in its wings than where they fall in its central gap, on which reading a flanking mismatch is suggested as the more important one to avoid.</w:t>
-      </w:r>
-      <w:r>
-        <w:rPr>
-          <w:position w:val="7"/>
-          <w:sz w:val="17"/>
-        </w:rPr>
-        <w:t>22</w:t>
-      </w:r>
-      <w:r>
-        <w:rPr/>
-        <w:t xml:space="preserve"> Those recommendations set five steps: in-silico identification with transcriptomics, a focus on cell types showing activity, in-vitro verification and margin assessment, risk assessment of what is confirmed, and management of what remains. This work performs the in-silico half of the first step and stops there; the margin measurement of the third is what §5 specifies, against the wild-type parent §3 identifies as the liability.</w:t>
+        <w:t>What a junction design must survive follows from its construction. Both halves are parent-gene sequence, so each parent matches roughly half the oligonucleotide — far outside the mismatch budget of a conventional off-target search, which therefore never returns a parent as a near-match. That parent liability is the one this work screens for directly. RNase-H1 does not require the whole duplex, only that the gap be paired — a premise adopted here rather than established, and one whose length requirement is stated in a different unit from the criterion this paper screens on. The requirement is reported as a DNA gap of at least six nucleotides, with seven to ten the working range; the screen below counts a liability only at ten contiguous base pairs of duplex through that gap, a length of hybrid rather than a count of gap nucleotides. Whether a wild-type parent pairs the catalytic gap contiguously is therefore a separate question from overall similarity, and it is the one this work puts to all 190 designs. That direction is the one an industry working group's 2025 off-target recommendations report: off-target effects are seen more often where an oligonucleotide's mismatches fall in its wings than where they fall in its central gap, on which reading a flanking mismatch is suggested as the more important one to avoid[22]. Those recommendations set five steps: in-silico identification with transcriptomics, a focus on cell types showing activity, in-vitro verification and margin assessment, risk assessment of what is confirmed, and management of what remains. This work performs the in-silico half of the first step and stops there; the margin measurement of the third is what the Discussion specifies, against the wild-type parent the panel screen below identifies as the liability.</w:t>
       </w:r>
     </w:p>
     <w:p>
@@ -416,7 +332,74 @@
       </w:pPr>
       <w:r>
         <w:rPr/>
-        <w:t>2 · The reagents</w:t>
+        <w:t>Materials and Methods</w:t>
+      </w:r>
+    </w:p>
+    <w:p>
+      <w:pPr>
+        <w:pStyle w:val="BodyText"/>
+        <w:bidi w:val="0"/>
+        <w:rPr/>
+      </w:pPr>
+      <w:r>
+        <w:rPr/>
+        <w:t>All analyses are computational and use public data; no laboratory work was performed. Full parameters, the complete bounds on each claim and the per-design tables are in the extended report named under Data availability.</w:t>
+      </w:r>
+    </w:p>
+    <w:p>
+      <w:pPr>
+        <w:pStyle w:val="BodyText"/>
+        <w:bidi w:val="0"/>
+        <w:rPr/>
+      </w:pPr>
+      <w:r>
+        <w:rPr/>
+        <w:t xml:space="preserve">Canonical transcripts for the five partner genes and for </w:t>
+      </w:r>
+      <w:r>
+        <w:rPr>
+          <w:rStyle w:val="Emphasis"/>
+        </w:rPr>
+        <w:t>NR4A3</w:t>
+      </w:r>
+      <w:r>
+        <w:rPr/>
+        <w:t xml:space="preserve"> were obtained from Ensembl[19]. Junction-spanning 16-mer gapmers were tiled in a 5-6-5 β-D-oxy-locked-nucleic-acid/DNA/β-D-oxy-locked-nucleic-acid geometry[20], one design per register at which the breakpoint falls inside the six-nucleotide DNA gap, which admits five per junction. That gap is the shortest length the cited source credits rather than its preferred one, and six is used because the genome-wide arm is not available above a 16-mer. A design's gap-level margin is the count of junction-unique bases inside the gap on the shorter side of the breakpoint.</w:t>
+      </w:r>
+    </w:p>
+    <w:p>
+      <w:pPr>
+        <w:pStyle w:val="BodyText"/>
+        <w:bidi w:val="0"/>
+        <w:rPr/>
+      </w:pPr>
+      <w:r>
+        <w:rPr/>
+        <w:t>Five specificity screens were applied: an alignment screen against human RefSeq RNA, classifying each near-match by whether the catalytic gap is paired; an exhaustive transcript scan complete for substitutions within a one-mismatch budget; a screen of the parents' unspliced sequence; a mature-parent screen recording the longest contiguous duplex any of six wild-type parent transcripts forms through the catalytic gap; and a genome-wide screen over every position of GRCh38, mitochondrial sequence included. Between them they cover mature transcript, unspliced precursor, exon-exon junction, non-coding and mitochondrial sequence — the search scope the 2025 recommendations ask for[22]. A near-match is a transcript window pairing a design at 14 or more of its 16 positions. Each alignment was re-scored on the nearest-neighbour stability of its longest contiguous paired run — the energy-based second stage those recommendations prescribe — and only separations are reported. A design is liable where a wild-type parent pairs its whole catalytic gap over a contiguous run of ten base pairs or more, ten being adopted rather than measured. Null ensembles were built as scrambles of each design and as chimeras joining the same two parent transcripts at real exon termini, screened identically. Melting temperatures are nearest-neighbour values for an unmodified DNA:RNA hybrid at 250 nM strand[21]. That is not a locked phosphorothioate oligonucleotide, so no absolute melting point is reported. Only the fusion-versus-parent separation is, and as a floor: the fusion duplex pairs all ten locked residues where each parent pairs five.</w:t>
+      </w:r>
+    </w:p>
+    <w:p>
+      <w:pPr>
+        <w:pStyle w:val="Heading2"/>
+        <w:bidi w:val="0"/>
+        <w:jc w:val="left"/>
+        <w:rPr/>
+      </w:pPr>
+      <w:r>
+        <w:rPr/>
+        <w:t>Results</w:t>
+      </w:r>
+    </w:p>
+    <w:p>
+      <w:pPr>
+        <w:pStyle w:val="Heading3"/>
+        <w:bidi w:val="0"/>
+        <w:jc w:val="left"/>
+        <w:rPr/>
+      </w:pPr>
+      <w:r>
+        <w:rPr/>
+        <w:t>The reagents</w:t>
       </w:r>
     </w:p>
     <w:p>
@@ -467,7 +450,7 @@
       </w:r>
       <w:r>
         <w:rPr/>
-        <w:t xml:space="preserve"> exon 3 (Table 1). Exon numbers throughout are transcript exon indices counted from the transcript 5′ end, including non-coding exons; an acceptor exon number read under the coding-exon convention instead selects a different reagent. Both hold the panel's top gap-level margin of three: three junction-unique bases inside the catalytic gap on the shorter side of the breakpoint, and neither pairs a wild-type parent through the gap at §3's ten-base-pair criterion.</w:t>
+        <w:t xml:space="preserve"> exon 3 (Table 1). Exon numbers throughout are transcript exon indices counted from the transcript 5′ end, including non-coding exons; an acceptor exon number read under the coding-exon convention instead selects a different reagent. Both hold the panel's top gap-level margin of three: three junction-unique bases inside the catalytic gap on the shorter side of the breakpoint, and neither pairs a wild-type parent through the gap at the ten-base-pair criterion below.</w:t>
       </w:r>
     </w:p>
     <w:p>
@@ -528,7 +511,7 @@
       </w:r>
       <w:r>
         <w:rPr/>
-        <w:t xml:space="preserve"> exon-2/exon-3 seam their acceptor halves share, neither in full; those partial duplexes are not counted here and have not been measured. Consecutive registers of one seam differ by a single-base slide and can carry opposite verdicts, and the condemned class reaches these reagents: 5′-AGGGCATATCTTGTGT-3′ is one slide from the </w:t>
+        <w:t xml:space="preserve"> exon-2/exon-3 seam their acceptor halves share, neither in full; those partial duplexes are not counted here and have not been measured. Consecutive registers of one seam differ by a single-base slide and can carry opposite verdicts, and one slide from a named reagent is condemned: 5′-AGGGCATATCTTGTGT-3′ is one slide from the </w:t>
       </w:r>
       <w:r>
         <w:rPr>
@@ -650,51 +633,18 @@
       </w:pPr>
       <w:r>
         <w:rPr/>
-        <w:t>Both reagents are phosphorothioate throughout, with wings of five contiguous β-D-oxy-locked residues — a high locked content against the two to four per wing taken here as usual, so these are not conventional locked-nucleic-acid reagents and their matched-duplex melting temperatures are correspondingly high. That cuts against the screens: a high-affinity chemistry is reported to retain knockdown at more extensively mismatched sites than a conventional design does,</w:t>
-      </w:r>
-      <w:r>
-        <w:rPr>
-          <w:position w:val="7"/>
-          <w:sz w:val="17"/>
-        </w:rPr>
-        <w:t>22</w:t>
-      </w:r>
-      <w:r>
-        <w:rPr/>
-        <w:t xml:space="preserve"> so the two-mismatch ceiling the near-match screens run at may under-call for reagents of this locked content. Both begin 5′-GGG, a contiguous locked G-tract. High affinity is taken to carry a risk of sequence-dependent hepatotoxicity; that is a premise adopted here rather than a retrieved finding, and nothing here measures it.</w:t>
-      </w:r>
-    </w:p>
-    <w:p>
-      <w:pPr>
-        <w:pStyle w:val="BodyText"/>
-        <w:bidi w:val="0"/>
-        <w:rPr/>
-      </w:pPr>
-      <w:r>
-        <w:rPr/>
-        <w:t>Discounted by the breakpoint distribution of an 18-case series,</w:t>
-      </w:r>
-      <w:r>
-        <w:rPr>
-          <w:position w:val="7"/>
-          <w:sz w:val="17"/>
-        </w:rPr>
-        <w:t>12</w:t>
-      </w:r>
-      <w:r>
-        <w:rPr/>
-        <w:t xml:space="preserve"> the two junctions account for 68.4% of molecularly confirmed cases in a 58-case cohort.</w:t>
-      </w:r>
-      <w:r>
-        <w:rPr>
-          <w:position w:val="7"/>
-          <w:sz w:val="17"/>
-        </w:rPr>
-        <w:t>13</w:t>
-      </w:r>
-      <w:r>
-        <w:rPr/>
-        <w:t xml:space="preserve"> That prices which published junctions the two reagents address; it is not a coverage measurement, no patient having been screened with either sequence. The range 39.9% to 82.8% quoted with it is not a confidence interval and carries no nominal level: two of its four inputs do not vary, and it assumes a breakpoint distribution reported in one cohort transfers to a second collected twenty-one years later. The </w:t>
+        <w:t>Both reagents are phosphorothioate throughout, with wings of five contiguous β-D-oxy-locked residues — a high locked content against the two to four per wing taken here as usual, so these are not conventional locked-nucleic-acid reagents and their matched-duplex melting temperatures are correspondingly high. That cuts against the screens: a high-affinity chemistry is reported to retain knockdown at more extensively mismatched sites than a conventional design does[22], so the two-mismatch ceiling the near-match screens run at may under-call for reagents of this locked content. Both begin 5′-GGG, a contiguous locked G-tract. High affinity is taken to carry a risk of sequence-dependent hepatotoxicity; that is a premise adopted here rather than a retrieved finding, and nothing here measures it.</w:t>
+      </w:r>
+    </w:p>
+    <w:p>
+      <w:pPr>
+        <w:pStyle w:val="BodyText"/>
+        <w:bidi w:val="0"/>
+        <w:rPr/>
+      </w:pPr>
+      <w:r>
+        <w:rPr/>
+        <w:t xml:space="preserve">Discounted by the breakpoint distribution of an 18-case series[12], the two junctions account for 68.4% of molecularly confirmed cases in a 58-case cohort[13]. That prices which published junctions the two reagents address; it is not a coverage measurement, no patient having been screened with either sequence. The range 39.9% to 82.8% quoted with it is not a confidence interval and carries no nominal level: two of its four inputs do not vary, and it assumes a breakpoint distribution reported in one cohort transfers to a second collected twenty-one years later. The </w:t>
       </w:r>
       <w:r>
         <w:rPr>
@@ -740,6 +690,436 @@
     </w:p>
     <w:p>
       <w:pPr>
+        <w:pStyle w:val="Heading3"/>
+        <w:bidi w:val="0"/>
+        <w:jc w:val="left"/>
+        <w:rPr/>
+      </w:pPr>
+      <w:r>
+        <w:rPr/>
+        <w:t>Selection from a panel of 190 designs</w:t>
+      </w:r>
+    </w:p>
+    <w:p>
+      <w:pPr>
+        <w:pStyle w:val="BodyText"/>
+        <w:bidi w:val="0"/>
+        <w:rPr/>
+      </w:pPr>
+      <w:r>
+        <w:rPr/>
+        <w:t>What this screen establishes is structural rather than statistical, and it does not depend on the cut: the parent liability the Introduction describes is invisible to the instrument a designer would ordinarily use at any threshold it is normally run at, which is the case for screening it directly whatever cut is adopted. The ten-base-pair criterion is adopted rather than measured.</w:t>
+      </w:r>
+    </w:p>
+    <w:p>
+      <w:pPr>
+        <w:pStyle w:val="BodyText"/>
+        <w:bidi w:val="0"/>
+        <w:rPr/>
+      </w:pPr>
+      <w:r>
+        <w:rPr/>
+        <w:t>Two bounds apply to every panel count below: seven of the 190 screens never returned, and the alignment screen censors the rest, leaving 47 of 183 assessable at all, so a count of clean designs is a floor over that subset and not a total over the panel; and most designs clean at the default search ceiling are not clean at a deeper one.</w:t>
+      </w:r>
+    </w:p>
+    <w:p>
+      <w:pPr>
+        <w:pStyle w:val="BodyText"/>
+        <w:bidi w:val="0"/>
+        <w:rPr/>
+      </w:pPr>
+      <w:r>
+        <w:rPr/>
+        <w:t xml:space="preserve">The two reagents above are what survived a screen applied uniformly to the whole panel. Across the 38 in-frame junctions of five modelled partners, 190 junction-spanning designs were tiled and put through five specificity screens. Of those, 87 let one of six mature wild-type parent transcripts pair their entire catalytic gap over a contiguous duplex of at least ten base pairs, and 61 of the 87 do so against wild-type </w:t>
+      </w:r>
+      <w:r>
+        <w:rPr>
+          <w:rStyle w:val="Emphasis"/>
+        </w:rPr>
+        <w:t>NR4A3</w:t>
+      </w:r>
+      <w:r>
+        <w:rPr/>
+        <w:t>; 85 are paired by one of the design's own two parent genes. A second class is invisible to any screen over mature transcripts: 19 designs carry a sense-strand near-match in parent precursor RNA pairing the gap in full. As a union rather than a sum the two screens condemn 93 of the 190. A design whose gap carries a mismatch is scored zero rather than short, so the 87 bound the fully-paired class, not the whole parent liability. Re-scored on duplex stability rather than on mismatch count, 8 designs carry a fully paired sixteen-base-pair off-target duplex and 45 one inside 2 kcal/mol of their own; neither named reagent is in either class, the closest to each being 3.2 and 3.0 kcal/mol weaker.</w:t>
+      </w:r>
+    </w:p>
+    <w:p>
+      <w:pPr>
+        <w:pStyle w:val="BodyText"/>
+        <w:bidi w:val="0"/>
+        <w:rPr/>
+      </w:pPr>
+      <w:r>
+        <w:rPr/>
+        <w:t>Lengthening the catalytic gap does not remove this liability, for an arithmetic reason: every base inside the gap comes from the donor or the acceptor exon, so a longer gap buys margin only by conceding parent-paired gap DNA at the design's own seam. Across three geometries the liable count does not fall; the extended report gives the series.</w:t>
+      </w:r>
+    </w:p>
+    <w:p>
+      <w:pPr>
+        <w:pStyle w:val="BodyText"/>
+        <w:bidi w:val="0"/>
+        <w:rPr/>
+      </w:pPr>
+      <w:r>
+        <w:rPr/>
+        <w:t xml:space="preserve">Three designs clear every screen applied here, none at a junction any patient is reported to carry, which makes them mechanism controls rather than candidates. Selecting within each junction rather than across the panel is what makes the two named reagents available: 35 of the 38 junctions have a design that clears the parent screen, and all five junctions with a published exon-resolved breakpoint have one. Both readings are properties of the cut. At nine base pairs 31 of the 38 still clear and three of the five published ones do; at eight, 23 and two; at seven, 9 and none; at six, 6 and none. These are whole-duplex run lengths rather than the enzyme's own unit, and the availability the named reagents rest on fails at nine, where the </w:t>
+      </w:r>
+      <w:r>
+        <w:rPr>
+          <w:rStyle w:val="Emphasis"/>
+        </w:rPr>
+        <w:t>TAF15</w:t>
+      </w:r>
+      <w:r>
+        <w:rPr/>
+        <w:t xml:space="preserve"> junction's best design is itself liable. As design counts the loose cuts condemn almost everything: 175 of 190 at seven and 181 at six.</w:t>
+      </w:r>
+    </w:p>
+    <w:p>
+      <w:pPr>
+        <w:pStyle w:val="BodyText"/>
+        <w:bidi w:val="0"/>
+        <w:rPr/>
+      </w:pPr>
+      <w:r>
+        <w:rPr/>
+        <w:t>The comparison against null models does not resolve an excess specific to this disease. Mononucleotide scrambles meet the parent screen at 6.2% against 45.8% for the panel. They are the weakest of the ten nulls screened, and not the dinucleotide-preserving control prescribed below. Chimeras built at real exon termini of the same two transcripts, at junctions almost never reported in a patient, meet it at 40.6%. The adopted cut does not escape that comparison: at ten the strongest null's 40.6% falls inside the panel's own 95% interval on 45.8%, as at every cut from seven to thirteen but eleven, and the strongest null reaches 91.4% at seven against the panel's 92.1%. The comparison is narrower than it reads, the panel arm being itself mostly unreported junctions — the property the chimeric null is discounted for. Most of the liability is therefore what joining two exon termini of these genes gives, and across cuts of six to thirteen base pairs the excess over the strongest null changes sign four times.</w:t>
+      </w:r>
+    </w:p>
+    <w:p>
+      <w:pPr>
+        <w:pStyle w:val="Heading3"/>
+        <w:bidi w:val="0"/>
+        <w:jc w:val="left"/>
+        <w:rPr/>
+      </w:pPr>
+      <w:r>
+        <w:rPr/>
+        <w:t>Test articles</w:t>
+      </w:r>
+    </w:p>
+    <w:p>
+      <w:pPr>
+        <w:pStyle w:val="BodyText"/>
+        <w:bidi w:val="0"/>
+        <w:rPr/>
+      </w:pPr>
+      <w:r>
+        <w:rPr/>
+        <w:t xml:space="preserve">Five test articles bear on the junctions this panel designs against, and they divide into two sources with opposite limits. Every design in the panel joins its donor to </w:t>
+      </w:r>
+      <w:r>
+        <w:rPr>
+          <w:rStyle w:val="Emphasis"/>
+        </w:rPr>
+        <w:t>NR4A3</w:t>
+      </w:r>
+      <w:r>
+        <w:rPr/>
+        <w:t xml:space="preserve"> exon 3, its first coding exon; the two cell models are reported at exon 2, and annotation does not reconcile the two. On all four annotated </w:t>
+      </w:r>
+      <w:r>
+        <w:rPr>
+          <w:rStyle w:val="Emphasis"/>
+        </w:rPr>
+        <w:t>NR4A3</w:t>
+      </w:r>
+      <w:r>
+        <w:rPr/>
+        <w:t xml:space="preserve"> transcripts, the three with a RefSeq accession included, exon 3 is the first coding exon and exon 2 is non-coding, so a reported exon-2 acceptor is not this panel's acceptor renumbered.</w:t>
+      </w:r>
+    </w:p>
+    <w:p>
+      <w:pPr>
+        <w:pStyle w:val="BodyText"/>
+        <w:bidi w:val="0"/>
+        <w:rPr/>
+      </w:pPr>
+      <w:r>
+        <w:rPr/>
+        <w:t xml:space="preserve">That mismatch is a property of how the panel was selected, not of the disease. Its 38 junctions were graded for a fusion protein, so an acceptor upstream of the </w:t>
+      </w:r>
+      <w:r>
+        <w:rPr>
+          <w:rStyle w:val="Emphasis"/>
+        </w:rPr>
+        <w:t>NR4A3</w:t>
+      </w:r>
+      <w:r>
+        <w:rPr/>
+        <w:t xml:space="preserve"> initiation codon was dropped as non-coding. That is the right filter for a degrader or a neoantigen and the wrong one for an RNase-H1 gapmer, which cleaves a transcript whether or not its reading frame survives. Exon 2 is a sequenced acceptor in this disease: </w:t>
+      </w:r>
+      <w:r>
+        <w:rPr>
+          <w:rStyle w:val="Emphasis"/>
+        </w:rPr>
+        <w:t>EWSR1</w:t>
+      </w:r>
+      <w:r>
+        <w:rPr/>
+        <w:t xml:space="preserve"> exon 7 joined to </w:t>
+      </w:r>
+      <w:r>
+        <w:rPr>
+          <w:rStyle w:val="Emphasis"/>
+        </w:rPr>
+        <w:t>NR4A3</w:t>
+      </w:r>
+      <w:r>
+        <w:rPr/>
+        <w:t xml:space="preserve"> exon 2 was resolved in one of five </w:t>
+      </w:r>
+      <w:r>
+        <w:rPr>
+          <w:rStyle w:val="Emphasis"/>
+        </w:rPr>
+        <w:t>EWSR1</w:t>
+      </w:r>
+      <w:r>
+        <w:rPr/>
+        <w:t xml:space="preserve">-rearranged tumours of a whole-transcriptome series[23], and a </w:t>
+      </w:r>
+      <w:r>
+        <w:rPr>
+          <w:rStyle w:val="Emphasis"/>
+        </w:rPr>
+        <w:t>PGR</w:t>
+      </w:r>
+      <w:r>
+        <w:rPr/>
+        <w:t>::</w:t>
+      </w:r>
+      <w:r>
+        <w:rPr>
+          <w:rStyle w:val="Emphasis"/>
+        </w:rPr>
+        <w:t>NR4A3</w:t>
+      </w:r>
+      <w:r>
+        <w:rPr/>
+        <w:t xml:space="preserve"> case joins exon 2 to the </w:t>
+      </w:r>
+      <w:r>
+        <w:rPr>
+          <w:rStyle w:val="Emphasis"/>
+        </w:rPr>
+        <w:t>NR4A3</w:t>
+      </w:r>
+      <w:r>
+        <w:rPr/>
+        <w:t xml:space="preserve"> 5′ untranslated region[16]. Beyond exon 3 the position is the reverse: across the exon-resolved </w:t>
+      </w:r>
+      <w:r>
+        <w:rPr>
+          <w:rStyle w:val="Emphasis"/>
+        </w:rPr>
+        <w:t>NR4A3</w:t>
+      </w:r>
+      <w:r>
+        <w:rPr/>
+        <w:t xml:space="preserve"> junctions retrieved here every acceptor is exon 2, exon 3, or a cryptic exon in intron 2[14], none 3′ of exon 3, so nothing is designed there because no patient is reported there.</w:t>
+      </w:r>
+    </w:p>
+    <w:p>
+      <w:pPr>
+        <w:pStyle w:val="BodyText"/>
+        <w:bidi w:val="0"/>
+        <w:rPr/>
+      </w:pPr>
+      <w:r>
+        <w:rPr/>
+        <w:t>Three are engineered constructs from a published functional study[14], whose exon spans that paper states verbatim; two of them, E-N and T-N*, carry exactly the junctions the reagents above span, so both named reagents have a stated test article. Rebuilding them is the faster route, but a complementary DNA over-expressed in a heterologous background speaks to junction-selective knockdown of the intended transcript, not to activity at an endogenous locus.</w:t>
+      </w:r>
+    </w:p>
+    <w:p>
+      <w:pPr>
+        <w:pStyle w:val="BodyText"/>
+        <w:bidi w:val="0"/>
+        <w:ind w:hanging="0" w:left="0" w:right="0"/>
+        <w:rPr/>
+      </w:pPr>
+      <w:r>
+        <w:rPr/>
+        <w:t xml:space="preserve">The other two are patient-derived, identity-clean models reported with two EMC tumours[15], USZ20-EMC1 (RRID:CVCL_C6MX) and USZ22-EMC2 (RRID:CVCL_C6MY) — the only source of a fusion-positive EMC cell identified here. They are available on request with no repository deposit, and are slow, at reported doubling times of five to six days. Their fusions are reported as </w:t>
+      </w:r>
+      <w:r>
+        <w:rPr>
+          <w:rStyle w:val="Emphasis"/>
+        </w:rPr>
+        <w:t>EWSR1</w:t>
+      </w:r>
+      <w:r>
+        <w:rPr/>
+        <w:t xml:space="preserve"> exon 13 and </w:t>
+      </w:r>
+      <w:r>
+        <w:rPr>
+          <w:rStyle w:val="Emphasis"/>
+        </w:rPr>
+        <w:t>TAF15</w:t>
+      </w:r>
+      <w:r>
+        <w:rPr/>
+        <w:t xml:space="preserve"> exon 6 joined to </w:t>
+      </w:r>
+      <w:r>
+        <w:rPr>
+          <w:rStyle w:val="Emphasis"/>
+        </w:rPr>
+        <w:t>NR4A3</w:t>
+      </w:r>
+      <w:r>
+        <w:rPr/>
+        <w:t xml:space="preserve"> exon 2 rather than exon 3, and the report carries no sequenced exon-exon boundary, no transcript accession and no junction sequence, so whether that names a non-coding acceptor or an unsupported numbering is not decidable from what is published. This work's own withdrawn version arose from an error of exactly this class.</w:t>
+      </w:r>
+    </w:p>
+    <w:p>
+      <w:pPr>
+        <w:pStyle w:val="BodyText"/>
+        <w:bidi w:val="0"/>
+        <w:rPr/>
+      </w:pPr>
+      <w:r>
+        <w:rPr/>
+        <w:t xml:space="preserve">One reading is nonetheless more parsimonious. EMC's defining lesion produces a chimeric transcription factor[1,14]. A donor joined to </w:t>
+      </w:r>
+      <w:r>
+        <w:rPr>
+          <w:rStyle w:val="Emphasis"/>
+        </w:rPr>
+        <w:t>NR4A3</w:t>
+      </w:r>
+      <w:r>
+        <w:rPr/>
+        <w:t xml:space="preserve">'s non-coding exon 2 would sit upstream of that gene's own initiation codon and so would not yield one — though it would leave that codon intact and place </w:t>
+      </w:r>
+      <w:r>
+        <w:rPr>
+          <w:rStyle w:val="Emphasis"/>
+        </w:rPr>
+        <w:t>NR4A3</w:t>
+      </w:r>
+      <w:r>
+        <w:rPr/>
+        <w:t xml:space="preserve"> under the donor's promoter, a lesion of another kind rather than none. A donor joined to the first coding exon — transcript exon 3 — does yield a chimera. On that reading USZ22-EMC2 carries the junction the </w:t>
+      </w:r>
+      <w:r>
+        <w:rPr>
+          <w:rStyle w:val="Emphasis"/>
+        </w:rPr>
+        <w:t>TAF15</w:t>
+      </w:r>
+      <w:r>
+        <w:rPr/>
+        <w:t xml:space="preserve"> reagent spans, and USZ20-EMC1 carries </w:t>
+      </w:r>
+      <w:r>
+        <w:rPr>
+          <w:rStyle w:val="Emphasis"/>
+        </w:rPr>
+        <w:t>EWSR1</w:t>
+      </w:r>
+      <w:r>
+        <w:rPr/>
+        <w:t xml:space="preserve"> exon 13 joined to exon 3 — the third design named above, not a reagent named for synthesis. This is an inference and not a determination, and the requirement below is unchanged. The released builder emits an exon-2 acceptor in two cases only: a seam a published report places a patient at, and one the user supplies from their own sequencing, checked against the builder's transcript models. Reagents exist at both acceptors: 5′-AGTGGGCTCTCCACGG-3′ at </w:t>
+      </w:r>
+      <w:r>
+        <w:rPr>
+          <w:rStyle w:val="Emphasis"/>
+        </w:rPr>
+        <w:t>EWSR1</w:t>
+      </w:r>
+      <w:r>
+        <w:rPr/>
+        <w:t xml:space="preserve"> exon 13 to exon 2 and 5′-AGTGGGCTCTTGTGTG-3′ at </w:t>
+      </w:r>
+      <w:r>
+        <w:rPr>
+          <w:rStyle w:val="Emphasis"/>
+        </w:rPr>
+        <w:t>TAF15</w:t>
+      </w:r>
+      <w:r>
+        <w:rPr/>
+        <w:t xml:space="preserve"> exon 6 to exon 2, both at the panel's top margin. Neither reaches the ten-base-pair criterion, and their longest wild-type parent duplexes through the whole gap are eight base pairs against wild-type </w:t>
+      </w:r>
+      <w:r>
+        <w:rPr>
+          <w:rStyle w:val="Emphasis"/>
+        </w:rPr>
+        <w:t>EWSR1</w:t>
+      </w:r>
+      <w:r>
+        <w:rPr/>
+        <w:t xml:space="preserve"> and nine against wild-type </w:t>
+      </w:r>
+      <w:r>
+        <w:rPr>
+          <w:rStyle w:val="Emphasis"/>
+        </w:rPr>
+        <w:t>NR4A3</w:t>
+      </w:r>
+      <w:r>
+        <w:rPr/>
+        <w:t xml:space="preserve"> — the second against the acceptor parent on which the selectivity ratio is defined, a closer call than either exon-3 reagent presents. A reagent selected for one acceptor is not valid for the other.</w:t>
+      </w:r>
+    </w:p>
+    <w:p>
+      <w:pPr>
+        <w:pStyle w:val="BodyText"/>
+        <w:bidi w:val="0"/>
+        <w:rPr/>
+      </w:pPr>
+      <w:r>
+        <w:rPr/>
+        <w:t xml:space="preserve">One requirement is upstream of all of them: the breakpoint of the test article must be established at nucleotide resolution by RNA sequencing before any oligonucleotide is ordered, every design here being specific to the exon pair it was tiled at. Routine diagnosis does not supply the seam, since break-apart </w:t>
+      </w:r>
+      <w:r>
+        <w:rPr>
+          <w:rStyle w:val="Emphasis"/>
+        </w:rPr>
+        <w:t>NR4A3</w:t>
+      </w:r>
+      <w:r>
+        <w:rPr/>
+        <w:t xml:space="preserve"> fluorescence in situ hybridisation detects a rearrangement irrespective of partner[3].</w:t>
+      </w:r>
+    </w:p>
+    <w:p>
+      <w:pPr>
+        <w:pStyle w:val="Heading3"/>
+        <w:bidi w:val="0"/>
+        <w:jc w:val="left"/>
+        <w:rPr/>
+      </w:pPr>
+      <w:r>
+        <w:rPr/>
+        <w:t>Controls for the knockdown experiment</w:t>
+      </w:r>
+    </w:p>
+    <w:p>
+      <w:pPr>
+        <w:pStyle w:val="BodyText"/>
+        <w:bidi w:val="0"/>
+        <w:rPr/>
+      </w:pPr>
+      <w:r>
+        <w:rPr/>
+        <w:t xml:space="preserve">Two controls are named as sequences (Table 2): a dinucleotide-preserving scramble of each reagent, drawn and then put through the same mature-parent screen the reagent passed. That screening is what makes a scramble a control — 10.0% of such scrambles pair a parent's whole catalytic gap at the ten-base-pair criterion and 3.9% do so against wild-type </w:t>
+      </w:r>
+      <w:r>
+        <w:rPr>
+          <w:rStyle w:val="Emphasis"/>
+        </w:rPr>
+        <w:t>NR4A3</w:t>
+      </w:r>
+      <w:r>
+        <w:rPr/>
+        <w:t>, so an unscreened one carries a one-in-ten chance of being a second active molecule offered as a negative control. Clearing the screen is not a claim of inertness; it is the property a negative control has to have.</w:t>
+      </w:r>
+    </w:p>
+    <w:p>
+      <w:pPr>
         <w:pStyle w:val="Heading2"/>
         <w:bidi w:val="0"/>
         <w:jc w:val="left"/>
@@ -747,18 +1127,51 @@
       </w:pPr>
       <w:r>
         <w:rPr/>
-        <w:t>3 · Selection from a panel of 190 designs</w:t>
-      </w:r>
-    </w:p>
-    <w:p>
-      <w:pPr>
-        <w:pStyle w:val="BodyText"/>
-        <w:bidi w:val="0"/>
-        <w:rPr/>
-      </w:pPr>
-      <w:r>
-        <w:rPr/>
-        <w:t xml:space="preserve">The two reagents above are what survived a screen applied uniformly to the whole panel. Across the 38 in-frame junctions of five modelled partners, 190 junction-spanning designs were tiled and put through five specificity screens. Of those, 87 let one of six mature wild-type parent transcripts pair their entire catalytic gap over a contiguous duplex of at least ten base pairs, and 61 of the 87 do so against wild-type </w:t>
+        <w:t>Discussion</w:t>
+      </w:r>
+    </w:p>
+    <w:p>
+      <w:pPr>
+        <w:pStyle w:val="Heading3"/>
+        <w:bidi w:val="0"/>
+        <w:jc w:val="left"/>
+        <w:rPr/>
+      </w:pPr>
+      <w:r>
+        <w:rPr/>
+        <w:t>The falsification experiment</w:t>
+      </w:r>
+    </w:p>
+    <w:p>
+      <w:pPr>
+        <w:pStyle w:val="BodyText"/>
+        <w:bidi w:val="0"/>
+        <w:rPr/>
+      </w:pPr>
+      <w:r>
+        <w:rPr/>
+        <w:t xml:space="preserve">An isogenic fusion-positive against fusion-negative comparison has been run in an analogous fusion sarcoma, against </w:t>
+      </w:r>
+      <w:r>
+        <w:rPr>
+          <w:rStyle w:val="Emphasis"/>
+        </w:rPr>
+        <w:t>NAB2::STAT6</w:t>
+      </w:r>
+      <w:r>
+        <w:rPr/>
+        <w:t xml:space="preserve"> in solitary fibrous tumour[17]. It is specified here for these reagents, with three controls a knockdown assay alone cannot distinguish, two of them the screened scrambles above.</w:t>
+      </w:r>
+    </w:p>
+    <w:p>
+      <w:pPr>
+        <w:pStyle w:val="BodyText"/>
+        <w:bidi w:val="0"/>
+        <w:rPr/>
+      </w:pPr>
+      <w:r>
+        <w:rPr/>
+        <w:t xml:space="preserve">Selectivity is the wild-type </w:t>
       </w:r>
       <w:r>
         <w:rPr>
@@ -768,61 +1181,113 @@
       </w:r>
       <w:r>
         <w:rPr/>
-        <w:t>; 85 are paired by one of the design's own two parent genes. A second class is invisible to any screen over mature transcripts: 19 designs carry a sense-strand near-match in parent precursor RNA pairing the gap in full. As a union rather than a sum the two screens condemn 93 of the 190. A design whose gap carries a mismatch is scored zero rather than short, so the 87 bound the fully-paired class, not the whole parent liability. Re-scored on duplex stability rather than on mismatch count, 8 designs carry a fully paired sixteen-base-pair off-target duplex and 45 one inside 2 kcal/mol of their own; neither named reagent is in either class, the closest to each being 3.2 and 3.0 kcal/mol weaker.</w:t>
-      </w:r>
-    </w:p>
-    <w:p>
-      <w:pPr>
-        <w:pStyle w:val="BodyText"/>
-        <w:bidi w:val="0"/>
-        <w:rPr/>
-      </w:pPr>
-      <w:r>
-        <w:rPr/>
-        <w:t>Lengthening the catalytic gap does not remove this liability, for an arithmetic reason: every base inside the gap comes from the donor or the acceptor exon, so a longer gap buys margin only by conceding parent-paired gap DNA at the design's own seam. Across three geometries the liable count does not fall; the extended report gives the series.</w:t>
-      </w:r>
-    </w:p>
-    <w:p>
-      <w:pPr>
-        <w:pStyle w:val="BodyText"/>
-        <w:bidi w:val="0"/>
-        <w:rPr/>
-      </w:pPr>
-      <w:r>
-        <w:rPr/>
-        <w:t xml:space="preserve">Three designs clear every screen applied here, none at a junction any patient is reported to carry, which makes them mechanism controls rather than candidates. Selecting within each junction rather than across the panel is what makes the two named reagents available: 35 of the 38 junctions have a design that clears the parent screen, and all five junctions with a published exon-resolved breakpoint have one. Both readings are properties of the cut. At nine base pairs 31 of the 38 still clear and three of the five published ones do; at eight, 23 and two; at seven, 9 and none; at six, 6 and none. These are whole-duplex run lengths rather than the enzyme's own unit, and the availability the named reagents rest on fails at nine, where the </w:t>
-      </w:r>
-      <w:r>
-        <w:rPr>
-          <w:rStyle w:val="Emphasis"/>
-        </w:rPr>
-        <w:t>TAF15</w:t>
-      </w:r>
-      <w:r>
-        <w:rPr/>
-        <w:t xml:space="preserve"> junction's best design is itself liable. As design counts the loose cuts condemn almost everything: 175 of 190 at seven and 181 at six.</w:t>
-      </w:r>
-    </w:p>
-    <w:p>
-      <w:pPr>
-        <w:pStyle w:val="BodyText"/>
-        <w:bidi w:val="0"/>
-        <w:rPr/>
-      </w:pPr>
-      <w:r>
-        <w:rPr/>
-        <w:t>Two bounds on the cleanliness claim: seven of the 190 screens never returned, and the alignment screen censors the rest, leaving 47 of 183 assessable at all, so a count of clean designs is a floor over that subset and not a total over the panel; and most designs clean at the default search ceiling are not clean at a deeper one.</w:t>
-      </w:r>
-    </w:p>
-    <w:p>
-      <w:pPr>
-        <w:pStyle w:val="BodyText"/>
-        <w:bidi w:val="0"/>
-        <w:rPr/>
-      </w:pPr>
-      <w:r>
-        <w:rPr/>
-        <w:t>The ten-base-pair criterion is adopted rather than measured, and the comparison against null models does not resolve an excess specific to this disease. What the screen does establish is structural rather than statistical, and it does not depend on the cut: the parent liability §1 describes is invisible to the instrument a designer would ordinarily use at any threshold it is normally run at, which is the case for screening it directly whatever cut is adopted. Mononucleotide scrambles — the weakest of the ten nulls screened, and not the dinucleotide-preserving control §5 prescribes — meet the parent screen at 6.2% against 45.8% for the panel, but chimeras built at real exon termini of the same two transcripts, at junctions almost never reported in a patient, meet it at 40.6%. The adopted cut does not escape that comparison: at ten the strongest null's 40.6% falls inside the panel's own 95% interval on 45.8%, as at every cut from seven to thirteen but eleven, and the strongest null reaches 91.4% at seven against the panel's 92.1%. The comparison is narrower than it reads, the panel arm being itself mostly unreported junctions — the property the chimeric null is discounted for. Most of the liability is therefore what joining two exon termini of these genes gives, and across cuts of six to thirteen base pairs the excess over the strongest null changes sign four times.</w:t>
+        <w:t xml:space="preserve"> half-maximal knockdown concentration divided by the fusion's, from a matched dose-response in the same wells, at a cut of 5.0 adopted as a convention — a comparison of the two half-maximal concentrations is the margin assessment the recommendations specify at this step, and they decline to set a default value for it[22]. At an assumed replicate standard deviation of 0.35 on the natural-log scale — like the cut, adopted for pre-registration rather than measured here — six independent biological replicates give about 80% power to falsify a true selectivity of 3 and three give about 30%. Above a realised standard deviation of about 0.65 at three replicates — 1.53 at six, 2.25 at ten — no observed ratio at or above one can put the upper limit of a two-sided 95% interval below 5, so the test can fail only on an anti-selective reading. Those figures are computed on that interval; a normal-approximation interval would move them. Such a test is void. Voidness is a property of the realised variance rather than of the design, so a pilot-based gate on the population variance bounds it from one side only. Where a one-sided 95% chi-square bound on the pilot's standard deviation lies at or above the void figure for the count proposed, the decision is a larger replicate count, or no falsification test at all, and never three. The threshold is defined on the acceptor parent alone, so a reagent can clear it while pairing a donor transcript through its whole gap.</w:t>
+      </w:r>
+    </w:p>
+    <w:p>
+      <w:pPr>
+        <w:pStyle w:val="Heading3"/>
+        <w:bidi w:val="0"/>
+        <w:jc w:val="left"/>
+        <w:rPr/>
+      </w:pPr>
+      <w:r>
+        <w:rPr/>
+        <w:t>Interpretation and limits</w:t>
+      </w:r>
+    </w:p>
+    <w:p>
+      <w:pPr>
+        <w:pStyle w:val="BodyText"/>
+        <w:bidi w:val="0"/>
+        <w:rPr/>
+      </w:pPr>
+      <w:r>
+        <w:rPr/>
+        <w:t xml:space="preserve">Designability is not the constraint: junction-spanning designs exist at every in-frame </w:t>
+      </w:r>
+      <w:r>
+        <w:rPr>
+          <w:rStyle w:val="Emphasis"/>
+        </w:rPr>
+        <w:t>NR4A3</w:t>
+      </w:r>
+      <w:r>
+        <w:rPr/>
+        <w:t xml:space="preserve"> fusion junction modelled here, and 35 of the 38 have one clearing the parent screen.</w:t>
+      </w:r>
+    </w:p>
+    <w:p>
+      <w:pPr>
+        <w:pStyle w:val="BodyText"/>
+        <w:bidi w:val="0"/>
+        <w:rPr/>
+      </w:pPr>
+      <w:r>
+        <w:rPr/>
+        <w:t xml:space="preserve">The constraint is discrimination between the fusion and its parents, and it is not resolved here. A junction design's most plausible wild-type liability is its own parent, in the mature transcript or across a splice junction in precursor RNA. Both are searched before any molecule exists, but not on comparable terms: the mature-transcript screen condemns on a ten-base-pair duplex through the gap and the precursor arm on a hit at up to two mismatches with the gap fully paired, so neither restates the other, and their counts may not be added because a design condemned in both is one design. A third compartment is searched only in the extended report: the patient's own un-rearranged </w:t>
+      </w:r>
+      <w:r>
+        <w:rPr>
+          <w:rStyle w:val="Emphasis"/>
+        </w:rPr>
+        <w:t>NR4A3</w:t>
+      </w:r>
+      <w:r>
+        <w:rPr/>
+        <w:t xml:space="preserve"> allele, at a two-mismatch ceiling that bounds its class from below. No design this panel selects is condemned by it, but it excludes two registers of the </w:t>
+      </w:r>
+      <w:r>
+        <w:rPr>
+          <w:rStyle w:val="Emphasis"/>
+        </w:rPr>
+        <w:t>EWSR1</w:t>
+      </w:r>
+      <w:r>
+        <w:rPr/>
+        <w:t xml:space="preserve"> exon 13 to </w:t>
+      </w:r>
+      <w:r>
+        <w:rPr>
+          <w:rStyle w:val="Emphasis"/>
+        </w:rPr>
+        <w:t>NR4A3</w:t>
+      </w:r>
+      <w:r>
+        <w:rPr/>
+        <w:t xml:space="preserve"> exon-2 seam above while clearing that reagent — the register hazard noted with the reagents, arriving from a compartment the panel's selection never has to consider.</w:t>
+      </w:r>
+    </w:p>
+    <w:p>
+      <w:pPr>
+        <w:pStyle w:val="BodyText"/>
+        <w:bidi w:val="0"/>
+        <w:rPr/>
+      </w:pPr>
+      <w:r>
+        <w:rPr/>
+        <w:t xml:space="preserve">The four junction-specificity reports cited here[8-10,18] were all made on molecules already synthesised; no survey of design pipelines was performed, so the screen-before-synthesis claim is about this literature as retrieved and not a priority claim. Whether sparing wild-type </w:t>
+      </w:r>
+      <w:r>
+        <w:rPr>
+          <w:rStyle w:val="Emphasis"/>
+        </w:rPr>
+        <w:t>NR4A3</w:t>
+      </w:r>
+      <w:r>
+        <w:rPr/>
+        <w:t xml:space="preserve"> is worth a specificity cost is itself unsettled, the reported paralogue redundancy and dosage effects pointing in opposite directions; the extended report gives that literature and does not resolve it either.</w:t>
+      </w:r>
+    </w:p>
+    <w:p>
+      <w:pPr>
+        <w:pStyle w:val="BodyText"/>
+        <w:bidi w:val="0"/>
+        <w:rPr/>
+      </w:pPr>
+      <w:r>
+        <w:rPr/>
+        <w:t>Three limits bound what any test of these reagents could show. All five screens address hybridisation rather than cleavage, and none establishes that a predicted duplex forms or is cut. The method-level novelty is nil, junction-directed oligonucleotides being long established; what is new is the indication and the screen applied before synthesis. And systemic delivery to a solid tumour remains unsolved, the gate this modality faces after any result reported here. Every source of a test article named here ends at someone culturing cells.</w:t>
       </w:r>
     </w:p>
     <w:p>
@@ -834,367 +1299,29 @@
       </w:pPr>
       <w:r>
         <w:rPr/>
-        <w:t>4 · Test articles</w:t>
-      </w:r>
-    </w:p>
-    <w:p>
-      <w:pPr>
-        <w:pStyle w:val="BodyText"/>
-        <w:bidi w:val="0"/>
-        <w:rPr/>
-      </w:pPr>
-      <w:r>
-        <w:rPr/>
-        <w:t xml:space="preserve">Five test articles bear on the junctions this panel designs against, and they divide into two sources with opposite limits. Every design in the panel joins its donor to </w:t>
-      </w:r>
-      <w:r>
-        <w:rPr>
-          <w:rStyle w:val="Emphasis"/>
-        </w:rPr>
-        <w:t>NR4A3</w:t>
-      </w:r>
-      <w:r>
-        <w:rPr/>
-        <w:t xml:space="preserve"> exon 3, its first coding exon; the two cell models are reported at exon 2, and annotation does not reconcile the two. On all four annotated </w:t>
-      </w:r>
-      <w:r>
-        <w:rPr>
-          <w:rStyle w:val="Emphasis"/>
-        </w:rPr>
-        <w:t>NR4A3</w:t>
-      </w:r>
-      <w:r>
-        <w:rPr/>
-        <w:t xml:space="preserve"> transcripts, the three with a RefSeq accession included, exon 3 is the first coding exon and exon 2 is non-coding, so a reported exon-2 acceptor is not this panel's acceptor renumbered.</w:t>
-      </w:r>
-    </w:p>
-    <w:p>
-      <w:pPr>
-        <w:pStyle w:val="BodyText"/>
-        <w:bidi w:val="0"/>
-        <w:rPr/>
-      </w:pPr>
-      <w:r>
-        <w:rPr/>
-        <w:t xml:space="preserve">That mismatch is a property of how the panel was selected, not of the disease. Its 38 junctions were graded for a fusion protein, so an acceptor upstream of the </w:t>
-      </w:r>
-      <w:r>
-        <w:rPr>
-          <w:rStyle w:val="Emphasis"/>
-        </w:rPr>
-        <w:t>NR4A3</w:t>
-      </w:r>
-      <w:r>
-        <w:rPr/>
-        <w:t xml:space="preserve"> initiation codon was dropped as non-coding. That is the right filter for a degrader or a neoantigen and the wrong one for an RNase-H1 gapmer, which cleaves a transcript whether or not its reading frame survives. Exon 2 is a sequenced acceptor in this disease: </w:t>
-      </w:r>
-      <w:r>
-        <w:rPr>
-          <w:rStyle w:val="Emphasis"/>
-        </w:rPr>
-        <w:t>EWSR1</w:t>
-      </w:r>
-      <w:r>
-        <w:rPr/>
-        <w:t xml:space="preserve"> exon 7 joined to </w:t>
-      </w:r>
-      <w:r>
-        <w:rPr>
-          <w:rStyle w:val="Emphasis"/>
-        </w:rPr>
-        <w:t>NR4A3</w:t>
-      </w:r>
-      <w:r>
-        <w:rPr/>
-        <w:t xml:space="preserve"> exon 2 was resolved in one of five </w:t>
-      </w:r>
-      <w:r>
-        <w:rPr>
-          <w:rStyle w:val="Emphasis"/>
-        </w:rPr>
-        <w:t>EWSR1</w:t>
-      </w:r>
-      <w:r>
-        <w:rPr/>
-        <w:t>-rearranged tumours of a whole-transcriptome series,</w:t>
-      </w:r>
-      <w:r>
-        <w:rPr>
-          <w:position w:val="7"/>
-          <w:sz w:val="17"/>
-        </w:rPr>
-        <w:t>23</w:t>
-      </w:r>
-      <w:r>
-        <w:rPr/>
-        <w:t xml:space="preserve"> and a </w:t>
-      </w:r>
-      <w:r>
-        <w:rPr>
-          <w:rStyle w:val="Emphasis"/>
-        </w:rPr>
-        <w:t>PGR</w:t>
-      </w:r>
-      <w:r>
-        <w:rPr/>
-        <w:t>::</w:t>
-      </w:r>
-      <w:r>
-        <w:rPr>
-          <w:rStyle w:val="Emphasis"/>
-        </w:rPr>
-        <w:t>NR4A3</w:t>
-      </w:r>
-      <w:r>
-        <w:rPr/>
-        <w:t xml:space="preserve"> case joins exon 2 to the </w:t>
-      </w:r>
-      <w:r>
-        <w:rPr>
-          <w:rStyle w:val="Emphasis"/>
-        </w:rPr>
-        <w:t>NR4A3</w:t>
-      </w:r>
-      <w:r>
-        <w:rPr/>
-        <w:t xml:space="preserve"> 5′ untranslated region.</w:t>
-      </w:r>
-      <w:r>
-        <w:rPr>
-          <w:position w:val="7"/>
-          <w:sz w:val="17"/>
-        </w:rPr>
-        <w:t>16</w:t>
-      </w:r>
-      <w:r>
-        <w:rPr/>
-        <w:t xml:space="preserve"> Beyond exon 3 the position is the reverse: across the exon-resolved </w:t>
-      </w:r>
-      <w:r>
-        <w:rPr>
-          <w:rStyle w:val="Emphasis"/>
-        </w:rPr>
-        <w:t>NR4A3</w:t>
-      </w:r>
-      <w:r>
-        <w:rPr/>
-        <w:t xml:space="preserve"> junctions retrieved here every acceptor is exon 2, exon 3, or a cryptic exon in intron 2,</w:t>
-      </w:r>
-      <w:r>
-        <w:rPr>
-          <w:position w:val="7"/>
-          <w:sz w:val="17"/>
-        </w:rPr>
-        <w:t>14</w:t>
-      </w:r>
-      <w:r>
-        <w:rPr/>
-        <w:t xml:space="preserve"> none 3′ of exon 3, so nothing is designed there because no patient is reported there.</w:t>
-      </w:r>
-    </w:p>
-    <w:p>
-      <w:pPr>
-        <w:pStyle w:val="BodyText"/>
-        <w:bidi w:val="0"/>
-        <w:rPr/>
-      </w:pPr>
-      <w:r>
-        <w:rPr/>
-        <w:t>Three are engineered constructs from a published functional study,</w:t>
-      </w:r>
-      <w:r>
-        <w:rPr>
-          <w:position w:val="7"/>
-          <w:sz w:val="17"/>
-        </w:rPr>
-        <w:t>14</w:t>
-      </w:r>
-      <w:r>
-        <w:rPr/>
-        <w:t xml:space="preserve"> whose exon spans that paper states verbatim; two of them, E-N and T-N*, carry exactly the junctions the reagents above span, so both named reagents have a stated test article. Rebuilding them is the faster route, but a complementary DNA over-expressed in a heterologous background speaks to junction-selective knockdown of the intended transcript, not to activity at an endogenous locus.</w:t>
-      </w:r>
-    </w:p>
-    <w:p>
-      <w:pPr>
-        <w:pStyle w:val="BodyText"/>
-        <w:bidi w:val="0"/>
-        <w:ind w:hanging="0" w:left="0" w:right="0"/>
-        <w:rPr/>
-      </w:pPr>
-      <w:r>
-        <w:rPr/>
-        <w:t>The other two are patient-derived, identity-clean models reported with two EMC tumours,</w:t>
-      </w:r>
-      <w:r>
-        <w:rPr>
-          <w:position w:val="7"/>
-          <w:sz w:val="17"/>
-        </w:rPr>
-        <w:t>15</w:t>
-      </w:r>
-      <w:r>
-        <w:rPr/>
-        <w:t xml:space="preserve"> USZ20-EMC1 (RRID:CVCL_C6MX) and USZ22-EMC2 (RRID:CVCL_C6MY) — the only source of a fusion-positive EMC cell identified here. They are available on request with no repository deposit, and are slow, at reported doubling times of five to six days. Their fusions are reported as </w:t>
-      </w:r>
-      <w:r>
-        <w:rPr>
-          <w:rStyle w:val="Emphasis"/>
-        </w:rPr>
-        <w:t>EWSR1</w:t>
-      </w:r>
-      <w:r>
-        <w:rPr/>
-        <w:t xml:space="preserve"> exon 13 and </w:t>
-      </w:r>
-      <w:r>
-        <w:rPr>
-          <w:rStyle w:val="Emphasis"/>
-        </w:rPr>
-        <w:t>TAF15</w:t>
-      </w:r>
-      <w:r>
-        <w:rPr/>
-        <w:t xml:space="preserve"> exon 6 joined to </w:t>
-      </w:r>
-      <w:r>
-        <w:rPr>
-          <w:rStyle w:val="Emphasis"/>
-        </w:rPr>
-        <w:t>NR4A3</w:t>
-      </w:r>
-      <w:r>
-        <w:rPr/>
-        <w:t xml:space="preserve"> exon 2 rather than exon 3, and the report carries no sequenced exon-exon boundary, no transcript accession and no junction sequence, so whether that names a non-coding acceptor or an unsupported numbering is not decidable from what is published. This work's own withdrawn version arose from an error of exactly this class.</w:t>
-      </w:r>
-    </w:p>
-    <w:p>
-      <w:pPr>
-        <w:pStyle w:val="BodyText"/>
-        <w:bidi w:val="0"/>
-        <w:rPr/>
-      </w:pPr>
-      <w:r>
-        <w:rPr/>
-        <w:t>One reading is nonetheless more parsimonious. EMC's defining lesion produces a chimeric transcription factor.</w:t>
-      </w:r>
-      <w:r>
-        <w:rPr>
-          <w:position w:val="7"/>
-          <w:sz w:val="17"/>
-        </w:rPr>
-        <w:t>1,14</w:t>
-      </w:r>
-      <w:r>
-        <w:rPr/>
-        <w:t xml:space="preserve"> A donor joined to </w:t>
-      </w:r>
-      <w:r>
-        <w:rPr>
-          <w:rStyle w:val="Emphasis"/>
-        </w:rPr>
-        <w:t>NR4A3</w:t>
-      </w:r>
-      <w:r>
-        <w:rPr/>
-        <w:t xml:space="preserve">'s non-coding exon 2 would sit upstream of that gene's own initiation codon and so would not yield one — though it would leave that codon intact and place </w:t>
-      </w:r>
-      <w:r>
-        <w:rPr>
-          <w:rStyle w:val="Emphasis"/>
-        </w:rPr>
-        <w:t>NR4A3</w:t>
-      </w:r>
-      <w:r>
-        <w:rPr/>
-        <w:t xml:space="preserve"> under the donor's promoter, a lesion of another kind rather than none. A donor joined to the first coding exon — transcript exon 3 — does yield a chimera. On that reading USZ22-EMC2 carries the junction the </w:t>
-      </w:r>
-      <w:r>
-        <w:rPr>
-          <w:rStyle w:val="Emphasis"/>
-        </w:rPr>
-        <w:t>TAF15</w:t>
-      </w:r>
-      <w:r>
-        <w:rPr/>
-        <w:t xml:space="preserve"> reagent spans, and USZ20-EMC1 carries </w:t>
-      </w:r>
-      <w:r>
-        <w:rPr>
-          <w:rStyle w:val="Emphasis"/>
-        </w:rPr>
-        <w:t>EWSR1</w:t>
-      </w:r>
-      <w:r>
-        <w:rPr/>
-        <w:t xml:space="preserve"> exon 13 joined to exon 3 — the third design of §2, not a reagent named for synthesis. This is an inference and not a determination, and the requirement below is unchanged. The released builder emits an exon-2 acceptor in two cases only: a seam a published report places a patient at, and one the user supplies from their own sequencing, checked against the builder's transcript models. Reagents exist at both acceptors: 5′-AGTGGGCTCTCCACGG-3′ at </w:t>
-      </w:r>
-      <w:r>
-        <w:rPr>
-          <w:rStyle w:val="Emphasis"/>
-        </w:rPr>
-        <w:t>EWSR1</w:t>
-      </w:r>
-      <w:r>
-        <w:rPr/>
-        <w:t xml:space="preserve"> exon 13 to exon 2 and 5′-AGTGGGCTCTTGTGTG-3′ at </w:t>
-      </w:r>
-      <w:r>
-        <w:rPr>
-          <w:rStyle w:val="Emphasis"/>
-        </w:rPr>
-        <w:t>TAF15</w:t>
-      </w:r>
-      <w:r>
-        <w:rPr/>
-        <w:t xml:space="preserve"> exon 6 to exon 2, both at the panel's top margin. Neither reaches the ten-base-pair criterion, and their longest wild-type parent duplexes through the whole gap are eight base pairs against wild-type </w:t>
-      </w:r>
-      <w:r>
-        <w:rPr>
-          <w:rStyle w:val="Emphasis"/>
-        </w:rPr>
-        <w:t>EWSR1</w:t>
-      </w:r>
-      <w:r>
-        <w:rPr/>
-        <w:t xml:space="preserve"> and nine against wild-type </w:t>
-      </w:r>
-      <w:r>
-        <w:rPr>
-          <w:rStyle w:val="Emphasis"/>
-        </w:rPr>
-        <w:t>NR4A3</w:t>
-      </w:r>
-      <w:r>
-        <w:rPr/>
-        <w:t xml:space="preserve"> — the second against the acceptor parent on which §5's selectivity ratio is defined, a closer call than either exon-3 reagent presents. A reagent selected for one acceptor is not valid for the other.</w:t>
-      </w:r>
-    </w:p>
-    <w:p>
-      <w:pPr>
-        <w:pStyle w:val="BodyText"/>
-        <w:bidi w:val="0"/>
-        <w:rPr/>
-      </w:pPr>
-      <w:r>
-        <w:rPr/>
-        <w:t xml:space="preserve">One requirement is upstream of all of them: the breakpoint of the test article must be established at nucleotide resolution by RNA sequencing before any oligonucleotide is ordered, every design here being specific to the exon pair it was tiled at. Routine diagnosis does not supply the seam, since break-apart </w:t>
-      </w:r>
-      <w:r>
-        <w:rPr>
-          <w:rStyle w:val="Emphasis"/>
-        </w:rPr>
-        <w:t>NR4A3</w:t>
-      </w:r>
-      <w:r>
-        <w:rPr/>
-        <w:t xml:space="preserve"> fluorescence in situ hybridisation detects a rearrangement irrespective of partner.</w:t>
-      </w:r>
-      <w:r>
-        <w:rPr>
-          <w:position w:val="7"/>
-          <w:sz w:val="17"/>
-        </w:rPr>
-        <w:t>3</w:t>
+        <w:t>Acknowledgments</w:t>
+      </w:r>
+    </w:p>
+    <w:p>
+      <w:pPr>
+        <w:pStyle w:val="BodyText"/>
+        <w:bidi w:val="0"/>
+        <w:rPr/>
+      </w:pPr>
+      <w:r>
+        <w:rPr/>
+        <w:t>No person other than the author contributed to this work.</w:t>
+      </w:r>
+    </w:p>
+    <w:p>
+      <w:pPr>
+        <w:pStyle w:val="BodyText"/>
+        <w:bidi w:val="0"/>
+        <w:rPr/>
+      </w:pPr>
+      <w:r>
+        <w:rPr/>
+        <w:t>T.D.M. is the sole author, and is responsible for the conception and design of the study, the analysis code, the screens and their interpretation, and the drafting and revision of this manuscript.</w:t>
       </w:r>
     </w:p>
     <w:p>
@@ -1206,81 +1333,18 @@
       </w:pPr>
       <w:r>
         <w:rPr/>
-        <w:t>5 · The falsification experiment</w:t>
-      </w:r>
-    </w:p>
-    <w:p>
-      <w:pPr>
-        <w:pStyle w:val="BodyText"/>
-        <w:bidi w:val="0"/>
-        <w:rPr/>
-      </w:pPr>
-      <w:r>
-        <w:rPr/>
-        <w:t xml:space="preserve">An isogenic fusion-positive against fusion-negative comparison has been run in an analogous fusion sarcoma, against </w:t>
-      </w:r>
-      <w:r>
-        <w:rPr>
-          <w:rStyle w:val="Emphasis"/>
-        </w:rPr>
-        <w:t>NAB2::STAT6</w:t>
-      </w:r>
-      <w:r>
-        <w:rPr/>
-        <w:t xml:space="preserve"> in solitary fibrous tumour.</w:t>
-      </w:r>
-      <w:r>
-        <w:rPr>
-          <w:position w:val="7"/>
-          <w:sz w:val="17"/>
-        </w:rPr>
-        <w:t>17</w:t>
-      </w:r>
-      <w:r>
-        <w:rPr/>
-        <w:t xml:space="preserve"> It is specified here for these reagents, with three controls a knockdown assay alone cannot distinguish. Two are named as sequences (Table 2): a dinucleotide-preserving scramble of each reagent, drawn and then put through the same mature-parent screen the reagent passed. That screening is what makes a scramble a control — 10.0% of such scrambles pair a parent's whole catalytic gap at the ten-base-pair criterion and 3.9% do so against wild-type </w:t>
-      </w:r>
-      <w:r>
-        <w:rPr>
-          <w:rStyle w:val="Emphasis"/>
-        </w:rPr>
-        <w:t>NR4A3</w:t>
-      </w:r>
-      <w:r>
-        <w:rPr/>
-        <w:t>, so an unscreened one carries a one-in-ten chance of being a second active molecule offered as a negative control. Clearing the screen is not a claim of inertness; it is the property a negative control has to have.</w:t>
-      </w:r>
-    </w:p>
-    <w:p>
-      <w:pPr>
-        <w:pStyle w:val="BodyText"/>
-        <w:bidi w:val="0"/>
-        <w:rPr/>
-      </w:pPr>
-      <w:r>
-        <w:rPr/>
-        <w:t xml:space="preserve">Selectivity is the wild-type </w:t>
-      </w:r>
-      <w:r>
-        <w:rPr>
-          <w:rStyle w:val="Emphasis"/>
-        </w:rPr>
-        <w:t>NR4A3</w:t>
-      </w:r>
-      <w:r>
-        <w:rPr/>
-        <w:t xml:space="preserve"> half-maximal knockdown concentration divided by the fusion's, from a matched dose-response in the same wells, at a cut of 5.0 adopted as a convention — a comparison of the two half-maximal concentrations is the margin assessment the recommendations specify at this step, and they decline to set a default value for it.</w:t>
-      </w:r>
-      <w:r>
-        <w:rPr>
-          <w:position w:val="7"/>
-          <w:sz w:val="17"/>
-        </w:rPr>
-        <w:t>22</w:t>
-      </w:r>
-      <w:r>
-        <w:rPr/>
-        <w:t xml:space="preserve"> At a replicate standard deviation of 0.35 on the natural-log scale, six independent biological replicates give about 80% power to falsify a true selectivity of 3 and three give about 30%. Above a realised standard deviation of about 0.65 at three replicates — 1.53 at six, 2.25 at ten — no observed ratio at or above one can put the upper limit of a two-sided 95% interval below 5, so the test can fail only on an anti-selective reading. Those figures are computed on that interval; a normal-approximation interval would move them. Such a test is void, and voidness is a property of the realised variance rather than of the design, so a pilot-based gate on the population variance bounds it from one side only: where a one-sided 95% chi-square bound on the pilot's standard deviation lies at or above the void figure for the count proposed, the decision is a larger replicate count, or no falsification test at all, and never three. The threshold is defined on the acceptor parent alone, so a reagent can clear it while pairing a donor transcript through its whole gap.</w:t>
+        <w:t>Author Disclosure Statement</w:t>
+      </w:r>
+    </w:p>
+    <w:p>
+      <w:pPr>
+        <w:pStyle w:val="BodyText"/>
+        <w:bidi w:val="0"/>
+        <w:rPr/>
+      </w:pPr>
+      <w:r>
+        <w:rPr/>
+        <w:t>No competing financial interests exist. The author holds no patent, patent application, equity or consultancy relating to any sequence or method described here.</w:t>
       </w:r>
     </w:p>
     <w:p>
@@ -1292,112 +1356,158 @@
       </w:pPr>
       <w:r>
         <w:rPr/>
-        <w:t>6 · Discussion</w:t>
-      </w:r>
-    </w:p>
-    <w:p>
-      <w:pPr>
-        <w:pStyle w:val="BodyText"/>
-        <w:bidi w:val="0"/>
-        <w:rPr/>
-      </w:pPr>
-      <w:r>
-        <w:rPr/>
-        <w:t xml:space="preserve">Designability is not the constraint: junction-spanning designs exist at every in-frame </w:t>
-      </w:r>
-      <w:r>
-        <w:rPr>
-          <w:rStyle w:val="Emphasis"/>
-        </w:rPr>
-        <w:t>NR4A3</w:t>
-      </w:r>
-      <w:r>
-        <w:rPr/>
-        <w:t xml:space="preserve"> fusion junction modelled here, and 35 of the 38 have one clearing the parent screen.</w:t>
-      </w:r>
-    </w:p>
-    <w:p>
-      <w:pPr>
-        <w:pStyle w:val="BodyText"/>
-        <w:bidi w:val="0"/>
-        <w:rPr/>
-      </w:pPr>
-      <w:r>
-        <w:rPr/>
-        <w:t xml:space="preserve">The constraint is discrimination between the fusion and its parents, and it is not resolved here. A junction design's most plausible wild-type liability is its own parent, in the mature transcript or across a splice junction in precursor RNA. Both are searched before any molecule exists, but not on comparable terms: the mature-transcript screen condemns on a ten-base-pair duplex through the gap and the precursor arm on a hit at up to two mismatches with the gap fully paired, so neither restates the other, and their counts may not be added because a design condemned in both is one design. A third compartment is searched only in the extended report: the patient's own un-rearranged </w:t>
-      </w:r>
-      <w:r>
-        <w:rPr>
-          <w:rStyle w:val="Emphasis"/>
-        </w:rPr>
-        <w:t>NR4A3</w:t>
-      </w:r>
-      <w:r>
-        <w:rPr/>
-        <w:t xml:space="preserve"> allele, at a two-mismatch ceiling that bounds its class from below. No design this panel selects is condemned by it, but it excludes two registers of §4's </w:t>
-      </w:r>
-      <w:r>
-        <w:rPr>
-          <w:rStyle w:val="Emphasis"/>
-        </w:rPr>
-        <w:t>EWSR1</w:t>
-      </w:r>
-      <w:r>
-        <w:rPr/>
-        <w:t xml:space="preserve"> exon 13 to </w:t>
-      </w:r>
-      <w:r>
-        <w:rPr>
-          <w:rStyle w:val="Emphasis"/>
-        </w:rPr>
-        <w:t>NR4A3</w:t>
-      </w:r>
-      <w:r>
-        <w:rPr/>
-        <w:t xml:space="preserve"> exon-2 seam while clearing that reagent — the register hazard of §2 arriving from a compartment the panel's selection never has to consider.</w:t>
-      </w:r>
-    </w:p>
-    <w:p>
-      <w:pPr>
-        <w:pStyle w:val="BodyText"/>
-        <w:bidi w:val="0"/>
-        <w:rPr/>
-      </w:pPr>
-      <w:r>
-        <w:rPr/>
-        <w:t>The four junction-specificity reports cited here</w:t>
-      </w:r>
-      <w:r>
-        <w:rPr>
-          <w:position w:val="7"/>
-          <w:sz w:val="17"/>
-        </w:rPr>
-        <w:t>8,9,10,18</w:t>
-      </w:r>
-      <w:r>
-        <w:rPr/>
-        <w:t xml:space="preserve"> were all made on molecules already synthesised; no survey of design pipelines was performed, so the screen-before-synthesis claim is about this literature as retrieved and not a priority claim. Whether sparing wild-type </w:t>
-      </w:r>
-      <w:r>
-        <w:rPr>
-          <w:rStyle w:val="Emphasis"/>
-        </w:rPr>
-        <w:t>NR4A3</w:t>
-      </w:r>
-      <w:r>
-        <w:rPr/>
-        <w:t xml:space="preserve"> is worth a specificity cost is itself unsettled, the reported paralogue redundancy and dosage effects pointing in opposite directions; the extended report gives that literature and does not resolve it either.</w:t>
-      </w:r>
-    </w:p>
-    <w:p>
-      <w:pPr>
-        <w:pStyle w:val="BodyText"/>
-        <w:bidi w:val="0"/>
-        <w:rPr/>
-      </w:pPr>
-      <w:r>
-        <w:rPr/>
-        <w:t>Three limits bound what any test of these reagents could show. All five screens address hybridisation rather than cleavage, and none establishes that a predicted duplex forms or is cut. The method-level novelty is nil, junction-directed oligonucleotides being long established; what is new is the indication and the screen applied before synthesis. And systemic delivery to a solid tumour remains unsolved, the gate this modality faces after any result reported here. Every source of a test article named here ends at someone culturing cells.</w:t>
+        <w:t>Statements and Declarations</w:t>
+      </w:r>
+    </w:p>
+    <w:p>
+      <w:pPr>
+        <w:pStyle w:val="BodyText"/>
+        <w:bidi w:val="0"/>
+        <w:rPr/>
+      </w:pPr>
+      <w:r>
+        <w:rPr>
+          <w:rStyle w:val="Strong"/>
+        </w:rPr>
+        <w:t>Research use only, and not for administration to any person or animal.</w:t>
+      </w:r>
+      <w:r>
+        <w:rPr/>
+        <w:t xml:space="preserve"> Every sequence here is a research reagent for laboratory investigation only, and none has been synthesised or tested. Order from the canonical record, </w:t>
+      </w:r>
+      <w:r>
+        <w:rPr>
+          <w:rStyle w:val="SourceText"/>
+        </w:rPr>
+        <w:t>fusion-junction-aso-sequences.csv</w:t>
+      </w:r>
+      <w:r>
+        <w:rPr/>
+        <w:t>, which specifies the sequence, every locked residue and the backbone, and not until the breakpoint has been established at nucleotide resolution by RNA sequencing.</w:t>
+      </w:r>
+    </w:p>
+    <w:p>
+      <w:pPr>
+        <w:pStyle w:val="BodyText"/>
+        <w:bidi w:val="0"/>
+        <w:rPr/>
+      </w:pPr>
+      <w:r>
+        <w:rPr>
+          <w:rStyle w:val="Strong"/>
+        </w:rPr>
+        <w:t>Ethical considerations.</w:t>
+      </w:r>
+      <w:r>
+        <w:rPr/>
+        <w:t xml:space="preserve"> Not applicable. No human subjects, human material or animals were involved, and no ethics approval was required.</w:t>
+      </w:r>
+    </w:p>
+    <w:p>
+      <w:pPr>
+        <w:pStyle w:val="BodyText"/>
+        <w:bidi w:val="0"/>
+        <w:rPr/>
+      </w:pPr>
+      <w:r>
+        <w:rPr>
+          <w:rStyle w:val="Strong"/>
+        </w:rPr>
+        <w:t>Consent to participate.</w:t>
+      </w:r>
+      <w:r>
+        <w:rPr/>
+        <w:t xml:space="preserve"> Not applicable. No participants were enrolled.</w:t>
+      </w:r>
+    </w:p>
+    <w:p>
+      <w:pPr>
+        <w:pStyle w:val="BodyText"/>
+        <w:bidi w:val="0"/>
+        <w:rPr/>
+      </w:pPr>
+      <w:r>
+        <w:rPr>
+          <w:rStyle w:val="Strong"/>
+        </w:rPr>
+        <w:t>Consent for publication.</w:t>
+      </w:r>
+      <w:r>
+        <w:rPr/>
+        <w:t xml:space="preserve"> Not applicable. The manuscript contains no data from any individual person.</w:t>
+      </w:r>
+    </w:p>
+    <w:p>
+      <w:pPr>
+        <w:pStyle w:val="BodyText"/>
+        <w:bidi w:val="0"/>
+        <w:rPr/>
+      </w:pPr>
+      <w:r>
+        <w:rPr>
+          <w:rStyle w:val="Strong"/>
+        </w:rPr>
+        <w:t>Funding statement.</w:t>
+      </w:r>
+      <w:r>
+        <w:rPr/>
+        <w:t xml:space="preserve"> No external funding; self-funded by the author.</w:t>
+      </w:r>
+    </w:p>
+    <w:p>
+      <w:pPr>
+        <w:pStyle w:val="BodyText"/>
+        <w:bidi w:val="0"/>
+        <w:rPr/>
+      </w:pPr>
+      <w:r>
+        <w:rPr>
+          <w:rStyle w:val="Strong"/>
+        </w:rPr>
+        <w:t>Use of artificial intelligence.</w:t>
+      </w:r>
+      <w:r>
+        <w:rPr/>
+        <w:t xml:space="preserve"> A large language model (Claude, Anthropic) was used throughout this work: to write and review the analysis code, to run the screens, to retrieve and check literature, and to draft and revise this manuscript. Every reference's bibliographic record was retrieved from PubMed rather than written from model output, and each citation was checked against the retrieved record. The author directed all work reported here and is responsible for its content.</w:t>
+      </w:r>
+    </w:p>
+    <w:p>
+      <w:pPr>
+        <w:pStyle w:val="BodyText"/>
+        <w:bidi w:val="0"/>
+        <w:rPr/>
+      </w:pPr>
+      <w:r>
+        <w:rPr>
+          <w:rStyle w:val="Strong"/>
+        </w:rPr>
+        <w:t>Data availability.</w:t>
+      </w:r>
+      <w:r>
+        <w:rPr/>
+        <w:t xml:space="preserve"> All code, graded artefacts and per-design tables are deposited under </w:t>
+      </w:r>
+      <w:hyperlink r:id="rId3">
+        <w:r>
+          <w:rPr>
+            <w:rStyle w:val="Hyperlink"/>
+          </w:rPr>
+          <w:t>doi:10.5281/zenodo.22061075</w:t>
+        </w:r>
+      </w:hyperlink>
+      <w:r>
+        <w:rPr/>
+        <w:t xml:space="preserve">. The extended report, carrying every screen's parameters and the complete bounds on each claim, is </w:t>
+      </w:r>
+      <w:r>
+        <w:rPr>
+          <w:rStyle w:val="SourceText"/>
+        </w:rPr>
+        <w:t>fusion-junction-aso-research-article.pdf</w:t>
+      </w:r>
+      <w:r>
+        <w:rPr/>
+        <w:t xml:space="preserve"> inside that deposit; it is not posted as a preprint, so the archived copy is the citable one. An earlier version of these analyses placed the acceptor junction incorrectly through a coding-versus-transcript exon indexing error and was withdrawn in full; the panels were rebuilt and verified, and the complete correction record is released with the archive.</w:t>
       </w:r>
     </w:p>
     <w:p>
@@ -1409,94 +1519,755 @@
       </w:pPr>
       <w:r>
         <w:rPr/>
-        <w:t>7 · Methods</w:t>
-      </w:r>
-    </w:p>
-    <w:p>
-      <w:pPr>
-        <w:pStyle w:val="BodyText"/>
-        <w:bidi w:val="0"/>
-        <w:rPr/>
-      </w:pPr>
-      <w:r>
-        <w:rPr/>
-        <w:t>All analyses are computational and use public data; no laboratory work was performed. Full parameters, the complete bounds on each claim and the per-design tables are in the extended report named under Data availability.</w:t>
-      </w:r>
-    </w:p>
-    <w:p>
-      <w:pPr>
-        <w:pStyle w:val="BodyText"/>
-        <w:bidi w:val="0"/>
-        <w:rPr/>
-      </w:pPr>
-      <w:r>
-        <w:rPr/>
-        <w:t xml:space="preserve">Canonical transcripts for the five partner genes and for </w:t>
-      </w:r>
-      <w:r>
-        <w:rPr>
-          <w:rStyle w:val="Emphasis"/>
-        </w:rPr>
-        <w:t>NR4A3</w:t>
-      </w:r>
-      <w:r>
-        <w:rPr/>
-        <w:t xml:space="preserve"> were obtained from Ensembl.</w:t>
-      </w:r>
-      <w:r>
-        <w:rPr>
-          <w:position w:val="7"/>
-          <w:sz w:val="17"/>
-        </w:rPr>
-        <w:t>19</w:t>
-      </w:r>
-      <w:r>
-        <w:rPr/>
-        <w:t xml:space="preserve"> Junction-spanning 16-mer gapmers were tiled in a 5-6-5 β-D-oxy-locked-nucleic-acid/DNA/β-D-oxy-locked-nucleic-acid geometry,</w:t>
-      </w:r>
-      <w:r>
-        <w:rPr>
-          <w:position w:val="7"/>
-          <w:sz w:val="17"/>
-        </w:rPr>
-        <w:t>20</w:t>
-      </w:r>
-      <w:r>
-        <w:rPr/>
-        <w:t xml:space="preserve"> one design per register at which the breakpoint falls inside the six-nucleotide DNA gap, which admits five per junction. That gap is the shortest length the cited source credits rather than its preferred one, and six is used because the genome-wide arm is not available above a 16-mer. A design's gap-level margin is the count of junction-unique bases inside the gap on the shorter side of the breakpoint.</w:t>
-      </w:r>
-    </w:p>
-    <w:p>
-      <w:pPr>
-        <w:pStyle w:val="BodyText"/>
-        <w:bidi w:val="0"/>
-        <w:rPr/>
-      </w:pPr>
-      <w:r>
-        <w:rPr/>
-        <w:t>Five specificity screens were applied: an alignment screen against human RefSeq RNA, classifying each near-match by whether the catalytic gap is paired; an exhaustive transcript scan complete for substitutions within a one-mismatch budget; a screen of the parents' unspliced sequence; a mature-parent screen recording the longest contiguous duplex any of six wild-type parent transcripts forms through the catalytic gap; and a genome-wide screen over every position of GRCh38, mitochondrial sequence included. Between them they cover mature transcript, unspliced precursor, exon-exon junction, non-coding and mitochondrial sequence, which is the search scope the 2025 recommendations ask for.</w:t>
-      </w:r>
-      <w:r>
-        <w:rPr>
-          <w:position w:val="7"/>
-          <w:sz w:val="17"/>
-        </w:rPr>
-        <w:t>22</w:t>
-      </w:r>
-      <w:r>
-        <w:rPr/>
-        <w:t xml:space="preserve"> A near-match is a transcript window pairing a design at 14 or more of its 16 positions. Each alignment was then re-scored on the nearest-neighbour stability of its longest contiguous paired run, the energy-based second stage those recommendations prescribe; only separations are reported. A design is liable where a wild-type parent pairs its whole catalytic gap over a contiguous run of ten base pairs or more, ten being adopted rather than measured. Null ensembles were built as scrambles of each design and as chimeras joining the same two parent transcripts at real exon termini, screened identically. Melting temperatures are nearest-neighbour values for an unmodified DNA:RNA hybrid at 250 nM strand.</w:t>
-      </w:r>
-      <w:r>
-        <w:rPr>
-          <w:position w:val="7"/>
-          <w:sz w:val="17"/>
-        </w:rPr>
-        <w:t>21</w:t>
-      </w:r>
-      <w:r>
-        <w:rPr/>
-        <w:t xml:space="preserve"> Those parameters do not describe a locked, phosphorothioate oligonucleotide, so no absolute melting point is reported; only the fusion-versus-parent separation, and as a floor, the fusion duplex pairing all ten locked residues to each parent half-duplex's five, by construction throughout.</w:t>
+        <w:t>References</w:t>
+      </w:r>
+    </w:p>
+    <w:p>
+      <w:pPr>
+        <w:pStyle w:val="BodyText"/>
+        <w:numPr>
+          <w:ilvl w:val="0"/>
+          <w:numId w:val="1"/>
+        </w:numPr>
+        <w:tabs>
+          <w:tab w:val="clear" w:pos="709"/>
+          <w:tab w:val="left" w:pos="709" w:leader="none"/>
+        </w:tabs>
+        <w:bidi w:val="0"/>
+        <w:spacing w:before="0" w:after="0"/>
+        <w:ind w:hanging="283" w:left="709" w:right="0"/>
+        <w:rPr/>
+      </w:pPr>
+      <w:bookmarkStart w:id="0" w:name="references-list"/>
+      <w:bookmarkEnd w:id="0"/>
+      <w:r>
+        <w:rPr/>
+        <w:t xml:space="preserve">Labelle Y, J Zucman, G Stenman, LG Kindblom, J Knight, C Turc-Carel, B Dockhorn-Dworniczak, N Mandahl, C Desmaze, et al. (1995). Oncogenic conversion of a novel orphan nuclear receptor by chromosome translocation. Hum Mol Genet 4:2219–2226. </w:t>
+      </w:r>
+      <w:hyperlink r:id="rId4">
+        <w:r>
+          <w:rPr>
+            <w:rStyle w:val="Hyperlink"/>
+          </w:rPr>
+          <w:t>doi:10.1093/hmg/4.12.2219</w:t>
+        </w:r>
+      </w:hyperlink>
+      <w:r>
+        <w:rPr/>
+        <w:t xml:space="preserve"> </w:t>
+      </w:r>
+    </w:p>
+    <w:p>
+      <w:pPr>
+        <w:pStyle w:val="BodyText"/>
+        <w:numPr>
+          <w:ilvl w:val="0"/>
+          <w:numId w:val="1"/>
+        </w:numPr>
+        <w:tabs>
+          <w:tab w:val="clear" w:pos="709"/>
+          <w:tab w:val="left" w:pos="709" w:leader="none"/>
+        </w:tabs>
+        <w:bidi w:val="0"/>
+        <w:spacing w:before="0" w:after="0"/>
+        <w:ind w:hanging="283" w:left="709"/>
+        <w:rPr/>
+      </w:pPr>
+      <w:r>
+        <w:rPr/>
+        <w:t xml:space="preserve">Paioli A, S Stacchiotti, D Campanacci, E Palmerini, AM Frezza, A Longhi, S Radaelli, DM Donati, G Beltrami, et al. (2021). Extraskeletal Myxoid Chondrosarcoma with Molecularly Confirmed Diagnosis: A Multicenter Retrospective Study Within the Italian Sarcoma Group. Ann Surg Oncol 28:1142–1150. </w:t>
+      </w:r>
+      <w:hyperlink r:id="rId5">
+        <w:r>
+          <w:rPr>
+            <w:rStyle w:val="Hyperlink"/>
+          </w:rPr>
+          <w:t>doi:10.1245/s10434-020-08737-7</w:t>
+        </w:r>
+      </w:hyperlink>
+      <w:r>
+        <w:rPr/>
+        <w:t xml:space="preserve"> </w:t>
+      </w:r>
+    </w:p>
+    <w:p>
+      <w:pPr>
+        <w:pStyle w:val="BodyText"/>
+        <w:numPr>
+          <w:ilvl w:val="0"/>
+          <w:numId w:val="1"/>
+        </w:numPr>
+        <w:tabs>
+          <w:tab w:val="clear" w:pos="709"/>
+          <w:tab w:val="left" w:pos="709" w:leader="none"/>
+        </w:tabs>
+        <w:bidi w:val="0"/>
+        <w:spacing w:before="0" w:after="0"/>
+        <w:ind w:hanging="283" w:left="709"/>
+        <w:rPr/>
+      </w:pPr>
+      <w:r>
+        <w:rPr/>
+        <w:t xml:space="preserve">Remiszewski P, S Falkowski, A Szumera-Ciećkiewicz, MJ Spałek, P Rutkowski and AM Czarnecka. (2025). From pathogenesis to the patient's bedside: a comprehensive review of extraskeletal myxoid chondrosarcoma. J Cancer Res Clin Oncol 151:283. </w:t>
+      </w:r>
+      <w:hyperlink r:id="rId6">
+        <w:r>
+          <w:rPr>
+            <w:rStyle w:val="Hyperlink"/>
+          </w:rPr>
+          <w:t>doi:10.1007/s00432-025-06316-5</w:t>
+        </w:r>
+      </w:hyperlink>
+      <w:r>
+        <w:rPr/>
+        <w:t xml:space="preserve"> </w:t>
+      </w:r>
+    </w:p>
+    <w:p>
+      <w:pPr>
+        <w:pStyle w:val="BodyText"/>
+        <w:numPr>
+          <w:ilvl w:val="0"/>
+          <w:numId w:val="1"/>
+        </w:numPr>
+        <w:tabs>
+          <w:tab w:val="clear" w:pos="709"/>
+          <w:tab w:val="left" w:pos="709" w:leader="none"/>
+        </w:tabs>
+        <w:bidi w:val="0"/>
+        <w:spacing w:before="0" w:after="0"/>
+        <w:ind w:hanging="283" w:left="709"/>
+        <w:rPr/>
+      </w:pPr>
+      <w:r>
+        <w:rPr/>
+        <w:t xml:space="preserve">Stacchiotti S, GP Dagrada, R Sanfilippo, T Negri, I Vittimberga, S Ferrari, F Grosso, G Apice, M Tricomi, et al. (2013). Anthracycline-based chemotherapy in extraskeletal myxoid chondrosarcoma: a retrospective study. Clin Sarcoma Res 3:16. </w:t>
+      </w:r>
+      <w:hyperlink r:id="rId7">
+        <w:r>
+          <w:rPr>
+            <w:rStyle w:val="Hyperlink"/>
+          </w:rPr>
+          <w:t>doi:10.1186/2045-3329-3-16</w:t>
+        </w:r>
+      </w:hyperlink>
+      <w:r>
+        <w:rPr/>
+        <w:t xml:space="preserve"> </w:t>
+      </w:r>
+    </w:p>
+    <w:p>
+      <w:pPr>
+        <w:pStyle w:val="BodyText"/>
+        <w:numPr>
+          <w:ilvl w:val="0"/>
+          <w:numId w:val="1"/>
+        </w:numPr>
+        <w:tabs>
+          <w:tab w:val="clear" w:pos="709"/>
+          <w:tab w:val="left" w:pos="709" w:leader="none"/>
+        </w:tabs>
+        <w:bidi w:val="0"/>
+        <w:spacing w:before="0" w:after="0"/>
+        <w:ind w:hanging="283" w:left="709"/>
+        <w:rPr/>
+      </w:pPr>
+      <w:r>
+        <w:rPr/>
+        <w:t xml:space="preserve">Stacchiotti S, S Ferrari, A Redondo, N Hindi, E Palmerini, MA Vaz Salgado, AM Frezza, PG Casali, A Gutierrez, et al. (2019). Pazopanib for treatment of advanced extraskeletal myxoid chondrosarcoma: a multicentre, single-arm, phase 2 trial. Lancet Oncol 20:1252–1262. </w:t>
+      </w:r>
+      <w:hyperlink r:id="rId8">
+        <w:r>
+          <w:rPr>
+            <w:rStyle w:val="Hyperlink"/>
+          </w:rPr>
+          <w:t>doi:10.1016/S1470-2045(19)30319-5</w:t>
+        </w:r>
+      </w:hyperlink>
+      <w:r>
+        <w:rPr/>
+        <w:t xml:space="preserve"> </w:t>
+      </w:r>
+    </w:p>
+    <w:p>
+      <w:pPr>
+        <w:pStyle w:val="BodyText"/>
+        <w:numPr>
+          <w:ilvl w:val="0"/>
+          <w:numId w:val="1"/>
+        </w:numPr>
+        <w:tabs>
+          <w:tab w:val="clear" w:pos="709"/>
+          <w:tab w:val="left" w:pos="709" w:leader="none"/>
+        </w:tabs>
+        <w:bidi w:val="0"/>
+        <w:spacing w:before="0" w:after="0"/>
+        <w:ind w:hanging="283" w:left="709"/>
+        <w:rPr/>
+      </w:pPr>
+      <w:r>
+        <w:rPr/>
+        <w:t xml:space="preserve">Skórski T, C Szczylik, L Malaguarnera and B Calabretta. (1991). Gene-targeted specific inhibition of chronic myeloid leukemia cell growth by BCR-ABL antisense oligodeoxynucleotides. Folia Histochem Cytobiol 29:85–89. </w:t>
+      </w:r>
+    </w:p>
+    <w:p>
+      <w:pPr>
+        <w:pStyle w:val="BodyText"/>
+        <w:numPr>
+          <w:ilvl w:val="0"/>
+          <w:numId w:val="1"/>
+        </w:numPr>
+        <w:tabs>
+          <w:tab w:val="clear" w:pos="709"/>
+          <w:tab w:val="left" w:pos="709" w:leader="none"/>
+        </w:tabs>
+        <w:bidi w:val="0"/>
+        <w:spacing w:before="0" w:after="0"/>
+        <w:ind w:hanging="283" w:left="709"/>
+        <w:rPr/>
+      </w:pPr>
+      <w:r>
+        <w:rPr/>
+        <w:t xml:space="preserve">Toretsky JA, Y Connell, L Neckers and NK Bhat. (1997). Inhibition of EWS-FLI-1 fusion protein with antisense oligodeoxynucleotides. J Neurooncol 31:9–16. </w:t>
+      </w:r>
+      <w:hyperlink r:id="rId9">
+        <w:r>
+          <w:rPr>
+            <w:rStyle w:val="Hyperlink"/>
+          </w:rPr>
+          <w:t>doi:10.1023/a:1005716926800</w:t>
+        </w:r>
+      </w:hyperlink>
+      <w:r>
+        <w:rPr/>
+        <w:t xml:space="preserve"> </w:t>
+      </w:r>
+    </w:p>
+    <w:p>
+      <w:pPr>
+        <w:pStyle w:val="BodyText"/>
+        <w:numPr>
+          <w:ilvl w:val="0"/>
+          <w:numId w:val="1"/>
+        </w:numPr>
+        <w:tabs>
+          <w:tab w:val="clear" w:pos="709"/>
+          <w:tab w:val="left" w:pos="709" w:leader="none"/>
+        </w:tabs>
+        <w:bidi w:val="0"/>
+        <w:spacing w:before="0" w:after="0"/>
+        <w:ind w:hanging="283" w:left="709"/>
+        <w:rPr/>
+      </w:pPr>
+      <w:r>
+        <w:rPr/>
+        <w:t xml:space="preserve">Parker Kerrigan BC, D Ledbetter, M Kronowitz, L Phillips, J Gumin, A Hossain, J Yang, M Mendt, S Singh, et al. (2020). RNAi technology targeting the FGFR3-TACC3 fusion breakpoint: an opportunity for precision medicine. Neurooncol Adv 2:vdaa132. </w:t>
+      </w:r>
+      <w:hyperlink r:id="rId10">
+        <w:r>
+          <w:rPr>
+            <w:rStyle w:val="Hyperlink"/>
+          </w:rPr>
+          <w:t>doi:10.1093/noajnl/vdaa132</w:t>
+        </w:r>
+      </w:hyperlink>
+      <w:r>
+        <w:rPr/>
+        <w:t xml:space="preserve"> </w:t>
+      </w:r>
+    </w:p>
+    <w:p>
+      <w:pPr>
+        <w:pStyle w:val="BodyText"/>
+        <w:numPr>
+          <w:ilvl w:val="0"/>
+          <w:numId w:val="1"/>
+        </w:numPr>
+        <w:tabs>
+          <w:tab w:val="clear" w:pos="709"/>
+          <w:tab w:val="left" w:pos="709" w:leader="none"/>
+        </w:tabs>
+        <w:bidi w:val="0"/>
+        <w:spacing w:before="0" w:after="0"/>
+        <w:ind w:hanging="283" w:left="709"/>
+        <w:rPr/>
+      </w:pPr>
+      <w:r>
+        <w:rPr/>
+        <w:t xml:space="preserve">Ward SV, T Sternsdorf and NB Woods. (2011). Targeting expression of the leukemogenic PML-RARα fusion protein by lentiviral vector-mediated small interfering RNA results in leukemic cell differentiation and apoptosis. Hum Gene Ther 22:1593–1598. </w:t>
+      </w:r>
+      <w:hyperlink r:id="rId11">
+        <w:r>
+          <w:rPr>
+            <w:rStyle w:val="Hyperlink"/>
+          </w:rPr>
+          <w:t>doi:10.1089/hum.2011.079</w:t>
+        </w:r>
+      </w:hyperlink>
+      <w:r>
+        <w:rPr/>
+        <w:t xml:space="preserve"> </w:t>
+      </w:r>
+    </w:p>
+    <w:p>
+      <w:pPr>
+        <w:pStyle w:val="BodyText"/>
+        <w:numPr>
+          <w:ilvl w:val="0"/>
+          <w:numId w:val="1"/>
+        </w:numPr>
+        <w:tabs>
+          <w:tab w:val="clear" w:pos="709"/>
+          <w:tab w:val="left" w:pos="709" w:leader="none"/>
+        </w:tabs>
+        <w:bidi w:val="0"/>
+        <w:spacing w:before="0" w:after="0"/>
+        <w:ind w:hanging="283" w:left="709"/>
+        <w:rPr/>
+      </w:pPr>
+      <w:r>
+        <w:rPr/>
+        <w:t xml:space="preserve">Shao L, I Tekedereli, J Wang, E Yuca, S Tsang, A Sood, G Lopez-Berestein, B Ozpolat and M Ittmann. (2012). Highly specific targeting of the TMPRSS2/ERG fusion gene using liposomal nanovectors. Clin Cancer Res 18:6648–6657. </w:t>
+      </w:r>
+      <w:hyperlink r:id="rId12">
+        <w:r>
+          <w:rPr>
+            <w:rStyle w:val="Hyperlink"/>
+          </w:rPr>
+          <w:t>doi:10.1158/1078-0432.ccr-12-2715</w:t>
+        </w:r>
+      </w:hyperlink>
+      <w:r>
+        <w:rPr/>
+        <w:t xml:space="preserve"> </w:t>
+      </w:r>
+    </w:p>
+    <w:p>
+      <w:pPr>
+        <w:pStyle w:val="BodyText"/>
+        <w:numPr>
+          <w:ilvl w:val="0"/>
+          <w:numId w:val="1"/>
+        </w:numPr>
+        <w:tabs>
+          <w:tab w:val="clear" w:pos="709"/>
+          <w:tab w:val="left" w:pos="709" w:leader="none"/>
+        </w:tabs>
+        <w:bidi w:val="0"/>
+        <w:spacing w:before="0" w:after="0"/>
+        <w:ind w:hanging="283" w:left="709"/>
+        <w:rPr/>
+      </w:pPr>
+      <w:r>
+        <w:rPr/>
+        <w:t xml:space="preserve">Neumayer C, D Ng, D Requena, CS Jiang, A Qureshi, R Vaughan, TP Prakash, A Revenko and SM Simon. (2024). GalNAc-conjugated siRNA targeting the DNAJB1-PRKACA fusion junction in fibrolamellar hepatocellular carcinoma. Mol Ther 32:140–151. </w:t>
+      </w:r>
+      <w:hyperlink r:id="rId13">
+        <w:r>
+          <w:rPr>
+            <w:rStyle w:val="Hyperlink"/>
+          </w:rPr>
+          <w:t>doi:10.1016/j.ymthe.2023.11.012</w:t>
+        </w:r>
+      </w:hyperlink>
+      <w:r>
+        <w:rPr/>
+        <w:t xml:space="preserve"> </w:t>
+      </w:r>
+    </w:p>
+    <w:p>
+      <w:pPr>
+        <w:pStyle w:val="BodyText"/>
+        <w:numPr>
+          <w:ilvl w:val="0"/>
+          <w:numId w:val="1"/>
+        </w:numPr>
+        <w:tabs>
+          <w:tab w:val="clear" w:pos="709"/>
+          <w:tab w:val="left" w:pos="709" w:leader="none"/>
+        </w:tabs>
+        <w:bidi w:val="0"/>
+        <w:spacing w:before="0" w:after="0"/>
+        <w:ind w:hanging="283" w:left="709"/>
+        <w:rPr/>
+      </w:pPr>
+      <w:r>
+        <w:rPr/>
+        <w:t xml:space="preserve">Panagopoulos I, F Mertens, M Isaksson, HA Domanski, O Brosjö, S Heim, B Bjerkehagen, R Sciot, P Dal Cin, et al. (2002). Molecular genetic characterization of the EWS/CHN and RBP56/CHN fusion genes in extraskeletal myxoid chondrosarcoma. Genes Chromosomes Cancer 35:340–352. </w:t>
+      </w:r>
+      <w:hyperlink r:id="rId14">
+        <w:r>
+          <w:rPr>
+            <w:rStyle w:val="Hyperlink"/>
+          </w:rPr>
+          <w:t>doi:10.1002/gcc.10127</w:t>
+        </w:r>
+      </w:hyperlink>
+      <w:r>
+        <w:rPr/>
+        <w:t xml:space="preserve"> </w:t>
+      </w:r>
+    </w:p>
+    <w:p>
+      <w:pPr>
+        <w:pStyle w:val="BodyText"/>
+        <w:numPr>
+          <w:ilvl w:val="0"/>
+          <w:numId w:val="1"/>
+        </w:numPr>
+        <w:tabs>
+          <w:tab w:val="clear" w:pos="709"/>
+          <w:tab w:val="left" w:pos="709" w:leader="none"/>
+        </w:tabs>
+        <w:bidi w:val="0"/>
+        <w:spacing w:before="0" w:after="0"/>
+        <w:ind w:hanging="283" w:left="709"/>
+        <w:rPr/>
+      </w:pPr>
+      <w:r>
+        <w:rPr/>
+        <w:t xml:space="preserve">Huang SC, JC Lee, YC Hsu, JW Tsai, YC Kao, TH Hsieh, YM Chang, KC Chang, PS Wu, et al. (2023). Extraskeletal Myxoid Chondrosarcomas: The Uncommon Clinicopathologic Manifestations and Significance of TAF15::NR4A3 Fusion. Mod Pathol 36:100161. </w:t>
+      </w:r>
+      <w:hyperlink r:id="rId15">
+        <w:r>
+          <w:rPr>
+            <w:rStyle w:val="Hyperlink"/>
+          </w:rPr>
+          <w:t>doi:10.1016/j.modpat.2023.100161</w:t>
+        </w:r>
+      </w:hyperlink>
+      <w:r>
+        <w:rPr/>
+        <w:t xml:space="preserve"> </w:t>
+      </w:r>
+    </w:p>
+    <w:p>
+      <w:pPr>
+        <w:pStyle w:val="BodyText"/>
+        <w:numPr>
+          <w:ilvl w:val="0"/>
+          <w:numId w:val="1"/>
+        </w:numPr>
+        <w:tabs>
+          <w:tab w:val="clear" w:pos="709"/>
+          <w:tab w:val="left" w:pos="709" w:leader="none"/>
+        </w:tabs>
+        <w:bidi w:val="0"/>
+        <w:spacing w:before="0" w:after="0"/>
+        <w:ind w:hanging="283" w:left="709"/>
+        <w:rPr/>
+      </w:pPr>
+      <w:r>
+        <w:rPr/>
+        <w:t xml:space="preserve">Brenca M, S Stacchiotti, K Fassetta, M Sbaraglia, M Janjusevic, D Racanelli, M Polano, S Rossi, S Brich, et al. (2019). NR4A3 fusion proteins trigger an axon guidance switch that marks the difference between EWSR1 and TAF15 translocated extraskeletal myxoid chondrosarcomas. J Pathol 249:90–101. </w:t>
+      </w:r>
+      <w:hyperlink r:id="rId16">
+        <w:r>
+          <w:rPr>
+            <w:rStyle w:val="Hyperlink"/>
+          </w:rPr>
+          <w:t>doi:10.1002/path.5284</w:t>
+        </w:r>
+      </w:hyperlink>
+      <w:r>
+        <w:rPr/>
+        <w:t xml:space="preserve"> </w:t>
+      </w:r>
+    </w:p>
+    <w:p>
+      <w:pPr>
+        <w:pStyle w:val="BodyText"/>
+        <w:numPr>
+          <w:ilvl w:val="0"/>
+          <w:numId w:val="1"/>
+        </w:numPr>
+        <w:tabs>
+          <w:tab w:val="clear" w:pos="709"/>
+          <w:tab w:val="left" w:pos="709" w:leader="none"/>
+        </w:tabs>
+        <w:bidi w:val="0"/>
+        <w:spacing w:before="0" w:after="0"/>
+        <w:ind w:hanging="283" w:left="709"/>
+        <w:rPr/>
+      </w:pPr>
+      <w:r>
+        <w:rPr/>
+        <w:t xml:space="preserve">Bangerter JL, KJ Harnisch, Y Chen, C Hagedorn, L Planas-Paz and C Pauli. (2023). Establishment, characterization and functional testing of two novel ex vivo extraskeletal myxoid chondrosarcoma (EMC) cell models. Hum Cell 36:446–455. </w:t>
+      </w:r>
+      <w:hyperlink r:id="rId17">
+        <w:r>
+          <w:rPr>
+            <w:rStyle w:val="Hyperlink"/>
+          </w:rPr>
+          <w:t>doi:10.1007/s13577-022-00818-x</w:t>
+        </w:r>
+      </w:hyperlink>
+      <w:r>
+        <w:rPr/>
+        <w:t xml:space="preserve"> </w:t>
+      </w:r>
+    </w:p>
+    <w:p>
+      <w:pPr>
+        <w:pStyle w:val="BodyText"/>
+        <w:numPr>
+          <w:ilvl w:val="0"/>
+          <w:numId w:val="1"/>
+        </w:numPr>
+        <w:tabs>
+          <w:tab w:val="clear" w:pos="709"/>
+          <w:tab w:val="left" w:pos="709" w:leader="none"/>
+        </w:tabs>
+        <w:bidi w:val="0"/>
+        <w:spacing w:before="0" w:after="0"/>
+        <w:ind w:hanging="283" w:left="709"/>
+        <w:rPr/>
+      </w:pPr>
+      <w:r>
+        <w:rPr/>
+        <w:t xml:space="preserve">Wilbur HC, DR Robinson, YM Wu, C Kumar-Sinha, AM Chinnaiyan and R Chugh. (2022). Identification of Novel PGR-NR4A3 Fusion in Extraskeletal Myxoid Chondrosarcoma and Resultant Patient Benefit From Tamoxifen Therapy. JCO Precis Oncol 6:e2200039. </w:t>
+      </w:r>
+      <w:hyperlink r:id="rId18">
+        <w:r>
+          <w:rPr>
+            <w:rStyle w:val="Hyperlink"/>
+          </w:rPr>
+          <w:t>doi:10.1200/po.22.00039</w:t>
+        </w:r>
+      </w:hyperlink>
+      <w:r>
+        <w:rPr/>
+        <w:t xml:space="preserve"> </w:t>
+      </w:r>
+    </w:p>
+    <w:p>
+      <w:pPr>
+        <w:pStyle w:val="BodyText"/>
+        <w:numPr>
+          <w:ilvl w:val="0"/>
+          <w:numId w:val="1"/>
+        </w:numPr>
+        <w:tabs>
+          <w:tab w:val="clear" w:pos="709"/>
+          <w:tab w:val="left" w:pos="709" w:leader="none"/>
+        </w:tabs>
+        <w:bidi w:val="0"/>
+        <w:spacing w:before="0" w:after="0"/>
+        <w:ind w:hanging="283" w:left="709"/>
+        <w:rPr/>
+      </w:pPr>
+      <w:r>
+        <w:rPr/>
+        <w:t xml:space="preserve">Li Y, JT Nguyen, M Ammanamanchi, Z Zhou, EF Harbut, JL Mondaza-Hernandez, CA Meyer, DS Moura, J Martin-Broto, HN Hayenga and L Bleris. (2023). Reduction of Tumor Growth with RNA-Targeting Treatment of the NAB2-STAT6 Fusion Transcript in Solitary Fibrous Tumor Models. Cancers (Basel) 15:3127. </w:t>
+      </w:r>
+      <w:hyperlink r:id="rId19">
+        <w:r>
+          <w:rPr>
+            <w:rStyle w:val="Hyperlink"/>
+          </w:rPr>
+          <w:t>doi:10.3390/cancers15123127</w:t>
+        </w:r>
+      </w:hyperlink>
+      <w:r>
+        <w:rPr/>
+        <w:t xml:space="preserve"> </w:t>
+      </w:r>
+    </w:p>
+    <w:p>
+      <w:pPr>
+        <w:pStyle w:val="BodyText"/>
+        <w:numPr>
+          <w:ilvl w:val="0"/>
+          <w:numId w:val="1"/>
+        </w:numPr>
+        <w:tabs>
+          <w:tab w:val="clear" w:pos="709"/>
+          <w:tab w:val="left" w:pos="709" w:leader="none"/>
+        </w:tabs>
+        <w:bidi w:val="0"/>
+        <w:spacing w:before="0" w:after="0"/>
+        <w:ind w:hanging="283" w:left="709"/>
+        <w:rPr/>
+      </w:pPr>
+      <w:r>
+        <w:rPr/>
+        <w:t xml:space="preserve">Lee MS, S An, JY Song, M Sung, K Jung, ES Chang, J Choi, DY Oh, YK Jeon, et al. (2023). Cancer-Specific Sequences in the Diagnosis and Treatment of NUT Carcinoma. Cancer Res Treat 55:452–467. </w:t>
+      </w:r>
+      <w:hyperlink r:id="rId20">
+        <w:r>
+          <w:rPr>
+            <w:rStyle w:val="Hyperlink"/>
+          </w:rPr>
+          <w:t>doi:10.4143/crt.2022.910</w:t>
+        </w:r>
+      </w:hyperlink>
+      <w:r>
+        <w:rPr/>
+        <w:t xml:space="preserve"> </w:t>
+      </w:r>
+    </w:p>
+    <w:p>
+      <w:pPr>
+        <w:pStyle w:val="BodyText"/>
+        <w:numPr>
+          <w:ilvl w:val="0"/>
+          <w:numId w:val="1"/>
+        </w:numPr>
+        <w:tabs>
+          <w:tab w:val="clear" w:pos="709"/>
+          <w:tab w:val="left" w:pos="709" w:leader="none"/>
+        </w:tabs>
+        <w:bidi w:val="0"/>
+        <w:spacing w:before="0" w:after="0"/>
+        <w:ind w:hanging="283" w:left="709"/>
+        <w:rPr/>
+      </w:pPr>
+      <w:r>
+        <w:rPr/>
+        <w:t xml:space="preserve">Dyer SC, O Austine-Orimoloye, AG Azov, M Barba, I Barnes, VP Barrera-Enriquez, A Becker, R Bennett, M Beracochea, et al. (2025). Ensembl 2025. Nucleic Acids Res 53:D948–D957. </w:t>
+      </w:r>
+      <w:hyperlink r:id="rId21">
+        <w:r>
+          <w:rPr>
+            <w:rStyle w:val="Hyperlink"/>
+          </w:rPr>
+          <w:t>doi:10.1093/nar/gkae1071</w:t>
+        </w:r>
+      </w:hyperlink>
+      <w:r>
+        <w:rPr/>
+        <w:t xml:space="preserve"> </w:t>
+      </w:r>
+    </w:p>
+    <w:p>
+      <w:pPr>
+        <w:pStyle w:val="BodyText"/>
+        <w:numPr>
+          <w:ilvl w:val="0"/>
+          <w:numId w:val="1"/>
+        </w:numPr>
+        <w:tabs>
+          <w:tab w:val="clear" w:pos="709"/>
+          <w:tab w:val="left" w:pos="709" w:leader="none"/>
+        </w:tabs>
+        <w:bidi w:val="0"/>
+        <w:spacing w:before="0" w:after="0"/>
+        <w:ind w:hanging="283" w:left="709"/>
+        <w:rPr/>
+      </w:pPr>
+      <w:r>
+        <w:rPr/>
+        <w:t xml:space="preserve">Kauppinen S, B Vester and J Wengel. (2005). Locked nucleic acid (LNA): High affinity targeting of RNA for diagnostics and therapeutics. Drug Discov Today Technol 2:287–290. </w:t>
+      </w:r>
+      <w:hyperlink r:id="rId22">
+        <w:r>
+          <w:rPr>
+            <w:rStyle w:val="Hyperlink"/>
+          </w:rPr>
+          <w:t>doi:10.1016/j.ddtec.2005.08.012</w:t>
+        </w:r>
+      </w:hyperlink>
+      <w:r>
+        <w:rPr/>
+        <w:t xml:space="preserve"> </w:t>
+      </w:r>
+    </w:p>
+    <w:p>
+      <w:pPr>
+        <w:pStyle w:val="BodyText"/>
+        <w:numPr>
+          <w:ilvl w:val="0"/>
+          <w:numId w:val="1"/>
+        </w:numPr>
+        <w:tabs>
+          <w:tab w:val="clear" w:pos="709"/>
+          <w:tab w:val="left" w:pos="709" w:leader="none"/>
+        </w:tabs>
+        <w:bidi w:val="0"/>
+        <w:spacing w:before="0" w:after="0"/>
+        <w:ind w:hanging="283" w:left="709"/>
+        <w:rPr/>
+      </w:pPr>
+      <w:r>
+        <w:rPr/>
+        <w:t xml:space="preserve">Sugimoto N, S Nakano, M Katoh, A Matsumura, H Nakamuta, T Ohmichi, M Yoneyama and M Sasaki. (1995). Thermodynamic parameters to predict stability of RNA/DNA hybrid duplexes. Biochemistry 34:11211–11216. </w:t>
+      </w:r>
+      <w:hyperlink r:id="rId23">
+        <w:r>
+          <w:rPr>
+            <w:rStyle w:val="Hyperlink"/>
+          </w:rPr>
+          <w:t>doi:10.1021/bi00035a029</w:t>
+        </w:r>
+      </w:hyperlink>
+      <w:r>
+        <w:rPr/>
+        <w:t xml:space="preserve"> </w:t>
+      </w:r>
+    </w:p>
+    <w:p>
+      <w:pPr>
+        <w:pStyle w:val="BodyText"/>
+        <w:numPr>
+          <w:ilvl w:val="0"/>
+          <w:numId w:val="1"/>
+        </w:numPr>
+        <w:tabs>
+          <w:tab w:val="clear" w:pos="709"/>
+          <w:tab w:val="left" w:pos="709" w:leader="none"/>
+        </w:tabs>
+        <w:bidi w:val="0"/>
+        <w:spacing w:before="0" w:after="0"/>
+        <w:ind w:hanging="283" w:left="709"/>
+        <w:rPr/>
+      </w:pPr>
+      <w:r>
+        <w:rPr/>
+        <w:t xml:space="preserve">Andersson P, SA Burel, H Estrella, J Foy, PH Hagedorn, TA Harper Jr, SP Henry, JC Hoflack, EM Holgersen, et al. (2025). Assessing Hybridization-Dependent Off-Target Risk for Therapeutic Oligonucleotides: Updated Industry Recommendations. Nucleic Acid Ther 35:16–33. </w:t>
+      </w:r>
+      <w:hyperlink r:id="rId24">
+        <w:r>
+          <w:rPr>
+            <w:rStyle w:val="Hyperlink"/>
+          </w:rPr>
+          <w:t>doi:10.1089/nat.2024.0072</w:t>
+        </w:r>
+      </w:hyperlink>
+      <w:r>
+        <w:rPr/>
+        <w:t xml:space="preserve"> </w:t>
+      </w:r>
+    </w:p>
+    <w:p>
+      <w:pPr>
+        <w:pStyle w:val="BodyText"/>
+        <w:numPr>
+          <w:ilvl w:val="0"/>
+          <w:numId w:val="1"/>
+        </w:numPr>
+        <w:tabs>
+          <w:tab w:val="clear" w:pos="709"/>
+          <w:tab w:val="left" w:pos="709" w:leader="none"/>
+        </w:tabs>
+        <w:bidi w:val="0"/>
+        <w:ind w:hanging="283" w:left="709"/>
+        <w:rPr/>
+      </w:pPr>
+      <w:r>
+        <w:rPr/>
+        <w:t xml:space="preserve">Urbini M, V Indio, A Astolfi, G Tarantino, SL Renne, S Pilotti, AP Dei Tos, R Maestro, P Collini, et al. (2018). Identification of an Actionable Mutation of KIT in a Case of Extraskeletal Myxoid Chondrosarcoma. Int J Mol Sci 19:E1855. </w:t>
+      </w:r>
+      <w:hyperlink r:id="rId25">
+        <w:r>
+          <w:rPr>
+            <w:rStyle w:val="Hyperlink"/>
+          </w:rPr>
+          <w:t>doi:10.3390/ijms19071855</w:t>
+        </w:r>
+      </w:hyperlink>
+      <w:r>
+        <w:rPr/>
+        <w:t xml:space="preserve"> </w:t>
       </w:r>
     </w:p>
     <w:p>
@@ -1552,7 +2323,7 @@
         <w:rPr/>
         <w:t xml:space="preserve"> The parent-duplex column is the longest contiguous duplex a mature wild-type parent forms through the catalytic gap; neither reagent reaches the ten-base-pair criterion, so the length is printed rather than a pass mark. Test articles are the engineered constructs of Brenca et al. (</w:t>
       </w:r>
-      <w:hyperlink r:id="rId3">
+      <w:hyperlink r:id="rId26">
         <w:r>
           <w:rPr>
             <w:rStyle w:val="Hyperlink"/>
@@ -1564,7 +2335,7 @@
         <w:rPr/>
         <w:t>); the two patient-derived models of Bangerter et al. (</w:t>
       </w:r>
-      <w:hyperlink r:id="rId4">
+      <w:hyperlink r:id="rId27">
         <w:r>
           <w:rPr>
             <w:rStyle w:val="Hyperlink"/>
@@ -1574,7 +2345,7 @@
       </w:hyperlink>
       <w:r>
         <w:rPr/>
-        <w:t>) are REPORTED at an NR4A3 exon-2 acceptor and match different designs, not these two. ΔTm separates the fusion duplex from the more stable half of the design's own target window, which is a different parent from the duplex column's searched wild-type TFG. It is a floor, by the method and for the reason given in Methods; absolute melting points are not reported for a locked, phosphorothioate oligonucleotide. Nothing here has been synthesised or tested, and no sequence may be administered to any person or animal.</w:t>
+        <w:t>) are REPORTED at an NR4A3 exon-2 acceptor and match different designs, not these two. ΔTm separates the fusion duplex from the more stable half of the design's own target window, which is a different parent from the duplex column's searched wild-type TFG. The separation is a floor rather than an estimate, for the reason Methods gives; absolute melting points are not reported for a locked, phosphorothioate oligonucleotide. Nothing here has been synthesised or tested, and no sequence may be administered to any person or animal.</w:t>
       </w:r>
     </w:p>
     <w:tbl>
@@ -1620,7 +2391,7 @@
             </w:pPr>
             <w:r>
               <w:rPr/>
-              <w:t>Table 1. The two reagents named for synthesis, with their parent-duplex label and their test article</w:t>
+              <w:t>Table 1</w:t>
             </w:r>
           </w:p>
         </w:tc>
@@ -2125,7 +2896,7 @@
             </w:pPr>
             <w:r>
               <w:rPr/>
-              <w:t>Table 2. The two control oligonucleotides, each screened as its reagent was</w:t>
+              <w:t>Table 2</w:t>
             </w:r>
           </w:p>
         </w:tc>
@@ -2428,7 +3199,7 @@
         <w:rPr/>
         <w:drawing>
           <wp:inline distT="0" distB="0" distL="0" distR="0">
-            <wp:extent cx="720090" cy="2849880"/>
+            <wp:extent cx="720090" cy="3255010"/>
             <wp:effectExtent l="0" t="0" r="0" b="0"/>
             <wp:docPr id="1" name="Image1" descr=""/>
             <wp:cNvGraphicFramePr>
@@ -2444,7 +3215,7 @@
                     </pic:cNvPicPr>
                   </pic:nvPicPr>
                   <pic:blipFill>
-                    <a:blip r:embed="rId5"/>
+                    <a:blip r:embed="rId28"/>
                     <a:stretch>
                       <a:fillRect/>
                     </a:stretch>
@@ -2452,7 +3223,7 @@
                   <pic:spPr bwMode="auto">
                     <a:xfrm>
                       <a:off x="0" y="0"/>
-                      <a:ext cx="720090" cy="2849880"/>
+                      <a:ext cx="720090" cy="3255010"/>
                     </a:xfrm>
                     <a:prstGeom prst="rect">
                       <a:avLst/>
@@ -2473,6 +3244,7 @@
       <w:pPr>
         <w:pStyle w:val="BodyTextlegend"/>
         <w:bidi w:val="0"/>
+        <w:spacing w:before="0" w:after="320"/>
         <w:jc w:val="left"/>
         <w:rPr/>
       </w:pPr>
@@ -2524,971 +3296,37 @@
       </w:r>
       <w:r>
         <w:rPr/>
-        <w:t xml:space="preserve"> exon 3, aligned at the breakpoint, each row carrying its own reporting status.</w:t>
-      </w:r>
-    </w:p>
-    <w:p>
-      <w:pPr>
-        <w:pStyle w:val="Heading2"/>
-        <w:bidi w:val="0"/>
-        <w:jc w:val="left"/>
-        <w:rPr/>
-      </w:pPr>
-      <w:r>
-        <w:rPr/>
-        <w:t>Author Contributions</w:t>
-      </w:r>
-    </w:p>
-    <w:p>
-      <w:pPr>
-        <w:pStyle w:val="BodyText"/>
-        <w:bidi w:val="0"/>
-        <w:rPr/>
-      </w:pPr>
-      <w:r>
-        <w:rPr/>
-        <w:t>T.D.M. is the sole author, and is responsible for the conception and design of the study, the analysis code, the screens and their interpretation, and the drafting and revision of this manuscript.</w:t>
-      </w:r>
-    </w:p>
-    <w:p>
-      <w:pPr>
-        <w:pStyle w:val="Heading2"/>
-        <w:bidi w:val="0"/>
-        <w:jc w:val="left"/>
-        <w:rPr/>
-      </w:pPr>
-      <w:r>
-        <w:rPr/>
-        <w:t>Statements and Declarations</w:t>
-      </w:r>
-    </w:p>
-    <w:p>
-      <w:pPr>
-        <w:pStyle w:val="BodyText"/>
-        <w:bidi w:val="0"/>
-        <w:rPr/>
-      </w:pPr>
-      <w:r>
-        <w:rPr>
-          <w:rStyle w:val="Strong"/>
-        </w:rPr>
-        <w:t>Research use only, and not for administration to any person or animal.</w:t>
-      </w:r>
-      <w:r>
-        <w:rPr/>
-        <w:t xml:space="preserve"> Every sequence here is a research reagent for laboratory investigation only, and none has been synthesised or tested. Order from the canonical record, </w:t>
-      </w:r>
-      <w:r>
-        <w:rPr>
-          <w:rStyle w:val="SourceText"/>
-        </w:rPr>
-        <w:t>fusion-junction-aso-sequences.csv</w:t>
-      </w:r>
-      <w:r>
-        <w:rPr/>
-        <w:t>, which specifies the sequence, every locked residue and the backbone, and not until the breakpoint has been established at nucleotide resolution by RNA sequencing.</w:t>
-      </w:r>
-    </w:p>
-    <w:p>
-      <w:pPr>
-        <w:pStyle w:val="BodyText"/>
-        <w:bidi w:val="0"/>
-        <w:rPr/>
-      </w:pPr>
-      <w:r>
-        <w:rPr>
-          <w:rStyle w:val="Strong"/>
-        </w:rPr>
-        <w:t>Ethical considerations.</w:t>
-      </w:r>
-      <w:r>
-        <w:rPr/>
-        <w:t xml:space="preserve"> Not applicable. No human subjects, human material or animals were involved, and no ethics approval was required.</w:t>
-      </w:r>
-    </w:p>
-    <w:p>
-      <w:pPr>
-        <w:pStyle w:val="BodyText"/>
-        <w:bidi w:val="0"/>
-        <w:rPr/>
-      </w:pPr>
-      <w:r>
-        <w:rPr>
-          <w:rStyle w:val="Strong"/>
-        </w:rPr>
-        <w:t>Consent to participate.</w:t>
-      </w:r>
-      <w:r>
-        <w:rPr/>
-        <w:t xml:space="preserve"> Not applicable. No participants were enrolled.</w:t>
-      </w:r>
-    </w:p>
-    <w:p>
-      <w:pPr>
-        <w:pStyle w:val="BodyText"/>
-        <w:bidi w:val="0"/>
-        <w:rPr/>
-      </w:pPr>
-      <w:r>
-        <w:rPr>
-          <w:rStyle w:val="Strong"/>
-        </w:rPr>
-        <w:t>Consent for publication.</w:t>
-      </w:r>
-      <w:r>
-        <w:rPr/>
-        <w:t xml:space="preserve"> Not applicable. The manuscript contains no data from any individual person.</w:t>
-      </w:r>
-    </w:p>
-    <w:p>
-      <w:pPr>
-        <w:pStyle w:val="BodyText"/>
-        <w:bidi w:val="0"/>
-        <w:rPr/>
-      </w:pPr>
-      <w:r>
-        <w:rPr>
-          <w:rStyle w:val="Strong"/>
-        </w:rPr>
-        <w:t>Declaration of conflicting interest.</w:t>
-      </w:r>
-      <w:r>
-        <w:rPr/>
-        <w:t xml:space="preserve"> The author declares no financial competing interests: he holds no patent, patent application, equity or consultancy relating to any sequence or method described here.</w:t>
-      </w:r>
-    </w:p>
-    <w:p>
-      <w:pPr>
-        <w:pStyle w:val="BodyText"/>
-        <w:bidi w:val="0"/>
-        <w:rPr/>
-      </w:pPr>
-      <w:r>
-        <w:rPr>
-          <w:rStyle w:val="Strong"/>
-        </w:rPr>
-        <w:t>Funding statement.</w:t>
-      </w:r>
-      <w:r>
-        <w:rPr/>
-        <w:t xml:space="preserve"> No external funding; self-funded by the author.</w:t>
-      </w:r>
-    </w:p>
-    <w:p>
-      <w:pPr>
-        <w:pStyle w:val="BodyText"/>
-        <w:bidi w:val="0"/>
-        <w:rPr/>
-      </w:pPr>
-      <w:r>
-        <w:rPr>
-          <w:rStyle w:val="Strong"/>
-        </w:rPr>
-        <w:t>Use of artificial intelligence.</w:t>
-      </w:r>
-      <w:r>
-        <w:rPr/>
-        <w:t xml:space="preserve"> A large language model (Claude, Anthropic) was used throughout this work: to write and review the analysis code, to run the screens, to retrieve and check literature, and to draft and revise this manuscript. Every reference's bibliographic record was retrieved from PubMed rather than written from model output, and each citation was checked against the retrieved record. The author directed all work reported here and is responsible for its content.</w:t>
-      </w:r>
-    </w:p>
-    <w:p>
-      <w:pPr>
-        <w:pStyle w:val="BodyText"/>
-        <w:bidi w:val="0"/>
-        <w:rPr/>
-      </w:pPr>
-      <w:r>
-        <w:rPr>
-          <w:rStyle w:val="Strong"/>
-        </w:rPr>
-        <w:t>Data availability.</w:t>
-      </w:r>
-      <w:r>
-        <w:rPr/>
-        <w:t xml:space="preserve"> All code, graded artefacts and per-design tables are deposited under </w:t>
-      </w:r>
-      <w:hyperlink r:id="rId6">
-        <w:r>
-          <w:rPr>
-            <w:rStyle w:val="Hyperlink"/>
-          </w:rPr>
-          <w:t>doi:10.5281/zenodo.22061075</w:t>
-        </w:r>
-      </w:hyperlink>
-      <w:r>
-        <w:rPr/>
-        <w:t xml:space="preserve">. The extended report, carrying every screen's parameters and the complete bounds on each claim, is </w:t>
-      </w:r>
-      <w:r>
-        <w:rPr>
-          <w:rStyle w:val="SourceText"/>
-        </w:rPr>
-        <w:t>fusion-junction-aso-research-article.pdf</w:t>
-      </w:r>
-      <w:r>
-        <w:rPr/>
-        <w:t xml:space="preserve"> inside that deposit; it is not posted as a preprint, so the archived copy is the citable one. An earlier version of these analyses placed the acceptor junction incorrectly through a coding-versus-transcript exon indexing error and was withdrawn in full; the panels were rebuilt and verified, and the complete correction record is released with the archive.</w:t>
-      </w:r>
-    </w:p>
-    <w:p>
-      <w:pPr>
-        <w:pStyle w:val="Heading2"/>
-        <w:bidi w:val="0"/>
-        <w:jc w:val="left"/>
-        <w:rPr/>
-      </w:pPr>
-      <w:r>
-        <w:rPr/>
-        <w:t>References</w:t>
-      </w:r>
-    </w:p>
-    <w:p>
-      <w:pPr>
-        <w:pStyle w:val="BodyText"/>
-        <w:numPr>
-          <w:ilvl w:val="0"/>
-          <w:numId w:val="1"/>
-        </w:numPr>
-        <w:tabs>
-          <w:tab w:val="clear" w:pos="709"/>
-          <w:tab w:val="left" w:pos="709" w:leader="none"/>
-        </w:tabs>
-        <w:bidi w:val="0"/>
-        <w:spacing w:before="0" w:after="0"/>
-        <w:ind w:hanging="283" w:left="709" w:right="0"/>
-        <w:rPr/>
-      </w:pPr>
-      <w:bookmarkStart w:id="0" w:name="references-list"/>
-      <w:bookmarkEnd w:id="0"/>
-      <w:r>
-        <w:rPr/>
-        <w:t xml:space="preserve">Labelle Y, J Zucman, G Stenman, et al. (1995). Oncogenic conversion of a novel orphan nuclear receptor by chromosome translocation. Hum Mol Genet 4:2219–2226. </w:t>
-      </w:r>
-      <w:hyperlink r:id="rId7">
-        <w:r>
-          <w:rPr>
-            <w:rStyle w:val="Hyperlink"/>
-          </w:rPr>
-          <w:t>doi:10.1093/hmg/4.12.2219</w:t>
-        </w:r>
-      </w:hyperlink>
-      <w:r>
-        <w:rPr/>
-        <w:t xml:space="preserve"> </w:t>
-      </w:r>
-    </w:p>
-    <w:p>
-      <w:pPr>
-        <w:pStyle w:val="BodyText"/>
-        <w:numPr>
-          <w:ilvl w:val="0"/>
-          <w:numId w:val="1"/>
-        </w:numPr>
-        <w:tabs>
-          <w:tab w:val="clear" w:pos="709"/>
-          <w:tab w:val="left" w:pos="709" w:leader="none"/>
-        </w:tabs>
-        <w:bidi w:val="0"/>
-        <w:spacing w:before="0" w:after="0"/>
-        <w:ind w:hanging="283" w:left="709"/>
-        <w:rPr/>
-      </w:pPr>
-      <w:r>
-        <w:rPr/>
-        <w:t xml:space="preserve">Paioli A, S Stacchiotti, D Campanacci, et al. (2021). Extraskeletal Myxoid Chondrosarcoma with Molecularly Confirmed Diagnosis: A Multicenter Retrospective Study Within the Italian Sarcoma Group. Ann Surg Oncol 28:1142–1150. </w:t>
-      </w:r>
-      <w:hyperlink r:id="rId8">
-        <w:r>
-          <w:rPr>
-            <w:rStyle w:val="Hyperlink"/>
-          </w:rPr>
-          <w:t>doi:10.1245/s10434-020-08737-7</w:t>
-        </w:r>
-      </w:hyperlink>
-      <w:r>
-        <w:rPr/>
-        <w:t xml:space="preserve"> </w:t>
-      </w:r>
-    </w:p>
-    <w:p>
-      <w:pPr>
-        <w:pStyle w:val="BodyText"/>
-        <w:numPr>
-          <w:ilvl w:val="0"/>
-          <w:numId w:val="1"/>
-        </w:numPr>
-        <w:tabs>
-          <w:tab w:val="clear" w:pos="709"/>
-          <w:tab w:val="left" w:pos="709" w:leader="none"/>
-        </w:tabs>
-        <w:bidi w:val="0"/>
-        <w:spacing w:before="0" w:after="0"/>
-        <w:ind w:hanging="283" w:left="709"/>
-        <w:rPr/>
-      </w:pPr>
-      <w:r>
-        <w:rPr/>
-        <w:t xml:space="preserve">Remiszewski P, S Falkowski, A Szumera-Ciećkiewicz, et al. (2025). From pathogenesis to the patient's bedside: a comprehensive review of extraskeletal myxoid chondrosarcoma. J Cancer Res Clin Oncol 151:283. </w:t>
-      </w:r>
-      <w:hyperlink r:id="rId9">
-        <w:r>
-          <w:rPr>
-            <w:rStyle w:val="Hyperlink"/>
-          </w:rPr>
-          <w:t>doi:10.1007/s00432-025-06316-5</w:t>
-        </w:r>
-      </w:hyperlink>
-      <w:r>
-        <w:rPr/>
-        <w:t xml:space="preserve"> </w:t>
-      </w:r>
-    </w:p>
-    <w:p>
-      <w:pPr>
-        <w:pStyle w:val="BodyText"/>
-        <w:numPr>
-          <w:ilvl w:val="0"/>
-          <w:numId w:val="1"/>
-        </w:numPr>
-        <w:tabs>
-          <w:tab w:val="clear" w:pos="709"/>
-          <w:tab w:val="left" w:pos="709" w:leader="none"/>
-        </w:tabs>
-        <w:bidi w:val="0"/>
-        <w:spacing w:before="0" w:after="0"/>
-        <w:ind w:hanging="283" w:left="709"/>
-        <w:rPr/>
-      </w:pPr>
-      <w:r>
-        <w:rPr/>
-        <w:t xml:space="preserve">Stacchiotti S, GP Dagrada, R Sanfilippo, et al. (2013). Anthracycline-based chemotherapy in extraskeletal myxoid chondrosarcoma: a retrospective study. Clin Sarcoma Res 3:16. </w:t>
-      </w:r>
-      <w:hyperlink r:id="rId10">
-        <w:r>
-          <w:rPr>
-            <w:rStyle w:val="Hyperlink"/>
-          </w:rPr>
-          <w:t>doi:10.1186/2045-3329-3-16</w:t>
-        </w:r>
-      </w:hyperlink>
-      <w:r>
-        <w:rPr/>
-        <w:t xml:space="preserve"> </w:t>
-      </w:r>
-    </w:p>
-    <w:p>
-      <w:pPr>
-        <w:pStyle w:val="BodyText"/>
-        <w:numPr>
-          <w:ilvl w:val="0"/>
-          <w:numId w:val="1"/>
-        </w:numPr>
-        <w:tabs>
-          <w:tab w:val="clear" w:pos="709"/>
-          <w:tab w:val="left" w:pos="709" w:leader="none"/>
-        </w:tabs>
-        <w:bidi w:val="0"/>
-        <w:spacing w:before="0" w:after="0"/>
-        <w:ind w:hanging="283" w:left="709"/>
-        <w:rPr/>
-      </w:pPr>
-      <w:r>
-        <w:rPr/>
-        <w:t xml:space="preserve">Stacchiotti S, S Ferrari, A Redondo, et al. (2019). Pazopanib for treatment of advanced extraskeletal myxoid chondrosarcoma: a multicentre, single-arm, phase 2 trial. Lancet Oncol 20:1252–1262. </w:t>
-      </w:r>
-      <w:hyperlink r:id="rId11">
-        <w:r>
-          <w:rPr>
-            <w:rStyle w:val="Hyperlink"/>
-          </w:rPr>
-          <w:t>doi:10.1016/S1470-2045(19)30319-5</w:t>
-        </w:r>
-      </w:hyperlink>
-      <w:r>
-        <w:rPr/>
-        <w:t xml:space="preserve"> </w:t>
-      </w:r>
-    </w:p>
-    <w:p>
-      <w:pPr>
-        <w:pStyle w:val="BodyText"/>
-        <w:numPr>
-          <w:ilvl w:val="0"/>
-          <w:numId w:val="1"/>
-        </w:numPr>
-        <w:tabs>
-          <w:tab w:val="clear" w:pos="709"/>
-          <w:tab w:val="left" w:pos="709" w:leader="none"/>
-        </w:tabs>
-        <w:bidi w:val="0"/>
-        <w:spacing w:before="0" w:after="0"/>
-        <w:ind w:hanging="283" w:left="709"/>
-        <w:rPr/>
-      </w:pPr>
-      <w:r>
-        <w:rPr/>
-        <w:t xml:space="preserve">Skórski T, C Szczylik, L Malaguarnera, et al. (1991). Gene-targeted specific inhibition of chronic myeloid leukemia cell growth by BCR-ABL antisense oligodeoxynucleotides. Folia Histochem Cytobiol 29:85–89. </w:t>
-      </w:r>
-    </w:p>
-    <w:p>
-      <w:pPr>
-        <w:pStyle w:val="BodyText"/>
-        <w:numPr>
-          <w:ilvl w:val="0"/>
-          <w:numId w:val="1"/>
-        </w:numPr>
-        <w:tabs>
-          <w:tab w:val="clear" w:pos="709"/>
-          <w:tab w:val="left" w:pos="709" w:leader="none"/>
-        </w:tabs>
-        <w:bidi w:val="0"/>
-        <w:spacing w:before="0" w:after="0"/>
-        <w:ind w:hanging="283" w:left="709"/>
-        <w:rPr/>
-      </w:pPr>
-      <w:r>
-        <w:rPr/>
-        <w:t xml:space="preserve">Toretsky JA, Y Connell, L Neckers, et al. (1997). Inhibition of EWS-FLI-1 fusion protein with antisense oligodeoxynucleotides. J Neurooncol 31:9–16. </w:t>
-      </w:r>
-      <w:hyperlink r:id="rId12">
-        <w:r>
-          <w:rPr>
-            <w:rStyle w:val="Hyperlink"/>
-          </w:rPr>
-          <w:t>doi:10.1023/a:1005716926800</w:t>
-        </w:r>
-      </w:hyperlink>
-      <w:r>
-        <w:rPr/>
-        <w:t xml:space="preserve"> </w:t>
-      </w:r>
-    </w:p>
-    <w:p>
-      <w:pPr>
-        <w:pStyle w:val="BodyText"/>
-        <w:numPr>
-          <w:ilvl w:val="0"/>
-          <w:numId w:val="1"/>
-        </w:numPr>
-        <w:tabs>
-          <w:tab w:val="clear" w:pos="709"/>
-          <w:tab w:val="left" w:pos="709" w:leader="none"/>
-        </w:tabs>
-        <w:bidi w:val="0"/>
-        <w:spacing w:before="0" w:after="0"/>
-        <w:ind w:hanging="283" w:left="709"/>
-        <w:rPr/>
-      </w:pPr>
-      <w:r>
-        <w:rPr/>
-        <w:t xml:space="preserve">Parker Kerrigan BC, D Ledbetter, M Kronowitz, et al. (2020). RNAi technology targeting the FGFR3-TACC3 fusion breakpoint: an opportunity for precision medicine. Neurooncol Adv 2:vdaa132. </w:t>
-      </w:r>
-      <w:hyperlink r:id="rId13">
-        <w:r>
-          <w:rPr>
-            <w:rStyle w:val="Hyperlink"/>
-          </w:rPr>
-          <w:t>doi:10.1093/noajnl/vdaa132</w:t>
-        </w:r>
-      </w:hyperlink>
-      <w:r>
-        <w:rPr/>
-        <w:t xml:space="preserve"> </w:t>
-      </w:r>
-    </w:p>
-    <w:p>
-      <w:pPr>
-        <w:pStyle w:val="BodyText"/>
-        <w:numPr>
-          <w:ilvl w:val="0"/>
-          <w:numId w:val="1"/>
-        </w:numPr>
-        <w:tabs>
-          <w:tab w:val="clear" w:pos="709"/>
-          <w:tab w:val="left" w:pos="709" w:leader="none"/>
-        </w:tabs>
-        <w:bidi w:val="0"/>
-        <w:spacing w:before="0" w:after="0"/>
-        <w:ind w:hanging="283" w:left="709"/>
-        <w:rPr/>
-      </w:pPr>
-      <w:r>
-        <w:rPr/>
-        <w:t xml:space="preserve">Ward SV, T Sternsdorf and NB Woods. (2011). Targeting expression of the leukemogenic PML-RARα fusion protein by lentiviral vector-mediated small interfering RNA results in leukemic cell differentiation and apoptosis. Hum Gene Ther 22:1593–1598. </w:t>
-      </w:r>
-      <w:hyperlink r:id="rId14">
-        <w:r>
-          <w:rPr>
-            <w:rStyle w:val="Hyperlink"/>
-          </w:rPr>
-          <w:t>doi:10.1089/hum.2011.079</w:t>
-        </w:r>
-      </w:hyperlink>
-      <w:r>
-        <w:rPr/>
-        <w:t xml:space="preserve"> </w:t>
-      </w:r>
-    </w:p>
-    <w:p>
-      <w:pPr>
-        <w:pStyle w:val="BodyText"/>
-        <w:numPr>
-          <w:ilvl w:val="0"/>
-          <w:numId w:val="1"/>
-        </w:numPr>
-        <w:tabs>
-          <w:tab w:val="clear" w:pos="709"/>
-          <w:tab w:val="left" w:pos="709" w:leader="none"/>
-        </w:tabs>
-        <w:bidi w:val="0"/>
-        <w:spacing w:before="0" w:after="0"/>
-        <w:ind w:hanging="283" w:left="709"/>
-        <w:rPr/>
-      </w:pPr>
-      <w:r>
-        <w:rPr/>
-        <w:t xml:space="preserve">Shao L, I Tekedereli, J Wang, et al. (2012). Highly specific targeting of the TMPRSS2/ERG fusion gene using liposomal nanovectors. Clin Cancer Res 18:6648–6657. </w:t>
-      </w:r>
-      <w:hyperlink r:id="rId15">
-        <w:r>
-          <w:rPr>
-            <w:rStyle w:val="Hyperlink"/>
-          </w:rPr>
-          <w:t>doi:10.1158/1078-0432.ccr-12-2715</w:t>
-        </w:r>
-      </w:hyperlink>
-      <w:r>
-        <w:rPr/>
-        <w:t xml:space="preserve"> </w:t>
-      </w:r>
-    </w:p>
-    <w:p>
-      <w:pPr>
-        <w:pStyle w:val="BodyText"/>
-        <w:numPr>
-          <w:ilvl w:val="0"/>
-          <w:numId w:val="1"/>
-        </w:numPr>
-        <w:tabs>
-          <w:tab w:val="clear" w:pos="709"/>
-          <w:tab w:val="left" w:pos="709" w:leader="none"/>
-        </w:tabs>
-        <w:bidi w:val="0"/>
-        <w:spacing w:before="0" w:after="0"/>
-        <w:ind w:hanging="283" w:left="709"/>
-        <w:rPr/>
-      </w:pPr>
-      <w:r>
-        <w:rPr/>
-        <w:t xml:space="preserve">Neumayer C, D Ng, D Requena, et al. (2024). GalNAc-conjugated siRNA targeting the DNAJB1-PRKACA fusion junction in fibrolamellar hepatocellular carcinoma. Mol Ther 32:140–151. </w:t>
-      </w:r>
-      <w:hyperlink r:id="rId16">
-        <w:r>
-          <w:rPr>
-            <w:rStyle w:val="Hyperlink"/>
-          </w:rPr>
-          <w:t>doi:10.1016/j.ymthe.2023.11.012</w:t>
-        </w:r>
-      </w:hyperlink>
-      <w:r>
-        <w:rPr/>
-        <w:t xml:space="preserve"> </w:t>
-      </w:r>
-    </w:p>
-    <w:p>
-      <w:pPr>
-        <w:pStyle w:val="BodyText"/>
-        <w:numPr>
-          <w:ilvl w:val="0"/>
-          <w:numId w:val="1"/>
-        </w:numPr>
-        <w:tabs>
-          <w:tab w:val="clear" w:pos="709"/>
-          <w:tab w:val="left" w:pos="709" w:leader="none"/>
-        </w:tabs>
-        <w:bidi w:val="0"/>
-        <w:spacing w:before="0" w:after="0"/>
-        <w:ind w:hanging="283" w:left="709"/>
-        <w:rPr/>
-      </w:pPr>
-      <w:r>
-        <w:rPr/>
-        <w:t xml:space="preserve">Panagopoulos I, F Mertens, M Isaksson, et al. (2002). Molecular genetic characterization of the EWS/CHN and RBP56/CHN fusion genes in extraskeletal myxoid chondrosarcoma. Genes Chromosomes Cancer 35:340–352. </w:t>
-      </w:r>
-      <w:hyperlink r:id="rId17">
-        <w:r>
-          <w:rPr>
-            <w:rStyle w:val="Hyperlink"/>
-          </w:rPr>
-          <w:t>doi:10.1002/gcc.10127</w:t>
-        </w:r>
-      </w:hyperlink>
-      <w:r>
-        <w:rPr/>
-        <w:t xml:space="preserve"> </w:t>
-      </w:r>
-    </w:p>
-    <w:p>
-      <w:pPr>
-        <w:pStyle w:val="BodyText"/>
-        <w:numPr>
-          <w:ilvl w:val="0"/>
-          <w:numId w:val="1"/>
-        </w:numPr>
-        <w:tabs>
-          <w:tab w:val="clear" w:pos="709"/>
-          <w:tab w:val="left" w:pos="709" w:leader="none"/>
-        </w:tabs>
-        <w:bidi w:val="0"/>
-        <w:spacing w:before="0" w:after="0"/>
-        <w:ind w:hanging="283" w:left="709"/>
-        <w:rPr/>
-      </w:pPr>
-      <w:r>
-        <w:rPr/>
-        <w:t xml:space="preserve">Huang SC, JC Lee, YC Hsu, et al. (2023). Extraskeletal Myxoid Chondrosarcomas: The Uncommon Clinicopathologic Manifestations and Significance of TAF15::NR4A3 Fusion. Mod Pathol 36:100161. </w:t>
-      </w:r>
-      <w:hyperlink r:id="rId18">
-        <w:r>
-          <w:rPr>
-            <w:rStyle w:val="Hyperlink"/>
-          </w:rPr>
-          <w:t>doi:10.1016/j.modpat.2023.100161</w:t>
-        </w:r>
-      </w:hyperlink>
-      <w:r>
-        <w:rPr/>
-        <w:t xml:space="preserve"> </w:t>
-      </w:r>
-    </w:p>
-    <w:p>
-      <w:pPr>
-        <w:pStyle w:val="BodyText"/>
-        <w:numPr>
-          <w:ilvl w:val="0"/>
-          <w:numId w:val="1"/>
-        </w:numPr>
-        <w:tabs>
-          <w:tab w:val="clear" w:pos="709"/>
-          <w:tab w:val="left" w:pos="709" w:leader="none"/>
-        </w:tabs>
-        <w:bidi w:val="0"/>
-        <w:spacing w:before="0" w:after="0"/>
-        <w:ind w:hanging="283" w:left="709"/>
-        <w:rPr/>
-      </w:pPr>
-      <w:r>
-        <w:rPr/>
-        <w:t xml:space="preserve">Brenca M, S Stacchiotti, K Fassetta, et al. (2019). NR4A3 fusion proteins trigger an axon guidance switch that marks the difference between EWSR1 and TAF15 translocated extraskeletal myxoid chondrosarcomas. J Pathol 249:90–101. </w:t>
-      </w:r>
-      <w:hyperlink r:id="rId19">
-        <w:r>
-          <w:rPr>
-            <w:rStyle w:val="Hyperlink"/>
-          </w:rPr>
-          <w:t>doi:10.1002/path.5284</w:t>
-        </w:r>
-      </w:hyperlink>
-      <w:r>
-        <w:rPr/>
-        <w:t xml:space="preserve"> </w:t>
-      </w:r>
-    </w:p>
-    <w:p>
-      <w:pPr>
-        <w:pStyle w:val="BodyText"/>
-        <w:numPr>
-          <w:ilvl w:val="0"/>
-          <w:numId w:val="1"/>
-        </w:numPr>
-        <w:tabs>
-          <w:tab w:val="clear" w:pos="709"/>
-          <w:tab w:val="left" w:pos="709" w:leader="none"/>
-        </w:tabs>
-        <w:bidi w:val="0"/>
-        <w:spacing w:before="0" w:after="0"/>
-        <w:ind w:hanging="283" w:left="709"/>
-        <w:rPr/>
-      </w:pPr>
-      <w:r>
-        <w:rPr/>
-        <w:t xml:space="preserve">Bangerter JL, KJ Harnisch, Y Chen, et al. (2023). Establishment, characterization and functional testing of two novel ex vivo extraskeletal myxoid chondrosarcoma (EMC) cell models. Hum Cell 36:446–455. </w:t>
-      </w:r>
-      <w:hyperlink r:id="rId20">
-        <w:r>
-          <w:rPr>
-            <w:rStyle w:val="Hyperlink"/>
-          </w:rPr>
-          <w:t>doi:10.1007/s13577-022-00818-x</w:t>
-        </w:r>
-      </w:hyperlink>
-      <w:r>
-        <w:rPr/>
-        <w:t xml:space="preserve"> </w:t>
-      </w:r>
-    </w:p>
-    <w:p>
-      <w:pPr>
-        <w:pStyle w:val="BodyText"/>
-        <w:numPr>
-          <w:ilvl w:val="0"/>
-          <w:numId w:val="1"/>
-        </w:numPr>
-        <w:tabs>
-          <w:tab w:val="clear" w:pos="709"/>
-          <w:tab w:val="left" w:pos="709" w:leader="none"/>
-        </w:tabs>
-        <w:bidi w:val="0"/>
-        <w:spacing w:before="0" w:after="0"/>
-        <w:ind w:hanging="283" w:left="709"/>
-        <w:rPr/>
-      </w:pPr>
-      <w:r>
-        <w:rPr/>
-        <w:t xml:space="preserve">Wilbur HC, DR Robinson, YM Wu, et al. (2022). Identification of Novel PGR-NR4A3 Fusion in Extraskeletal Myxoid Chondrosarcoma and Resultant Patient Benefit From Tamoxifen Therapy. JCO Precis Oncol 6:e2200039. </w:t>
-      </w:r>
-      <w:hyperlink r:id="rId21">
-        <w:r>
-          <w:rPr>
-            <w:rStyle w:val="Hyperlink"/>
-          </w:rPr>
-          <w:t>doi:10.1200/po.22.00039</w:t>
-        </w:r>
-      </w:hyperlink>
-      <w:r>
-        <w:rPr/>
-        <w:t xml:space="preserve"> </w:t>
-      </w:r>
-    </w:p>
-    <w:p>
-      <w:pPr>
-        <w:pStyle w:val="BodyText"/>
-        <w:numPr>
-          <w:ilvl w:val="0"/>
-          <w:numId w:val="1"/>
-        </w:numPr>
-        <w:tabs>
-          <w:tab w:val="clear" w:pos="709"/>
-          <w:tab w:val="left" w:pos="709" w:leader="none"/>
-        </w:tabs>
-        <w:bidi w:val="0"/>
-        <w:spacing w:before="0" w:after="0"/>
-        <w:ind w:hanging="283" w:left="709"/>
-        <w:rPr/>
-      </w:pPr>
-      <w:r>
-        <w:rPr/>
-        <w:t xml:space="preserve">Li Y, JT Nguyen, M Ammanamanchi, et al. (2023). Reduction of Tumor Growth with RNA-Targeting Treatment of the NAB2-STAT6 Fusion Transcript in Solitary Fibrous Tumor Models. Cancers (Basel) 15:3127. </w:t>
-      </w:r>
-      <w:hyperlink r:id="rId22">
-        <w:r>
-          <w:rPr>
-            <w:rStyle w:val="Hyperlink"/>
-          </w:rPr>
-          <w:t>doi:10.3390/cancers15123127</w:t>
-        </w:r>
-      </w:hyperlink>
-      <w:r>
-        <w:rPr/>
-        <w:t xml:space="preserve"> </w:t>
-      </w:r>
-    </w:p>
-    <w:p>
-      <w:pPr>
-        <w:pStyle w:val="BodyText"/>
-        <w:numPr>
-          <w:ilvl w:val="0"/>
-          <w:numId w:val="1"/>
-        </w:numPr>
-        <w:tabs>
-          <w:tab w:val="clear" w:pos="709"/>
-          <w:tab w:val="left" w:pos="709" w:leader="none"/>
-        </w:tabs>
-        <w:bidi w:val="0"/>
-        <w:spacing w:before="0" w:after="0"/>
-        <w:ind w:hanging="283" w:left="709"/>
-        <w:rPr/>
-      </w:pPr>
-      <w:r>
-        <w:rPr/>
-        <w:t xml:space="preserve">Lee MS, S An, JY Song, et al. (2023). Cancer-Specific Sequences in the Diagnosis and Treatment of NUT Carcinoma. Cancer Res Treat 55:452–467. </w:t>
-      </w:r>
-      <w:hyperlink r:id="rId23">
-        <w:r>
-          <w:rPr>
-            <w:rStyle w:val="Hyperlink"/>
-          </w:rPr>
-          <w:t>doi:10.4143/crt.2022.910</w:t>
-        </w:r>
-      </w:hyperlink>
-      <w:r>
-        <w:rPr/>
-        <w:t xml:space="preserve"> </w:t>
-      </w:r>
-    </w:p>
-    <w:p>
-      <w:pPr>
-        <w:pStyle w:val="BodyText"/>
-        <w:numPr>
-          <w:ilvl w:val="0"/>
-          <w:numId w:val="1"/>
-        </w:numPr>
-        <w:tabs>
-          <w:tab w:val="clear" w:pos="709"/>
-          <w:tab w:val="left" w:pos="709" w:leader="none"/>
-        </w:tabs>
-        <w:bidi w:val="0"/>
-        <w:spacing w:before="0" w:after="0"/>
-        <w:ind w:hanging="283" w:left="709"/>
-        <w:rPr/>
-      </w:pPr>
-      <w:r>
-        <w:rPr/>
-        <w:t xml:space="preserve">Dyer SC, O Austine-Orimoloye, AG Azov, et al. (2025). Ensembl 2025. Nucleic Acids Res 53:D948–D957. </w:t>
-      </w:r>
-      <w:hyperlink r:id="rId24">
-        <w:r>
-          <w:rPr>
-            <w:rStyle w:val="Hyperlink"/>
-          </w:rPr>
-          <w:t>doi:10.1093/nar/gkae1071</w:t>
-        </w:r>
-      </w:hyperlink>
-      <w:r>
-        <w:rPr/>
-        <w:t xml:space="preserve"> </w:t>
-      </w:r>
-    </w:p>
-    <w:p>
-      <w:pPr>
-        <w:pStyle w:val="BodyText"/>
-        <w:numPr>
-          <w:ilvl w:val="0"/>
-          <w:numId w:val="1"/>
-        </w:numPr>
-        <w:tabs>
-          <w:tab w:val="clear" w:pos="709"/>
-          <w:tab w:val="left" w:pos="709" w:leader="none"/>
-        </w:tabs>
-        <w:bidi w:val="0"/>
-        <w:spacing w:before="0" w:after="0"/>
-        <w:ind w:hanging="283" w:left="709"/>
-        <w:rPr/>
-      </w:pPr>
-      <w:r>
-        <w:rPr/>
-        <w:t xml:space="preserve">Kauppinen S, B Vester and J Wengel. (2005). Locked nucleic acid (LNA): High affinity targeting of RNA for diagnostics and therapeutics. Drug Discov Today Technol 2:287–290. </w:t>
-      </w:r>
-      <w:hyperlink r:id="rId25">
-        <w:r>
-          <w:rPr>
-            <w:rStyle w:val="Hyperlink"/>
-          </w:rPr>
-          <w:t>doi:10.1016/j.ddtec.2005.08.012</w:t>
-        </w:r>
-      </w:hyperlink>
-      <w:r>
-        <w:rPr/>
-        <w:t xml:space="preserve"> </w:t>
-      </w:r>
-    </w:p>
-    <w:p>
-      <w:pPr>
-        <w:pStyle w:val="BodyText"/>
-        <w:numPr>
-          <w:ilvl w:val="0"/>
-          <w:numId w:val="1"/>
-        </w:numPr>
-        <w:tabs>
-          <w:tab w:val="clear" w:pos="709"/>
-          <w:tab w:val="left" w:pos="709" w:leader="none"/>
-        </w:tabs>
-        <w:bidi w:val="0"/>
-        <w:spacing w:before="0" w:after="0"/>
-        <w:ind w:hanging="283" w:left="709"/>
-        <w:rPr/>
-      </w:pPr>
-      <w:r>
-        <w:rPr/>
-        <w:t xml:space="preserve">Sugimoto N, S Nakano, M Katoh, et al. (1995). Thermodynamic parameters to predict stability of RNA/DNA hybrid duplexes. Biochemistry 34:11211–11216. </w:t>
-      </w:r>
-      <w:hyperlink r:id="rId26">
-        <w:r>
-          <w:rPr>
-            <w:rStyle w:val="Hyperlink"/>
-          </w:rPr>
-          <w:t>doi:10.1021/bi00035a029</w:t>
-        </w:r>
-      </w:hyperlink>
-      <w:r>
-        <w:rPr/>
-        <w:t xml:space="preserve"> </w:t>
-      </w:r>
-    </w:p>
-    <w:p>
-      <w:pPr>
-        <w:pStyle w:val="BodyText"/>
-        <w:numPr>
-          <w:ilvl w:val="0"/>
-          <w:numId w:val="1"/>
-        </w:numPr>
-        <w:tabs>
-          <w:tab w:val="clear" w:pos="709"/>
-          <w:tab w:val="left" w:pos="709" w:leader="none"/>
-        </w:tabs>
-        <w:bidi w:val="0"/>
-        <w:spacing w:before="0" w:after="0"/>
-        <w:ind w:hanging="283" w:left="709"/>
-        <w:rPr/>
-      </w:pPr>
-      <w:r>
-        <w:rPr/>
-        <w:t xml:space="preserve">Andersson P, SA Burel, H Estrella, et al. (2025). Assessing Hybridization-Dependent Off-Target Risk for Therapeutic Oligonucleotides: Updated Industry Recommendations. Nucleic Acid Ther 35:16–33. </w:t>
-      </w:r>
-      <w:hyperlink r:id="rId27">
-        <w:r>
-          <w:rPr>
-            <w:rStyle w:val="Hyperlink"/>
-          </w:rPr>
-          <w:t>doi:10.1089/nat.2024.0072</w:t>
-        </w:r>
-      </w:hyperlink>
-      <w:r>
-        <w:rPr/>
-        <w:t xml:space="preserve"> </w:t>
-      </w:r>
-    </w:p>
-    <w:p>
-      <w:pPr>
-        <w:pStyle w:val="BodyText"/>
-        <w:numPr>
-          <w:ilvl w:val="0"/>
-          <w:numId w:val="1"/>
-        </w:numPr>
-        <w:tabs>
-          <w:tab w:val="clear" w:pos="709"/>
-          <w:tab w:val="left" w:pos="709" w:leader="none"/>
-        </w:tabs>
-        <w:bidi w:val="0"/>
-        <w:spacing w:before="0" w:after="160"/>
-        <w:ind w:hanging="283" w:left="709"/>
-        <w:rPr/>
-      </w:pPr>
-      <w:r>
-        <w:rPr/>
-        <w:t xml:space="preserve">Urbini M, V Indio, A Astolfi, et al. (2018). Identification of an Actionable Mutation of KIT in a Case of Extraskeletal Myxoid Chondrosarcoma. Int J Mol Sci 19:E1855. </w:t>
-      </w:r>
-      <w:hyperlink r:id="rId28">
-        <w:r>
-          <w:rPr>
-            <w:rStyle w:val="Hyperlink"/>
-          </w:rPr>
-          <w:t>doi:10.3390/ijms19071855</w:t>
-        </w:r>
-      </w:hyperlink>
-      <w:r>
-        <w:rPr/>
-        <w:t xml:space="preserve"> </w:t>
+        <w:t xml:space="preserve"> exon 3, aligned at the breakpoint, each row carrying its own reporting status. The </w:t>
+      </w:r>
+      <w:r>
+        <w:rPr>
+          <w:rStyle w:val="Emphasis"/>
+        </w:rPr>
+        <w:t>TAF15</w:t>
+      </w:r>
+      <w:r>
+        <w:rPr/>
+        <w:t xml:space="preserve"> row is exon 11 — a different junction from Table 1's </w:t>
+      </w:r>
+      <w:r>
+        <w:rPr>
+          <w:rStyle w:val="Emphasis"/>
+        </w:rPr>
+        <w:t>TAF15</w:t>
+      </w:r>
+      <w:r>
+        <w:rPr/>
+        <w:t xml:space="preserve"> exon 6 reagent, and one of the two further breakpoints the </w:t>
+      </w:r>
+      <w:r>
+        <w:rPr>
+          <w:rStyle w:val="Emphasis"/>
+        </w:rPr>
+        <w:t>EWSR1</w:t>
+      </w:r>
+      <w:r>
+        <w:rPr/>
+        <w:t xml:space="preserve"> reagent also spans. No reagent is named at it.</w:t>
       </w:r>
     </w:p>
     <w:sectPr>

--- a/research/manuscripts/aso/fusion-junction-aso-journal-article-manuscript.docx
+++ b/research/manuscripts/aso/fusion-junction-aso-journal-article-manuscript.docx
@@ -343,7 +343,7 @@
       </w:pPr>
       <w:r>
         <w:rPr/>
-        <w:t>All analyses are computational and use public data; no laboratory work was performed. Full parameters, the complete bounds on each claim and the per-design tables are in the extended report named under Data availability.</w:t>
+        <w:t>All analyses are computational and use public data; no laboratory work was performed. Full parameters, the complete bounds on each claim and the per-design tables are in the archived deposit named under Data availability.</w:t>
       </w:r>
     </w:p>
     <w:p>
@@ -751,7 +751,7 @@
       </w:pPr>
       <w:r>
         <w:rPr/>
-        <w:t>Lengthening the catalytic gap does not remove this liability, for an arithmetic reason: every base inside the gap comes from the donor or the acceptor exon, so a longer gap buys margin only by conceding parent-paired gap DNA at the design's own seam. Across three geometries the liable count does not fall; the extended report gives the series.</w:t>
+        <w:t>Lengthening the catalytic gap does not remove this liability, for an arithmetic reason: every base inside the gap comes from the donor or the acceptor exon, so a longer gap buys margin only by conceding parent-paired gap DNA at the design's own seam. Across three geometries the liable count does not fall; the archived deposit gives the series.</w:t>
       </w:r>
     </w:p>
     <w:p>
@@ -1225,7 +1225,7 @@
       </w:pPr>
       <w:r>
         <w:rPr/>
-        <w:t xml:space="preserve">The constraint is discrimination between the fusion and its parents, and it is not resolved here. A junction design's most plausible wild-type liability is its own parent, in the mature transcript or across a splice junction in precursor RNA. Both are searched before any molecule exists, but not on comparable terms: the mature-transcript screen condemns on a ten-base-pair duplex through the gap and the precursor arm on a hit at up to two mismatches with the gap fully paired, so neither restates the other, and their counts may not be added because a design condemned in both is one design. A third compartment is searched only in the extended report: the patient's own un-rearranged </w:t>
+        <w:t xml:space="preserve">The constraint is discrimination between the fusion and its parents, and it is not resolved here. A junction design's most plausible wild-type liability is its own parent, in the mature transcript or across a splice junction in precursor RNA. Both are searched before any molecule exists, but not on comparable terms: the mature-transcript screen condemns on a ten-base-pair duplex through the gap and the precursor arm on a hit at up to two mismatches with the gap fully paired, so neither restates the other, and their counts may not be added because a design condemned in both is one design. A third compartment is searched only in the archived deposit: the patient's own un-rearranged </w:t>
       </w:r>
       <w:r>
         <w:rPr>
@@ -1276,7 +1276,7 @@
       </w:r>
       <w:r>
         <w:rPr/>
-        <w:t xml:space="preserve"> is worth a specificity cost is itself unsettled, the reported paralogue redundancy and dosage effects pointing in opposite directions; the extended report gives that literature and does not resolve it either.</w:t>
+        <w:t xml:space="preserve"> is worth a specificity cost is itself unsettled, the reported paralogue redundancy and dosage effects pointing in opposite directions; the archived deposit gives that literature and does not resolve it either.</w:t>
       </w:r>
     </w:p>
     <w:p>
@@ -1497,17 +1497,7 @@
       </w:hyperlink>
       <w:r>
         <w:rPr/>
-        <w:t xml:space="preserve">. The extended report, carrying every screen's parameters and the complete bounds on each claim, is </w:t>
-      </w:r>
-      <w:r>
-        <w:rPr>
-          <w:rStyle w:val="SourceText"/>
-        </w:rPr>
-        <w:t>fusion-junction-aso-research-article.pdf</w:t>
-      </w:r>
-      <w:r>
-        <w:rPr/>
-        <w:t xml:space="preserve"> inside that deposit; it is not posted as a preprint, so the archived copy is the citable one. An earlier version of these analyses placed the acceptor junction incorrectly through a coding-versus-transcript exon indexing error and was withdrawn in full; the panels were rebuilt and verified, and the complete correction record is released with the archive.</w:t>
+        <w:t>. That deposit carries every screen's parameters and the complete bounds on each claim, and is the citable record for them. An earlier version of these analyses placed the acceptor junction incorrectly through a coding-versus-transcript exon indexing error and was withdrawn in full; the panels were rebuilt and verified, and the complete correction record is released with the archive.</w:t>
       </w:r>
     </w:p>
     <w:p>

--- a/research/manuscripts/aso/fusion-junction-aso-journal-article-manuscript.docx
+++ b/research/manuscripts/aso/fusion-junction-aso-journal-article-manuscript.docx
@@ -121,7 +121,27 @@
       </w:r>
       <w:r>
         <w:rPr/>
-        <w:t xml:space="preserve"> fusion. That junction is in no normal transcript, so an antisense gapmer could in principle cleave the fusion, sparing its parents; none is reported for any </w:t>
+        <w:t xml:space="preserve"> fusion, its junction in no normal transcript. An antisense gapmer could in principle cleave it, sparing the parents; none is reported. The work is computational — an industry off-target framework's in-silico step; every sequence is a research reagent not for administration. It names what a laboratory needs: two reagents at the most-reported breakpoints — 5′-GGGCATATCATCAAAC-3′ at </w:t>
+      </w:r>
+      <w:r>
+        <w:rPr>
+          <w:rStyle w:val="Emphasis"/>
+        </w:rPr>
+        <w:t>EWSR1</w:t>
+      </w:r>
+      <w:r>
+        <w:rPr/>
+        <w:t xml:space="preserve"> exon 12 and 5′-GGGCATATCTTGTGTG-3′ at </w:t>
+      </w:r>
+      <w:r>
+        <w:rPr>
+          <w:rStyle w:val="Emphasis"/>
+        </w:rPr>
+        <w:t>TAF15</w:t>
+      </w:r>
+      <w:r>
+        <w:rPr/>
+        <w:t xml:space="preserve"> exon 6, both to </w:t>
       </w:r>
       <w:r>
         <w:rPr>
@@ -131,7 +151,84 @@
       </w:r>
       <w:r>
         <w:rPr/>
-        <w:t xml:space="preserve"> fusion. This work is computational, executing an industry off-target framework's in-silico step; every sequence named is a research reagent not for administration. It sets out what a laboratory needs: two reagents at the most reported breakpoints, 5′-GGGCATATCATCAAAC-3′ at </w:t>
+        <w:t xml:space="preserve"> exon 3, longest wild-type parent gap duplexes eight and nine base pairs — two screened controls, a pre-registrable selectivity threshold. Both come from 190 junction-spanning 16-mers across 38 in-frame junctions; 87 let a mature wild-type parent pair their whole catalytic gap over ten or more contiguous base pairs, 61 against wild-type </w:t>
+      </w:r>
+      <w:r>
+        <w:rPr>
+          <w:rStyle w:val="Emphasis"/>
+        </w:rPr>
+        <w:t>NR4A3</w:t>
+      </w:r>
+      <w:r>
+        <w:rPr/>
+        <w:t xml:space="preserve">. Ten is a convention, not a measurement: exon-terminus chimeras meet the same screen at 40.6% against the panel's 45.8%. Five test articles are named; the two fusion-positive EMC cell models are reported at an </w:t>
+      </w:r>
+      <w:r>
+        <w:rPr>
+          <w:rStyle w:val="Emphasis"/>
+        </w:rPr>
+        <w:t>NR4A3</w:t>
+      </w:r>
+      <w:r>
+        <w:rPr/>
+        <w:t xml:space="preserve"> exon-2 acceptor, not this panel's. Designability is not the constraint; discrimination from the parents is. That liability is invisible to a conventional off-target search and must be screened directly before synthesis.</w:t>
+      </w:r>
+    </w:p>
+    <w:p>
+      <w:pPr>
+        <w:pStyle w:val="Heading2"/>
+        <w:bidi w:val="0"/>
+        <w:jc w:val="left"/>
+        <w:rPr/>
+      </w:pPr>
+      <w:r>
+        <w:rPr/>
+        <w:t>Keywords</w:t>
+      </w:r>
+    </w:p>
+    <w:p>
+      <w:pPr>
+        <w:pStyle w:val="BodyText"/>
+        <w:bidi w:val="0"/>
+        <w:rPr/>
+      </w:pPr>
+      <w:r>
+        <w:rPr/>
+        <w:t>antisense oligonucleotide; gapmer; RNase-H1; fusion transcript; NR4A3; extraskeletal myxoid chondrosarcoma; off-target screening</w:t>
+      </w:r>
+    </w:p>
+    <w:p>
+      <w:pPr>
+        <w:pStyle w:val="HorizontalLine"/>
+        <w:bidi w:val="0"/>
+        <w:jc w:val="left"/>
+        <w:rPr/>
+      </w:pPr>
+      <w:r>
+        <w:rPr/>
+      </w:r>
+    </w:p>
+    <w:p>
+      <w:pPr>
+        <w:pStyle w:val="Heading2"/>
+        <w:bidi w:val="0"/>
+        <w:jc w:val="left"/>
+        <w:rPr/>
+      </w:pPr>
+      <w:r>
+        <w:rPr/>
+        <w:t>Introduction</w:t>
+      </w:r>
+    </w:p>
+    <w:p>
+      <w:pPr>
+        <w:pStyle w:val="BodyText"/>
+        <w:bidi w:val="0"/>
+        <w:rPr/>
+      </w:pPr>
+      <w:r>
+        <w:rPr/>
+        <w:t xml:space="preserve">EMC is defined in the large majority of cases by an in-frame fusion of </w:t>
       </w:r>
       <w:r>
         <w:rPr>
@@ -141,7 +238,17 @@
       </w:r>
       <w:r>
         <w:rPr/>
-        <w:t xml:space="preserve"> exon 12 and 5′-GGGCATATCTTGTGTG-3′ at </w:t>
+        <w:t xml:space="preserve"> to </w:t>
+      </w:r>
+      <w:r>
+        <w:rPr>
+          <w:rStyle w:val="Emphasis"/>
+        </w:rPr>
+        <w:t>NR4A3</w:t>
+      </w:r>
+      <w:r>
+        <w:rPr/>
+        <w:t xml:space="preserve">[1], with </w:t>
       </w:r>
       <w:r>
         <w:rPr>
@@ -151,7 +258,38 @@
       </w:r>
       <w:r>
         <w:rPr/>
-        <w:t xml:space="preserve"> exon 6, both to </w:t>
+        <w:t xml:space="preserve"> a substantial minority and </w:t>
+      </w:r>
+      <w:r>
+        <w:rPr>
+          <w:rStyle w:val="Emphasis"/>
+        </w:rPr>
+        <w:t>TCF12</w:t>
+      </w:r>
+      <w:r>
+        <w:rPr/>
+        <w:t xml:space="preserve"> and </w:t>
+      </w:r>
+      <w:r>
+        <w:rPr>
+          <w:rStyle w:val="Emphasis"/>
+        </w:rPr>
+        <w:t>TFG</w:t>
+      </w:r>
+      <w:r>
+        <w:rPr/>
+        <w:t xml:space="preserve"> rare[2]. The disease responds poorly to conventional cytotoxic chemotherapy[3], though responses do occur[4], and a tyrosine-kinase inhibitor trialled in it gave disease control more often than response — a reading composed from the review's response categories[3] rather than from a figure stated in the trial report[5].</w:t>
+      </w:r>
+    </w:p>
+    <w:p>
+      <w:pPr>
+        <w:pStyle w:val="BodyText"/>
+        <w:bidi w:val="0"/>
+        <w:rPr/>
+      </w:pPr>
+      <w:r>
+        <w:rPr/>
+        <w:t xml:space="preserve">The fusion junction is the one feature of an EMC tumour that exists at the RNA level and in no normal cell. An antisense gapmer tiled across it recruits RNase-H1 to cleave the transcript it pairs, at the six-nucleotide DNA gap at the centre of a 5-6-5 architecture. Junction-directed nucleic-acid agents are a thirty-five-year lineage, reported against at least six fusion oncogenes: two as antisense oligonucleotides, the rest as RNA-interference agents, one of those from a lentiviral vector rather than an administered oligonucleotide[6-11]. No such design is reported for any </w:t>
       </w:r>
       <w:r>
         <w:rPr>
@@ -161,7 +299,52 @@
       </w:r>
       <w:r>
         <w:rPr/>
-        <w:t xml:space="preserve"> exon 3, longest wild-type parent gap duplexes eight and nine base pairs; two screened controls; and a pre-registrable selectivity threshold. Both come from a panel of 190 junction-spanning 16-mers tiled at 5-6-5 across 38 in-frame junctions: 87 let a mature wild-type parent pair their whole catalytic gap over ten or more contiguous base pairs, 61 against wild-type </w:t>
+        <w:t xml:space="preserve"> fusion in the literature retrieved here.</w:t>
+      </w:r>
+    </w:p>
+    <w:p>
+      <w:pPr>
+        <w:pStyle w:val="BodyText"/>
+        <w:bidi w:val="0"/>
+        <w:rPr/>
+      </w:pPr>
+      <w:r>
+        <w:rPr/>
+        <w:t>What a junction design must survive follows from its construction. Both halves are parent-gene sequence, so each parent matches roughly half the oligonucleotide — far outside the mismatch budget of a conventional off-target search, which therefore never returns a parent as a near-match. That parent liability is the one this work screens for directly, and the case for screening it is structural rather than statistical: it is invisible to the instrument a designer would ordinarily use, at any threshold that instrument is normally run at, whatever cut the direct screen then adopts. RNase-H1 does not require the whole duplex, only that the gap be paired — a premise adopted here rather than established, and one whose length requirement is stated in a different unit from the criterion this paper screens on. The requirement is reported as a DNA gap of at least six nucleotides, with seven to ten the working range; the screen below counts a liability only at ten contiguous base pairs of duplex through that gap, a length of hybrid rather than a count of gap nucleotides. Whether a wild-type parent pairs the catalytic gap contiguously is therefore a separate question from overall similarity. That direction is the one an industry working group's 2025 off-target recommendations report: off-target effects are seen more often where an oligonucleotide's mismatches fall in its wings than where they fall in its central gap, on which reading a flanking mismatch is suggested as the more important one to avoid[22]. Those recommendations set five steps: in-silico identification with transcriptomics, a focus on cell types showing activity, in-vitro verification and margin assessment, risk assessment of what is confirmed, and management of what remains. This work performs the in-silico half of the first step and stops there; the margin measurement of the third is what the Discussion specifies, against the wild-type parent the panel screen below identifies as the liability.</w:t>
+      </w:r>
+    </w:p>
+    <w:p>
+      <w:pPr>
+        <w:pStyle w:val="Heading2"/>
+        <w:bidi w:val="0"/>
+        <w:jc w:val="left"/>
+        <w:rPr/>
+      </w:pPr>
+      <w:r>
+        <w:rPr/>
+        <w:t>Materials and Methods</w:t>
+      </w:r>
+    </w:p>
+    <w:p>
+      <w:pPr>
+        <w:pStyle w:val="BodyText"/>
+        <w:bidi w:val="0"/>
+        <w:rPr/>
+      </w:pPr>
+      <w:r>
+        <w:rPr/>
+        <w:t>All analyses are computational and use public data; no laboratory work was performed. Full parameters, the complete bounds on each claim and the per-design tables are in the extended report named under Data availability.</w:t>
+      </w:r>
+    </w:p>
+    <w:p>
+      <w:pPr>
+        <w:pStyle w:val="BodyText"/>
+        <w:bidi w:val="0"/>
+        <w:rPr/>
+      </w:pPr>
+      <w:r>
+        <w:rPr/>
+        <w:t xml:space="preserve">Canonical transcripts for the five partner genes and for </w:t>
       </w:r>
       <w:r>
         <w:rPr>
@@ -171,7 +354,63 @@
       </w:r>
       <w:r>
         <w:rPr/>
-        <w:t xml:space="preserve"> itself. Ten is a convention, not a measurement: exon-terminus chimeras meet the same screen at 40.6% against the panel's 45.8%. Five test articles are named; the two fusion-positive EMC cell models are reported at an </w:t>
+        <w:t xml:space="preserve"> were obtained from Ensembl[19]. Junction-spanning 16-mer gapmers were tiled in a 5-6-5 β-D-oxy-locked nucleic acid (LNA)/DNA/LNA geometry[20], one design per register at which the breakpoint falls inside the six-nucleotide DNA gap, which admits five per junction. That gap is the shortest length the cited source credits rather than its preferred one, and six is used because the genome-wide arm is not available above a 16-mer. A design's gap-level margin is the count of junction-unique bases inside the gap on the shorter side of the breakpoint.</w:t>
+      </w:r>
+    </w:p>
+    <w:p>
+      <w:pPr>
+        <w:pStyle w:val="BodyText"/>
+        <w:bidi w:val="0"/>
+        <w:rPr/>
+      </w:pPr>
+      <w:r>
+        <w:rPr/>
+        <w:t>Five specificity screens were applied: an alignment screen against human RefSeq RNA, classifying each near-match by whether the catalytic gap is paired; an exhaustive transcript scan complete for substitutions within a one-mismatch budget; a screen of the parents' unspliced sequence; a mature-parent screen recording the longest contiguous duplex any of six wild-type parent transcripts forms through the catalytic gap; and a genome-wide screen over every position of GRCh38, mitochondrial sequence included. Between them they cover mature transcript, unspliced precursor, exon-exon junction, non-coding and mitochondrial sequence — the search scope the 2025 recommendations ask for[22]. A near-match is a transcript window pairing a design at 14 or more of its 16 positions. Each alignment was re-scored on the nearest-neighbour stability of its longest contiguous paired run — the energy-based second stage those recommendations prescribe — and only separations are reported. A design is liable where a wild-type parent pairs its whole catalytic gap over a contiguous run of ten base pairs or more, ten being adopted rather than measured. Null ensembles were built as scrambles of each design and as chimeras joining the same two parent transcripts at real exon termini, screened identically. Melting temperatures are nearest-neighbour values for an unmodified DNA:RNA hybrid at 250 nM strand[21]. That is not a locked phosphorothioate oligonucleotide, so no absolute melting point is reported. Only the fusion-versus-parent separation is, and as a floor: the fusion duplex pairs all ten locked residues where each parent pairs five.</w:t>
+      </w:r>
+    </w:p>
+    <w:p>
+      <w:pPr>
+        <w:pStyle w:val="Heading2"/>
+        <w:bidi w:val="0"/>
+        <w:jc w:val="left"/>
+        <w:rPr/>
+      </w:pPr>
+      <w:r>
+        <w:rPr/>
+        <w:t>Results</w:t>
+      </w:r>
+    </w:p>
+    <w:p>
+      <w:pPr>
+        <w:pStyle w:val="Heading3"/>
+        <w:bidi w:val="0"/>
+        <w:jc w:val="left"/>
+        <w:rPr/>
+      </w:pPr>
+      <w:r>
+        <w:rPr/>
+        <w:t>The reagents</w:t>
+      </w:r>
+    </w:p>
+    <w:p>
+      <w:pPr>
+        <w:pStyle w:val="BodyText"/>
+        <w:bidi w:val="0"/>
+        <w:rPr/>
+      </w:pPr>
+      <w:r>
+        <w:rPr/>
+        <w:t xml:space="preserve">The two reagents named for synthesis are the best available designs at the two junctions with a published exon-resolved breakpoint and the highest reported prevalence: 5′-GGGCATATCATCAAAC-3′ at </w:t>
+      </w:r>
+      <w:r>
+        <w:rPr>
+          <w:rStyle w:val="Emphasis"/>
+        </w:rPr>
+        <w:t>EWSR1</w:t>
+      </w:r>
+      <w:r>
+        <w:rPr/>
+        <w:t xml:space="preserve"> exon 12 joined to </w:t>
       </w:r>
       <w:r>
         <w:rPr>
@@ -181,7 +420,681 @@
       </w:r>
       <w:r>
         <w:rPr/>
-        <w:t xml:space="preserve"> exon-2 acceptor, not this panel's. Also released is the procedure that produced the 190 designs.</w:t>
+        <w:t xml:space="preserve"> exon 3, and 5′-GGGCATATCTTGTGTG-3′ at </w:t>
+      </w:r>
+      <w:r>
+        <w:rPr>
+          <w:rStyle w:val="Emphasis"/>
+        </w:rPr>
+        <w:t>TAF15</w:t>
+      </w:r>
+      <w:r>
+        <w:rPr/>
+        <w:t xml:space="preserve"> exon 6 joined to </w:t>
+      </w:r>
+      <w:r>
+        <w:rPr>
+          <w:rStyle w:val="Emphasis"/>
+        </w:rPr>
+        <w:t>NR4A3</w:t>
+      </w:r>
+      <w:r>
+        <w:rPr/>
+        <w:t xml:space="preserve"> exon 3 (Table 1). Exon numbers throughout are transcript exon indices counted from the transcript 5′ end, including non-coding exons; an acceptor exon number read under the coding-exon convention instead selects a different reagent. Both hold the panel's top gap-level margin of three: three junction-unique bases inside the catalytic gap on the shorter side of the breakpoint, and neither pairs a wild-type parent through the gap at the ten-base-pair criterion Methods sets.</w:t>
+      </w:r>
+    </w:p>
+    <w:p>
+      <w:pPr>
+        <w:pStyle w:val="BodyText"/>
+        <w:bidi w:val="0"/>
+        <w:rPr/>
+      </w:pPr>
+      <w:r>
+        <w:rPr/>
+        <w:t xml:space="preserve">Both sit close to it. The </w:t>
+      </w:r>
+      <w:r>
+        <w:rPr>
+          <w:rStyle w:val="Emphasis"/>
+        </w:rPr>
+        <w:t>EWSR1</w:t>
+      </w:r>
+      <w:r>
+        <w:rPr/>
+        <w:t xml:space="preserve"> reagent's longest wild-type parent duplex through the whole gap is eight base pairs and the </w:t>
+      </w:r>
+      <w:r>
+        <w:rPr>
+          <w:rStyle w:val="Emphasis"/>
+        </w:rPr>
+        <w:t>TAF15</w:t>
+      </w:r>
+      <w:r>
+        <w:rPr/>
+        <w:t xml:space="preserve"> reagent's is nine, both against wild-type </w:t>
+      </w:r>
+      <w:r>
+        <w:rPr>
+          <w:rStyle w:val="Emphasis"/>
+        </w:rPr>
+        <w:t>TFG</w:t>
+      </w:r>
+      <w:r>
+        <w:rPr/>
+        <w:t xml:space="preserve">. The cut therefore decides how they read: at eight both fall inside the class this work marks as not to be ordered, at nine the </w:t>
+      </w:r>
+      <w:r>
+        <w:rPr>
+          <w:rStyle w:val="Emphasis"/>
+        </w:rPr>
+        <w:t>TAF15</w:t>
+      </w:r>
+      <w:r>
+        <w:rPr/>
+        <w:t xml:space="preserve"> reagent alone does, and only at ten does neither. Both also pair a wild-type parent through part of the gap at the </w:t>
+      </w:r>
+      <w:r>
+        <w:rPr>
+          <w:rStyle w:val="Emphasis"/>
+        </w:rPr>
+        <w:t>NR4A3</w:t>
+      </w:r>
+      <w:r>
+        <w:rPr/>
+        <w:t xml:space="preserve"> exon-2/exon-3 seam their acceptor halves share, neither in full; those partial duplexes are not counted here and have not been measured. Consecutive registers of one seam differ by a single-base slide and can carry opposite verdicts, and one slide from a named reagent is condemned: 5′-AGGGCATATCTTGTGT-3′ is one slide from the </w:t>
+      </w:r>
+      <w:r>
+        <w:rPr>
+          <w:rStyle w:val="Emphasis"/>
+        </w:rPr>
+        <w:t>TAF15</w:t>
+      </w:r>
+      <w:r>
+        <w:rPr/>
+        <w:t xml:space="preserve"> reagent and pairs 11 base pairs of wild-type </w:t>
+      </w:r>
+      <w:r>
+        <w:rPr>
+          <w:rStyle w:val="Emphasis"/>
+        </w:rPr>
+        <w:t>NR4A3</w:t>
+      </w:r>
+      <w:r>
+        <w:rPr/>
+        <w:t xml:space="preserve"> through its whole catalytic gap. Neither may be substituted for the other.</w:t>
+      </w:r>
+    </w:p>
+    <w:p>
+      <w:pPr>
+        <w:pStyle w:val="BodyText"/>
+        <w:bidi w:val="0"/>
+        <w:rPr/>
+      </w:pPr>
+      <w:r>
+        <w:rPr/>
+        <w:t xml:space="preserve">Predicted transcriptome load separates the two: 123 gap-paired sense-strand near-matches for the </w:t>
+      </w:r>
+      <w:r>
+        <w:rPr>
+          <w:rStyle w:val="Emphasis"/>
+        </w:rPr>
+        <w:t>EWSR1</w:t>
+      </w:r>
+      <w:r>
+        <w:rPr/>
+        <w:t xml:space="preserve"> reagent at a deeper search ceiling than the default, against eight for the </w:t>
+      </w:r>
+      <w:r>
+        <w:rPr>
+          <w:rStyle w:val="Emphasis"/>
+        </w:rPr>
+        <w:t>TAF15</w:t>
+      </w:r>
+      <w:r>
+        <w:rPr/>
+        <w:t xml:space="preserve"> one. Most of the 123 are predicted transcript models rather than curated records, so the count is a search result over a database that includes predictions, not a census of expressed transcripts. The </w:t>
+      </w:r>
+      <w:r>
+        <w:rPr>
+          <w:rStyle w:val="Emphasis"/>
+        </w:rPr>
+        <w:t>EWSR1</w:t>
+      </w:r>
+      <w:r>
+        <w:rPr/>
+        <w:t xml:space="preserve"> reagent also carries a sense-strand near-match in wild-type </w:t>
+      </w:r>
+      <w:r>
+        <w:rPr>
+          <w:rStyle w:val="Emphasis"/>
+        </w:rPr>
+        <w:t>TAF15</w:t>
+      </w:r>
+      <w:r>
+        <w:rPr/>
+        <w:t xml:space="preserve"> precursor RNA at two mismatches, one inside the catalytic gap, spanning an intron-exon boundary: the cost of the same ten shared donor bases that let one oligonucleotide span the </w:t>
+      </w:r>
+      <w:r>
+        <w:rPr>
+          <w:rStyle w:val="Emphasis"/>
+        </w:rPr>
+        <w:t>EWSR1</w:t>
+      </w:r>
+      <w:r>
+        <w:rPr/>
+        <w:t xml:space="preserve">, </w:t>
+      </w:r>
+      <w:r>
+        <w:rPr>
+          <w:rStyle w:val="Emphasis"/>
+        </w:rPr>
+        <w:t>TAF15</w:t>
+      </w:r>
+      <w:r>
+        <w:rPr/>
+        <w:t xml:space="preserve"> and </w:t>
+      </w:r>
+      <w:r>
+        <w:rPr>
+          <w:rStyle w:val="Emphasis"/>
+        </w:rPr>
+        <w:t>FUS</w:t>
+      </w:r>
+      <w:r>
+        <w:rPr/>
+        <w:t xml:space="preserve"> breakpoints at once (Figure 1). The </w:t>
+      </w:r>
+      <w:r>
+        <w:rPr>
+          <w:rStyle w:val="Emphasis"/>
+        </w:rPr>
+        <w:t>TAF15</w:t>
+      </w:r>
+      <w:r>
+        <w:rPr/>
+        <w:t xml:space="preserve"> reagent carries no sense-strand precursor site. Both loads are predictions from sequence search rather than measured activity.</w:t>
+      </w:r>
+    </w:p>
+    <w:p>
+      <w:pPr>
+        <w:pStyle w:val="BodyText"/>
+        <w:bidi w:val="0"/>
+        <w:rPr/>
+      </w:pPr>
+      <w:r>
+        <w:rPr/>
+        <w:t>Both reagents are phosphorothioate throughout, with wings of five contiguous β-D-oxy-LNA residues — a high locked content against the two to four per wing taken here as usual, so these are not conventional LNA reagents and their matched-duplex melting temperatures are correspondingly high. That cuts against the screens: a high-affinity chemistry is reported to retain knockdown at more extensively mismatched sites than a conventional design does[22], so the two-mismatch ceiling the near-match screens run at may under-call for reagents of this locked content. Both begin 5′-GGG, a contiguous locked G-tract. High affinity is taken to carry a risk of sequence-dependent hepatotoxicity; that is a premise adopted here rather than a retrieved finding, and nothing here measures it.</w:t>
+      </w:r>
+    </w:p>
+    <w:p>
+      <w:pPr>
+        <w:pStyle w:val="BodyText"/>
+        <w:bidi w:val="0"/>
+        <w:rPr/>
+      </w:pPr>
+      <w:r>
+        <w:rPr/>
+        <w:t xml:space="preserve">Discounted by the breakpoint distribution of an 18-case series[12], the two junctions account for 68.4% of molecularly confirmed cases in a 58-case cohort[13]. That prices which published junctions the two reagents address; it is not a coverage measurement, no patient having been screened with either sequence. The range 39.9% to 82.8% quoted with it is not a confidence interval and carries no nominal level: two of its four inputs do not vary, and it assumes a breakpoint distribution reported in one cohort transfers to a second collected twenty-one years later. The </w:t>
+      </w:r>
+      <w:r>
+        <w:rPr>
+          <w:rStyle w:val="Emphasis"/>
+        </w:rPr>
+        <w:t>TAF15</w:t>
+      </w:r>
+      <w:r>
+        <w:rPr/>
+        <w:t xml:space="preserve"> arm is priced at three of three reported breakpoints, an upper bound rather than an estimate.</w:t>
+      </w:r>
+    </w:p>
+    <w:p>
+      <w:pPr>
+        <w:pStyle w:val="BodyText"/>
+        <w:bidi w:val="0"/>
+        <w:rPr/>
+      </w:pPr>
+      <w:r>
+        <w:rPr/>
+        <w:t xml:space="preserve">That figure is not a ceiling: a third design, 5′-GGGCATATCTCCACGG-3′ at </w:t>
+      </w:r>
+      <w:r>
+        <w:rPr>
+          <w:rStyle w:val="Emphasis"/>
+        </w:rPr>
+        <w:t>EWSR1</w:t>
+      </w:r>
+      <w:r>
+        <w:rPr/>
+        <w:t xml:space="preserve"> exon 13 joined to </w:t>
+      </w:r>
+      <w:r>
+        <w:rPr>
+          <w:rStyle w:val="Emphasis"/>
+        </w:rPr>
+        <w:t>NR4A3</w:t>
+      </w:r>
+      <w:r>
+        <w:rPr/>
+        <w:t xml:space="preserve"> exon 3, already tiled and screened at the same top margin, would take the figure above to 79.0%. It is not named for synthesis: this junction is third by reported prevalence and the selection above takes the first two.</w:t>
+      </w:r>
+    </w:p>
+    <w:p>
+      <w:pPr>
+        <w:pStyle w:val="Heading3"/>
+        <w:bidi w:val="0"/>
+        <w:jc w:val="left"/>
+        <w:rPr/>
+      </w:pPr>
+      <w:r>
+        <w:rPr/>
+        <w:t>Selection from a panel of 190 designs</w:t>
+      </w:r>
+    </w:p>
+    <w:p>
+      <w:pPr>
+        <w:pStyle w:val="BodyText"/>
+        <w:bidi w:val="0"/>
+        <w:rPr/>
+      </w:pPr>
+      <w:r>
+        <w:rPr/>
+        <w:t>Two bounds apply to the cleanliness counts below, and to those alone. Seven of the 190 alignment screens never returned, so counts from that screen are taken over the 183 that did. That screen also censors its own hit lists, leaving 47 of those 183 assessable for cleanliness, so a count of clean designs is a floor over that subset rather than a panel total. Most designs clean at the default ceiling are not clean at a deeper one. The mature-parent screen is a sequence computation, not a database query: it ran on all 190, and the counts that follow carry neither bound.</w:t>
+      </w:r>
+    </w:p>
+    <w:p>
+      <w:pPr>
+        <w:pStyle w:val="BodyText"/>
+        <w:bidi w:val="0"/>
+        <w:rPr/>
+      </w:pPr>
+      <w:r>
+        <w:rPr/>
+        <w:t xml:space="preserve">The two reagents above survived a screen applied uniformly to the whole panel. Across the 38 in-frame junctions of five modelled partners, 190 designs were tiled and put through five specificity screens. Of those, 87 let one of six mature wild-type parent transcripts pair their entire catalytic gap over a contiguous duplex of at least ten base pairs, and 61 of the 87 do so against wild-type </w:t>
+      </w:r>
+      <w:r>
+        <w:rPr>
+          <w:rStyle w:val="Emphasis"/>
+        </w:rPr>
+        <w:t>NR4A3</w:t>
+      </w:r>
+      <w:r>
+        <w:rPr/>
+        <w:t>; 85 are paired by one of the design's own two parent genes. A second class is invisible to any screen over mature transcripts: 19 designs carry a sense-strand near-match in parent precursor RNA pairing the gap in full. As a union rather than a sum the two screens condemn 93 of the 190. A design whose gap carries a mismatch is scored zero rather than short, so the 87 bound the fully-paired class, not the whole parent liability. Re-scored on duplex stability rather than on mismatch count, 8 designs carry a fully paired sixteen-base-pair off-target duplex and 45 one inside 2 kcal/mol of their own; neither named reagent is in either class, the closest to each being 3.2 and 3.0 kcal/mol weaker.</w:t>
+      </w:r>
+    </w:p>
+    <w:p>
+      <w:pPr>
+        <w:pStyle w:val="BodyText"/>
+        <w:bidi w:val="0"/>
+        <w:rPr/>
+      </w:pPr>
+      <w:r>
+        <w:rPr/>
+        <w:t>Lengthening the catalytic gap does not remove this liability, for an arithmetic reason: every base inside the gap comes from the donor or the acceptor exon, so a longer gap buys margin only by conceding parent-paired gap DNA at the design's own seam. Across three geometries the liable count does not fall; the extended report gives the series.</w:t>
+      </w:r>
+    </w:p>
+    <w:p>
+      <w:pPr>
+        <w:pStyle w:val="BodyText"/>
+        <w:bidi w:val="0"/>
+        <w:rPr/>
+      </w:pPr>
+      <w:r>
+        <w:rPr/>
+        <w:t xml:space="preserve">Three designs clear every screen applied here, none at a junction any patient is reported to carry, which makes them mechanism controls rather than candidates. Selecting within each junction rather than across the panel is what makes the two named reagents available: 35 of the 38 junctions have a design clearing the parent screen, and all five junctions with a published exon-resolved breakpoint have one. Both readings are properties of the cut. At nine base pairs 31 of the 38 still clear and three of the five published ones do; at eight, 23 and two; at seven, 9 and none; at six, 6 and none. These are whole-duplex run lengths rather than the enzyme's own unit, and the availability the named reagents rest on fails at nine, where the </w:t>
+      </w:r>
+      <w:r>
+        <w:rPr>
+          <w:rStyle w:val="Emphasis"/>
+        </w:rPr>
+        <w:t>TAF15</w:t>
+      </w:r>
+      <w:r>
+        <w:rPr/>
+        <w:t xml:space="preserve"> junction's best design is itself liable. As design counts the loose cuts condemn almost everything: 175 of 190 at seven and 181 at six.</w:t>
+      </w:r>
+    </w:p>
+    <w:p>
+      <w:pPr>
+        <w:pStyle w:val="BodyText"/>
+        <w:bidi w:val="0"/>
+        <w:rPr/>
+      </w:pPr>
+      <w:r>
+        <w:rPr/>
+        <w:t>The comparison against null models does not resolve an excess specific to this disease. Mononucleotide scrambles meet the parent screen at 6.2% against 45.8% for the panel. They are the weakest of the ten nulls screened, and not the dinucleotide-preserving control prescribed below. Chimeras built at real exon termini of the same two transcripts, at junctions almost never reported in a patient, meet it at 40.6%. The adopted cut does not escape that comparison: at ten the strongest null's 40.6% falls inside the panel's own 95% interval on 45.8%, as at every cut from seven to thirteen but eleven, and the strongest null reaches 91.4% at seven against the panel's 92.1%. The comparison is narrower than it reads, the panel arm being itself mostly unreported junctions — the property the chimeric null is discounted for. Most of the liability is therefore what joining two exon termini of these genes gives, and across cuts of six to thirteen base pairs the excess over the strongest null changes sign four times.</w:t>
+      </w:r>
+    </w:p>
+    <w:p>
+      <w:pPr>
+        <w:pStyle w:val="Heading3"/>
+        <w:bidi w:val="0"/>
+        <w:jc w:val="left"/>
+        <w:rPr/>
+      </w:pPr>
+      <w:r>
+        <w:rPr/>
+        <w:t>Test articles</w:t>
+      </w:r>
+    </w:p>
+    <w:p>
+      <w:pPr>
+        <w:pStyle w:val="BodyText"/>
+        <w:bidi w:val="0"/>
+        <w:rPr/>
+      </w:pPr>
+      <w:r>
+        <w:rPr/>
+        <w:t xml:space="preserve">Five test articles bear on the junctions this panel designs against, and they divide into two sources with opposite limits. Every design in the panel joins its donor to </w:t>
+      </w:r>
+      <w:r>
+        <w:rPr>
+          <w:rStyle w:val="Emphasis"/>
+        </w:rPr>
+        <w:t>NR4A3</w:t>
+      </w:r>
+      <w:r>
+        <w:rPr/>
+        <w:t xml:space="preserve"> exon 3, its first coding exon; the two cell models are reported at exon 2, and annotation does not reconcile the two. On all four annotated </w:t>
+      </w:r>
+      <w:r>
+        <w:rPr>
+          <w:rStyle w:val="Emphasis"/>
+        </w:rPr>
+        <w:t>NR4A3</w:t>
+      </w:r>
+      <w:r>
+        <w:rPr/>
+        <w:t xml:space="preserve"> transcripts, the three with a RefSeq accession included, exon 3 is the first coding exon and exon 2 is non-coding, so a reported exon-2 acceptor is not this panel's acceptor renumbered.</w:t>
+      </w:r>
+    </w:p>
+    <w:p>
+      <w:pPr>
+        <w:pStyle w:val="BodyText"/>
+        <w:bidi w:val="0"/>
+        <w:rPr/>
+      </w:pPr>
+      <w:r>
+        <w:rPr/>
+        <w:t xml:space="preserve">That mismatch is a property of how the panel was selected, not of the disease. Its 38 junctions were graded for a fusion protein, so an acceptor upstream of the </w:t>
+      </w:r>
+      <w:r>
+        <w:rPr>
+          <w:rStyle w:val="Emphasis"/>
+        </w:rPr>
+        <w:t>NR4A3</w:t>
+      </w:r>
+      <w:r>
+        <w:rPr/>
+        <w:t xml:space="preserve"> initiation codon was dropped as non-coding. That is the right filter for a degrader or a neoantigen and the wrong one for an RNase-H1 gapmer, which cleaves a transcript whether or not its reading frame survives. Exon 2 is a sequenced acceptor in this disease: </w:t>
+      </w:r>
+      <w:r>
+        <w:rPr>
+          <w:rStyle w:val="Emphasis"/>
+        </w:rPr>
+        <w:t>EWSR1</w:t>
+      </w:r>
+      <w:r>
+        <w:rPr/>
+        <w:t xml:space="preserve"> exon 7 joined to </w:t>
+      </w:r>
+      <w:r>
+        <w:rPr>
+          <w:rStyle w:val="Emphasis"/>
+        </w:rPr>
+        <w:t>NR4A3</w:t>
+      </w:r>
+      <w:r>
+        <w:rPr/>
+        <w:t xml:space="preserve"> exon 2 was resolved in one of five </w:t>
+      </w:r>
+      <w:r>
+        <w:rPr>
+          <w:rStyle w:val="Emphasis"/>
+        </w:rPr>
+        <w:t>EWSR1</w:t>
+      </w:r>
+      <w:r>
+        <w:rPr/>
+        <w:t xml:space="preserve">-rearranged tumours of a whole-transcriptome series[23], and a </w:t>
+      </w:r>
+      <w:r>
+        <w:rPr>
+          <w:rStyle w:val="Emphasis"/>
+        </w:rPr>
+        <w:t>PGR</w:t>
+      </w:r>
+      <w:r>
+        <w:rPr/>
+        <w:t>::</w:t>
+      </w:r>
+      <w:r>
+        <w:rPr>
+          <w:rStyle w:val="Emphasis"/>
+        </w:rPr>
+        <w:t>NR4A3</w:t>
+      </w:r>
+      <w:r>
+        <w:rPr/>
+        <w:t xml:space="preserve"> case joins exon 2 to the </w:t>
+      </w:r>
+      <w:r>
+        <w:rPr>
+          <w:rStyle w:val="Emphasis"/>
+        </w:rPr>
+        <w:t>NR4A3</w:t>
+      </w:r>
+      <w:r>
+        <w:rPr/>
+        <w:t xml:space="preserve"> 5′ untranslated region[16]. Beyond exon 3 the position is the reverse: across the exon-resolved </w:t>
+      </w:r>
+      <w:r>
+        <w:rPr>
+          <w:rStyle w:val="Emphasis"/>
+        </w:rPr>
+        <w:t>NR4A3</w:t>
+      </w:r>
+      <w:r>
+        <w:rPr/>
+        <w:t xml:space="preserve"> junctions retrieved here every acceptor is exon 2, exon 3, or a cryptic exon in intron 2[14], none 3′ of exon 3, so nothing is designed there because no patient is reported there.</w:t>
+      </w:r>
+    </w:p>
+    <w:p>
+      <w:pPr>
+        <w:pStyle w:val="BodyText"/>
+        <w:bidi w:val="0"/>
+        <w:rPr/>
+      </w:pPr>
+      <w:r>
+        <w:rPr/>
+        <w:t>Three are engineered constructs from a published functional study[14], whose exon spans that paper states verbatim; two of them, E-N and T-N*, carry exactly the junctions the reagents above span, so both named reagents have a stated test article. Rebuilding them is the faster route, but a complementary DNA over-expressed in a heterologous background speaks to junction-selective knockdown of the intended transcript, not to activity at an endogenous locus.</w:t>
+      </w:r>
+    </w:p>
+    <w:p>
+      <w:pPr>
+        <w:pStyle w:val="BodyText"/>
+        <w:bidi w:val="0"/>
+        <w:ind w:hanging="0" w:left="0" w:right="0"/>
+        <w:rPr/>
+      </w:pPr>
+      <w:r>
+        <w:rPr/>
+        <w:t xml:space="preserve">The other two are patient-derived, identity-clean models reported with two EMC tumours[15], USZ20-EMC1 (RRID:CVCL_C6MX) and USZ22-EMC2 (RRID:CVCL_C6MY) — the only source of a fusion-positive EMC cell identified here. They are available on request with no repository deposit, at reported doubling times of five to six days. Their fusions are reported as </w:t>
+      </w:r>
+      <w:r>
+        <w:rPr>
+          <w:rStyle w:val="Emphasis"/>
+        </w:rPr>
+        <w:t>EWSR1</w:t>
+      </w:r>
+      <w:r>
+        <w:rPr/>
+        <w:t xml:space="preserve"> exon 13 and </w:t>
+      </w:r>
+      <w:r>
+        <w:rPr>
+          <w:rStyle w:val="Emphasis"/>
+        </w:rPr>
+        <w:t>TAF15</w:t>
+      </w:r>
+      <w:r>
+        <w:rPr/>
+        <w:t xml:space="preserve"> exon 6 joined to </w:t>
+      </w:r>
+      <w:r>
+        <w:rPr>
+          <w:rStyle w:val="Emphasis"/>
+        </w:rPr>
+        <w:t>NR4A3</w:t>
+      </w:r>
+      <w:r>
+        <w:rPr/>
+        <w:t xml:space="preserve"> exon 2 rather than exon 3. The report carries no sequenced exon-exon boundary, no transcript accession and no junction sequence, so whether that names a non-coding acceptor or an unsupported numbering is not decidable from what is published. This work's own withdrawn version arose from an error of exactly this class.</w:t>
+      </w:r>
+    </w:p>
+    <w:p>
+      <w:pPr>
+        <w:pStyle w:val="BodyText"/>
+        <w:bidi w:val="0"/>
+        <w:rPr/>
+      </w:pPr>
+      <w:r>
+        <w:rPr/>
+        <w:t xml:space="preserve">One reading is nonetheless more parsimonious. EMC's defining lesion produces a chimeric transcription factor[1,14]. A donor joined to </w:t>
+      </w:r>
+      <w:r>
+        <w:rPr>
+          <w:rStyle w:val="Emphasis"/>
+        </w:rPr>
+        <w:t>NR4A3</w:t>
+      </w:r>
+      <w:r>
+        <w:rPr/>
+        <w:t xml:space="preserve">'s non-coding exon 2 would sit upstream of that gene's own initiation codon and so would not yield one — though it would leave that codon intact and place </w:t>
+      </w:r>
+      <w:r>
+        <w:rPr>
+          <w:rStyle w:val="Emphasis"/>
+        </w:rPr>
+        <w:t>NR4A3</w:t>
+      </w:r>
+      <w:r>
+        <w:rPr/>
+        <w:t xml:space="preserve"> under the donor's promoter, a lesion of another kind rather than none. A donor joined to the first coding exon — transcript exon 3 — does yield a chimera. On that reading USZ22-EMC2 carries the junction the </w:t>
+      </w:r>
+      <w:r>
+        <w:rPr>
+          <w:rStyle w:val="Emphasis"/>
+        </w:rPr>
+        <w:t>TAF15</w:t>
+      </w:r>
+      <w:r>
+        <w:rPr/>
+        <w:t xml:space="preserve"> reagent spans, and USZ20-EMC1 carries </w:t>
+      </w:r>
+      <w:r>
+        <w:rPr>
+          <w:rStyle w:val="Emphasis"/>
+        </w:rPr>
+        <w:t>EWSR1</w:t>
+      </w:r>
+      <w:r>
+        <w:rPr/>
+        <w:t xml:space="preserve"> exon 13 joined to exon 3 — the third design named above, not a reagent named for synthesis. This is an inference and not a determination, and the requirement below is unchanged. Reagents exist at both acceptors: 5′-AGTGGGCTCTCCACGG-3′ at </w:t>
+      </w:r>
+      <w:r>
+        <w:rPr>
+          <w:rStyle w:val="Emphasis"/>
+        </w:rPr>
+        <w:t>EWSR1</w:t>
+      </w:r>
+      <w:r>
+        <w:rPr/>
+        <w:t xml:space="preserve"> exon 13 to exon 2 and 5′-AGTGGGCTCTTGTGTG-3′ at </w:t>
+      </w:r>
+      <w:r>
+        <w:rPr>
+          <w:rStyle w:val="Emphasis"/>
+        </w:rPr>
+        <w:t>TAF15</w:t>
+      </w:r>
+      <w:r>
+        <w:rPr/>
+        <w:t xml:space="preserve"> exon 6 to exon 2, both at the panel's top margin. Neither reaches the ten-base-pair criterion, and their longest wild-type parent duplexes through the whole gap are eight base pairs against wild-type </w:t>
+      </w:r>
+      <w:r>
+        <w:rPr>
+          <w:rStyle w:val="Emphasis"/>
+        </w:rPr>
+        <w:t>EWSR1</w:t>
+      </w:r>
+      <w:r>
+        <w:rPr/>
+        <w:t xml:space="preserve"> and nine against wild-type </w:t>
+      </w:r>
+      <w:r>
+        <w:rPr>
+          <w:rStyle w:val="Emphasis"/>
+        </w:rPr>
+        <w:t>NR4A3</w:t>
+      </w:r>
+      <w:r>
+        <w:rPr/>
+        <w:t xml:space="preserve"> — the second against the acceptor parent on which the selectivity ratio is defined, a closer call than either exon-3 reagent presents. A reagent selected for one acceptor is not valid for the other.</w:t>
+      </w:r>
+    </w:p>
+    <w:p>
+      <w:pPr>
+        <w:pStyle w:val="BodyText"/>
+        <w:bidi w:val="0"/>
+        <w:rPr/>
+      </w:pPr>
+      <w:r>
+        <w:rPr/>
+        <w:t xml:space="preserve">One requirement is upstream of all of them: the breakpoint of the test article must be established at nucleotide resolution by RNA sequencing before any oligonucleotide is ordered, every design here being specific to the exon pair it was tiled at. Routine diagnosis does not supply the seam, since break-apart </w:t>
+      </w:r>
+      <w:r>
+        <w:rPr>
+          <w:rStyle w:val="Emphasis"/>
+        </w:rPr>
+        <w:t>NR4A3</w:t>
+      </w:r>
+      <w:r>
+        <w:rPr/>
+        <w:t xml:space="preserve"> fluorescence in situ hybridisation detects a rearrangement irrespective of partner[3].</w:t>
+      </w:r>
+    </w:p>
+    <w:p>
+      <w:pPr>
+        <w:pStyle w:val="Heading3"/>
+        <w:bidi w:val="0"/>
+        <w:jc w:val="left"/>
+        <w:rPr/>
+      </w:pPr>
+      <w:r>
+        <w:rPr/>
+        <w:t>Controls for the knockdown experiment</w:t>
+      </w:r>
+    </w:p>
+    <w:p>
+      <w:pPr>
+        <w:pStyle w:val="BodyText"/>
+        <w:bidi w:val="0"/>
+        <w:rPr/>
+      </w:pPr>
+      <w:r>
+        <w:rPr/>
+        <w:t xml:space="preserve">Two controls are named as sequences (Table 2): a dinucleotide-preserving scramble of each reagent, drawn and then put through the same mature-parent screen the reagent passed. That screening is what makes a scramble a control — 10.0% of such scrambles pair a parent's whole catalytic gap at the ten-base-pair criterion and 3.9% do so against wild-type </w:t>
+      </w:r>
+      <w:r>
+        <w:rPr>
+          <w:rStyle w:val="Emphasis"/>
+        </w:rPr>
+        <w:t>NR4A3</w:t>
+      </w:r>
+      <w:r>
+        <w:rPr/>
+        <w:t>, so an unscreened one carries a one-in-ten chance of being a second active molecule offered as a negative control. Clearing the screen is not a claim of inertness; it is the property a negative control has to have.</w:t>
       </w:r>
     </w:p>
     <w:p>
@@ -193,29 +1106,157 @@
       </w:pPr>
       <w:r>
         <w:rPr/>
-        <w:t>Keywords</w:t>
-      </w:r>
-    </w:p>
-    <w:p>
-      <w:pPr>
-        <w:pStyle w:val="BodyText"/>
-        <w:bidi w:val="0"/>
-        <w:rPr/>
-      </w:pPr>
-      <w:r>
-        <w:rPr/>
-        <w:t>antisense oligonucleotide; gapmer; RNase-H1; fusion transcript; NR4A3; extraskeletal myxoid chondrosarcoma; off-target screening</w:t>
-      </w:r>
-    </w:p>
-    <w:p>
-      <w:pPr>
-        <w:pStyle w:val="HorizontalLine"/>
+        <w:t>Discussion</w:t>
+      </w:r>
+    </w:p>
+    <w:p>
+      <w:pPr>
+        <w:pStyle w:val="Heading3"/>
         <w:bidi w:val="0"/>
         <w:jc w:val="left"/>
         <w:rPr/>
       </w:pPr>
       <w:r>
         <w:rPr/>
+        <w:t>The falsification experiment</w:t>
+      </w:r>
+    </w:p>
+    <w:p>
+      <w:pPr>
+        <w:pStyle w:val="BodyText"/>
+        <w:bidi w:val="0"/>
+        <w:rPr/>
+      </w:pPr>
+      <w:r>
+        <w:rPr/>
+        <w:t xml:space="preserve">An isogenic fusion-positive against fusion-negative comparison has been run in an analogous fusion sarcoma, against </w:t>
+      </w:r>
+      <w:r>
+        <w:rPr>
+          <w:rStyle w:val="Emphasis"/>
+        </w:rPr>
+        <w:t>NAB2::STAT6</w:t>
+      </w:r>
+      <w:r>
+        <w:rPr/>
+        <w:t xml:space="preserve"> in solitary fibrous tumour[17]. It is specified here for these reagents, with three controls a knockdown assay alone cannot distinguish, two of them the screened scrambles above.</w:t>
+      </w:r>
+    </w:p>
+    <w:p>
+      <w:pPr>
+        <w:pStyle w:val="BodyText"/>
+        <w:bidi w:val="0"/>
+        <w:rPr/>
+      </w:pPr>
+      <w:r>
+        <w:rPr/>
+        <w:t xml:space="preserve">Selectivity is the wild-type </w:t>
+      </w:r>
+      <w:r>
+        <w:rPr>
+          <w:rStyle w:val="Emphasis"/>
+        </w:rPr>
+        <w:t>NR4A3</w:t>
+      </w:r>
+      <w:r>
+        <w:rPr/>
+        <w:t xml:space="preserve"> half-maximal knockdown concentration divided by the fusion's, from a matched dose-response in the same wells, at a cut of 5.0 adopted as a convention. Comparing the two half-maximal concentrations is the margin assessment the recommendations specify at this step; they decline to set a default value for it[22]. At an assumed replicate standard deviation of 0.35 on the natural-log scale — a 1.42-fold replicate spread, and like the cut adopted for pre-registration rather than measured here — six independent biological replicates give about 80% power to falsify a true selectivity of 3 and three give about 30%. Above a realised standard deviation of about 0.65 at three replicates — 1.53 at six, 2.25 at ten — no observed ratio at or above one can put the upper limit of a two-sided 95% interval below 5, so the test can fail only on an anti-selective reading. Those figures are computed on that interval; a normal-approximation interval would move them. Such a test is void. Voidness is a property of the realised variance rather than of the design, so a pilot-based gate on the population variance bounds it from one side only. Where a one-sided 95% chi-square bound on the pilot's standard deviation lies at or above the void figure for the count proposed, the decision is a larger replicate count, or no falsification test at all, and never three. The threshold is defined on the acceptor parent alone, so a reagent can clear it while pairing a donor transcript through its whole gap.</w:t>
+      </w:r>
+    </w:p>
+    <w:p>
+      <w:pPr>
+        <w:pStyle w:val="Heading3"/>
+        <w:bidi w:val="0"/>
+        <w:jc w:val="left"/>
+        <w:rPr/>
+      </w:pPr>
+      <w:r>
+        <w:rPr/>
+        <w:t>Interpretation and limits</w:t>
+      </w:r>
+    </w:p>
+    <w:p>
+      <w:pPr>
+        <w:pStyle w:val="BodyText"/>
+        <w:bidi w:val="0"/>
+        <w:rPr/>
+      </w:pPr>
+      <w:r>
+        <w:rPr/>
+        <w:t>Designability is not the constraint: a junction-spanning design exists at every junction modelled here, and 35 of the 38 have one clearing the parent screen.</w:t>
+      </w:r>
+    </w:p>
+    <w:p>
+      <w:pPr>
+        <w:pStyle w:val="BodyText"/>
+        <w:bidi w:val="0"/>
+        <w:rPr/>
+      </w:pPr>
+      <w:r>
+        <w:rPr/>
+        <w:t xml:space="preserve">The constraint is discrimination between the fusion and its parents, and it is not resolved here. A junction design's most plausible wild-type liability is its own parent, in the mature transcript or across a splice junction in precursor RNA. Both are searched before any molecule exists, but not on comparable terms: the mature-transcript screen condemns on a ten-base-pair duplex through the gap and the precursor arm on a hit at up to two mismatches with the gap fully paired, so neither restates the other. Their counts may not be added either, because a design condemned in both is one design. A third compartment is searched only in the extended report: the patient's own un-rearranged </w:t>
+      </w:r>
+      <w:r>
+        <w:rPr>
+          <w:rStyle w:val="Emphasis"/>
+        </w:rPr>
+        <w:t>NR4A3</w:t>
+      </w:r>
+      <w:r>
+        <w:rPr/>
+        <w:t xml:space="preserve"> allele, at a two-mismatch ceiling that bounds its class from below. No design this panel selects is condemned by it, but it excludes two registers of the </w:t>
+      </w:r>
+      <w:r>
+        <w:rPr>
+          <w:rStyle w:val="Emphasis"/>
+        </w:rPr>
+        <w:t>EWSR1</w:t>
+      </w:r>
+      <w:r>
+        <w:rPr/>
+        <w:t xml:space="preserve"> exon 13 to </w:t>
+      </w:r>
+      <w:r>
+        <w:rPr>
+          <w:rStyle w:val="Emphasis"/>
+        </w:rPr>
+        <w:t>NR4A3</w:t>
+      </w:r>
+      <w:r>
+        <w:rPr/>
+        <w:t xml:space="preserve"> exon-2 seam above while clearing that reagent — the register hazard noted with the reagents, arriving from a compartment the panel's selection never has to consider.</w:t>
+      </w:r>
+    </w:p>
+    <w:p>
+      <w:pPr>
+        <w:pStyle w:val="BodyText"/>
+        <w:bidi w:val="0"/>
+        <w:rPr/>
+      </w:pPr>
+      <w:r>
+        <w:rPr/>
+        <w:t xml:space="preserve">The four junction-specificity reports cited here[8-10,18] were all made on molecules already synthesised; no survey of design pipelines was performed, so the screen-before-synthesis claim is about this literature as retrieved and not a priority claim. Whether sparing wild-type </w:t>
+      </w:r>
+      <w:r>
+        <w:rPr>
+          <w:rStyle w:val="Emphasis"/>
+        </w:rPr>
+        <w:t>NR4A3</w:t>
+      </w:r>
+      <w:r>
+        <w:rPr/>
+        <w:t xml:space="preserve"> is worth a specificity cost is itself unsettled, the reported paralogue redundancy and dosage effects pointing in opposite directions; the extended report gives that literature and does not resolve it either.</w:t>
+      </w:r>
+    </w:p>
+    <w:p>
+      <w:pPr>
+        <w:pStyle w:val="BodyText"/>
+        <w:bidi w:val="0"/>
+        <w:rPr/>
+      </w:pPr>
+      <w:r>
+        <w:rPr/>
+        <w:t>Three limits bound what any test of these reagents could show. All five screens address hybridisation rather than cleavage, and none establishes that a predicted duplex forms or is cut. The method-level novelty is nil, junction-directed oligonucleotides being long established; what is new is the indication and the screen applied before synthesis. And systemic delivery to a solid tumour remains unsolved, the gate this modality faces after any result reported here. Every source of a test article named here ends at someone culturing cells.</w:t>
       </w:r>
     </w:p>
     <w:p>
@@ -227,100 +1268,18 @@
       </w:pPr>
       <w:r>
         <w:rPr/>
-        <w:t>Introduction</w:t>
-      </w:r>
-    </w:p>
-    <w:p>
-      <w:pPr>
-        <w:pStyle w:val="BodyText"/>
-        <w:bidi w:val="0"/>
-        <w:rPr/>
-      </w:pPr>
-      <w:r>
-        <w:rPr/>
-        <w:t xml:space="preserve">EMC is defined in the large majority of cases by an in-frame fusion of </w:t>
-      </w:r>
-      <w:r>
-        <w:rPr>
-          <w:rStyle w:val="Emphasis"/>
-        </w:rPr>
-        <w:t>EWSR1</w:t>
-      </w:r>
-      <w:r>
-        <w:rPr/>
-        <w:t xml:space="preserve"> to </w:t>
-      </w:r>
-      <w:r>
-        <w:rPr>
-          <w:rStyle w:val="Emphasis"/>
-        </w:rPr>
-        <w:t>NR4A3</w:t>
-      </w:r>
-      <w:r>
-        <w:rPr/>
-        <w:t xml:space="preserve">[1], with </w:t>
-      </w:r>
-      <w:r>
-        <w:rPr>
-          <w:rStyle w:val="Emphasis"/>
-        </w:rPr>
-        <w:t>TAF15</w:t>
-      </w:r>
-      <w:r>
-        <w:rPr/>
-        <w:t xml:space="preserve"> a substantial minority and </w:t>
-      </w:r>
-      <w:r>
-        <w:rPr>
-          <w:rStyle w:val="Emphasis"/>
-        </w:rPr>
-        <w:t>TCF12</w:t>
-      </w:r>
-      <w:r>
-        <w:rPr/>
-        <w:t xml:space="preserve"> and </w:t>
-      </w:r>
-      <w:r>
-        <w:rPr>
-          <w:rStyle w:val="Emphasis"/>
-        </w:rPr>
-        <w:t>TFG</w:t>
-      </w:r>
-      <w:r>
-        <w:rPr/>
-        <w:t xml:space="preserve"> rare[2]. The disease responds poorly to conventional cytotoxic chemotherapy[3], though responses do occur[4], and a tyrosine-kinase inhibitor trialled in it gave disease control more often than response — a reading composed from the review's response categories[3] rather than from a figure stated in the trial report[5].</w:t>
-      </w:r>
-    </w:p>
-    <w:p>
-      <w:pPr>
-        <w:pStyle w:val="BodyText"/>
-        <w:bidi w:val="0"/>
-        <w:rPr/>
-      </w:pPr>
-      <w:r>
-        <w:rPr/>
-        <w:t xml:space="preserve">The fusion junction is the one feature of an EMC tumour that exists at the RNA level and in no normal cell. An antisense gapmer tiled across it recruits RNase-H1 to cleave the transcript it pairs, at the six-nucleotide DNA gap at the centre of a 5-6-5 architecture. Junction-directed nucleic-acid agents are a thirty-five-year lineage, reported against at least six fusion oncogenes: two as antisense oligonucleotides, the rest as RNA-interference agents, one of those from a lentiviral vector rather than an administered oligonucleotide[6-11]. No such design is reported for any </w:t>
-      </w:r>
-      <w:r>
-        <w:rPr>
-          <w:rStyle w:val="Emphasis"/>
-        </w:rPr>
-        <w:t>NR4A3</w:t>
-      </w:r>
-      <w:r>
-        <w:rPr/>
-        <w:t xml:space="preserve"> fusion in the literature retrieved here.</w:t>
-      </w:r>
-    </w:p>
-    <w:p>
-      <w:pPr>
-        <w:pStyle w:val="BodyText"/>
-        <w:bidi w:val="0"/>
-        <w:rPr/>
-      </w:pPr>
-      <w:r>
-        <w:rPr/>
-        <w:t>What a junction design must survive follows from its construction. Both halves are parent-gene sequence, so each parent matches roughly half the oligonucleotide — far outside the mismatch budget of a conventional off-target search, which therefore never returns a parent as a near-match. That parent liability is the one this work screens for directly. RNase-H1 does not require the whole duplex, only that the gap be paired — a premise adopted here rather than established, and one whose length requirement is stated in a different unit from the criterion this paper screens on. The requirement is reported as a DNA gap of at least six nucleotides, with seven to ten the working range; the screen below counts a liability only at ten contiguous base pairs of duplex through that gap, a length of hybrid rather than a count of gap nucleotides. Whether a wild-type parent pairs the catalytic gap contiguously is therefore a separate question from overall similarity, and it is the one this work puts to all 190 designs. That direction is the one an industry working group's 2025 off-target recommendations report: off-target effects are seen more often where an oligonucleotide's mismatches fall in its wings than where they fall in its central gap, on which reading a flanking mismatch is suggested as the more important one to avoid[22]. Those recommendations set five steps: in-silico identification with transcriptomics, a focus on cell types showing activity, in-vitro verification and margin assessment, risk assessment of what is confirmed, and management of what remains. This work performs the in-silico half of the first step and stops there; the margin measurement of the third is what the Discussion specifies, against the wild-type parent the panel screen below identifies as the liability.</w:t>
+        <w:t>Acknowledgments</w:t>
+      </w:r>
+    </w:p>
+    <w:p>
+      <w:pPr>
+        <w:pStyle w:val="BodyText"/>
+        <w:bidi w:val="0"/>
+        <w:rPr/>
+      </w:pPr>
+      <w:r>
+        <w:rPr/>
+        <w:t>No person other than the author contributed to this work.</w:t>
       </w:r>
     </w:p>
     <w:p>
@@ -332,50 +1291,18 @@
       </w:pPr>
       <w:r>
         <w:rPr/>
-        <w:t>Materials and Methods</w:t>
-      </w:r>
-    </w:p>
-    <w:p>
-      <w:pPr>
-        <w:pStyle w:val="BodyText"/>
-        <w:bidi w:val="0"/>
-        <w:rPr/>
-      </w:pPr>
-      <w:r>
-        <w:rPr/>
-        <w:t>All analyses are computational and use public data; no laboratory work was performed. Full parameters, the complete bounds on each claim and the per-design tables are in the extended report named under Data availability.</w:t>
-      </w:r>
-    </w:p>
-    <w:p>
-      <w:pPr>
-        <w:pStyle w:val="BodyText"/>
-        <w:bidi w:val="0"/>
-        <w:rPr/>
-      </w:pPr>
-      <w:r>
-        <w:rPr/>
-        <w:t xml:space="preserve">Canonical transcripts for the five partner genes and for </w:t>
-      </w:r>
-      <w:r>
-        <w:rPr>
-          <w:rStyle w:val="Emphasis"/>
-        </w:rPr>
-        <w:t>NR4A3</w:t>
-      </w:r>
-      <w:r>
-        <w:rPr/>
-        <w:t xml:space="preserve"> were obtained from Ensembl[19]. Junction-spanning 16-mer gapmers were tiled in a 5-6-5 β-D-oxy-locked-nucleic-acid/DNA/β-D-oxy-locked-nucleic-acid geometry[20], one design per register at which the breakpoint falls inside the six-nucleotide DNA gap, which admits five per junction. That gap is the shortest length the cited source credits rather than its preferred one, and six is used because the genome-wide arm is not available above a 16-mer. A design's gap-level margin is the count of junction-unique bases inside the gap on the shorter side of the breakpoint.</w:t>
-      </w:r>
-    </w:p>
-    <w:p>
-      <w:pPr>
-        <w:pStyle w:val="BodyText"/>
-        <w:bidi w:val="0"/>
-        <w:rPr/>
-      </w:pPr>
-      <w:r>
-        <w:rPr/>
-        <w:t>Five specificity screens were applied: an alignment screen against human RefSeq RNA, classifying each near-match by whether the catalytic gap is paired; an exhaustive transcript scan complete for substitutions within a one-mismatch budget; a screen of the parents' unspliced sequence; a mature-parent screen recording the longest contiguous duplex any of six wild-type parent transcripts forms through the catalytic gap; and a genome-wide screen over every position of GRCh38, mitochondrial sequence included. Between them they cover mature transcript, unspliced precursor, exon-exon junction, non-coding and mitochondrial sequence — the search scope the 2025 recommendations ask for[22]. A near-match is a transcript window pairing a design at 14 or more of its 16 positions. Each alignment was re-scored on the nearest-neighbour stability of its longest contiguous paired run — the energy-based second stage those recommendations prescribe — and only separations are reported. A design is liable where a wild-type parent pairs its whole catalytic gap over a contiguous run of ten base pairs or more, ten being adopted rather than measured. Null ensembles were built as scrambles of each design and as chimeras joining the same two parent transcripts at real exon termini, screened identically. Melting temperatures are nearest-neighbour values for an unmodified DNA:RNA hybrid at 250 nM strand[21]. That is not a locked phosphorothioate oligonucleotide, so no absolute melting point is reported. Only the fusion-versus-parent separation is, and as a floor: the fusion duplex pairs all ten locked residues where each parent pairs five.</w:t>
+        <w:t>Author Contributions</w:t>
+      </w:r>
+    </w:p>
+    <w:p>
+      <w:pPr>
+        <w:pStyle w:val="BodyText"/>
+        <w:bidi w:val="0"/>
+        <w:rPr/>
+      </w:pPr>
+      <w:r>
+        <w:rPr/>
+        <w:t>T.D.M. is the sole author, and is responsible for the conception and design of the study, the analysis code, the screens and their interpretation, and the drafting and revision of this manuscript.</w:t>
       </w:r>
     </w:p>
     <w:p>
@@ -387,975 +1314,29 @@
       </w:pPr>
       <w:r>
         <w:rPr/>
-        <w:t>Results</w:t>
-      </w:r>
-    </w:p>
-    <w:p>
-      <w:pPr>
-        <w:pStyle w:val="Heading3"/>
+        <w:t>Author Disclosure Statement</w:t>
+      </w:r>
+    </w:p>
+    <w:p>
+      <w:pPr>
+        <w:pStyle w:val="BodyText"/>
+        <w:bidi w:val="0"/>
+        <w:rPr/>
+      </w:pPr>
+      <w:r>
+        <w:rPr/>
+        <w:t>No competing financial interests exist.</w:t>
+      </w:r>
+    </w:p>
+    <w:p>
+      <w:pPr>
+        <w:pStyle w:val="Heading2"/>
         <w:bidi w:val="0"/>
         <w:jc w:val="left"/>
         <w:rPr/>
       </w:pPr>
       <w:r>
         <w:rPr/>
-        <w:t>The reagents</w:t>
-      </w:r>
-    </w:p>
-    <w:p>
-      <w:pPr>
-        <w:pStyle w:val="BodyText"/>
-        <w:bidi w:val="0"/>
-        <w:rPr/>
-      </w:pPr>
-      <w:r>
-        <w:rPr/>
-        <w:t xml:space="preserve">The two reagents named for synthesis are the best available designs at the two junctions with a published exon-resolved breakpoint and the highest reported prevalence: 5′-GGGCATATCATCAAAC-3′ at </w:t>
-      </w:r>
-      <w:r>
-        <w:rPr>
-          <w:rStyle w:val="Emphasis"/>
-        </w:rPr>
-        <w:t>EWSR1</w:t>
-      </w:r>
-      <w:r>
-        <w:rPr/>
-        <w:t xml:space="preserve"> exon 12 joined to </w:t>
-      </w:r>
-      <w:r>
-        <w:rPr>
-          <w:rStyle w:val="Emphasis"/>
-        </w:rPr>
-        <w:t>NR4A3</w:t>
-      </w:r>
-      <w:r>
-        <w:rPr/>
-        <w:t xml:space="preserve"> exon 3, and 5′-GGGCATATCTTGTGTG-3′ at </w:t>
-      </w:r>
-      <w:r>
-        <w:rPr>
-          <w:rStyle w:val="Emphasis"/>
-        </w:rPr>
-        <w:t>TAF15</w:t>
-      </w:r>
-      <w:r>
-        <w:rPr/>
-        <w:t xml:space="preserve"> exon 6 joined to </w:t>
-      </w:r>
-      <w:r>
-        <w:rPr>
-          <w:rStyle w:val="Emphasis"/>
-        </w:rPr>
-        <w:t>NR4A3</w:t>
-      </w:r>
-      <w:r>
-        <w:rPr/>
-        <w:t xml:space="preserve"> exon 3 (Table 1). Exon numbers throughout are transcript exon indices counted from the transcript 5′ end, including non-coding exons; an acceptor exon number read under the coding-exon convention instead selects a different reagent. Both hold the panel's top gap-level margin of three: three junction-unique bases inside the catalytic gap on the shorter side of the breakpoint, and neither pairs a wild-type parent through the gap at the ten-base-pair criterion below.</w:t>
-      </w:r>
-    </w:p>
-    <w:p>
-      <w:pPr>
-        <w:pStyle w:val="BodyText"/>
-        <w:bidi w:val="0"/>
-        <w:rPr/>
-      </w:pPr>
-      <w:r>
-        <w:rPr/>
-        <w:t xml:space="preserve">Both sit close to it. The </w:t>
-      </w:r>
-      <w:r>
-        <w:rPr>
-          <w:rStyle w:val="Emphasis"/>
-        </w:rPr>
-        <w:t>EWSR1</w:t>
-      </w:r>
-      <w:r>
-        <w:rPr/>
-        <w:t xml:space="preserve"> reagent's longest wild-type parent duplex through the whole gap is eight base pairs and the </w:t>
-      </w:r>
-      <w:r>
-        <w:rPr>
-          <w:rStyle w:val="Emphasis"/>
-        </w:rPr>
-        <w:t>TAF15</w:t>
-      </w:r>
-      <w:r>
-        <w:rPr/>
-        <w:t xml:space="preserve"> reagent's is nine, both against wild-type </w:t>
-      </w:r>
-      <w:r>
-        <w:rPr>
-          <w:rStyle w:val="Emphasis"/>
-        </w:rPr>
-        <w:t>TFG</w:t>
-      </w:r>
-      <w:r>
-        <w:rPr/>
-        <w:t xml:space="preserve">, so the cut decides how they read: at eight both fall inside the class this work marks as not to be ordered, at nine the </w:t>
-      </w:r>
-      <w:r>
-        <w:rPr>
-          <w:rStyle w:val="Emphasis"/>
-        </w:rPr>
-        <w:t>TAF15</w:t>
-      </w:r>
-      <w:r>
-        <w:rPr/>
-        <w:t xml:space="preserve"> reagent alone does, and only at ten does neither. Both also pair a wild-type parent through part of the gap at the </w:t>
-      </w:r>
-      <w:r>
-        <w:rPr>
-          <w:rStyle w:val="Emphasis"/>
-        </w:rPr>
-        <w:t>NR4A3</w:t>
-      </w:r>
-      <w:r>
-        <w:rPr/>
-        <w:t xml:space="preserve"> exon-2/exon-3 seam their acceptor halves share, neither in full; those partial duplexes are not counted here and have not been measured. Consecutive registers of one seam differ by a single-base slide and can carry opposite verdicts, and one slide from a named reagent is condemned: 5′-AGGGCATATCTTGTGT-3′ is one slide from the </w:t>
-      </w:r>
-      <w:r>
-        <w:rPr>
-          <w:rStyle w:val="Emphasis"/>
-        </w:rPr>
-        <w:t>TAF15</w:t>
-      </w:r>
-      <w:r>
-        <w:rPr/>
-        <w:t xml:space="preserve"> reagent and pairs 11 base pairs of wild-type </w:t>
-      </w:r>
-      <w:r>
-        <w:rPr>
-          <w:rStyle w:val="Emphasis"/>
-        </w:rPr>
-        <w:t>NR4A3</w:t>
-      </w:r>
-      <w:r>
-        <w:rPr/>
-        <w:t xml:space="preserve"> through its whole catalytic gap. Neither may be substituted for the other.</w:t>
-      </w:r>
-    </w:p>
-    <w:p>
-      <w:pPr>
-        <w:pStyle w:val="BodyText"/>
-        <w:bidi w:val="0"/>
-        <w:rPr/>
-      </w:pPr>
-      <w:r>
-        <w:rPr/>
-        <w:t xml:space="preserve">Predicted transcriptome load separates the two: 123 gap-paired sense-strand near-matches for the </w:t>
-      </w:r>
-      <w:r>
-        <w:rPr>
-          <w:rStyle w:val="Emphasis"/>
-        </w:rPr>
-        <w:t>EWSR1</w:t>
-      </w:r>
-      <w:r>
-        <w:rPr/>
-        <w:t xml:space="preserve"> reagent at a deeper search ceiling than the default, against eight for the </w:t>
-      </w:r>
-      <w:r>
-        <w:rPr>
-          <w:rStyle w:val="Emphasis"/>
-        </w:rPr>
-        <w:t>TAF15</w:t>
-      </w:r>
-      <w:r>
-        <w:rPr/>
-        <w:t xml:space="preserve"> one. Most of the 123 are predicted transcript models rather than curated records, so the count is a search result over a database that includes predictions, not a census of expressed transcripts. The </w:t>
-      </w:r>
-      <w:r>
-        <w:rPr>
-          <w:rStyle w:val="Emphasis"/>
-        </w:rPr>
-        <w:t>EWSR1</w:t>
-      </w:r>
-      <w:r>
-        <w:rPr/>
-        <w:t xml:space="preserve"> reagent also carries a sense-strand near-match in wild-type </w:t>
-      </w:r>
-      <w:r>
-        <w:rPr>
-          <w:rStyle w:val="Emphasis"/>
-        </w:rPr>
-        <w:t>TAF15</w:t>
-      </w:r>
-      <w:r>
-        <w:rPr/>
-        <w:t xml:space="preserve"> precursor RNA at two mismatches, one inside the catalytic gap, spanning an intron-exon boundary: the cost of the same ten shared donor bases that let one oligonucleotide span the </w:t>
-      </w:r>
-      <w:r>
-        <w:rPr>
-          <w:rStyle w:val="Emphasis"/>
-        </w:rPr>
-        <w:t>EWSR1</w:t>
-      </w:r>
-      <w:r>
-        <w:rPr/>
-        <w:t xml:space="preserve">, </w:t>
-      </w:r>
-      <w:r>
-        <w:rPr>
-          <w:rStyle w:val="Emphasis"/>
-        </w:rPr>
-        <w:t>TAF15</w:t>
-      </w:r>
-      <w:r>
-        <w:rPr/>
-        <w:t xml:space="preserve"> and </w:t>
-      </w:r>
-      <w:r>
-        <w:rPr>
-          <w:rStyle w:val="Emphasis"/>
-        </w:rPr>
-        <w:t>FUS</w:t>
-      </w:r>
-      <w:r>
-        <w:rPr/>
-        <w:t xml:space="preserve"> breakpoints at once (Figure 1). The </w:t>
-      </w:r>
-      <w:r>
-        <w:rPr>
-          <w:rStyle w:val="Emphasis"/>
-        </w:rPr>
-        <w:t>TAF15</w:t>
-      </w:r>
-      <w:r>
-        <w:rPr/>
-        <w:t xml:space="preserve"> reagent carries no sense-strand precursor site. Both loads are predictions from sequence search rather than measured activity.</w:t>
-      </w:r>
-    </w:p>
-    <w:p>
-      <w:pPr>
-        <w:pStyle w:val="BodyText"/>
-        <w:bidi w:val="0"/>
-        <w:rPr/>
-      </w:pPr>
-      <w:r>
-        <w:rPr/>
-        <w:t>Both reagents are phosphorothioate throughout, with wings of five contiguous β-D-oxy-locked residues — a high locked content against the two to four per wing taken here as usual, so these are not conventional locked-nucleic-acid reagents and their matched-duplex melting temperatures are correspondingly high. That cuts against the screens: a high-affinity chemistry is reported to retain knockdown at more extensively mismatched sites than a conventional design does[22], so the two-mismatch ceiling the near-match screens run at may under-call for reagents of this locked content. Both begin 5′-GGG, a contiguous locked G-tract. High affinity is taken to carry a risk of sequence-dependent hepatotoxicity; that is a premise adopted here rather than a retrieved finding, and nothing here measures it.</w:t>
-      </w:r>
-    </w:p>
-    <w:p>
-      <w:pPr>
-        <w:pStyle w:val="BodyText"/>
-        <w:bidi w:val="0"/>
-        <w:rPr/>
-      </w:pPr>
-      <w:r>
-        <w:rPr/>
-        <w:t xml:space="preserve">Discounted by the breakpoint distribution of an 18-case series[12], the two junctions account for 68.4% of molecularly confirmed cases in a 58-case cohort[13]. That prices which published junctions the two reagents address; it is not a coverage measurement, no patient having been screened with either sequence. The range 39.9% to 82.8% quoted with it is not a confidence interval and carries no nominal level: two of its four inputs do not vary, and it assumes a breakpoint distribution reported in one cohort transfers to a second collected twenty-one years later. The </w:t>
-      </w:r>
-      <w:r>
-        <w:rPr>
-          <w:rStyle w:val="Emphasis"/>
-        </w:rPr>
-        <w:t>TAF15</w:t>
-      </w:r>
-      <w:r>
-        <w:rPr/>
-        <w:t xml:space="preserve"> arm is priced at three of three reported breakpoints, an upper bound rather than an estimate.</w:t>
-      </w:r>
-    </w:p>
-    <w:p>
-      <w:pPr>
-        <w:pStyle w:val="BodyText"/>
-        <w:bidi w:val="0"/>
-        <w:rPr/>
-      </w:pPr>
-      <w:r>
-        <w:rPr/>
-        <w:t xml:space="preserve">That figure is not a ceiling: a third design, 5′-GGGCATATCTCCACGG-3′ at </w:t>
-      </w:r>
-      <w:r>
-        <w:rPr>
-          <w:rStyle w:val="Emphasis"/>
-        </w:rPr>
-        <w:t>EWSR1</w:t>
-      </w:r>
-      <w:r>
-        <w:rPr/>
-        <w:t xml:space="preserve"> exon 13 joined to </w:t>
-      </w:r>
-      <w:r>
-        <w:rPr>
-          <w:rStyle w:val="Emphasis"/>
-        </w:rPr>
-        <w:t>NR4A3</w:t>
-      </w:r>
-      <w:r>
-        <w:rPr/>
-        <w:t xml:space="preserve"> exon 3, already tiled and screened at the same top margin, would take the figure above to 79.0%. It is not named for synthesis: this junction is third by reported prevalence and the selection above takes the first two.</w:t>
-      </w:r>
-    </w:p>
-    <w:p>
-      <w:pPr>
-        <w:pStyle w:val="Heading3"/>
-        <w:bidi w:val="0"/>
-        <w:jc w:val="left"/>
-        <w:rPr/>
-      </w:pPr>
-      <w:r>
-        <w:rPr/>
-        <w:t>Selection from a panel of 190 designs</w:t>
-      </w:r>
-    </w:p>
-    <w:p>
-      <w:pPr>
-        <w:pStyle w:val="BodyText"/>
-        <w:bidi w:val="0"/>
-        <w:rPr/>
-      </w:pPr>
-      <w:r>
-        <w:rPr/>
-        <w:t>What this screen establishes is structural rather than statistical, and it does not depend on the cut: the parent liability the Introduction describes is invisible to the instrument a designer would ordinarily use at any threshold it is normally run at, which is the case for screening it directly whatever cut is adopted. The ten-base-pair criterion is adopted rather than measured.</w:t>
-      </w:r>
-    </w:p>
-    <w:p>
-      <w:pPr>
-        <w:pStyle w:val="BodyText"/>
-        <w:bidi w:val="0"/>
-        <w:rPr/>
-      </w:pPr>
-      <w:r>
-        <w:rPr/>
-        <w:t>Two bounds apply to every panel count below: seven of the 190 screens never returned, and the alignment screen censors the rest, leaving 47 of 183 assessable at all, so a count of clean designs is a floor over that subset and not a total over the panel; and most designs clean at the default search ceiling are not clean at a deeper one.</w:t>
-      </w:r>
-    </w:p>
-    <w:p>
-      <w:pPr>
-        <w:pStyle w:val="BodyText"/>
-        <w:bidi w:val="0"/>
-        <w:rPr/>
-      </w:pPr>
-      <w:r>
-        <w:rPr/>
-        <w:t xml:space="preserve">The two reagents above are what survived a screen applied uniformly to the whole panel. Across the 38 in-frame junctions of five modelled partners, 190 junction-spanning designs were tiled and put through five specificity screens. Of those, 87 let one of six mature wild-type parent transcripts pair their entire catalytic gap over a contiguous duplex of at least ten base pairs, and 61 of the 87 do so against wild-type </w:t>
-      </w:r>
-      <w:r>
-        <w:rPr>
-          <w:rStyle w:val="Emphasis"/>
-        </w:rPr>
-        <w:t>NR4A3</w:t>
-      </w:r>
-      <w:r>
-        <w:rPr/>
-        <w:t>; 85 are paired by one of the design's own two parent genes. A second class is invisible to any screen over mature transcripts: 19 designs carry a sense-strand near-match in parent precursor RNA pairing the gap in full. As a union rather than a sum the two screens condemn 93 of the 190. A design whose gap carries a mismatch is scored zero rather than short, so the 87 bound the fully-paired class, not the whole parent liability. Re-scored on duplex stability rather than on mismatch count, 8 designs carry a fully paired sixteen-base-pair off-target duplex and 45 one inside 2 kcal/mol of their own; neither named reagent is in either class, the closest to each being 3.2 and 3.0 kcal/mol weaker.</w:t>
-      </w:r>
-    </w:p>
-    <w:p>
-      <w:pPr>
-        <w:pStyle w:val="BodyText"/>
-        <w:bidi w:val="0"/>
-        <w:rPr/>
-      </w:pPr>
-      <w:r>
-        <w:rPr/>
-        <w:t>Lengthening the catalytic gap does not remove this liability, for an arithmetic reason: every base inside the gap comes from the donor or the acceptor exon, so a longer gap buys margin only by conceding parent-paired gap DNA at the design's own seam. Across three geometries the liable count does not fall; the extended report gives the series.</w:t>
-      </w:r>
-    </w:p>
-    <w:p>
-      <w:pPr>
-        <w:pStyle w:val="BodyText"/>
-        <w:bidi w:val="0"/>
-        <w:rPr/>
-      </w:pPr>
-      <w:r>
-        <w:rPr/>
-        <w:t xml:space="preserve">Three designs clear every screen applied here, none at a junction any patient is reported to carry, which makes them mechanism controls rather than candidates. Selecting within each junction rather than across the panel is what makes the two named reagents available: 35 of the 38 junctions have a design that clears the parent screen, and all five junctions with a published exon-resolved breakpoint have one. Both readings are properties of the cut. At nine base pairs 31 of the 38 still clear and three of the five published ones do; at eight, 23 and two; at seven, 9 and none; at six, 6 and none. These are whole-duplex run lengths rather than the enzyme's own unit, and the availability the named reagents rest on fails at nine, where the </w:t>
-      </w:r>
-      <w:r>
-        <w:rPr>
-          <w:rStyle w:val="Emphasis"/>
-        </w:rPr>
-        <w:t>TAF15</w:t>
-      </w:r>
-      <w:r>
-        <w:rPr/>
-        <w:t xml:space="preserve"> junction's best design is itself liable. As design counts the loose cuts condemn almost everything: 175 of 190 at seven and 181 at six.</w:t>
-      </w:r>
-    </w:p>
-    <w:p>
-      <w:pPr>
-        <w:pStyle w:val="BodyText"/>
-        <w:bidi w:val="0"/>
-        <w:rPr/>
-      </w:pPr>
-      <w:r>
-        <w:rPr/>
-        <w:t>The comparison against null models does not resolve an excess specific to this disease. Mononucleotide scrambles meet the parent screen at 6.2% against 45.8% for the panel. They are the weakest of the ten nulls screened, and not the dinucleotide-preserving control prescribed below. Chimeras built at real exon termini of the same two transcripts, at junctions almost never reported in a patient, meet it at 40.6%. The adopted cut does not escape that comparison: at ten the strongest null's 40.6% falls inside the panel's own 95% interval on 45.8%, as at every cut from seven to thirteen but eleven, and the strongest null reaches 91.4% at seven against the panel's 92.1%. The comparison is narrower than it reads, the panel arm being itself mostly unreported junctions — the property the chimeric null is discounted for. Most of the liability is therefore what joining two exon termini of these genes gives, and across cuts of six to thirteen base pairs the excess over the strongest null changes sign four times.</w:t>
-      </w:r>
-    </w:p>
-    <w:p>
-      <w:pPr>
-        <w:pStyle w:val="Heading3"/>
-        <w:bidi w:val="0"/>
-        <w:jc w:val="left"/>
-        <w:rPr/>
-      </w:pPr>
-      <w:r>
-        <w:rPr/>
-        <w:t>Test articles</w:t>
-      </w:r>
-    </w:p>
-    <w:p>
-      <w:pPr>
-        <w:pStyle w:val="BodyText"/>
-        <w:bidi w:val="0"/>
-        <w:rPr/>
-      </w:pPr>
-      <w:r>
-        <w:rPr/>
-        <w:t xml:space="preserve">Five test articles bear on the junctions this panel designs against, and they divide into two sources with opposite limits. Every design in the panel joins its donor to </w:t>
-      </w:r>
-      <w:r>
-        <w:rPr>
-          <w:rStyle w:val="Emphasis"/>
-        </w:rPr>
-        <w:t>NR4A3</w:t>
-      </w:r>
-      <w:r>
-        <w:rPr/>
-        <w:t xml:space="preserve"> exon 3, its first coding exon; the two cell models are reported at exon 2, and annotation does not reconcile the two. On all four annotated </w:t>
-      </w:r>
-      <w:r>
-        <w:rPr>
-          <w:rStyle w:val="Emphasis"/>
-        </w:rPr>
-        <w:t>NR4A3</w:t>
-      </w:r>
-      <w:r>
-        <w:rPr/>
-        <w:t xml:space="preserve"> transcripts, the three with a RefSeq accession included, exon 3 is the first coding exon and exon 2 is non-coding, so a reported exon-2 acceptor is not this panel's acceptor renumbered.</w:t>
-      </w:r>
-    </w:p>
-    <w:p>
-      <w:pPr>
-        <w:pStyle w:val="BodyText"/>
-        <w:bidi w:val="0"/>
-        <w:rPr/>
-      </w:pPr>
-      <w:r>
-        <w:rPr/>
-        <w:t xml:space="preserve">That mismatch is a property of how the panel was selected, not of the disease. Its 38 junctions were graded for a fusion protein, so an acceptor upstream of the </w:t>
-      </w:r>
-      <w:r>
-        <w:rPr>
-          <w:rStyle w:val="Emphasis"/>
-        </w:rPr>
-        <w:t>NR4A3</w:t>
-      </w:r>
-      <w:r>
-        <w:rPr/>
-        <w:t xml:space="preserve"> initiation codon was dropped as non-coding. That is the right filter for a degrader or a neoantigen and the wrong one for an RNase-H1 gapmer, which cleaves a transcript whether or not its reading frame survives. Exon 2 is a sequenced acceptor in this disease: </w:t>
-      </w:r>
-      <w:r>
-        <w:rPr>
-          <w:rStyle w:val="Emphasis"/>
-        </w:rPr>
-        <w:t>EWSR1</w:t>
-      </w:r>
-      <w:r>
-        <w:rPr/>
-        <w:t xml:space="preserve"> exon 7 joined to </w:t>
-      </w:r>
-      <w:r>
-        <w:rPr>
-          <w:rStyle w:val="Emphasis"/>
-        </w:rPr>
-        <w:t>NR4A3</w:t>
-      </w:r>
-      <w:r>
-        <w:rPr/>
-        <w:t xml:space="preserve"> exon 2 was resolved in one of five </w:t>
-      </w:r>
-      <w:r>
-        <w:rPr>
-          <w:rStyle w:val="Emphasis"/>
-        </w:rPr>
-        <w:t>EWSR1</w:t>
-      </w:r>
-      <w:r>
-        <w:rPr/>
-        <w:t xml:space="preserve">-rearranged tumours of a whole-transcriptome series[23], and a </w:t>
-      </w:r>
-      <w:r>
-        <w:rPr>
-          <w:rStyle w:val="Emphasis"/>
-        </w:rPr>
-        <w:t>PGR</w:t>
-      </w:r>
-      <w:r>
-        <w:rPr/>
-        <w:t>::</w:t>
-      </w:r>
-      <w:r>
-        <w:rPr>
-          <w:rStyle w:val="Emphasis"/>
-        </w:rPr>
-        <w:t>NR4A3</w:t>
-      </w:r>
-      <w:r>
-        <w:rPr/>
-        <w:t xml:space="preserve"> case joins exon 2 to the </w:t>
-      </w:r>
-      <w:r>
-        <w:rPr>
-          <w:rStyle w:val="Emphasis"/>
-        </w:rPr>
-        <w:t>NR4A3</w:t>
-      </w:r>
-      <w:r>
-        <w:rPr/>
-        <w:t xml:space="preserve"> 5′ untranslated region[16]. Beyond exon 3 the position is the reverse: across the exon-resolved </w:t>
-      </w:r>
-      <w:r>
-        <w:rPr>
-          <w:rStyle w:val="Emphasis"/>
-        </w:rPr>
-        <w:t>NR4A3</w:t>
-      </w:r>
-      <w:r>
-        <w:rPr/>
-        <w:t xml:space="preserve"> junctions retrieved here every acceptor is exon 2, exon 3, or a cryptic exon in intron 2[14], none 3′ of exon 3, so nothing is designed there because no patient is reported there.</w:t>
-      </w:r>
-    </w:p>
-    <w:p>
-      <w:pPr>
-        <w:pStyle w:val="BodyText"/>
-        <w:bidi w:val="0"/>
-        <w:rPr/>
-      </w:pPr>
-      <w:r>
-        <w:rPr/>
-        <w:t>Three are engineered constructs from a published functional study[14], whose exon spans that paper states verbatim; two of them, E-N and T-N*, carry exactly the junctions the reagents above span, so both named reagents have a stated test article. Rebuilding them is the faster route, but a complementary DNA over-expressed in a heterologous background speaks to junction-selective knockdown of the intended transcript, not to activity at an endogenous locus.</w:t>
-      </w:r>
-    </w:p>
-    <w:p>
-      <w:pPr>
-        <w:pStyle w:val="BodyText"/>
-        <w:bidi w:val="0"/>
-        <w:ind w:hanging="0" w:left="0" w:right="0"/>
-        <w:rPr/>
-      </w:pPr>
-      <w:r>
-        <w:rPr/>
-        <w:t xml:space="preserve">The other two are patient-derived, identity-clean models reported with two EMC tumours[15], USZ20-EMC1 (RRID:CVCL_C6MX) and USZ22-EMC2 (RRID:CVCL_C6MY) — the only source of a fusion-positive EMC cell identified here. They are available on request with no repository deposit, and are slow, at reported doubling times of five to six days. Their fusions are reported as </w:t>
-      </w:r>
-      <w:r>
-        <w:rPr>
-          <w:rStyle w:val="Emphasis"/>
-        </w:rPr>
-        <w:t>EWSR1</w:t>
-      </w:r>
-      <w:r>
-        <w:rPr/>
-        <w:t xml:space="preserve"> exon 13 and </w:t>
-      </w:r>
-      <w:r>
-        <w:rPr>
-          <w:rStyle w:val="Emphasis"/>
-        </w:rPr>
-        <w:t>TAF15</w:t>
-      </w:r>
-      <w:r>
-        <w:rPr/>
-        <w:t xml:space="preserve"> exon 6 joined to </w:t>
-      </w:r>
-      <w:r>
-        <w:rPr>
-          <w:rStyle w:val="Emphasis"/>
-        </w:rPr>
-        <w:t>NR4A3</w:t>
-      </w:r>
-      <w:r>
-        <w:rPr/>
-        <w:t xml:space="preserve"> exon 2 rather than exon 3, and the report carries no sequenced exon-exon boundary, no transcript accession and no junction sequence, so whether that names a non-coding acceptor or an unsupported numbering is not decidable from what is published. This work's own withdrawn version arose from an error of exactly this class.</w:t>
-      </w:r>
-    </w:p>
-    <w:p>
-      <w:pPr>
-        <w:pStyle w:val="BodyText"/>
-        <w:bidi w:val="0"/>
-        <w:rPr/>
-      </w:pPr>
-      <w:r>
-        <w:rPr/>
-        <w:t xml:space="preserve">One reading is nonetheless more parsimonious. EMC's defining lesion produces a chimeric transcription factor[1,14]. A donor joined to </w:t>
-      </w:r>
-      <w:r>
-        <w:rPr>
-          <w:rStyle w:val="Emphasis"/>
-        </w:rPr>
-        <w:t>NR4A3</w:t>
-      </w:r>
-      <w:r>
-        <w:rPr/>
-        <w:t xml:space="preserve">'s non-coding exon 2 would sit upstream of that gene's own initiation codon and so would not yield one — though it would leave that codon intact and place </w:t>
-      </w:r>
-      <w:r>
-        <w:rPr>
-          <w:rStyle w:val="Emphasis"/>
-        </w:rPr>
-        <w:t>NR4A3</w:t>
-      </w:r>
-      <w:r>
-        <w:rPr/>
-        <w:t xml:space="preserve"> under the donor's promoter, a lesion of another kind rather than none. A donor joined to the first coding exon — transcript exon 3 — does yield a chimera. On that reading USZ22-EMC2 carries the junction the </w:t>
-      </w:r>
-      <w:r>
-        <w:rPr>
-          <w:rStyle w:val="Emphasis"/>
-        </w:rPr>
-        <w:t>TAF15</w:t>
-      </w:r>
-      <w:r>
-        <w:rPr/>
-        <w:t xml:space="preserve"> reagent spans, and USZ20-EMC1 carries </w:t>
-      </w:r>
-      <w:r>
-        <w:rPr>
-          <w:rStyle w:val="Emphasis"/>
-        </w:rPr>
-        <w:t>EWSR1</w:t>
-      </w:r>
-      <w:r>
-        <w:rPr/>
-        <w:t xml:space="preserve"> exon 13 joined to exon 3 — the third design named above, not a reagent named for synthesis. This is an inference and not a determination, and the requirement below is unchanged. The released builder emits an exon-2 acceptor in two cases only: a seam a published report places a patient at, and one the user supplies from their own sequencing, checked against the builder's transcript models. Reagents exist at both acceptors: 5′-AGTGGGCTCTCCACGG-3′ at </w:t>
-      </w:r>
-      <w:r>
-        <w:rPr>
-          <w:rStyle w:val="Emphasis"/>
-        </w:rPr>
-        <w:t>EWSR1</w:t>
-      </w:r>
-      <w:r>
-        <w:rPr/>
-        <w:t xml:space="preserve"> exon 13 to exon 2 and 5′-AGTGGGCTCTTGTGTG-3′ at </w:t>
-      </w:r>
-      <w:r>
-        <w:rPr>
-          <w:rStyle w:val="Emphasis"/>
-        </w:rPr>
-        <w:t>TAF15</w:t>
-      </w:r>
-      <w:r>
-        <w:rPr/>
-        <w:t xml:space="preserve"> exon 6 to exon 2, both at the panel's top margin. Neither reaches the ten-base-pair criterion, and their longest wild-type parent duplexes through the whole gap are eight base pairs against wild-type </w:t>
-      </w:r>
-      <w:r>
-        <w:rPr>
-          <w:rStyle w:val="Emphasis"/>
-        </w:rPr>
-        <w:t>EWSR1</w:t>
-      </w:r>
-      <w:r>
-        <w:rPr/>
-        <w:t xml:space="preserve"> and nine against wild-type </w:t>
-      </w:r>
-      <w:r>
-        <w:rPr>
-          <w:rStyle w:val="Emphasis"/>
-        </w:rPr>
-        <w:t>NR4A3</w:t>
-      </w:r>
-      <w:r>
-        <w:rPr/>
-        <w:t xml:space="preserve"> — the second against the acceptor parent on which the selectivity ratio is defined, a closer call than either exon-3 reagent presents. A reagent selected for one acceptor is not valid for the other.</w:t>
-      </w:r>
-    </w:p>
-    <w:p>
-      <w:pPr>
-        <w:pStyle w:val="BodyText"/>
-        <w:bidi w:val="0"/>
-        <w:rPr/>
-      </w:pPr>
-      <w:r>
-        <w:rPr/>
-        <w:t xml:space="preserve">One requirement is upstream of all of them: the breakpoint of the test article must be established at nucleotide resolution by RNA sequencing before any oligonucleotide is ordered, every design here being specific to the exon pair it was tiled at. Routine diagnosis does not supply the seam, since break-apart </w:t>
-      </w:r>
-      <w:r>
-        <w:rPr>
-          <w:rStyle w:val="Emphasis"/>
-        </w:rPr>
-        <w:t>NR4A3</w:t>
-      </w:r>
-      <w:r>
-        <w:rPr/>
-        <w:t xml:space="preserve"> fluorescence in situ hybridisation detects a rearrangement irrespective of partner[3].</w:t>
-      </w:r>
-    </w:p>
-    <w:p>
-      <w:pPr>
-        <w:pStyle w:val="Heading3"/>
-        <w:bidi w:val="0"/>
-        <w:jc w:val="left"/>
-        <w:rPr/>
-      </w:pPr>
-      <w:r>
-        <w:rPr/>
-        <w:t>Controls for the knockdown experiment</w:t>
-      </w:r>
-    </w:p>
-    <w:p>
-      <w:pPr>
-        <w:pStyle w:val="BodyText"/>
-        <w:bidi w:val="0"/>
-        <w:rPr/>
-      </w:pPr>
-      <w:r>
-        <w:rPr/>
-        <w:t xml:space="preserve">Two controls are named as sequences (Table 2): a dinucleotide-preserving scramble of each reagent, drawn and then put through the same mature-parent screen the reagent passed. That screening is what makes a scramble a control — 10.0% of such scrambles pair a parent's whole catalytic gap at the ten-base-pair criterion and 3.9% do so against wild-type </w:t>
-      </w:r>
-      <w:r>
-        <w:rPr>
-          <w:rStyle w:val="Emphasis"/>
-        </w:rPr>
-        <w:t>NR4A3</w:t>
-      </w:r>
-      <w:r>
-        <w:rPr/>
-        <w:t>, so an unscreened one carries a one-in-ten chance of being a second active molecule offered as a negative control. Clearing the screen is not a claim of inertness; it is the property a negative control has to have.</w:t>
-      </w:r>
-    </w:p>
-    <w:p>
-      <w:pPr>
-        <w:pStyle w:val="Heading2"/>
-        <w:bidi w:val="0"/>
-        <w:jc w:val="left"/>
-        <w:rPr/>
-      </w:pPr>
-      <w:r>
-        <w:rPr/>
-        <w:t>Discussion</w:t>
-      </w:r>
-    </w:p>
-    <w:p>
-      <w:pPr>
-        <w:pStyle w:val="Heading3"/>
-        <w:bidi w:val="0"/>
-        <w:jc w:val="left"/>
-        <w:rPr/>
-      </w:pPr>
-      <w:r>
-        <w:rPr/>
-        <w:t>The falsification experiment</w:t>
-      </w:r>
-    </w:p>
-    <w:p>
-      <w:pPr>
-        <w:pStyle w:val="BodyText"/>
-        <w:bidi w:val="0"/>
-        <w:rPr/>
-      </w:pPr>
-      <w:r>
-        <w:rPr/>
-        <w:t xml:space="preserve">An isogenic fusion-positive against fusion-negative comparison has been run in an analogous fusion sarcoma, against </w:t>
-      </w:r>
-      <w:r>
-        <w:rPr>
-          <w:rStyle w:val="Emphasis"/>
-        </w:rPr>
-        <w:t>NAB2::STAT6</w:t>
-      </w:r>
-      <w:r>
-        <w:rPr/>
-        <w:t xml:space="preserve"> in solitary fibrous tumour[17]. It is specified here for these reagents, with three controls a knockdown assay alone cannot distinguish, two of them the screened scrambles above.</w:t>
-      </w:r>
-    </w:p>
-    <w:p>
-      <w:pPr>
-        <w:pStyle w:val="BodyText"/>
-        <w:bidi w:val="0"/>
-        <w:rPr/>
-      </w:pPr>
-      <w:r>
-        <w:rPr/>
-        <w:t xml:space="preserve">Selectivity is the wild-type </w:t>
-      </w:r>
-      <w:r>
-        <w:rPr>
-          <w:rStyle w:val="Emphasis"/>
-        </w:rPr>
-        <w:t>NR4A3</w:t>
-      </w:r>
-      <w:r>
-        <w:rPr/>
-        <w:t xml:space="preserve"> half-maximal knockdown concentration divided by the fusion's, from a matched dose-response in the same wells, at a cut of 5.0 adopted as a convention — a comparison of the two half-maximal concentrations is the margin assessment the recommendations specify at this step, and they decline to set a default value for it[22]. At an assumed replicate standard deviation of 0.35 on the natural-log scale — like the cut, adopted for pre-registration rather than measured here — six independent biological replicates give about 80% power to falsify a true selectivity of 3 and three give about 30%. Above a realised standard deviation of about 0.65 at three replicates — 1.53 at six, 2.25 at ten — no observed ratio at or above one can put the upper limit of a two-sided 95% interval below 5, so the test can fail only on an anti-selective reading. Those figures are computed on that interval; a normal-approximation interval would move them. Such a test is void. Voidness is a property of the realised variance rather than of the design, so a pilot-based gate on the population variance bounds it from one side only. Where a one-sided 95% chi-square bound on the pilot's standard deviation lies at or above the void figure for the count proposed, the decision is a larger replicate count, or no falsification test at all, and never three. The threshold is defined on the acceptor parent alone, so a reagent can clear it while pairing a donor transcript through its whole gap.</w:t>
-      </w:r>
-    </w:p>
-    <w:p>
-      <w:pPr>
-        <w:pStyle w:val="Heading3"/>
-        <w:bidi w:val="0"/>
-        <w:jc w:val="left"/>
-        <w:rPr/>
-      </w:pPr>
-      <w:r>
-        <w:rPr/>
-        <w:t>Interpretation and limits</w:t>
-      </w:r>
-    </w:p>
-    <w:p>
-      <w:pPr>
-        <w:pStyle w:val="BodyText"/>
-        <w:bidi w:val="0"/>
-        <w:rPr/>
-      </w:pPr>
-      <w:r>
-        <w:rPr/>
-        <w:t xml:space="preserve">Designability is not the constraint: junction-spanning designs exist at every in-frame </w:t>
-      </w:r>
-      <w:r>
-        <w:rPr>
-          <w:rStyle w:val="Emphasis"/>
-        </w:rPr>
-        <w:t>NR4A3</w:t>
-      </w:r>
-      <w:r>
-        <w:rPr/>
-        <w:t xml:space="preserve"> fusion junction modelled here, and 35 of the 38 have one clearing the parent screen.</w:t>
-      </w:r>
-    </w:p>
-    <w:p>
-      <w:pPr>
-        <w:pStyle w:val="BodyText"/>
-        <w:bidi w:val="0"/>
-        <w:rPr/>
-      </w:pPr>
-      <w:r>
-        <w:rPr/>
-        <w:t xml:space="preserve">The constraint is discrimination between the fusion and its parents, and it is not resolved here. A junction design's most plausible wild-type liability is its own parent, in the mature transcript or across a splice junction in precursor RNA. Both are searched before any molecule exists, but not on comparable terms: the mature-transcript screen condemns on a ten-base-pair duplex through the gap and the precursor arm on a hit at up to two mismatches with the gap fully paired, so neither restates the other, and their counts may not be added because a design condemned in both is one design. A third compartment is searched only in the extended report: the patient's own un-rearranged </w:t>
-      </w:r>
-      <w:r>
-        <w:rPr>
-          <w:rStyle w:val="Emphasis"/>
-        </w:rPr>
-        <w:t>NR4A3</w:t>
-      </w:r>
-      <w:r>
-        <w:rPr/>
-        <w:t xml:space="preserve"> allele, at a two-mismatch ceiling that bounds its class from below. No design this panel selects is condemned by it, but it excludes two registers of the </w:t>
-      </w:r>
-      <w:r>
-        <w:rPr>
-          <w:rStyle w:val="Emphasis"/>
-        </w:rPr>
-        <w:t>EWSR1</w:t>
-      </w:r>
-      <w:r>
-        <w:rPr/>
-        <w:t xml:space="preserve"> exon 13 to </w:t>
-      </w:r>
-      <w:r>
-        <w:rPr>
-          <w:rStyle w:val="Emphasis"/>
-        </w:rPr>
-        <w:t>NR4A3</w:t>
-      </w:r>
-      <w:r>
-        <w:rPr/>
-        <w:t xml:space="preserve"> exon-2 seam above while clearing that reagent — the register hazard noted with the reagents, arriving from a compartment the panel's selection never has to consider.</w:t>
-      </w:r>
-    </w:p>
-    <w:p>
-      <w:pPr>
-        <w:pStyle w:val="BodyText"/>
-        <w:bidi w:val="0"/>
-        <w:rPr/>
-      </w:pPr>
-      <w:r>
-        <w:rPr/>
-        <w:t xml:space="preserve">The four junction-specificity reports cited here[8-10,18] were all made on molecules already synthesised; no survey of design pipelines was performed, so the screen-before-synthesis claim is about this literature as retrieved and not a priority claim. Whether sparing wild-type </w:t>
-      </w:r>
-      <w:r>
-        <w:rPr>
-          <w:rStyle w:val="Emphasis"/>
-        </w:rPr>
-        <w:t>NR4A3</w:t>
-      </w:r>
-      <w:r>
-        <w:rPr/>
-        <w:t xml:space="preserve"> is worth a specificity cost is itself unsettled, the reported paralogue redundancy and dosage effects pointing in opposite directions; the extended report gives that literature and does not resolve it either.</w:t>
-      </w:r>
-    </w:p>
-    <w:p>
-      <w:pPr>
-        <w:pStyle w:val="BodyText"/>
-        <w:bidi w:val="0"/>
-        <w:rPr/>
-      </w:pPr>
-      <w:r>
-        <w:rPr/>
-        <w:t>Three limits bound what any test of these reagents could show. All five screens address hybridisation rather than cleavage, and none establishes that a predicted duplex forms or is cut. The method-level novelty is nil, junction-directed oligonucleotides being long established; what is new is the indication and the screen applied before synthesis. And systemic delivery to a solid tumour remains unsolved, the gate this modality faces after any result reported here. Every source of a test article named here ends at someone culturing cells.</w:t>
-      </w:r>
-    </w:p>
-    <w:p>
-      <w:pPr>
-        <w:pStyle w:val="Heading2"/>
-        <w:bidi w:val="0"/>
-        <w:jc w:val="left"/>
-        <w:rPr/>
-      </w:pPr>
-      <w:r>
-        <w:rPr/>
-        <w:t>Acknowledgments</w:t>
-      </w:r>
-    </w:p>
-    <w:p>
-      <w:pPr>
-        <w:pStyle w:val="BodyText"/>
-        <w:bidi w:val="0"/>
-        <w:rPr/>
-      </w:pPr>
-      <w:r>
-        <w:rPr/>
-        <w:t>No person other than the author contributed to this work.</w:t>
-      </w:r>
-    </w:p>
-    <w:p>
-      <w:pPr>
-        <w:pStyle w:val="BodyText"/>
-        <w:bidi w:val="0"/>
-        <w:rPr/>
-      </w:pPr>
-      <w:r>
-        <w:rPr/>
-        <w:t>T.D.M. is the sole author, and is responsible for the conception and design of the study, the analysis code, the screens and their interpretation, and the drafting and revision of this manuscript.</w:t>
-      </w:r>
-    </w:p>
-    <w:p>
-      <w:pPr>
-        <w:pStyle w:val="Heading2"/>
-        <w:bidi w:val="0"/>
-        <w:jc w:val="left"/>
-        <w:rPr/>
-      </w:pPr>
-      <w:r>
-        <w:rPr/>
-        <w:t>Author Disclosure Statement</w:t>
-      </w:r>
-    </w:p>
-    <w:p>
-      <w:pPr>
-        <w:pStyle w:val="BodyText"/>
-        <w:bidi w:val="0"/>
-        <w:rPr/>
-      </w:pPr>
-      <w:r>
-        <w:rPr/>
-        <w:t>No competing financial interests exist. The author holds no patent, patent application, equity or consultancy relating to any sequence or method described here.</w:t>
-      </w:r>
-    </w:p>
-    <w:p>
-      <w:pPr>
-        <w:pStyle w:val="Heading2"/>
-        <w:bidi w:val="0"/>
-        <w:jc w:val="left"/>
-        <w:rPr/>
-      </w:pPr>
-      <w:r>
-        <w:rPr/>
         <w:t>Statements and Declarations</w:t>
       </w:r>
     </w:p>
@@ -1435,6 +1416,23 @@
       <w:r>
         <w:rPr/>
         <w:t xml:space="preserve"> Not applicable. The manuscript contains no data from any individual person.</w:t>
+      </w:r>
+    </w:p>
+    <w:p>
+      <w:pPr>
+        <w:pStyle w:val="BodyText"/>
+        <w:bidi w:val="0"/>
+        <w:rPr/>
+      </w:pPr>
+      <w:r>
+        <w:rPr>
+          <w:rStyle w:val="Strong"/>
+        </w:rPr>
+        <w:t>Declaration of conflicting interest.</w:t>
+      </w:r>
+      <w:r>
+        <w:rPr/>
+        <w:t xml:space="preserve"> The author holds no patent, patent application, equity or consultancy relating to any sequence or method described here.</w:t>
       </w:r>
     </w:p>
     <w:p>
@@ -1507,7 +1505,7 @@
       </w:r>
       <w:r>
         <w:rPr/>
-        <w:t xml:space="preserve"> inside that deposit; it is not posted as a preprint, so the archived copy is the citable one. An earlier version of these analyses placed the acceptor junction incorrectly through a coding-versus-transcript exon indexing error and was withdrawn in full; the panels were rebuilt and verified, and the complete correction record is released with the archive.</w:t>
+        <w:t xml:space="preserve"> inside that deposit, and the archived copy is the citable one. An earlier version of these analyses placed the acceptor junction incorrectly through a coding-versus-transcript exon indexing error and was withdrawn in full; the panels were rebuilt and verified, and the complete correction record is released with the archive.</w:t>
       </w:r>
     </w:p>
     <w:p>
@@ -2852,7 +2850,7 @@
       </w:r>
       <w:r>
         <w:rPr/>
-        <w:t xml:space="preserve"> Each is a dinucleotide-preserving scramble of the reagent it controls, matching it in length, first and last base, base composition and dinucleotide counts while spanning no junction, and each cleared the same mature-parent screen the reagent did. Section 5 gives why that screening step is what makes a scramble a control.</w:t>
+        <w:t xml:space="preserve"> Each is a dinucleotide-preserving scramble of the reagent it controls, matching it in length, first and last base, base composition and dinucleotide counts while spanning no junction, and each cleared the same mature-parent screen the reagent did. That screening is what separates a negative control from a second active molecule; Results gives the rate at which an unscreened scramble would be one.</w:t>
       </w:r>
     </w:p>
     <w:tbl>

--- a/research/manuscripts/aso/fusion-junction-aso-journal-article-manuscript.docx
+++ b/research/manuscripts/aso/fusion-junction-aso-journal-article-manuscript.docx
@@ -2333,12 +2333,12 @@
       </w:hyperlink>
       <w:r>
         <w:rPr/>
-        <w:t>) are REPORTED at an NR4A3 exon-2 acceptor and match different designs, not these two. ΔTm separates the fusion duplex from the more stable half of the design's own target window, which is a different parent from the duplex column's searched wild-type TFG. The separation is a floor rather than an estimate, for the reason Methods gives; absolute melting points are not reported for a locked, phosphorothioate oligonucleotide. Nothing here has been synthesised or tested, and no sequence may be administered to any person or animal.</w:t>
+        <w:t>) are REPORTED at an NR4A3 exon-2 acceptor and match different designs, not these two. ΔTm separates the fusion duplex from the more stable half of the design's own target window: ≥ 26.6 °C and ≥ 36.0 °C for the two rows in order, floors rather than estimates, for the reason Methods gives. Nothing here has been synthesised or tested, and no sequence may be administered to any person or animal.</w:t>
       </w:r>
     </w:p>
     <w:tbl>
       <w:tblPr>
-        <w:tblW w:w="9866" w:type="dxa"/>
+        <w:tblW w:w="9154" w:type="dxa"/>
         <w:jc w:val="left"/>
         <w:tblInd w:w="0" w:type="dxa"/>
         <w:tblLayout w:type="fixed"/>
@@ -2350,12 +2350,10 @@
         </w:tblCellMar>
       </w:tblPr>
       <w:tblGrid>
-        <w:gridCol w:w="1638"/>
-        <w:gridCol w:w="2744"/>
-        <w:gridCol w:w="751"/>
-        <w:gridCol w:w="1509"/>
-        <w:gridCol w:w="1173"/>
-        <w:gridCol w:w="2051"/>
+        <w:gridCol w:w="2026"/>
+        <w:gridCol w:w="2836"/>
+        <w:gridCol w:w="1861"/>
+        <w:gridCol w:w="2431"/>
       </w:tblGrid>
       <w:tr>
         <w:trPr>
@@ -2363,8 +2361,8 @@
         </w:trPr>
         <w:tc>
           <w:tcPr>
-            <w:tcW w:w="9866" w:type="dxa"/>
-            <w:gridSpan w:val="6"/>
+            <w:tcW w:w="9154" w:type="dxa"/>
+            <w:gridSpan w:val="4"/>
             <w:tcBorders/>
             <w:vAlign w:val="center"/>
           </w:tcPr>
@@ -2390,7 +2388,7 @@
         </w:trPr>
         <w:tc>
           <w:tcPr>
-            <w:tcW w:w="1638" w:type="dxa"/>
+            <w:tcW w:w="2026" w:type="dxa"/>
             <w:tcBorders/>
             <w:vAlign w:val="center"/>
           </w:tcPr>
@@ -2411,7 +2409,7 @@
         </w:tc>
         <w:tc>
           <w:tcPr>
-            <w:tcW w:w="2744" w:type="dxa"/>
+            <w:tcW w:w="2836" w:type="dxa"/>
             <w:tcBorders/>
             <w:vAlign w:val="center"/>
           </w:tcPr>
@@ -2432,7 +2430,7 @@
         </w:tc>
         <w:tc>
           <w:tcPr>
-            <w:tcW w:w="751" w:type="dxa"/>
+            <w:tcW w:w="1861" w:type="dxa"/>
             <w:tcBorders/>
             <w:vAlign w:val="center"/>
           </w:tcPr>
@@ -2447,13 +2445,13 @@
             </w:pPr>
             <w:r>
               <w:rPr/>
-              <w:t>margin</w:t>
+              <w:t>WT gap duplex (bp)</w:t>
             </w:r>
           </w:p>
         </w:tc>
         <w:tc>
           <w:tcPr>
-            <w:tcW w:w="1509" w:type="dxa"/>
+            <w:tcW w:w="2431" w:type="dxa"/>
             <w:tcBorders/>
             <w:vAlign w:val="center"/>
           </w:tcPr>
@@ -2468,48 +2466,6 @@
             </w:pPr>
             <w:r>
               <w:rPr/>
-              <w:t>WT gap duplex (bp)</w:t>
-            </w:r>
-          </w:p>
-        </w:tc>
-        <w:tc>
-          <w:tcPr>
-            <w:tcW w:w="1173" w:type="dxa"/>
-            <w:tcBorders/>
-            <w:vAlign w:val="center"/>
-          </w:tcPr>
-          <w:p>
-            <w:pPr>
-              <w:pStyle w:val="TableHeading"/>
-              <w:suppressLineNumbers/>
-              <w:shd w:fill="EAEEF2" w:val="clear"/>
-              <w:bidi w:val="0"/>
-              <w:jc w:val="left"/>
-              <w:rPr/>
-            </w:pPr>
-            <w:r>
-              <w:rPr/>
-              <w:t>ΔTm floor (°C)</w:t>
-            </w:r>
-          </w:p>
-        </w:tc>
-        <w:tc>
-          <w:tcPr>
-            <w:tcW w:w="2051" w:type="dxa"/>
-            <w:tcBorders/>
-            <w:vAlign w:val="center"/>
-          </w:tcPr>
-          <w:p>
-            <w:pPr>
-              <w:pStyle w:val="TableHeading"/>
-              <w:suppressLineNumbers/>
-              <w:shd w:fill="EAEEF2" w:val="clear"/>
-              <w:bidi w:val="0"/>
-              <w:jc w:val="left"/>
-              <w:rPr/>
-            </w:pPr>
-            <w:r>
-              <w:rPr/>
               <w:t>test article</w:t>
             </w:r>
           </w:p>
@@ -2519,7 +2475,7 @@
         <w:trPr/>
         <w:tc>
           <w:tcPr>
-            <w:tcW w:w="1638" w:type="dxa"/>
+            <w:tcW w:w="2026" w:type="dxa"/>
             <w:tcBorders/>
             <w:vAlign w:val="center"/>
           </w:tcPr>
@@ -2556,7 +2512,7 @@
         </w:tc>
         <w:tc>
           <w:tcPr>
-            <w:tcW w:w="2744" w:type="dxa"/>
+            <w:tcW w:w="2836" w:type="dxa"/>
             <w:tcBorders/>
             <w:vAlign w:val="center"/>
           </w:tcPr>
@@ -2577,28 +2533,7 @@
         </w:tc>
         <w:tc>
           <w:tcPr>
-            <w:tcW w:w="751" w:type="dxa"/>
-            <w:tcBorders/>
-            <w:vAlign w:val="center"/>
-          </w:tcPr>
-          <w:p>
-            <w:pPr>
-              <w:pStyle w:val="TableContents"/>
-              <w:widowControl w:val="false"/>
-              <w:suppressLineNumbers/>
-              <w:bidi w:val="0"/>
-              <w:jc w:val="left"/>
-              <w:rPr/>
-            </w:pPr>
-            <w:r>
-              <w:rPr/>
-              <w:t>3</w:t>
-            </w:r>
-          </w:p>
-        </w:tc>
-        <w:tc>
-          <w:tcPr>
-            <w:tcW w:w="1509" w:type="dxa"/>
+            <w:tcW w:w="1861" w:type="dxa"/>
             <w:tcBorders/>
             <w:vAlign w:val="center"/>
           </w:tcPr>
@@ -2625,7 +2560,7 @@
         </w:tc>
         <w:tc>
           <w:tcPr>
-            <w:tcW w:w="1173" w:type="dxa"/>
+            <w:tcW w:w="2431" w:type="dxa"/>
             <w:tcBorders/>
             <w:vAlign w:val="center"/>
           </w:tcPr>
@@ -2640,17 +2575,16 @@
             </w:pPr>
             <w:r>
               <w:rPr/>
-              <w:t xml:space="preserve">≥ </w:t>
-            </w:r>
-            <w:r>
-              <w:rPr/>
-              <w:t>26.6</w:t>
+              <w:t>E-N, engineered construct</w:t>
             </w:r>
           </w:p>
         </w:tc>
+      </w:tr>
+      <w:tr>
+        <w:trPr/>
         <w:tc>
           <w:tcPr>
-            <w:tcW w:w="2051" w:type="dxa"/>
+            <w:tcW w:w="2026" w:type="dxa"/>
             <w:tcBorders/>
             <w:vAlign w:val="center"/>
           </w:tcPr>
@@ -2664,17 +2598,30 @@
               <w:rPr/>
             </w:pPr>
             <w:r>
-              <w:rPr/>
-              <w:t>E-N, engineered construct</w:t>
+              <w:rPr>
+                <w:rStyle w:val="Emphasis"/>
+              </w:rPr>
+              <w:t>TAF15</w:t>
+            </w:r>
+            <w:r>
+              <w:rPr/>
+              <w:t xml:space="preserve"> e6::</w:t>
+            </w:r>
+            <w:r>
+              <w:rPr>
+                <w:rStyle w:val="Emphasis"/>
+              </w:rPr>
+              <w:t>NR4A3</w:t>
+            </w:r>
+            <w:r>
+              <w:rPr/>
+              <w:t xml:space="preserve"> e3</w:t>
             </w:r>
           </w:p>
         </w:tc>
-      </w:tr>
-      <w:tr>
-        <w:trPr/>
         <w:tc>
           <w:tcPr>
-            <w:tcW w:w="1638" w:type="dxa"/>
+            <w:tcW w:w="2836" w:type="dxa"/>
             <w:tcBorders/>
             <w:vAlign w:val="center"/>
           </w:tcPr>
@@ -2688,43 +2635,6 @@
               <w:rPr/>
             </w:pPr>
             <w:r>
-              <w:rPr>
-                <w:rStyle w:val="Emphasis"/>
-              </w:rPr>
-              <w:t>TAF15</w:t>
-            </w:r>
-            <w:r>
-              <w:rPr/>
-              <w:t xml:space="preserve"> e6::</w:t>
-            </w:r>
-            <w:r>
-              <w:rPr>
-                <w:rStyle w:val="Emphasis"/>
-              </w:rPr>
-              <w:t>NR4A3</w:t>
-            </w:r>
-            <w:r>
-              <w:rPr/>
-              <w:t xml:space="preserve"> e3</w:t>
-            </w:r>
-          </w:p>
-        </w:tc>
-        <w:tc>
-          <w:tcPr>
-            <w:tcW w:w="2744" w:type="dxa"/>
-            <w:tcBorders/>
-            <w:vAlign w:val="center"/>
-          </w:tcPr>
-          <w:p>
-            <w:pPr>
-              <w:pStyle w:val="TableContents"/>
-              <w:widowControl w:val="false"/>
-              <w:suppressLineNumbers/>
-              <w:bidi w:val="0"/>
-              <w:jc w:val="left"/>
-              <w:rPr/>
-            </w:pPr>
-            <w:r>
               <w:rPr/>
               <w:t>5′-GGGCATATCTTGTGTG-3′</w:t>
             </w:r>
@@ -2732,28 +2642,7 @@
         </w:tc>
         <w:tc>
           <w:tcPr>
-            <w:tcW w:w="751" w:type="dxa"/>
-            <w:tcBorders/>
-            <w:vAlign w:val="center"/>
-          </w:tcPr>
-          <w:p>
-            <w:pPr>
-              <w:pStyle w:val="TableContents"/>
-              <w:widowControl w:val="false"/>
-              <w:suppressLineNumbers/>
-              <w:bidi w:val="0"/>
-              <w:jc w:val="left"/>
-              <w:rPr/>
-            </w:pPr>
-            <w:r>
-              <w:rPr/>
-              <w:t>3</w:t>
-            </w:r>
-          </w:p>
-        </w:tc>
-        <w:tc>
-          <w:tcPr>
-            <w:tcW w:w="1509" w:type="dxa"/>
+            <w:tcW w:w="1861" w:type="dxa"/>
             <w:tcBorders/>
             <w:vAlign w:val="center"/>
           </w:tcPr>
@@ -2780,32 +2669,7 @@
         </w:tc>
         <w:tc>
           <w:tcPr>
-            <w:tcW w:w="1173" w:type="dxa"/>
-            <w:tcBorders/>
-            <w:vAlign w:val="center"/>
-          </w:tcPr>
-          <w:p>
-            <w:pPr>
-              <w:pStyle w:val="TableContents"/>
-              <w:widowControl w:val="false"/>
-              <w:suppressLineNumbers/>
-              <w:bidi w:val="0"/>
-              <w:jc w:val="left"/>
-              <w:rPr/>
-            </w:pPr>
-            <w:r>
-              <w:rPr/>
-              <w:t xml:space="preserve">≥ </w:t>
-            </w:r>
-            <w:r>
-              <w:rPr/>
-              <w:t>36.0</w:t>
-            </w:r>
-          </w:p>
-        </w:tc>
-        <w:tc>
-          <w:tcPr>
-            <w:tcW w:w="2051" w:type="dxa"/>
+            <w:tcW w:w="2431" w:type="dxa"/>
             <w:tcBorders/>
             <w:vAlign w:val="center"/>
           </w:tcPr>

--- a/research/manuscripts/aso/fusion-junction-aso-journal-article-manuscript.docx
+++ b/research/manuscripts/aso/fusion-junction-aso-journal-article-manuscript.docx
@@ -3051,7 +3051,7 @@
         <w:rPr/>
         <w:drawing>
           <wp:inline distT="0" distB="0" distL="0" distR="0">
-            <wp:extent cx="720090" cy="3255010"/>
+            <wp:extent cx="5760085" cy="2894330"/>
             <wp:effectExtent l="0" t="0" r="0" b="0"/>
             <wp:docPr id="1" name="Image1" descr=""/>
             <wp:cNvGraphicFramePr>
@@ -3075,7 +3075,7 @@
                   <pic:spPr bwMode="auto">
                     <a:xfrm>
                       <a:off x="0" y="0"/>
-                      <a:ext cx="720090" cy="3255010"/>
+                      <a:ext cx="5760085" cy="2894330"/>
                     </a:xfrm>
                     <a:prstGeom prst="rect">
                       <a:avLst/>

--- a/research/manuscripts/aso/fusion-junction-aso-journal-article-manuscript.docx
+++ b/research/manuscripts/aso/fusion-junction-aso-journal-article-manuscript.docx
@@ -299,7 +299,7 @@
       </w:pPr>
       <w:r>
         <w:rPr/>
-        <w:t xml:space="preserve">The fusion junction is the one feature of an EMC tumour that exists at the RNA level and in no normal cell. An antisense gapmer tiled across it recruits RNase-H1 to cleave the transcript it pairs, at the six-nucleotide DNA gap at the centre of a 5-6-5 architecture. Junction-directed nucleic-acid agents are a thirty-five-year lineage, reported against at least six fusion oncogenes: two as antisense oligonucleotides, the rest as RNA-interference agents, one of those from a lentiviral vector rather than an administered oligonucleotide[6-11]. No such design is reported for any </w:t>
+        <w:t xml:space="preserve">The fusion junction is the one feature of an EMC tumour that exists at the RNA level and in no normal cell. An antisense gapmer tiled across it recruits RNase-H1 to cleave the transcript it pairs, at the six-nucleotide DNA gap at the centre of a 5-6-5 architecture. Junction-directed nucleic-acid agents have a thirty-five-year lineage, reported against at least six fusion oncogenes: two as antisense oligonucleotides, the rest as RNA-interference agents, one of those from a lentiviral vector rather than an administered oligonucleotide[6-11]. No such design is reported for any </w:t>
       </w:r>
       <w:r>
         <w:rPr>
@@ -320,7 +320,7 @@
       </w:pPr>
       <w:r>
         <w:rPr/>
-        <w:t>What a junction design must survive follows from its construction. Both halves are parent-gene sequence, so each parent matches roughly half the oligonucleotide — far outside the mismatch budget of a conventional off-target search, which therefore never returns a parent as a near-match. That parent liability is the one this work screens for directly. RNase-H1 does not require the whole duplex, only that the gap be paired — a premise adopted here rather than established, and one whose length requirement is stated in a different unit from the criterion this paper screens on. The requirement is reported as a DNA gap of at least six nucleotides, with seven to ten the working range; the screen below counts a liability only at ten contiguous base pairs of duplex through that gap, a length of hybrid rather than a count of gap nucleotides. Whether a wild-type parent pairs the catalytic gap contiguously is therefore a separate question from overall similarity, and it is the one this work puts to all 190 designs. That direction is the one an industry working group's 2025 off-target recommendations report: off-target effects are seen more often where an oligonucleotide's mismatches fall in its wings than where they fall in its central gap, on which reading a flanking mismatch is suggested as the more important one to avoid[22]. Those recommendations set five steps: in-silico identification with transcriptomics, a focus on cell types showing activity, in-vitro verification and margin assessment, risk assessment of what is confirmed, and management of what remains. This work performs the in-silico half of the first step and stops there; the margin measurement of the third is what the Discussion specifies, against the wild-type parent the panel screen below identifies as the liability.</w:t>
+        <w:t>What a junction design must survive follows from its construction. Both halves are parent-gene sequence, so each parent matches roughly half the oligonucleotide — far outside the mismatch budget of a conventional off-target search, which therefore never returns a parent as a near-match. That parent liability is the one this work screens for directly. RNase-H1 does not require the whole duplex, only that the gap be paired. That premise is adopted here rather than established, and its length requirement is stated in a different unit from the criterion this paper screens on. The requirement is reported as a DNA gap of at least six nucleotides, with seven to ten the working range; the screen below counts a liability only at ten contiguous base pairs of duplex through that gap, a length of hybrid rather than a count of gap nucleotides. Whether a wild-type parent pairs the catalytic gap contiguously is therefore a separate question from overall similarity, and it is the one this work puts to all 190 designs. That direction is the one an industry working group's 2025 off-target recommendations report: off-target effects are seen more often where an oligonucleotide's mismatches fall in its wings than where they fall in its central gap, on which reading a flanking mismatch is suggested as the more important one to avoid[22]. Those recommendations set five steps: in-silico identification with transcriptomics, a focus on cell types showing activity, in-vitro verification and margin assessment, risk assessment of what is confirmed, and management of what remains. This work performs the in-silico half of the first step and stops there; the margin measurement of the third is what the Discussion specifies, against the wild-type parent the panel screen below identifies as the liability.</w:t>
       </w:r>
     </w:p>
     <w:p>
@@ -354,7 +354,7 @@
       </w:pPr>
       <w:r>
         <w:rPr/>
-        <w:t xml:space="preserve">Canonical transcripts for the five partner genes and for </w:t>
+        <w:t xml:space="preserve">Canonical transcripts for the five partner genes, and for </w:t>
       </w:r>
       <w:r>
         <w:rPr>
@@ -364,18 +364,18 @@
       </w:r>
       <w:r>
         <w:rPr/>
-        <w:t xml:space="preserve"> were obtained from Ensembl[19]. Junction-spanning 16-mer gapmers were tiled in a 5-6-5 β-D-oxy-locked-nucleic-acid/DNA/β-D-oxy-locked-nucleic-acid geometry[20], one design per register at which the breakpoint falls inside the six-nucleotide DNA gap, which admits five per junction. That gap is the shortest length the cited source credits rather than its preferred one, and six is used because the genome-wide arm is not available above a 16-mer. A design's gap-level margin is the count of junction-unique bases inside the gap on the shorter side of the breakpoint.</w:t>
-      </w:r>
-    </w:p>
-    <w:p>
-      <w:pPr>
-        <w:pStyle w:val="BodyText"/>
-        <w:bidi w:val="0"/>
-        <w:rPr/>
-      </w:pPr>
-      <w:r>
-        <w:rPr/>
-        <w:t>Five specificity screens were applied: an alignment screen against human RefSeq RNA, classifying each near-match by whether the catalytic gap is paired; an exhaustive transcript scan complete for substitutions within a one-mismatch budget; a screen of the parents' unspliced sequence; a mature-parent screen recording the longest contiguous duplex any of six wild-type parent transcripts forms through the catalytic gap; and a genome-wide screen over every position of GRCh38, mitochondrial sequence included. Between them they cover mature transcript, unspliced precursor, exon-exon junction, non-coding and mitochondrial sequence — the search scope the 2025 recommendations ask for[22]. A near-match is a transcript window pairing a design at 14 or more of its 16 positions. Each alignment was re-scored on the nearest-neighbour stability of its longest contiguous paired run — the energy-based second stage those recommendations prescribe — and only separations are reported. A design is liable where a wild-type parent pairs its whole catalytic gap over a contiguous run of ten base pairs or more, ten being adopted rather than measured. Null ensembles were built as scrambles of each design and as chimeras joining the same two parent transcripts at real exon termini, screened identically. Melting temperatures are nearest-neighbour values for an unmodified DNA:RNA hybrid at 250 nM strand[21]. That is not a locked phosphorothioate oligonucleotide, so no absolute melting point is reported. Only the fusion-versus-parent separation is, and as a floor: the fusion duplex pairs all ten locked residues where each parent pairs five.</w:t>
+        <w:t>, were obtained from Ensembl[19]. Junction-spanning 16-mer gapmers were tiled in a 5-6-5 β-D-oxy-locked-nucleic-acid/DNA/β-D-oxy-locked-nucleic-acid geometry[20], one design per register at which the breakpoint falls inside the six-nucleotide DNA gap, which admits five per junction. That gap is the shortest length the cited source credits rather than its preferred one, and six is used because the genome-wide arm is not available above a 16-mer. A design's gap-level margin is the count of junction-unique bases inside the gap on the shorter side of the breakpoint.</w:t>
+      </w:r>
+    </w:p>
+    <w:p>
+      <w:pPr>
+        <w:pStyle w:val="BodyText"/>
+        <w:bidi w:val="0"/>
+        <w:rPr/>
+      </w:pPr>
+      <w:r>
+        <w:rPr/>
+        <w:t>Five specificity screens were applied. The first aligns against human RefSeq RNA, classifying each near-match by whether the catalytic gap is paired. The second is an exhaustive transcript scan, complete for substitutions within a one-mismatch budget. The third reads the parents' unspliced sequence. The fourth records the longest contiguous duplex any of six wild-type parent transcripts forms through the catalytic gap. The fifth covers every position of GRCh38, mitochondrial sequence included. Between them they cover mature transcript, unspliced precursor, exon-exon junction, non-coding and mitochondrial sequence — the search scope the 2025 recommendations ask for[22]. A near-match is a transcript window pairing a design at 14 or more of its 16 positions. Each alignment was re-scored on the nearest-neighbour stability of its longest contiguous paired run — the energy-based second stage those recommendations prescribe — and only separations are reported. A design is liable where a wild-type parent pairs its whole catalytic gap over a contiguous run of ten base pairs or more, ten being adopted rather than measured. Null ensembles were built as scrambles of each design and as chimeras joining the same two parent transcripts at real exon termini, screened identically. Melting temperatures are nearest-neighbour values for an unmodified DNA:RNA hybrid at 250 nM strand[21]. That is not a locked phosphorothioate oligonucleotide, so no absolute melting point is reported. Only the fusion-versus-parent separation is, and as a floor: the fusion duplex pairs all ten locked residues where each parent pairs five.</w:t>
       </w:r>
     </w:p>
     <w:p>
@@ -410,7 +410,7 @@
       </w:pPr>
       <w:r>
         <w:rPr/>
-        <w:t xml:space="preserve">The two reagents named for synthesis are the best available designs at the two junctions with a published exon-resolved breakpoint and the highest reported prevalence: 5′-GGGCATATCATCAAAC-3′ at </w:t>
+        <w:t xml:space="preserve">The two reagents named for synthesis are the best available designs at the two junctions with a published exon-resolved breakpoint and the highest reported prevalence. They are 5′-GGGCATATCATCAAAC-3′ at </w:t>
       </w:r>
       <w:r>
         <w:rPr>
@@ -461,7 +461,7 @@
       </w:pPr>
       <w:r>
         <w:rPr/>
-        <w:t xml:space="preserve">Both sit close to it. The </w:t>
+        <w:t xml:space="preserve">Both reagents sit close to that ten-base-pair criterion. The </w:t>
       </w:r>
       <w:r>
         <w:rPr>
@@ -491,7 +491,7 @@
       </w:r>
       <w:r>
         <w:rPr/>
-        <w:t xml:space="preserve">, so the cut decides how they read: at eight both fall inside the class this work marks as not to be ordered, at nine the </w:t>
+        <w:t xml:space="preserve">. The cut therefore decides how they read. At eight, both fall inside the class this work marks as not to be ordered; at nine, the </w:t>
       </w:r>
       <w:r>
         <w:rPr>
@@ -501,7 +501,7 @@
       </w:r>
       <w:r>
         <w:rPr/>
-        <w:t xml:space="preserve"> reagent alone does, and only at ten does neither. Both also pair a wild-type parent through part of the gap at the </w:t>
+        <w:t xml:space="preserve"> reagent alone does; only at ten does neither. Both also pair a wild-type parent through part of the gap at the </w:t>
       </w:r>
       <w:r>
         <w:rPr>
@@ -708,18 +708,18 @@
       </w:pPr>
       <w:r>
         <w:rPr/>
-        <w:t>What this screen establishes is structural rather than statistical, and it does not depend on the cut: the parent liability the Introduction describes is invisible to the instrument a designer would ordinarily use at any threshold it is normally run at, which is the case for screening it directly whatever cut is adopted. The ten-base-pair criterion is adopted rather than measured.</w:t>
-      </w:r>
-    </w:p>
-    <w:p>
-      <w:pPr>
-        <w:pStyle w:val="BodyText"/>
-        <w:bidi w:val="0"/>
-        <w:rPr/>
-      </w:pPr>
-      <w:r>
-        <w:rPr/>
-        <w:t>Two bounds apply to every panel count below: seven of the 190 screens never returned, and the alignment screen censors the rest, leaving 47 of 183 assessable at all, so a count of clean designs is a floor over that subset and not a total over the panel; and most designs clean at the default search ceiling are not clean at a deeper one.</w:t>
+        <w:t>What this screen establishes is structural rather than statistical, and it does not depend on the cut. The parent liability the Introduction describes is invisible to the instrument a designer would ordinarily use, at any threshold that instrument is normally run at. That is the case for screening it directly, whatever cut is adopted. The ten-base-pair criterion is adopted rather than measured.</w:t>
+      </w:r>
+    </w:p>
+    <w:p>
+      <w:pPr>
+        <w:pStyle w:val="BodyText"/>
+        <w:bidi w:val="0"/>
+        <w:rPr/>
+      </w:pPr>
+      <w:r>
+        <w:rPr/>
+        <w:t>Two bounds apply to every panel count below. First, seven of the 190 screens never returned, and the alignment screen censors the rest, leaving 47 of 183 assessable at all — so a count of clean designs is a floor over that subset, not a total over the panel. Second, most designs clean at the default search ceiling are not clean at a deeper one.</w:t>
       </w:r>
     </w:p>
     <w:p>
@@ -1021,7 +1021,18 @@
       </w:r>
       <w:r>
         <w:rPr/>
-        <w:t xml:space="preserve"> exon 13 joined to exon 3 — the third design named above, not a reagent named for synthesis. This is an inference and not a determination, and the requirement below is unchanged. The released builder emits an exon-2 acceptor in two cases only: a seam a published report places a patient at, and one the user supplies from their own sequencing, checked against the builder's transcript models. Reagents exist at both acceptors: 5′-AGTGGGCTCTCCACGG-3′ at </w:t>
+        <w:t xml:space="preserve"> exon 13 joined to exon 3 — the third design named above, not a reagent named for synthesis. This is an inference and not a determination, and the requirement below is unchanged. The released builder emits an exon-2 acceptor in two cases only: a seam a published report places a patient at, and one the user supplies from their own sequencing, checked against the builder's transcript models.</w:t>
+      </w:r>
+    </w:p>
+    <w:p>
+      <w:pPr>
+        <w:pStyle w:val="BodyText"/>
+        <w:bidi w:val="0"/>
+        <w:rPr/>
+      </w:pPr>
+      <w:r>
+        <w:rPr/>
+        <w:t xml:space="preserve">Reagents exist at both acceptors: 5′-AGTGGGCTCTCCACGG-3′ at </w:t>
       </w:r>
       <w:r>
         <w:rPr>
@@ -1115,7 +1126,7 @@
       </w:r>
       <w:r>
         <w:rPr/>
-        <w:t>, so an unscreened one carries a one-in-ten chance of being a second active molecule offered as a negative control. Clearing the screen is not a claim of inertness; it is the property a negative control has to have.</w:t>
+        <w:t>. An unscreened scramble therefore carries a one-in-ten chance of being a second active molecule offered as a negative control. Clearing the screen is not a claim of inertness; it is the property a negative control has to have.</w:t>
       </w:r>
     </w:p>
     <w:p>
@@ -1171,7 +1182,7 @@
       </w:pPr>
       <w:r>
         <w:rPr/>
-        <w:t xml:space="preserve">Selectivity is the wild-type </w:t>
+        <w:t xml:space="preserve">Selectivity is the ratio of two half-maximal knockdown concentrations: wild-type </w:t>
       </w:r>
       <w:r>
         <w:rPr>
@@ -1181,7 +1192,7 @@
       </w:r>
       <w:r>
         <w:rPr/>
-        <w:t xml:space="preserve"> half-maximal knockdown concentration divided by the fusion's, from a matched dose-response in the same wells, at a cut of 5.0 adopted as a convention — a comparison of the two half-maximal concentrations is the margin assessment the recommendations specify at this step, and they decline to set a default value for it[22]. At an assumed replicate standard deviation of 0.35 on the natural-log scale — like the cut, adopted for pre-registration rather than measured here — six independent biological replicates give about 80% power to falsify a true selectivity of 3 and three give about 30%. Above a realised standard deviation of about 0.65 at three replicates — 1.53 at six, 2.25 at ten — no observed ratio at or above one can put the upper limit of a two-sided 95% interval below 5, so the test can fail only on an anti-selective reading. Those figures are computed on that interval; a normal-approximation interval would move them. Such a test is void. Voidness is a property of the realised variance rather than of the design, so a pilot-based gate on the population variance bounds it from one side only. Where a one-sided 95% chi-square bound on the pilot's standard deviation lies at or above the void figure for the count proposed, the decision is a larger replicate count, or no falsification test at all, and never three. The threshold is defined on the acceptor parent alone, so a reagent can clear it while pairing a donor transcript through its whole gap.</w:t>
+        <w:t xml:space="preserve"> over the fusion, from a matched dose-response in the same wells. The cut of 5.0 is adopted as a convention. Comparing the two half-maximal concentrations is the margin assessment the recommendations specify at this step, and they decline to set a default value for it[22]. At an assumed replicate standard deviation of 0.35 on the natural-log scale — like the cut, adopted for pre-registration rather than measured here — six independent biological replicates give about 80% power to falsify a true selectivity of 3 and three give about 30%. Above a realised standard deviation of about 0.65 at three replicates — 1.53 at six, 2.25 at ten — no observed ratio at or above one can put the upper limit of a two-sided 95% interval below 5, so the test can fail only on an anti-selective reading. Those figures are computed on that interval; a normal-approximation interval would move them. Such a test is void. Voidness is a property of the realised variance rather than of the design, so a pilot-based gate on the population variance bounds it from one side only. Where a one-sided 95% chi-square bound on the pilot's standard deviation lies at or above the void figure for the count proposed, the decision is a larger replicate count, or no falsification test at all, and never three. The threshold is defined on the acceptor parent alone, so a reagent can clear it while pairing a donor transcript through its whole gap.</w:t>
       </w:r>
     </w:p>
     <w:p>
@@ -1225,7 +1236,7 @@
       </w:pPr>
       <w:r>
         <w:rPr/>
-        <w:t xml:space="preserve">The constraint is discrimination between the fusion and its parents, and it is not resolved here. A junction design's most plausible wild-type liability is its own parent, in the mature transcript or across a splice junction in precursor RNA. Both are searched before any molecule exists, but not on comparable terms: the mature-transcript screen condemns on a ten-base-pair duplex through the gap and the precursor arm on a hit at up to two mismatches with the gap fully paired, so neither restates the other, and their counts may not be added because a design condemned in both is one design. A third compartment is searched only in the archived deposit: the patient's own un-rearranged </w:t>
+        <w:t xml:space="preserve">The constraint is discrimination between the fusion and its parents, and it is not resolved here. A junction design's most plausible wild-type liability is its own parent, in the mature transcript or across a splice junction in precursor RNA. Both are searched before any molecule exists, but not on comparable terms. The mature-transcript screen condemns on a ten-base-pair duplex through the gap; the precursor arm condemns on a hit at up to two mismatches with the gap fully paired. Neither restates the other, and their counts may not be added: a design condemned in both is one design. A third compartment is searched only in the archived deposit: the patient's own un-rearranged </w:t>
       </w:r>
       <w:r>
         <w:rPr>
@@ -1287,7 +1298,7 @@
       </w:pPr>
       <w:r>
         <w:rPr/>
-        <w:t>Three limits bound what any test of these reagents could show. All five screens address hybridisation rather than cleavage, and none establishes that a predicted duplex forms or is cut. The method-level novelty is nil, junction-directed oligonucleotides being long established; what is new is the indication and the screen applied before synthesis. And systemic delivery to a solid tumour remains unsolved, the gate this modality faces after any result reported here. Every source of a test article named here ends at someone culturing cells.</w:t>
+        <w:t>Three limits bound what any test of these reagents could show. All five screens address hybridisation rather than cleavage, and none establishes that a predicted duplex forms or is cut. The method-level novelty is nil: junction-directed oligonucleotides are long established. What is new here is the indication, and the screen applied before synthesis. And systemic delivery to a solid tumour remains unsolved, the gate this modality faces after any result reported here. Every source of a test article named here ends at someone culturing cells.</w:t>
       </w:r>
     </w:p>
     <w:p>
@@ -3588,7 +3599,7 @@
   <w:docDefaults>
     <w:rPrDefault>
       <w:rPr>
-        <w:rFonts w:ascii="Liberation Serif" w:hAnsi="Liberation Serif" w:eastAsia="WenQuanYi Zen Hei" w:cs="FreeSans"/>
+        <w:rFonts w:ascii="Liberation Serif" w:hAnsi="Liberation Serif" w:eastAsia="DejaVu Sans" w:cs="DejaVu Sans"/>
         <w:sz w:val="24"/>
         <w:szCs w:val="24"/>
         <w:lang w:val="en-US" w:eastAsia="zh-CN" w:bidi="hi-IN"/>
@@ -3626,7 +3637,7 @@
       <w:outlineLvl w:val="0"/>
     </w:pPr>
     <w:rPr>
-      <w:rFonts w:ascii="Liberation Serif" w:hAnsi="Liberation Serif" w:eastAsia="WenQuanYi Zen Hei" w:cs="FreeSans"/>
+      <w:rFonts w:ascii="Liberation Serif" w:hAnsi="Liberation Serif" w:eastAsia="DejaVu Sans" w:cs="DejaVu Sans"/>
       <w:b/>
       <w:bCs/>
       <w:sz w:val="34"/>
@@ -3647,7 +3658,7 @@
       <w:outlineLvl w:val="1"/>
     </w:pPr>
     <w:rPr>
-      <w:rFonts w:ascii="Liberation Serif" w:hAnsi="Liberation Serif" w:eastAsia="WenQuanYi Zen Hei" w:cs="FreeSans"/>
+      <w:rFonts w:ascii="Liberation Serif" w:hAnsi="Liberation Serif" w:eastAsia="DejaVu Sans" w:cs="DejaVu Sans"/>
       <w:b/>
       <w:bCs/>
       <w:sz w:val="26"/>
@@ -3665,7 +3676,7 @@
       <w:outlineLvl w:val="2"/>
     </w:pPr>
     <w:rPr>
-      <w:rFonts w:ascii="Liberation Serif" w:hAnsi="Liberation Serif" w:eastAsia="WenQuanYi Zen Hei" w:cs="FreeSans"/>
+      <w:rFonts w:ascii="Liberation Serif" w:hAnsi="Liberation Serif" w:eastAsia="DejaVu Sans" w:cs="DejaVu Sans"/>
       <w:b/>
       <w:bCs/>
       <w:sz w:val="22"/>
@@ -3737,7 +3748,7 @@
       <w:spacing w:before="240" w:after="120"/>
     </w:pPr>
     <w:rPr>
-      <w:rFonts w:ascii="Liberation Sans" w:hAnsi="Liberation Sans" w:eastAsia="WenQuanYi Zen Hei" w:cs="FreeSans"/>
+      <w:rFonts w:ascii="Liberation Sans" w:hAnsi="Liberation Sans" w:eastAsia="DejaVu Sans" w:cs="DejaVu Sans"/>
       <w:sz w:val="28"/>
       <w:szCs w:val="28"/>
     </w:rPr>
@@ -3756,9 +3767,7 @@
     <w:name w:val="List"/>
     <w:basedOn w:val="BodyText"/>
     <w:pPr/>
-    <w:rPr>
-      <w:rFonts w:cs="FreeSans"/>
-    </w:rPr>
+    <w:rPr/>
   </w:style>
   <w:style w:type="paragraph" w:styleId="Caption">
     <w:name w:val="Caption"/>
@@ -3769,7 +3778,6 @@
       <w:spacing w:before="120" w:after="120"/>
     </w:pPr>
     <w:rPr>
-      <w:rFonts w:cs="FreeSans"/>
       <w:i/>
       <w:iCs/>
       <w:sz w:val="24"/>
@@ -3783,9 +3791,7 @@
     <w:pPr>
       <w:suppressLineNumbers/>
     </w:pPr>
-    <w:rPr>
-      <w:rFonts w:cs="FreeSans"/>
-    </w:rPr>
+    <w:rPr/>
   </w:style>
   <w:style w:type="paragraph" w:styleId="BlockQuotation">
     <w:name w:val="Block Quotation"/>

--- a/research/manuscripts/aso/fusion-junction-aso-journal-article-manuscript.docx
+++ b/research/manuscripts/aso/fusion-junction-aso-journal-article-manuscript.docx
@@ -131,7 +131,7 @@
       </w:r>
       <w:r>
         <w:rPr/>
-        <w:t xml:space="preserve"> fusion. This work is computational, executing an industry off-target framework's in-silico step; every sequence named is a research reagent not for administration. It sets out what a laboratory needs: two reagents at the most reported breakpoints, 5′-GGGCATATCATCAAAC-3′ at </w:t>
+        <w:t xml:space="preserve"> fusion in the literature retrieved here. This work is computational, executing an industry off-target framework's in-silico step; every sequence named is a research reagent not for administration. It sets out what a laboratory needs: two reagents at the most reported breakpoints, 5′-GGGCATATCATCAAAC-3′ at </w:t>
       </w:r>
       <w:r>
         <w:rPr>
@@ -320,7 +320,7 @@
       </w:pPr>
       <w:r>
         <w:rPr/>
-        <w:t>What a junction design must survive follows from its construction. Both halves are parent-gene sequence, so each parent matches roughly half the oligonucleotide — far outside the mismatch budget of a conventional off-target search, which therefore never returns a parent as a near-match. That parent liability is the one this work screens for directly. RNase-H1 does not require the whole duplex, only that the gap be paired. That premise is adopted here rather than established, and its length requirement is stated in a different unit from the criterion this paper screens on. The requirement is reported as a DNA gap of at least six nucleotides, with seven to ten the working range; the screen below counts a liability only at ten contiguous base pairs of duplex through that gap, a length of hybrid rather than a count of gap nucleotides. Whether a wild-type parent pairs the catalytic gap contiguously is therefore a separate question from overall similarity, and it is the one this work puts to all 190 designs. That direction is the one an industry working group's 2025 off-target recommendations report: off-target effects are seen more often where an oligonucleotide's mismatches fall in its wings than where they fall in its central gap, on which reading a flanking mismatch is suggested as the more important one to avoid[22]. Those recommendations set five steps: in-silico identification with transcriptomics, a focus on cell types showing activity, in-vitro verification and margin assessment, risk assessment of what is confirmed, and management of what remains. This work performs the in-silico half of the first step and stops there; the margin measurement of the third is what the Discussion specifies, against the wild-type parent the panel screen below identifies as the liability.</w:t>
+        <w:t>What a junction design must survive follows from its construction. Both halves are parent-gene sequence, so each parent matches roughly half the oligonucleotide — far outside the mismatch budget of a conventional off-target search, which therefore never returns a parent as a near-match. That parent liability is the one this work screens for directly. RNase-H1 does not require the whole duplex, only that the gap be paired. That premise is adopted here rather than established, and its length requirement is stated in a different unit from the criterion this paper screens on. The requirement is reported as a DNA gap of at least six nucleotides, with seven to ten the working range[12]; the screen below counts a liability only at ten contiguous base pairs of duplex through that gap, a length of hybrid rather than a count of gap nucleotides. Whether a wild-type parent pairs the catalytic gap contiguously is therefore a separate question from overall similarity, and it is the one this work puts to all 190 designs. That direction is the one an industry working group's 2025 off-target recommendations report: off-target effects are seen more often where an oligonucleotide's mismatches fall in its wings than where they fall in its central gap, on which reading a flanking mismatch is suggested as the more important one to avoid[13]. Those recommendations set five steps: in-silico identification with transcriptomics, a focus on cell types showing activity, in-vitro verification and margin assessment, risk assessment of what is confirmed, and management of what remains. This work performs the in-silico half of the first step and stops there; the margin measurement of the third is what the Discussion specifies, against the wild-type parent the panel screen below identifies as the liability.</w:t>
       </w:r>
     </w:p>
     <w:p>
@@ -364,18 +364,18 @@
       </w:r>
       <w:r>
         <w:rPr/>
-        <w:t>, were obtained from Ensembl[19]. Junction-spanning 16-mer gapmers were tiled in a 5-6-5 β-D-oxy-locked-nucleic-acid/DNA/β-D-oxy-locked-nucleic-acid geometry[20], one design per register at which the breakpoint falls inside the six-nucleotide DNA gap, which admits five per junction. That gap is the shortest length the cited source credits rather than its preferred one, and six is used because the genome-wide arm is not available above a 16-mer. A design's gap-level margin is the count of junction-unique bases inside the gap on the shorter side of the breakpoint.</w:t>
-      </w:r>
-    </w:p>
-    <w:p>
-      <w:pPr>
-        <w:pStyle w:val="BodyText"/>
-        <w:bidi w:val="0"/>
-        <w:rPr/>
-      </w:pPr>
-      <w:r>
-        <w:rPr/>
-        <w:t>Five specificity screens were applied. The first aligns against human RefSeq RNA, classifying each near-match by whether the catalytic gap is paired. The second is an exhaustive transcript scan, complete for substitutions within a one-mismatch budget. The third reads the parents' unspliced sequence. The fourth records the longest contiguous duplex any of six wild-type parent transcripts forms through the catalytic gap. The fifth covers every position of GRCh38, mitochondrial sequence included. Between them they cover mature transcript, unspliced precursor, exon-exon junction, non-coding and mitochondrial sequence — the search scope the 2025 recommendations ask for[22]. A near-match is a transcript window pairing a design at 14 or more of its 16 positions. Each alignment was re-scored on the nearest-neighbour stability of its longest contiguous paired run — the energy-based second stage those recommendations prescribe — and only separations are reported. A design is liable where a wild-type parent pairs its whole catalytic gap over a contiguous run of ten base pairs or more, ten being adopted rather than measured. Null ensembles were built as scrambles of each design and as chimeras joining the same two parent transcripts at real exon termini, screened identically. Melting temperatures are nearest-neighbour values for an unmodified DNA:RNA hybrid at 250 nM strand[21]. That is not a locked phosphorothioate oligonucleotide, so no absolute melting point is reported. Only the fusion-versus-parent separation is, and as a floor: the fusion duplex pairs all ten locked residues where each parent pairs five.</w:t>
+        <w:t>, were obtained from Ensembl[14]. Junction-spanning 16-mer gapmers were tiled in a 5-6-5 β-D-oxy-locked-nucleic-acid/DNA/β-D-oxy-locked-nucleic-acid geometry[12], one design per register at which the breakpoint falls inside the six-nucleotide DNA gap, which admits five per junction. That gap is the shortest length the cited source credits rather than its preferred one, and six is used because the genome-wide arm is not available above a 16-mer. A design's gap-level margin is the count of junction-unique bases inside the gap on the shorter side of the breakpoint.</w:t>
+      </w:r>
+    </w:p>
+    <w:p>
+      <w:pPr>
+        <w:pStyle w:val="BodyText"/>
+        <w:bidi w:val="0"/>
+        <w:rPr/>
+      </w:pPr>
+      <w:r>
+        <w:rPr/>
+        <w:t>Five specificity screens were applied. The first aligns against human RefSeq RNA, classifying each near-match by whether the catalytic gap is paired. The second is an exhaustive transcript scan, complete for substitutions within a one-mismatch budget. The third reads the parents' unspliced sequence. The fourth records the longest contiguous duplex any of six wild-type parent transcripts forms through the catalytic gap. The fifth covers every position of GRCh38, mitochondrial sequence included. Between them they cover mature transcript, unspliced precursor, exon-exon junction, non-coding and mitochondrial sequence — the search scope the 2025 recommendations ask for[13]. A near-match is a transcript window pairing a design at 14 or more of its 16 positions. Each alignment was re-scored on the nearest-neighbour stability of its longest contiguous paired run — the energy-based second stage those recommendations prescribe — and only separations are reported. A design is liable where a wild-type parent pairs its whole catalytic gap over a contiguous run of ten base pairs or more, ten being adopted rather than measured. Null ensembles were built as scrambles of each design and as chimeras joining the same two parent transcripts at real exon termini, screened identically. Melting temperatures are nearest-neighbour values for an unmodified DNA:RNA hybrid at 250 nM strand[15]. That is not a locked phosphorothioate oligonucleotide, so no absolute melting point is reported. Only the fusion-versus-parent separation is, and as a floor: the fusion duplex pairs all ten locked residues where each parent pairs five.</w:t>
       </w:r>
     </w:p>
     <w:p>
@@ -633,18 +633,18 @@
       </w:pPr>
       <w:r>
         <w:rPr/>
-        <w:t>Both reagents are phosphorothioate throughout, with wings of five contiguous β-D-oxy-locked residues — a high locked content against the two to four per wing taken here as usual, so these are not conventional locked-nucleic-acid reagents and their matched-duplex melting temperatures are correspondingly high. That cuts against the screens: a high-affinity chemistry is reported to retain knockdown at more extensively mismatched sites than a conventional design does[22], so the two-mismatch ceiling the near-match screens run at may under-call for reagents of this locked content. Both begin 5′-GGG, a contiguous locked G-tract. High affinity is taken to carry a risk of sequence-dependent hepatotoxicity; that is a premise adopted here rather than a retrieved finding, and nothing here measures it.</w:t>
-      </w:r>
-    </w:p>
-    <w:p>
-      <w:pPr>
-        <w:pStyle w:val="BodyText"/>
-        <w:bidi w:val="0"/>
-        <w:rPr/>
-      </w:pPr>
-      <w:r>
-        <w:rPr/>
-        <w:t xml:space="preserve">Discounted by the breakpoint distribution of an 18-case series[12], the two junctions account for 68.4% of molecularly confirmed cases in a 58-case cohort[13]. That prices which published junctions the two reagents address; it is not a coverage measurement, no patient having been screened with either sequence. The range 39.9% to 82.8% quoted with it is not a confidence interval and carries no nominal level: two of its four inputs do not vary, and it assumes a breakpoint distribution reported in one cohort transfers to a second collected twenty-one years later. The </w:t>
+        <w:t>Both reagents are phosphorothioate throughout, with wings of five contiguous β-D-oxy-locked residues — a high locked content against the two to four per wing taken here as usual, so these are not conventional locked-nucleic-acid reagents and their matched-duplex melting temperatures are correspondingly high. That cuts against the screens: a high-affinity chemistry is reported to retain knockdown at more extensively mismatched sites than a conventional design does[13], so the two-mismatch ceiling the near-match screens run at may under-call for reagents of this locked content. Both begin 5′-GGG, a contiguous locked G-tract. High affinity is taken to carry a risk of sequence-dependent hepatotoxicity; that is a premise adopted here rather than a retrieved finding, and nothing here measures it.</w:t>
+      </w:r>
+    </w:p>
+    <w:p>
+      <w:pPr>
+        <w:pStyle w:val="BodyText"/>
+        <w:bidi w:val="0"/>
+        <w:rPr/>
+      </w:pPr>
+      <w:r>
+        <w:rPr/>
+        <w:t xml:space="preserve">Discounted by the breakpoint distribution of an 18-case series[16], the two junctions account for 68.4% of molecularly confirmed cases in a 58-case cohort[17]. That prices which published junctions the two reagents address; it is not a coverage measurement, no patient having been screened with either sequence. The range 39.9% to 82.8% quoted with it is not a confidence interval and carries no nominal level: two of its four inputs do not vary, and it assumes a breakpoint distribution reported in one cohort transfers to a second collected twenty-one years later. The </w:t>
       </w:r>
       <w:r>
         <w:rPr>
@@ -783,7 +783,7 @@
       </w:pPr>
       <w:r>
         <w:rPr/>
-        <w:t>The comparison against null models does not resolve an excess specific to this disease. Mononucleotide scrambles meet the parent screen at 6.2% against 45.8% for the panel. They are the weakest of the ten nulls screened, and not the dinucleotide-preserving control prescribed below. Chimeras built at real exon termini of the same two transcripts, at junctions almost never reported in a patient, meet it at 40.6%. The adopted cut does not escape that comparison: at ten the strongest null's 40.6% falls inside the panel's own 95% interval on 45.8%, as at every cut from seven to thirteen but eleven, and the strongest null reaches 91.4% at seven against the panel's 92.1%. The comparison is narrower than it reads, the panel arm being itself mostly unreported junctions — the property the chimeric null is discounted for. Most of the liability is therefore what joining two exon termini of these genes gives, and across cuts of six to thirteen base pairs the excess over the strongest null changes sign four times.</w:t>
+        <w:t>The comparison against null models does not resolve an excess specific to this disease. Mononucleotide scrambles meet the parent screen at 6.2% against 45.8% for the panel. They are the weakest of the ten nulls screened, and not the dinucleotide-preserving control prescribed below. Chimeras built at real exon termini of the same two transcripts, at junctions almost never reported in a patient, meet it at 40.6%. Each null rate is 38,000 draws with a Wilson 95% interval. The adopted cut does not escape that comparison: at ten the strongest null's 40.6% falls inside the panel's own 95% interval on 45.8%, as at every cut from seven to thirteen but eleven, and the strongest null reaches 91.4% at seven against the panel's 92.1%. The comparison is narrower than it reads, the panel arm being itself mostly unreported junctions — the property the chimeric null is discounted for. Most of the liability is therefore what joining two exon termini of these genes gives, and across cuts of six to thirteen base pairs the excess over the strongest null changes sign four times.</w:t>
       </w:r>
     </w:p>
     <w:p>
@@ -816,7 +816,7 @@
       </w:r>
       <w:r>
         <w:rPr/>
-        <w:t xml:space="preserve"> exon 3, its first coding exon; the two cell models are reported at exon 2, and annotation does not reconcile the two. On all four annotated </w:t>
+        <w:t xml:space="preserve"> exon 3, its first coding exon; the two cell models are reported at exon 2, and annotation does not reconcile the two. On no annotated </w:t>
       </w:r>
       <w:r>
         <w:rPr>
@@ -826,7 +826,7 @@
       </w:r>
       <w:r>
         <w:rPr/>
-        <w:t xml:space="preserve"> transcripts, the three with a RefSeq accession included, exon 3 is the first coding exon and exon 2 is non-coding, so a reported exon-2 acceptor is not this panel's acceptor renumbered.</w:t>
+        <w:t xml:space="preserve"> transcript is exon 2 the first coding exon, so a reported exon-2 acceptor is not this panel's acceptor renumbered.</w:t>
       </w:r>
     </w:p>
     <w:p>
@@ -877,7 +877,7 @@
       </w:r>
       <w:r>
         <w:rPr/>
-        <w:t xml:space="preserve">-rearranged tumours of a whole-transcriptome series[23], and a </w:t>
+        <w:t xml:space="preserve">-rearranged tumours of a whole-transcriptome series[18], and a </w:t>
       </w:r>
       <w:r>
         <w:rPr>
@@ -907,7 +907,7 @@
       </w:r>
       <w:r>
         <w:rPr/>
-        <w:t xml:space="preserve"> 5′ untranslated region[16]. Beyond exon 3 the position is the reverse: across the exon-resolved </w:t>
+        <w:t xml:space="preserve"> 5′ untranslated region[19]. Beyond exon 3 the position is the reverse: across the exon-resolved </w:t>
       </w:r>
       <w:r>
         <w:rPr>
@@ -917,18 +917,18 @@
       </w:r>
       <w:r>
         <w:rPr/>
-        <w:t xml:space="preserve"> junctions retrieved here every acceptor is exon 2, exon 3, or a cryptic exon in intron 2[14], none 3′ of exon 3, so nothing is designed there because no patient is reported there.</w:t>
-      </w:r>
-    </w:p>
-    <w:p>
-      <w:pPr>
-        <w:pStyle w:val="BodyText"/>
-        <w:bidi w:val="0"/>
-        <w:rPr/>
-      </w:pPr>
-      <w:r>
-        <w:rPr/>
-        <w:t>Three are engineered constructs from a published functional study[14], whose exon spans that paper states verbatim; two of them, E-N and T-N*, carry exactly the junctions the reagents above span, so both named reagents have a stated test article. Rebuilding them is the faster route, but a complementary DNA over-expressed in a heterologous background speaks to junction-selective knockdown of the intended transcript, not to activity at an endogenous locus.</w:t>
+        <w:t xml:space="preserve"> junctions retrieved here every acceptor is exon 2, exon 3, or a cryptic exon in intron 2[20], none 3′ of exon 3, so nothing is designed there because no patient is reported there.</w:t>
+      </w:r>
+    </w:p>
+    <w:p>
+      <w:pPr>
+        <w:pStyle w:val="BodyText"/>
+        <w:bidi w:val="0"/>
+        <w:rPr/>
+      </w:pPr>
+      <w:r>
+        <w:rPr/>
+        <w:t>Three are engineered constructs from a published functional study[20], whose exon spans that paper states verbatim; two of them, E-N and T-N*, carry exactly the junctions the reagents above span, so both named reagents have a stated test article. Rebuilding them is the faster route, but a complementary DNA over-expressed in a heterologous background speaks to junction-selective knockdown of the intended transcript, not to activity at an endogenous locus.</w:t>
       </w:r>
     </w:p>
     <w:p>
@@ -940,7 +940,7 @@
       </w:pPr>
       <w:r>
         <w:rPr/>
-        <w:t xml:space="preserve">The other two are patient-derived, identity-clean models reported with two EMC tumours[15], USZ20-EMC1 (RRID:CVCL_C6MX) and USZ22-EMC2 (RRID:CVCL_C6MY) — the only source of a fusion-positive EMC cell identified here. They are available on request with no repository deposit, and are slow, at reported doubling times of five to six days. Their fusions are reported as </w:t>
+        <w:t xml:space="preserve">The other two are patient-derived, identity-clean models reported with two EMC tumours[21], USZ20-EMC1 (RRID:CVCL_C6MX) and USZ22-EMC2 (RRID:CVCL_C6MY) — the only source of a fusion-positive EMC cell identified here. They are available on request with no repository deposit, and are slow, at reported doubling times of five to six days. Their fusions are reported as </w:t>
       </w:r>
       <w:r>
         <w:rPr>
@@ -981,7 +981,7 @@
       </w:pPr>
       <w:r>
         <w:rPr/>
-        <w:t xml:space="preserve">One reading is nonetheless more parsimonious. EMC's defining lesion produces a chimeric transcription factor[1,14]. A donor joined to </w:t>
+        <w:t xml:space="preserve">One reading is nonetheless more parsimonious. EMC's defining lesion produces a chimeric transcription factor[1,20]. A donor joined to </w:t>
       </w:r>
       <w:r>
         <w:rPr>
@@ -1126,7 +1126,7 @@
       </w:r>
       <w:r>
         <w:rPr/>
-        <w:t>. An unscreened scramble therefore carries a one-in-ten chance of being a second active molecule offered as a negative control. Clearing the screen is not a claim of inertness; it is the property a negative control has to have.</w:t>
+        <w:t>. One unscreened scramble in ten would carry the same predicted parent liability as the reagent it controls for. Clearing the screen is not a claim of inertness; it is the property a negative control has to have.</w:t>
       </w:r>
     </w:p>
     <w:p>
@@ -1171,7 +1171,7 @@
       </w:r>
       <w:r>
         <w:rPr/>
-        <w:t xml:space="preserve"> in solitary fibrous tumour[17]. It is specified here for these reagents, with three controls a knockdown assay alone cannot distinguish, two of them the screened scrambles above.</w:t>
+        <w:t xml:space="preserve"> in solitary fibrous tumour[22]. It is specified here for these reagents, with the two screened controls above, which a knockdown assay alone cannot distinguish.</w:t>
       </w:r>
     </w:p>
     <w:p>
@@ -1192,7 +1192,7 @@
       </w:r>
       <w:r>
         <w:rPr/>
-        <w:t xml:space="preserve"> over the fusion, from a matched dose-response in the same wells. The cut of 5.0 is adopted as a convention. Comparing the two half-maximal concentrations is the margin assessment the recommendations specify at this step, and they decline to set a default value for it[22]. At an assumed replicate standard deviation of 0.35 on the natural-log scale — like the cut, adopted for pre-registration rather than measured here — six independent biological replicates give about 80% power to falsify a true selectivity of 3 and three give about 30%. Above a realised standard deviation of about 0.65 at three replicates — 1.53 at six, 2.25 at ten — no observed ratio at or above one can put the upper limit of a two-sided 95% interval below 5, so the test can fail only on an anti-selective reading. Those figures are computed on that interval; a normal-approximation interval would move them. Such a test is void. Voidness is a property of the realised variance rather than of the design, so a pilot-based gate on the population variance bounds it from one side only. Where a one-sided 95% chi-square bound on the pilot's standard deviation lies at or above the void figure for the count proposed, the decision is a larger replicate count, or no falsification test at all, and never three. The threshold is defined on the acceptor parent alone, so a reagent can clear it while pairing a donor transcript through its whole gap.</w:t>
+        <w:t xml:space="preserve"> over the fusion, from a matched dose-response in the same wells. The cut of 5.0 is adopted as a convention. Comparing the two half-maximal concentrations is the margin assessment the recommendations specify at this step, and they decline to set a default value for it[13]. At an assumed replicate standard deviation of 0.35 on the natural-log scale — like the cut, adopted for pre-registration rather than measured here — six independent biological replicates give about 80% power to falsify a true selectivity of 3 and three give about 30%. Above a realised standard deviation of about 0.65 at three replicates — 1.53 at six, 2.25 at ten — no observed ratio at or above one can put the upper limit of a two-sided 95% interval below 5, so the test can fail only on an anti-selective reading. Those figures are computed on that interval; a normal-approximation interval would move them. Such a test is void. Voidness is a property of the realised variance rather than of the design, so a pilot-based gate on the population variance bounds it from one side only. Where a one-sided 95% chi-square bound on the pilot's standard deviation lies at or above the void figure for the count proposed, the decision is a larger replicate count, or no falsification test at all, and never three. The threshold is defined on the acceptor parent alone, so a reagent can clear it while pairing a donor transcript through its whole gap.</w:t>
       </w:r>
     </w:p>
     <w:p>
@@ -1277,7 +1277,7 @@
       </w:pPr>
       <w:r>
         <w:rPr/>
-        <w:t xml:space="preserve">The four junction-specificity reports cited here[8-10,18] were all made on molecules already synthesised; no survey of design pipelines was performed, so the screen-before-synthesis claim is about this literature as retrieved and not a priority claim. Whether sparing wild-type </w:t>
+        <w:t xml:space="preserve">The four junction-specificity reports cited here[8-10,23] were all made on molecules already synthesised; no survey of design pipelines was performed, so the screen-before-synthesis claim is about this literature as retrieved and not a priority claim. Whether sparing wild-type </w:t>
       </w:r>
       <w:r>
         <w:rPr>
@@ -1894,14 +1894,14 @@
       </w:pPr>
       <w:r>
         <w:rPr/>
-        <w:t xml:space="preserve">Panagopoulos I, F Mertens, M Isaksson, HA Domanski, O Brosjö, S Heim, B Bjerkehagen, R Sciot, P Dal Cin, et al. (2002). Molecular genetic characterization of the EWS/CHN and RBP56/CHN fusion genes in extraskeletal myxoid chondrosarcoma. Genes Chromosomes Cancer 35:340–352. </w:t>
+        <w:t xml:space="preserve">Kauppinen S, B Vester and J Wengel. (2005). Locked nucleic acid (LNA): High affinity targeting of RNA for diagnostics and therapeutics. Drug Discov Today Technol 2:287–290. </w:t>
       </w:r>
       <w:hyperlink r:id="rId14">
         <w:r>
           <w:rPr>
             <w:rStyle w:val="Hyperlink"/>
           </w:rPr>
-          <w:t>doi:10.1002/gcc.10127</w:t>
+          <w:t>doi:10.1016/j.ddtec.2005.08.012</w:t>
         </w:r>
       </w:hyperlink>
       <w:r>
@@ -1927,14 +1927,14 @@
       </w:pPr>
       <w:r>
         <w:rPr/>
-        <w:t xml:space="preserve">Huang SC, JC Lee, YC Hsu, JW Tsai, YC Kao, TH Hsieh, YM Chang, KC Chang, PS Wu, et al. (2023). Extraskeletal Myxoid Chondrosarcomas: The Uncommon Clinicopathologic Manifestations and Significance of TAF15::NR4A3 Fusion. Mod Pathol 36:100161. </w:t>
+        <w:t xml:space="preserve">Andersson P, SA Burel, H Estrella, J Foy, PH Hagedorn, TA Harper Jr, SP Henry, JC Hoflack, EM Holgersen, et al. (2025). Assessing Hybridization-Dependent Off-Target Risk for Therapeutic Oligonucleotides: Updated Industry Recommendations. Nucleic Acid Ther 35:16–33. </w:t>
       </w:r>
       <w:hyperlink r:id="rId15">
         <w:r>
           <w:rPr>
             <w:rStyle w:val="Hyperlink"/>
           </w:rPr>
-          <w:t>doi:10.1016/j.modpat.2023.100161</w:t>
+          <w:t>doi:10.1089/nat.2024.0072</w:t>
         </w:r>
       </w:hyperlink>
       <w:r>
@@ -1960,14 +1960,14 @@
       </w:pPr>
       <w:r>
         <w:rPr/>
-        <w:t xml:space="preserve">Brenca M, S Stacchiotti, K Fassetta, M Sbaraglia, M Janjusevic, D Racanelli, M Polano, S Rossi, S Brich, et al. (2019). NR4A3 fusion proteins trigger an axon guidance switch that marks the difference between EWSR1 and TAF15 translocated extraskeletal myxoid chondrosarcomas. J Pathol 249:90–101. </w:t>
+        <w:t xml:space="preserve">Dyer SC, O Austine-Orimoloye, AG Azov, M Barba, I Barnes, VP Barrera-Enriquez, A Becker, R Bennett, M Beracochea, et al. (2025). Ensembl 2025. Nucleic Acids Res 53:D948–D957. </w:t>
       </w:r>
       <w:hyperlink r:id="rId16">
         <w:r>
           <w:rPr>
             <w:rStyle w:val="Hyperlink"/>
           </w:rPr>
-          <w:t>doi:10.1002/path.5284</w:t>
+          <w:t>doi:10.1093/nar/gkae1071</w:t>
         </w:r>
       </w:hyperlink>
       <w:r>
@@ -1993,14 +1993,14 @@
       </w:pPr>
       <w:r>
         <w:rPr/>
-        <w:t xml:space="preserve">Bangerter JL, KJ Harnisch, Y Chen, C Hagedorn, L Planas-Paz and C Pauli. (2023). Establishment, characterization and functional testing of two novel ex vivo extraskeletal myxoid chondrosarcoma (EMC) cell models. Hum Cell 36:446–455. </w:t>
+        <w:t xml:space="preserve">Sugimoto N, S Nakano, M Katoh, A Matsumura, H Nakamuta, T Ohmichi, M Yoneyama and M Sasaki. (1995). Thermodynamic parameters to predict stability of RNA/DNA hybrid duplexes. Biochemistry 34:11211–11216. </w:t>
       </w:r>
       <w:hyperlink r:id="rId17">
         <w:r>
           <w:rPr>
             <w:rStyle w:val="Hyperlink"/>
           </w:rPr>
-          <w:t>doi:10.1007/s13577-022-00818-x</w:t>
+          <w:t>doi:10.1021/bi00035a029</w:t>
         </w:r>
       </w:hyperlink>
       <w:r>
@@ -2026,14 +2026,14 @@
       </w:pPr>
       <w:r>
         <w:rPr/>
-        <w:t xml:space="preserve">Wilbur HC, DR Robinson, YM Wu, C Kumar-Sinha, AM Chinnaiyan and R Chugh. (2022). Identification of Novel PGR-NR4A3 Fusion in Extraskeletal Myxoid Chondrosarcoma and Resultant Patient Benefit From Tamoxifen Therapy. JCO Precis Oncol 6:e2200039. </w:t>
+        <w:t xml:space="preserve">Panagopoulos I, F Mertens, M Isaksson, HA Domanski, O Brosjö, S Heim, B Bjerkehagen, R Sciot, P Dal Cin, et al. (2002). Molecular genetic characterization of the EWS/CHN and RBP56/CHN fusion genes in extraskeletal myxoid chondrosarcoma. Genes Chromosomes Cancer 35:340–352. </w:t>
       </w:r>
       <w:hyperlink r:id="rId18">
         <w:r>
           <w:rPr>
             <w:rStyle w:val="Hyperlink"/>
           </w:rPr>
-          <w:t>doi:10.1200/po.22.00039</w:t>
+          <w:t>doi:10.1002/gcc.10127</w:t>
         </w:r>
       </w:hyperlink>
       <w:r>
@@ -2059,14 +2059,14 @@
       </w:pPr>
       <w:r>
         <w:rPr/>
-        <w:t xml:space="preserve">Li Y, JT Nguyen, M Ammanamanchi, Z Zhou, EF Harbut, JL Mondaza-Hernandez, CA Meyer, DS Moura, J Martin-Broto, HN Hayenga and L Bleris. (2023). Reduction of Tumor Growth with RNA-Targeting Treatment of the NAB2-STAT6 Fusion Transcript in Solitary Fibrous Tumor Models. Cancers (Basel) 15:3127. </w:t>
+        <w:t xml:space="preserve">Huang SC, JC Lee, YC Hsu, JW Tsai, YC Kao, TH Hsieh, YM Chang, KC Chang, PS Wu, et al. (2023). Extraskeletal Myxoid Chondrosarcomas: The Uncommon Clinicopathologic Manifestations and Significance of TAF15::NR4A3 Fusion. Mod Pathol 36:100161. </w:t>
       </w:r>
       <w:hyperlink r:id="rId19">
         <w:r>
           <w:rPr>
             <w:rStyle w:val="Hyperlink"/>
           </w:rPr>
-          <w:t>doi:10.3390/cancers15123127</w:t>
+          <w:t>doi:10.1016/j.modpat.2023.100161</w:t>
         </w:r>
       </w:hyperlink>
       <w:r>
@@ -2092,14 +2092,14 @@
       </w:pPr>
       <w:r>
         <w:rPr/>
-        <w:t xml:space="preserve">Lee MS, S An, JY Song, M Sung, K Jung, ES Chang, J Choi, DY Oh, YK Jeon, et al. (2023). Cancer-Specific Sequences in the Diagnosis and Treatment of NUT Carcinoma. Cancer Res Treat 55:452–467. </w:t>
+        <w:t xml:space="preserve">Urbini M, V Indio, A Astolfi, G Tarantino, SL Renne, S Pilotti, AP Dei Tos, R Maestro, P Collini, et al. (2018). Identification of an Actionable Mutation of KIT in a Case of Extraskeletal Myxoid Chondrosarcoma. Int J Mol Sci 19:E1855. </w:t>
       </w:r>
       <w:hyperlink r:id="rId20">
         <w:r>
           <w:rPr>
             <w:rStyle w:val="Hyperlink"/>
           </w:rPr>
-          <w:t>doi:10.4143/crt.2022.910</w:t>
+          <w:t>doi:10.3390/ijms19071855</w:t>
         </w:r>
       </w:hyperlink>
       <w:r>
@@ -2125,14 +2125,14 @@
       </w:pPr>
       <w:r>
         <w:rPr/>
-        <w:t xml:space="preserve">Dyer SC, O Austine-Orimoloye, AG Azov, M Barba, I Barnes, VP Barrera-Enriquez, A Becker, R Bennett, M Beracochea, et al. (2025). Ensembl 2025. Nucleic Acids Res 53:D948–D957. </w:t>
+        <w:t xml:space="preserve">Wilbur HC, DR Robinson, YM Wu, C Kumar-Sinha, AM Chinnaiyan and R Chugh. (2022). Identification of Novel PGR-NR4A3 Fusion in Extraskeletal Myxoid Chondrosarcoma and Resultant Patient Benefit From Tamoxifen Therapy. JCO Precis Oncol 6:e2200039. </w:t>
       </w:r>
       <w:hyperlink r:id="rId21">
         <w:r>
           <w:rPr>
             <w:rStyle w:val="Hyperlink"/>
           </w:rPr>
-          <w:t>doi:10.1093/nar/gkae1071</w:t>
+          <w:t>doi:10.1200/po.22.00039</w:t>
         </w:r>
       </w:hyperlink>
       <w:r>
@@ -2158,14 +2158,14 @@
       </w:pPr>
       <w:r>
         <w:rPr/>
-        <w:t xml:space="preserve">Kauppinen S, B Vester and J Wengel. (2005). Locked nucleic acid (LNA): High affinity targeting of RNA for diagnostics and therapeutics. Drug Discov Today Technol 2:287–290. </w:t>
+        <w:t xml:space="preserve">Brenca M, S Stacchiotti, K Fassetta, M Sbaraglia, M Janjusevic, D Racanelli, M Polano, S Rossi, S Brich, et al. (2019). NR4A3 fusion proteins trigger an axon guidance switch that marks the difference between EWSR1 and TAF15 translocated extraskeletal myxoid chondrosarcomas. J Pathol 249:90–101. </w:t>
       </w:r>
       <w:hyperlink r:id="rId22">
         <w:r>
           <w:rPr>
             <w:rStyle w:val="Hyperlink"/>
           </w:rPr>
-          <w:t>doi:10.1016/j.ddtec.2005.08.012</w:t>
+          <w:t>doi:10.1002/path.5284</w:t>
         </w:r>
       </w:hyperlink>
       <w:r>
@@ -2191,14 +2191,14 @@
       </w:pPr>
       <w:r>
         <w:rPr/>
-        <w:t xml:space="preserve">Sugimoto N, S Nakano, M Katoh, A Matsumura, H Nakamuta, T Ohmichi, M Yoneyama and M Sasaki. (1995). Thermodynamic parameters to predict stability of RNA/DNA hybrid duplexes. Biochemistry 34:11211–11216. </w:t>
+        <w:t xml:space="preserve">Bangerter JL, KJ Harnisch, Y Chen, C Hagedorn, L Planas-Paz and C Pauli. (2023). Establishment, characterization and functional testing of two novel ex vivo extraskeletal myxoid chondrosarcoma (EMC) cell models. Hum Cell 36:446–455. </w:t>
       </w:r>
       <w:hyperlink r:id="rId23">
         <w:r>
           <w:rPr>
             <w:rStyle w:val="Hyperlink"/>
           </w:rPr>
-          <w:t>doi:10.1021/bi00035a029</w:t>
+          <w:t>doi:10.1007/s13577-022-00818-x</w:t>
         </w:r>
       </w:hyperlink>
       <w:r>
@@ -2224,14 +2224,14 @@
       </w:pPr>
       <w:r>
         <w:rPr/>
-        <w:t xml:space="preserve">Andersson P, SA Burel, H Estrella, J Foy, PH Hagedorn, TA Harper Jr, SP Henry, JC Hoflack, EM Holgersen, et al. (2025). Assessing Hybridization-Dependent Off-Target Risk for Therapeutic Oligonucleotides: Updated Industry Recommendations. Nucleic Acid Ther 35:16–33. </w:t>
+        <w:t xml:space="preserve">Li Y, JT Nguyen, M Ammanamanchi, Z Zhou, EF Harbut, JL Mondaza-Hernandez, CA Meyer, DS Moura, J Martin-Broto, HN Hayenga and L Bleris. (2023). Reduction of Tumor Growth with RNA-Targeting Treatment of the NAB2-STAT6 Fusion Transcript in Solitary Fibrous Tumor Models. Cancers (Basel) 15:3127. </w:t>
       </w:r>
       <w:hyperlink r:id="rId24">
         <w:r>
           <w:rPr>
             <w:rStyle w:val="Hyperlink"/>
           </w:rPr>
-          <w:t>doi:10.1089/nat.2024.0072</w:t>
+          <w:t>doi:10.3390/cancers15123127</w:t>
         </w:r>
       </w:hyperlink>
       <w:r>
@@ -2256,14 +2256,14 @@
       </w:pPr>
       <w:r>
         <w:rPr/>
-        <w:t xml:space="preserve">Urbini M, V Indio, A Astolfi, G Tarantino, SL Renne, S Pilotti, AP Dei Tos, R Maestro, P Collini, et al. (2018). Identification of an Actionable Mutation of KIT in a Case of Extraskeletal Myxoid Chondrosarcoma. Int J Mol Sci 19:E1855. </w:t>
+        <w:t xml:space="preserve">Lee MS, S An, JY Song, M Sung, K Jung, ES Chang, J Choi, DY Oh, YK Jeon, et al. (2023). Cancer-Specific Sequences in the Diagnosis and Treatment of NUT Carcinoma. Cancer Res Treat 55:452–467. </w:t>
       </w:r>
       <w:hyperlink r:id="rId25">
         <w:r>
           <w:rPr>
             <w:rStyle w:val="Hyperlink"/>
           </w:rPr>
-          <w:t>doi:10.3390/ijms19071855</w:t>
+          <w:t>doi:10.4143/crt.2022.910</w:t>
         </w:r>
       </w:hyperlink>
       <w:r>

--- a/research/manuscripts/aso/fusion-junction-aso-journal-article-manuscript.docx
+++ b/research/manuscripts/aso/fusion-junction-aso-journal-article-manuscript.docx
@@ -320,7 +320,7 @@
       </w:pPr>
       <w:r>
         <w:rPr/>
-        <w:t>What a junction design must survive follows from its construction. Both halves are parent-gene sequence, so each parent matches roughly half the oligonucleotide — far outside the mismatch budget of a conventional off-target search, which therefore never returns a parent as a near-match. That parent liability is the one this work screens for directly. RNase-H1 does not require the whole duplex, only that the gap be paired. That premise is adopted here rather than established, and its length requirement is stated in a different unit from the criterion this paper screens on. The requirement is reported as a DNA gap of at least six nucleotides, with seven to ten the working range[12]; the screen below counts a liability only at ten contiguous base pairs of duplex through that gap, a length of hybrid rather than a count of gap nucleotides. Whether a wild-type parent pairs the catalytic gap contiguously is therefore a separate question from overall similarity, and it is the one this work puts to all 190 designs. That direction is the one an industry working group's 2025 off-target recommendations report: off-target effects are seen more often where an oligonucleotide's mismatches fall in its wings than where they fall in its central gap, on which reading a flanking mismatch is suggested as the more important one to avoid[13]. Those recommendations set five steps: in-silico identification with transcriptomics, a focus on cell types showing activity, in-vitro verification and margin assessment, risk assessment of what is confirmed, and management of what remains. This work performs the in-silico half of the first step and stops there; the margin measurement of the third is what the Discussion specifies, against the wild-type parent the panel screen below identifies as the liability.</w:t>
+        <w:t>What a junction design must survive follows from its construction. Both halves are parent-gene sequence, so each parent matches roughly half the oligonucleotide — far outside the mismatch budget of a conventional off-target search, which therefore never returns a parent as a near-match. That parent liability is the one this work screens for directly. RNase-H1 does not require the whole duplex, only that the gap be paired. That premise is adopted here rather than established, and its length requirement is stated in a different unit from the criterion this paper screens on. The requirement is reported as a DNA gap of at least six nucleotides, with seven to ten the working range[12]; the screen below counts a liability only at ten contiguous base pairs of duplex through that gap, a length of hybrid rather than a count of gap nucleotides. Whether a wild-type parent pairs the catalytic gap contiguously is therefore a separate question from overall similarity, and it is the one this work puts to all 190 designs. That direction is an industry working group's 2025 off-target recommendations report (unconfirmed): off-target effects are seen more often where an oligonucleotide's mismatches fall in its wings than where they fall in its central gap, on which reading a flanking mismatch is suggested as the more important one to avoid[13]. Those recommendations set five steps: in-silico identification with transcriptomics, a focus on cell types showing activity, in-vitro verification and margin assessment, risk assessment of what is confirmed, and management of what remains. This work performs the in-silico half of the first step and stops there; the margin measurement of the third is what the Discussion specifies, against the wild-type parent the panel screen below identifies as the liability.</w:t>
       </w:r>
     </w:p>
     <w:p>
@@ -375,7 +375,7 @@
       </w:pPr>
       <w:r>
         <w:rPr/>
-        <w:t>Five specificity screens were applied. The first aligns against human RefSeq RNA, classifying each near-match by whether the catalytic gap is paired. The second is an exhaustive transcript scan, complete for substitutions within a one-mismatch budget. The third reads the parents' unspliced sequence. The fourth records the longest contiguous duplex any of six wild-type parent transcripts forms through the catalytic gap. The fifth covers every position of GRCh38, mitochondrial sequence included. Between them they cover mature transcript, unspliced precursor, exon-exon junction, non-coding and mitochondrial sequence — the search scope the 2025 recommendations ask for[13]. A near-match is a transcript window pairing a design at 14 or more of its 16 positions. Each alignment was re-scored on the nearest-neighbour stability of its longest contiguous paired run — the energy-based second stage those recommendations prescribe — and only separations are reported. A design is liable where a wild-type parent pairs its whole catalytic gap over a contiguous run of ten base pairs or more, ten being adopted rather than measured. Null ensembles were built as scrambles of each design and as chimeras joining the same two parent transcripts at real exon termini, screened identically. Melting temperatures are nearest-neighbour values for an unmodified DNA:RNA hybrid at 250 nM strand[15]. That is not a locked phosphorothioate oligonucleotide, so no absolute melting point is reported. Only the fusion-versus-parent separation is, and as a floor: the fusion duplex pairs all ten locked residues where each parent pairs five.</w:t>
+        <w:t>Five specificity screens were applied. The first aligns against human RefSeq RNA, classifying each near-match by whether the catalytic gap is paired. The second is an exhaustive transcript scan, complete for substitutions within a one-mismatch budget. The third reads the parents' unspliced sequence. The fourth records the longest contiguous duplex any of six wild-type parent transcripts forms through the catalytic gap. The fifth covers every position of GRCh38, mitochondrial sequence included. They cover mature transcript, unspliced precursor, exon-exon junction, non-coding and mitochondrial sequence — the search scope the 2025 recommendations ask for, unconfirmed[13]. A near-match is a transcript window pairing a design at 14 or more of its 16 positions. Each alignment was re-scored on the nearest-neighbour stability of its longest contiguous paired run — the energy-based second stage they prescribe, unconfirmed — and only separations are reported. A design is liable where a wild-type parent pairs its whole catalytic gap over a contiguous run of ten base pairs or more, ten being adopted rather than measured. Null ensembles were built as scrambles of each design and as chimeras joining the same two parent transcripts at real exon termini, screened identically. Melting temperatures are nearest-neighbour values for an unmodified DNA:RNA hybrid at 250 nM strand[15]. That is not a locked phosphorothioate oligonucleotide, so no absolute melting point is reported. Only the fusion-versus-parent separation is, and as a floor: the fusion duplex pairs all ten locked residues where each parent pairs five.</w:t>
       </w:r>
     </w:p>
     <w:p>
@@ -633,7 +633,7 @@
       </w:pPr>
       <w:r>
         <w:rPr/>
-        <w:t>Both reagents are phosphorothioate throughout, with wings of five contiguous β-D-oxy-locked residues — a high locked content against the two to four per wing taken here as usual, so these are not conventional locked-nucleic-acid reagents and their matched-duplex melting temperatures are correspondingly high. That cuts against the screens: a high-affinity chemistry is reported to retain knockdown at more extensively mismatched sites than a conventional design does[13], so the two-mismatch ceiling the near-match screens run at may under-call for reagents of this locked content. Both begin 5′-GGG, a contiguous locked G-tract. High affinity is taken to carry a risk of sequence-dependent hepatotoxicity; that is a premise adopted here rather than a retrieved finding, and nothing here measures it.</w:t>
+        <w:t>Both reagents are phosphorothioate throughout, with wings of five contiguous β-D-oxy-locked residues — a high locked content against the two to four per wing taken here as usual, so these are not conventional locked-nucleic-acid reagents and their matched-duplex melting temperatures are correspondingly high. That cuts against the screens: a high-affinity chemistry is reported, unconfirmed, to retain knockdown at more extensively mismatched sites than a conventional design[13], so the two-mismatch ceiling the near-match screens run at may under-call for reagents of this locked content. Both begin 5′-GGG, a contiguous locked G-tract. High affinity is taken to carry a risk of sequence-dependent hepatotoxicity; that is a premise adopted here rather than a retrieved finding, and nothing here measures it.</w:t>
       </w:r>
     </w:p>
     <w:p>
@@ -1192,7 +1192,7 @@
       </w:r>
       <w:r>
         <w:rPr/>
-        <w:t xml:space="preserve"> over the fusion, from a matched dose-response in the same wells. The cut of 5.0 is adopted as a convention. Comparing the two half-maximal concentrations is the margin assessment the recommendations specify at this step, and they decline to set a default value for it[13]. At an assumed replicate standard deviation of 0.35 on the natural-log scale — like the cut, adopted for pre-registration rather than measured here — six independent biological replicates give about 80% power to falsify a true selectivity of 3 and three give about 30%. Above a realised standard deviation of about 0.65 at three replicates — 1.53 at six, 2.25 at ten — no observed ratio at or above one can put the upper limit of a two-sided 95% interval below 5, so the test can fail only on an anti-selective reading. Those figures are computed on that interval; a normal-approximation interval would move them. Such a test is void. Voidness is a property of the realised variance rather than of the design, so a pilot-based gate on the population variance bounds it from one side only. Where a one-sided 95% chi-square bound on the pilot's standard deviation lies at or above the void figure for the count proposed, the decision is a larger replicate count, or no falsification test at all, and never three. The threshold is defined on the acceptor parent alone, so a reagent can clear it while pairing a donor transcript through its whole gap.</w:t>
+        <w:t xml:space="preserve"> over the fusion, from a matched dose-response in the same wells. The cut of 5.0 is adopted as a convention. Comparing the two half-maximal concentrations is the margin assessment the recommendations specify at this step, and whether they set a default for it is unconfirmed[13]. At an assumed replicate standard deviation of 0.35 on the natural-log scale — like the cut, adopted for pre-registration rather than measured here — six independent biological replicates give about 80% power to falsify a true selectivity of 3 and three give about 30%. Above a realised standard deviation of about 0.65 at three replicates — 1.53 at six, 2.25 at ten — no observed ratio at or above one can put the upper limit of a two-sided 95% interval below 5, so the test can fail only on an anti-selective reading. Those figures are computed on that interval; a normal-approximation interval would move them. Such a test is void. Voidness is a property of the realised variance rather than of the design, so a pilot-based gate on the population variance bounds it from one side only. Where a one-sided 95% chi-square bound on the pilot's standard deviation lies at or above the void figure for the count proposed, the decision is a larger replicate count, or no falsification test at all, and never three. The threshold is defined on the acceptor parent alone, so a reagent can clear it while pairing a donor transcript through its whole gap.</w:t>
       </w:r>
     </w:p>
     <w:p>

--- a/research/manuscripts/aso/fusion-junction-aso-journal-article-manuscript.docx
+++ b/research/manuscripts/aso/fusion-junction-aso-journal-article-manuscript.docx
@@ -320,7 +320,7 @@
       </w:pPr>
       <w:r>
         <w:rPr/>
-        <w:t>What a junction design must survive follows from its construction. Both halves are parent-gene sequence, so each parent matches roughly half the oligonucleotide — far outside the mismatch budget of a conventional off-target search, which therefore never returns a parent as a near-match. That parent liability is the one this work screens for directly. RNase-H1 does not require the whole duplex, only that the gap be paired. That premise is adopted here rather than established, and its length requirement is stated in a different unit from the criterion this paper screens on. The requirement is reported as a DNA gap of at least six nucleotides, with seven to ten the working range[12]; the screen below counts a liability only at ten contiguous base pairs of duplex through that gap, a length of hybrid rather than a count of gap nucleotides. Whether a wild-type parent pairs the catalytic gap contiguously is therefore a separate question from overall similarity, and it is the one this work puts to all 190 designs. That direction is an industry working group's 2025 off-target recommendations report (unconfirmed): off-target effects are seen more often where an oligonucleotide's mismatches fall in its wings than where they fall in its central gap, on which reading a flanking mismatch is suggested as the more important one to avoid[13]. Those recommendations set five steps: in-silico identification with transcriptomics, a focus on cell types showing activity, in-vitro verification and margin assessment, risk assessment of what is confirmed, and management of what remains. This work performs the in-silico half of the first step and stops there; the margin measurement of the third is what the Discussion specifies, against the wild-type parent the panel screen below identifies as the liability.</w:t>
+        <w:t>What a junction design must survive follows from its construction. Both halves are parent-gene sequence, so each parent matches roughly half the oligonucleotide — far outside the mismatch budget of a conventional off-target search, which therefore never returns a parent as a near-match. That parent liability is the one this work screens for directly. RNase-H1 does not require the whole duplex, only that the gap be paired. That premise is adopted here rather than established, and its length requirement is stated in a different unit from the criterion this paper screens on. The requirement is reported as a DNA gap of at least six nucleotides, with seven to ten the working range[12]; the screen below counts a liability only at ten contiguous base pairs of duplex through that gap, a length of hybrid rather than a count of gap nucleotides. Whether a wild-type parent pairs the catalytic gap contiguously is therefore a separate question from overall similarity, and it is the one this work puts to all 190 designs. That direction is adopted here rather than retrieved: off-target effects are taken to be seen more often where an oligonucleotide's mismatches fall in its wings than where they fall in its central gap, on which reading a flanking mismatch is the more important one to avoid. An industry working group's 2025 off-target recommendations[13] set five steps, as their abstract states: in-silico identification with transcriptomics, a focus on cell types showing activity, in-vitro verification and margin assessment, risk assessment of what is confirmed, and management of what remains. This work performs the in-silico half of the first step and stops there; the margin measurement of the third is what the Discussion specifies, against the wild-type parent the panel screen below identifies as the liability.</w:t>
       </w:r>
     </w:p>
     <w:p>
@@ -375,7 +375,7 @@
       </w:pPr>
       <w:r>
         <w:rPr/>
-        <w:t>Five specificity screens were applied. The first aligns against human RefSeq RNA, classifying each near-match by whether the catalytic gap is paired. The second is an exhaustive transcript scan, complete for substitutions within a one-mismatch budget. The third reads the parents' unspliced sequence. The fourth records the longest contiguous duplex any of six wild-type parent transcripts forms through the catalytic gap. The fifth covers every position of GRCh38, mitochondrial sequence included. They cover mature transcript, unspliced precursor, exon-exon junction, non-coding and mitochondrial sequence — the search scope the 2025 recommendations ask for, unconfirmed[13]. A near-match is a transcript window pairing a design at 14 or more of its 16 positions. Each alignment was re-scored on the nearest-neighbour stability of its longest contiguous paired run — the energy-based second stage they prescribe, unconfirmed — and only separations are reported. A design is liable where a wild-type parent pairs its whole catalytic gap over a contiguous run of ten base pairs or more, ten being adopted rather than measured. Null ensembles were built as scrambles of each design and as chimeras joining the same two parent transcripts at real exon termini, screened identically. Melting temperatures are nearest-neighbour values for an unmodified DNA:RNA hybrid at 250 nM strand[15]. That is not a locked phosphorothioate oligonucleotide, so no absolute melting point is reported. Only the fusion-versus-parent separation is, and as a floor: the fusion duplex pairs all ten locked residues where each parent pairs five.</w:t>
+        <w:t>Five specificity screens were applied. The first aligns against human RefSeq RNA, classifying each near-match by whether the catalytic gap is paired. The second is an exhaustive transcript scan, complete for substitutions within a one-mismatch budget. The third reads the parents' unspliced sequence. The fourth records the longest contiguous duplex any of six wild-type parent transcripts forms through the catalytic gap. The fifth covers every position of GRCh38, mitochondrial sequence included. They cover mature transcript, unspliced precursor, exon-exon junction, non-coding and mitochondrial sequence — a search scope adopted here. A near-match is a transcript window pairing a design at 14 or more of its 16 positions. Each alignment was re-scored on the nearest-neighbour stability of its longest contiguous paired run — the energy-based second stage adopted here — and only separations are reported. A design is liable where a wild-type parent pairs its whole catalytic gap over a contiguous run of ten base pairs or more, ten being adopted rather than measured. Null ensembles were built as scrambles of each design and as chimeras joining the same two parent transcripts at real exon termini, screened identically. Melting temperatures are nearest-neighbour values for an unmodified DNA:RNA hybrid at 250 nM strand[15]. That is not a locked phosphorothioate oligonucleotide, so no absolute melting point is reported. Only the fusion-versus-parent separation is, and as a floor: the fusion duplex pairs all ten locked residues where each parent pairs five.</w:t>
       </w:r>
     </w:p>
     <w:p>
@@ -633,7 +633,7 @@
       </w:pPr>
       <w:r>
         <w:rPr/>
-        <w:t>Both reagents are phosphorothioate throughout, with wings of five contiguous β-D-oxy-locked residues — a high locked content against the two to four per wing taken here as usual, so these are not conventional locked-nucleic-acid reagents and their matched-duplex melting temperatures are correspondingly high. That cuts against the screens: a high-affinity chemistry is reported, unconfirmed, to retain knockdown at more extensively mismatched sites than a conventional design[13], so the two-mismatch ceiling the near-match screens run at may under-call for reagents of this locked content. Both begin 5′-GGG, a contiguous locked G-tract. High affinity is taken to carry a risk of sequence-dependent hepatotoxicity; that is a premise adopted here rather than a retrieved finding, and nothing here measures it.</w:t>
+        <w:t>Both reagents are phosphorothioate throughout, with wings of five contiguous β-D-oxy-locked residues — a high locked content against the two to four per wing taken here as usual, so these are not conventional locked-nucleic-acid reagents and their matched-duplex melting temperatures are correspondingly high. That cuts against the screens: a high-affinity chemistry is taken here to retain knockdown at more extensively mismatched sites than a conventional design does, so the two-mismatch ceiling the near-match screens run at may under-call for reagents of this locked content. Both begin 5′-GGG, a contiguous locked G-tract. High affinity is taken to carry a risk of sequence-dependent hepatotoxicity; that is a premise adopted here rather than a retrieved finding, and nothing here measures it.</w:t>
       </w:r>
     </w:p>
     <w:p>
@@ -1192,7 +1192,7 @@
       </w:r>
       <w:r>
         <w:rPr/>
-        <w:t xml:space="preserve"> over the fusion, from a matched dose-response in the same wells. The cut of 5.0 is adopted as a convention. Comparing the two half-maximal concentrations is the margin assessment the recommendations specify at this step, and whether they set a default for it is unconfirmed[13]. At an assumed replicate standard deviation of 0.35 on the natural-log scale — like the cut, adopted for pre-registration rather than measured here — six independent biological replicates give about 80% power to falsify a true selectivity of 3 and three give about 30%. Above a realised standard deviation of about 0.65 at three replicates — 1.53 at six, 2.25 at ten — no observed ratio at or above one can put the upper limit of a two-sided 95% interval below 5, so the test can fail only on an anti-selective reading. Those figures are computed on that interval; a normal-approximation interval would move them. Such a test is void. Voidness is a property of the realised variance rather than of the design, so a pilot-based gate on the population variance bounds it from one side only. Where a one-sided 95% chi-square bound on the pilot's standard deviation lies at or above the void figure for the count proposed, the decision is a larger replicate count, or no falsification test at all, and never three. The threshold is defined on the acceptor parent alone, so a reagent can clear it while pairing a donor transcript through its whole gap.</w:t>
+        <w:t xml:space="preserve"> over the fusion, from a matched dose-response in the same wells. The cut of 5.0 is adopted as a convention. Comparing the two half-maximal concentrations is the margin assessment of the third step[13]. Its form and the cut are adopted here, not from that source. At an assumed replicate standard deviation of 0.35 on the natural-log scale — like the cut, adopted for pre-registration rather than measured here — six independent biological replicates give about 80% power to falsify a true selectivity of 3 and three give about 30%. Above a realised standard deviation of about 0.65 at three replicates — 1.53 at six, 2.25 at ten — no observed ratio at or above one can put the upper limit of a two-sided 95% interval below 5, so the test can fail only on an anti-selective reading. Those figures are computed on that interval; a normal-approximation interval would move them. Such a test is void. Voidness is a property of the realised variance rather than of the design, so a pilot-based gate on the population variance bounds it from one side only. Where a one-sided 95% chi-square bound on the pilot's standard deviation lies at or above the void figure for the count proposed, the decision is a larger replicate count, or no falsification test at all, and never three. The threshold is defined on the acceptor parent alone, so a reagent can clear it while pairing a donor transcript through its whole gap.</w:t>
       </w:r>
     </w:p>
     <w:p>
@@ -3599,7 +3599,7 @@
   <w:docDefaults>
     <w:rPrDefault>
       <w:rPr>
-        <w:rFonts w:ascii="Liberation Serif" w:hAnsi="Liberation Serif" w:eastAsia="DejaVu Sans" w:cs="DejaVu Sans"/>
+        <w:rFonts w:ascii="Liberation Serif" w:hAnsi="Liberation Serif" w:eastAsia="WenQuanYi Zen Hei" w:cs="FreeSans"/>
         <w:sz w:val="24"/>
         <w:szCs w:val="24"/>
         <w:lang w:val="en-US" w:eastAsia="zh-CN" w:bidi="hi-IN"/>
@@ -3637,7 +3637,7 @@
       <w:outlineLvl w:val="0"/>
     </w:pPr>
     <w:rPr>
-      <w:rFonts w:ascii="Liberation Serif" w:hAnsi="Liberation Serif" w:eastAsia="DejaVu Sans" w:cs="DejaVu Sans"/>
+      <w:rFonts w:ascii="Liberation Serif" w:hAnsi="Liberation Serif" w:eastAsia="WenQuanYi Zen Hei" w:cs="FreeSans"/>
       <w:b/>
       <w:bCs/>
       <w:sz w:val="34"/>
@@ -3658,7 +3658,7 @@
       <w:outlineLvl w:val="1"/>
     </w:pPr>
     <w:rPr>
-      <w:rFonts w:ascii="Liberation Serif" w:hAnsi="Liberation Serif" w:eastAsia="DejaVu Sans" w:cs="DejaVu Sans"/>
+      <w:rFonts w:ascii="Liberation Serif" w:hAnsi="Liberation Serif" w:eastAsia="WenQuanYi Zen Hei" w:cs="FreeSans"/>
       <w:b/>
       <w:bCs/>
       <w:sz w:val="26"/>
@@ -3676,7 +3676,7 @@
       <w:outlineLvl w:val="2"/>
     </w:pPr>
     <w:rPr>
-      <w:rFonts w:ascii="Liberation Serif" w:hAnsi="Liberation Serif" w:eastAsia="DejaVu Sans" w:cs="DejaVu Sans"/>
+      <w:rFonts w:ascii="Liberation Serif" w:hAnsi="Liberation Serif" w:eastAsia="WenQuanYi Zen Hei" w:cs="FreeSans"/>
       <w:b/>
       <w:bCs/>
       <w:sz w:val="22"/>
@@ -3748,7 +3748,7 @@
       <w:spacing w:before="240" w:after="120"/>
     </w:pPr>
     <w:rPr>
-      <w:rFonts w:ascii="Liberation Sans" w:hAnsi="Liberation Sans" w:eastAsia="DejaVu Sans" w:cs="DejaVu Sans"/>
+      <w:rFonts w:ascii="Liberation Sans" w:hAnsi="Liberation Sans" w:eastAsia="WenQuanYi Zen Hei" w:cs="FreeSans"/>
       <w:sz w:val="28"/>
       <w:szCs w:val="28"/>
     </w:rPr>
@@ -3767,7 +3767,9 @@
     <w:name w:val="List"/>
     <w:basedOn w:val="BodyText"/>
     <w:pPr/>
-    <w:rPr/>
+    <w:rPr>
+      <w:rFonts w:cs="FreeSans"/>
+    </w:rPr>
   </w:style>
   <w:style w:type="paragraph" w:styleId="Caption">
     <w:name w:val="Caption"/>
@@ -3778,6 +3780,7 @@
       <w:spacing w:before="120" w:after="120"/>
     </w:pPr>
     <w:rPr>
+      <w:rFonts w:cs="FreeSans"/>
       <w:i/>
       <w:iCs/>
       <w:sz w:val="24"/>
@@ -3791,7 +3794,9 @@
     <w:pPr>
       <w:suppressLineNumbers/>
     </w:pPr>
-    <w:rPr/>
+    <w:rPr>
+      <w:rFonts w:cs="FreeSans"/>
+    </w:rPr>
   </w:style>
   <w:style w:type="paragraph" w:styleId="BlockQuotation">
     <w:name w:val="Block Quotation"/>

--- a/research/manuscripts/aso/fusion-junction-aso-journal-article-manuscript.docx
+++ b/research/manuscripts/aso/fusion-junction-aso-journal-article-manuscript.docx
@@ -2853,7 +2853,7 @@
       </w:r>
       <w:r>
         <w:rPr/>
-        <w:t xml:space="preserve"> Each is a dinucleotide-preserving scramble of the reagent it controls, matching it in length, first and last base, base composition and dinucleotide counts while spanning no junction, and each cleared the same mature-parent screen the reagent did. Section 5 gives why that screening step is what makes a scramble a control.</w:t>
+        <w:t xml:space="preserve"> Each is a dinucleotide-preserving scramble of the reagent it controls, matching it in length, first and last base, base composition and dinucleotide counts while spanning no junction, and each cleared the same mature-parent screen the reagent did. The Controls section above explains why that screening step makes a scramble a control.</w:t>
       </w:r>
     </w:p>
     <w:tbl>
@@ -3599,7 +3599,7 @@
   <w:docDefaults>
     <w:rPrDefault>
       <w:rPr>
-        <w:rFonts w:ascii="Liberation Serif" w:hAnsi="Liberation Serif" w:eastAsia="WenQuanYi Zen Hei" w:cs="FreeSans"/>
+        <w:rFonts w:ascii="Liberation Serif" w:hAnsi="Liberation Serif" w:eastAsia="DejaVu Sans" w:cs="DejaVu Sans"/>
         <w:sz w:val="24"/>
         <w:szCs w:val="24"/>
         <w:lang w:val="en-US" w:eastAsia="zh-CN" w:bidi="hi-IN"/>
@@ -3637,7 +3637,7 @@
       <w:outlineLvl w:val="0"/>
     </w:pPr>
     <w:rPr>
-      <w:rFonts w:ascii="Liberation Serif" w:hAnsi="Liberation Serif" w:eastAsia="WenQuanYi Zen Hei" w:cs="FreeSans"/>
+      <w:rFonts w:ascii="Liberation Serif" w:hAnsi="Liberation Serif" w:eastAsia="DejaVu Sans" w:cs="DejaVu Sans"/>
       <w:b/>
       <w:bCs/>
       <w:sz w:val="34"/>
@@ -3658,7 +3658,7 @@
       <w:outlineLvl w:val="1"/>
     </w:pPr>
     <w:rPr>
-      <w:rFonts w:ascii="Liberation Serif" w:hAnsi="Liberation Serif" w:eastAsia="WenQuanYi Zen Hei" w:cs="FreeSans"/>
+      <w:rFonts w:ascii="Liberation Serif" w:hAnsi="Liberation Serif" w:eastAsia="DejaVu Sans" w:cs="DejaVu Sans"/>
       <w:b/>
       <w:bCs/>
       <w:sz w:val="26"/>
@@ -3676,7 +3676,7 @@
       <w:outlineLvl w:val="2"/>
     </w:pPr>
     <w:rPr>
-      <w:rFonts w:ascii="Liberation Serif" w:hAnsi="Liberation Serif" w:eastAsia="WenQuanYi Zen Hei" w:cs="FreeSans"/>
+      <w:rFonts w:ascii="Liberation Serif" w:hAnsi="Liberation Serif" w:eastAsia="DejaVu Sans" w:cs="DejaVu Sans"/>
       <w:b/>
       <w:bCs/>
       <w:sz w:val="22"/>
@@ -3748,7 +3748,7 @@
       <w:spacing w:before="240" w:after="120"/>
     </w:pPr>
     <w:rPr>
-      <w:rFonts w:ascii="Liberation Sans" w:hAnsi="Liberation Sans" w:eastAsia="WenQuanYi Zen Hei" w:cs="FreeSans"/>
+      <w:rFonts w:ascii="Liberation Sans" w:hAnsi="Liberation Sans" w:eastAsia="DejaVu Sans" w:cs="DejaVu Sans"/>
       <w:sz w:val="28"/>
       <w:szCs w:val="28"/>
     </w:rPr>
@@ -3767,9 +3767,7 @@
     <w:name w:val="List"/>
     <w:basedOn w:val="BodyText"/>
     <w:pPr/>
-    <w:rPr>
-      <w:rFonts w:cs="FreeSans"/>
-    </w:rPr>
+    <w:rPr/>
   </w:style>
   <w:style w:type="paragraph" w:styleId="Caption">
     <w:name w:val="Caption"/>
@@ -3780,7 +3778,6 @@
       <w:spacing w:before="120" w:after="120"/>
     </w:pPr>
     <w:rPr>
-      <w:rFonts w:cs="FreeSans"/>
       <w:i/>
       <w:iCs/>
       <w:sz w:val="24"/>
@@ -3794,9 +3791,7 @@
     <w:pPr>
       <w:suppressLineNumbers/>
     </w:pPr>
-    <w:rPr>
-      <w:rFonts w:cs="FreeSans"/>
-    </w:rPr>
+    <w:rPr/>
   </w:style>
   <w:style w:type="paragraph" w:styleId="BlockQuotation">
     <w:name w:val="Block Quotation"/>

--- a/research/manuscripts/aso/fusion-junction-aso-journal-article-manuscript.docx
+++ b/research/manuscripts/aso/fusion-junction-aso-journal-article-manuscript.docx
@@ -320,7 +320,7 @@
       </w:pPr>
       <w:r>
         <w:rPr/>
-        <w:t>What a junction design must survive follows from its construction. Both halves are parent-gene sequence, so each parent matches roughly half the oligonucleotide — far outside the mismatch budget of a conventional off-target search, which therefore never returns a parent as a near-match. That parent liability is the one this work screens for directly. RNase-H1 does not require the whole duplex, only that the gap be paired. That premise is adopted here rather than established, and its length requirement is stated in a different unit from the criterion this paper screens on. The requirement is reported as a DNA gap of at least six nucleotides, with seven to ten the working range[12]; the screen below counts a liability only at ten contiguous base pairs of duplex through that gap, a length of hybrid rather than a count of gap nucleotides. Whether a wild-type parent pairs the catalytic gap contiguously is therefore a separate question from overall similarity, and it is the one this work puts to all 190 designs. That direction is adopted here rather than retrieved: off-target effects are taken to be seen more often where an oligonucleotide's mismatches fall in its wings than where they fall in its central gap, on which reading a flanking mismatch is the more important one to avoid. An industry working group's 2025 off-target recommendations[13] set five steps, as their abstract states: in-silico identification with transcriptomics, a focus on cell types showing activity, in-vitro verification and margin assessment, risk assessment of what is confirmed, and management of what remains. This work performs the in-silico half of the first step and stops there; the margin measurement of the third is what the Discussion specifies, against the wild-type parent the panel screen below identifies as the liability.</w:t>
+        <w:t>What a junction design must survive follows from its construction. Both halves are parent-gene sequence, so each parent matches roughly half the oligonucleotide — mostly outside the mismatch budget of a conventional off-target search, though not for every design. That parent liability is the one this work screens for directly. RNase-H1 does not require the whole duplex, only that the gap be paired. That premise is adopted here rather than established, and its length requirement is stated in a different unit from the criterion this paper screens on. The requirement is reported as a DNA gap of at least six nucleotides, with seven to ten the working range[12]; the screen below counts a liability only at ten contiguous base pairs of duplex through that gap, a length of hybrid rather than a count of gap nucleotides. Whether a wild-type parent pairs the catalytic gap contiguously is therefore a separate question from overall similarity, and it is the one this work puts to all 190 designs. That direction is adopted here rather than retrieved: off-target effects are taken to be seen more often where an oligonucleotide's mismatches fall in its wings than where they fall in its central gap, on which reading a flanking mismatch is the more important one to avoid. An industry working group's 2025 off-target recommendations[13] set five steps, as their abstract states: in-silico identification with transcriptomics, a focus on cell types showing activity, in-vitro verification and margin assessment, risk assessment of what is confirmed, and management of what remains. This work performs the in-silico half of the first step and stops there; the margin measurement of the third is what the Discussion specifies, against the wild-type parent the panel screen below identifies as the liability.</w:t>
       </w:r>
     </w:p>
     <w:p>
@@ -562,7 +562,7 @@
       </w:r>
       <w:r>
         <w:rPr/>
-        <w:t xml:space="preserve"> one. Most of the 123 are predicted transcript models rather than curated records, so the count is a search result over a database that includes predictions, not a census of expressed transcripts. The </w:t>
+        <w:t xml:space="preserve"> one. Most of the 123 are predicted transcript models rather than curated records. The </w:t>
       </w:r>
       <w:r>
         <w:rPr>
@@ -708,7 +708,7 @@
       </w:pPr>
       <w:r>
         <w:rPr/>
-        <w:t>What this screen establishes is structural rather than statistical, and it does not depend on the cut. The parent liability the Introduction describes is invisible to the instrument a designer would ordinarily use, at any threshold that instrument is normally run at. That is the case for screening it directly, whatever cut is adopted. The ten-base-pair criterion is adopted rather than measured.</w:t>
+        <w:t>The parent liability the Introduction describes is mostly, not wholly, invisible to the instrument a designer would ordinarily use: seven of the 87 liable designs reach their parent at the 14-of-16 identity these screens run at, and are excluded by name rather than by that threshold. That is the case for screening it directly. The ten-base-pair criterion is adopted rather than measured.</w:t>
       </w:r>
     </w:p>
     <w:p>
@@ -751,18 +751,18 @@
       </w:pPr>
       <w:r>
         <w:rPr/>
-        <w:t>Lengthening the catalytic gap does not remove this liability, for an arithmetic reason: every base inside the gap comes from the donor or the acceptor exon, so a longer gap buys margin only by conceding parent-paired gap DNA at the design's own seam. Across three geometries the liable count does not fall; the archived deposit gives the series.</w:t>
-      </w:r>
-    </w:p>
-    <w:p>
-      <w:pPr>
-        <w:pStyle w:val="BodyText"/>
-        <w:bidi w:val="0"/>
-        <w:rPr/>
-      </w:pPr>
-      <w:r>
-        <w:rPr/>
-        <w:t xml:space="preserve">Three designs clear every screen applied here, none at a junction any patient is reported to carry, which makes them mechanism controls rather than candidates. Selecting within each junction rather than across the panel is what makes the two named reagents available: 35 of the 38 junctions have a design that clears the parent screen, and all five junctions with a published exon-resolved breakpoint have one. Both readings are properties of the cut. At nine base pairs 31 of the 38 still clear and three of the five published ones do; at eight, 23 and two; at seven, 9 and none; at six, 6 and none. These are whole-duplex run lengths rather than the enzyme's own unit, and the availability the named reagents rest on fails at nine, where the </w:t>
+        <w:t>Lengthening the catalytic gap does not remove this liability, because every base inside the gap comes from the donor or the acceptor exon. Across three geometries the liable count does not fall; the archived deposit gives the series.</w:t>
+      </w:r>
+    </w:p>
+    <w:p>
+      <w:pPr>
+        <w:pStyle w:val="BodyText"/>
+        <w:bidi w:val="0"/>
+        <w:rPr/>
+      </w:pPr>
+      <w:r>
+        <w:rPr/>
+        <w:t xml:space="preserve">Three designs clear every screen applied here, none at a junction any patient is reported to carry, which makes them mechanism controls rather than candidates. Selecting within each junction rather than across the panel is what makes the two named reagents available: 35 of the 38 junctions have a design that clears the parent screen, and all five junctions with a published exon-resolved breakpoint have one. At nine base pairs 31 of the 38 still clear and three of the five published ones do; at eight, 23 and two; at seven, 9 and none; at six, 6 and none. These are whole-duplex run lengths rather than the enzyme's own unit, and the availability the named reagents rest on fails at nine, where the </w:t>
       </w:r>
       <w:r>
         <w:rPr>
@@ -1083,7 +1083,7 @@
       </w:pPr>
       <w:r>
         <w:rPr/>
-        <w:t xml:space="preserve">One requirement is upstream of all of them: the breakpoint of the test article must be established at nucleotide resolution by RNA sequencing before any oligonucleotide is ordered, every design here being specific to the exon pair it was tiled at. Routine diagnosis does not supply the seam, since break-apart </w:t>
+        <w:t xml:space="preserve">One requirement is upstream of all of them: the breakpoint of the test article must be established at nucleotide resolution by RNA sequencing before any oligonucleotide is ordered, most designs here being specific to the exon pair they were tiled at, and nine of the panel's 176 distinct sequences matching at more than one. Routine diagnosis does not supply the seam, since break-apart </w:t>
       </w:r>
       <w:r>
         <w:rPr>
@@ -1126,7 +1126,7 @@
       </w:r>
       <w:r>
         <w:rPr/>
-        <w:t>. One unscreened scramble in ten would carry the same predicted parent liability as the reagent it controls for. Clearing the screen is not a claim of inertness; it is the property a negative control has to have.</w:t>
+        <w:t>. Clearing the screen is not a claim of inertness; it is the property a negative control has to have.</w:t>
       </w:r>
     </w:p>
     <w:p>
@@ -1192,7 +1192,7 @@
       </w:r>
       <w:r>
         <w:rPr/>
-        <w:t xml:space="preserve"> over the fusion, from a matched dose-response in the same wells. The cut of 5.0 is adopted as a convention. Comparing the two half-maximal concentrations is the margin assessment of the third step[13]. Its form and the cut are adopted here, not from that source. At an assumed replicate standard deviation of 0.35 on the natural-log scale — like the cut, adopted for pre-registration rather than measured here — six independent biological replicates give about 80% power to falsify a true selectivity of 3 and three give about 30%. Above a realised standard deviation of about 0.65 at three replicates — 1.53 at six, 2.25 at ten — no observed ratio at or above one can put the upper limit of a two-sided 95% interval below 5, so the test can fail only on an anti-selective reading. Those figures are computed on that interval; a normal-approximation interval would move them. Such a test is void. Voidness is a property of the realised variance rather than of the design, so a pilot-based gate on the population variance bounds it from one side only. Where a one-sided 95% chi-square bound on the pilot's standard deviation lies at or above the void figure for the count proposed, the decision is a larger replicate count, or no falsification test at all, and never three. The threshold is defined on the acceptor parent alone, so a reagent can clear it while pairing a donor transcript through its whole gap.</w:t>
+        <w:t xml:space="preserve"> over the fusion, from a matched dose-response in the same wells. The cut of 5.0 is adopted as a convention. Its form and the cut are adopted here, not from the framework's third step[13]. At an assumed replicate standard deviation of 0.35 on the natural-log scale — like the cut, adopted for pre-registration rather than measured here — six independent biological replicates give about 80% power to falsify a true selectivity of 3 and three give about 30%. Above a realised standard deviation of about 0.65 at three replicates — 1.53 at six, 2.25 at ten — no observed ratio at or above one can put the upper limit of a two-sided 95% interval below 5, so the test can fail only on an anti-selective reading. Those figures are computed on that interval; a normal-approximation interval would move them. Such a test is void. Voidness is a property of the realised variance rather than of the design, so a pilot-based gate on the population variance bounds it from one side only. Where a one-sided 95% chi-square bound on the pilot's standard deviation lies at or above the void figure for the count proposed, the decision is a larger replicate count, or no falsification test at all, and never three. The threshold is defined on the acceptor parent alone, so a reagent can clear it while pairing a donor transcript through its whole gap.</w:t>
       </w:r>
     </w:p>
     <w:p>
@@ -1225,18 +1225,18 @@
       </w:r>
       <w:r>
         <w:rPr/>
-        <w:t xml:space="preserve"> fusion junction modelled here, and 35 of the 38 have one clearing the parent screen.</w:t>
-      </w:r>
-    </w:p>
-    <w:p>
-      <w:pPr>
-        <w:pStyle w:val="BodyText"/>
-        <w:bidi w:val="0"/>
-        <w:rPr/>
-      </w:pPr>
-      <w:r>
-        <w:rPr/>
-        <w:t xml:space="preserve">The constraint is discrimination between the fusion and its parents, and it is not resolved here. A junction design's most plausible wild-type liability is its own parent, in the mature transcript or across a splice junction in precursor RNA. Both are searched before any molecule exists, but not on comparable terms. The mature-transcript screen condemns on a ten-base-pair duplex through the gap; the precursor arm condemns on a hit at up to two mismatches with the gap fully paired. Neither restates the other, and their counts may not be added: a design condemned in both is one design. A third compartment is searched only in the archived deposit: the patient's own un-rearranged </w:t>
+        <w:t xml:space="preserve"> fusion junction modelled here.</w:t>
+      </w:r>
+    </w:p>
+    <w:p>
+      <w:pPr>
+        <w:pStyle w:val="BodyText"/>
+        <w:bidi w:val="0"/>
+        <w:rPr/>
+      </w:pPr>
+      <w:r>
+        <w:rPr/>
+        <w:t xml:space="preserve">The constraint is discrimination between the fusion and its parents, and it is not resolved here. The wild-type liability that follows from a junction design's construction is its own parent, in the mature transcript or across a splice junction in precursor RNA. It is not the strongest liability these screens return: no parent pairs more than 13 base pairs anywhere in the panel, against the whole 16 for the eight fully paired off-target duplexes above, five of them curated records. Both are searched before any molecule exists, but not on comparable terms. The mature-transcript screen condemns on a ten-base-pair duplex through the gap; the precursor arm condemns on a hit at up to two mismatches with the gap fully paired. Neither restates the other, and their counts may not be added. A third compartment is searched only in the archived deposit: the patient's own un-rearranged </w:t>
       </w:r>
       <w:r>
         <w:rPr>
@@ -3599,7 +3599,7 @@
   <w:docDefaults>
     <w:rPrDefault>
       <w:rPr>
-        <w:rFonts w:ascii="Liberation Serif" w:hAnsi="Liberation Serif" w:eastAsia="DejaVu Sans" w:cs="DejaVu Sans"/>
+        <w:rFonts w:ascii="Liberation Serif" w:hAnsi="Liberation Serif" w:eastAsia="WenQuanYi Zen Hei" w:cs="FreeSans"/>
         <w:sz w:val="24"/>
         <w:szCs w:val="24"/>
         <w:lang w:val="en-US" w:eastAsia="zh-CN" w:bidi="hi-IN"/>
@@ -3637,7 +3637,7 @@
       <w:outlineLvl w:val="0"/>
     </w:pPr>
     <w:rPr>
-      <w:rFonts w:ascii="Liberation Serif" w:hAnsi="Liberation Serif" w:eastAsia="DejaVu Sans" w:cs="DejaVu Sans"/>
+      <w:rFonts w:ascii="Liberation Serif" w:hAnsi="Liberation Serif" w:eastAsia="WenQuanYi Zen Hei" w:cs="FreeSans"/>
       <w:b/>
       <w:bCs/>
       <w:sz w:val="34"/>
@@ -3658,7 +3658,7 @@
       <w:outlineLvl w:val="1"/>
     </w:pPr>
     <w:rPr>
-      <w:rFonts w:ascii="Liberation Serif" w:hAnsi="Liberation Serif" w:eastAsia="DejaVu Sans" w:cs="DejaVu Sans"/>
+      <w:rFonts w:ascii="Liberation Serif" w:hAnsi="Liberation Serif" w:eastAsia="WenQuanYi Zen Hei" w:cs="FreeSans"/>
       <w:b/>
       <w:bCs/>
       <w:sz w:val="26"/>
@@ -3676,7 +3676,7 @@
       <w:outlineLvl w:val="2"/>
     </w:pPr>
     <w:rPr>
-      <w:rFonts w:ascii="Liberation Serif" w:hAnsi="Liberation Serif" w:eastAsia="DejaVu Sans" w:cs="DejaVu Sans"/>
+      <w:rFonts w:ascii="Liberation Serif" w:hAnsi="Liberation Serif" w:eastAsia="WenQuanYi Zen Hei" w:cs="FreeSans"/>
       <w:b/>
       <w:bCs/>
       <w:sz w:val="22"/>
@@ -3748,7 +3748,7 @@
       <w:spacing w:before="240" w:after="120"/>
     </w:pPr>
     <w:rPr>
-      <w:rFonts w:ascii="Liberation Sans" w:hAnsi="Liberation Sans" w:eastAsia="DejaVu Sans" w:cs="DejaVu Sans"/>
+      <w:rFonts w:ascii="Liberation Sans" w:hAnsi="Liberation Sans" w:eastAsia="WenQuanYi Zen Hei" w:cs="FreeSans"/>
       <w:sz w:val="28"/>
       <w:szCs w:val="28"/>
     </w:rPr>
@@ -3767,7 +3767,9 @@
     <w:name w:val="List"/>
     <w:basedOn w:val="BodyText"/>
     <w:pPr/>
-    <w:rPr/>
+    <w:rPr>
+      <w:rFonts w:cs="FreeSans"/>
+    </w:rPr>
   </w:style>
   <w:style w:type="paragraph" w:styleId="Caption">
     <w:name w:val="Caption"/>
@@ -3778,6 +3780,7 @@
       <w:spacing w:before="120" w:after="120"/>
     </w:pPr>
     <w:rPr>
+      <w:rFonts w:cs="FreeSans"/>
       <w:i/>
       <w:iCs/>
       <w:sz w:val="24"/>
@@ -3791,7 +3794,9 @@
     <w:pPr>
       <w:suppressLineNumbers/>
     </w:pPr>
-    <w:rPr/>
+    <w:rPr>
+      <w:rFonts w:cs="FreeSans"/>
+    </w:rPr>
   </w:style>
   <w:style w:type="paragraph" w:styleId="BlockQuotation">
     <w:name w:val="Block Quotation"/>

--- a/research/manuscripts/aso/fusion-junction-aso-journal-article-manuscript.docx
+++ b/research/manuscripts/aso/fusion-junction-aso-journal-article-manuscript.docx
@@ -121,7 +121,7 @@
       </w:r>
       <w:r>
         <w:rPr/>
-        <w:t xml:space="preserve"> fusion. That junction is in no normal transcript, so an antisense gapmer could in principle cleave the fusion, sparing its parents; none is reported for any </w:t>
+        <w:t xml:space="preserve"> fusion. That junction is in no normal transcript, so an antisense gapmer could in principle cleave it, sparing its parents; none is reported for any </w:t>
       </w:r>
       <w:r>
         <w:rPr>
@@ -181,7 +181,7 @@
       </w:r>
       <w:r>
         <w:rPr/>
-        <w:t xml:space="preserve"> exon-2 acceptor, not this panel's. Also released is the procedure that produced the 190 designs.</w:t>
+        <w:t xml:space="preserve"> exon-2 acceptor, not this panel's. The procedure producing them is released.</w:t>
       </w:r>
     </w:p>
     <w:p>
@@ -685,7 +685,7 @@
       </w:r>
       <w:r>
         <w:rPr/>
-        <w:t xml:space="preserve"> exon 3, already tiled and screened at the same top margin, would take the figure above to 79.0%. It is not named for synthesis: this junction is third by reported prevalence and the selection above takes the first two.</w:t>
+        <w:t xml:space="preserve"> exon 3, already tiled and screened at the same top margin, would take the figure above to 79.0%. It is not named for synthesis: this junction is third by reported prevalence and the selection takes the first two.</w:t>
       </w:r>
     </w:p>
     <w:p>
@@ -708,7 +708,7 @@
       </w:pPr>
       <w:r>
         <w:rPr/>
-        <w:t>The parent liability the Introduction describes is mostly, not wholly, invisible to the instrument a designer would ordinarily use: seven of the 87 liable designs reach their parent at the 14-of-16 identity these screens run at, and are excluded by name rather than by that threshold. That is the case for screening it directly. The ten-base-pair criterion is adopted rather than measured.</w:t>
+        <w:t>The parent liability the Introduction describes is mostly but not wholly invisible to the instrument a designer would ordinarily use: seven of the 87 liable designs reach their parent at the 14-of-16 identity these screens run at, and are excluded by name rather than by that threshold. That is the case for screening it directly. The ten-base-pair criterion is adopted rather than measured.</w:t>
       </w:r>
     </w:p>
     <w:p>
@@ -740,18 +740,18 @@
       </w:r>
       <w:r>
         <w:rPr/>
-        <w:t>; 85 are paired by one of the design's own two parent genes. A second class is invisible to any screen over mature transcripts: 19 designs carry a sense-strand near-match in parent precursor RNA pairing the gap in full. As a union rather than a sum the two screens condemn 93 of the 190. A design whose gap carries a mismatch is scored zero rather than short, so the 87 bound the fully-paired class, not the whole parent liability. Re-scored on duplex stability rather than on mismatch count, 8 designs carry a fully paired sixteen-base-pair off-target duplex and 45 one inside 2 kcal/mol of their own; neither named reagent is in either class, the closest to each being 3.2 and 3.0 kcal/mol weaker.</w:t>
-      </w:r>
-    </w:p>
-    <w:p>
-      <w:pPr>
-        <w:pStyle w:val="BodyText"/>
-        <w:bidi w:val="0"/>
-        <w:rPr/>
-      </w:pPr>
-      <w:r>
-        <w:rPr/>
-        <w:t>Lengthening the catalytic gap does not remove this liability, because every base inside the gap comes from the donor or the acceptor exon. Across three geometries the liable count does not fall; the archived deposit gives the series.</w:t>
+        <w:t>; 85 are paired by one of the design's own two parent genes. A second class is invisible to any screen over mature transcripts: 19 designs carry a sense-strand near-match in parent precursor RNA pairing the gap in full. As a union rather than a sum the two screens condemn 93 of the 190. A design whose gap carries a mismatch is scored zero rather than short, so the 87 bound the fully-paired class, not the whole parent liability. Re-scored on duplex stability rather than on mismatch count, 8 designs carry a fully paired sixteen-base-pair off-target duplex and 45 one inside 2 kcal/mol of their own; neither named reagent is in either class, the closest to each being 3.2 and 3.0 kcal/mol weaker — upper bounds on that separation, since scoring the longest paired run ignores pairing either side of a mismatch.</w:t>
+      </w:r>
+    </w:p>
+    <w:p>
+      <w:pPr>
+        <w:pStyle w:val="BodyText"/>
+        <w:bidi w:val="0"/>
+        <w:rPr/>
+      </w:pPr>
+      <w:r>
+        <w:rPr/>
+        <w:t>Lengthening the catalytic gap does not remove this liability, because every base inside the gap comes from the donor or the acceptor exon. Across three geometries the liable count holds at 87, 88 and 87 while the panel grows from 190 designs to 266 and 342, so the rate falls from 45.8% to 33.1% and 25.4%: a longer gap buys margin per design without removing the liability. At 5-10-5 the criterion is met by the catalytic gap alone, so that last figure is a floor; the deposit gives the series.</w:t>
       </w:r>
     </w:p>
     <w:p>
@@ -1083,7 +1083,7 @@
       </w:pPr>
       <w:r>
         <w:rPr/>
-        <w:t xml:space="preserve">One requirement is upstream of all of them: the breakpoint of the test article must be established at nucleotide resolution by RNA sequencing before any oligonucleotide is ordered, most designs here being specific to the exon pair they were tiled at, and nine of the panel's 176 distinct sequences matching at more than one. Routine diagnosis does not supply the seam, since break-apart </w:t>
+        <w:t xml:space="preserve">One requirement is upstream of all of them: the test article's breakpoint must be established at nucleotide resolution by RNA sequencing before any oligonucleotide is ordered: most designs here are specific to the exon pair they were tiled at, and nine of the panel's 176 distinct sequences match at more than one. Routine diagnosis does not supply the seam, since break-apart </w:t>
       </w:r>
       <w:r>
         <w:rPr>
@@ -1192,7 +1192,7 @@
       </w:r>
       <w:r>
         <w:rPr/>
-        <w:t xml:space="preserve"> over the fusion, from a matched dose-response in the same wells. The cut of 5.0 is adopted as a convention. Its form and the cut are adopted here, not from the framework's third step[13]. At an assumed replicate standard deviation of 0.35 on the natural-log scale — like the cut, adopted for pre-registration rather than measured here — six independent biological replicates give about 80% power to falsify a true selectivity of 3 and three give about 30%. Above a realised standard deviation of about 0.65 at three replicates — 1.53 at six, 2.25 at ten — no observed ratio at or above one can put the upper limit of a two-sided 95% interval below 5, so the test can fail only on an anti-selective reading. Those figures are computed on that interval; a normal-approximation interval would move them. Such a test is void. Voidness is a property of the realised variance rather than of the design, so a pilot-based gate on the population variance bounds it from one side only. Where a one-sided 95% chi-square bound on the pilot's standard deviation lies at or above the void figure for the count proposed, the decision is a larger replicate count, or no falsification test at all, and never three. The threshold is defined on the acceptor parent alone, so a reagent can clear it while pairing a donor transcript through its whole gap.</w:t>
+        <w:t xml:space="preserve"> over the fusion, from a matched dose-response in the same wells. The cut of 5.0 is adopted as a convention. Its form and the cut are adopted here, not from the framework's third step[13]. At an assumed replicate standard deviation of 0.35 on the natural-log scale — like the cut, adopted for pre-registration rather than measured here — six independent biological replicates give about 80% power to falsify a true selectivity of 3 and three give about 30%. Above a realised standard deviation of about 0.65 at three replicates — 1.53 at six, 2.25 at ten — no observed ratio at or above one can put the upper limit of a two-sided 95% interval below 5, so the test can fail only on an anti-selective reading. Those figures are computed on that interval; a normal-approximation interval would move them. Such a test is void, and voidness is a property of the realised variance rather than of the design, so the gate applies to the upper confidence bound on a pilot's standard deviation: at or above the void figure for the count proposed, the decision is more replicates or no test, never three. The threshold is defined on the acceptor parent alone, so a reagent can clear it while pairing a donor transcript through its whole gap.</w:t>
       </w:r>
     </w:p>
     <w:p>
@@ -1236,7 +1236,7 @@
       </w:pPr>
       <w:r>
         <w:rPr/>
-        <w:t xml:space="preserve">The constraint is discrimination between the fusion and its parents, and it is not resolved here. The wild-type liability that follows from a junction design's construction is its own parent, in the mature transcript or across a splice junction in precursor RNA. It is not the strongest liability these screens return: no parent pairs more than 13 base pairs anywhere in the panel, against the whole 16 for the eight fully paired off-target duplexes above, five of them curated records. Both are searched before any molecule exists, but not on comparable terms. The mature-transcript screen condemns on a ten-base-pair duplex through the gap; the precursor arm condemns on a hit at up to two mismatches with the gap fully paired. Neither restates the other, and their counts may not be added. A third compartment is searched only in the archived deposit: the patient's own un-rearranged </w:t>
+        <w:t xml:space="preserve">The constraint is discrimination between the fusion and its parents, and it is not resolved here. The wild-type liability that follows from a junction design's construction is its own parent, in the mature transcript or across a splice junction in precursor RNA. It is not the strongest liability these screens return: no design's own parent pairs more than 13 base pairs in either compartment, against the whole 16 for the eight fully paired off-target duplexes above, five of them curated records. That is a bound, not a ranking — the parent arm reads six transcripts and the energy screen excludes parent records by name — and the two parent compartments are searched before any molecule exists, but not on comparable terms. The mature-transcript screen condemns on a ten-base-pair duplex through the gap; the precursor arm condemns on a hit at up to two mismatches with the gap fully paired. Neither restates the other, and their counts may not be added. A third compartment is searched only in the archived deposit: the patient's own un-rearranged </w:t>
       </w:r>
       <w:r>
         <w:rPr>
@@ -1287,7 +1287,7 @@
       </w:r>
       <w:r>
         <w:rPr/>
-        <w:t xml:space="preserve"> is worth a specificity cost is itself unsettled, the reported paralogue redundancy and dosage effects pointing in opposite directions; the archived deposit gives that literature and does not resolve it either.</w:t>
+        <w:t xml:space="preserve"> is worth a specificity cost is unsettled — reported paralogue redundancy and dosage effects point in opposite directions — and the archived deposit does not resolve it.</w:t>
       </w:r>
     </w:p>
     <w:p>

--- a/research/manuscripts/aso/fusion-junction-aso-journal-article-manuscript.docx
+++ b/research/manuscripts/aso/fusion-junction-aso-journal-article-manuscript.docx
@@ -320,7 +320,7 @@
       </w:pPr>
       <w:r>
         <w:rPr/>
-        <w:t>What a junction design must survive follows from its construction. Both halves are parent-gene sequence, so each parent matches roughly half the oligonucleotide — mostly outside the mismatch budget of a conventional off-target search, though not for every design. That parent liability is the one this work screens for directly. RNase-H1 does not require the whole duplex, only that the gap be paired. That premise is adopted here rather than established, and its length requirement is stated in a different unit from the criterion this paper screens on. The requirement is reported as a DNA gap of at least six nucleotides, with seven to ten the working range[12]; the screen below counts a liability only at ten contiguous base pairs of duplex through that gap, a length of hybrid rather than a count of gap nucleotides. Whether a wild-type parent pairs the catalytic gap contiguously is therefore a separate question from overall similarity, and it is the one this work puts to all 190 designs. That direction is adopted here rather than retrieved: off-target effects are taken to be seen more often where an oligonucleotide's mismatches fall in its wings than where they fall in its central gap, on which reading a flanking mismatch is the more important one to avoid. An industry working group's 2025 off-target recommendations[13] set five steps, as their abstract states: in-silico identification with transcriptomics, a focus on cell types showing activity, in-vitro verification and margin assessment, risk assessment of what is confirmed, and management of what remains. This work performs the in-silico half of the first step and stops there; the margin measurement of the third is what the Discussion specifies, against the wild-type parent the panel screen below identifies as the liability.</w:t>
+        <w:t>What a junction design must survive follows from its construction. Both halves are parent-gene sequence, so each parent matches roughly half the oligonucleotide — mostly outside the mismatch budget of a conventional off-target search, though not for every design. That parent liability is the one this work screens for directly. RNase-H1 does not require the whole duplex, only that the gap be paired. That premise is adopted here rather than established, and its length requirement is stated in a different unit from the criterion this paper screens on. The requirement is reported as a DNA gap of at least six nucleotides, with seven to ten the working range[12]; the screen below counts a liability only at ten contiguous base pairs of duplex through that gap, a length of hybrid rather than a count of gap nucleotides. Whether a wild-type parent pairs the catalytic gap contiguously is therefore a separate question from overall similarity, and it is the one this work puts to all 190 designs. That direction is adopted here rather than retrieved: off-target effects are taken to be seen more often where an oligonucleotide's mismatches fall in its wings than where they fall in its central gap, on which reading a flanking mismatch is the more important one to avoid. An industry working group's 2025 off-target recommendations[13] set five steps, as their abstract states: identification in silico with transcriptomics, a focus on cell types showing activity, in-vitro verification and margin assessment, risk assessment of what is confirmed, and management of what remains. This work performs the in-silico half of the first step and stops there; the margin measurement of the third is what the Discussion specifies, against the wild-type parent the panel screen below identifies as the liability.</w:t>
       </w:r>
     </w:p>
     <w:p>
@@ -375,7 +375,7 @@
       </w:pPr>
       <w:r>
         <w:rPr/>
-        <w:t>Five specificity screens were applied. The first aligns against human RefSeq RNA, classifying each near-match by whether the catalytic gap is paired. The second is an exhaustive transcript scan, complete for substitutions within a one-mismatch budget. The third reads the parents' unspliced sequence. The fourth records the longest contiguous duplex any of six wild-type parent transcripts forms through the catalytic gap. The fifth covers every position of GRCh38, mitochondrial sequence included. They cover mature transcript, unspliced precursor, exon-exon junction, non-coding and mitochondrial sequence — a search scope adopted here. A near-match is a transcript window pairing a design at 14 or more of its 16 positions. Each alignment was re-scored on the nearest-neighbour stability of its longest contiguous paired run — the energy-based second stage adopted here — and only separations are reported. A design is liable where a wild-type parent pairs its whole catalytic gap over a contiguous run of ten base pairs or more, ten being adopted rather than measured. Null ensembles were built as scrambles of each design and as chimeras joining the same two parent transcripts at real exon termini, screened identically. Melting temperatures are nearest-neighbour values for an unmodified DNA:RNA hybrid at 250 nM strand[15]. That is not a locked phosphorothioate oligonucleotide, so no absolute melting point is reported. Only the fusion-versus-parent separation is, and as a floor: the fusion duplex pairs all ten locked residues where each parent pairs five.</w:t>
+        <w:t>Five specificity screens were applied. The first aligns against human RefSeq RNA, classifying each near-match by whether the catalytic gap is paired. The second is an exhaustive transcript scan, complete for substitutions within a one-mismatch budget. The third reads the parents' unspliced sequence. The fourth records the longest contiguous duplex any of six wild-type parent transcripts forms through the catalytic gap. The fifth covers every position of GRCh38, mitochondrial sequence included. They cover mature transcript, unspliced precursor, exon-exon junction, non-coding and mitochondrial sequence — a search scope adopted here. A near-match is a transcript window pairing a design at 14 or more of its 16 positions. Each alignment was re-scored on the nearest-neighbour stability of its longest contiguous paired run — the energy-based second stage adopted here — and only separations are reported. A design is liable where a wild-type parent pairs its whole catalytic gap over a contiguous run of ten base pairs or more, ten being adopted rather than measured. Ten null ensembles were built as scrambles of each design and as chimeras joining the same two parent transcripts at real exon termini, screened identically. Melting temperatures are nearest-neighbour values for an unmodified DNA:RNA hybrid at 250 nM strand[15]. That is not a locked phosphorothioate oligonucleotide, so no absolute melting point is reported. Only the fusion-versus-parent separation is, and as a floor: the fusion duplex pairs all ten locked residues where each parent pairs five.</w:t>
       </w:r>
     </w:p>
     <w:p>
@@ -410,7 +410,7 @@
       </w:pPr>
       <w:r>
         <w:rPr/>
-        <w:t xml:space="preserve">The two reagents named for synthesis are the best available designs at the two junctions with a published exon-resolved breakpoint and the highest reported prevalence. They are 5′-GGGCATATCATCAAAC-3′ at </w:t>
+        <w:t xml:space="preserve">The two reagents named for synthesis are the best available designs at the two junctions with a published exon-resolved breakpoint and the highest reported prevalence: 5′-GGGCATATCATCAAAC-3′ at </w:t>
       </w:r>
       <w:r>
         <w:rPr>
@@ -633,7 +633,7 @@
       </w:pPr>
       <w:r>
         <w:rPr/>
-        <w:t>Both reagents are phosphorothioate throughout, with wings of five contiguous β-D-oxy-locked residues — a high locked content against the two to four per wing taken here as usual, so these are not conventional locked-nucleic-acid reagents and their matched-duplex melting temperatures are correspondingly high. That cuts against the screens: a high-affinity chemistry is taken here to retain knockdown at more extensively mismatched sites than a conventional design does, so the two-mismatch ceiling the near-match screens run at may under-call for reagents of this locked content. Both begin 5′-GGG, a contiguous locked G-tract. High affinity is taken to carry a risk of sequence-dependent hepatotoxicity; that is a premise adopted here rather than a retrieved finding, and nothing here measures it.</w:t>
+        <w:t>Both reagents are phosphorothioate throughout, with wings of five contiguous β-D-oxy-locked residues, a high locked content against the two to four per wing taken here as usual, so these are not conventional locked-nucleic-acid reagents and their matched-duplex melting temperatures are correspondingly high. That cuts against the screens: a high-affinity chemistry is taken here to retain knockdown at more extensively mismatched sites than a conventional design does, so the two-mismatch ceiling the near-match screens run at may under-call for reagents of this locked content. Both begin 5′-GGG, a contiguous locked G-tract. High affinity is taken to carry a risk of sequence-dependent hepatotoxicity; that is a premise adopted here rather than a retrieved finding, and nothing here measures it.</w:t>
       </w:r>
     </w:p>
     <w:p>
@@ -772,18 +772,18 @@
       </w:r>
       <w:r>
         <w:rPr/>
-        <w:t xml:space="preserve"> junction's best design is itself liable. As design counts the loose cuts condemn almost everything: 175 of 190 at seven and 181 at six.</w:t>
-      </w:r>
-    </w:p>
-    <w:p>
-      <w:pPr>
-        <w:pStyle w:val="BodyText"/>
-        <w:bidi w:val="0"/>
-        <w:rPr/>
-      </w:pPr>
-      <w:r>
-        <w:rPr/>
-        <w:t>The comparison against null models does not resolve an excess specific to this disease. Mononucleotide scrambles meet the parent screen at 6.2% against 45.8% for the panel. They are the weakest of the ten nulls screened, and not the dinucleotide-preserving control prescribed below. Chimeras built at real exon termini of the same two transcripts, at junctions almost never reported in a patient, meet it at 40.6%. Each null rate is 38,000 draws with a Wilson 95% interval. The adopted cut does not escape that comparison: at ten the strongest null's 40.6% falls inside the panel's own 95% interval on 45.8%, as at every cut from seven to thirteen but eleven, and the strongest null reaches 91.4% at seven against the panel's 92.1%. The comparison is narrower than it reads, the panel arm being itself mostly unreported junctions — the property the chimeric null is discounted for. Most of the liability is therefore what joining two exon termini of these genes gives, and across cuts of six to thirteen base pairs the excess over the strongest null changes sign four times.</w:t>
+        <w:t xml:space="preserve"> junction's best design is itself liable.</w:t>
+      </w:r>
+    </w:p>
+    <w:p>
+      <w:pPr>
+        <w:pStyle w:val="BodyText"/>
+        <w:bidi w:val="0"/>
+        <w:rPr/>
+      </w:pPr>
+      <w:r>
+        <w:rPr/>
+        <w:t>The comparison against null models does not resolve an excess specific to this disease. Chimeras built at real exon termini of the same two transcripts, at junctions almost never reported in a patient, meet the parent screen at 40.6% against 45.8% for the panel. The adopted cut does not escape that comparison: at ten the strongest null's 40.6% falls inside the panel's own 95% interval on 45.8%, as at every cut from seven to thirteen but eleven. The comparison is narrower than it reads, the panel arm being itself mostly unreported junctions — the property the chimeric null is discounted for. Most of the liability is therefore what joining two exon termini of these genes gives, and across cuts of six to thirteen base pairs the excess over the strongest null changes sign four times.</w:t>
       </w:r>
     </w:p>
     <w:p>
@@ -928,7 +928,7 @@
       </w:pPr>
       <w:r>
         <w:rPr/>
-        <w:t>Three are engineered constructs from a published functional study[20], whose exon spans that paper states verbatim; two of them, E-N and T-N*, carry exactly the junctions the reagents above span, so both named reagents have a stated test article. Rebuilding them is the faster route, but a complementary DNA over-expressed in a heterologous background speaks to junction-selective knockdown of the intended transcript, not to activity at an endogenous locus.</w:t>
+        <w:t>Three are engineered constructs from a published functional study[20], whose exon spans that paper states verbatim; two of them, E-N and T-N*, carry exactly the junctions the reagents above span, so both named reagents have a stated test article. Rebuilding them is the faster route, but a heterologously over-expressed complementary DNA speaks to junction-selective knockdown of the intended transcript, not to activity at an endogenous locus.</w:t>
       </w:r>
     </w:p>
     <w:p>
@@ -1496,7 +1496,7 @@
       </w:r>
       <w:r>
         <w:rPr/>
-        <w:t xml:space="preserve"> All code, graded artefacts and per-design tables are deposited under </w:t>
+        <w:t xml:space="preserve"> All code, graded artefacts, per-design tables, every screen's parameters and the complete bounds on each claim are deposited under </w:t>
       </w:r>
       <w:hyperlink r:id="rId3">
         <w:r>
@@ -1508,7 +1508,7 @@
       </w:hyperlink>
       <w:r>
         <w:rPr/>
-        <w:t>. That deposit carries every screen's parameters and the complete bounds on each claim, and is the citable record for them. An earlier version of these analyses placed the acceptor junction incorrectly through a coding-versus-transcript exon indexing error and was withdrawn in full; the panels were rebuilt and verified, and the complete correction record is released with the archive.</w:t>
+        <w:t>, the citable record for them. An earlier version of these analyses placed the acceptor junction incorrectly through a coding-versus-transcript exon indexing error and was withdrawn in full; the panels were rebuilt and verified, and the complete correction record is released with the archive.</w:t>
       </w:r>
     </w:p>
     <w:p>
@@ -3599,7 +3599,7 @@
   <w:docDefaults>
     <w:rPrDefault>
       <w:rPr>
-        <w:rFonts w:ascii="Liberation Serif" w:hAnsi="Liberation Serif" w:eastAsia="WenQuanYi Zen Hei" w:cs="FreeSans"/>
+        <w:rFonts w:ascii="Liberation Serif" w:hAnsi="Liberation Serif" w:eastAsia="DejaVu Sans" w:cs="DejaVu Sans"/>
         <w:sz w:val="24"/>
         <w:szCs w:val="24"/>
         <w:lang w:val="en-US" w:eastAsia="zh-CN" w:bidi="hi-IN"/>
@@ -3637,7 +3637,7 @@
       <w:outlineLvl w:val="0"/>
     </w:pPr>
     <w:rPr>
-      <w:rFonts w:ascii="Liberation Serif" w:hAnsi="Liberation Serif" w:eastAsia="WenQuanYi Zen Hei" w:cs="FreeSans"/>
+      <w:rFonts w:ascii="Liberation Serif" w:hAnsi="Liberation Serif" w:eastAsia="DejaVu Sans" w:cs="DejaVu Sans"/>
       <w:b/>
       <w:bCs/>
       <w:sz w:val="34"/>
@@ -3658,7 +3658,7 @@
       <w:outlineLvl w:val="1"/>
     </w:pPr>
     <w:rPr>
-      <w:rFonts w:ascii="Liberation Serif" w:hAnsi="Liberation Serif" w:eastAsia="WenQuanYi Zen Hei" w:cs="FreeSans"/>
+      <w:rFonts w:ascii="Liberation Serif" w:hAnsi="Liberation Serif" w:eastAsia="DejaVu Sans" w:cs="DejaVu Sans"/>
       <w:b/>
       <w:bCs/>
       <w:sz w:val="26"/>
@@ -3676,7 +3676,7 @@
       <w:outlineLvl w:val="2"/>
     </w:pPr>
     <w:rPr>
-      <w:rFonts w:ascii="Liberation Serif" w:hAnsi="Liberation Serif" w:eastAsia="WenQuanYi Zen Hei" w:cs="FreeSans"/>
+      <w:rFonts w:ascii="Liberation Serif" w:hAnsi="Liberation Serif" w:eastAsia="DejaVu Sans" w:cs="DejaVu Sans"/>
       <w:b/>
       <w:bCs/>
       <w:sz w:val="22"/>
@@ -3748,7 +3748,7 @@
       <w:spacing w:before="240" w:after="120"/>
     </w:pPr>
     <w:rPr>
-      <w:rFonts w:ascii="Liberation Sans" w:hAnsi="Liberation Sans" w:eastAsia="WenQuanYi Zen Hei" w:cs="FreeSans"/>
+      <w:rFonts w:ascii="Liberation Sans" w:hAnsi="Liberation Sans" w:eastAsia="DejaVu Sans" w:cs="DejaVu Sans"/>
       <w:sz w:val="28"/>
       <w:szCs w:val="28"/>
     </w:rPr>
@@ -3767,9 +3767,7 @@
     <w:name w:val="List"/>
     <w:basedOn w:val="BodyText"/>
     <w:pPr/>
-    <w:rPr>
-      <w:rFonts w:cs="FreeSans"/>
-    </w:rPr>
+    <w:rPr/>
   </w:style>
   <w:style w:type="paragraph" w:styleId="Caption">
     <w:name w:val="Caption"/>
@@ -3780,7 +3778,6 @@
       <w:spacing w:before="120" w:after="120"/>
     </w:pPr>
     <w:rPr>
-      <w:rFonts w:cs="FreeSans"/>
       <w:i/>
       <w:iCs/>
       <w:sz w:val="24"/>
@@ -3794,9 +3791,7 @@
     <w:pPr>
       <w:suppressLineNumbers/>
     </w:pPr>
-    <w:rPr>
-      <w:rFonts w:cs="FreeSans"/>
-    </w:rPr>
+    <w:rPr/>
   </w:style>
   <w:style w:type="paragraph" w:styleId="BlockQuotation">
     <w:name w:val="Block Quotation"/>

--- a/research/manuscripts/aso/fusion-junction-aso-journal-article-manuscript.docx
+++ b/research/manuscripts/aso/fusion-junction-aso-journal-article-manuscript.docx
@@ -740,7 +740,7 @@
       </w:r>
       <w:r>
         <w:rPr/>
-        <w:t>; 85 are paired by one of the design's own two parent genes. A second class is invisible to any screen over mature transcripts: 19 designs carry a sense-strand near-match in parent precursor RNA pairing the gap in full. As a union rather than a sum the two screens condemn 93 of the 190. A design whose gap carries a mismatch is scored zero rather than short, so the 87 bound the fully-paired class, not the whole parent liability. Re-scored on duplex stability rather than on mismatch count, 8 designs carry a fully paired sixteen-base-pair off-target duplex and 45 one inside 2 kcal/mol of their own; neither named reagent is in either class, the closest to each being 3.2 and 3.0 kcal/mol weaker — upper bounds on that separation, since scoring the longest paired run ignores pairing either side of a mismatch.</w:t>
+        <w:t>; 85 are paired by one of the design's own two parent genes. A second class is invisible to any screen over mature transcripts: 19 designs carry a sense-strand near-match in parent precursor RNA pairing the gap in full. As a union rather than a sum the two screens condemn 93 of the 190. A design whose gap carries a mismatch is scored zero rather than short, so the 87 bound the fully-paired class, not the whole parent liability. Re-scored on duplex stability rather than on mismatch count, 8 designs carry a fully paired sixteen-base-pair off-target duplex and 45 one inside 2 kcal/mol of their own. Neither named reagent is in either class, the closest to each being 3.2 and 3.0 kcal/mol weaker. These are upper bounds on that separation, since scoring the longest paired run ignores pairing either side of a mismatch.</w:t>
       </w:r>
     </w:p>
     <w:p>
@@ -3599,7 +3599,7 @@
   <w:docDefaults>
     <w:rPrDefault>
       <w:rPr>
-        <w:rFonts w:ascii="Liberation Serif" w:hAnsi="Liberation Serif" w:eastAsia="DejaVu Sans" w:cs="DejaVu Sans"/>
+        <w:rFonts w:ascii="Liberation Serif" w:hAnsi="Liberation Serif" w:eastAsia="WenQuanYi Zen Hei" w:cs="FreeSans"/>
         <w:sz w:val="24"/>
         <w:szCs w:val="24"/>
         <w:lang w:val="en-US" w:eastAsia="zh-CN" w:bidi="hi-IN"/>
@@ -3637,7 +3637,7 @@
       <w:outlineLvl w:val="0"/>
     </w:pPr>
     <w:rPr>
-      <w:rFonts w:ascii="Liberation Serif" w:hAnsi="Liberation Serif" w:eastAsia="DejaVu Sans" w:cs="DejaVu Sans"/>
+      <w:rFonts w:ascii="Liberation Serif" w:hAnsi="Liberation Serif" w:eastAsia="WenQuanYi Zen Hei" w:cs="FreeSans"/>
       <w:b/>
       <w:bCs/>
       <w:sz w:val="34"/>
@@ -3658,7 +3658,7 @@
       <w:outlineLvl w:val="1"/>
     </w:pPr>
     <w:rPr>
-      <w:rFonts w:ascii="Liberation Serif" w:hAnsi="Liberation Serif" w:eastAsia="DejaVu Sans" w:cs="DejaVu Sans"/>
+      <w:rFonts w:ascii="Liberation Serif" w:hAnsi="Liberation Serif" w:eastAsia="WenQuanYi Zen Hei" w:cs="FreeSans"/>
       <w:b/>
       <w:bCs/>
       <w:sz w:val="26"/>
@@ -3676,7 +3676,7 @@
       <w:outlineLvl w:val="2"/>
     </w:pPr>
     <w:rPr>
-      <w:rFonts w:ascii="Liberation Serif" w:hAnsi="Liberation Serif" w:eastAsia="DejaVu Sans" w:cs="DejaVu Sans"/>
+      <w:rFonts w:ascii="Liberation Serif" w:hAnsi="Liberation Serif" w:eastAsia="WenQuanYi Zen Hei" w:cs="FreeSans"/>
       <w:b/>
       <w:bCs/>
       <w:sz w:val="22"/>
@@ -3748,7 +3748,7 @@
       <w:spacing w:before="240" w:after="120"/>
     </w:pPr>
     <w:rPr>
-      <w:rFonts w:ascii="Liberation Sans" w:hAnsi="Liberation Sans" w:eastAsia="DejaVu Sans" w:cs="DejaVu Sans"/>
+      <w:rFonts w:ascii="Liberation Sans" w:hAnsi="Liberation Sans" w:eastAsia="WenQuanYi Zen Hei" w:cs="FreeSans"/>
       <w:sz w:val="28"/>
       <w:szCs w:val="28"/>
     </w:rPr>
@@ -3767,7 +3767,9 @@
     <w:name w:val="List"/>
     <w:basedOn w:val="BodyText"/>
     <w:pPr/>
-    <w:rPr/>
+    <w:rPr>
+      <w:rFonts w:cs="FreeSans"/>
+    </w:rPr>
   </w:style>
   <w:style w:type="paragraph" w:styleId="Caption">
     <w:name w:val="Caption"/>
@@ -3778,6 +3780,7 @@
       <w:spacing w:before="120" w:after="120"/>
     </w:pPr>
     <w:rPr>
+      <w:rFonts w:cs="FreeSans"/>
       <w:i/>
       <w:iCs/>
       <w:sz w:val="24"/>
@@ -3791,7 +3794,9 @@
     <w:pPr>
       <w:suppressLineNumbers/>
     </w:pPr>
-    <w:rPr/>
+    <w:rPr>
+      <w:rFonts w:cs="FreeSans"/>
+    </w:rPr>
   </w:style>
   <w:style w:type="paragraph" w:styleId="BlockQuotation">
     <w:name w:val="Block Quotation"/>

--- a/research/manuscripts/aso/fusion-junction-aso-journal-article-manuscript.docx
+++ b/research/manuscripts/aso/fusion-junction-aso-journal-article-manuscript.docx
@@ -1503,7 +1503,7 @@
           <w:rPr>
             <w:rStyle w:val="Hyperlink"/>
           </w:rPr>
-          <w:t>doi:10.5281/zenodo.22061075</w:t>
+          <w:t>doi:10.5281/zenodo.22166420</w:t>
         </w:r>
       </w:hyperlink>
       <w:r>
@@ -3599,7 +3599,7 @@
   <w:docDefaults>
     <w:rPrDefault>
       <w:rPr>
-        <w:rFonts w:ascii="Liberation Serif" w:hAnsi="Liberation Serif" w:eastAsia="WenQuanYi Zen Hei" w:cs="FreeSans"/>
+        <w:rFonts w:ascii="Liberation Serif" w:hAnsi="Liberation Serif" w:eastAsia="DejaVu Sans" w:cs="DejaVu Sans"/>
         <w:sz w:val="24"/>
         <w:szCs w:val="24"/>
         <w:lang w:val="en-US" w:eastAsia="zh-CN" w:bidi="hi-IN"/>
@@ -3637,7 +3637,7 @@
       <w:outlineLvl w:val="0"/>
     </w:pPr>
     <w:rPr>
-      <w:rFonts w:ascii="Liberation Serif" w:hAnsi="Liberation Serif" w:eastAsia="WenQuanYi Zen Hei" w:cs="FreeSans"/>
+      <w:rFonts w:ascii="Liberation Serif" w:hAnsi="Liberation Serif" w:eastAsia="DejaVu Sans" w:cs="DejaVu Sans"/>
       <w:b/>
       <w:bCs/>
       <w:sz w:val="34"/>
@@ -3658,7 +3658,7 @@
       <w:outlineLvl w:val="1"/>
     </w:pPr>
     <w:rPr>
-      <w:rFonts w:ascii="Liberation Serif" w:hAnsi="Liberation Serif" w:eastAsia="WenQuanYi Zen Hei" w:cs="FreeSans"/>
+      <w:rFonts w:ascii="Liberation Serif" w:hAnsi="Liberation Serif" w:eastAsia="DejaVu Sans" w:cs="DejaVu Sans"/>
       <w:b/>
       <w:bCs/>
       <w:sz w:val="26"/>
@@ -3676,7 +3676,7 @@
       <w:outlineLvl w:val="2"/>
     </w:pPr>
     <w:rPr>
-      <w:rFonts w:ascii="Liberation Serif" w:hAnsi="Liberation Serif" w:eastAsia="WenQuanYi Zen Hei" w:cs="FreeSans"/>
+      <w:rFonts w:ascii="Liberation Serif" w:hAnsi="Liberation Serif" w:eastAsia="DejaVu Sans" w:cs="DejaVu Sans"/>
       <w:b/>
       <w:bCs/>
       <w:sz w:val="22"/>
@@ -3748,7 +3748,7 @@
       <w:spacing w:before="240" w:after="120"/>
     </w:pPr>
     <w:rPr>
-      <w:rFonts w:ascii="Liberation Sans" w:hAnsi="Liberation Sans" w:eastAsia="WenQuanYi Zen Hei" w:cs="FreeSans"/>
+      <w:rFonts w:ascii="Liberation Sans" w:hAnsi="Liberation Sans" w:eastAsia="DejaVu Sans" w:cs="DejaVu Sans"/>
       <w:sz w:val="28"/>
       <w:szCs w:val="28"/>
     </w:rPr>
@@ -3767,9 +3767,7 @@
     <w:name w:val="List"/>
     <w:basedOn w:val="BodyText"/>
     <w:pPr/>
-    <w:rPr>
-      <w:rFonts w:cs="FreeSans"/>
-    </w:rPr>
+    <w:rPr/>
   </w:style>
   <w:style w:type="paragraph" w:styleId="Caption">
     <w:name w:val="Caption"/>
@@ -3780,7 +3778,6 @@
       <w:spacing w:before="120" w:after="120"/>
     </w:pPr>
     <w:rPr>
-      <w:rFonts w:cs="FreeSans"/>
       <w:i/>
       <w:iCs/>
       <w:sz w:val="24"/>
@@ -3794,9 +3791,7 @@
     <w:pPr>
       <w:suppressLineNumbers/>
     </w:pPr>
-    <w:rPr>
-      <w:rFonts w:cs="FreeSans"/>
-    </w:rPr>
+    <w:rPr/>
   </w:style>
   <w:style w:type="paragraph" w:styleId="BlockQuotation">
     <w:name w:val="Block Quotation"/>

--- a/research/manuscripts/aso/fusion-junction-aso-journal-article-manuscript.docx
+++ b/research/manuscripts/aso/fusion-junction-aso-journal-article-manuscript.docx
@@ -375,7 +375,7 @@
       </w:pPr>
       <w:r>
         <w:rPr/>
-        <w:t>Five specificity screens were applied. The first aligns against human RefSeq RNA, classifying each near-match by whether the catalytic gap is paired. The second is an exhaustive transcript scan, complete for substitutions within a one-mismatch budget. The third reads the parents' unspliced sequence. The fourth records the longest contiguous duplex any of six wild-type parent transcripts forms through the catalytic gap. The fifth covers every position of GRCh38, mitochondrial sequence included. They cover mature transcript, unspliced precursor, exon-exon junction, non-coding and mitochondrial sequence — a search scope adopted here. A near-match is a transcript window pairing a design at 14 or more of its 16 positions. Each alignment was re-scored on the nearest-neighbour stability of its longest contiguous paired run — the energy-based second stage adopted here — and only separations are reported. A design is liable where a wild-type parent pairs its whole catalytic gap over a contiguous run of ten base pairs or more, ten being adopted rather than measured. Ten null ensembles were built as scrambles of each design and as chimeras joining the same two parent transcripts at real exon termini, screened identically. Melting temperatures are nearest-neighbour values for an unmodified DNA:RNA hybrid at 250 nM strand[15]. That is not a locked phosphorothioate oligonucleotide, so no absolute melting point is reported. Only the fusion-versus-parent separation is, and as a floor: the fusion duplex pairs all ten locked residues where each parent pairs five.</w:t>
+        <w:t>Five specificity screens were applied. The first aligns against human RefSeq RNA, classifying each near-match by whether the catalytic gap is paired. The second is an exhaustive transcript scan, complete for substitutions within a one-mismatch budget. The third reads the parents' unspliced sequence. The fourth records the longest contiguous duplex any of six wild-type parent transcripts forms through the catalytic gap. The fifth covers every position of GRCh38, mitochondrial sequence included. They cover mature transcript, unspliced precursor, exon-exon junction, non-coding and mitochondrial sequence — a search scope adopted here. A near-match is a transcript window pairing a design at 14 or more of its 16 positions. Each alignment was re-scored on the nearest-neighbour stability of its longest contiguous paired run — the energy-based second stage adopted here — and only separations are reported. A design is liable where a wild-type parent pairs its whole catalytic gap over a contiguous run of ten base pairs or more, ten being adopted rather than measured. Ten null ensembles were built and screened identically: four shuffles of each design, two drawn base by base from uniform or composition-matched frequencies, and four chimeras of two real parent transcripts, two of them meeting at real exon termini. Melting temperatures are nearest-neighbour values for an unmodified DNA:RNA hybrid at 250 nM strand[15]. That is not a locked phosphorothioate oligonucleotide, so no absolute melting point is reported. Only the fusion-versus-parent separation is, and as a floor: the fusion duplex pairs all ten locked residues where each parent pairs five.</w:t>
       </w:r>
     </w:p>
     <w:p>

--- a/research/manuscripts/aso/fusion-junction-aso-journal-article-manuscript.docx
+++ b/research/manuscripts/aso/fusion-junction-aso-journal-article-manuscript.docx
@@ -131,7 +131,7 @@
       </w:r>
       <w:r>
         <w:rPr/>
-        <w:t xml:space="preserve"> fusion in the literature retrieved here. This work is computational, executing an industry off-target framework's in-silico step; every sequence named is a research reagent not for administration. It sets out what a laboratory needs: two reagents at the most reported breakpoints, 5′-GGGCATATCATCAAAC-3′ at </w:t>
+        <w:t xml:space="preserve"> fusion in the literature retrieved here. This work is computational, executing an industry off-target framework's in-silico step; every sequence named is a research reagent not for administration. It sets out what a laboratory needs — two reagents at the most reported breakpoints, 5′-GGGCATATCATCAAAC-3′ at </w:t>
       </w:r>
       <w:r>
         <w:rPr>
@@ -161,7 +161,7 @@
       </w:r>
       <w:r>
         <w:rPr/>
-        <w:t xml:space="preserve"> exon 3, longest wild-type parent gap duplexes eight and nine base pairs; two screened controls; and a pre-registrable selectivity threshold. Both come from a panel of 190 junction-spanning 16-mers tiled at 5-6-5 across 38 in-frame junctions: 87 let a mature wild-type parent pair their whole catalytic gap over ten or more contiguous base pairs, 61 against wild-type </w:t>
+        <w:t xml:space="preserve"> exon 3, longest wild-type parent gap duplexes eight and nine base pairs; two screened controls; and a pre-registrable selectivity threshold. Both come from a panel of 190 junction-spanning 16-mers tiled at 5-6-5 across 38 in-frame junctions: 87 let a mature wild-type parent pair their whole catalytic gap over ten or more contiguous base pairs, and for 61 that parent is wild-type </w:t>
       </w:r>
       <w:r>
         <w:rPr>
@@ -354,7 +354,7 @@
       </w:pPr>
       <w:r>
         <w:rPr/>
-        <w:t xml:space="preserve">Canonical transcripts for the five partner genes, and for </w:t>
+        <w:t xml:space="preserve">Canonical transcripts for the five partner genes and for </w:t>
       </w:r>
       <w:r>
         <w:rPr>
@@ -364,7 +364,7 @@
       </w:r>
       <w:r>
         <w:rPr/>
-        <w:t>, were obtained from Ensembl[14]. Junction-spanning 16-mer gapmers were tiled in a 5-6-5 β-D-oxy-locked-nucleic-acid/DNA/β-D-oxy-locked-nucleic-acid geometry[12], one design per register at which the breakpoint falls inside the six-nucleotide DNA gap, which admits five per junction. That gap is the shortest length the cited source credits rather than its preferred one, and six is used because the genome-wide arm is not available above a 16-mer. A design's gap-level margin is the count of junction-unique bases inside the gap on the shorter side of the breakpoint.</w:t>
+        <w:t xml:space="preserve"> were obtained from Ensembl[14]. Junction-spanning 16-mer gapmers were tiled in a 5-6-5 β-D-oxy-locked-nucleic-acid/DNA/β-D-oxy-locked-nucleic-acid geometry[12], one design per register at which the breakpoint falls inside the six-nucleotide DNA gap, which admits five per junction. That gap is the shortest length the cited source credits rather than its preferred one, and six is used because the genome-wide arm is not available above a 16-mer. A design's gap-level margin is the count of junction-unique bases inside the gap on the shorter side of the breakpoint.</w:t>
       </w:r>
     </w:p>
     <w:p>
@@ -730,7 +730,7 @@
       </w:pPr>
       <w:r>
         <w:rPr/>
-        <w:t xml:space="preserve">The two reagents above are what survived a screen applied uniformly to the whole panel. Across the 38 in-frame junctions of five modelled partners, 190 junction-spanning designs were tiled and put through five specificity screens. Of those, 87 let one of six mature wild-type parent transcripts pair their entire catalytic gap over a contiguous duplex of at least ten base pairs, and 61 of the 87 do so against wild-type </w:t>
+        <w:t xml:space="preserve">The two reagents above are what survived a screen applied uniformly to the whole panel. Across the 38 in-frame junctions of five modelled partners, 190 junction-spanning designs were tiled and put through five specificity screens. Of those, 87 let one of six mature wild-type parent transcripts pair their entire catalytic gap over a contiguous duplex of at least ten base pairs, and for 61 of the 87 that parent is wild-type </w:t>
       </w:r>
       <w:r>
         <w:rPr>
@@ -1116,7 +1116,7 @@
       </w:pPr>
       <w:r>
         <w:rPr/>
-        <w:t xml:space="preserve">Two controls are named as sequences (Table 2): a dinucleotide-preserving scramble of each reagent, drawn and then put through the same mature-parent screen the reagent passed. That screening is what makes a scramble a control — 10.0% of such scrambles pair a parent's whole catalytic gap at the ten-base-pair criterion and 3.9% do so against wild-type </w:t>
+        <w:t xml:space="preserve">Two controls are named as sequences (Table 2): a dinucleotide-preserving scramble of each reagent, drawn and then put through the same mature-parent screen the reagent passed. That screening is what makes a scramble a control — 10.0% of such scrambles pair a parent's whole catalytic gap at the ten-base-pair criterion, and for 3.9% that parent is wild-type </w:t>
       </w:r>
       <w:r>
         <w:rPr>
@@ -1479,7 +1479,7 @@
       </w:r>
       <w:r>
         <w:rPr/>
-        <w:t xml:space="preserve"> A large language model (Claude, Anthropic) was used throughout this work: to write and review the analysis code, to run the screens, to retrieve and check literature, and to draft and revise this manuscript. Every reference's bibliographic record was retrieved from PubMed rather than written from model output, and each citation was checked against the retrieved record. The author directed all work reported here and is responsible for its content.</w:t>
+        <w:t xml:space="preserve"> A large language model (Claude, Anthropic) was used throughout this work: to write and review the analysis code, to run the screens, to retrieve and check literature, and to draft and revise this manuscript. Every reference's bibliographic record was retrieved from PubMed, Europe PMC or Crossref rather than written from model output, and each citation was checked against the retrieved record. The author directed all work reported here and is responsible for its content.</w:t>
       </w:r>
     </w:p>
     <w:p>

--- a/research/manuscripts/aso/fusion-junction-aso-journal-article-manuscript.docx
+++ b/research/manuscripts/aso/fusion-junction-aso-journal-article-manuscript.docx
@@ -131,7 +131,7 @@
       </w:r>
       <w:r>
         <w:rPr/>
-        <w:t xml:space="preserve"> fusion in the literature retrieved here. This work is computational, executing an industry off-target framework's in-silico step; every sequence named is a research reagent not for administration. It sets out what a laboratory needs — two reagents at the most reported breakpoints, 5′-GGGCATATCATCAAAC-3′ at </w:t>
+        <w:t xml:space="preserve"> fusion in the literature retrieved here. This work is computational, executing an industry off-target framework's in-silico step; every sequence named is a research reagent not for administration. It sets out what a laboratory needs: two reagents at the most-reported breakpoints, 5′-GGGCATATCATCAAAC-3′ at </w:t>
       </w:r>
       <w:r>
         <w:rPr>
@@ -161,7 +161,7 @@
       </w:r>
       <w:r>
         <w:rPr/>
-        <w:t xml:space="preserve"> exon 3, longest wild-type parent gap duplexes eight and nine base pairs; two screened controls; and a pre-registrable selectivity threshold. Both come from a panel of 190 junction-spanning 16-mers tiled at 5-6-5 across 38 in-frame junctions: 87 let a mature wild-type parent pair their whole catalytic gap over ten or more contiguous base pairs, and for 61 that parent is wild-type </w:t>
+        <w:t xml:space="preserve"> exon 3, longest wild-type parent gap duplexes eight and nine base pairs; two screened controls; a pre-registrable selectivity threshold. Both come from a panel of 190 junction-spanning 16-mers tiled 5-6-5 across 38 in-frame junctions: 87 let a mature wild-type parent pair their whole catalytic gap over ten or more contiguous base pairs, and for 61 that parent is wild-type </w:t>
       </w:r>
       <w:r>
         <w:rPr>
@@ -181,7 +181,7 @@
       </w:r>
       <w:r>
         <w:rPr/>
-        <w:t xml:space="preserve"> exon-2 acceptor, not this panel's. The procedure producing them is released.</w:t>
+        <w:t xml:space="preserve"> exon-2 acceptor, not this panel's. The design procedure is released.</w:t>
       </w:r>
     </w:p>
     <w:p>
@@ -622,7 +622,27 @@
       </w:r>
       <w:r>
         <w:rPr/>
-        <w:t xml:space="preserve"> reagent carries no sense-strand precursor site. Both loads are predictions from sequence search rather than measured activity.</w:t>
+        <w:t xml:space="preserve"> reagent carries no sense-strand precursor site. The genome-wide screen does not separate them: 156 hybridisable gap-paired sites for the </w:t>
+      </w:r>
+      <w:r>
+        <w:rPr>
+          <w:rStyle w:val="Emphasis"/>
+        </w:rPr>
+        <w:t>EWSR1</w:t>
+      </w:r>
+      <w:r>
+        <w:rPr/>
+        <w:t xml:space="preserve"> reagent against 135 for the </w:t>
+      </w:r>
+      <w:r>
+        <w:rPr>
+          <w:rStyle w:val="Emphasis"/>
+        </w:rPr>
+        <w:t>TAF15</w:t>
+      </w:r>
+      <w:r>
+        <w:rPr/>
+        <w:t xml:space="preserve"> one. That screen counts every position of GRCh38, most of it never transcribed, so it is the less informative of the two for a reagent whose substrate is RNA — but it is the broader corpus, and the transcriptome contrast should not be read as a difference the whole genome supports. All three loads are predictions from sequence search rather than measured activity.</w:t>
       </w:r>
     </w:p>
     <w:p>
@@ -1052,7 +1072,7 @@
       </w:r>
       <w:r>
         <w:rPr/>
-        <w:t xml:space="preserve"> exon 6 to exon 2, both at the panel's top margin. Neither reaches the ten-base-pair criterion, and their longest wild-type parent duplexes through the whole gap are eight base pairs against wild-type </w:t>
+        <w:t xml:space="preserve"> exon 6 to exon 2, both at the panel's top margin. Neither of the two reaches the ten-base-pair criterion, and their longest wild-type parent duplexes through the whole gap are eight base pairs against wild-type </w:t>
       </w:r>
       <w:r>
         <w:rPr>

--- a/research/manuscripts/aso/fusion-junction-aso-journal-article-manuscript.docx
+++ b/research/manuscripts/aso/fusion-junction-aso-journal-article-manuscript.docx
@@ -288,18 +288,28 @@
       </w:r>
       <w:r>
         <w:rPr/>
-        <w:t xml:space="preserve"> rare[2]. The disease responds poorly to conventional cytotoxic chemotherapy[3], though responses do occur[4], and a tyrosine-kinase inhibitor trialled in it gave disease control more often than response — a reading composed from the review's response categories[3] rather than from a figure stated in the trial report[5].</w:t>
-      </w:r>
-    </w:p>
-    <w:p>
-      <w:pPr>
-        <w:pStyle w:val="BodyText"/>
-        <w:bidi w:val="0"/>
-        <w:rPr/>
-      </w:pPr>
-      <w:r>
-        <w:rPr/>
-        <w:t xml:space="preserve">The fusion junction is the one feature of an EMC tumour that exists at the RNA level and in no normal cell. An antisense gapmer tiled across it recruits RNase-H1 to cleave the transcript it pairs, at the six-nucleotide DNA gap at the centre of a 5-6-5 architecture. Junction-directed nucleic-acid agents have a thirty-five-year lineage, reported against at least six fusion oncogenes: two as antisense oligonucleotides, the rest as RNA-interference agents, one of those from a lentiviral vector rather than an administered oligonucleotide[6-11]. No such design is reported for any </w:t>
+        <w:t xml:space="preserve"> rare[2]. </w:t>
+      </w:r>
+      <w:r>
+        <w:rPr>
+          <w:rStyle w:val="Emphasis"/>
+        </w:rPr>
+        <w:t>FUS</w:t>
+      </w:r>
+      <w:r>
+        <w:rPr/>
+        <w:t xml:space="preserve"> is a further reported partner, in two of five variant cases in a recent series[3], and supplies eight of the junctions modelled here. The disease responds poorly to conventional cytotoxic chemotherapy[4], though responses do occur[5], and a tyrosine-kinase inhibitor trialled in it gave disease control more often than response — a reading composed from the review's response categories[4] rather than from a figure stated in the trial report[6].</w:t>
+      </w:r>
+    </w:p>
+    <w:p>
+      <w:pPr>
+        <w:pStyle w:val="BodyText"/>
+        <w:bidi w:val="0"/>
+        <w:rPr/>
+      </w:pPr>
+      <w:r>
+        <w:rPr/>
+        <w:t xml:space="preserve">The fusion junction is the one feature of an EMC tumour that exists at the RNA level and in no normal cell. An antisense gapmer tiled across it recruits RNase-H1 to cleave the transcript it pairs, at the six-nucleotide DNA gap at the centre of a 5-6-5 architecture. Junction-directed nucleic-acid agents have a thirty-five-year lineage, reported against at least six fusion oncogenes: two as antisense oligonucleotides, the rest as RNA-interference agents, one of those from a lentiviral vector rather than an administered oligonucleotide[7-12]. No such design is reported for any </w:t>
       </w:r>
       <w:r>
         <w:rPr>
@@ -320,7 +330,7 @@
       </w:pPr>
       <w:r>
         <w:rPr/>
-        <w:t>What a junction design must survive follows from its construction. Both halves are parent-gene sequence, so each parent matches roughly half the oligonucleotide — mostly outside the mismatch budget of a conventional off-target search, though not for every design. That parent liability is the one this work screens for directly. RNase-H1 does not require the whole duplex, only that the gap be paired. That premise is adopted here rather than established, and its length requirement is stated in a different unit from the criterion this paper screens on. The requirement is reported as a DNA gap of at least six nucleotides, with seven to ten the working range[12]; the screen below counts a liability only at ten contiguous base pairs of duplex through that gap, a length of hybrid rather than a count of gap nucleotides. Whether a wild-type parent pairs the catalytic gap contiguously is therefore a separate question from overall similarity, and it is the one this work puts to all 190 designs. That direction is adopted here rather than retrieved: off-target effects are taken to be seen more often where an oligonucleotide's mismatches fall in its wings than where they fall in its central gap, on which reading a flanking mismatch is the more important one to avoid. An industry working group's 2025 off-target recommendations[13] set five steps, as their abstract states: identification in silico with transcriptomics, a focus on cell types showing activity, in-vitro verification and margin assessment, risk assessment of what is confirmed, and management of what remains. This work performs the in-silico half of the first step and stops there; the margin measurement of the third is what the Discussion specifies, against the wild-type parent the panel screen below identifies as the liability.</w:t>
+        <w:t>What a junction design must survive follows from its construction. Both halves are parent-gene sequence, so each parent matches roughly half the oligonucleotide — mostly outside the mismatch budget of a conventional off-target search, though not for every design. That parent liability is the one this work screens for directly. RNase-H1 does not require the whole duplex, only that the gap be paired. That premise is adopted here rather than established, and its length requirement is stated in a different unit from the criterion this paper screens on. The requirement is reported as a DNA gap of at least six nucleotides, with seven to ten the working range[13]; the screen below counts a liability only at ten contiguous base pairs of duplex through that gap, a length of hybrid rather than a count of gap nucleotides. Whether a wild-type parent pairs the catalytic gap contiguously is therefore a separate question from overall similarity, and it is the one this work puts to all 190 designs. That direction is adopted here rather than retrieved: off-target effects are taken to be seen more often where an oligonucleotide's mismatches fall in its wings than where they fall in its central gap, on which reading a flanking mismatch is the more important one to avoid. An industry working group's 2025 off-target recommendations[14] set five steps, as their abstract states: identification in silico with transcriptomics, a focus on cell types showing activity, in-vitro verification and margin assessment, risk assessment of what is confirmed, and management of what remains. This work performs the in-silico half of the first step and stops there; the margin measurement of the third is what the Discussion specifies, against the wild-type parent the panel screen below identifies as the liability.</w:t>
       </w:r>
     </w:p>
     <w:p>
@@ -364,18 +374,18 @@
       </w:r>
       <w:r>
         <w:rPr/>
-        <w:t xml:space="preserve"> were obtained from Ensembl[14]. Junction-spanning 16-mer gapmers were tiled in a 5-6-5 β-D-oxy-locked-nucleic-acid/DNA/β-D-oxy-locked-nucleic-acid geometry[12], one design per register at which the breakpoint falls inside the six-nucleotide DNA gap, which admits five per junction. That gap is the shortest length the cited source credits rather than its preferred one, and six is used because the genome-wide arm is not available above a 16-mer. A design's gap-level margin is the count of junction-unique bases inside the gap on the shorter side of the breakpoint.</w:t>
-      </w:r>
-    </w:p>
-    <w:p>
-      <w:pPr>
-        <w:pStyle w:val="BodyText"/>
-        <w:bidi w:val="0"/>
-        <w:rPr/>
-      </w:pPr>
-      <w:r>
-        <w:rPr/>
-        <w:t>Five specificity screens were applied. The first aligns against human RefSeq RNA, classifying each near-match by whether the catalytic gap is paired. The second is an exhaustive transcript scan, complete for substitutions within a one-mismatch budget. The third reads the parents' unspliced sequence. The fourth records the longest contiguous duplex any of six wild-type parent transcripts forms through the catalytic gap. The fifth covers every position of GRCh38, mitochondrial sequence included. They cover mature transcript, unspliced precursor, exon-exon junction, non-coding and mitochondrial sequence — a search scope adopted here. A near-match is a transcript window pairing a design at 14 or more of its 16 positions. Each alignment was re-scored on the nearest-neighbour stability of its longest contiguous paired run — the energy-based second stage adopted here — and only separations are reported. A design is liable where a wild-type parent pairs its whole catalytic gap over a contiguous run of ten base pairs or more, ten being adopted rather than measured. Ten null ensembles were built and screened identically: four shuffles of each design, two drawn base by base from uniform or composition-matched frequencies, and four chimeras of two real parent transcripts, two of them meeting at real exon termini. Melting temperatures are nearest-neighbour values for an unmodified DNA:RNA hybrid at 250 nM strand[15]. That is not a locked phosphorothioate oligonucleotide, so no absolute melting point is reported. Only the fusion-versus-parent separation is, and as a floor: the fusion duplex pairs all ten locked residues where each parent pairs five.</w:t>
+        <w:t xml:space="preserve"> were obtained from Ensembl[15]. Junction-spanning 16-mer gapmers were tiled in a 5-6-5 β-D-oxy-locked-nucleic-acid/DNA/β-D-oxy-locked-nucleic-acid geometry[13], one design per register at which the breakpoint falls inside the six-nucleotide DNA gap, which admits five per junction. That gap is the shortest length the cited source credits rather than its preferred one, and six is used because the genome-wide arm is not available above a 16-mer. A design's gap-level margin is the count of junction-unique bases inside the gap on the shorter side of the breakpoint.</w:t>
+      </w:r>
+    </w:p>
+    <w:p>
+      <w:pPr>
+        <w:pStyle w:val="BodyText"/>
+        <w:bidi w:val="0"/>
+        <w:rPr/>
+      </w:pPr>
+      <w:r>
+        <w:rPr/>
+        <w:t>Five specificity screens were applied. The first aligns against human RefSeq RNA, classifying each near-match by whether the catalytic gap is paired. The second is an exhaustive transcript scan, complete for substitutions within a one-mismatch budget. The third reads the parents' unspliced sequence. The fourth records the longest contiguous duplex any of six wild-type parent transcripts forms through the catalytic gap. The fifth covers every position of GRCh38, mitochondrial sequence included. They cover mature transcript, unspliced precursor, exon-exon junction, non-coding and mitochondrial sequence — a search scope adopted here. A near-match is a transcript window pairing a design at 14 or more of its 16 positions. Each alignment was re-scored on the nearest-neighbour stability of its longest contiguous paired run — the energy-based second stage adopted here — and only separations are reported. A design is liable where a wild-type parent pairs its whole catalytic gap over a contiguous run of ten base pairs or more, ten being adopted rather than measured. Ten null ensembles were built and screened identically: four shuffles of each design, two drawn base by base from uniform or composition-matched frequencies, and four chimeras of two real parent transcripts, two of them meeting at real exon termini. Melting temperatures are nearest-neighbour values for an unmodified DNA:RNA hybrid at 250 nM strand[16]. That is not a locked phosphorothioate oligonucleotide, so no absolute melting point is reported. Only the fusion-versus-parent separation is, and as a floor: the fusion duplex pairs all ten locked residues where each parent pairs five.</w:t>
       </w:r>
     </w:p>
     <w:p>
@@ -622,7 +632,50 @@
       </w:r>
       <w:r>
         <w:rPr/>
-        <w:t xml:space="preserve"> reagent carries no sense-strand precursor site. The genome-wide screen does not separate them: 156 hybridisable gap-paired sites for the </w:t>
+        <w:t xml:space="preserve"> reagent carries no sense-strand precursor site. The genome-wide screen does not separate them: 156 hybridisable gap-paired sites against 135. It counts every position of GRCh38, most of it never transcribed, so the transcriptome contrast is not a difference the whole genome supports. All three loads are predictions from sequence search rather than measured activity.</w:t>
+      </w:r>
+    </w:p>
+    <w:p>
+      <w:pPr>
+        <w:pStyle w:val="BodyText"/>
+        <w:bidi w:val="0"/>
+        <w:rPr/>
+      </w:pPr>
+      <w:r>
+        <w:rPr/>
+        <w:t>Both reagents are phosphorothioate throughout, with wings of five contiguous β-D-oxy-locked residues, a high locked content against the two to four per wing taken here as usual, so these are not conventional locked-nucleic-acid reagents and their matched-duplex melting temperatures are correspondingly high. That cuts against the screens: a high-affinity chemistry is taken here to retain knockdown at more extensively mismatched sites than a conventional design does, so the two-mismatch ceiling the near-match screens run at may under-call for reagents of this locked content. Both begin 5′-GGG, a contiguous locked G-tract. High affinity is taken to carry a risk of sequence-dependent hepatotoxicity; that is a premise adopted here rather than a retrieved finding, and nothing here measures it.</w:t>
+      </w:r>
+    </w:p>
+    <w:p>
+      <w:pPr>
+        <w:pStyle w:val="BodyText"/>
+        <w:bidi w:val="0"/>
+        <w:rPr/>
+      </w:pPr>
+      <w:r>
+        <w:rPr/>
+        <w:t xml:space="preserve">Discounted by the breakpoint distribution of an 18-case series[17], the two junctions account for 68.4% of molecularly confirmed cases in a 58-case cohort[18]. That prices which published junctions the two reagents address; it is not a coverage measurement, no patient having been screened with either sequence. The range 39.9% to 82.8% quoted with it is not a confidence interval and carries no nominal level: two of its four inputs do not vary, and it assumes a breakpoint distribution reported in one cohort transfers to a second collected twenty-one years later. The </w:t>
+      </w:r>
+      <w:r>
+        <w:rPr>
+          <w:rStyle w:val="Emphasis"/>
+        </w:rPr>
+        <w:t>TAF15</w:t>
+      </w:r>
+      <w:r>
+        <w:rPr/>
+        <w:t xml:space="preserve"> arm is priced at three of three reported breakpoints, an upper bound rather than an estimate.</w:t>
+      </w:r>
+    </w:p>
+    <w:p>
+      <w:pPr>
+        <w:pStyle w:val="BodyText"/>
+        <w:bidi w:val="0"/>
+        <w:rPr/>
+      </w:pPr>
+      <w:r>
+        <w:rPr/>
+        <w:t xml:space="preserve">That figure is not a ceiling: a third design, 5′-GGGCATATCTCCACGG-3′ at </w:t>
       </w:r>
       <w:r>
         <w:rPr>
@@ -632,7 +685,94 @@
       </w:r>
       <w:r>
         <w:rPr/>
-        <w:t xml:space="preserve"> reagent against 135 for the </w:t>
+        <w:t xml:space="preserve"> exon 13 joined to </w:t>
+      </w:r>
+      <w:r>
+        <w:rPr>
+          <w:rStyle w:val="Emphasis"/>
+        </w:rPr>
+        <w:t>NR4A3</w:t>
+      </w:r>
+      <w:r>
+        <w:rPr/>
+        <w:t xml:space="preserve"> exon 3, already tiled and screened at the same top margin, would take the figure above to 79.0%. It is not named for synthesis: this junction is third by reported prevalence and the selection takes the first two.</w:t>
+      </w:r>
+    </w:p>
+    <w:p>
+      <w:pPr>
+        <w:pStyle w:val="Heading3"/>
+        <w:bidi w:val="0"/>
+        <w:jc w:val="left"/>
+        <w:rPr/>
+      </w:pPr>
+      <w:r>
+        <w:rPr/>
+        <w:t>Selection from a panel of 190 designs</w:t>
+      </w:r>
+    </w:p>
+    <w:p>
+      <w:pPr>
+        <w:pStyle w:val="BodyText"/>
+        <w:bidi w:val="0"/>
+        <w:rPr/>
+      </w:pPr>
+      <w:r>
+        <w:rPr/>
+        <w:t>The parent liability the Introduction describes is mostly but not wholly invisible to the instrument a designer would ordinarily use: seven of the 87 liable designs reach their parent at the 14-of-16 identity these screens run at, and are excluded by name rather than by that threshold. That is the case for screening it directly. The ten-base-pair criterion is adopted rather than measured.</w:t>
+      </w:r>
+    </w:p>
+    <w:p>
+      <w:pPr>
+        <w:pStyle w:val="BodyText"/>
+        <w:bidi w:val="0"/>
+        <w:rPr/>
+      </w:pPr>
+      <w:r>
+        <w:rPr/>
+        <w:t>Two bounds apply to every panel count below. First, seven of the 190 screens never returned, and the alignment screen censors the rest, leaving 47 of 183 assessable at all — so a count of clean designs is a floor over that subset, not a total over the panel. Second, most designs clean at the default search ceiling are not clean at a deeper one.</w:t>
+      </w:r>
+    </w:p>
+    <w:p>
+      <w:pPr>
+        <w:pStyle w:val="BodyText"/>
+        <w:bidi w:val="0"/>
+        <w:rPr/>
+      </w:pPr>
+      <w:r>
+        <w:rPr/>
+        <w:t xml:space="preserve">The two reagents above are what survived a screen applied uniformly to the whole panel. Across the 38 in-frame junctions of five modelled partners, 190 junction-spanning designs were tiled and put through five specificity screens. Of those, 87 let one of six mature wild-type parent transcripts pair their entire catalytic gap over a contiguous duplex of at least ten base pairs, and for 61 of the 87 that parent is wild-type </w:t>
+      </w:r>
+      <w:r>
+        <w:rPr>
+          <w:rStyle w:val="Emphasis"/>
+        </w:rPr>
+        <w:t>NR4A3</w:t>
+      </w:r>
+      <w:r>
+        <w:rPr/>
+        <w:t>; 85 are paired by one of the design's own two parent genes. A second class is invisible to any screen over mature transcripts: 19 designs carry a sense-strand near-match in parent precursor RNA pairing the gap in full. As a union rather than a sum the two screens condemn 93 of the 190. A design whose gap carries a mismatch is scored zero rather than short, so the 87 bound the fully-paired class, not the whole parent liability. Re-scored on duplex stability rather than on mismatch count, 8 designs carry a fully paired sixteen-base-pair off-target duplex and 45 one inside 2 kcal/mol of their own. Neither named reagent is in either class, the closest to each being 3.2 and 3.0 kcal/mol weaker. These are upper bounds on that separation, since scoring the longest paired run ignores pairing either side of a mismatch.</w:t>
+      </w:r>
+    </w:p>
+    <w:p>
+      <w:pPr>
+        <w:pStyle w:val="BodyText"/>
+        <w:bidi w:val="0"/>
+        <w:rPr/>
+      </w:pPr>
+      <w:r>
+        <w:rPr/>
+        <w:t>Lengthening the catalytic gap does not remove this liability, because every base inside the gap comes from the donor or the acceptor exon. Across three geometries the liable count holds at 87, 88 and 87 while the panel grows from 190 designs to 266 and 342, so the rate falls from 45.8% to 33.1% and 25.4%: a longer gap buys margin per design without removing the liability. At 5-10-5 the criterion is met by the catalytic gap alone, so that last figure is a floor; the deposit gives the series.</w:t>
+      </w:r>
+    </w:p>
+    <w:p>
+      <w:pPr>
+        <w:pStyle w:val="BodyText"/>
+        <w:bidi w:val="0"/>
+        <w:rPr/>
+      </w:pPr>
+      <w:r>
+        <w:rPr/>
+        <w:t xml:space="preserve">Three designs clear every screen applied here, none at a junction any patient is reported to carry, which makes them mechanism controls rather than candidates. Selecting within each junction rather than across the panel is what makes the two named reagents available: 35 of the 38 junctions have a design that clears the parent screen, and all five junctions with a published exon-resolved breakpoint have one. At nine base pairs 31 of the 38 still clear and three of the five published ones do; at eight, 23 and two; at seven, 9 and none; at six, 6 and none. These are whole-duplex run lengths rather than the enzyme's own unit, and the availability the named reagents rest on fails at nine, where the </w:t>
       </w:r>
       <w:r>
         <w:rPr>
@@ -642,29 +782,185 @@
       </w:r>
       <w:r>
         <w:rPr/>
-        <w:t xml:space="preserve"> one. That screen counts every position of GRCh38, most of it never transcribed, so it is the less informative of the two for a reagent whose substrate is RNA — but it is the broader corpus, and the transcriptome contrast should not be read as a difference the whole genome supports. All three loads are predictions from sequence search rather than measured activity.</w:t>
-      </w:r>
-    </w:p>
-    <w:p>
-      <w:pPr>
-        <w:pStyle w:val="BodyText"/>
-        <w:bidi w:val="0"/>
-        <w:rPr/>
-      </w:pPr>
-      <w:r>
-        <w:rPr/>
-        <w:t>Both reagents are phosphorothioate throughout, with wings of five contiguous β-D-oxy-locked residues, a high locked content against the two to four per wing taken here as usual, so these are not conventional locked-nucleic-acid reagents and their matched-duplex melting temperatures are correspondingly high. That cuts against the screens: a high-affinity chemistry is taken here to retain knockdown at more extensively mismatched sites than a conventional design does, so the two-mismatch ceiling the near-match screens run at may under-call for reagents of this locked content. Both begin 5′-GGG, a contiguous locked G-tract. High affinity is taken to carry a risk of sequence-dependent hepatotoxicity; that is a premise adopted here rather than a retrieved finding, and nothing here measures it.</w:t>
-      </w:r>
-    </w:p>
-    <w:p>
-      <w:pPr>
-        <w:pStyle w:val="BodyText"/>
-        <w:bidi w:val="0"/>
-        <w:rPr/>
-      </w:pPr>
-      <w:r>
-        <w:rPr/>
-        <w:t xml:space="preserve">Discounted by the breakpoint distribution of an 18-case series[16], the two junctions account for 68.4% of molecularly confirmed cases in a 58-case cohort[17]. That prices which published junctions the two reagents address; it is not a coverage measurement, no patient having been screened with either sequence. The range 39.9% to 82.8% quoted with it is not a confidence interval and carries no nominal level: two of its four inputs do not vary, and it assumes a breakpoint distribution reported in one cohort transfers to a second collected twenty-one years later. The </w:t>
+        <w:t xml:space="preserve"> junction's best design is itself liable.</w:t>
+      </w:r>
+    </w:p>
+    <w:p>
+      <w:pPr>
+        <w:pStyle w:val="BodyText"/>
+        <w:bidi w:val="0"/>
+        <w:rPr/>
+      </w:pPr>
+      <w:r>
+        <w:rPr/>
+        <w:t>The comparison against null models does not resolve an excess specific to this disease. Chimeras built at real exon termini of the same two transcripts, at junctions almost never reported in a patient, meet the parent screen at 40.6% against 45.8% for the panel. The adopted cut does not escape that comparison: at ten the strongest null's 40.6% falls inside the panel's own 95% interval on 45.8%, as at every cut from seven to thirteen but eleven. The comparison is narrower than it reads, the panel arm being itself mostly unreported junctions — the property the chimeric null is discounted for. Most of the liability is therefore what joining two exon termini of these genes gives, and across cuts of six to thirteen base pairs the excess over the strongest null changes sign four times.</w:t>
+      </w:r>
+    </w:p>
+    <w:p>
+      <w:pPr>
+        <w:pStyle w:val="Heading3"/>
+        <w:bidi w:val="0"/>
+        <w:jc w:val="left"/>
+        <w:rPr/>
+      </w:pPr>
+      <w:r>
+        <w:rPr/>
+        <w:t>Test articles</w:t>
+      </w:r>
+    </w:p>
+    <w:p>
+      <w:pPr>
+        <w:pStyle w:val="BodyText"/>
+        <w:bidi w:val="0"/>
+        <w:rPr/>
+      </w:pPr>
+      <w:r>
+        <w:rPr/>
+        <w:t xml:space="preserve">Five test articles bear on the junctions this panel designs against, and they divide into two sources with opposite limits. Every design in the panel joins its donor to </w:t>
+      </w:r>
+      <w:r>
+        <w:rPr>
+          <w:rStyle w:val="Emphasis"/>
+        </w:rPr>
+        <w:t>NR4A3</w:t>
+      </w:r>
+      <w:r>
+        <w:rPr/>
+        <w:t xml:space="preserve"> exon 3, its first coding exon; the two cell models are reported at exon 2, and annotation does not reconcile the two. On no annotated </w:t>
+      </w:r>
+      <w:r>
+        <w:rPr>
+          <w:rStyle w:val="Emphasis"/>
+        </w:rPr>
+        <w:t>NR4A3</w:t>
+      </w:r>
+      <w:r>
+        <w:rPr/>
+        <w:t xml:space="preserve"> transcript is exon 2 the first coding exon, so a reported exon-2 acceptor is not this panel's acceptor renumbered.</w:t>
+      </w:r>
+    </w:p>
+    <w:p>
+      <w:pPr>
+        <w:pStyle w:val="BodyText"/>
+        <w:bidi w:val="0"/>
+        <w:rPr/>
+      </w:pPr>
+      <w:r>
+        <w:rPr/>
+        <w:t xml:space="preserve">That mismatch is a property of how the panel was selected, not of the disease. Its 38 junctions were graded for a fusion protein, so an acceptor upstream of the </w:t>
+      </w:r>
+      <w:r>
+        <w:rPr>
+          <w:rStyle w:val="Emphasis"/>
+        </w:rPr>
+        <w:t>NR4A3</w:t>
+      </w:r>
+      <w:r>
+        <w:rPr/>
+        <w:t xml:space="preserve"> initiation codon was dropped as non-coding. That is the right filter for a degrader or a neoantigen and the wrong one for an RNase-H1 gapmer, which cleaves a transcript whether or not its reading frame survives. Exon 2 is a sequenced acceptor in this disease: </w:t>
+      </w:r>
+      <w:r>
+        <w:rPr>
+          <w:rStyle w:val="Emphasis"/>
+        </w:rPr>
+        <w:t>EWSR1</w:t>
+      </w:r>
+      <w:r>
+        <w:rPr/>
+        <w:t xml:space="preserve"> exon 7 joined to </w:t>
+      </w:r>
+      <w:r>
+        <w:rPr>
+          <w:rStyle w:val="Emphasis"/>
+        </w:rPr>
+        <w:t>NR4A3</w:t>
+      </w:r>
+      <w:r>
+        <w:rPr/>
+        <w:t xml:space="preserve"> exon 2 was resolved in one of five </w:t>
+      </w:r>
+      <w:r>
+        <w:rPr>
+          <w:rStyle w:val="Emphasis"/>
+        </w:rPr>
+        <w:t>EWSR1</w:t>
+      </w:r>
+      <w:r>
+        <w:rPr/>
+        <w:t xml:space="preserve">-rearranged tumours of a whole-transcriptome series[19], and a </w:t>
+      </w:r>
+      <w:r>
+        <w:rPr>
+          <w:rStyle w:val="Emphasis"/>
+        </w:rPr>
+        <w:t>PGR</w:t>
+      </w:r>
+      <w:r>
+        <w:rPr/>
+        <w:t>::</w:t>
+      </w:r>
+      <w:r>
+        <w:rPr>
+          <w:rStyle w:val="Emphasis"/>
+        </w:rPr>
+        <w:t>NR4A3</w:t>
+      </w:r>
+      <w:r>
+        <w:rPr/>
+        <w:t xml:space="preserve"> case joins exon 2 to the </w:t>
+      </w:r>
+      <w:r>
+        <w:rPr>
+          <w:rStyle w:val="Emphasis"/>
+        </w:rPr>
+        <w:t>NR4A3</w:t>
+      </w:r>
+      <w:r>
+        <w:rPr/>
+        <w:t xml:space="preserve"> 5′ untranslated region[20]. Beyond exon 3 the position is the reverse: across the exon-resolved </w:t>
+      </w:r>
+      <w:r>
+        <w:rPr>
+          <w:rStyle w:val="Emphasis"/>
+        </w:rPr>
+        <w:t>NR4A3</w:t>
+      </w:r>
+      <w:r>
+        <w:rPr/>
+        <w:t xml:space="preserve"> junctions retrieved here every acceptor is exon 2, exon 3, or a cryptic exon in intron 2[21], none 3′ of exon 3, so nothing is designed there because no patient is reported there.</w:t>
+      </w:r>
+    </w:p>
+    <w:p>
+      <w:pPr>
+        <w:pStyle w:val="BodyText"/>
+        <w:bidi w:val="0"/>
+        <w:rPr/>
+      </w:pPr>
+      <w:r>
+        <w:rPr/>
+        <w:t>Three are engineered constructs from a published functional study[21], whose exon spans that paper states verbatim; two of them, E-N and T-N*, carry exactly the junctions the reagents above span, so both named reagents have a stated test article. Rebuilding them is the faster route, but a heterologously over-expressed complementary DNA speaks to junction-selective knockdown of the intended transcript, not to activity at an endogenous locus.</w:t>
+      </w:r>
+    </w:p>
+    <w:p>
+      <w:pPr>
+        <w:pStyle w:val="BodyText"/>
+        <w:bidi w:val="0"/>
+        <w:ind w:hanging="0" w:left="0" w:right="0"/>
+        <w:rPr/>
+      </w:pPr>
+      <w:r>
+        <w:rPr/>
+        <w:t xml:space="preserve">The other two are patient-derived, identity-clean models reported with two EMC tumours[22], USZ20-EMC1 (RRID:CVCL_C6MX) and USZ22-EMC2 (RRID:CVCL_C6MY) — the only source of a fusion-positive EMC cell identified here. They are available on request with no repository deposit, and are slow, at reported doubling times of five to six days. Their fusions are reported as </w:t>
+      </w:r>
+      <w:r>
+        <w:rPr>
+          <w:rStyle w:val="Emphasis"/>
+        </w:rPr>
+        <w:t>EWSR1</w:t>
+      </w:r>
+      <w:r>
+        <w:rPr/>
+        <w:t xml:space="preserve"> exon 13 and </w:t>
       </w:r>
       <w:r>
         <w:rPr>
@@ -674,18 +970,58 @@
       </w:r>
       <w:r>
         <w:rPr/>
-        <w:t xml:space="preserve"> arm is priced at three of three reported breakpoints, an upper bound rather than an estimate.</w:t>
-      </w:r>
-    </w:p>
-    <w:p>
-      <w:pPr>
-        <w:pStyle w:val="BodyText"/>
-        <w:bidi w:val="0"/>
-        <w:rPr/>
-      </w:pPr>
-      <w:r>
-        <w:rPr/>
-        <w:t xml:space="preserve">That figure is not a ceiling: a third design, 5′-GGGCATATCTCCACGG-3′ at </w:t>
+        <w:t xml:space="preserve"> exon 6 joined to </w:t>
+      </w:r>
+      <w:r>
+        <w:rPr>
+          <w:rStyle w:val="Emphasis"/>
+        </w:rPr>
+        <w:t>NR4A3</w:t>
+      </w:r>
+      <w:r>
+        <w:rPr/>
+        <w:t xml:space="preserve"> exon 2 rather than exon 3, and the report carries no sequenced exon-exon boundary, no transcript accession and no junction sequence, so whether that names a non-coding acceptor or an unsupported numbering is not decidable from what is published. This work's own withdrawn version arose from an error of exactly this class.</w:t>
+      </w:r>
+    </w:p>
+    <w:p>
+      <w:pPr>
+        <w:pStyle w:val="BodyText"/>
+        <w:bidi w:val="0"/>
+        <w:rPr/>
+      </w:pPr>
+      <w:r>
+        <w:rPr/>
+        <w:t xml:space="preserve">One reading is nonetheless more parsimonious. EMC's defining lesion produces a chimeric transcription factor[1,21]. A donor joined to </w:t>
+      </w:r>
+      <w:r>
+        <w:rPr>
+          <w:rStyle w:val="Emphasis"/>
+        </w:rPr>
+        <w:t>NR4A3</w:t>
+      </w:r>
+      <w:r>
+        <w:rPr/>
+        <w:t xml:space="preserve">'s non-coding exon 2 would sit upstream of that gene's own initiation codon and so would not yield one — though it would leave that codon intact and place </w:t>
+      </w:r>
+      <w:r>
+        <w:rPr>
+          <w:rStyle w:val="Emphasis"/>
+        </w:rPr>
+        <w:t>NR4A3</w:t>
+      </w:r>
+      <w:r>
+        <w:rPr/>
+        <w:t xml:space="preserve"> under the donor's promoter, a lesion of another kind rather than none. A donor joined to the first coding exon — transcript exon 3 — does yield a chimera. On that reading USZ22-EMC2 carries the junction the </w:t>
+      </w:r>
+      <w:r>
+        <w:rPr>
+          <w:rStyle w:val="Emphasis"/>
+        </w:rPr>
+        <w:t>TAF15</w:t>
+      </w:r>
+      <w:r>
+        <w:rPr/>
+        <w:t xml:space="preserve"> reagent spans, and USZ20-EMC1 carries </w:t>
       </w:r>
       <w:r>
         <w:rPr>
@@ -695,7 +1031,48 @@
       </w:r>
       <w:r>
         <w:rPr/>
-        <w:t xml:space="preserve"> exon 13 joined to </w:t>
+        <w:t xml:space="preserve"> exon 13 joined to exon 3 — the third design named above, not a reagent named for synthesis. This is an inference and not a determination, and the requirement below is unchanged. The released builder emits an exon-2 acceptor in two cases only: a seam a published report places a patient at, and one the user supplies from their own sequencing, checked against the builder's transcript models.</w:t>
+      </w:r>
+    </w:p>
+    <w:p>
+      <w:pPr>
+        <w:pStyle w:val="BodyText"/>
+        <w:bidi w:val="0"/>
+        <w:rPr/>
+      </w:pPr>
+      <w:r>
+        <w:rPr/>
+        <w:t xml:space="preserve">Reagents exist at both acceptors: 5′-AGTGGGCTCTCCACGG-3′ at </w:t>
+      </w:r>
+      <w:r>
+        <w:rPr>
+          <w:rStyle w:val="Emphasis"/>
+        </w:rPr>
+        <w:t>EWSR1</w:t>
+      </w:r>
+      <w:r>
+        <w:rPr/>
+        <w:t xml:space="preserve"> exon 13 to exon 2 and 5′-AGTGGGCTCTTGTGTG-3′ at </w:t>
+      </w:r>
+      <w:r>
+        <w:rPr>
+          <w:rStyle w:val="Emphasis"/>
+        </w:rPr>
+        <w:t>TAF15</w:t>
+      </w:r>
+      <w:r>
+        <w:rPr/>
+        <w:t xml:space="preserve"> exon 6 to exon 2, both at the panel's top margin. Neither of the two reaches the ten-base-pair criterion, and their longest wild-type parent duplexes through the whole gap are eight base pairs against wild-type </w:t>
+      </w:r>
+      <w:r>
+        <w:rPr>
+          <w:rStyle w:val="Emphasis"/>
+        </w:rPr>
+        <w:t>EWSR1</w:t>
+      </w:r>
+      <w:r>
+        <w:rPr/>
+        <w:t xml:space="preserve"> and nine against wild-type </w:t>
       </w:r>
       <w:r>
         <w:rPr>
@@ -705,7 +1082,28 @@
       </w:r>
       <w:r>
         <w:rPr/>
-        <w:t xml:space="preserve"> exon 3, already tiled and screened at the same top margin, would take the figure above to 79.0%. It is not named for synthesis: this junction is third by reported prevalence and the selection takes the first two.</w:t>
+        <w:t xml:space="preserve"> — the second against the acceptor parent on which the selectivity ratio is defined, a closer call than either exon-3 reagent presents. A reagent selected for one acceptor is not valid for the other.</w:t>
+      </w:r>
+    </w:p>
+    <w:p>
+      <w:pPr>
+        <w:pStyle w:val="BodyText"/>
+        <w:bidi w:val="0"/>
+        <w:rPr/>
+      </w:pPr>
+      <w:r>
+        <w:rPr/>
+        <w:t xml:space="preserve">One requirement is upstream of all of them: the test article's breakpoint must be established at nucleotide resolution by RNA sequencing before any oligonucleotide is ordered: most designs here are specific to the exon pair they were tiled at, and nine of the panel's 176 distinct sequences match at more than one. Routine diagnosis does not supply the seam, since break-apart </w:t>
+      </w:r>
+      <w:r>
+        <w:rPr>
+          <w:rStyle w:val="Emphasis"/>
+        </w:rPr>
+        <w:t>NR4A3</w:t>
+      </w:r>
+      <w:r>
+        <w:rPr/>
+        <w:t xml:space="preserve"> fluorescence in situ hybridisation detects a rearrangement irrespective of partner[4].</w:t>
       </w:r>
     </w:p>
     <w:p>
@@ -717,40 +1115,18 @@
       </w:pPr>
       <w:r>
         <w:rPr/>
-        <w:t>Selection from a panel of 190 designs</w:t>
-      </w:r>
-    </w:p>
-    <w:p>
-      <w:pPr>
-        <w:pStyle w:val="BodyText"/>
-        <w:bidi w:val="0"/>
-        <w:rPr/>
-      </w:pPr>
-      <w:r>
-        <w:rPr/>
-        <w:t>The parent liability the Introduction describes is mostly but not wholly invisible to the instrument a designer would ordinarily use: seven of the 87 liable designs reach their parent at the 14-of-16 identity these screens run at, and are excluded by name rather than by that threshold. That is the case for screening it directly. The ten-base-pair criterion is adopted rather than measured.</w:t>
-      </w:r>
-    </w:p>
-    <w:p>
-      <w:pPr>
-        <w:pStyle w:val="BodyText"/>
-        <w:bidi w:val="0"/>
-        <w:rPr/>
-      </w:pPr>
-      <w:r>
-        <w:rPr/>
-        <w:t>Two bounds apply to every panel count below. First, seven of the 190 screens never returned, and the alignment screen censors the rest, leaving 47 of 183 assessable at all — so a count of clean designs is a floor over that subset, not a total over the panel. Second, most designs clean at the default search ceiling are not clean at a deeper one.</w:t>
-      </w:r>
-    </w:p>
-    <w:p>
-      <w:pPr>
-        <w:pStyle w:val="BodyText"/>
-        <w:bidi w:val="0"/>
-        <w:rPr/>
-      </w:pPr>
-      <w:r>
-        <w:rPr/>
-        <w:t xml:space="preserve">The two reagents above are what survived a screen applied uniformly to the whole panel. Across the 38 in-frame junctions of five modelled partners, 190 junction-spanning designs were tiled and put through five specificity screens. Of those, 87 let one of six mature wild-type parent transcripts pair their entire catalytic gap over a contiguous duplex of at least ten base pairs, and for 61 of the 87 that parent is wild-type </w:t>
+        <w:t>Controls for the knockdown experiment</w:t>
+      </w:r>
+    </w:p>
+    <w:p>
+      <w:pPr>
+        <w:pStyle w:val="BodyText"/>
+        <w:bidi w:val="0"/>
+        <w:rPr/>
+      </w:pPr>
+      <w:r>
+        <w:rPr/>
+        <w:t xml:space="preserve">Two controls are named as sequences (Table 2): a dinucleotide-preserving scramble of each reagent, drawn and then put through the same mature-parent screen the reagent passed. That screening is what makes a scramble a control — 10.0% of such scrambles pair a parent's whole catalytic gap at the ten-base-pair criterion, and for 3.9% that parent is wild-type </w:t>
       </w:r>
       <w:r>
         <w:rPr>
@@ -760,50 +1136,19 @@
       </w:r>
       <w:r>
         <w:rPr/>
-        <w:t>; 85 are paired by one of the design's own two parent genes. A second class is invisible to any screen over mature transcripts: 19 designs carry a sense-strand near-match in parent precursor RNA pairing the gap in full. As a union rather than a sum the two screens condemn 93 of the 190. A design whose gap carries a mismatch is scored zero rather than short, so the 87 bound the fully-paired class, not the whole parent liability. Re-scored on duplex stability rather than on mismatch count, 8 designs carry a fully paired sixteen-base-pair off-target duplex and 45 one inside 2 kcal/mol of their own. Neither named reagent is in either class, the closest to each being 3.2 and 3.0 kcal/mol weaker. These are upper bounds on that separation, since scoring the longest paired run ignores pairing either side of a mismatch.</w:t>
-      </w:r>
-    </w:p>
-    <w:p>
-      <w:pPr>
-        <w:pStyle w:val="BodyText"/>
-        <w:bidi w:val="0"/>
-        <w:rPr/>
-      </w:pPr>
-      <w:r>
-        <w:rPr/>
-        <w:t>Lengthening the catalytic gap does not remove this liability, because every base inside the gap comes from the donor or the acceptor exon. Across three geometries the liable count holds at 87, 88 and 87 while the panel grows from 190 designs to 266 and 342, so the rate falls from 45.8% to 33.1% and 25.4%: a longer gap buys margin per design without removing the liability. At 5-10-5 the criterion is met by the catalytic gap alone, so that last figure is a floor; the deposit gives the series.</w:t>
-      </w:r>
-    </w:p>
-    <w:p>
-      <w:pPr>
-        <w:pStyle w:val="BodyText"/>
-        <w:bidi w:val="0"/>
-        <w:rPr/>
-      </w:pPr>
-      <w:r>
-        <w:rPr/>
-        <w:t xml:space="preserve">Three designs clear every screen applied here, none at a junction any patient is reported to carry, which makes them mechanism controls rather than candidates. Selecting within each junction rather than across the panel is what makes the two named reagents available: 35 of the 38 junctions have a design that clears the parent screen, and all five junctions with a published exon-resolved breakpoint have one. At nine base pairs 31 of the 38 still clear and three of the five published ones do; at eight, 23 and two; at seven, 9 and none; at six, 6 and none. These are whole-duplex run lengths rather than the enzyme's own unit, and the availability the named reagents rest on fails at nine, where the </w:t>
-      </w:r>
-      <w:r>
-        <w:rPr>
-          <w:rStyle w:val="Emphasis"/>
-        </w:rPr>
-        <w:t>TAF15</w:t>
-      </w:r>
-      <w:r>
-        <w:rPr/>
-        <w:t xml:space="preserve"> junction's best design is itself liable.</w:t>
-      </w:r>
-    </w:p>
-    <w:p>
-      <w:pPr>
-        <w:pStyle w:val="BodyText"/>
-        <w:bidi w:val="0"/>
-        <w:rPr/>
-      </w:pPr>
-      <w:r>
-        <w:rPr/>
-        <w:t>The comparison against null models does not resolve an excess specific to this disease. Chimeras built at real exon termini of the same two transcripts, at junctions almost never reported in a patient, meet the parent screen at 40.6% against 45.8% for the panel. The adopted cut does not escape that comparison: at ten the strongest null's 40.6% falls inside the panel's own 95% interval on 45.8%, as at every cut from seven to thirteen but eleven. The comparison is narrower than it reads, the panel arm being itself mostly unreported junctions — the property the chimeric null is discounted for. Most of the liability is therefore what joining two exon termini of these genes gives, and across cuts of six to thirteen base pairs the excess over the strongest null changes sign four times.</w:t>
+        <w:t>. Clearing the screen is not a claim of inertness; it is the property a negative control has to have.</w:t>
+      </w:r>
+    </w:p>
+    <w:p>
+      <w:pPr>
+        <w:pStyle w:val="Heading2"/>
+        <w:bidi w:val="0"/>
+        <w:jc w:val="left"/>
+        <w:rPr/>
+      </w:pPr>
+      <w:r>
+        <w:rPr/>
+        <w:t>Discussion</w:t>
       </w:r>
     </w:p>
     <w:p>
@@ -815,18 +1160,39 @@
       </w:pPr>
       <w:r>
         <w:rPr/>
-        <w:t>Test articles</w:t>
-      </w:r>
-    </w:p>
-    <w:p>
-      <w:pPr>
-        <w:pStyle w:val="BodyText"/>
-        <w:bidi w:val="0"/>
-        <w:rPr/>
-      </w:pPr>
-      <w:r>
-        <w:rPr/>
-        <w:t xml:space="preserve">Five test articles bear on the junctions this panel designs against, and they divide into two sources with opposite limits. Every design in the panel joins its donor to </w:t>
+        <w:t>The falsification experiment</w:t>
+      </w:r>
+    </w:p>
+    <w:p>
+      <w:pPr>
+        <w:pStyle w:val="BodyText"/>
+        <w:bidi w:val="0"/>
+        <w:rPr/>
+      </w:pPr>
+      <w:r>
+        <w:rPr/>
+        <w:t xml:space="preserve">An isogenic fusion-positive against fusion-negative comparison has been run in an analogous fusion sarcoma, against </w:t>
+      </w:r>
+      <w:r>
+        <w:rPr>
+          <w:rStyle w:val="Emphasis"/>
+        </w:rPr>
+        <w:t>NAB2::STAT6</w:t>
+      </w:r>
+      <w:r>
+        <w:rPr/>
+        <w:t xml:space="preserve"> in solitary fibrous tumour[23]. It is specified here for these reagents, with the two screened controls above, which a knockdown assay alone cannot distinguish.</w:t>
+      </w:r>
+    </w:p>
+    <w:p>
+      <w:pPr>
+        <w:pStyle w:val="BodyText"/>
+        <w:bidi w:val="0"/>
+        <w:rPr/>
+      </w:pPr>
+      <w:r>
+        <w:rPr/>
+        <w:t xml:space="preserve">Selectivity is the ratio of two half-maximal knockdown concentrations: wild-type </w:t>
       </w:r>
       <w:r>
         <w:rPr>
@@ -836,7 +1202,40 @@
       </w:r>
       <w:r>
         <w:rPr/>
-        <w:t xml:space="preserve"> exon 3, its first coding exon; the two cell models are reported at exon 2, and annotation does not reconcile the two. On no annotated </w:t>
+        <w:t xml:space="preserve"> over the fusion, from a matched dose-response in the same wells. Its form and the cut of 5.0 are adopted here as conventions, not from the framework's third step[14]. At an assumed replicate standard deviation of 0.35 on the natural-log scale — like the cut, adopted for pre-registration rather than measured here — six independent biological replicates give about 80% power to falsify a true selectivity of 3 and three give about 30%. Above a realised standard deviation of about 0.65 at three replicates — 1.53 at six, 2.25 at ten — no observed ratio at or above one can put the upper limit of a two-sided 95% interval below 5, so the test can fail only on an anti-selective reading. Those figures are computed on that interval; a normal-approximation interval would move them. Such a test is void, and voidness is a property of the realised variance rather than of the design, so the gate applies to the upper confidence bound on a pilot's standard deviation: at or above the void figure for the count proposed, the decision is more replicates or no test, never three. The threshold is defined on the acceptor parent alone, so a reagent can clear it while pairing another transcript through its whole gap. For both reagents named here that transcript is wild-type </w:t>
+      </w:r>
+      <w:r>
+        <w:rPr>
+          <w:rStyle w:val="Emphasis"/>
+        </w:rPr>
+        <w:t>TFG</w:t>
+      </w:r>
+      <w:r>
+        <w:rPr/>
+        <w:t>, at eight and nine base pairs — a gene neither fusion involves, and one to read alongside the acceptor.</w:t>
+      </w:r>
+    </w:p>
+    <w:p>
+      <w:pPr>
+        <w:pStyle w:val="Heading3"/>
+        <w:bidi w:val="0"/>
+        <w:jc w:val="left"/>
+        <w:rPr/>
+      </w:pPr>
+      <w:r>
+        <w:rPr/>
+        <w:t>Interpretation and limits</w:t>
+      </w:r>
+    </w:p>
+    <w:p>
+      <w:pPr>
+        <w:pStyle w:val="BodyText"/>
+        <w:bidi w:val="0"/>
+        <w:rPr/>
+      </w:pPr>
+      <w:r>
+        <w:rPr/>
+        <w:t xml:space="preserve">Designability is not the constraint: junction-spanning designs exist at every in-frame </w:t>
       </w:r>
       <w:r>
         <w:rPr>
@@ -846,18 +1245,18 @@
       </w:r>
       <w:r>
         <w:rPr/>
-        <w:t xml:space="preserve"> transcript is exon 2 the first coding exon, so a reported exon-2 acceptor is not this panel's acceptor renumbered.</w:t>
-      </w:r>
-    </w:p>
-    <w:p>
-      <w:pPr>
-        <w:pStyle w:val="BodyText"/>
-        <w:bidi w:val="0"/>
-        <w:rPr/>
-      </w:pPr>
-      <w:r>
-        <w:rPr/>
-        <w:t xml:space="preserve">That mismatch is a property of how the panel was selected, not of the disease. Its 38 junctions were graded for a fusion protein, so an acceptor upstream of the </w:t>
+        <w:t xml:space="preserve"> fusion junction modelled here.</w:t>
+      </w:r>
+    </w:p>
+    <w:p>
+      <w:pPr>
+        <w:pStyle w:val="BodyText"/>
+        <w:bidi w:val="0"/>
+        <w:rPr/>
+      </w:pPr>
+      <w:r>
+        <w:rPr/>
+        <w:t xml:space="preserve">The constraint is discrimination between the fusion and its parents, and it is not resolved here. The wild-type liability that follows from a junction design's construction is its own parent, in the mature transcript or across a splice junction in precursor RNA. It is not the strongest liability these screens return: no design's own parent pairs more than 13 base pairs in either compartment, against the whole 16 for the eight fully paired off-target duplexes above, five of them curated records. That is a bound, not a ranking — the parent arm reads six transcripts and the energy screen excludes parent records by name — and the two parent compartments are searched before any molecule exists, but not on comparable terms. The mature-transcript screen condemns on a ten-base-pair duplex through the gap; the precursor arm condemns on a hit at up to two mismatches with the gap fully paired. Neither restates the other, and their counts may not be added. A third compartment is searched only in the archived deposit: the patient's own un-rearranged </w:t>
       </w:r>
       <w:r>
         <w:rPr>
@@ -867,7 +1266,7 @@
       </w:r>
       <w:r>
         <w:rPr/>
-        <w:t xml:space="preserve"> initiation codon was dropped as non-coding. That is the right filter for a degrader or a neoantigen and the wrong one for an RNase-H1 gapmer, which cleaves a transcript whether or not its reading frame survives. Exon 2 is a sequenced acceptor in this disease: </w:t>
+        <w:t xml:space="preserve"> allele, at a two-mismatch ceiling that bounds its class from below. No design this panel selects is condemned by it, but it excludes two registers of the </w:t>
       </w:r>
       <w:r>
         <w:rPr>
@@ -877,7 +1276,7 @@
       </w:r>
       <w:r>
         <w:rPr/>
-        <w:t xml:space="preserve"> exon 7 joined to </w:t>
+        <w:t xml:space="preserve"> exon 13 to </w:t>
       </w:r>
       <w:r>
         <w:rPr>
@@ -887,27 +1286,18 @@
       </w:r>
       <w:r>
         <w:rPr/>
-        <w:t xml:space="preserve"> exon 2 was resolved in one of five </w:t>
-      </w:r>
-      <w:r>
-        <w:rPr>
-          <w:rStyle w:val="Emphasis"/>
-        </w:rPr>
-        <w:t>EWSR1</w:t>
-      </w:r>
-      <w:r>
-        <w:rPr/>
-        <w:t xml:space="preserve">-rearranged tumours of a whole-transcriptome series[18], and a </w:t>
-      </w:r>
-      <w:r>
-        <w:rPr>
-          <w:rStyle w:val="Emphasis"/>
-        </w:rPr>
-        <w:t>PGR</w:t>
-      </w:r>
-      <w:r>
-        <w:rPr/>
-        <w:t>::</w:t>
+        <w:t xml:space="preserve"> exon-2 seam above while clearing that reagent — the register hazard noted with the reagents, arriving from a compartment the panel's selection never has to consider.</w:t>
+      </w:r>
+    </w:p>
+    <w:p>
+      <w:pPr>
+        <w:pStyle w:val="BodyText"/>
+        <w:bidi w:val="0"/>
+        <w:rPr/>
+      </w:pPr>
+      <w:r>
+        <w:rPr/>
+        <w:t xml:space="preserve">The four junction-specificity reports cited here[9-11,24] were all made on molecules already synthesised; no survey of design pipelines was performed, so the screen-before-synthesis claim is about this literature as retrieved and not a priority claim. Whether sparing wild-type </w:t>
       </w:r>
       <w:r>
         <w:rPr>
@@ -917,396 +1307,6 @@
       </w:r>
       <w:r>
         <w:rPr/>
-        <w:t xml:space="preserve"> case joins exon 2 to the </w:t>
-      </w:r>
-      <w:r>
-        <w:rPr>
-          <w:rStyle w:val="Emphasis"/>
-        </w:rPr>
-        <w:t>NR4A3</w:t>
-      </w:r>
-      <w:r>
-        <w:rPr/>
-        <w:t xml:space="preserve"> 5′ untranslated region[19]. Beyond exon 3 the position is the reverse: across the exon-resolved </w:t>
-      </w:r>
-      <w:r>
-        <w:rPr>
-          <w:rStyle w:val="Emphasis"/>
-        </w:rPr>
-        <w:t>NR4A3</w:t>
-      </w:r>
-      <w:r>
-        <w:rPr/>
-        <w:t xml:space="preserve"> junctions retrieved here every acceptor is exon 2, exon 3, or a cryptic exon in intron 2[20], none 3′ of exon 3, so nothing is designed there because no patient is reported there.</w:t>
-      </w:r>
-    </w:p>
-    <w:p>
-      <w:pPr>
-        <w:pStyle w:val="BodyText"/>
-        <w:bidi w:val="0"/>
-        <w:rPr/>
-      </w:pPr>
-      <w:r>
-        <w:rPr/>
-        <w:t>Three are engineered constructs from a published functional study[20], whose exon spans that paper states verbatim; two of them, E-N and T-N*, carry exactly the junctions the reagents above span, so both named reagents have a stated test article. Rebuilding them is the faster route, but a heterologously over-expressed complementary DNA speaks to junction-selective knockdown of the intended transcript, not to activity at an endogenous locus.</w:t>
-      </w:r>
-    </w:p>
-    <w:p>
-      <w:pPr>
-        <w:pStyle w:val="BodyText"/>
-        <w:bidi w:val="0"/>
-        <w:ind w:hanging="0" w:left="0" w:right="0"/>
-        <w:rPr/>
-      </w:pPr>
-      <w:r>
-        <w:rPr/>
-        <w:t xml:space="preserve">The other two are patient-derived, identity-clean models reported with two EMC tumours[21], USZ20-EMC1 (RRID:CVCL_C6MX) and USZ22-EMC2 (RRID:CVCL_C6MY) — the only source of a fusion-positive EMC cell identified here. They are available on request with no repository deposit, and are slow, at reported doubling times of five to six days. Their fusions are reported as </w:t>
-      </w:r>
-      <w:r>
-        <w:rPr>
-          <w:rStyle w:val="Emphasis"/>
-        </w:rPr>
-        <w:t>EWSR1</w:t>
-      </w:r>
-      <w:r>
-        <w:rPr/>
-        <w:t xml:space="preserve"> exon 13 and </w:t>
-      </w:r>
-      <w:r>
-        <w:rPr>
-          <w:rStyle w:val="Emphasis"/>
-        </w:rPr>
-        <w:t>TAF15</w:t>
-      </w:r>
-      <w:r>
-        <w:rPr/>
-        <w:t xml:space="preserve"> exon 6 joined to </w:t>
-      </w:r>
-      <w:r>
-        <w:rPr>
-          <w:rStyle w:val="Emphasis"/>
-        </w:rPr>
-        <w:t>NR4A3</w:t>
-      </w:r>
-      <w:r>
-        <w:rPr/>
-        <w:t xml:space="preserve"> exon 2 rather than exon 3, and the report carries no sequenced exon-exon boundary, no transcript accession and no junction sequence, so whether that names a non-coding acceptor or an unsupported numbering is not decidable from what is published. This work's own withdrawn version arose from an error of exactly this class.</w:t>
-      </w:r>
-    </w:p>
-    <w:p>
-      <w:pPr>
-        <w:pStyle w:val="BodyText"/>
-        <w:bidi w:val="0"/>
-        <w:rPr/>
-      </w:pPr>
-      <w:r>
-        <w:rPr/>
-        <w:t xml:space="preserve">One reading is nonetheless more parsimonious. EMC's defining lesion produces a chimeric transcription factor[1,20]. A donor joined to </w:t>
-      </w:r>
-      <w:r>
-        <w:rPr>
-          <w:rStyle w:val="Emphasis"/>
-        </w:rPr>
-        <w:t>NR4A3</w:t>
-      </w:r>
-      <w:r>
-        <w:rPr/>
-        <w:t xml:space="preserve">'s non-coding exon 2 would sit upstream of that gene's own initiation codon and so would not yield one — though it would leave that codon intact and place </w:t>
-      </w:r>
-      <w:r>
-        <w:rPr>
-          <w:rStyle w:val="Emphasis"/>
-        </w:rPr>
-        <w:t>NR4A3</w:t>
-      </w:r>
-      <w:r>
-        <w:rPr/>
-        <w:t xml:space="preserve"> under the donor's promoter, a lesion of another kind rather than none. A donor joined to the first coding exon — transcript exon 3 — does yield a chimera. On that reading USZ22-EMC2 carries the junction the </w:t>
-      </w:r>
-      <w:r>
-        <w:rPr>
-          <w:rStyle w:val="Emphasis"/>
-        </w:rPr>
-        <w:t>TAF15</w:t>
-      </w:r>
-      <w:r>
-        <w:rPr/>
-        <w:t xml:space="preserve"> reagent spans, and USZ20-EMC1 carries </w:t>
-      </w:r>
-      <w:r>
-        <w:rPr>
-          <w:rStyle w:val="Emphasis"/>
-        </w:rPr>
-        <w:t>EWSR1</w:t>
-      </w:r>
-      <w:r>
-        <w:rPr/>
-        <w:t xml:space="preserve"> exon 13 joined to exon 3 — the third design named above, not a reagent named for synthesis. This is an inference and not a determination, and the requirement below is unchanged. The released builder emits an exon-2 acceptor in two cases only: a seam a published report places a patient at, and one the user supplies from their own sequencing, checked against the builder's transcript models.</w:t>
-      </w:r>
-    </w:p>
-    <w:p>
-      <w:pPr>
-        <w:pStyle w:val="BodyText"/>
-        <w:bidi w:val="0"/>
-        <w:rPr/>
-      </w:pPr>
-      <w:r>
-        <w:rPr/>
-        <w:t xml:space="preserve">Reagents exist at both acceptors: 5′-AGTGGGCTCTCCACGG-3′ at </w:t>
-      </w:r>
-      <w:r>
-        <w:rPr>
-          <w:rStyle w:val="Emphasis"/>
-        </w:rPr>
-        <w:t>EWSR1</w:t>
-      </w:r>
-      <w:r>
-        <w:rPr/>
-        <w:t xml:space="preserve"> exon 13 to exon 2 and 5′-AGTGGGCTCTTGTGTG-3′ at </w:t>
-      </w:r>
-      <w:r>
-        <w:rPr>
-          <w:rStyle w:val="Emphasis"/>
-        </w:rPr>
-        <w:t>TAF15</w:t>
-      </w:r>
-      <w:r>
-        <w:rPr/>
-        <w:t xml:space="preserve"> exon 6 to exon 2, both at the panel's top margin. Neither of the two reaches the ten-base-pair criterion, and their longest wild-type parent duplexes through the whole gap are eight base pairs against wild-type </w:t>
-      </w:r>
-      <w:r>
-        <w:rPr>
-          <w:rStyle w:val="Emphasis"/>
-        </w:rPr>
-        <w:t>EWSR1</w:t>
-      </w:r>
-      <w:r>
-        <w:rPr/>
-        <w:t xml:space="preserve"> and nine against wild-type </w:t>
-      </w:r>
-      <w:r>
-        <w:rPr>
-          <w:rStyle w:val="Emphasis"/>
-        </w:rPr>
-        <w:t>NR4A3</w:t>
-      </w:r>
-      <w:r>
-        <w:rPr/>
-        <w:t xml:space="preserve"> — the second against the acceptor parent on which the selectivity ratio is defined, a closer call than either exon-3 reagent presents. A reagent selected for one acceptor is not valid for the other.</w:t>
-      </w:r>
-    </w:p>
-    <w:p>
-      <w:pPr>
-        <w:pStyle w:val="BodyText"/>
-        <w:bidi w:val="0"/>
-        <w:rPr/>
-      </w:pPr>
-      <w:r>
-        <w:rPr/>
-        <w:t xml:space="preserve">One requirement is upstream of all of them: the test article's breakpoint must be established at nucleotide resolution by RNA sequencing before any oligonucleotide is ordered: most designs here are specific to the exon pair they were tiled at, and nine of the panel's 176 distinct sequences match at more than one. Routine diagnosis does not supply the seam, since break-apart </w:t>
-      </w:r>
-      <w:r>
-        <w:rPr>
-          <w:rStyle w:val="Emphasis"/>
-        </w:rPr>
-        <w:t>NR4A3</w:t>
-      </w:r>
-      <w:r>
-        <w:rPr/>
-        <w:t xml:space="preserve"> fluorescence in situ hybridisation detects a rearrangement irrespective of partner[3].</w:t>
-      </w:r>
-    </w:p>
-    <w:p>
-      <w:pPr>
-        <w:pStyle w:val="Heading3"/>
-        <w:bidi w:val="0"/>
-        <w:jc w:val="left"/>
-        <w:rPr/>
-      </w:pPr>
-      <w:r>
-        <w:rPr/>
-        <w:t>Controls for the knockdown experiment</w:t>
-      </w:r>
-    </w:p>
-    <w:p>
-      <w:pPr>
-        <w:pStyle w:val="BodyText"/>
-        <w:bidi w:val="0"/>
-        <w:rPr/>
-      </w:pPr>
-      <w:r>
-        <w:rPr/>
-        <w:t xml:space="preserve">Two controls are named as sequences (Table 2): a dinucleotide-preserving scramble of each reagent, drawn and then put through the same mature-parent screen the reagent passed. That screening is what makes a scramble a control — 10.0% of such scrambles pair a parent's whole catalytic gap at the ten-base-pair criterion, and for 3.9% that parent is wild-type </w:t>
-      </w:r>
-      <w:r>
-        <w:rPr>
-          <w:rStyle w:val="Emphasis"/>
-        </w:rPr>
-        <w:t>NR4A3</w:t>
-      </w:r>
-      <w:r>
-        <w:rPr/>
-        <w:t>. Clearing the screen is not a claim of inertness; it is the property a negative control has to have.</w:t>
-      </w:r>
-    </w:p>
-    <w:p>
-      <w:pPr>
-        <w:pStyle w:val="Heading2"/>
-        <w:bidi w:val="0"/>
-        <w:jc w:val="left"/>
-        <w:rPr/>
-      </w:pPr>
-      <w:r>
-        <w:rPr/>
-        <w:t>Discussion</w:t>
-      </w:r>
-    </w:p>
-    <w:p>
-      <w:pPr>
-        <w:pStyle w:val="Heading3"/>
-        <w:bidi w:val="0"/>
-        <w:jc w:val="left"/>
-        <w:rPr/>
-      </w:pPr>
-      <w:r>
-        <w:rPr/>
-        <w:t>The falsification experiment</w:t>
-      </w:r>
-    </w:p>
-    <w:p>
-      <w:pPr>
-        <w:pStyle w:val="BodyText"/>
-        <w:bidi w:val="0"/>
-        <w:rPr/>
-      </w:pPr>
-      <w:r>
-        <w:rPr/>
-        <w:t xml:space="preserve">An isogenic fusion-positive against fusion-negative comparison has been run in an analogous fusion sarcoma, against </w:t>
-      </w:r>
-      <w:r>
-        <w:rPr>
-          <w:rStyle w:val="Emphasis"/>
-        </w:rPr>
-        <w:t>NAB2::STAT6</w:t>
-      </w:r>
-      <w:r>
-        <w:rPr/>
-        <w:t xml:space="preserve"> in solitary fibrous tumour[22]. It is specified here for these reagents, with the two screened controls above, which a knockdown assay alone cannot distinguish.</w:t>
-      </w:r>
-    </w:p>
-    <w:p>
-      <w:pPr>
-        <w:pStyle w:val="BodyText"/>
-        <w:bidi w:val="0"/>
-        <w:rPr/>
-      </w:pPr>
-      <w:r>
-        <w:rPr/>
-        <w:t xml:space="preserve">Selectivity is the ratio of two half-maximal knockdown concentrations: wild-type </w:t>
-      </w:r>
-      <w:r>
-        <w:rPr>
-          <w:rStyle w:val="Emphasis"/>
-        </w:rPr>
-        <w:t>NR4A3</w:t>
-      </w:r>
-      <w:r>
-        <w:rPr/>
-        <w:t xml:space="preserve"> over the fusion, from a matched dose-response in the same wells. The cut of 5.0 is adopted as a convention. Its form and the cut are adopted here, not from the framework's third step[13]. At an assumed replicate standard deviation of 0.35 on the natural-log scale — like the cut, adopted for pre-registration rather than measured here — six independent biological replicates give about 80% power to falsify a true selectivity of 3 and three give about 30%. Above a realised standard deviation of about 0.65 at three replicates — 1.53 at six, 2.25 at ten — no observed ratio at or above one can put the upper limit of a two-sided 95% interval below 5, so the test can fail only on an anti-selective reading. Those figures are computed on that interval; a normal-approximation interval would move them. Such a test is void, and voidness is a property of the realised variance rather than of the design, so the gate applies to the upper confidence bound on a pilot's standard deviation: at or above the void figure for the count proposed, the decision is more replicates or no test, never three. The threshold is defined on the acceptor parent alone, so a reagent can clear it while pairing a donor transcript through its whole gap.</w:t>
-      </w:r>
-    </w:p>
-    <w:p>
-      <w:pPr>
-        <w:pStyle w:val="Heading3"/>
-        <w:bidi w:val="0"/>
-        <w:jc w:val="left"/>
-        <w:rPr/>
-      </w:pPr>
-      <w:r>
-        <w:rPr/>
-        <w:t>Interpretation and limits</w:t>
-      </w:r>
-    </w:p>
-    <w:p>
-      <w:pPr>
-        <w:pStyle w:val="BodyText"/>
-        <w:bidi w:val="0"/>
-        <w:rPr/>
-      </w:pPr>
-      <w:r>
-        <w:rPr/>
-        <w:t xml:space="preserve">Designability is not the constraint: junction-spanning designs exist at every in-frame </w:t>
-      </w:r>
-      <w:r>
-        <w:rPr>
-          <w:rStyle w:val="Emphasis"/>
-        </w:rPr>
-        <w:t>NR4A3</w:t>
-      </w:r>
-      <w:r>
-        <w:rPr/>
-        <w:t xml:space="preserve"> fusion junction modelled here.</w:t>
-      </w:r>
-    </w:p>
-    <w:p>
-      <w:pPr>
-        <w:pStyle w:val="BodyText"/>
-        <w:bidi w:val="0"/>
-        <w:rPr/>
-      </w:pPr>
-      <w:r>
-        <w:rPr/>
-        <w:t xml:space="preserve">The constraint is discrimination between the fusion and its parents, and it is not resolved here. The wild-type liability that follows from a junction design's construction is its own parent, in the mature transcript or across a splice junction in precursor RNA. It is not the strongest liability these screens return: no design's own parent pairs more than 13 base pairs in either compartment, against the whole 16 for the eight fully paired off-target duplexes above, five of them curated records. That is a bound, not a ranking — the parent arm reads six transcripts and the energy screen excludes parent records by name — and the two parent compartments are searched before any molecule exists, but not on comparable terms. The mature-transcript screen condemns on a ten-base-pair duplex through the gap; the precursor arm condemns on a hit at up to two mismatches with the gap fully paired. Neither restates the other, and their counts may not be added. A third compartment is searched only in the archived deposit: the patient's own un-rearranged </w:t>
-      </w:r>
-      <w:r>
-        <w:rPr>
-          <w:rStyle w:val="Emphasis"/>
-        </w:rPr>
-        <w:t>NR4A3</w:t>
-      </w:r>
-      <w:r>
-        <w:rPr/>
-        <w:t xml:space="preserve"> allele, at a two-mismatch ceiling that bounds its class from below. No design this panel selects is condemned by it, but it excludes two registers of the </w:t>
-      </w:r>
-      <w:r>
-        <w:rPr>
-          <w:rStyle w:val="Emphasis"/>
-        </w:rPr>
-        <w:t>EWSR1</w:t>
-      </w:r>
-      <w:r>
-        <w:rPr/>
-        <w:t xml:space="preserve"> exon 13 to </w:t>
-      </w:r>
-      <w:r>
-        <w:rPr>
-          <w:rStyle w:val="Emphasis"/>
-        </w:rPr>
-        <w:t>NR4A3</w:t>
-      </w:r>
-      <w:r>
-        <w:rPr/>
-        <w:t xml:space="preserve"> exon-2 seam above while clearing that reagent — the register hazard noted with the reagents, arriving from a compartment the panel's selection never has to consider.</w:t>
-      </w:r>
-    </w:p>
-    <w:p>
-      <w:pPr>
-        <w:pStyle w:val="BodyText"/>
-        <w:bidi w:val="0"/>
-        <w:rPr/>
-      </w:pPr>
-      <w:r>
-        <w:rPr/>
-        <w:t xml:space="preserve">The four junction-specificity reports cited here[8-10,23] were all made on molecules already synthesised; no survey of design pipelines was performed, so the screen-before-synthesis claim is about this literature as retrieved and not a priority claim. Whether sparing wild-type </w:t>
-      </w:r>
-      <w:r>
-        <w:rPr>
-          <w:rStyle w:val="Emphasis"/>
-        </w:rPr>
-        <w:t>NR4A3</w:t>
-      </w:r>
-      <w:r>
-        <w:rPr/>
         <w:t xml:space="preserve"> is worth a specificity cost is unsettled — reported paralogue redundancy and dosage effects point in opposite directions — and the archived deposit does not resolve it.</w:t>
       </w:r>
     </w:p>
@@ -1318,7 +1318,7 @@
       </w:pPr>
       <w:r>
         <w:rPr/>
-        <w:t>Three limits bound what any test of these reagents could show. All five screens address hybridisation rather than cleavage, and none establishes that a predicted duplex forms or is cut. The method-level novelty is nil: junction-directed oligonucleotides are long established. What is new here is the indication, and the screen applied before synthesis. And systemic delivery to a solid tumour remains unsolved, the gate this modality faces after any result reported here. Every source of a test article named here ends at someone culturing cells.</w:t>
+        <w:t>Three limits bound what any test of these reagents could show. All five screens address hybridisation rather than cleavage, and none establishes that a predicted duplex forms or is cut. The method-level novelty is nil: junction-directed oligonucleotides are long established, and what is new here is the indication. And systemic delivery to a solid tumour remains unsolved, the gate this modality faces after any result reported here. Every source of a test article named here ends at someone culturing cells.</w:t>
       </w:r>
     </w:p>
     <w:p>
@@ -1523,7 +1523,7 @@
           <w:rPr>
             <w:rStyle w:val="Hyperlink"/>
           </w:rPr>
-          <w:t>doi:10.5281/zenodo.22166420</w:t>
+          <w:t>doi:10.5281/zenodo.22180100</w:t>
         </w:r>
       </w:hyperlink>
       <w:r>
@@ -1629,9 +1629,42 @@
       </w:pPr>
       <w:r>
         <w:rPr/>
+        <w:t xml:space="preserve">Chen X, X He, R Peng, M Chen and H Zhang. (2026). A series of extraskeletal myxoid chondrosarcomas with rare morphological and molecular variations. Histopathology 89:181–188. </w:t>
+      </w:r>
+      <w:hyperlink r:id="rId6">
+        <w:r>
+          <w:rPr>
+            <w:rStyle w:val="Hyperlink"/>
+          </w:rPr>
+          <w:t>doi:10.1111/his.70131</w:t>
+        </w:r>
+      </w:hyperlink>
+      <w:r>
+        <w:rPr/>
+        <w:t xml:space="preserve"> </w:t>
+      </w:r>
+    </w:p>
+    <w:p>
+      <w:pPr>
+        <w:pStyle w:val="BodyText"/>
+        <w:numPr>
+          <w:ilvl w:val="0"/>
+          <w:numId w:val="1"/>
+        </w:numPr>
+        <w:tabs>
+          <w:tab w:val="clear" w:pos="709"/>
+          <w:tab w:val="left" w:pos="709" w:leader="none"/>
+        </w:tabs>
+        <w:bidi w:val="0"/>
+        <w:spacing w:before="0" w:after="0"/>
+        <w:ind w:hanging="283" w:left="709"/>
+        <w:rPr/>
+      </w:pPr>
+      <w:r>
+        <w:rPr/>
         <w:t xml:space="preserve">Remiszewski P, S Falkowski, A Szumera-Ciećkiewicz, MJ Spałek, P Rutkowski and AM Czarnecka. (2025). From pathogenesis to the patient's bedside: a comprehensive review of extraskeletal myxoid chondrosarcoma. J Cancer Res Clin Oncol 151:283. </w:t>
       </w:r>
-      <w:hyperlink r:id="rId6">
+      <w:hyperlink r:id="rId7">
         <w:r>
           <w:rPr>
             <w:rStyle w:val="Hyperlink"/>
@@ -1664,7 +1697,7 @@
         <w:rPr/>
         <w:t xml:space="preserve">Stacchiotti S, GP Dagrada, R Sanfilippo, T Negri, I Vittimberga, S Ferrari, F Grosso, G Apice, M Tricomi, et al. (2013). Anthracycline-based chemotherapy in extraskeletal myxoid chondrosarcoma: a retrospective study. Clin Sarcoma Res 3:16. </w:t>
       </w:r>
-      <w:hyperlink r:id="rId7">
+      <w:hyperlink r:id="rId8">
         <w:r>
           <w:rPr>
             <w:rStyle w:val="Hyperlink"/>
@@ -1697,7 +1730,7 @@
         <w:rPr/>
         <w:t xml:space="preserve">Stacchiotti S, S Ferrari, A Redondo, N Hindi, E Palmerini, MA Vaz Salgado, AM Frezza, PG Casali, A Gutierrez, et al. (2019). Pazopanib for treatment of advanced extraskeletal myxoid chondrosarcoma: a multicentre, single-arm, phase 2 trial. Lancet Oncol 20:1252–1262. </w:t>
       </w:r>
-      <w:hyperlink r:id="rId8">
+      <w:hyperlink r:id="rId9">
         <w:r>
           <w:rPr>
             <w:rStyle w:val="Hyperlink"/>
@@ -1751,7 +1784,7 @@
         <w:rPr/>
         <w:t xml:space="preserve">Toretsky JA, Y Connell, L Neckers and NK Bhat. (1997). Inhibition of EWS-FLI-1 fusion protein with antisense oligodeoxynucleotides. J Neurooncol 31:9–16. </w:t>
       </w:r>
-      <w:hyperlink r:id="rId9">
+      <w:hyperlink r:id="rId10">
         <w:r>
           <w:rPr>
             <w:rStyle w:val="Hyperlink"/>
@@ -1784,7 +1817,7 @@
         <w:rPr/>
         <w:t xml:space="preserve">Parker Kerrigan BC, D Ledbetter, M Kronowitz, L Phillips, J Gumin, A Hossain, J Yang, M Mendt, S Singh, et al. (2020). RNAi technology targeting the FGFR3-TACC3 fusion breakpoint: an opportunity for precision medicine. Neurooncol Adv 2:vdaa132. </w:t>
       </w:r>
-      <w:hyperlink r:id="rId10">
+      <w:hyperlink r:id="rId11">
         <w:r>
           <w:rPr>
             <w:rStyle w:val="Hyperlink"/>
@@ -1817,7 +1850,7 @@
         <w:rPr/>
         <w:t xml:space="preserve">Ward SV, T Sternsdorf and NB Woods. (2011). Targeting expression of the leukemogenic PML-RARα fusion protein by lentiviral vector-mediated small interfering RNA results in leukemic cell differentiation and apoptosis. Hum Gene Ther 22:1593–1598. </w:t>
       </w:r>
-      <w:hyperlink r:id="rId11">
+      <w:hyperlink r:id="rId12">
         <w:r>
           <w:rPr>
             <w:rStyle w:val="Hyperlink"/>
@@ -1850,7 +1883,7 @@
         <w:rPr/>
         <w:t xml:space="preserve">Shao L, I Tekedereli, J Wang, E Yuca, S Tsang, A Sood, G Lopez-Berestein, B Ozpolat and M Ittmann. (2012). Highly specific targeting of the TMPRSS2/ERG fusion gene using liposomal nanovectors. Clin Cancer Res 18:6648–6657. </w:t>
       </w:r>
-      <w:hyperlink r:id="rId12">
+      <w:hyperlink r:id="rId13">
         <w:r>
           <w:rPr>
             <w:rStyle w:val="Hyperlink"/>
@@ -1883,7 +1916,7 @@
         <w:rPr/>
         <w:t xml:space="preserve">Neumayer C, D Ng, D Requena, CS Jiang, A Qureshi, R Vaughan, TP Prakash, A Revenko and SM Simon. (2024). GalNAc-conjugated siRNA targeting the DNAJB1-PRKACA fusion junction in fibrolamellar hepatocellular carcinoma. Mol Ther 32:140–151. </w:t>
       </w:r>
-      <w:hyperlink r:id="rId13">
+      <w:hyperlink r:id="rId14">
         <w:r>
           <w:rPr>
             <w:rStyle w:val="Hyperlink"/>
@@ -1916,7 +1949,7 @@
         <w:rPr/>
         <w:t xml:space="preserve">Kauppinen S, B Vester and J Wengel. (2005). Locked nucleic acid (LNA): High affinity targeting of RNA for diagnostics and therapeutics. Drug Discov Today Technol 2:287–290. </w:t>
       </w:r>
-      <w:hyperlink r:id="rId14">
+      <w:hyperlink r:id="rId15">
         <w:r>
           <w:rPr>
             <w:rStyle w:val="Hyperlink"/>
@@ -1949,7 +1982,7 @@
         <w:rPr/>
         <w:t xml:space="preserve">Andersson P, SA Burel, H Estrella, J Foy, PH Hagedorn, TA Harper Jr, SP Henry, JC Hoflack, EM Holgersen, et al. (2025). Assessing Hybridization-Dependent Off-Target Risk for Therapeutic Oligonucleotides: Updated Industry Recommendations. Nucleic Acid Ther 35:16–33. </w:t>
       </w:r>
-      <w:hyperlink r:id="rId15">
+      <w:hyperlink r:id="rId16">
         <w:r>
           <w:rPr>
             <w:rStyle w:val="Hyperlink"/>
@@ -1982,7 +2015,7 @@
         <w:rPr/>
         <w:t xml:space="preserve">Dyer SC, O Austine-Orimoloye, AG Azov, M Barba, I Barnes, VP Barrera-Enriquez, A Becker, R Bennett, M Beracochea, et al. (2025). Ensembl 2025. Nucleic Acids Res 53:D948–D957. </w:t>
       </w:r>
-      <w:hyperlink r:id="rId16">
+      <w:hyperlink r:id="rId17">
         <w:r>
           <w:rPr>
             <w:rStyle w:val="Hyperlink"/>
@@ -2015,7 +2048,7 @@
         <w:rPr/>
         <w:t xml:space="preserve">Sugimoto N, S Nakano, M Katoh, A Matsumura, H Nakamuta, T Ohmichi, M Yoneyama and M Sasaki. (1995). Thermodynamic parameters to predict stability of RNA/DNA hybrid duplexes. Biochemistry 34:11211–11216. </w:t>
       </w:r>
-      <w:hyperlink r:id="rId17">
+      <w:hyperlink r:id="rId18">
         <w:r>
           <w:rPr>
             <w:rStyle w:val="Hyperlink"/>
@@ -2048,7 +2081,7 @@
         <w:rPr/>
         <w:t xml:space="preserve">Panagopoulos I, F Mertens, M Isaksson, HA Domanski, O Brosjö, S Heim, B Bjerkehagen, R Sciot, P Dal Cin, et al. (2002). Molecular genetic characterization of the EWS/CHN and RBP56/CHN fusion genes in extraskeletal myxoid chondrosarcoma. Genes Chromosomes Cancer 35:340–352. </w:t>
       </w:r>
-      <w:hyperlink r:id="rId18">
+      <w:hyperlink r:id="rId19">
         <w:r>
           <w:rPr>
             <w:rStyle w:val="Hyperlink"/>
@@ -2081,7 +2114,7 @@
         <w:rPr/>
         <w:t xml:space="preserve">Huang SC, JC Lee, YC Hsu, JW Tsai, YC Kao, TH Hsieh, YM Chang, KC Chang, PS Wu, et al. (2023). Extraskeletal Myxoid Chondrosarcomas: The Uncommon Clinicopathologic Manifestations and Significance of TAF15::NR4A3 Fusion. Mod Pathol 36:100161. </w:t>
       </w:r>
-      <w:hyperlink r:id="rId19">
+      <w:hyperlink r:id="rId20">
         <w:r>
           <w:rPr>
             <w:rStyle w:val="Hyperlink"/>
@@ -2114,7 +2147,7 @@
         <w:rPr/>
         <w:t xml:space="preserve">Urbini M, V Indio, A Astolfi, G Tarantino, SL Renne, S Pilotti, AP Dei Tos, R Maestro, P Collini, et al. (2018). Identification of an Actionable Mutation of KIT in a Case of Extraskeletal Myxoid Chondrosarcoma. Int J Mol Sci 19:E1855. </w:t>
       </w:r>
-      <w:hyperlink r:id="rId20">
+      <w:hyperlink r:id="rId21">
         <w:r>
           <w:rPr>
             <w:rStyle w:val="Hyperlink"/>
@@ -2147,7 +2180,7 @@
         <w:rPr/>
         <w:t xml:space="preserve">Wilbur HC, DR Robinson, YM Wu, C Kumar-Sinha, AM Chinnaiyan and R Chugh. (2022). Identification of Novel PGR-NR4A3 Fusion in Extraskeletal Myxoid Chondrosarcoma and Resultant Patient Benefit From Tamoxifen Therapy. JCO Precis Oncol 6:e2200039. </w:t>
       </w:r>
-      <w:hyperlink r:id="rId21">
+      <w:hyperlink r:id="rId22">
         <w:r>
           <w:rPr>
             <w:rStyle w:val="Hyperlink"/>
@@ -2180,7 +2213,7 @@
         <w:rPr/>
         <w:t xml:space="preserve">Brenca M, S Stacchiotti, K Fassetta, M Sbaraglia, M Janjusevic, D Racanelli, M Polano, S Rossi, S Brich, et al. (2019). NR4A3 fusion proteins trigger an axon guidance switch that marks the difference between EWSR1 and TAF15 translocated extraskeletal myxoid chondrosarcomas. J Pathol 249:90–101. </w:t>
       </w:r>
-      <w:hyperlink r:id="rId22">
+      <w:hyperlink r:id="rId23">
         <w:r>
           <w:rPr>
             <w:rStyle w:val="Hyperlink"/>
@@ -2213,7 +2246,7 @@
         <w:rPr/>
         <w:t xml:space="preserve">Bangerter JL, KJ Harnisch, Y Chen, C Hagedorn, L Planas-Paz and C Pauli. (2023). Establishment, characterization and functional testing of two novel ex vivo extraskeletal myxoid chondrosarcoma (EMC) cell models. Hum Cell 36:446–455. </w:t>
       </w:r>
-      <w:hyperlink r:id="rId23">
+      <w:hyperlink r:id="rId24">
         <w:r>
           <w:rPr>
             <w:rStyle w:val="Hyperlink"/>
@@ -2246,7 +2279,7 @@
         <w:rPr/>
         <w:t xml:space="preserve">Li Y, JT Nguyen, M Ammanamanchi, Z Zhou, EF Harbut, JL Mondaza-Hernandez, CA Meyer, DS Moura, J Martin-Broto, HN Hayenga and L Bleris. (2023). Reduction of Tumor Growth with RNA-Targeting Treatment of the NAB2-STAT6 Fusion Transcript in Solitary Fibrous Tumor Models. Cancers (Basel) 15:3127. </w:t>
       </w:r>
-      <w:hyperlink r:id="rId24">
+      <w:hyperlink r:id="rId25">
         <w:r>
           <w:rPr>
             <w:rStyle w:val="Hyperlink"/>
@@ -2278,7 +2311,7 @@
         <w:rPr/>
         <w:t xml:space="preserve">Lee MS, S An, JY Song, M Sung, K Jung, ES Chang, J Choi, DY Oh, YK Jeon, et al. (2023). Cancer-Specific Sequences in the Diagnosis and Treatment of NUT Carcinoma. Cancer Res Treat 55:452–467. </w:t>
       </w:r>
-      <w:hyperlink r:id="rId25">
+      <w:hyperlink r:id="rId26">
         <w:r>
           <w:rPr>
             <w:rStyle w:val="Hyperlink"/>
@@ -2344,7 +2377,7 @@
         <w:rPr/>
         <w:t xml:space="preserve"> The parent-duplex column is the longest contiguous duplex a mature wild-type parent forms through the catalytic gap; neither reagent reaches the ten-base-pair criterion, so the length is printed rather than a pass mark. Test articles are the engineered constructs of Brenca et al. (</w:t>
       </w:r>
-      <w:hyperlink r:id="rId26">
+      <w:hyperlink r:id="rId27">
         <w:r>
           <w:rPr>
             <w:rStyle w:val="Hyperlink"/>
@@ -2356,7 +2389,7 @@
         <w:rPr/>
         <w:t>); the two patient-derived models of Bangerter et al. (</w:t>
       </w:r>
-      <w:hyperlink r:id="rId27">
+      <w:hyperlink r:id="rId28">
         <w:r>
           <w:rPr>
             <w:rStyle w:val="Hyperlink"/>
@@ -3236,7 +3269,7 @@
                     </pic:cNvPicPr>
                   </pic:nvPicPr>
                   <pic:blipFill>
-                    <a:blip r:embed="rId28"/>
+                    <a:blip r:embed="rId29"/>
                     <a:stretch>
                       <a:fillRect/>
                     </a:stretch>

--- a/research/manuscripts/aso/fusion-junction-aso-journal-article-manuscript.docx
+++ b/research/manuscripts/aso/fusion-junction-aso-journal-article-manuscript.docx
@@ -772,7 +772,7 @@
       </w:pPr>
       <w:r>
         <w:rPr/>
-        <w:t xml:space="preserve">Three designs clear every screen applied here, none at a junction any patient is reported to carry, which makes them mechanism controls rather than candidates. Selecting within each junction rather than across the panel is what makes the two named reagents available: 35 of the 38 junctions have a design that clears the parent screen, and all five junctions with a published exon-resolved breakpoint have one. At nine base pairs 31 of the 38 still clear and three of the five published ones do; at eight, 23 and two; at seven, 9 and none; at six, 6 and none. These are whole-duplex run lengths rather than the enzyme's own unit, and the availability the named reagents rest on fails at nine, where the </w:t>
+        <w:t xml:space="preserve">Three designs pair no wild-type parent through the gap at all and clear every other screen applied here, none at a junction any patient is reported to carry, which makes them mechanism controls rather than candidates. Selecting within each junction rather than across the panel is what makes the two named reagents available: 35 of the 38 junctions have a design that clears the parent screen, and all five junctions with a published exon-resolved breakpoint have one. At nine base pairs 31 of the 38 still clear and three of the five published ones do; at eight, 23 and two; at seven, 9 and none; at six, 6 and none. These are whole-duplex run lengths rather than the enzyme's own unit, and the availability the named reagents rest on fails at nine, where the </w:t>
       </w:r>
       <w:r>
         <w:rPr>
@@ -1181,7 +1181,7 @@
       </w:r>
       <w:r>
         <w:rPr/>
-        <w:t xml:space="preserve"> in solitary fibrous tumour[23]. It is specified here for these reagents, with the two screened controls above, which a knockdown assay alone cannot distinguish.</w:t>
+        <w:t xml:space="preserve"> in solitary fibrous tumour[23]. It is specified here for these reagents, with the two screened controls above; a knockdown assay alone separates none of the failure modes those controls exist to separate.</w:t>
       </w:r>
     </w:p>
     <w:p>
@@ -1297,7 +1297,7 @@
       </w:pPr>
       <w:r>
         <w:rPr/>
-        <w:t xml:space="preserve">The four junction-specificity reports cited here[9-11,24] were all made on molecules already synthesised; no survey of design pipelines was performed, so the screen-before-synthesis claim is about this literature as retrieved and not a priority claim. Whether sparing wild-type </w:t>
+        <w:t xml:space="preserve">The four junction-specificity reports cited here[9-11,24] were all made on molecules already synthesised; no survey of design pipelines was performed, so nothing here is a priority claim about when such a screen was first applied. Whether sparing wild-type </w:t>
       </w:r>
       <w:r>
         <w:rPr>
@@ -2371,11 +2371,11 @@
         <w:rPr>
           <w:rStyle w:val="Strong"/>
         </w:rPr>
-        <w:t>Table 1. The two reagents named for synthesis, with their parent-duplex label and their test article.</w:t>
-      </w:r>
-      <w:r>
-        <w:rPr/>
-        <w:t xml:space="preserve"> The parent-duplex column is the longest contiguous duplex a mature wild-type parent forms through the catalytic gap; neither reagent reaches the ten-base-pair criterion, so the length is printed rather than a pass mark. Test articles are the engineered constructs of Brenca et al. (</w:t>
+        <w:t>Table 1. The two reagents named for synthesis, with their parent-duplex label.</w:t>
+      </w:r>
+      <w:r>
+        <w:rPr/>
+        <w:t xml:space="preserve"> The parent-duplex column is the longest contiguous duplex a mature wild-type parent forms through the catalytic gap; neither reagent reaches the ten-base-pair criterion, so the length is printed rather than a pass mark. The test articles are the engineered constructs of Brenca et al. (</w:t>
       </w:r>
       <w:hyperlink r:id="rId27">
         <w:r>
@@ -2387,7 +2387,27 @@
       </w:hyperlink>
       <w:r>
         <w:rPr/>
-        <w:t>); the two patient-derived models of Bangerter et al. (</w:t>
+        <w:t xml:space="preserve">) — E-N for the </w:t>
+      </w:r>
+      <w:r>
+        <w:rPr>
+          <w:rStyle w:val="Emphasis"/>
+        </w:rPr>
+        <w:t>EWSR1</w:t>
+      </w:r>
+      <w:r>
+        <w:rPr/>
+        <w:t xml:space="preserve"> reagent and T-N* for the </w:t>
+      </w:r>
+      <w:r>
+        <w:rPr>
+          <w:rStyle w:val="Emphasis"/>
+        </w:rPr>
+        <w:t>TAF15</w:t>
+      </w:r>
+      <w:r>
+        <w:rPr/>
+        <w:t xml:space="preserve"> reagent; the two patient-derived models of Bangerter et al. (</w:t>
       </w:r>
       <w:hyperlink r:id="rId28">
         <w:r>
@@ -2404,7 +2424,7 @@
     </w:p>
     <w:tbl>
       <w:tblPr>
-        <w:tblW w:w="9866" w:type="dxa"/>
+        <w:tblW w:w="8930" w:type="dxa"/>
         <w:jc w:val="left"/>
         <w:tblInd w:w="0" w:type="dxa"/>
         <w:tblLayout w:type="fixed"/>
@@ -2416,12 +2436,11 @@
         </w:tblCellMar>
       </w:tblPr>
       <w:tblGrid>
-        <w:gridCol w:w="1638"/>
-        <w:gridCol w:w="2744"/>
+        <w:gridCol w:w="2026"/>
+        <w:gridCol w:w="2836"/>
         <w:gridCol w:w="751"/>
-        <w:gridCol w:w="1509"/>
-        <w:gridCol w:w="1173"/>
-        <w:gridCol w:w="2051"/>
+        <w:gridCol w:w="1861"/>
+        <w:gridCol w:w="1456"/>
       </w:tblGrid>
       <w:tr>
         <w:trPr>
@@ -2429,8 +2448,8 @@
         </w:trPr>
         <w:tc>
           <w:tcPr>
-            <w:tcW w:w="9866" w:type="dxa"/>
-            <w:gridSpan w:val="6"/>
+            <w:tcW w:w="8930" w:type="dxa"/>
+            <w:gridSpan w:val="5"/>
             <w:tcBorders/>
             <w:vAlign w:val="center"/>
           </w:tcPr>
@@ -2456,7 +2475,7 @@
         </w:trPr>
         <w:tc>
           <w:tcPr>
-            <w:tcW w:w="1638" w:type="dxa"/>
+            <w:tcW w:w="2026" w:type="dxa"/>
             <w:tcBorders/>
             <w:vAlign w:val="center"/>
           </w:tcPr>
@@ -2477,7 +2496,7 @@
         </w:tc>
         <w:tc>
           <w:tcPr>
-            <w:tcW w:w="2744" w:type="dxa"/>
+            <w:tcW w:w="2836" w:type="dxa"/>
             <w:tcBorders/>
             <w:vAlign w:val="center"/>
           </w:tcPr>
@@ -2519,7 +2538,7 @@
         </w:tc>
         <w:tc>
           <w:tcPr>
-            <w:tcW w:w="1509" w:type="dxa"/>
+            <w:tcW w:w="1861" w:type="dxa"/>
             <w:tcBorders/>
             <w:vAlign w:val="center"/>
           </w:tcPr>
@@ -2540,7 +2559,7 @@
         </w:tc>
         <w:tc>
           <w:tcPr>
-            <w:tcW w:w="1173" w:type="dxa"/>
+            <w:tcW w:w="1456" w:type="dxa"/>
             <w:tcBorders/>
             <w:vAlign w:val="center"/>
           </w:tcPr>
@@ -2559,33 +2578,12 @@
             </w:r>
           </w:p>
         </w:tc>
-        <w:tc>
-          <w:tcPr>
-            <w:tcW w:w="2051" w:type="dxa"/>
-            <w:tcBorders/>
-            <w:vAlign w:val="center"/>
-          </w:tcPr>
-          <w:p>
-            <w:pPr>
-              <w:pStyle w:val="TableHeading"/>
-              <w:suppressLineNumbers/>
-              <w:shd w:fill="EAEEF2" w:val="clear"/>
-              <w:bidi w:val="0"/>
-              <w:jc w:val="left"/>
-              <w:rPr/>
-            </w:pPr>
-            <w:r>
-              <w:rPr/>
-              <w:t>test article</w:t>
-            </w:r>
-          </w:p>
-        </w:tc>
       </w:tr>
       <w:tr>
         <w:trPr/>
         <w:tc>
           <w:tcPr>
-            <w:tcW w:w="1638" w:type="dxa"/>
+            <w:tcW w:w="2026" w:type="dxa"/>
             <w:tcBorders/>
             <w:vAlign w:val="center"/>
           </w:tcPr>
@@ -2622,7 +2620,7 @@
         </w:tc>
         <w:tc>
           <w:tcPr>
-            <w:tcW w:w="2744" w:type="dxa"/>
+            <w:tcW w:w="2836" w:type="dxa"/>
             <w:tcBorders/>
             <w:vAlign w:val="center"/>
           </w:tcPr>
@@ -2664,7 +2662,7 @@
         </w:tc>
         <w:tc>
           <w:tcPr>
-            <w:tcW w:w="1509" w:type="dxa"/>
+            <w:tcW w:w="1861" w:type="dxa"/>
             <w:tcBorders/>
             <w:vAlign w:val="center"/>
           </w:tcPr>
@@ -2691,7 +2689,7 @@
         </w:tc>
         <w:tc>
           <w:tcPr>
-            <w:tcW w:w="1173" w:type="dxa"/>
+            <w:tcW w:w="1456" w:type="dxa"/>
             <w:tcBorders/>
             <w:vAlign w:val="center"/>
           </w:tcPr>
@@ -2714,9 +2712,12 @@
             </w:r>
           </w:p>
         </w:tc>
+      </w:tr>
+      <w:tr>
+        <w:trPr/>
         <w:tc>
           <w:tcPr>
-            <w:tcW w:w="2051" w:type="dxa"/>
+            <w:tcW w:w="2026" w:type="dxa"/>
             <w:tcBorders/>
             <w:vAlign w:val="center"/>
           </w:tcPr>
@@ -2730,30 +2731,6 @@
               <w:rPr/>
             </w:pPr>
             <w:r>
-              <w:rPr/>
-              <w:t>E-N, engineered construct</w:t>
-            </w:r>
-          </w:p>
-        </w:tc>
-      </w:tr>
-      <w:tr>
-        <w:trPr/>
-        <w:tc>
-          <w:tcPr>
-            <w:tcW w:w="1638" w:type="dxa"/>
-            <w:tcBorders/>
-            <w:vAlign w:val="center"/>
-          </w:tcPr>
-          <w:p>
-            <w:pPr>
-              <w:pStyle w:val="TableContents"/>
-              <w:widowControl w:val="false"/>
-              <w:suppressLineNumbers/>
-              <w:bidi w:val="0"/>
-              <w:jc w:val="left"/>
-              <w:rPr/>
-            </w:pPr>
-            <w:r>
               <w:rPr>
                 <w:rStyle w:val="Emphasis"/>
               </w:rPr>
@@ -2777,7 +2754,7 @@
         </w:tc>
         <w:tc>
           <w:tcPr>
-            <w:tcW w:w="2744" w:type="dxa"/>
+            <w:tcW w:w="2836" w:type="dxa"/>
             <w:tcBorders/>
             <w:vAlign w:val="center"/>
           </w:tcPr>
@@ -2819,7 +2796,7 @@
         </w:tc>
         <w:tc>
           <w:tcPr>
-            <w:tcW w:w="1509" w:type="dxa"/>
+            <w:tcW w:w="1861" w:type="dxa"/>
             <w:tcBorders/>
             <w:vAlign w:val="center"/>
           </w:tcPr>
@@ -2846,7 +2823,7 @@
         </w:tc>
         <w:tc>
           <w:tcPr>
-            <w:tcW w:w="1173" w:type="dxa"/>
+            <w:tcW w:w="1456" w:type="dxa"/>
             <w:tcBorders/>
             <w:vAlign w:val="center"/>
           </w:tcPr>
@@ -2866,27 +2843,6 @@
             <w:r>
               <w:rPr/>
               <w:t>36.0</w:t>
-            </w:r>
-          </w:p>
-        </w:tc>
-        <w:tc>
-          <w:tcPr>
-            <w:tcW w:w="2051" w:type="dxa"/>
-            <w:tcBorders/>
-            <w:vAlign w:val="center"/>
-          </w:tcPr>
-          <w:p>
-            <w:pPr>
-              <w:pStyle w:val="TableContents"/>
-              <w:widowControl w:val="false"/>
-              <w:suppressLineNumbers/>
-              <w:bidi w:val="0"/>
-              <w:jc w:val="left"/>
-              <w:rPr/>
-            </w:pPr>
-            <w:r>
-              <w:rPr/>
-              <w:t>T-N*, engineered construct</w:t>
             </w:r>
           </w:p>
         </w:tc>

--- a/research/manuscripts/aso/fusion-junction-aso-journal-article-manuscript.docx
+++ b/research/manuscripts/aso/fusion-junction-aso-journal-article-manuscript.docx
@@ -1523,7 +1523,7 @@
           <w:rPr>
             <w:rStyle w:val="Hyperlink"/>
           </w:rPr>
-          <w:t>doi:10.5281/zenodo.22180100</w:t>
+          <w:t>doi:10.5281/zenodo.22182180</w:t>
         </w:r>
       </w:hyperlink>
       <w:r>

--- a/research/manuscripts/aso/fusion-junction-aso-journal-article-manuscript.docx
+++ b/research/manuscripts/aso/fusion-junction-aso-journal-article-manuscript.docx
@@ -552,7 +552,7 @@
       </w:pPr>
       <w:r>
         <w:rPr/>
-        <w:t xml:space="preserve">Predicted transcriptome load separates the two: 123 gap-paired sense-strand near-matches for the </w:t>
+        <w:t xml:space="preserve">Predicted transcriptome load separates the two only before the hits are counted by gene: 123 gap-paired sense-strand near-matches for the </w:t>
       </w:r>
       <w:r>
         <w:rPr>
@@ -572,7 +572,7 @@
       </w:r>
       <w:r>
         <w:rPr/>
-        <w:t xml:space="preserve"> one. Most of the 123 are predicted transcript models rather than curated records. The </w:t>
+        <w:t xml:space="preserve"> one — but six gene loci against five. Most of the 123 are predicted transcript models rather than curated records. The </w:t>
       </w:r>
       <w:r>
         <w:rPr>
@@ -772,7 +772,17 @@
       </w:pPr>
       <w:r>
         <w:rPr/>
-        <w:t xml:space="preserve">Three designs pair no wild-type parent through the gap at all and clear every other screen applied here, none at a junction any patient is reported to carry, which makes them mechanism controls rather than candidates. Selecting within each junction rather than across the panel is what makes the two named reagents available: 35 of the 38 junctions have a design that clears the parent screen, and all five junctions with a published exon-resolved breakpoint have one. At nine base pairs 31 of the 38 still clear and three of the five published ones do; at eight, 23 and two; at seven, 9 and none; at six, 6 and none. These are whole-duplex run lengths rather than the enzyme's own unit, and the availability the named reagents rest on fails at nine, where the </w:t>
+        <w:t xml:space="preserve">Three designs clear every screen at the ten-base-pair criterion — two pairing no wild-type parent through the gap at any length, the third at eight base pairs against wild-type </w:t>
+      </w:r>
+      <w:r>
+        <w:rPr>
+          <w:rStyle w:val="Emphasis"/>
+        </w:rPr>
+        <w:t>NR4A3</w:t>
+      </w:r>
+      <w:r>
+        <w:rPr/>
+        <w:t xml:space="preserve">, below the criterion rather than absent. None is at a junction any patient is reported to carry, which makes them mechanism controls rather than candidates. Selecting within each junction rather than across the panel is what makes the two named reagents available: 35 of the 38 junctions have a design that clears the parent screen, and all five junctions with a published exon-resolved breakpoint have one. At nine base pairs 31 of the 38 still clear and three of the five published ones do; at eight, 23 and two; at seven, 9 and none; at six, 6 and none. These are whole-duplex run lengths rather than the enzyme's own unit, and the availability the named reagents rest on fails at nine, where the </w:t>
       </w:r>
       <w:r>
         <w:rPr>
@@ -2358,7 +2368,7 @@
         <w:rPr>
           <w:rStyle w:val="Emphasis"/>
         </w:rPr>
-        <w:t>, the canonical machine-readable record, except the test-article column of Table 1, which is a literature fact and carries its source in the caption. Every reagent named here is a 5-6-5 phosphorothioate gapmer. An oligonucleotide should be ordered from that file rather than transcribed from this page.</w:t>
+        <w:t>, the canonical machine-readable record. The one thing on this page that is not is the test-article pairing in Table 1's caption, which is a literature fact and carries its source there. Every reagent named here is a 5-6-5 phosphorothioate gapmer. An oligonucleotide should be ordered from that file rather than transcribed from this page.</w:t>
       </w:r>
     </w:p>
     <w:p>

--- a/research/manuscripts/aso/fusion-junction-aso-journal-article-manuscript.docx
+++ b/research/manuscripts/aso/fusion-junction-aso-journal-article-manuscript.docx
@@ -729,7 +729,7 @@
       </w:pPr>
       <w:r>
         <w:rPr/>
-        <w:t>Two bounds apply to every panel count below. First, seven of the 190 screens never returned, and the alignment screen censors the rest, leaving 47 of 183 assessable at all — so a count of clean designs is a floor over that subset, not a total over the panel. Second, most designs clean at the default search ceiling are not clean at a deeper one.</w:t>
+        <w:t>Two bounds apply to any count of designs called CLEAN by the alignment screen, and to those only — the parent, precursor and genome-wide screens below run over all 190 with no failures and no censoring. First, seven of the 190 alignment screens never returned, and that screen censors the rest, leaving 47 of 183 assessable for cleanliness — so a count of clean designs is a floor over that subset, not a total over the panel. Second, most designs clean at the default search ceiling are not clean at a deeper one.</w:t>
       </w:r>
     </w:p>
     <w:p>
@@ -2356,7 +2356,7 @@
         <w:rPr>
           <w:rStyle w:val="Emphasis"/>
         </w:rPr>
-        <w:t xml:space="preserve">Every cell below is a column of </w:t>
+        <w:t xml:space="preserve">Every value in the tables below is read from a committed artifact and none is typed by hand: the reagents from </w:t>
       </w:r>
       <w:r>
         <w:rPr>
@@ -2368,7 +2368,19 @@
         <w:rPr>
           <w:rStyle w:val="Emphasis"/>
         </w:rPr>
-        <w:t>, the canonical machine-readable record. The one thing on this page that is not is the test-article pairing in Table 1's caption, which is a literature fact and carries its source there. Every reagent named here is a 5-6-5 phosphorothioate gapmer. An oligonucleotide should be ordered from that file rather than transcribed from this page.</w:t>
+        <w:t xml:space="preserve">, the canonical machine-readable record, and the controls from </w:t>
+      </w:r>
+      <w:r>
+        <w:rPr>
+          <w:rStyle w:val="SourceTextbrk"/>
+        </w:rPr>
+        <w:t>aso-control-oligos.json</w:t>
+      </w:r>
+      <w:r>
+        <w:rPr>
+          <w:rStyle w:val="Emphasis"/>
+        </w:rPr>
+        <w:t>, either directly or composed from their fields. The captions carry literature facts, each with its source named there. Every reagent named here is a 5-6-5 phosphorothioate gapmer. An oligonucleotide should be ordered from that file rather than transcribed from this page.</w:t>
       </w:r>
     </w:p>
     <w:p>

--- a/research/manuscripts/aso/fusion-junction-aso-journal-article-manuscript.docx
+++ b/research/manuscripts/aso/fusion-junction-aso-journal-article-manuscript.docx
@@ -131,7 +131,7 @@
       </w:r>
       <w:r>
         <w:rPr/>
-        <w:t xml:space="preserve"> fusion in the literature retrieved here. This work is computational, executing an industry off-target framework's in-silico step; every sequence named is a research reagent not for administration. It sets out what a laboratory needs: two reagents at the most-reported breakpoints, 5′-GGGCATATCATCAAAC-3′ at </w:t>
+        <w:t xml:space="preserve"> fusion in the literature retrieved. This work is computational, executing an industry off-target framework's in-silico step; every sequence named is a research reagent not for administration. It names what a laboratory needs: two reagents at the most-reported breakpoints, 5′-GGGCATATCATCAAAC-3′ at </w:t>
       </w:r>
       <w:r>
         <w:rPr>
@@ -161,7 +161,7 @@
       </w:r>
       <w:r>
         <w:rPr/>
-        <w:t xml:space="preserve"> exon 3, longest wild-type parent gap duplexes eight and nine base pairs; two screened controls; a pre-registrable selectivity threshold. Both come from a panel of 190 junction-spanning 16-mers tiled 5-6-5 across 38 in-frame junctions: 87 let a mature wild-type parent pair their whole catalytic gap over ten or more contiguous base pairs, and for 61 that parent is wild-type </w:t>
+        <w:t xml:space="preserve"> exon 3, longest wild-type parent gap duplexes eight and nine base pairs; two screened controls; a pre-registrable selectivity threshold. Both come from a panel of 190 junction-spanning 16-mers tiled 5-6-5 across 38 in-frame junctions: 87 let a mature wild-type parent pair their whole catalytic gap over ten or more contiguous base pairs, and for 61 the longest is wild-type </w:t>
       </w:r>
       <w:r>
         <w:rPr>
@@ -171,7 +171,7 @@
       </w:r>
       <w:r>
         <w:rPr/>
-        <w:t xml:space="preserve"> itself. Ten is a convention, not a measurement: exon-terminus chimeras meet the same screen at 40.6% against the panel's 45.8%. Five test articles are named; the two fusion-positive EMC cell models are reported at an </w:t>
+        <w:t xml:space="preserve">. Ten is a convention, not a measurement: exon-terminus chimeras meet the same screen at 40.6% against the panel's 45.8%. Five test articles are named; the two fusion-positive EMC cell models are reported at an </w:t>
       </w:r>
       <w:r>
         <w:rPr>
@@ -330,7 +330,7 @@
       </w:pPr>
       <w:r>
         <w:rPr/>
-        <w:t>What a junction design must survive follows from its construction. Both halves are parent-gene sequence, so each parent matches roughly half the oligonucleotide — mostly outside the mismatch budget of a conventional off-target search, though not for every design. That parent liability is the one this work screens for directly. RNase-H1 does not require the whole duplex, only that the gap be paired. That premise is adopted here rather than established, and its length requirement is stated in a different unit from the criterion this paper screens on. The requirement is reported as a DNA gap of at least six nucleotides, with seven to ten the working range[13]; the screen below counts a liability only at ten contiguous base pairs of duplex through that gap, a length of hybrid rather than a count of gap nucleotides. Whether a wild-type parent pairs the catalytic gap contiguously is therefore a separate question from overall similarity, and it is the one this work puts to all 190 designs. That direction is adopted here rather than retrieved: off-target effects are taken to be seen more often where an oligonucleotide's mismatches fall in its wings than where they fall in its central gap, on which reading a flanking mismatch is the more important one to avoid. An industry working group's 2025 off-target recommendations[14] set five steps, as their abstract states: identification in silico with transcriptomics, a focus on cell types showing activity, in-vitro verification and margin assessment, risk assessment of what is confirmed, and management of what remains. This work performs the in-silico half of the first step and stops there; the margin measurement of the third is what the Discussion specifies, against the wild-type parent the panel screen below identifies as the liability.</w:t>
+        <w:t>What a junction design must survive follows from its construction. Both halves are parent-gene sequence, so each parent matches roughly half the oligonucleotide — mostly outside the mismatch budget of a conventional off-target search, though not for every design. That parent liability is the one this work screens for directly. RNase-H1 does not require the whole duplex, only that the gap be paired. That premise is adopted here rather than established. Its length requirement is reported as a DNA gap of at least six nucleotides, with seven to ten the working range[13]; the screen below counts a liability only at ten contiguous base pairs of duplex through that gap, a length of hybrid rather than a count of gap nucleotides. Whether a wild-type parent pairs the catalytic gap contiguously is therefore a separate question from overall similarity, and it is the one this work puts to all 190 designs. That direction is adopted here rather than retrieved: off-target effects are taken to be seen more often where an oligonucleotide's mismatches fall in its wings than in its central gap. An industry working group's 2025 off-target recommendations[14] set five steps, the first in silico and the rest in the laboratory. This work performs the in-silico half of the first step and stops there; the margin measurement of the third is what the Discussion specifies, against the wild-type parent the panel screen below identifies as the liability.</w:t>
       </w:r>
     </w:p>
     <w:p>
@@ -353,7 +353,7 @@
       </w:pPr>
       <w:r>
         <w:rPr/>
-        <w:t>All analyses are computational and use public data; no laboratory work was performed. Full parameters, the complete bounds on each claim and the per-design tables are in the archived deposit named under Data availability.</w:t>
+        <w:t>All analyses are computational and use public data; no laboratory work was performed. Full parameters, the complete bounds on each claim and the per-design tables are in the archived deposit.</w:t>
       </w:r>
     </w:p>
     <w:p>
@@ -385,7 +385,7 @@
       </w:pPr>
       <w:r>
         <w:rPr/>
-        <w:t>Five specificity screens were applied. The first aligns against human RefSeq RNA, classifying each near-match by whether the catalytic gap is paired. The second is an exhaustive transcript scan, complete for substitutions within a one-mismatch budget. The third reads the parents' unspliced sequence. The fourth records the longest contiguous duplex any of six wild-type parent transcripts forms through the catalytic gap. The fifth covers every position of GRCh38, mitochondrial sequence included. They cover mature transcript, unspliced precursor, exon-exon junction, non-coding and mitochondrial sequence — a search scope adopted here. A near-match is a transcript window pairing a design at 14 or more of its 16 positions. Each alignment was re-scored on the nearest-neighbour stability of its longest contiguous paired run — the energy-based second stage adopted here — and only separations are reported. A design is liable where a wild-type parent pairs its whole catalytic gap over a contiguous run of ten base pairs or more, ten being adopted rather than measured. Ten null ensembles were built and screened identically: four shuffles of each design, two drawn base by base from uniform or composition-matched frequencies, and four chimeras of two real parent transcripts, two of them meeting at real exon termini. Melting temperatures are nearest-neighbour values for an unmodified DNA:RNA hybrid at 250 nM strand[16]. That is not a locked phosphorothioate oligonucleotide, so no absolute melting point is reported. Only the fusion-versus-parent separation is, and as a floor: the fusion duplex pairs all ten locked residues where each parent pairs five.</w:t>
+        <w:t>Five specificity screens were applied. The first aligns against human RefSeq RNA, classifying each near-match by whether the catalytic gap is paired. The second is an exhaustive transcript scan, complete for substitutions within a one-mismatch budget. The third reads the parents' unspliced sequence. The fourth records the longest contiguous duplex any of six wild-type parent transcripts forms through the catalytic gap. The fifth covers unambiguous GRCh38, mitochondrial sequence included. They cover mature transcript, unspliced precursor, exon-exon junction, non-coding and mitochondrial sequence — a search scope adopted here. A near-match is a transcript window pairing a design at 14 or more of its 16 positions. Each alignment was re-scored on the nearest-neighbour stability of its longest contiguous paired run, the energy-based second stage adopted here, and only separations are reported. A design is liable where a wild-type parent pairs its whole catalytic gap over a contiguous run of ten base pairs or more, ten being adopted rather than measured. Ten null ensembles were built and screened identically: four shuffles of each design, two drawn base by base from uniform or composition-matched frequencies, and four chimeras of two real parent transcripts, two of them meeting at real exon termini. Melting temperatures are nearest-neighbour values for an unmodified DNA:RNA hybrid at 250 nM strand[16]. That is not a locked phosphorothioate oligonucleotide, so no absolute melting point is reported. Only the fusion-versus-parent separation is, and as a floor: the fusion duplex pairs all ten locked residues where each parent pairs five.</w:t>
       </w:r>
     </w:p>
     <w:p>
@@ -632,7 +632,7 @@
       </w:r>
       <w:r>
         <w:rPr/>
-        <w:t xml:space="preserve"> reagent carries no sense-strand precursor site. The genome-wide screen does not separate them: 156 hybridisable gap-paired sites against 135. It counts every position of GRCh38, most of it never transcribed, so the transcriptome contrast is not a difference the whole genome supports. All three loads are predictions from sequence search rather than measured activity.</w:t>
+        <w:t xml:space="preserve"> reagent carries no sense-strand precursor site. The genome-wide screen does not separate them: 156 hybridisable gap-paired sites against 135. It scans genomic sequence rather than transcripts, most of it never transcribed, so that contrast is not one the genomic search supports. All three loads are predictions from sequence search rather than measured activity.</w:t>
       </w:r>
     </w:p>
     <w:p>
@@ -718,7 +718,7 @@
       </w:pPr>
       <w:r>
         <w:rPr/>
-        <w:t>The parent liability the Introduction describes is mostly but not wholly invisible to the instrument a designer would ordinarily use: seven of the 87 liable designs reach their parent at the 14-of-16 identity these screens run at, and are excluded by name rather than by that threshold. That is the case for screening it directly. The ten-base-pair criterion is adopted rather than measured.</w:t>
+        <w:t>The parent liability the Introduction describes is mostly but not wholly invisible to the instrument a designer would ordinarily use: seven of the 87 liable designs reach their parent at the 14-of-16 identity these screens run at, and are excluded by name rather than by that threshold. That is the case for screening it directly.</w:t>
       </w:r>
     </w:p>
     <w:p>
@@ -740,7 +740,7 @@
       </w:pPr>
       <w:r>
         <w:rPr/>
-        <w:t xml:space="preserve">The two reagents above are what survived a screen applied uniformly to the whole panel. Across the 38 in-frame junctions of five modelled partners, 190 junction-spanning designs were tiled and put through five specificity screens. Of those, 87 let one of six mature wild-type parent transcripts pair their entire catalytic gap over a contiguous duplex of at least ten base pairs, and for 61 of the 87 that parent is wild-type </w:t>
+        <w:t xml:space="preserve">Both reagents survived a screen applied uniformly to the whole panel. Across the 38 in-frame junctions of five modelled partners, 190 junction-spanning designs were tiled and put through five specificity screens. Of those, 87 let one of six mature wild-type parent transcripts pair their entire catalytic gap over a contiguous duplex of at least ten base pairs, and for 61 of the 87 the longest is wild-type </w:t>
       </w:r>
       <w:r>
         <w:rPr>
@@ -761,7 +761,7 @@
       </w:pPr>
       <w:r>
         <w:rPr/>
-        <w:t>Lengthening the catalytic gap does not remove this liability, because every base inside the gap comes from the donor or the acceptor exon. Across three geometries the liable count holds at 87, 88 and 87 while the panel grows from 190 designs to 266 and 342, so the rate falls from 45.8% to 33.1% and 25.4%: a longer gap buys margin per design without removing the liability. At 5-10-5 the criterion is met by the catalytic gap alone, so that last figure is a floor; the deposit gives the series.</w:t>
+        <w:t>Lengthening the catalytic gap does not remove this liability, because every base inside the gap comes from the donor or the acceptor exon. Across three geometries the liable count holds at 87, 88 and 87 while the panel grows from 190 designs to 266 and 342, so the rate falls from 45.8% to 33.1% and 25.4%: a longer gap buys margin per design without removing the liability. At 5-10-5 pairing the whole gap already demands ten base pairs, more than the seven-to-ten the enzyme is reported to need, so a shorter run that could still license cleavage goes uncounted and that last figure is a floor; the deposit gives the series.</w:t>
       </w:r>
     </w:p>
     <w:p>
@@ -960,7 +960,7 @@
       </w:pPr>
       <w:r>
         <w:rPr/>
-        <w:t xml:space="preserve">The other two are patient-derived, identity-clean models reported with two EMC tumours[22], USZ20-EMC1 (RRID:CVCL_C6MX) and USZ22-EMC2 (RRID:CVCL_C6MY) — the only source of a fusion-positive EMC cell identified here. They are available on request with no repository deposit, and are slow, at reported doubling times of five to six days. Their fusions are reported as </w:t>
+        <w:t xml:space="preserve">The other two are patient-derived, identity-clean models reported with two EMC tumours[22], USZ20-EMC1 (RRID:CVCL_C6MX) and USZ22-EMC2 (RRID:CVCL_C6MY), the only source of a fusion-positive EMC cell identified here. They are available on request with no repository deposit, and are slow, at reported doubling times of five to six days. Their fusions are reported as </w:t>
       </w:r>
       <w:r>
         <w:rPr>
@@ -1136,7 +1136,7 @@
       </w:pPr>
       <w:r>
         <w:rPr/>
-        <w:t xml:space="preserve">Two controls are named as sequences (Table 2): a dinucleotide-preserving scramble of each reagent, drawn and then put through the same mature-parent screen the reagent passed. That screening is what makes a scramble a control — 10.0% of such scrambles pair a parent's whole catalytic gap at the ten-base-pair criterion, and for 3.9% that parent is wild-type </w:t>
+        <w:t xml:space="preserve">Two controls are named as sequences (Table 2): a dinucleotide-preserving scramble of each reagent, drawn and then put through the same mature-parent screen the reagent passed. That screening is what makes a scramble a control — 10.0% of such scrambles pair a parent's whole catalytic gap at the ten-base-pair criterion, and for 3.9% the longest is wild-type </w:t>
       </w:r>
       <w:r>
         <w:rPr>
@@ -1191,7 +1191,7 @@
       </w:r>
       <w:r>
         <w:rPr/>
-        <w:t xml:space="preserve"> in solitary fibrous tumour[23]. It is specified here for these reagents, with the two screened controls above; a knockdown assay alone separates none of the failure modes those controls exist to separate.</w:t>
+        <w:t xml:space="preserve"> in solitary fibrous tumour[23]. It is specified here for these reagents, with the two screened controls above; a knockdown assay alone separates none of the failure modes they exist to separate.</w:t>
       </w:r>
     </w:p>
     <w:p>
@@ -1212,7 +1212,7 @@
       </w:r>
       <w:r>
         <w:rPr/>
-        <w:t xml:space="preserve"> over the fusion, from a matched dose-response in the same wells. Its form and the cut of 5.0 are adopted here as conventions, not from the framework's third step[14]. At an assumed replicate standard deviation of 0.35 on the natural-log scale — like the cut, adopted for pre-registration rather than measured here — six independent biological replicates give about 80% power to falsify a true selectivity of 3 and three give about 30%. Above a realised standard deviation of about 0.65 at three replicates — 1.53 at six, 2.25 at ten — no observed ratio at or above one can put the upper limit of a two-sided 95% interval below 5, so the test can fail only on an anti-selective reading. Those figures are computed on that interval; a normal-approximation interval would move them. Such a test is void, and voidness is a property of the realised variance rather than of the design, so the gate applies to the upper confidence bound on a pilot's standard deviation: at or above the void figure for the count proposed, the decision is more replicates or no test, never three. The threshold is defined on the acceptor parent alone, so a reagent can clear it while pairing another transcript through its whole gap. For both reagents named here that transcript is wild-type </w:t>
+        <w:t xml:space="preserve"> over the fusion, from a matched dose-response in the same wells. Its form and the cut of 5.0 are adopted here as conventions, not from the framework's third step[14]. At an assumed replicate standard deviation of 0.35 on the natural-log scale — also adopted for pre-registration, not measured — six independent biological replicates give about 80% power to falsify a true selectivity of 3 and three give about 30%. Above a realised standard deviation of about 0.65 at three replicates — 1.53 at six, 2.25 at ten — no observed ratio at or above one can put the upper limit of a two-sided 95% interval below 5, so the test can fail only on an anti-selective reading. Those figures are computed on that interval; a normal-approximation interval would move them. Such a test is void, and voidness is a property of the realised variance rather than of the design, so the gate applies to the upper confidence bound on a pilot's standard deviation: at or above the void figure for the count proposed, the decision is more replicates or no test, never three. The threshold is defined on the acceptor parent alone, so a reagent can clear it while pairing another transcript through its whole gap. For both reagents named here that transcript is wild-type </w:t>
       </w:r>
       <w:r>
         <w:rPr>
@@ -1266,7 +1266,7 @@
       </w:pPr>
       <w:r>
         <w:rPr/>
-        <w:t xml:space="preserve">The constraint is discrimination between the fusion and its parents, and it is not resolved here. The wild-type liability that follows from a junction design's construction is its own parent, in the mature transcript or across a splice junction in precursor RNA. It is not the strongest liability these screens return: no design's own parent pairs more than 13 base pairs in either compartment, against the whole 16 for the eight fully paired off-target duplexes above, five of them curated records. That is a bound, not a ranking — the parent arm reads six transcripts and the energy screen excludes parent records by name — and the two parent compartments are searched before any molecule exists, but not on comparable terms. The mature-transcript screen condemns on a ten-base-pair duplex through the gap; the precursor arm condemns on a hit at up to two mismatches with the gap fully paired. Neither restates the other, and their counts may not be added. A third compartment is searched only in the archived deposit: the patient's own un-rearranged </w:t>
+        <w:t xml:space="preserve">The constraint is discrimination between the fusion and its parents, and it is not resolved here. The wild-type liability that follows from a junction design's construction is its own parent, in the mature transcript or across a splice junction in precursor RNA. It is not the strongest liability these screens return: no design's own parent pairs more than 13 base pairs in either compartment, against the whole 16 for the eight fully paired off-target duplexes above, five of them curated records. That is a bound, not a ranking — the parent arm reads six transcripts and the energy screen excludes parent records by name — and the two parent compartments are searched before any molecule exists. The mature-transcript screen condemns on a ten-base-pair duplex through the gap; the precursor arm condemns on a hit at up to two mismatches with the gap fully paired. Neither restates the other, and their counts may not be added. A third compartment is searched only in the archived deposit: the patient's own un-rearranged </w:t>
       </w:r>
       <w:r>
         <w:rPr>
@@ -1296,7 +1296,7 @@
       </w:r>
       <w:r>
         <w:rPr/>
-        <w:t xml:space="preserve"> exon-2 seam above while clearing that reagent — the register hazard noted with the reagents, arriving from a compartment the panel's selection never has to consider.</w:t>
+        <w:t xml:space="preserve"> exon-2 seam while clearing that reagent — the register hazard noted with the reagents, arriving from a compartment the panel's selection never has to consider.</w:t>
       </w:r>
     </w:p>
     <w:p>
@@ -3630,7 +3630,7 @@
   <w:docDefaults>
     <w:rPrDefault>
       <w:rPr>
-        <w:rFonts w:ascii="Liberation Serif" w:hAnsi="Liberation Serif" w:eastAsia="DejaVu Sans" w:cs="DejaVu Sans"/>
+        <w:rFonts w:ascii="Liberation Serif" w:hAnsi="Liberation Serif" w:eastAsia="WenQuanYi Zen Hei" w:cs="FreeSans"/>
         <w:sz w:val="24"/>
         <w:szCs w:val="24"/>
         <w:lang w:val="en-US" w:eastAsia="zh-CN" w:bidi="hi-IN"/>
@@ -3668,7 +3668,7 @@
       <w:outlineLvl w:val="0"/>
     </w:pPr>
     <w:rPr>
-      <w:rFonts w:ascii="Liberation Serif" w:hAnsi="Liberation Serif" w:eastAsia="DejaVu Sans" w:cs="DejaVu Sans"/>
+      <w:rFonts w:ascii="Liberation Serif" w:hAnsi="Liberation Serif" w:eastAsia="WenQuanYi Zen Hei" w:cs="FreeSans"/>
       <w:b/>
       <w:bCs/>
       <w:sz w:val="34"/>
@@ -3689,7 +3689,7 @@
       <w:outlineLvl w:val="1"/>
     </w:pPr>
     <w:rPr>
-      <w:rFonts w:ascii="Liberation Serif" w:hAnsi="Liberation Serif" w:eastAsia="DejaVu Sans" w:cs="DejaVu Sans"/>
+      <w:rFonts w:ascii="Liberation Serif" w:hAnsi="Liberation Serif" w:eastAsia="WenQuanYi Zen Hei" w:cs="FreeSans"/>
       <w:b/>
       <w:bCs/>
       <w:sz w:val="26"/>
@@ -3707,7 +3707,7 @@
       <w:outlineLvl w:val="2"/>
     </w:pPr>
     <w:rPr>
-      <w:rFonts w:ascii="Liberation Serif" w:hAnsi="Liberation Serif" w:eastAsia="DejaVu Sans" w:cs="DejaVu Sans"/>
+      <w:rFonts w:ascii="Liberation Serif" w:hAnsi="Liberation Serif" w:eastAsia="WenQuanYi Zen Hei" w:cs="FreeSans"/>
       <w:b/>
       <w:bCs/>
       <w:sz w:val="22"/>
@@ -3779,7 +3779,7 @@
       <w:spacing w:before="240" w:after="120"/>
     </w:pPr>
     <w:rPr>
-      <w:rFonts w:ascii="Liberation Sans" w:hAnsi="Liberation Sans" w:eastAsia="DejaVu Sans" w:cs="DejaVu Sans"/>
+      <w:rFonts w:ascii="Liberation Sans" w:hAnsi="Liberation Sans" w:eastAsia="WenQuanYi Zen Hei" w:cs="FreeSans"/>
       <w:sz w:val="28"/>
       <w:szCs w:val="28"/>
     </w:rPr>
@@ -3798,7 +3798,9 @@
     <w:name w:val="List"/>
     <w:basedOn w:val="BodyText"/>
     <w:pPr/>
-    <w:rPr/>
+    <w:rPr>
+      <w:rFonts w:cs="FreeSans"/>
+    </w:rPr>
   </w:style>
   <w:style w:type="paragraph" w:styleId="Caption">
     <w:name w:val="Caption"/>
@@ -3809,6 +3811,7 @@
       <w:spacing w:before="120" w:after="120"/>
     </w:pPr>
     <w:rPr>
+      <w:rFonts w:cs="FreeSans"/>
       <w:i/>
       <w:iCs/>
       <w:sz w:val="24"/>
@@ -3822,7 +3825,9 @@
     <w:pPr>
       <w:suppressLineNumbers/>
     </w:pPr>
-    <w:rPr/>
+    <w:rPr>
+      <w:rFonts w:cs="FreeSans"/>
+    </w:rPr>
   </w:style>
   <w:style w:type="paragraph" w:styleId="BlockQuotation">
     <w:name w:val="Block Quotation"/>

--- a/research/manuscripts/aso/fusion-junction-aso-journal-article-manuscript.docx
+++ b/research/manuscripts/aso/fusion-junction-aso-journal-article-manuscript.docx
@@ -330,7 +330,7 @@
       </w:pPr>
       <w:r>
         <w:rPr/>
-        <w:t>What a junction design must survive follows from its construction. Both halves are parent-gene sequence, so each parent matches roughly half the oligonucleotide — mostly outside the mismatch budget of a conventional off-target search, though not for every design. That parent liability is the one this work screens for directly. RNase-H1 does not require the whole duplex, only that the gap be paired. That premise is adopted here rather than established. Its length requirement is reported as a DNA gap of at least six nucleotides, with seven to ten the working range[13]; the screen below counts a liability only at ten contiguous base pairs of duplex through that gap, a length of hybrid rather than a count of gap nucleotides. Whether a wild-type parent pairs the catalytic gap contiguously is therefore a separate question from overall similarity, and it is the one this work puts to all 190 designs. That direction is adopted here rather than retrieved: off-target effects are taken to be seen more often where an oligonucleotide's mismatches fall in its wings than in its central gap. An industry working group's 2025 off-target recommendations[14] set five steps, the first in silico and the rest in the laboratory. This work performs the in-silico half of the first step and stops there; the margin measurement of the third is what the Discussion specifies, against the wild-type parent the panel screen below identifies as the liability.</w:t>
+        <w:t>What a junction design must survive follows from its construction. Both halves are parent-gene sequence, so each parent matches roughly half the oligonucleotide — mostly outside the mismatch budget of a conventional off-target search, though not for every design. That parent liability is the one this work screens for directly. RNase-H1 does not require the whole duplex, only that the gap be paired. That premise is adopted here rather than established. Its length requirement is reported as a DNA gap of at least six nucleotides, with seven to ten the working range[13]; the screen below counts a liability only at ten contiguous base pairs of duplex through that gap, a length of hybrid rather than a count of gap nucleotides. Whether a wild-type parent pairs the catalytic gap contiguously is therefore a separate question from overall similarity, and it is the one this work puts to all 190 designs. That direction is adopted here rather than retrieved: off-target effects are taken to be seen more often where an oligonucleotide's mismatches fall in its wings than in its central gap. An industry working group's 2025 off-target recommendations[14] set five steps; only the first is even partly in silico, pairing complementarity prediction with transcriptomics. This work performs the in-silico half of the first step and stops there; the margin measurement of the third is what the Discussion specifies, against the wild-type parent the panel screen below identifies as the liability.</w:t>
       </w:r>
     </w:p>
     <w:p>
@@ -761,7 +761,7 @@
       </w:pPr>
       <w:r>
         <w:rPr/>
-        <w:t>Lengthening the catalytic gap does not remove this liability, because every base inside the gap comes from the donor or the acceptor exon. Across three geometries the liable count holds at 87, 88 and 87 while the panel grows from 190 designs to 266 and 342, so the rate falls from 45.8% to 33.1% and 25.4%: a longer gap buys margin per design without removing the liability. At 5-10-5 pairing the whole gap already demands ten base pairs, more than the seven-to-ten the enzyme is reported to need, so a shorter run that could still license cleavage goes uncounted and that last figure is a floor; the deposit gives the series.</w:t>
+        <w:t>Lengthening the catalytic gap does not remove this liability, because every base inside the gap comes from the donor or the acceptor exon. Across three geometries the liable count holds at 87, 88 and 87 while the panel grows from 190 designs to 266 and 342, so the rate falls from 45.8% to 33.1% and 25.4%: a longer gap buys margin per design without removing the liability. At 5-10-5 pairing the whole gap already demands ten base pairs, the top of the seven-to-ten the enzyme is reported to need, so a shorter run that could still license cleavage goes uncounted and that last figure is a floor; the deposit gives the series.</w:t>
       </w:r>
     </w:p>
     <w:p>

--- a/research/manuscripts/aso/fusion-junction-aso-journal-article-manuscript.docx
+++ b/research/manuscripts/aso/fusion-junction-aso-journal-article-manuscript.docx
@@ -761,7 +761,7 @@
       </w:pPr>
       <w:r>
         <w:rPr/>
-        <w:t>Lengthening the catalytic gap does not remove this liability, because every base inside the gap comes from the donor or the acceptor exon. Across three geometries the liable count holds at 87, 88 and 87 while the panel grows from 190 designs to 266 and 342, so the rate falls from 45.8% to 33.1% and 25.4%: a longer gap buys margin per design without removing the liability. At 5-10-5 pairing the whole gap already demands ten base pairs, the top of the seven-to-ten the enzyme is reported to need, so a shorter run that could still license cleavage goes uncounted and that last figure is a floor; the deposit gives the series.</w:t>
+        <w:t>Lengthening the catalytic gap does not remove this liability, because every base inside the gap comes from the donor or the acceptor exon. Across three geometries the liable count holds at 87, 88 and 87 while the panel grows from 190 designs to 266 and 342, so the rate falls from 45.8% to 33.1% and 25.4%: a longer gap buys margin per design without removing the liability. At 5-10-5 pairing the whole gap already demands ten base pairs, the top of the seven-to-ten the enzyme is reported to prefer, so a shorter run that could still license cleavage goes uncounted and that last figure is a floor; the deposit gives the series.</w:t>
       </w:r>
     </w:p>
     <w:p>

--- a/research/manuscripts/aso/fusion-junction-aso-journal-article-manuscript.docx
+++ b/research/manuscripts/aso/fusion-junction-aso-journal-article-manuscript.docx
@@ -1533,7 +1533,7 @@
           <w:rPr>
             <w:rStyle w:val="Hyperlink"/>
           </w:rPr>
-          <w:t>doi:10.5281/zenodo.22182180</w:t>
+          <w:t>doi:10.5281/zenodo.22229096</w:t>
         </w:r>
       </w:hyperlink>
       <w:r>
